--- a/docs/TZ.docx
+++ b/docs/TZ.docx
@@ -4332,31 +4332,7 @@
           <w14:ligatures w14:val="none"/>
         </w:rPr>
         <w:tab/>
-        <w:t xml:space="preserve">Заказчиком работ является: кандидат технических наук, доцент кафедры компьютерных систем в управлении и проектировании (КСУП) </w:t>
-      </w:r>
-      <w:proofErr w:type="spellStart"/>
-      <w:r>
-        <w:rPr>
-          <w:rFonts w:ascii="Times New Roman" w:eastAsia="SimSun" w:hAnsi="Times New Roman" w:cs="Times New Roman"/>
-          <w:kern w:val="0"/>
-          <w:sz w:val="28"/>
-          <w:szCs w:val="28"/>
-          <w:lang w:eastAsia="zh-CN"/>
-          <w14:ligatures w14:val="none"/>
-        </w:rPr>
-        <w:t>Калентьев</w:t>
-      </w:r>
-      <w:proofErr w:type="spellEnd"/>
-      <w:r>
-        <w:rPr>
-          <w:rFonts w:ascii="Times New Roman" w:eastAsia="SimSun" w:hAnsi="Times New Roman" w:cs="Times New Roman"/>
-          <w:kern w:val="0"/>
-          <w:sz w:val="28"/>
-          <w:szCs w:val="28"/>
-          <w:lang w:eastAsia="zh-CN"/>
-          <w14:ligatures w14:val="none"/>
-        </w:rPr>
-        <w:t xml:space="preserve"> Алексей Анатольевич. </w:t>
+        <w:t xml:space="preserve">Заказчиком работ является: кандидат технических наук, доцент кафедры компьютерных систем в управлении и проектировании (КСУП) Калентьев Алексей Анатольевич. </w:t>
       </w:r>
     </w:p>
     <w:p>
@@ -5181,6 +5157,7 @@
       <w:r>
         <w:rPr>
           <w:rFonts w:ascii="Calibri" w:eastAsia="SimSun" w:hAnsi="Calibri" w:cs="Times New Roman"/>
+          <w:noProof/>
           <w:kern w:val="0"/>
           <w:sz w:val="20"/>
           <w:szCs w:val="20"/>
@@ -6347,20 +6324,7 @@
           <w:lang w:eastAsia="zh-CN"/>
           <w14:ligatures w14:val="none"/>
         </w:rPr>
-        <w:t xml:space="preserve">Толщина диска фланца </w:t>
-      </w:r>
-      <w:proofErr w:type="gramStart"/>
-      <w:r>
-        <w:rPr>
-          <w:rFonts w:ascii="Times New Roman" w:eastAsia="SimSun" w:hAnsi="Times New Roman" w:cs="Times New Roman"/>
-          <w:b/>
-          <w:kern w:val="0"/>
-          <w:sz w:val="28"/>
-          <w:szCs w:val="28"/>
-          <w:lang w:eastAsia="zh-CN"/>
-          <w14:ligatures w14:val="none"/>
-        </w:rPr>
-        <w:t xml:space="preserve">М </w:t>
+        <w:t xml:space="preserve">Толщина диска фланца М </w:t>
       </w:r>
       <w:r>
         <w:rPr>
@@ -6372,20 +6336,7 @@
           <w:lang w:eastAsia="zh-CN"/>
           <w14:ligatures w14:val="none"/>
         </w:rPr>
-        <w:t xml:space="preserve"> (</w:t>
-      </w:r>
-      <w:proofErr w:type="gramEnd"/>
-      <w:r>
-        <w:rPr>
-          <w:rFonts w:ascii="Times New Roman" w:eastAsia="SimSun" w:hAnsi="Times New Roman" w:cs="Times New Roman"/>
-          <w:bCs/>
-          <w:kern w:val="0"/>
-          <w:sz w:val="28"/>
-          <w:szCs w:val="28"/>
-          <w:lang w:eastAsia="zh-CN"/>
-          <w14:ligatures w14:val="none"/>
-        </w:rPr>
-        <w:t xml:space="preserve">от </w:t>
+        <w:t xml:space="preserve"> (от </w:t>
       </w:r>
       <w:r>
         <w:rPr>
@@ -7122,31 +7073,7 @@
           <w:lang w:eastAsia="zh-CN"/>
           <w14:ligatures w14:val="none"/>
         </w:rPr>
-        <w:t xml:space="preserve">Пользовательские интерфейсы для всех подсистем, разработанных в рамках создания системы должны быть выполнены в виде </w:t>
-      </w:r>
-      <w:proofErr w:type="spellStart"/>
-      <w:r>
-        <w:rPr>
-          <w:rFonts w:ascii="Times New Roman" w:eastAsia="SimSun" w:hAnsi="Times New Roman" w:cs="Times New Roman"/>
-          <w:kern w:val="0"/>
-          <w:sz w:val="28"/>
-          <w:szCs w:val="28"/>
-          <w:lang w:eastAsia="zh-CN"/>
-          <w14:ligatures w14:val="none"/>
-        </w:rPr>
-        <w:t>desktop</w:t>
-      </w:r>
-      <w:proofErr w:type="spellEnd"/>
-      <w:r>
-        <w:rPr>
-          <w:rFonts w:ascii="Times New Roman" w:eastAsia="SimSun" w:hAnsi="Times New Roman" w:cs="Times New Roman"/>
-          <w:kern w:val="0"/>
-          <w:sz w:val="28"/>
-          <w:szCs w:val="28"/>
-          <w:lang w:eastAsia="zh-CN"/>
-          <w14:ligatures w14:val="none"/>
-        </w:rPr>
-        <w:t>-интерфейсов с помощью фреймворков Windows</w:t>
+        <w:t>Пользовательские интерфейсы для всех подсистем, разработанных в рамках создания системы должны быть выполнены в виде desktop-интерфейсов с помощью фреймворков Windows</w:t>
       </w:r>
       <w:r>
         <w:rPr>
@@ -7159,29 +7086,16 @@
         </w:rPr>
         <w:t> </w:t>
       </w:r>
-      <w:proofErr w:type="spellStart"/>
-      <w:r>
-        <w:rPr>
-          <w:rFonts w:ascii="Times New Roman" w:eastAsia="SimSun" w:hAnsi="Times New Roman" w:cs="Times New Roman"/>
-          <w:kern w:val="0"/>
-          <w:sz w:val="28"/>
-          <w:szCs w:val="28"/>
-          <w:lang w:eastAsia="zh-CN"/>
-          <w14:ligatures w14:val="none"/>
-        </w:rPr>
-        <w:t>Forms</w:t>
-      </w:r>
-      <w:proofErr w:type="spellEnd"/>
-      <w:r>
-        <w:rPr>
-          <w:rFonts w:ascii="Times New Roman" w:eastAsia="SimSun" w:hAnsi="Times New Roman" w:cs="Times New Roman"/>
-          <w:kern w:val="0"/>
-          <w:sz w:val="28"/>
-          <w:szCs w:val="28"/>
-          <w:lang w:eastAsia="zh-CN"/>
-          <w14:ligatures w14:val="none"/>
-        </w:rPr>
-        <w:t>, WPF или аналогичных им, позволяющих создавать пользовательские интерфейсы для ОС Windows 10 и выше.</w:t>
+      <w:r>
+        <w:rPr>
+          <w:rFonts w:ascii="Times New Roman" w:eastAsia="SimSun" w:hAnsi="Times New Roman" w:cs="Times New Roman"/>
+          <w:kern w:val="0"/>
+          <w:sz w:val="28"/>
+          <w:szCs w:val="28"/>
+          <w:lang w:eastAsia="zh-CN"/>
+          <w14:ligatures w14:val="none"/>
+        </w:rPr>
+        <w:t>Forms, WPF или аналогичных им, позволяющих создавать пользовательские интерфейсы для ОС Windows 10 и выше.</w:t>
       </w:r>
     </w:p>
     <w:p>
@@ -7207,31 +7121,7 @@
           <w:lang w:eastAsia="zh-CN"/>
           <w14:ligatures w14:val="none"/>
         </w:rPr>
-        <w:t xml:space="preserve">Элементы интерфейса должны отвечать рекомендациям по вёрстке интерфейсов </w:t>
-      </w:r>
-      <w:proofErr w:type="spellStart"/>
-      <w:r>
-        <w:rPr>
-          <w:rFonts w:ascii="Times New Roman" w:eastAsia="SimSun" w:hAnsi="Times New Roman" w:cs="Times New Roman"/>
-          <w:kern w:val="0"/>
-          <w:sz w:val="28"/>
-          <w:szCs w:val="28"/>
-          <w:lang w:eastAsia="zh-CN"/>
-          <w14:ligatures w14:val="none"/>
-        </w:rPr>
-        <w:t>desktop</w:t>
-      </w:r>
-      <w:proofErr w:type="spellEnd"/>
-      <w:r>
-        <w:rPr>
-          <w:rFonts w:ascii="Times New Roman" w:eastAsia="SimSun" w:hAnsi="Times New Roman" w:cs="Times New Roman"/>
-          <w:kern w:val="0"/>
-          <w:sz w:val="28"/>
-          <w:szCs w:val="28"/>
-          <w:lang w:eastAsia="zh-CN"/>
-          <w14:ligatures w14:val="none"/>
-        </w:rPr>
-        <w:t>-приложений указанным в источнике [1].</w:t>
+        <w:t>Элементы интерфейса должны отвечать рекомендациям по вёрстке интерфейсов desktop-приложений указанным в источнике [1].</w:t>
       </w:r>
     </w:p>
     <w:p>
@@ -7741,18 +7631,7 @@
           <w:lang w:eastAsia="zh-CN"/>
           <w14:ligatures w14:val="none"/>
         </w:rPr>
-        <w:t>рубный фланец с патрубком — это соединительная деталь трубопровода, представляющая собой деталь вращения, состоящую из основного опорного диска с крепежными отверстиями и приварного цилиндрического патрубка. Конструктивно деталь формируется соосными цилиндрическими элементами, образующими внешне ступенчатую форму, и сквозным внутренним каналом для прохода рабочей среды.</w:t>
-      </w:r>
-      <w:r>
-        <w:rPr>
-          <w:rFonts w:ascii="Times New Roman" w:eastAsia="SimSun" w:hAnsi="Times New Roman" w:cs="Times New Roman"/>
-          <w:kern w:val="0"/>
-          <w:sz w:val="28"/>
-          <w:szCs w:val="28"/>
-          <w:lang w:eastAsia="zh-CN"/>
-          <w14:ligatures w14:val="none"/>
-        </w:rPr>
-        <w:t xml:space="preserve"> </w:t>
+        <w:t xml:space="preserve">рубный фланец с патрубком — это соединительная деталь трубопровода, представляющая собой деталь вращения, состоящую из основного опорного диска с крепежными отверстиями и приварного цилиндрического патрубка. Конструктивно деталь формируется соосными цилиндрическими элементами, образующими внешне ступенчатую форму, и сквозным внутренним каналом для прохода рабочей среды. </w:t>
       </w:r>
       <w:r>
         <w:rPr>
@@ -8242,31 +8121,7 @@
           <w:lang w:eastAsia="zh-CN"/>
           <w14:ligatures w14:val="none"/>
         </w:rPr>
-        <w:t xml:space="preserve">Autodesk </w:t>
-      </w:r>
-      <w:proofErr w:type="spellStart"/>
-      <w:r>
-        <w:rPr>
-          <w:rFonts w:ascii="Times New Roman" w:eastAsia="SimSun" w:hAnsi="Times New Roman" w:cs="Times New Roman"/>
-          <w:kern w:val="0"/>
-          <w:sz w:val="28"/>
-          <w:szCs w:val="28"/>
-          <w:lang w:eastAsia="zh-CN"/>
-          <w14:ligatures w14:val="none"/>
-        </w:rPr>
-        <w:t>Inventor</w:t>
-      </w:r>
-      <w:proofErr w:type="spellEnd"/>
-      <w:r>
-        <w:rPr>
-          <w:rFonts w:ascii="Times New Roman" w:eastAsia="SimSun" w:hAnsi="Times New Roman" w:cs="Times New Roman"/>
-          <w:kern w:val="0"/>
-          <w:sz w:val="28"/>
-          <w:szCs w:val="28"/>
-          <w:lang w:eastAsia="zh-CN"/>
-          <w14:ligatures w14:val="none"/>
-        </w:rPr>
-        <w:t xml:space="preserve"> </w:t>
+        <w:t xml:space="preserve">Autodesk Inventor </w:t>
       </w:r>
       <w:r>
         <w:rPr>
@@ -8498,31 +8353,7 @@
           <w:lang w:eastAsia="zh-CN"/>
           <w14:ligatures w14:val="none"/>
         </w:rPr>
-        <w:t xml:space="preserve">− Видеоадаптер с минимальным разрешением WXGA (1366 на 768 </w:t>
-      </w:r>
-      <w:proofErr w:type="gramStart"/>
-      <w:r>
-        <w:rPr>
-          <w:rFonts w:ascii="Times New Roman" w:eastAsia="SimSun" w:hAnsi="Times New Roman" w:cs="Times New Roman"/>
-          <w:kern w:val="0"/>
-          <w:sz w:val="28"/>
-          <w:szCs w:val="28"/>
-          <w:lang w:eastAsia="zh-CN"/>
-          <w14:ligatures w14:val="none"/>
-        </w:rPr>
-        <w:t>пикселей)[</w:t>
-      </w:r>
-      <w:proofErr w:type="gramEnd"/>
-      <w:r>
-        <w:rPr>
-          <w:rFonts w:ascii="Times New Roman" w:eastAsia="SimSun" w:hAnsi="Times New Roman" w:cs="Times New Roman"/>
-          <w:kern w:val="0"/>
-          <w:sz w:val="28"/>
-          <w:szCs w:val="28"/>
-          <w:lang w:eastAsia="zh-CN"/>
-          <w14:ligatures w14:val="none"/>
-        </w:rPr>
-        <w:t xml:space="preserve">10]; </w:t>
+        <w:t xml:space="preserve">− Видеоадаптер с минимальным разрешением WXGA (1366 на 768 пикселей)[10]; </w:t>
       </w:r>
     </w:p>
     <w:p>
@@ -8891,21 +8722,8 @@
           <w:lang w:eastAsia="zh-CN"/>
           <w14:ligatures w14:val="none"/>
         </w:rPr>
-        <w:t xml:space="preserve">Autodesk </w:t>
-      </w:r>
-      <w:proofErr w:type="spellStart"/>
-      <w:r>
-        <w:rPr>
-          <w:rFonts w:ascii="Times New Roman" w:eastAsia="SimSun" w:hAnsi="Times New Roman" w:cs="Times New Roman"/>
-          <w:kern w:val="0"/>
-          <w:sz w:val="28"/>
-          <w:szCs w:val="28"/>
-          <w:lang w:eastAsia="zh-CN"/>
-          <w14:ligatures w14:val="none"/>
-        </w:rPr>
-        <w:t>Inventor</w:t>
-      </w:r>
-      <w:proofErr w:type="spellEnd"/>
+        <w:t>Autodesk Inventor</w:t>
+      </w:r>
       <w:r>
         <w:rPr>
           <w:rFonts w:ascii="Times New Roman" w:eastAsia="SimSun" w:hAnsi="Times New Roman" w:cs="Times New Roman"/>
@@ -8997,21 +8815,8 @@
           <w:lang w:eastAsia="zh-CN"/>
           <w14:ligatures w14:val="none"/>
         </w:rPr>
-        <w:t xml:space="preserve">Autodesk </w:t>
-      </w:r>
-      <w:proofErr w:type="spellStart"/>
-      <w:r>
-        <w:rPr>
-          <w:rFonts w:ascii="Times New Roman" w:eastAsia="SimSun" w:hAnsi="Times New Roman" w:cs="Times New Roman"/>
-          <w:kern w:val="0"/>
-          <w:sz w:val="28"/>
-          <w:szCs w:val="28"/>
-          <w:lang w:eastAsia="zh-CN"/>
-          <w14:ligatures w14:val="none"/>
-        </w:rPr>
-        <w:t>Inventor</w:t>
-      </w:r>
-      <w:proofErr w:type="spellEnd"/>
+        <w:t>Autodesk Inventor</w:t>
+      </w:r>
       <w:r>
         <w:rPr>
           <w:rFonts w:ascii="Times New Roman" w:eastAsia="SimSun" w:hAnsi="Times New Roman" w:cs="Times New Roman"/>
@@ -10773,21 +10578,8 @@
           <w:lang w:eastAsia="zh-CN"/>
           <w14:ligatures w14:val="none"/>
         </w:rPr>
-        <w:t xml:space="preserve">Autodesk </w:t>
-      </w:r>
-      <w:proofErr w:type="spellStart"/>
-      <w:r>
-        <w:rPr>
-          <w:rFonts w:ascii="Times New Roman" w:eastAsia="SimSun" w:hAnsi="Times New Roman" w:cs="Times New Roman"/>
-          <w:kern w:val="0"/>
-          <w:sz w:val="28"/>
-          <w:szCs w:val="28"/>
-          <w:lang w:eastAsia="zh-CN"/>
-          <w14:ligatures w14:val="none"/>
-        </w:rPr>
-        <w:t>Inventor</w:t>
-      </w:r>
-      <w:proofErr w:type="spellEnd"/>
+        <w:t>Autodesk Inventor</w:t>
+      </w:r>
       <w:r>
         <w:rPr>
           <w:rFonts w:ascii="Times New Roman" w:eastAsia="SimSun" w:hAnsi="Times New Roman" w:cs="Times New Roman"/>
@@ -10926,31 +10718,7 @@
           <w:lang w:eastAsia="zh-CN"/>
           <w14:ligatures w14:val="none"/>
         </w:rPr>
-        <w:t xml:space="preserve">правочная документация Autodesk </w:t>
-      </w:r>
-      <w:proofErr w:type="spellStart"/>
-      <w:r>
-        <w:rPr>
-          <w:rFonts w:ascii="Times New Roman" w:eastAsia="SimSun" w:hAnsi="Times New Roman" w:cs="Times New Roman"/>
-          <w:kern w:val="0"/>
-          <w:sz w:val="28"/>
-          <w:szCs w:val="28"/>
-          <w:lang w:eastAsia="zh-CN"/>
-          <w14:ligatures w14:val="none"/>
-        </w:rPr>
-        <w:t>Inventor</w:t>
-      </w:r>
-      <w:proofErr w:type="spellEnd"/>
-      <w:r>
-        <w:rPr>
-          <w:rFonts w:ascii="Times New Roman" w:eastAsia="SimSun" w:hAnsi="Times New Roman" w:cs="Times New Roman"/>
-          <w:kern w:val="0"/>
-          <w:sz w:val="28"/>
-          <w:szCs w:val="28"/>
-          <w:lang w:eastAsia="zh-CN"/>
-          <w14:ligatures w14:val="none"/>
-        </w:rPr>
-        <w:t xml:space="preserve"> API</w:t>
+        <w:t>правочная документация Autodesk Inventor API</w:t>
       </w:r>
     </w:p>
     <w:p>
@@ -11013,19 +10781,7 @@
           <w:lang w:eastAsia="zh-CN"/>
           <w14:ligatures w14:val="none"/>
         </w:rPr>
-        <w:t>33259-2015</w:t>
-      </w:r>
-      <w:r>
-        <w:rPr>
-          <w:rFonts w:ascii="Times New Roman" w:eastAsia="SimSun" w:hAnsi="Times New Roman" w:cs="Times New Roman"/>
-          <w:kern w:val="0"/>
-          <w:sz w:val="28"/>
-          <w:szCs w:val="28"/>
-          <w:shd w:val="clear" w:color="auto" w:fill="FFFFFF"/>
-          <w:lang w:eastAsia="zh-CN"/>
-          <w14:ligatures w14:val="none"/>
-        </w:rPr>
-        <w:t xml:space="preserve"> </w:t>
+        <w:t xml:space="preserve">33259-2015 </w:t>
       </w:r>
       <w:r>
         <w:rPr>
@@ -12433,55 +12189,7 @@
           <w:lang w:eastAsia="zh-CN"/>
           <w14:ligatures w14:val="none"/>
         </w:rPr>
-        <w:t>Нижеперечисленные документы к АС предоставляются в электронном виде в форматах .</w:t>
-      </w:r>
-      <w:proofErr w:type="spellStart"/>
-      <w:r>
-        <w:rPr>
-          <w:rFonts w:ascii="Times New Roman" w:eastAsia="SimSun" w:hAnsi="Times New Roman" w:cs="Times New Roman"/>
-          <w:kern w:val="0"/>
-          <w:sz w:val="28"/>
-          <w:szCs w:val="28"/>
-          <w:lang w:eastAsia="zh-CN"/>
-          <w14:ligatures w14:val="none"/>
-        </w:rPr>
-        <w:t>docx</w:t>
-      </w:r>
-      <w:proofErr w:type="spellEnd"/>
-      <w:r>
-        <w:rPr>
-          <w:rFonts w:ascii="Times New Roman" w:eastAsia="SimSun" w:hAnsi="Times New Roman" w:cs="Times New Roman"/>
-          <w:kern w:val="0"/>
-          <w:sz w:val="28"/>
-          <w:szCs w:val="28"/>
-          <w:lang w:eastAsia="zh-CN"/>
-          <w14:ligatures w14:val="none"/>
-        </w:rPr>
-        <w:t xml:space="preserve"> и .</w:t>
-      </w:r>
-      <w:proofErr w:type="spellStart"/>
-      <w:r>
-        <w:rPr>
-          <w:rFonts w:ascii="Times New Roman" w:eastAsia="SimSun" w:hAnsi="Times New Roman" w:cs="Times New Roman"/>
-          <w:kern w:val="0"/>
-          <w:sz w:val="28"/>
-          <w:szCs w:val="28"/>
-          <w:lang w:eastAsia="zh-CN"/>
-          <w14:ligatures w14:val="none"/>
-        </w:rPr>
-        <w:t>pdf</w:t>
-      </w:r>
-      <w:proofErr w:type="spellEnd"/>
-      <w:r>
-        <w:rPr>
-          <w:rFonts w:ascii="Times New Roman" w:eastAsia="SimSun" w:hAnsi="Times New Roman" w:cs="Times New Roman"/>
-          <w:kern w:val="0"/>
-          <w:sz w:val="28"/>
-          <w:szCs w:val="28"/>
-          <w:lang w:eastAsia="zh-CN"/>
-          <w14:ligatures w14:val="none"/>
-        </w:rPr>
-        <w:t xml:space="preserve"> по одному экземпляру каждый </w:t>
+        <w:t xml:space="preserve">Нижеперечисленные документы к АС предоставляются в электронном виде в форматах .docx и .pdf по одному экземпляру каждый </w:t>
       </w:r>
     </w:p>
     <w:p>
@@ -12775,31 +12483,7 @@
           <w:lang w:eastAsia="zh-CN"/>
           <w14:ligatures w14:val="none"/>
         </w:rPr>
-        <w:t xml:space="preserve">− шрифт – Times New </w:t>
-      </w:r>
-      <w:proofErr w:type="spellStart"/>
-      <w:r>
-        <w:rPr>
-          <w:rFonts w:ascii="Times New Roman" w:eastAsia="SimSun" w:hAnsi="Times New Roman" w:cs="Times New Roman"/>
-          <w:kern w:val="0"/>
-          <w:sz w:val="28"/>
-          <w:szCs w:val="28"/>
-          <w:lang w:eastAsia="zh-CN"/>
-          <w14:ligatures w14:val="none"/>
-        </w:rPr>
-        <w:t>Roman</w:t>
-      </w:r>
-      <w:proofErr w:type="spellEnd"/>
-      <w:r>
-        <w:rPr>
-          <w:rFonts w:ascii="Times New Roman" w:eastAsia="SimSun" w:hAnsi="Times New Roman" w:cs="Times New Roman"/>
-          <w:kern w:val="0"/>
-          <w:sz w:val="28"/>
-          <w:szCs w:val="28"/>
-          <w:lang w:eastAsia="zh-CN"/>
-          <w14:ligatures w14:val="none"/>
-        </w:rPr>
-        <w:t xml:space="preserve"> 14; </w:t>
+        <w:t xml:space="preserve">− шрифт – Times New Roman 14; </w:t>
       </w:r>
     </w:p>
     <w:p>
@@ -13035,103 +12719,7 @@
           <w:lang w:eastAsia="zh-CN"/>
           <w14:ligatures w14:val="none"/>
         </w:rPr>
-        <w:t xml:space="preserve">Новые технологии в </w:t>
-      </w:r>
-      <w:proofErr w:type="gramStart"/>
-      <w:r>
-        <w:rPr>
-          <w:rFonts w:ascii="Times New Roman" w:eastAsia="SimSun" w:hAnsi="Times New Roman" w:cs="Times New Roman"/>
-          <w:kern w:val="0"/>
-          <w:sz w:val="28"/>
-          <w:szCs w:val="28"/>
-          <w:lang w:eastAsia="zh-CN"/>
-          <w14:ligatures w14:val="none"/>
-        </w:rPr>
-        <w:t>программировании :</w:t>
-      </w:r>
-      <w:proofErr w:type="gramEnd"/>
-      <w:r>
-        <w:rPr>
-          <w:rFonts w:ascii="Times New Roman" w:eastAsia="SimSun" w:hAnsi="Times New Roman" w:cs="Times New Roman"/>
-          <w:kern w:val="0"/>
-          <w:sz w:val="28"/>
-          <w:szCs w:val="28"/>
-          <w:lang w:eastAsia="zh-CN"/>
-          <w14:ligatures w14:val="none"/>
-        </w:rPr>
-        <w:t xml:space="preserve"> учебное пособие / А. А. </w:t>
-      </w:r>
-      <w:proofErr w:type="spellStart"/>
-      <w:r>
-        <w:rPr>
-          <w:rFonts w:ascii="Times New Roman" w:eastAsia="SimSun" w:hAnsi="Times New Roman" w:cs="Times New Roman"/>
-          <w:kern w:val="0"/>
-          <w:sz w:val="28"/>
-          <w:szCs w:val="28"/>
-          <w:lang w:eastAsia="zh-CN"/>
-          <w14:ligatures w14:val="none"/>
-        </w:rPr>
-        <w:t>Калентьев</w:t>
-      </w:r>
-      <w:proofErr w:type="spellEnd"/>
-      <w:r>
-        <w:rPr>
-          <w:rFonts w:ascii="Times New Roman" w:eastAsia="SimSun" w:hAnsi="Times New Roman" w:cs="Times New Roman"/>
-          <w:kern w:val="0"/>
-          <w:sz w:val="28"/>
-          <w:szCs w:val="28"/>
-          <w:lang w:eastAsia="zh-CN"/>
-          <w14:ligatures w14:val="none"/>
-        </w:rPr>
-        <w:t xml:space="preserve">, Д. В. </w:t>
-      </w:r>
-      <w:proofErr w:type="spellStart"/>
-      <w:r>
-        <w:rPr>
-          <w:rFonts w:ascii="Times New Roman" w:eastAsia="SimSun" w:hAnsi="Times New Roman" w:cs="Times New Roman"/>
-          <w:kern w:val="0"/>
-          <w:sz w:val="28"/>
-          <w:szCs w:val="28"/>
-          <w:lang w:eastAsia="zh-CN"/>
-          <w14:ligatures w14:val="none"/>
-        </w:rPr>
-        <w:t>Гарайс</w:t>
-      </w:r>
-      <w:proofErr w:type="spellEnd"/>
-      <w:r>
-        <w:rPr>
-          <w:rFonts w:ascii="Times New Roman" w:eastAsia="SimSun" w:hAnsi="Times New Roman" w:cs="Times New Roman"/>
-          <w:kern w:val="0"/>
-          <w:sz w:val="28"/>
-          <w:szCs w:val="28"/>
-          <w:lang w:eastAsia="zh-CN"/>
-          <w14:ligatures w14:val="none"/>
-        </w:rPr>
-        <w:t xml:space="preserve">, А. Е. Горяинов — </w:t>
-      </w:r>
-      <w:proofErr w:type="gramStart"/>
-      <w:r>
-        <w:rPr>
-          <w:rFonts w:ascii="Times New Roman" w:eastAsia="SimSun" w:hAnsi="Times New Roman" w:cs="Times New Roman"/>
-          <w:kern w:val="0"/>
-          <w:sz w:val="28"/>
-          <w:szCs w:val="28"/>
-          <w:lang w:eastAsia="zh-CN"/>
-          <w14:ligatures w14:val="none"/>
-        </w:rPr>
-        <w:t>Томск :</w:t>
-      </w:r>
-      <w:proofErr w:type="gramEnd"/>
-      <w:r>
-        <w:rPr>
-          <w:rFonts w:ascii="Times New Roman" w:eastAsia="SimSun" w:hAnsi="Times New Roman" w:cs="Times New Roman"/>
-          <w:kern w:val="0"/>
-          <w:sz w:val="28"/>
-          <w:szCs w:val="28"/>
-          <w:lang w:eastAsia="zh-CN"/>
-          <w14:ligatures w14:val="none"/>
-        </w:rPr>
-        <w:t xml:space="preserve"> Эль Контент, 2014. — 176 с. </w:t>
+        <w:t xml:space="preserve">Новые технологии в программировании : учебное пособие / А. А. Калентьев, Д. В. Гарайс, А. Е. Горяинов — Томск : Эль Контент, 2014. — 176 с. </w:t>
       </w:r>
     </w:p>
     <w:p>
@@ -13311,103 +12899,7 @@
           <w:lang w:eastAsia="zh-CN"/>
           <w14:ligatures w14:val="none"/>
         </w:rPr>
-        <w:t>Введение в UML от создателей языка [Текст</w:t>
-      </w:r>
-      <w:proofErr w:type="gramStart"/>
-      <w:r>
-        <w:rPr>
-          <w:rFonts w:ascii="Times New Roman" w:eastAsia="SimSun" w:hAnsi="Times New Roman" w:cs="Times New Roman"/>
-          <w:kern w:val="0"/>
-          <w:sz w:val="28"/>
-          <w:szCs w:val="28"/>
-          <w:lang w:eastAsia="zh-CN"/>
-          <w14:ligatures w14:val="none"/>
-        </w:rPr>
-        <w:t>] :</w:t>
-      </w:r>
-      <w:proofErr w:type="gramEnd"/>
-      <w:r>
-        <w:rPr>
-          <w:rFonts w:ascii="Times New Roman" w:eastAsia="SimSun" w:hAnsi="Times New Roman" w:cs="Times New Roman"/>
-          <w:kern w:val="0"/>
-          <w:sz w:val="28"/>
-          <w:szCs w:val="28"/>
-          <w:lang w:eastAsia="zh-CN"/>
-          <w14:ligatures w14:val="none"/>
-        </w:rPr>
-        <w:t xml:space="preserve"> руководство пользователя / Г. Буч, Д. Рамбо, И. Якобсон. - 2-е изд. - </w:t>
-      </w:r>
-      <w:proofErr w:type="gramStart"/>
-      <w:r>
-        <w:rPr>
-          <w:rFonts w:ascii="Times New Roman" w:eastAsia="SimSun" w:hAnsi="Times New Roman" w:cs="Times New Roman"/>
-          <w:kern w:val="0"/>
-          <w:sz w:val="28"/>
-          <w:szCs w:val="28"/>
-          <w:lang w:eastAsia="zh-CN"/>
-          <w14:ligatures w14:val="none"/>
-        </w:rPr>
-        <w:t>М. :</w:t>
-      </w:r>
-      <w:proofErr w:type="gramEnd"/>
-      <w:r>
-        <w:rPr>
-          <w:rFonts w:ascii="Times New Roman" w:eastAsia="SimSun" w:hAnsi="Times New Roman" w:cs="Times New Roman"/>
-          <w:kern w:val="0"/>
-          <w:sz w:val="28"/>
-          <w:szCs w:val="28"/>
-          <w:lang w:eastAsia="zh-CN"/>
-          <w14:ligatures w14:val="none"/>
-        </w:rPr>
-        <w:t xml:space="preserve"> ДМК Пресс, 2012. - 494 </w:t>
-      </w:r>
-      <w:proofErr w:type="gramStart"/>
-      <w:r>
-        <w:rPr>
-          <w:rFonts w:ascii="Times New Roman" w:eastAsia="SimSun" w:hAnsi="Times New Roman" w:cs="Times New Roman"/>
-          <w:kern w:val="0"/>
-          <w:sz w:val="28"/>
-          <w:szCs w:val="28"/>
-          <w:lang w:eastAsia="zh-CN"/>
-          <w14:ligatures w14:val="none"/>
-        </w:rPr>
-        <w:t>с. :</w:t>
-      </w:r>
-      <w:proofErr w:type="gramEnd"/>
-      <w:r>
-        <w:rPr>
-          <w:rFonts w:ascii="Times New Roman" w:eastAsia="SimSun" w:hAnsi="Times New Roman" w:cs="Times New Roman"/>
-          <w:kern w:val="0"/>
-          <w:sz w:val="28"/>
-          <w:szCs w:val="28"/>
-          <w:lang w:eastAsia="zh-CN"/>
-          <w14:ligatures w14:val="none"/>
-        </w:rPr>
-        <w:t xml:space="preserve"> ил. - (Классика программирования). - </w:t>
-      </w:r>
-      <w:proofErr w:type="spellStart"/>
-      <w:r>
-        <w:rPr>
-          <w:rFonts w:ascii="Times New Roman" w:eastAsia="SimSun" w:hAnsi="Times New Roman" w:cs="Times New Roman"/>
-          <w:kern w:val="0"/>
-          <w:sz w:val="28"/>
-          <w:szCs w:val="28"/>
-          <w:lang w:eastAsia="zh-CN"/>
-          <w14:ligatures w14:val="none"/>
-        </w:rPr>
-        <w:t>Предм</w:t>
-      </w:r>
-      <w:proofErr w:type="spellEnd"/>
-      <w:r>
-        <w:rPr>
-          <w:rFonts w:ascii="Times New Roman" w:eastAsia="SimSun" w:hAnsi="Times New Roman" w:cs="Times New Roman"/>
-          <w:kern w:val="0"/>
-          <w:sz w:val="28"/>
-          <w:szCs w:val="28"/>
-          <w:lang w:eastAsia="zh-CN"/>
-          <w14:ligatures w14:val="none"/>
-        </w:rPr>
-        <w:t xml:space="preserve">. указ.: с. 483- 493. - ISBN 978-5-94074-644-7; </w:t>
+        <w:t xml:space="preserve">Введение в UML от создателей языка [Текст] : руководство пользователя / Г. Буч, Д. Рамбо, И. Якобсон. - 2-е изд. - М. : ДМК Пресс, 2012. - 494 с. : ил. - (Классика программирования). - Предм. указ.: с. 483- 493. - ISBN 978-5-94074-644-7; </w:t>
       </w:r>
     </w:p>
     <w:p>
@@ -13437,44 +12929,7 @@
           <w:lang w:eastAsia="zh-CN"/>
           <w14:ligatures w14:val="none"/>
         </w:rPr>
-        <w:t xml:space="preserve">Ли. К. Основы САПР (CAD/CAM/CAE). – </w:t>
-      </w:r>
-      <w:proofErr w:type="spellStart"/>
-      <w:r>
-        <w:rPr>
-          <w:rFonts w:ascii="Times New Roman" w:eastAsia="SimSun" w:hAnsi="Times New Roman" w:cs="Times New Roman"/>
-          <w:kern w:val="0"/>
-          <w:sz w:val="28"/>
-          <w:szCs w:val="28"/>
-          <w:lang w:eastAsia="zh-CN"/>
-          <w14:ligatures w14:val="none"/>
-        </w:rPr>
-        <w:t>Спб</w:t>
-      </w:r>
-      <w:proofErr w:type="spellEnd"/>
-      <w:proofErr w:type="gramStart"/>
-      <w:r>
-        <w:rPr>
-          <w:rFonts w:ascii="Times New Roman" w:eastAsia="SimSun" w:hAnsi="Times New Roman" w:cs="Times New Roman"/>
-          <w:kern w:val="0"/>
-          <w:sz w:val="28"/>
-          <w:szCs w:val="28"/>
-          <w:lang w:eastAsia="zh-CN"/>
-          <w14:ligatures w14:val="none"/>
-        </w:rPr>
-        <w:t>.:«</w:t>
-      </w:r>
-      <w:proofErr w:type="gramEnd"/>
-      <w:r>
-        <w:rPr>
-          <w:rFonts w:ascii="Times New Roman" w:eastAsia="SimSun" w:hAnsi="Times New Roman" w:cs="Times New Roman"/>
-          <w:kern w:val="0"/>
-          <w:sz w:val="28"/>
-          <w:szCs w:val="28"/>
-          <w:lang w:eastAsia="zh-CN"/>
-          <w14:ligatures w14:val="none"/>
-        </w:rPr>
-        <w:t>Питер», 2004. – 560с.</w:t>
+        <w:t>Ли. К. Основы САПР (CAD/CAM/CAE). – Спб.:«Питер», 2004. – 560с.</w:t>
       </w:r>
     </w:p>
     <w:p>
@@ -13518,18 +12973,100 @@
           <w:lang w:eastAsia="zh-CN"/>
           <w14:ligatures w14:val="none"/>
         </w:rPr>
-        <w:t xml:space="preserve">ГОСТ 16531-83 </w:t>
-      </w:r>
-      <w:r>
-        <w:rPr>
-          <w:rFonts w:ascii="Times New Roman" w:eastAsia="SimSun" w:hAnsi="Times New Roman" w:cs="Times New Roman"/>
-          <w:kern w:val="0"/>
-          <w:sz w:val="28"/>
-          <w:szCs w:val="28"/>
-          <w:lang w:eastAsia="zh-CN"/>
-          <w14:ligatures w14:val="none"/>
-        </w:rPr>
-        <w:t>«Международный стандарт. Передачи зубчатые цилиндрические. Термины, определения и обозначения»;</w:t>
+        <w:t xml:space="preserve">ГОСТ </w:t>
+      </w:r>
+      <w:r>
+        <w:rPr>
+          <w:rFonts w:ascii="Times New Roman" w:eastAsia="SimSun" w:hAnsi="Times New Roman" w:cs="Times New Roman"/>
+          <w:kern w:val="0"/>
+          <w:sz w:val="28"/>
+          <w:szCs w:val="28"/>
+          <w:shd w:val="clear" w:color="auto" w:fill="FFFFFF"/>
+          <w:lang w:eastAsia="zh-CN"/>
+          <w14:ligatures w14:val="none"/>
+        </w:rPr>
+        <w:t>1</w:t>
+      </w:r>
+      <w:r>
+        <w:rPr>
+          <w:rFonts w:ascii="Times New Roman" w:eastAsia="SimSun" w:hAnsi="Times New Roman" w:cs="Times New Roman"/>
+          <w:kern w:val="0"/>
+          <w:sz w:val="28"/>
+          <w:szCs w:val="28"/>
+          <w:shd w:val="clear" w:color="auto" w:fill="FFFFFF"/>
+          <w:lang w:val="en-US" w:eastAsia="zh-CN"/>
+          <w14:ligatures w14:val="none"/>
+        </w:rPr>
+        <w:t>2821</w:t>
+      </w:r>
+      <w:r>
+        <w:rPr>
+          <w:rFonts w:ascii="Times New Roman" w:eastAsia="SimSun" w:hAnsi="Times New Roman" w:cs="Times New Roman"/>
+          <w:kern w:val="0"/>
+          <w:sz w:val="28"/>
+          <w:szCs w:val="28"/>
+          <w:shd w:val="clear" w:color="auto" w:fill="FFFFFF"/>
+          <w:lang w:eastAsia="zh-CN"/>
+          <w14:ligatures w14:val="none"/>
+        </w:rPr>
+        <w:t>-8</w:t>
+      </w:r>
+      <w:r>
+        <w:rPr>
+          <w:rFonts w:ascii="Times New Roman" w:eastAsia="SimSun" w:hAnsi="Times New Roman" w:cs="Times New Roman"/>
+          <w:kern w:val="0"/>
+          <w:sz w:val="28"/>
+          <w:szCs w:val="28"/>
+          <w:shd w:val="clear" w:color="auto" w:fill="FFFFFF"/>
+          <w:lang w:val="en-US" w:eastAsia="zh-CN"/>
+          <w14:ligatures w14:val="none"/>
+        </w:rPr>
+        <w:t>0</w:t>
+      </w:r>
+      <w:r>
+        <w:rPr>
+          <w:rFonts w:ascii="Times New Roman" w:eastAsia="SimSun" w:hAnsi="Times New Roman" w:cs="Times New Roman"/>
+          <w:kern w:val="0"/>
+          <w:sz w:val="28"/>
+          <w:szCs w:val="28"/>
+          <w:shd w:val="clear" w:color="auto" w:fill="FFFFFF"/>
+          <w:lang w:eastAsia="zh-CN"/>
+          <w14:ligatures w14:val="none"/>
+        </w:rPr>
+        <w:t xml:space="preserve"> </w:t>
+      </w:r>
+      <w:r>
+        <w:rPr>
+          <w:rFonts w:ascii="Times New Roman" w:eastAsia="SimSun" w:hAnsi="Times New Roman" w:cs="Times New Roman"/>
+          <w:kern w:val="0"/>
+          <w:sz w:val="28"/>
+          <w:szCs w:val="28"/>
+          <w:lang w:eastAsia="zh-CN"/>
+          <w14:ligatures w14:val="none"/>
+        </w:rPr>
+        <w:t>«</w:t>
+      </w:r>
+      <w:r>
+        <w:rPr>
+          <w:rFonts w:ascii="Times New Roman" w:eastAsia="SimSun" w:hAnsi="Times New Roman" w:cs="Times New Roman"/>
+          <w:kern w:val="0"/>
+          <w:sz w:val="28"/>
+          <w:szCs w:val="28"/>
+          <w:lang w:eastAsia="zh-CN"/>
+          <w14:ligatures w14:val="none"/>
+        </w:rPr>
+        <w:t>Основной стандарт для фланцев с патрубком</w:t>
+      </w:r>
+      <w:r>
+        <w:rPr>
+          <w:rFonts w:ascii="Times New Roman" w:eastAsia="SimSun" w:hAnsi="Times New Roman" w:cs="Times New Roman"/>
+          <w:kern w:val="0"/>
+          <w:sz w:val="28"/>
+          <w:szCs w:val="28"/>
+          <w:lang w:eastAsia="zh-CN"/>
+          <w14:ligatures w14:val="none"/>
+        </w:rPr>
+        <w:t>»;</w:t>
       </w:r>
     </w:p>
     <w:p>
@@ -14333,6 +13870,7 @@
   <w:style w:type="character" w:default="1" w:styleId="a0">
     <w:name w:val="Default Paragraph Font"/>
     <w:uiPriority w:val="1"/>
+    <w:semiHidden/>
     <w:unhideWhenUsed/>
   </w:style>
   <w:style w:type="table" w:default="1" w:styleId="a1">

--- a/docs/TZ.docx
+++ b/docs/TZ.docx
@@ -5247,7 +5247,43 @@
           <w:lang w:eastAsia="zh-CN"/>
           <w14:ligatures w14:val="none"/>
         </w:rPr>
-        <w:t xml:space="preserve"> Модель шестерни с размерами</w:t>
+        <w:t xml:space="preserve"> Модель </w:t>
+      </w:r>
+      <w:commentRangeStart w:id="8"/>
+      <w:r>
+        <w:rPr>
+          <w:rFonts w:ascii="Times New Roman" w:eastAsia="SimSun" w:hAnsi="Times New Roman" w:cs="Times New Roman"/>
+          <w:kern w:val="0"/>
+          <w:sz w:val="28"/>
+          <w:szCs w:val="28"/>
+          <w:lang w:eastAsia="zh-CN"/>
+          <w14:ligatures w14:val="none"/>
+        </w:rPr>
+        <w:t xml:space="preserve">шестерни </w:t>
+      </w:r>
+      <w:commentRangeEnd w:id="8"/>
+      <w:r>
+        <w:rPr>
+          <w:rStyle w:val="ae"/>
+          <w:rFonts w:ascii="Times New Roman" w:eastAsia="SimSun" w:hAnsi="Times New Roman" w:cs="Times New Roman"/>
+          <w:kern w:val="0"/>
+          <w:sz w:val="28"/>
+          <w:szCs w:val="28"/>
+          <w:lang w:eastAsia="zh-CN"/>
+          <w14:ligatures w14:val="none"/>
+        </w:rPr>
+        <w:commentReference w:id="8"/>
+      </w:r>
+      <w:r>
+        <w:rPr>
+          <w:rFonts w:ascii="Times New Roman" w:eastAsia="SimSun" w:hAnsi="Times New Roman" w:cs="Times New Roman"/>
+          <w:kern w:val="0"/>
+          <w:sz w:val="28"/>
+          <w:szCs w:val="28"/>
+          <w:lang w:eastAsia="zh-CN"/>
+          <w14:ligatures w14:val="none"/>
+        </w:rPr>
+        <w:t>с размерами</w:t>
       </w:r>
     </w:p>
     <w:p>
@@ -5292,7 +5328,7 @@
           <w14:ligatures w14:val="none"/>
         </w:rPr>
       </w:pPr>
-      <w:bookmarkStart w:id="8" w:name="_Toc240308329"/>
+      <w:bookmarkStart w:id="9" w:name="_Toc240308329"/>
       <w:r>
         <w:rPr>
           <w:rFonts w:ascii="Times New Roman" w:eastAsia="SimSun" w:hAnsi="Times New Roman" w:cs="Times New Roman"/>
@@ -5307,7 +5343,7 @@
         <w:lastRenderedPageBreak/>
         <w:t>3 ТРЕБОВАНИЯ К АВТОМАТИЗИРОВАННОЙ СИСТЕМЕ</w:t>
       </w:r>
-      <w:bookmarkEnd w:id="8"/>
+      <w:bookmarkEnd w:id="9"/>
     </w:p>
     <w:p>
       <w:pPr>
@@ -5341,7 +5377,7 @@
           <w14:ligatures w14:val="none"/>
         </w:rPr>
       </w:pPr>
-      <w:bookmarkStart w:id="9" w:name="_Toc240308330"/>
+      <w:bookmarkStart w:id="10" w:name="_Toc240308330"/>
       <w:r>
         <w:rPr>
           <w:rFonts w:ascii="Times New Roman" w:eastAsia="SimSun" w:hAnsi="Times New Roman" w:cs="Times New Roman"/>
@@ -5353,7 +5389,7 @@
         </w:rPr>
         <w:t>3.1 Требования к структуре АС в целом</w:t>
       </w:r>
-      <w:bookmarkEnd w:id="9"/>
+      <w:bookmarkEnd w:id="10"/>
     </w:p>
     <w:p>
       <w:pPr>
@@ -5385,7 +5421,7 @@
           <w14:ligatures w14:val="none"/>
         </w:rPr>
       </w:pPr>
-      <w:bookmarkStart w:id="10" w:name="_Toc240308331"/>
+      <w:bookmarkStart w:id="11" w:name="_Toc240308331"/>
       <w:r>
         <w:rPr>
           <w:rFonts w:ascii="Times New Roman" w:eastAsia="SimSun" w:hAnsi="Times New Roman" w:cs="Times New Roman"/>
@@ -5397,7 +5433,7 @@
         </w:rPr>
         <w:t>3.1.1 Требования к структуре и функционированию системы</w:t>
       </w:r>
-      <w:bookmarkEnd w:id="10"/>
+      <w:bookmarkEnd w:id="11"/>
     </w:p>
     <w:p>
       <w:pPr>
@@ -5591,7 +5627,7 @@
           <w14:ligatures w14:val="none"/>
         </w:rPr>
       </w:pPr>
-      <w:bookmarkStart w:id="11" w:name="_Hlk183900138"/>
+      <w:bookmarkStart w:id="12" w:name="_Hlk183900138"/>
       <w:r>
         <w:rPr>
           <w:rFonts w:ascii="Times New Roman" w:eastAsia="SimSun" w:hAnsi="Times New Roman" w:cs="Times New Roman"/>
@@ -6336,7 +6372,7 @@
           <w:lang w:eastAsia="zh-CN"/>
           <w14:ligatures w14:val="none"/>
         </w:rPr>
-        <w:t xml:space="preserve"> (от </w:t>
+        <w:t xml:space="preserve">(от </w:t>
       </w:r>
       <w:r>
         <w:rPr>
@@ -6542,7 +6578,7 @@
         <w:t>.</w:t>
       </w:r>
     </w:p>
-    <w:bookmarkEnd w:id="11"/>
+    <w:bookmarkEnd w:id="12"/>
     <w:p>
       <w:pPr>
         <w:spacing w:after="0" w:line="360" w:lineRule="auto"/>
@@ -6685,7 +6721,7 @@
           <w14:ligatures w14:val="none"/>
         </w:rPr>
       </w:pPr>
-      <w:bookmarkStart w:id="12" w:name="_Toc240308332"/>
+      <w:bookmarkStart w:id="13" w:name="_Toc240308332"/>
       <w:r>
         <w:rPr>
           <w:rFonts w:ascii="Times New Roman" w:eastAsia="SimSun" w:hAnsi="Times New Roman" w:cs="Times New Roman"/>
@@ -6697,7 +6733,7 @@
         </w:rPr>
         <w:t>3.1.2 Требования к численности и квалификации персонала системы</w:t>
       </w:r>
-      <w:bookmarkEnd w:id="12"/>
+      <w:bookmarkEnd w:id="13"/>
     </w:p>
     <w:p>
       <w:pPr>
@@ -6741,7 +6777,7 @@
           <w14:ligatures w14:val="none"/>
         </w:rPr>
       </w:pPr>
-      <w:bookmarkStart w:id="13" w:name="_Toc240308333"/>
+      <w:bookmarkStart w:id="14" w:name="_Toc240308333"/>
       <w:r>
         <w:rPr>
           <w:rFonts w:ascii="Times New Roman" w:eastAsia="SimSun" w:hAnsi="Times New Roman" w:cs="Times New Roman"/>
@@ -6753,7 +6789,7 @@
         </w:rPr>
         <w:t>3.1.3 Показатели назначения</w:t>
       </w:r>
-      <w:bookmarkEnd w:id="13"/>
+      <w:bookmarkEnd w:id="14"/>
     </w:p>
     <w:p>
       <w:pPr>
@@ -6924,7 +6960,7 @@
           <w14:ligatures w14:val="none"/>
         </w:rPr>
       </w:pPr>
-      <w:bookmarkStart w:id="14" w:name="_Toc240308334"/>
+      <w:bookmarkStart w:id="15" w:name="_Toc240308334"/>
       <w:r>
         <w:rPr>
           <w:rFonts w:ascii="Times New Roman" w:eastAsia="SimSun" w:hAnsi="Times New Roman" w:cs="Times New Roman"/>
@@ -6936,7 +6972,7 @@
         </w:rPr>
         <w:t>3.1.4 Требования к надёжности</w:t>
       </w:r>
-      <w:bookmarkEnd w:id="14"/>
+      <w:bookmarkEnd w:id="15"/>
     </w:p>
     <w:p>
       <w:pPr>
@@ -6980,7 +7016,7 @@
           <w14:ligatures w14:val="none"/>
         </w:rPr>
       </w:pPr>
-      <w:bookmarkStart w:id="15" w:name="_Toc240308335"/>
+      <w:bookmarkStart w:id="16" w:name="_Toc240308335"/>
       <w:r>
         <w:rPr>
           <w:rFonts w:ascii="Times New Roman" w:eastAsia="SimSun" w:hAnsi="Times New Roman" w:cs="Times New Roman"/>
@@ -6992,7 +7028,7 @@
         </w:rPr>
         <w:t>3.1.5 Требования к безопасности</w:t>
       </w:r>
-      <w:bookmarkEnd w:id="15"/>
+      <w:bookmarkEnd w:id="16"/>
     </w:p>
     <w:p>
       <w:pPr>
@@ -7036,7 +7072,7 @@
           <w14:ligatures w14:val="none"/>
         </w:rPr>
       </w:pPr>
-      <w:bookmarkStart w:id="16" w:name="_Toc240308336"/>
+      <w:bookmarkStart w:id="17" w:name="_Toc240308336"/>
       <w:r>
         <w:rPr>
           <w:rFonts w:ascii="Times New Roman" w:eastAsia="SimSun" w:hAnsi="Times New Roman" w:cs="Times New Roman"/>
@@ -7048,7 +7084,7 @@
         </w:rPr>
         <w:t>3.1.6 Требования к эргономике и технической эстетике</w:t>
       </w:r>
-      <w:bookmarkEnd w:id="16"/>
+      <w:bookmarkEnd w:id="17"/>
     </w:p>
     <w:p>
       <w:pPr>
@@ -7140,7 +7176,7 @@
           <w14:ligatures w14:val="none"/>
         </w:rPr>
       </w:pPr>
-      <w:bookmarkStart w:id="17" w:name="_Toc240308337"/>
+      <w:bookmarkStart w:id="18" w:name="_Toc240308337"/>
       <w:r>
         <w:rPr>
           <w:rFonts w:ascii="Times New Roman" w:eastAsia="SimSun" w:hAnsi="Times New Roman" w:cs="Times New Roman"/>
@@ -7153,7 +7189,7 @@
         <w:lastRenderedPageBreak/>
         <w:t>3.1.7 Требования к эксплуатации, техническому обслуживанию, ремонту и хранению компонентов системы</w:t>
       </w:r>
-      <w:bookmarkEnd w:id="17"/>
+      <w:bookmarkEnd w:id="18"/>
     </w:p>
     <w:p>
       <w:pPr>
@@ -7198,7 +7234,7 @@
           <w14:ligatures w14:val="none"/>
         </w:rPr>
       </w:pPr>
-      <w:bookmarkStart w:id="18" w:name="_Toc240308338"/>
+      <w:bookmarkStart w:id="19" w:name="_Toc240308338"/>
       <w:r>
         <w:rPr>
           <w:rFonts w:ascii="Times New Roman" w:eastAsia="SimSun" w:hAnsi="Times New Roman" w:cs="Times New Roman"/>
@@ -7210,7 +7246,7 @@
         </w:rPr>
         <w:t>3.1.8 Требования к защите информации от несанкционированного доступа</w:t>
       </w:r>
-      <w:bookmarkEnd w:id="18"/>
+      <w:bookmarkEnd w:id="19"/>
       <w:r>
         <w:rPr>
           <w:rFonts w:ascii="Times New Roman" w:eastAsia="SimSun" w:hAnsi="Times New Roman" w:cs="Times New Roman"/>
@@ -7266,7 +7302,7 @@
           <w14:ligatures w14:val="none"/>
         </w:rPr>
       </w:pPr>
-      <w:bookmarkStart w:id="19" w:name="_Toc240308339"/>
+      <w:bookmarkStart w:id="20" w:name="_Toc240308339"/>
       <w:r>
         <w:rPr>
           <w:rFonts w:ascii="Times New Roman" w:eastAsia="SimSun" w:hAnsi="Times New Roman" w:cs="Times New Roman"/>
@@ -7278,7 +7314,7 @@
         </w:rPr>
         <w:t>3.1.9 Требования по сохранности информации при авариях</w:t>
       </w:r>
-      <w:bookmarkEnd w:id="19"/>
+      <w:bookmarkEnd w:id="20"/>
     </w:p>
     <w:p>
       <w:pPr>
@@ -7322,7 +7358,7 @@
           <w14:ligatures w14:val="none"/>
         </w:rPr>
       </w:pPr>
-      <w:bookmarkStart w:id="20" w:name="_Toc240308340"/>
+      <w:bookmarkStart w:id="21" w:name="_Toc240308340"/>
       <w:r>
         <w:rPr>
           <w:rFonts w:ascii="Times New Roman" w:eastAsia="SimSun" w:hAnsi="Times New Roman" w:cs="Times New Roman"/>
@@ -7334,7 +7370,7 @@
         </w:rPr>
         <w:t>3.1.10 Требования к защите от влияния внешних воздействий</w:t>
       </w:r>
-      <w:bookmarkEnd w:id="20"/>
+      <w:bookmarkEnd w:id="21"/>
       <w:r>
         <w:rPr>
           <w:rFonts w:ascii="Times New Roman" w:eastAsia="SimSun" w:hAnsi="Times New Roman" w:cs="Times New Roman"/>
@@ -7389,7 +7425,7 @@
           <w14:ligatures w14:val="none"/>
         </w:rPr>
       </w:pPr>
-      <w:bookmarkStart w:id="21" w:name="_Toc240308341"/>
+      <w:bookmarkStart w:id="22" w:name="_Toc240308341"/>
       <w:r>
         <w:rPr>
           <w:rFonts w:ascii="Times New Roman" w:eastAsia="SimSun" w:hAnsi="Times New Roman" w:cs="Times New Roman"/>
@@ -7401,7 +7437,7 @@
         </w:rPr>
         <w:t>3.1.11 Требования к патентной чистоте</w:t>
       </w:r>
-      <w:bookmarkEnd w:id="21"/>
+      <w:bookmarkEnd w:id="22"/>
       <w:r>
         <w:rPr>
           <w:rFonts w:ascii="Times New Roman" w:eastAsia="SimSun" w:hAnsi="Times New Roman" w:cs="Times New Roman"/>
@@ -7456,7 +7492,7 @@
           <w14:ligatures w14:val="none"/>
         </w:rPr>
       </w:pPr>
-      <w:bookmarkStart w:id="22" w:name="_Toc240308342"/>
+      <w:bookmarkStart w:id="23" w:name="_Toc240308342"/>
       <w:r>
         <w:rPr>
           <w:rFonts w:ascii="Times New Roman" w:eastAsia="SimSun" w:hAnsi="Times New Roman" w:cs="Times New Roman"/>
@@ -7468,7 +7504,7 @@
         </w:rPr>
         <w:t>3.1.12 Требования по стандартизации и унификации</w:t>
       </w:r>
-      <w:bookmarkEnd w:id="22"/>
+      <w:bookmarkEnd w:id="23"/>
       <w:r>
         <w:rPr>
           <w:rFonts w:ascii="Times New Roman" w:eastAsia="SimSun" w:hAnsi="Times New Roman" w:cs="Times New Roman"/>
@@ -7538,7 +7574,7 @@
           <w14:ligatures w14:val="none"/>
         </w:rPr>
       </w:pPr>
-      <w:bookmarkStart w:id="23" w:name="_Toc240308343"/>
+      <w:bookmarkStart w:id="24" w:name="_Toc240308343"/>
       <w:r>
         <w:rPr>
           <w:rFonts w:ascii="Times New Roman" w:eastAsia="SimSun" w:hAnsi="Times New Roman" w:cs="Times New Roman"/>
@@ -7550,7 +7586,7 @@
         </w:rPr>
         <w:t>3.2 Требования к функциям (задачам), выполняемым АС</w:t>
       </w:r>
-      <w:bookmarkEnd w:id="23"/>
+      <w:bookmarkEnd w:id="24"/>
     </w:p>
     <w:p>
       <w:pPr>
@@ -7583,7 +7619,7 @@
           <w14:ligatures w14:val="none"/>
         </w:rPr>
       </w:pPr>
-      <w:bookmarkStart w:id="24" w:name="_Toc240308344"/>
+      <w:bookmarkStart w:id="25" w:name="_Toc240308344"/>
       <w:r>
         <w:rPr>
           <w:rFonts w:ascii="Times New Roman" w:eastAsia="SimSun" w:hAnsi="Times New Roman" w:cs="Times New Roman"/>
@@ -7595,7 +7631,7 @@
         </w:rPr>
         <w:t>3.2.1 Перечень функций, задач или их комплексов</w:t>
       </w:r>
-      <w:bookmarkEnd w:id="24"/>
+      <w:bookmarkEnd w:id="25"/>
     </w:p>
     <w:p>
       <w:pPr>
@@ -7804,7 +7840,43 @@
           <w:lang w:eastAsia="zh-CN"/>
           <w14:ligatures w14:val="none"/>
         </w:rPr>
-        <w:t>», производящая построение секций забора по заданным параметрам.</w:t>
+        <w:t xml:space="preserve">», производящая построение секций </w:t>
+      </w:r>
+      <w:commentRangeStart w:id="26"/>
+      <w:r>
+        <w:rPr>
+          <w:rFonts w:ascii="Times New Roman" w:eastAsia="SimSun" w:hAnsi="Times New Roman" w:cs="Times New Roman"/>
+          <w:kern w:val="0"/>
+          <w:sz w:val="28"/>
+          <w:szCs w:val="28"/>
+          <w:lang w:eastAsia="zh-CN"/>
+          <w14:ligatures w14:val="none"/>
+        </w:rPr>
+        <w:t xml:space="preserve">забора </w:t>
+      </w:r>
+      <w:commentRangeEnd w:id="26"/>
+      <w:r>
+        <w:rPr>
+          <w:rStyle w:val="ae"/>
+          <w:rFonts w:ascii="Times New Roman" w:eastAsia="SimSun" w:hAnsi="Times New Roman" w:cs="Times New Roman"/>
+          <w:kern w:val="0"/>
+          <w:sz w:val="28"/>
+          <w:szCs w:val="28"/>
+          <w:lang w:eastAsia="zh-CN"/>
+          <w14:ligatures w14:val="none"/>
+        </w:rPr>
+        <w:commentReference w:id="26"/>
+      </w:r>
+      <w:r>
+        <w:rPr>
+          <w:rFonts w:ascii="Times New Roman" w:eastAsia="SimSun" w:hAnsi="Times New Roman" w:cs="Times New Roman"/>
+          <w:kern w:val="0"/>
+          <w:sz w:val="28"/>
+          <w:szCs w:val="28"/>
+          <w:lang w:eastAsia="zh-CN"/>
+          <w14:ligatures w14:val="none"/>
+        </w:rPr>
+        <w:t>по заданным параметрам.</w:t>
       </w:r>
     </w:p>
     <w:p>
@@ -7837,7 +7909,7 @@
           <w14:ligatures w14:val="none"/>
         </w:rPr>
       </w:pPr>
-      <w:bookmarkStart w:id="25" w:name="_Toc240308345"/>
+      <w:bookmarkStart w:id="27" w:name="_Toc240308345"/>
       <w:r>
         <w:rPr>
           <w:rFonts w:ascii="Times New Roman" w:eastAsia="SimSun" w:hAnsi="Times New Roman" w:cs="Times New Roman"/>
@@ -7849,7 +7921,7 @@
         </w:rPr>
         <w:t>3.3 Требования к видам обеспечения АС</w:t>
       </w:r>
-      <w:bookmarkEnd w:id="25"/>
+      <w:bookmarkEnd w:id="27"/>
     </w:p>
     <w:p>
       <w:pPr>
@@ -7894,7 +7966,7 @@
         </w:rPr>
         <w:tab/>
       </w:r>
-      <w:bookmarkStart w:id="26" w:name="_Toc240308346"/>
+      <w:bookmarkStart w:id="28" w:name="_Toc240308346"/>
       <w:r>
         <w:rPr>
           <w:rFonts w:ascii="Times New Roman" w:eastAsia="SimSun" w:hAnsi="Times New Roman" w:cs="Times New Roman"/>
@@ -7906,7 +7978,7 @@
         </w:rPr>
         <w:t>3.3.1 Требования к математическому обеспечению системы</w:t>
       </w:r>
-      <w:bookmarkEnd w:id="26"/>
+      <w:bookmarkEnd w:id="28"/>
     </w:p>
     <w:p>
       <w:pPr>
@@ -7950,7 +8022,7 @@
           <w14:ligatures w14:val="none"/>
         </w:rPr>
       </w:pPr>
-      <w:bookmarkStart w:id="27" w:name="_Toc240308347"/>
+      <w:bookmarkStart w:id="29" w:name="_Toc240308347"/>
       <w:r>
         <w:rPr>
           <w:rFonts w:ascii="Times New Roman" w:eastAsia="SimSun" w:hAnsi="Times New Roman" w:cs="Times New Roman"/>
@@ -7962,7 +8034,7 @@
         </w:rPr>
         <w:t>3.3.2 Требования к информационному обеспечению системы</w:t>
       </w:r>
-      <w:bookmarkEnd w:id="27"/>
+      <w:bookmarkEnd w:id="29"/>
     </w:p>
     <w:p>
       <w:pPr>
@@ -8017,7 +8089,7 @@
           <w14:ligatures w14:val="none"/>
         </w:rPr>
       </w:pPr>
-      <w:bookmarkStart w:id="28" w:name="_Toc240308348"/>
+      <w:bookmarkStart w:id="30" w:name="_Toc240308348"/>
       <w:r>
         <w:rPr>
           <w:rFonts w:ascii="Times New Roman" w:eastAsia="SimSun" w:hAnsi="Times New Roman" w:cs="Times New Roman"/>
@@ -8029,7 +8101,7 @@
         </w:rPr>
         <w:t>3.3.3 Требования к лингвистическому обеспечению системы</w:t>
       </w:r>
-      <w:bookmarkEnd w:id="28"/>
+      <w:bookmarkEnd w:id="30"/>
     </w:p>
     <w:p>
       <w:pPr>
@@ -8073,7 +8145,7 @@
           <w14:ligatures w14:val="none"/>
         </w:rPr>
       </w:pPr>
-      <w:bookmarkStart w:id="29" w:name="_Toc240308349"/>
+      <w:bookmarkStart w:id="31" w:name="_Toc240308349"/>
       <w:r>
         <w:rPr>
           <w:rFonts w:ascii="Times New Roman" w:eastAsia="SimSun" w:hAnsi="Times New Roman" w:cs="Times New Roman"/>
@@ -8085,7 +8157,7 @@
         </w:rPr>
         <w:t>3.3.4 Требования к программному обеспечению системы</w:t>
       </w:r>
-      <w:bookmarkEnd w:id="29"/>
+      <w:bookmarkEnd w:id="31"/>
     </w:p>
     <w:p>
       <w:pPr>
@@ -8189,7 +8261,7 @@
           <w14:ligatures w14:val="none"/>
         </w:rPr>
       </w:pPr>
-      <w:bookmarkStart w:id="30" w:name="_Toc240308350"/>
+      <w:bookmarkStart w:id="32" w:name="_Toc240308350"/>
       <w:r>
         <w:rPr>
           <w:rFonts w:ascii="Times New Roman" w:eastAsia="SimSun" w:hAnsi="Times New Roman" w:cs="Times New Roman"/>
@@ -8201,7 +8273,7 @@
         </w:rPr>
         <w:t>3.3.5 Требования к техническому обеспечению системы</w:t>
       </w:r>
-      <w:bookmarkEnd w:id="30"/>
+      <w:bookmarkEnd w:id="32"/>
     </w:p>
     <w:p>
       <w:pPr>
@@ -8353,7 +8425,43 @@
           <w:lang w:eastAsia="zh-CN"/>
           <w14:ligatures w14:val="none"/>
         </w:rPr>
-        <w:t xml:space="preserve">− Видеоадаптер с минимальным разрешением WXGA (1366 на 768 пикселей)[10]; </w:t>
+        <w:t xml:space="preserve">− Видеоадаптер с минимальным разрешением </w:t>
+      </w:r>
+      <w:commentRangeStart w:id="33"/>
+      <w:r>
+        <w:rPr>
+          <w:rFonts w:ascii="Times New Roman" w:eastAsia="SimSun" w:hAnsi="Times New Roman" w:cs="Times New Roman"/>
+          <w:kern w:val="0"/>
+          <w:sz w:val="28"/>
+          <w:szCs w:val="28"/>
+          <w:lang w:eastAsia="zh-CN"/>
+          <w14:ligatures w14:val="none"/>
+        </w:rPr>
+        <w:t xml:space="preserve">WXGA </w:t>
+      </w:r>
+      <w:commentRangeEnd w:id="33"/>
+      <w:r>
+        <w:rPr>
+          <w:rStyle w:val="ae"/>
+          <w:rFonts w:ascii="Times New Roman" w:eastAsia="SimSun" w:hAnsi="Times New Roman" w:cs="Times New Roman"/>
+          <w:kern w:val="0"/>
+          <w:sz w:val="28"/>
+          <w:szCs w:val="28"/>
+          <w:lang w:eastAsia="zh-CN"/>
+          <w14:ligatures w14:val="none"/>
+        </w:rPr>
+        <w:commentReference w:id="33"/>
+      </w:r>
+      <w:r>
+        <w:rPr>
+          <w:rFonts w:ascii="Times New Roman" w:eastAsia="SimSun" w:hAnsi="Times New Roman" w:cs="Times New Roman"/>
+          <w:kern w:val="0"/>
+          <w:sz w:val="28"/>
+          <w:szCs w:val="28"/>
+          <w:lang w:eastAsia="zh-CN"/>
+          <w14:ligatures w14:val="none"/>
+        </w:rPr>
+        <w:t xml:space="preserve">(1366 на 768 пикселей)[10]; </w:t>
       </w:r>
     </w:p>
     <w:p>
@@ -8373,7 +8481,7 @@
           <w14:ligatures w14:val="none"/>
         </w:rPr>
       </w:pPr>
-      <w:bookmarkStart w:id="31" w:name="_Toc240308351"/>
+      <w:bookmarkStart w:id="34" w:name="_Toc240308351"/>
       <w:r>
         <w:rPr>
           <w:rFonts w:ascii="Times New Roman" w:eastAsia="SimSun" w:hAnsi="Times New Roman" w:cs="Times New Roman"/>
@@ -8385,7 +8493,7 @@
         </w:rPr>
         <w:t>3.3.6 Требования к метрологическому обеспечению</w:t>
       </w:r>
-      <w:bookmarkEnd w:id="31"/>
+      <w:bookmarkEnd w:id="34"/>
       <w:r>
         <w:rPr>
           <w:rFonts w:ascii="Times New Roman" w:eastAsia="SimSun" w:hAnsi="Times New Roman" w:cs="Times New Roman"/>
@@ -8440,7 +8548,7 @@
           <w14:ligatures w14:val="none"/>
         </w:rPr>
       </w:pPr>
-      <w:bookmarkStart w:id="32" w:name="_Toc240308352"/>
+      <w:bookmarkStart w:id="35" w:name="_Toc240308352"/>
       <w:r>
         <w:rPr>
           <w:rFonts w:ascii="Times New Roman" w:eastAsia="SimSun" w:hAnsi="Times New Roman" w:cs="Times New Roman"/>
@@ -8452,7 +8560,7 @@
         </w:rPr>
         <w:t>3.3.7 Требования к организационному обеспечению</w:t>
       </w:r>
-      <w:bookmarkEnd w:id="32"/>
+      <w:bookmarkEnd w:id="35"/>
       <w:r>
         <w:rPr>
           <w:rFonts w:ascii="Times New Roman" w:eastAsia="SimSun" w:hAnsi="Times New Roman" w:cs="Times New Roman"/>
@@ -8522,7 +8630,7 @@
           <w14:ligatures w14:val="none"/>
         </w:rPr>
       </w:pPr>
-      <w:bookmarkStart w:id="33" w:name="_Toc240308353"/>
+      <w:bookmarkStart w:id="36" w:name="_Toc240308353"/>
       <w:r>
         <w:rPr>
           <w:rFonts w:ascii="Times New Roman" w:eastAsia="SimSun" w:hAnsi="Times New Roman" w:cs="Times New Roman"/>
@@ -8534,7 +8642,7 @@
         </w:rPr>
         <w:t>3.4 Общие технические требования к АС</w:t>
       </w:r>
-      <w:bookmarkEnd w:id="33"/>
+      <w:bookmarkEnd w:id="36"/>
     </w:p>
     <w:p>
       <w:pPr>
@@ -8619,7 +8727,7 @@
           <w14:ligatures w14:val="none"/>
         </w:rPr>
       </w:pPr>
-      <w:bookmarkStart w:id="34" w:name="_Toc240308354"/>
+      <w:bookmarkStart w:id="37" w:name="_Toc240308354"/>
       <w:r>
         <w:rPr>
           <w:rFonts w:ascii="Times New Roman" w:eastAsia="SimSun" w:hAnsi="Times New Roman" w:cs="Times New Roman"/>
@@ -8647,7 +8755,7 @@
         </w:rPr>
         <w:t>АВТОМАТИЗИРОВАННОЙ СИСТЕМЫ</w:t>
       </w:r>
-      <w:bookmarkEnd w:id="34"/>
+      <w:bookmarkEnd w:id="37"/>
     </w:p>
     <w:p>
       <w:pPr>
@@ -10410,7 +10518,7 @@
           <w14:ligatures w14:val="none"/>
         </w:rPr>
       </w:pPr>
-      <w:bookmarkStart w:id="35" w:name="_Toc240308355"/>
+      <w:bookmarkStart w:id="38" w:name="_Toc240308355"/>
       <w:r>
         <w:rPr>
           <w:rFonts w:ascii="Times New Roman" w:eastAsia="SimSun" w:hAnsi="Times New Roman" w:cs="Times New Roman"/>
@@ -10422,7 +10530,7 @@
         </w:rPr>
         <w:t>5.1 Порядок организации разработки АС</w:t>
       </w:r>
-      <w:bookmarkEnd w:id="35"/>
+      <w:bookmarkEnd w:id="38"/>
     </w:p>
     <w:p>
       <w:pPr>
@@ -10494,7 +10602,7 @@
           <w14:ligatures w14:val="none"/>
         </w:rPr>
       </w:pPr>
-      <w:bookmarkStart w:id="36" w:name="_Toc240308356"/>
+      <w:bookmarkStart w:id="39" w:name="_Toc240308356"/>
       <w:r>
         <w:rPr>
           <w:rFonts w:ascii="Times New Roman" w:eastAsia="SimSun" w:hAnsi="Times New Roman" w:cs="Times New Roman"/>
@@ -10506,7 +10614,7 @@
         </w:rPr>
         <w:t>5.2 Перечень документов и исходных данных для разработки АС</w:t>
       </w:r>
-      <w:bookmarkEnd w:id="36"/>
+      <w:bookmarkEnd w:id="39"/>
     </w:p>
     <w:p>
       <w:pPr>
@@ -10847,7 +10955,7 @@
           <w14:ligatures w14:val="none"/>
         </w:rPr>
       </w:pPr>
-      <w:bookmarkStart w:id="37" w:name="_Toc240308357"/>
+      <w:bookmarkStart w:id="40" w:name="_Toc240308357"/>
       <w:r>
         <w:rPr>
           <w:rFonts w:ascii="Times New Roman" w:eastAsia="SimSun" w:hAnsi="Times New Roman" w:cs="Times New Roman"/>
@@ -10859,7 +10967,7 @@
         </w:rPr>
         <w:t>5.3 Перечень документов, предъявляемых по окончании соответствующих этапов работ</w:t>
       </w:r>
-      <w:bookmarkEnd w:id="37"/>
+      <w:bookmarkEnd w:id="40"/>
     </w:p>
     <w:p>
       <w:pPr>
@@ -11047,7 +11155,7 @@
           <w14:ligatures w14:val="none"/>
         </w:rPr>
       </w:pPr>
-      <w:bookmarkStart w:id="38" w:name="_Toc240308358"/>
+      <w:bookmarkStart w:id="41" w:name="_Toc240308358"/>
       <w:r>
         <w:rPr>
           <w:rFonts w:ascii="Times New Roman" w:eastAsia="SimSun" w:hAnsi="Times New Roman" w:cs="Times New Roman"/>
@@ -11062,7 +11170,7 @@
         <w:lastRenderedPageBreak/>
         <w:t>6 ПОРЯДОК КОНТРОЛЯ И ПРИЁМКИ АВТОМАТИЗИРОВАННОЙ СИСТЕМЫ</w:t>
       </w:r>
-      <w:bookmarkEnd w:id="38"/>
+      <w:bookmarkEnd w:id="41"/>
     </w:p>
     <w:p>
       <w:pPr>
@@ -11097,7 +11205,7 @@
           <w14:ligatures w14:val="none"/>
         </w:rPr>
       </w:pPr>
-      <w:bookmarkStart w:id="39" w:name="_Toc240308359"/>
+      <w:bookmarkStart w:id="42" w:name="_Toc240308359"/>
       <w:r>
         <w:rPr>
           <w:rFonts w:ascii="Times New Roman" w:eastAsia="SimSun" w:hAnsi="Times New Roman" w:cs="Times New Roman"/>
@@ -11109,7 +11217,7 @@
         </w:rPr>
         <w:t>6.1 Виды, состав и методы испытаний АС и ее составных частей</w:t>
       </w:r>
-      <w:bookmarkEnd w:id="39"/>
+      <w:bookmarkEnd w:id="42"/>
     </w:p>
     <w:p>
       <w:pPr>
@@ -11442,7 +11550,7 @@
           <w14:ligatures w14:val="none"/>
         </w:rPr>
       </w:pPr>
-      <w:bookmarkStart w:id="40" w:name="_Toc240308360"/>
+      <w:bookmarkStart w:id="43" w:name="_Toc240308360"/>
       <w:r>
         <w:rPr>
           <w:rFonts w:ascii="Times New Roman" w:eastAsia="SimSun" w:hAnsi="Times New Roman" w:cs="Times New Roman"/>
@@ -11454,7 +11562,7 @@
         </w:rPr>
         <w:t>6.2 Общие требования к приёмке работ по стадиям</w:t>
       </w:r>
-      <w:bookmarkEnd w:id="40"/>
+      <w:bookmarkEnd w:id="43"/>
     </w:p>
     <w:p>
       <w:pPr>
@@ -11563,6 +11671,7 @@
           <w14:ligatures w14:val="none"/>
         </w:rPr>
       </w:pPr>
+      <w:commentRangeStart w:id="44"/>
       <w:r>
         <w:rPr>
           <w:rFonts w:ascii="Times New Roman" w:eastAsia="SimSun" w:hAnsi="Times New Roman" w:cs="Times New Roman"/>
@@ -11574,6 +11683,19 @@
         </w:rPr>
         <w:lastRenderedPageBreak/>
         <w:t>Комплектность передаваемой отчётной документации подлежит проверке Заказчиком.</w:t>
+      </w:r>
+      <w:commentRangeEnd w:id="44"/>
+      <w:r>
+        <w:rPr>
+          <w:rStyle w:val="ae"/>
+          <w:rFonts w:ascii="Times New Roman" w:eastAsia="SimSun" w:hAnsi="Times New Roman" w:cs="Times New Roman"/>
+          <w:kern w:val="0"/>
+          <w:sz w:val="28"/>
+          <w:szCs w:val="28"/>
+          <w:lang w:eastAsia="zh-CN"/>
+          <w14:ligatures w14:val="none"/>
+        </w:rPr>
+        <w:commentReference w:id="44"/>
       </w:r>
     </w:p>
     <w:p>
@@ -11953,7 +12075,7 @@
           <w14:ligatures w14:val="none"/>
         </w:rPr>
       </w:pPr>
-      <w:bookmarkStart w:id="41" w:name="_Toc240308361"/>
+      <w:bookmarkStart w:id="45" w:name="_Toc240308361"/>
       <w:r>
         <w:rPr>
           <w:rFonts w:ascii="Times New Roman" w:eastAsia="SimSun" w:hAnsi="Times New Roman" w:cs="Times New Roman"/>
@@ -11968,7 +12090,7 @@
         <w:lastRenderedPageBreak/>
         <w:t>7 ТРЕБОВАНИЯ К ДОКУМЕНТИРОВАНИЮ</w:t>
       </w:r>
-      <w:bookmarkEnd w:id="41"/>
+      <w:bookmarkEnd w:id="45"/>
     </w:p>
     <w:p>
       <w:pPr>
@@ -12054,7 +12176,7 @@
           <w14:ligatures w14:val="none"/>
         </w:rPr>
       </w:pPr>
-      <w:bookmarkStart w:id="42" w:name="_Toc240308362"/>
+      <w:bookmarkStart w:id="46" w:name="_Toc240308362"/>
       <w:r>
         <w:rPr>
           <w:rFonts w:ascii="Times New Roman" w:eastAsia="SimSun" w:hAnsi="Times New Roman" w:cs="Times New Roman"/>
@@ -12066,7 +12188,7 @@
         </w:rPr>
         <w:t>7.1 Перечень подлежащих разработке документов</w:t>
       </w:r>
-      <w:bookmarkEnd w:id="42"/>
+      <w:bookmarkEnd w:id="46"/>
     </w:p>
     <w:p>
       <w:pPr>
@@ -12138,7 +12260,7 @@
           <w14:ligatures w14:val="none"/>
         </w:rPr>
       </w:pPr>
-      <w:bookmarkStart w:id="43" w:name="_Toc240308363"/>
+      <w:bookmarkStart w:id="47" w:name="_Toc240308363"/>
       <w:r>
         <w:rPr>
           <w:rFonts w:ascii="Times New Roman" w:eastAsia="SimSun" w:hAnsi="Times New Roman" w:cs="Times New Roman"/>
@@ -12150,7 +12272,7 @@
         </w:rPr>
         <w:t>7.2 Вид представления и количество документов</w:t>
       </w:r>
-      <w:bookmarkEnd w:id="43"/>
+      <w:bookmarkEnd w:id="47"/>
     </w:p>
     <w:p>
       <w:pPr>
@@ -12354,7 +12476,7 @@
           <w14:ligatures w14:val="none"/>
         </w:rPr>
       </w:pPr>
-      <w:bookmarkStart w:id="44" w:name="_Toc240308364"/>
+      <w:bookmarkStart w:id="48" w:name="_Toc240308364"/>
       <w:r>
         <w:rPr>
           <w:rFonts w:ascii="Times New Roman" w:eastAsia="SimSun" w:hAnsi="Times New Roman" w:cs="Times New Roman"/>
@@ -12366,7 +12488,7 @@
         </w:rPr>
         <w:t>7.3 Требования по использованию ЕСКД и ЕСПД при разработке документов</w:t>
       </w:r>
-      <w:bookmarkEnd w:id="44"/>
+      <w:bookmarkEnd w:id="48"/>
     </w:p>
     <w:p>
       <w:pPr>
@@ -12633,7 +12755,7 @@
           <w14:ligatures w14:val="none"/>
         </w:rPr>
       </w:pPr>
-      <w:bookmarkStart w:id="45" w:name="_Toc240308365"/>
+      <w:bookmarkStart w:id="49" w:name="_Toc240308365"/>
       <w:r>
         <w:rPr>
           <w:rFonts w:ascii="Times New Roman" w:eastAsia="SimSun" w:hAnsi="Times New Roman" w:cs="Times New Roman"/>
@@ -12648,7 +12770,7 @@
         <w:lastRenderedPageBreak/>
         <w:t>8 ИСТОЧНИКИ РАЗРАБОТКИ</w:t>
       </w:r>
-      <w:bookmarkEnd w:id="45"/>
+      <w:bookmarkEnd w:id="49"/>
     </w:p>
     <w:p>
       <w:pPr>
@@ -12994,7 +13116,7 @@
           <w:sz w:val="28"/>
           <w:szCs w:val="28"/>
           <w:shd w:val="clear" w:color="auto" w:fill="FFFFFF"/>
-          <w:lang w:val="en-US" w:eastAsia="zh-CN"/>
+          <w:lang w:eastAsia="zh-CN"/>
           <w14:ligatures w14:val="none"/>
         </w:rPr>
         <w:t>2821</w:t>
@@ -13018,7 +13140,7 @@
           <w:sz w:val="28"/>
           <w:szCs w:val="28"/>
           <w:shd w:val="clear" w:color="auto" w:fill="FFFFFF"/>
-          <w:lang w:val="en-US" w:eastAsia="zh-CN"/>
+          <w:lang w:eastAsia="zh-CN"/>
           <w14:ligatures w14:val="none"/>
         </w:rPr>
         <w:t>0</w:t>
@@ -13176,6 +13298,102 @@
     </w:sectPr>
   </w:body>
 </w:document>
+</file>
+
+<file path=word/comments.xml><?xml version="1.0" encoding="utf-8"?>
+<w:comments xmlns:wpc="http://schemas.microsoft.com/office/word/2010/wordprocessingCanvas" xmlns:cx="http://schemas.microsoft.com/office/drawing/2014/chartex" xmlns:cx1="http://schemas.microsoft.com/office/drawing/2015/9/8/chartex" xmlns:cx2="http://schemas.microsoft.com/office/drawing/2015/10/21/chartex" xmlns:cx3="http://schemas.microsoft.com/office/drawing/2016/5/9/chartex" xmlns:cx4="http://schemas.microsoft.com/office/drawing/2016/5/10/chartex" xmlns:cx5="http://schemas.microsoft.com/office/drawing/2016/5/11/chartex" xmlns:cx6="http://schemas.microsoft.com/office/drawing/2016/5/12/chartex" xmlns:cx7="http://schemas.microsoft.com/office/drawing/2016/5/13/chartex" xmlns:cx8="http://schemas.microsoft.com/office/drawing/2016/5/14/chartex" xmlns:mc="http://schemas.openxmlformats.org/markup-compatibility/2006" xmlns:aink="http://schemas.microsoft.com/office/drawing/2016/ink" xmlns:am3d="http://schemas.microsoft.com/office/drawing/2017/model3d" xmlns:o="urn:schemas-microsoft-com:office:office" xmlns:oel="http://schemas.microsoft.com/office/2019/extlst" xmlns:r="http://schemas.openxmlformats.org/officeDocument/2006/relationships" xmlns:m="http://schemas.openxmlformats.org/officeDocument/2006/math" xmlns:v="urn:schemas-microsoft-com:vml" xmlns:wp14="http://schemas.microsoft.com/office/word/2010/wordprocessingDrawing" xmlns:wp="http://schemas.openxmlformats.org/drawingml/2006/wordprocessingDrawing" xmlns:w10="urn:schemas-microsoft-com:office:word" xmlns:w="http://schemas.openxmlformats.org/wordprocessingml/2006/main" xmlns:w14="http://schemas.microsoft.com/office/word/2010/wordml" xmlns:w15="http://schemas.microsoft.com/office/word/2012/wordml" xmlns:w16cex="http://schemas.microsoft.com/office/word/2018/wordml/cex" xmlns:w16cid="http://schemas.microsoft.com/office/word/2016/wordml/cid" xmlns:w16="http://schemas.microsoft.com/office/word/2018/wordml" xmlns:w16du="http://schemas.microsoft.com/office/word/2023/wordml/word16du" xmlns:w16sdtdh="http://schemas.microsoft.com/office/word/2020/wordml/sdtdatahash" xmlns:w16sdtfl="http://schemas.microsoft.com/office/word/2024/wordml/sdtformatlock" xmlns:w16se="http://schemas.microsoft.com/office/word/2015/wordml/symex" xmlns:wpg="http://schemas.microsoft.com/office/word/2010/wordprocessingGroup" xmlns:wpi="http://schemas.microsoft.com/office/word/2010/wordprocessingInk" xmlns:wne="http://schemas.microsoft.com/office/word/2006/wordml" xmlns:wps="http://schemas.microsoft.com/office/word/2010/wordprocessingShape" mc:Ignorable="w14 w15 w16se w16cid w16 w16cex w16sdtdh w16sdtfl w16du wp14">
+  <w:comment w:id="8" w:author="Kalentyev Alexey" w:date="2026-09-16T11:13:00Z" w:initials="KA">
+    <w:p>
+      <w:pPr>
+        <w:pStyle w:val="af"/>
+      </w:pPr>
+      <w:r>
+        <w:rPr>
+          <w:rStyle w:val="ae"/>
+        </w:rPr>
+        <w:annotationRef/>
+      </w:r>
+      <w:r>
+        <w:t>?</w:t>
+      </w:r>
+    </w:p>
+  </w:comment>
+  <w:comment w:id="26" w:author="Kalentyev Alexey" w:date="2026-09-16T11:13:00Z" w:initials="KA">
+    <w:p>
+      <w:pPr>
+        <w:pStyle w:val="af"/>
+      </w:pPr>
+      <w:r>
+        <w:rPr>
+          <w:rStyle w:val="ae"/>
+        </w:rPr>
+        <w:annotationRef/>
+      </w:r>
+      <w:r>
+        <w:t>?</w:t>
+      </w:r>
+    </w:p>
+  </w:comment>
+  <w:comment w:id="33" w:author="Kalentyev Alexey" w:date="2026-09-16T11:15:00Z" w:initials="KA">
+    <w:p>
+      <w:pPr>
+        <w:pStyle w:val="af"/>
+      </w:pPr>
+      <w:r>
+        <w:rPr>
+          <w:rStyle w:val="ae"/>
+        </w:rPr>
+        <w:annotationRef/>
+      </w:r>
+      <w:r>
+        <w:t>?</w:t>
+      </w:r>
+    </w:p>
+  </w:comment>
+  <w:comment w:id="44" w:author="Kalentyev Alexey" w:date="2026-09-16T11:16:00Z" w:initials="KA">
+    <w:p>
+      <w:pPr>
+        <w:pStyle w:val="af"/>
+      </w:pPr>
+      <w:r>
+        <w:rPr>
+          <w:rStyle w:val="ae"/>
+        </w:rPr>
+        <w:annotationRef/>
+      </w:r>
+      <w:r>
+        <w:t>Висячая строка</w:t>
+      </w:r>
+    </w:p>
+  </w:comment>
+</w:comments>
+</file>
+
+<file path=word/commentsExtended.xml><?xml version="1.0" encoding="utf-8"?>
+<w15:commentsEx xmlns:wpc="http://schemas.microsoft.com/office/word/2010/wordprocessingCanvas" xmlns:cx="http://schemas.microsoft.com/office/drawing/2014/chartex" xmlns:cx1="http://schemas.microsoft.com/office/drawing/2015/9/8/chartex" xmlns:cx2="http://schemas.microsoft.com/office/drawing/2015/10/21/chartex" xmlns:cx3="http://schemas.microsoft.com/office/drawing/2016/5/9/chartex" xmlns:cx4="http://schemas.microsoft.com/office/drawing/2016/5/10/chartex" xmlns:cx5="http://schemas.microsoft.com/office/drawing/2016/5/11/chartex" xmlns:cx6="http://schemas.microsoft.com/office/drawing/2016/5/12/chartex" xmlns:cx7="http://schemas.microsoft.com/office/drawing/2016/5/13/chartex" xmlns:cx8="http://schemas.microsoft.com/office/drawing/2016/5/14/chartex" xmlns:mc="http://schemas.openxmlformats.org/markup-compatibility/2006" xmlns:aink="http://schemas.microsoft.com/office/drawing/2016/ink" xmlns:am3d="http://schemas.microsoft.com/office/drawing/2017/model3d" xmlns:o="urn:schemas-microsoft-com:office:office" xmlns:oel="http://schemas.microsoft.com/office/2019/extlst" xmlns:r="http://schemas.openxmlformats.org/officeDocument/2006/relationships" xmlns:m="http://schemas.openxmlformats.org/officeDocument/2006/math" xmlns:v="urn:schemas-microsoft-com:vml" xmlns:wp14="http://schemas.microsoft.com/office/word/2010/wordprocessingDrawing" xmlns:wp="http://schemas.openxmlformats.org/drawingml/2006/wordprocessingDrawing" xmlns:w10="urn:schemas-microsoft-com:office:word" xmlns:w="http://schemas.openxmlformats.org/wordprocessingml/2006/main" xmlns:w14="http://schemas.microsoft.com/office/word/2010/wordml" xmlns:w15="http://schemas.microsoft.com/office/word/2012/wordml" xmlns:w16cex="http://schemas.microsoft.com/office/word/2018/wordml/cex" xmlns:w16cid="http://schemas.microsoft.com/office/word/2016/wordml/cid" xmlns:w16="http://schemas.microsoft.com/office/word/2018/wordml" xmlns:w16du="http://schemas.microsoft.com/office/word/2023/wordml/word16du" xmlns:w16sdtdh="http://schemas.microsoft.com/office/word/2020/wordml/sdtdatahash" xmlns:w16sdtfl="http://schemas.microsoft.com/office/word/2024/wordml/sdtformatlock" xmlns:w16se="http://schemas.microsoft.com/office/word/2015/wordml/symex" xmlns:wpg="http://schemas.microsoft.com/office/word/2010/wordprocessingGroup" xmlns:wpi="http://schemas.microsoft.com/office/word/2010/wordprocessingInk" xmlns:wne="http://schemas.microsoft.com/office/word/2006/wordml" xmlns:wps="http://schemas.microsoft.com/office/word/2010/wordprocessingShape" mc:Ignorable="w14 w15 w16se w16cid w16 w16cex w16sdtdh w16sdtfl w16du wp14">
+  <w15:commentEx w15:paraId="05AC1AAA" w15:done="0"/>
+  <w15:commentEx w15:paraId="28273B33" w15:done="0"/>
+  <w15:commentEx w15:paraId="6E626003" w15:done="0"/>
+  <w15:commentEx w15:paraId="57E84DA7" w15:done="0"/>
+</w15:commentsEx>
+</file>
+
+<file path=word/commentsExtensible.xml><?xml version="1.0" encoding="utf-8"?>
+<w16cex:commentsExtensible xmlns:wpc="http://schemas.microsoft.com/office/word/2010/wordprocessingCanvas" xmlns:cx="http://schemas.microsoft.com/office/drawing/2014/chartex" xmlns:cx1="http://schemas.microsoft.com/office/drawing/2015/9/8/chartex" xmlns:cx2="http://schemas.microsoft.com/office/drawing/2015/10/21/chartex" xmlns:cx3="http://schemas.microsoft.com/office/drawing/2016/5/9/chartex" xmlns:cx4="http://schemas.microsoft.com/office/drawing/2016/5/10/chartex" xmlns:cx5="http://schemas.microsoft.com/office/drawing/2016/5/11/chartex" xmlns:cx6="http://schemas.microsoft.com/office/drawing/2016/5/12/chartex" xmlns:cx7="http://schemas.microsoft.com/office/drawing/2016/5/13/chartex" xmlns:cx8="http://schemas.microsoft.com/office/drawing/2016/5/14/chartex" xmlns:cr="http://schemas.microsoft.com/office/comments/2020/reactions" xmlns:mc="http://schemas.openxmlformats.org/markup-compatibility/2006" xmlns:aink="http://schemas.microsoft.com/office/drawing/2016/ink" xmlns:am3d="http://schemas.microsoft.com/office/drawing/2017/model3d" xmlns:o="urn:schemas-microsoft-com:office:office" xmlns:oel="http://schemas.microsoft.com/office/2019/extlst" xmlns:r="http://schemas.openxmlformats.org/officeDocument/2006/relationships" xmlns:m="http://schemas.openxmlformats.org/officeDocument/2006/math" xmlns:v="urn:schemas-microsoft-com:vml" xmlns:wp14="http://schemas.microsoft.com/office/word/2010/wordprocessingDrawing" xmlns:wp="http://schemas.openxmlformats.org/drawingml/2006/wordprocessingDrawing" xmlns:w10="urn:schemas-microsoft-com:office:word" xmlns:w="http://schemas.openxmlformats.org/wordprocessingml/2006/main" xmlns:w14="http://schemas.microsoft.com/office/word/2010/wordml" xmlns:w15="http://schemas.microsoft.com/office/word/2012/wordml" xmlns:w16cex="http://schemas.microsoft.com/office/word/2018/wordml/cex" xmlns:w16cid="http://schemas.microsoft.com/office/word/2016/wordml/cid" xmlns:w16="http://schemas.microsoft.com/office/word/2018/wordml" xmlns:w16du="http://schemas.microsoft.com/office/word/2023/wordml/word16du" xmlns:w16sdtdh="http://schemas.microsoft.com/office/word/2020/wordml/sdtdatahash" xmlns:w16sdtfl="http://schemas.microsoft.com/office/word/2024/wordml/sdtformatlock" xmlns:w16se="http://schemas.microsoft.com/office/word/2015/wordml/symex" xmlns:wpg="http://schemas.microsoft.com/office/word/2010/wordprocessingGroup" xmlns:wpi="http://schemas.microsoft.com/office/word/2010/wordprocessingInk" xmlns:wne="http://schemas.microsoft.com/office/word/2006/wordml" xmlns:wps="http://schemas.microsoft.com/office/word/2010/wordprocessingShape" mc:Ignorable="w14 w15 w16se w16cid w16 w16cex w16sdtdh w16sdtfl cr w16du wp14">
+  <w16cex:commentExtensible w16cex:durableId="01649C90" w16cex:dateUtc="2026-09-16T04:13:00Z"/>
+  <w16cex:commentExtensible w16cex:durableId="7379F484" w16cex:dateUtc="2026-09-16T04:13:00Z"/>
+  <w16cex:commentExtensible w16cex:durableId="2EAAAE78" w16cex:dateUtc="2026-09-16T04:15:00Z"/>
+  <w16cex:commentExtensible w16cex:durableId="47B94371" w16cex:dateUtc="2026-09-16T04:16:00Z"/>
+</w16cex:commentsExtensible>
+</file>
+
+<file path=word/commentsIds.xml><?xml version="1.0" encoding="utf-8"?>
+<w16cid:commentsIds xmlns:wpc="http://schemas.microsoft.com/office/word/2010/wordprocessingCanvas" xmlns:cx="http://schemas.microsoft.com/office/drawing/2014/chartex" xmlns:cx1="http://schemas.microsoft.com/office/drawing/2015/9/8/chartex" xmlns:cx2="http://schemas.microsoft.com/office/drawing/2015/10/21/chartex" xmlns:cx3="http://schemas.microsoft.com/office/drawing/2016/5/9/chartex" xmlns:cx4="http://schemas.microsoft.com/office/drawing/2016/5/10/chartex" xmlns:cx5="http://schemas.microsoft.com/office/drawing/2016/5/11/chartex" xmlns:cx6="http://schemas.microsoft.com/office/drawing/2016/5/12/chartex" xmlns:cx7="http://schemas.microsoft.com/office/drawing/2016/5/13/chartex" xmlns:cx8="http://schemas.microsoft.com/office/drawing/2016/5/14/chartex" xmlns:mc="http://schemas.openxmlformats.org/markup-compatibility/2006" xmlns:aink="http://schemas.microsoft.com/office/drawing/2016/ink" xmlns:am3d="http://schemas.microsoft.com/office/drawing/2017/model3d" xmlns:o="urn:schemas-microsoft-com:office:office" xmlns:oel="http://schemas.microsoft.com/office/2019/extlst" xmlns:r="http://schemas.openxmlformats.org/officeDocument/2006/relationships" xmlns:m="http://schemas.openxmlformats.org/officeDocument/2006/math" xmlns:v="urn:schemas-microsoft-com:vml" xmlns:wp14="http://schemas.microsoft.com/office/word/2010/wordprocessingDrawing" xmlns:wp="http://schemas.openxmlformats.org/drawingml/2006/wordprocessingDrawing" xmlns:w10="urn:schemas-microsoft-com:office:word" xmlns:w="http://schemas.openxmlformats.org/wordprocessingml/2006/main" xmlns:w14="http://schemas.microsoft.com/office/word/2010/wordml" xmlns:w15="http://schemas.microsoft.com/office/word/2012/wordml" xmlns:w16cex="http://schemas.microsoft.com/office/word/2018/wordml/cex" xmlns:w16cid="http://schemas.microsoft.com/office/word/2016/wordml/cid" xmlns:w16="http://schemas.microsoft.com/office/word/2018/wordml" xmlns:w16du="http://schemas.microsoft.com/office/word/2023/wordml/word16du" xmlns:w16sdtdh="http://schemas.microsoft.com/office/word/2020/wordml/sdtdatahash" xmlns:w16sdtfl="http://schemas.microsoft.com/office/word/2024/wordml/sdtformatlock" xmlns:w16se="http://schemas.microsoft.com/office/word/2015/wordml/symex" xmlns:wpg="http://schemas.microsoft.com/office/word/2010/wordprocessingGroup" xmlns:wpi="http://schemas.microsoft.com/office/word/2010/wordprocessingInk" xmlns:wne="http://schemas.microsoft.com/office/word/2006/wordml" xmlns:wps="http://schemas.microsoft.com/office/word/2010/wordprocessingShape" mc:Ignorable="w14 w15 w16se w16cid w16 w16cex w16sdtdh w16sdtfl w16du wp14">
+  <w16cid:commentId w16cid:paraId="05AC1AAA" w16cid:durableId="01649C90"/>
+  <w16cid:commentId w16cid:paraId="28273B33" w16cid:durableId="7379F484"/>
+  <w16cid:commentId w16cid:paraId="6E626003" w16cid:durableId="2EAAAE78"/>
+  <w16cid:commentId w16cid:paraId="57E84DA7" w16cid:durableId="47B94371"/>
+</w16cid:commentsIds>
 </file>
 
 <file path=word/numbering.xml><?xml version="1.0" encoding="utf-8"?>
@@ -13265,6 +13483,14 @@
     </w:lvlOverride>
   </w:num>
 </w:numbering>
+</file>
+
+<file path=word/people.xml><?xml version="1.0" encoding="utf-8"?>
+<w15:people xmlns:wpc="http://schemas.microsoft.com/office/word/2010/wordprocessingCanvas" xmlns:cx="http://schemas.microsoft.com/office/drawing/2014/chartex" xmlns:cx1="http://schemas.microsoft.com/office/drawing/2015/9/8/chartex" xmlns:cx2="http://schemas.microsoft.com/office/drawing/2015/10/21/chartex" xmlns:cx3="http://schemas.microsoft.com/office/drawing/2016/5/9/chartex" xmlns:cx4="http://schemas.microsoft.com/office/drawing/2016/5/10/chartex" xmlns:cx5="http://schemas.microsoft.com/office/drawing/2016/5/11/chartex" xmlns:cx6="http://schemas.microsoft.com/office/drawing/2016/5/12/chartex" xmlns:cx7="http://schemas.microsoft.com/office/drawing/2016/5/13/chartex" xmlns:cx8="http://schemas.microsoft.com/office/drawing/2016/5/14/chartex" xmlns:mc="http://schemas.openxmlformats.org/markup-compatibility/2006" xmlns:aink="http://schemas.microsoft.com/office/drawing/2016/ink" xmlns:am3d="http://schemas.microsoft.com/office/drawing/2017/model3d" xmlns:o="urn:schemas-microsoft-com:office:office" xmlns:oel="http://schemas.microsoft.com/office/2019/extlst" xmlns:r="http://schemas.openxmlformats.org/officeDocument/2006/relationships" xmlns:m="http://schemas.openxmlformats.org/officeDocument/2006/math" xmlns:v="urn:schemas-microsoft-com:vml" xmlns:wp14="http://schemas.microsoft.com/office/word/2010/wordprocessingDrawing" xmlns:wp="http://schemas.openxmlformats.org/drawingml/2006/wordprocessingDrawing" xmlns:w10="urn:schemas-microsoft-com:office:word" xmlns:w="http://schemas.openxmlformats.org/wordprocessingml/2006/main" xmlns:w14="http://schemas.microsoft.com/office/word/2010/wordml" xmlns:w15="http://schemas.microsoft.com/office/word/2012/wordml" xmlns:w16cex="http://schemas.microsoft.com/office/word/2018/wordml/cex" xmlns:w16cid="http://schemas.microsoft.com/office/word/2016/wordml/cid" xmlns:w16="http://schemas.microsoft.com/office/word/2018/wordml" xmlns:w16du="http://schemas.microsoft.com/office/word/2023/wordml/word16du" xmlns:w16sdtdh="http://schemas.microsoft.com/office/word/2020/wordml/sdtdatahash" xmlns:w16sdtfl="http://schemas.microsoft.com/office/word/2024/wordml/sdtformatlock" xmlns:w16se="http://schemas.microsoft.com/office/word/2015/wordml/symex" xmlns:wpg="http://schemas.microsoft.com/office/word/2010/wordprocessingGroup" xmlns:wpi="http://schemas.microsoft.com/office/word/2010/wordprocessingInk" xmlns:wne="http://schemas.microsoft.com/office/word/2006/wordml" xmlns:wps="http://schemas.microsoft.com/office/word/2010/wordprocessingShape" mc:Ignorable="w14 w15 w16se w16cid w16 w16cex w16sdtdh w16sdtfl w16du wp14">
+  <w15:person w15:author="Kalentyev Alexey">
+    <w15:presenceInfo w15:providerId="Windows Live" w15:userId="da819b8650d7d997"/>
+  </w15:person>
+</w15:people>
 </file>
 
 <file path=word/styles.xml><?xml version="1.0" encoding="utf-8"?>
@@ -14262,6 +14488,72 @@
       <w:u w:val="single"/>
     </w:rPr>
   </w:style>
+  <w:style w:type="character" w:styleId="ae">
+    <w:name w:val="annotation reference"/>
+    <w:basedOn w:val="a0"/>
+    <w:uiPriority w:val="99"/>
+    <w:semiHidden/>
+    <w:unhideWhenUsed/>
+    <w:rsid w:val="00390BFE"/>
+    <w:rPr>
+      <w:sz w:val="16"/>
+      <w:szCs w:val="16"/>
+    </w:rPr>
+  </w:style>
+  <w:style w:type="paragraph" w:styleId="af">
+    <w:name w:val="annotation text"/>
+    <w:basedOn w:val="a"/>
+    <w:link w:val="af0"/>
+    <w:uiPriority w:val="99"/>
+    <w:unhideWhenUsed/>
+    <w:rsid w:val="00390BFE"/>
+    <w:pPr>
+      <w:spacing w:line="240" w:lineRule="auto"/>
+    </w:pPr>
+    <w:rPr>
+      <w:sz w:val="20"/>
+      <w:szCs w:val="20"/>
+    </w:rPr>
+  </w:style>
+  <w:style w:type="character" w:customStyle="1" w:styleId="af0">
+    <w:name w:val="Текст примечания Знак"/>
+    <w:basedOn w:val="a0"/>
+    <w:link w:val="af"/>
+    <w:uiPriority w:val="99"/>
+    <w:rsid w:val="00390BFE"/>
+    <w:rPr>
+      <w:sz w:val="20"/>
+      <w:szCs w:val="20"/>
+    </w:rPr>
+  </w:style>
+  <w:style w:type="paragraph" w:styleId="af1">
+    <w:name w:val="annotation subject"/>
+    <w:basedOn w:val="af"/>
+    <w:next w:val="af"/>
+    <w:link w:val="af2"/>
+    <w:uiPriority w:val="99"/>
+    <w:semiHidden/>
+    <w:unhideWhenUsed/>
+    <w:rsid w:val="00390BFE"/>
+    <w:rPr>
+      <w:b/>
+      <w:bCs/>
+    </w:rPr>
+  </w:style>
+  <w:style w:type="character" w:customStyle="1" w:styleId="af2">
+    <w:name w:val="Тема примечания Знак"/>
+    <w:basedOn w:val="af0"/>
+    <w:link w:val="af1"/>
+    <w:uiPriority w:val="99"/>
+    <w:semiHidden/>
+    <w:rsid w:val="00390BFE"/>
+    <w:rPr>
+      <w:b/>
+      <w:bCs/>
+      <w:sz w:val="20"/>
+      <w:szCs w:val="20"/>
+    </w:rPr>
+  </w:style>
 </w:styles>
 </file>
 

--- a/docs/TZ.docx
+++ b/docs/TZ.docx
@@ -362,7 +362,35 @@
           <w:lang w:eastAsia="zh-CN"/>
           <w14:ligatures w14:val="none"/>
         </w:rPr>
-        <w:t>Autodesk Inventor </w:t>
+        <w:t xml:space="preserve">Autodesk </w:t>
+      </w:r>
+      <w:proofErr w:type="spellStart"/>
+      <w:r>
+        <w:rPr>
+          <w:rFonts w:ascii="Times New Roman" w:eastAsia="SimSun" w:hAnsi="Times New Roman" w:cs="Times New Roman"/>
+          <w:b/>
+          <w:bCs/>
+          <w:kern w:val="0"/>
+          <w:sz w:val="28"/>
+          <w:szCs w:val="28"/>
+          <w:lang w:eastAsia="zh-CN"/>
+          <w14:ligatures w14:val="none"/>
+        </w:rPr>
+        <w:t>Inventor</w:t>
+      </w:r>
+      <w:proofErr w:type="spellEnd"/>
+      <w:r>
+        <w:rPr>
+          <w:rFonts w:ascii="Times New Roman" w:eastAsia="SimSun" w:hAnsi="Times New Roman" w:cs="Times New Roman"/>
+          <w:b/>
+          <w:bCs/>
+          <w:kern w:val="0"/>
+          <w:sz w:val="28"/>
+          <w:szCs w:val="28"/>
+          <w:lang w:eastAsia="zh-CN"/>
+          <w14:ligatures w14:val="none"/>
+        </w:rPr>
+        <w:t> </w:t>
       </w:r>
     </w:p>
     <w:p>
@@ -4332,7 +4360,31 @@
           <w14:ligatures w14:val="none"/>
         </w:rPr>
         <w:tab/>
-        <w:t xml:space="preserve">Заказчиком работ является: кандидат технических наук, доцент кафедры компьютерных систем в управлении и проектировании (КСУП) Калентьев Алексей Анатольевич. </w:t>
+        <w:t xml:space="preserve">Заказчиком работ является: кандидат технических наук, доцент кафедры компьютерных систем в управлении и проектировании (КСУП) </w:t>
+      </w:r>
+      <w:proofErr w:type="spellStart"/>
+      <w:r>
+        <w:rPr>
+          <w:rFonts w:ascii="Times New Roman" w:eastAsia="SimSun" w:hAnsi="Times New Roman" w:cs="Times New Roman"/>
+          <w:kern w:val="0"/>
+          <w:sz w:val="28"/>
+          <w:szCs w:val="28"/>
+          <w:lang w:eastAsia="zh-CN"/>
+          <w14:ligatures w14:val="none"/>
+        </w:rPr>
+        <w:t>Калентьев</w:t>
+      </w:r>
+      <w:proofErr w:type="spellEnd"/>
+      <w:r>
+        <w:rPr>
+          <w:rFonts w:ascii="Times New Roman" w:eastAsia="SimSun" w:hAnsi="Times New Roman" w:cs="Times New Roman"/>
+          <w:kern w:val="0"/>
+          <w:sz w:val="28"/>
+          <w:szCs w:val="28"/>
+          <w:lang w:eastAsia="zh-CN"/>
+          <w14:ligatures w14:val="none"/>
+        </w:rPr>
+        <w:t xml:space="preserve"> Алексей Анатольевич. </w:t>
       </w:r>
     </w:p>
     <w:p>
@@ -5165,9 +5217,9 @@
           <w14:ligatures w14:val="none"/>
         </w:rPr>
         <w:drawing>
-          <wp:inline distT="0" distB="0" distL="0" distR="0" wp14:anchorId="125BA6FE" wp14:editId="186A15B1">
-            <wp:extent cx="5940425" cy="3437890"/>
-            <wp:effectExtent l="0" t="0" r="3175" b="0"/>
+          <wp:inline distT="0" distB="0" distL="0" distR="0" wp14:anchorId="125BA6FE" wp14:editId="2DBECE11">
+            <wp:extent cx="5424054" cy="3139052"/>
+            <wp:effectExtent l="0" t="0" r="5715" b="4445"/>
             <wp:docPr id="1139750636" name="Рисунок 1"/>
             <wp:cNvGraphicFramePr>
               <a:graphicFrameLocks xmlns:a="http://schemas.openxmlformats.org/drawingml/2006/main" noChangeAspect="1"/>
@@ -5188,7 +5240,7 @@
                   <pic:spPr>
                     <a:xfrm>
                       <a:off x="0" y="0"/>
-                      <a:ext cx="5940425" cy="3437890"/>
+                      <a:ext cx="5438845" cy="3147612"/>
                     </a:xfrm>
                     <a:prstGeom prst="rect">
                       <a:avLst/>
@@ -5249,17 +5301,29 @@
         </w:rPr>
         <w:t xml:space="preserve"> Модель </w:t>
       </w:r>
+      <w:r>
+        <w:rPr>
+          <w:rFonts w:ascii="Times New Roman" w:eastAsia="SimSun" w:hAnsi="Times New Roman" w:cs="Times New Roman"/>
+          <w:kern w:val="0"/>
+          <w:sz w:val="28"/>
+          <w:szCs w:val="28"/>
+          <w:lang w:eastAsia="zh-CN"/>
+          <w14:ligatures w14:val="none"/>
+        </w:rPr>
+        <w:t>трубного фланца с патрубком</w:t>
+      </w:r>
       <w:commentRangeStart w:id="8"/>
-      <w:r>
-        <w:rPr>
-          <w:rFonts w:ascii="Times New Roman" w:eastAsia="SimSun" w:hAnsi="Times New Roman" w:cs="Times New Roman"/>
-          <w:kern w:val="0"/>
-          <w:sz w:val="28"/>
-          <w:szCs w:val="28"/>
-          <w:lang w:eastAsia="zh-CN"/>
-          <w14:ligatures w14:val="none"/>
-        </w:rPr>
-        <w:t xml:space="preserve">шестерни </w:t>
+      <w:commentRangeStart w:id="9"/>
+      <w:r>
+        <w:rPr>
+          <w:rFonts w:ascii="Times New Roman" w:eastAsia="SimSun" w:hAnsi="Times New Roman" w:cs="Times New Roman"/>
+          <w:kern w:val="0"/>
+          <w:sz w:val="28"/>
+          <w:szCs w:val="28"/>
+          <w:lang w:eastAsia="zh-CN"/>
+          <w14:ligatures w14:val="none"/>
+        </w:rPr>
+        <w:t xml:space="preserve"> </w:t>
       </w:r>
       <w:commentRangeEnd w:id="8"/>
       <w:r>
@@ -5273,6 +5337,13 @@
           <w14:ligatures w14:val="none"/>
         </w:rPr>
         <w:commentReference w:id="8"/>
+      </w:r>
+      <w:commentRangeEnd w:id="9"/>
+      <w:r>
+        <w:rPr>
+          <w:rStyle w:val="ae"/>
+        </w:rPr>
+        <w:commentReference w:id="9"/>
       </w:r>
       <w:r>
         <w:rPr>
@@ -5328,7 +5399,7 @@
           <w14:ligatures w14:val="none"/>
         </w:rPr>
       </w:pPr>
-      <w:bookmarkStart w:id="9" w:name="_Toc240308329"/>
+      <w:bookmarkStart w:id="10" w:name="_Toc240308329"/>
       <w:r>
         <w:rPr>
           <w:rFonts w:ascii="Times New Roman" w:eastAsia="SimSun" w:hAnsi="Times New Roman" w:cs="Times New Roman"/>
@@ -5343,7 +5414,7 @@
         <w:lastRenderedPageBreak/>
         <w:t>3 ТРЕБОВАНИЯ К АВТОМАТИЗИРОВАННОЙ СИСТЕМЕ</w:t>
       </w:r>
-      <w:bookmarkEnd w:id="9"/>
+      <w:bookmarkEnd w:id="10"/>
     </w:p>
     <w:p>
       <w:pPr>
@@ -5377,7 +5448,7 @@
           <w14:ligatures w14:val="none"/>
         </w:rPr>
       </w:pPr>
-      <w:bookmarkStart w:id="10" w:name="_Toc240308330"/>
+      <w:bookmarkStart w:id="11" w:name="_Toc240308330"/>
       <w:r>
         <w:rPr>
           <w:rFonts w:ascii="Times New Roman" w:eastAsia="SimSun" w:hAnsi="Times New Roman" w:cs="Times New Roman"/>
@@ -5389,7 +5460,7 @@
         </w:rPr>
         <w:t>3.1 Требования к структуре АС в целом</w:t>
       </w:r>
-      <w:bookmarkEnd w:id="10"/>
+      <w:bookmarkEnd w:id="11"/>
     </w:p>
     <w:p>
       <w:pPr>
@@ -5421,7 +5492,7 @@
           <w14:ligatures w14:val="none"/>
         </w:rPr>
       </w:pPr>
-      <w:bookmarkStart w:id="11" w:name="_Toc240308331"/>
+      <w:bookmarkStart w:id="12" w:name="_Toc240308331"/>
       <w:r>
         <w:rPr>
           <w:rFonts w:ascii="Times New Roman" w:eastAsia="SimSun" w:hAnsi="Times New Roman" w:cs="Times New Roman"/>
@@ -5433,7 +5504,7 @@
         </w:rPr>
         <w:t>3.1.1 Требования к структуре и функционированию системы</w:t>
       </w:r>
-      <w:bookmarkEnd w:id="11"/>
+      <w:bookmarkEnd w:id="12"/>
     </w:p>
     <w:p>
       <w:pPr>
@@ -5627,7 +5698,7 @@
           <w14:ligatures w14:val="none"/>
         </w:rPr>
       </w:pPr>
-      <w:bookmarkStart w:id="12" w:name="_Hlk183900138"/>
+      <w:bookmarkStart w:id="13" w:name="_Hlk183900138"/>
       <w:r>
         <w:rPr>
           <w:rFonts w:ascii="Times New Roman" w:eastAsia="SimSun" w:hAnsi="Times New Roman" w:cs="Times New Roman"/>
@@ -6578,7 +6649,7 @@
         <w:t>.</w:t>
       </w:r>
     </w:p>
-    <w:bookmarkEnd w:id="12"/>
+    <w:bookmarkEnd w:id="13"/>
     <w:p>
       <w:pPr>
         <w:spacing w:after="0" w:line="360" w:lineRule="auto"/>
@@ -6721,7 +6792,7 @@
           <w14:ligatures w14:val="none"/>
         </w:rPr>
       </w:pPr>
-      <w:bookmarkStart w:id="13" w:name="_Toc240308332"/>
+      <w:bookmarkStart w:id="14" w:name="_Toc240308332"/>
       <w:r>
         <w:rPr>
           <w:rFonts w:ascii="Times New Roman" w:eastAsia="SimSun" w:hAnsi="Times New Roman" w:cs="Times New Roman"/>
@@ -6733,7 +6804,7 @@
         </w:rPr>
         <w:t>3.1.2 Требования к численности и квалификации персонала системы</w:t>
       </w:r>
-      <w:bookmarkEnd w:id="13"/>
+      <w:bookmarkEnd w:id="14"/>
     </w:p>
     <w:p>
       <w:pPr>
@@ -6777,7 +6848,7 @@
           <w14:ligatures w14:val="none"/>
         </w:rPr>
       </w:pPr>
-      <w:bookmarkStart w:id="14" w:name="_Toc240308333"/>
+      <w:bookmarkStart w:id="15" w:name="_Toc240308333"/>
       <w:r>
         <w:rPr>
           <w:rFonts w:ascii="Times New Roman" w:eastAsia="SimSun" w:hAnsi="Times New Roman" w:cs="Times New Roman"/>
@@ -6789,7 +6860,7 @@
         </w:rPr>
         <w:t>3.1.3 Показатели назначения</w:t>
       </w:r>
-      <w:bookmarkEnd w:id="14"/>
+      <w:bookmarkEnd w:id="15"/>
     </w:p>
     <w:p>
       <w:pPr>
@@ -6960,7 +7031,7 @@
           <w14:ligatures w14:val="none"/>
         </w:rPr>
       </w:pPr>
-      <w:bookmarkStart w:id="15" w:name="_Toc240308334"/>
+      <w:bookmarkStart w:id="16" w:name="_Toc240308334"/>
       <w:r>
         <w:rPr>
           <w:rFonts w:ascii="Times New Roman" w:eastAsia="SimSun" w:hAnsi="Times New Roman" w:cs="Times New Roman"/>
@@ -6972,7 +7043,7 @@
         </w:rPr>
         <w:t>3.1.4 Требования к надёжности</w:t>
       </w:r>
-      <w:bookmarkEnd w:id="15"/>
+      <w:bookmarkEnd w:id="16"/>
     </w:p>
     <w:p>
       <w:pPr>
@@ -7016,7 +7087,7 @@
           <w14:ligatures w14:val="none"/>
         </w:rPr>
       </w:pPr>
-      <w:bookmarkStart w:id="16" w:name="_Toc240308335"/>
+      <w:bookmarkStart w:id="17" w:name="_Toc240308335"/>
       <w:r>
         <w:rPr>
           <w:rFonts w:ascii="Times New Roman" w:eastAsia="SimSun" w:hAnsi="Times New Roman" w:cs="Times New Roman"/>
@@ -7028,7 +7099,7 @@
         </w:rPr>
         <w:t>3.1.5 Требования к безопасности</w:t>
       </w:r>
-      <w:bookmarkEnd w:id="16"/>
+      <w:bookmarkEnd w:id="17"/>
     </w:p>
     <w:p>
       <w:pPr>
@@ -7072,7 +7143,7 @@
           <w14:ligatures w14:val="none"/>
         </w:rPr>
       </w:pPr>
-      <w:bookmarkStart w:id="17" w:name="_Toc240308336"/>
+      <w:bookmarkStart w:id="18" w:name="_Toc240308336"/>
       <w:r>
         <w:rPr>
           <w:rFonts w:ascii="Times New Roman" w:eastAsia="SimSun" w:hAnsi="Times New Roman" w:cs="Times New Roman"/>
@@ -7084,7 +7155,7 @@
         </w:rPr>
         <w:t>3.1.6 Требования к эргономике и технической эстетике</w:t>
       </w:r>
-      <w:bookmarkEnd w:id="17"/>
+      <w:bookmarkEnd w:id="18"/>
     </w:p>
     <w:p>
       <w:pPr>
@@ -7109,7 +7180,31 @@
           <w:lang w:eastAsia="zh-CN"/>
           <w14:ligatures w14:val="none"/>
         </w:rPr>
-        <w:t>Пользовательские интерфейсы для всех подсистем, разработанных в рамках создания системы должны быть выполнены в виде desktop-интерфейсов с помощью фреймворков Windows</w:t>
+        <w:t xml:space="preserve">Пользовательские интерфейсы для всех подсистем, разработанных в рамках создания системы должны быть выполнены в виде </w:t>
+      </w:r>
+      <w:proofErr w:type="spellStart"/>
+      <w:r>
+        <w:rPr>
+          <w:rFonts w:ascii="Times New Roman" w:eastAsia="SimSun" w:hAnsi="Times New Roman" w:cs="Times New Roman"/>
+          <w:kern w:val="0"/>
+          <w:sz w:val="28"/>
+          <w:szCs w:val="28"/>
+          <w:lang w:eastAsia="zh-CN"/>
+          <w14:ligatures w14:val="none"/>
+        </w:rPr>
+        <w:t>desktop</w:t>
+      </w:r>
+      <w:proofErr w:type="spellEnd"/>
+      <w:r>
+        <w:rPr>
+          <w:rFonts w:ascii="Times New Roman" w:eastAsia="SimSun" w:hAnsi="Times New Roman" w:cs="Times New Roman"/>
+          <w:kern w:val="0"/>
+          <w:sz w:val="28"/>
+          <w:szCs w:val="28"/>
+          <w:lang w:eastAsia="zh-CN"/>
+          <w14:ligatures w14:val="none"/>
+        </w:rPr>
+        <w:t>-интерфейсов с помощью фреймворков Windows</w:t>
       </w:r>
       <w:r>
         <w:rPr>
@@ -7122,16 +7217,29 @@
         </w:rPr>
         <w:t> </w:t>
       </w:r>
-      <w:r>
-        <w:rPr>
-          <w:rFonts w:ascii="Times New Roman" w:eastAsia="SimSun" w:hAnsi="Times New Roman" w:cs="Times New Roman"/>
-          <w:kern w:val="0"/>
-          <w:sz w:val="28"/>
-          <w:szCs w:val="28"/>
-          <w:lang w:eastAsia="zh-CN"/>
-          <w14:ligatures w14:val="none"/>
-        </w:rPr>
-        <w:t>Forms, WPF или аналогичных им, позволяющих создавать пользовательские интерфейсы для ОС Windows 10 и выше.</w:t>
+      <w:proofErr w:type="spellStart"/>
+      <w:r>
+        <w:rPr>
+          <w:rFonts w:ascii="Times New Roman" w:eastAsia="SimSun" w:hAnsi="Times New Roman" w:cs="Times New Roman"/>
+          <w:kern w:val="0"/>
+          <w:sz w:val="28"/>
+          <w:szCs w:val="28"/>
+          <w:lang w:eastAsia="zh-CN"/>
+          <w14:ligatures w14:val="none"/>
+        </w:rPr>
+        <w:t>Forms</w:t>
+      </w:r>
+      <w:proofErr w:type="spellEnd"/>
+      <w:r>
+        <w:rPr>
+          <w:rFonts w:ascii="Times New Roman" w:eastAsia="SimSun" w:hAnsi="Times New Roman" w:cs="Times New Roman"/>
+          <w:kern w:val="0"/>
+          <w:sz w:val="28"/>
+          <w:szCs w:val="28"/>
+          <w:lang w:eastAsia="zh-CN"/>
+          <w14:ligatures w14:val="none"/>
+        </w:rPr>
+        <w:t>, WPF или аналогичных им, позволяющих создавать пользовательские интерфейсы для ОС Windows 10 и выше.</w:t>
       </w:r>
     </w:p>
     <w:p>
@@ -7157,7 +7265,31 @@
           <w:lang w:eastAsia="zh-CN"/>
           <w14:ligatures w14:val="none"/>
         </w:rPr>
-        <w:t>Элементы интерфейса должны отвечать рекомендациям по вёрстке интерфейсов desktop-приложений указанным в источнике [1].</w:t>
+        <w:t xml:space="preserve">Элементы интерфейса должны отвечать рекомендациям по вёрстке интерфейсов </w:t>
+      </w:r>
+      <w:proofErr w:type="spellStart"/>
+      <w:r>
+        <w:rPr>
+          <w:rFonts w:ascii="Times New Roman" w:eastAsia="SimSun" w:hAnsi="Times New Roman" w:cs="Times New Roman"/>
+          <w:kern w:val="0"/>
+          <w:sz w:val="28"/>
+          <w:szCs w:val="28"/>
+          <w:lang w:eastAsia="zh-CN"/>
+          <w14:ligatures w14:val="none"/>
+        </w:rPr>
+        <w:t>desktop</w:t>
+      </w:r>
+      <w:proofErr w:type="spellEnd"/>
+      <w:r>
+        <w:rPr>
+          <w:rFonts w:ascii="Times New Roman" w:eastAsia="SimSun" w:hAnsi="Times New Roman" w:cs="Times New Roman"/>
+          <w:kern w:val="0"/>
+          <w:sz w:val="28"/>
+          <w:szCs w:val="28"/>
+          <w:lang w:eastAsia="zh-CN"/>
+          <w14:ligatures w14:val="none"/>
+        </w:rPr>
+        <w:t>-приложений указанным в источнике [1].</w:t>
       </w:r>
     </w:p>
     <w:p>
@@ -7176,7 +7308,7 @@
           <w14:ligatures w14:val="none"/>
         </w:rPr>
       </w:pPr>
-      <w:bookmarkStart w:id="18" w:name="_Toc240308337"/>
+      <w:bookmarkStart w:id="19" w:name="_Toc240308337"/>
       <w:r>
         <w:rPr>
           <w:rFonts w:ascii="Times New Roman" w:eastAsia="SimSun" w:hAnsi="Times New Roman" w:cs="Times New Roman"/>
@@ -7189,7 +7321,7 @@
         <w:lastRenderedPageBreak/>
         <w:t>3.1.7 Требования к эксплуатации, техническому обслуживанию, ремонту и хранению компонентов системы</w:t>
       </w:r>
-      <w:bookmarkEnd w:id="18"/>
+      <w:bookmarkEnd w:id="19"/>
     </w:p>
     <w:p>
       <w:pPr>
@@ -7234,7 +7366,7 @@
           <w14:ligatures w14:val="none"/>
         </w:rPr>
       </w:pPr>
-      <w:bookmarkStart w:id="19" w:name="_Toc240308338"/>
+      <w:bookmarkStart w:id="20" w:name="_Toc240308338"/>
       <w:r>
         <w:rPr>
           <w:rFonts w:ascii="Times New Roman" w:eastAsia="SimSun" w:hAnsi="Times New Roman" w:cs="Times New Roman"/>
@@ -7246,7 +7378,7 @@
         </w:rPr>
         <w:t>3.1.8 Требования к защите информации от несанкционированного доступа</w:t>
       </w:r>
-      <w:bookmarkEnd w:id="19"/>
+      <w:bookmarkEnd w:id="20"/>
       <w:r>
         <w:rPr>
           <w:rFonts w:ascii="Times New Roman" w:eastAsia="SimSun" w:hAnsi="Times New Roman" w:cs="Times New Roman"/>
@@ -7302,7 +7434,7 @@
           <w14:ligatures w14:val="none"/>
         </w:rPr>
       </w:pPr>
-      <w:bookmarkStart w:id="20" w:name="_Toc240308339"/>
+      <w:bookmarkStart w:id="21" w:name="_Toc240308339"/>
       <w:r>
         <w:rPr>
           <w:rFonts w:ascii="Times New Roman" w:eastAsia="SimSun" w:hAnsi="Times New Roman" w:cs="Times New Roman"/>
@@ -7314,7 +7446,7 @@
         </w:rPr>
         <w:t>3.1.9 Требования по сохранности информации при авариях</w:t>
       </w:r>
-      <w:bookmarkEnd w:id="20"/>
+      <w:bookmarkEnd w:id="21"/>
     </w:p>
     <w:p>
       <w:pPr>
@@ -7358,7 +7490,7 @@
           <w14:ligatures w14:val="none"/>
         </w:rPr>
       </w:pPr>
-      <w:bookmarkStart w:id="21" w:name="_Toc240308340"/>
+      <w:bookmarkStart w:id="22" w:name="_Toc240308340"/>
       <w:r>
         <w:rPr>
           <w:rFonts w:ascii="Times New Roman" w:eastAsia="SimSun" w:hAnsi="Times New Roman" w:cs="Times New Roman"/>
@@ -7370,7 +7502,7 @@
         </w:rPr>
         <w:t>3.1.10 Требования к защите от влияния внешних воздействий</w:t>
       </w:r>
-      <w:bookmarkEnd w:id="21"/>
+      <w:bookmarkEnd w:id="22"/>
       <w:r>
         <w:rPr>
           <w:rFonts w:ascii="Times New Roman" w:eastAsia="SimSun" w:hAnsi="Times New Roman" w:cs="Times New Roman"/>
@@ -7425,7 +7557,7 @@
           <w14:ligatures w14:val="none"/>
         </w:rPr>
       </w:pPr>
-      <w:bookmarkStart w:id="22" w:name="_Toc240308341"/>
+      <w:bookmarkStart w:id="23" w:name="_Toc240308341"/>
       <w:r>
         <w:rPr>
           <w:rFonts w:ascii="Times New Roman" w:eastAsia="SimSun" w:hAnsi="Times New Roman" w:cs="Times New Roman"/>
@@ -7437,7 +7569,7 @@
         </w:rPr>
         <w:t>3.1.11 Требования к патентной чистоте</w:t>
       </w:r>
-      <w:bookmarkEnd w:id="22"/>
+      <w:bookmarkEnd w:id="23"/>
       <w:r>
         <w:rPr>
           <w:rFonts w:ascii="Times New Roman" w:eastAsia="SimSun" w:hAnsi="Times New Roman" w:cs="Times New Roman"/>
@@ -7492,7 +7624,7 @@
           <w14:ligatures w14:val="none"/>
         </w:rPr>
       </w:pPr>
-      <w:bookmarkStart w:id="23" w:name="_Toc240308342"/>
+      <w:bookmarkStart w:id="24" w:name="_Toc240308342"/>
       <w:r>
         <w:rPr>
           <w:rFonts w:ascii="Times New Roman" w:eastAsia="SimSun" w:hAnsi="Times New Roman" w:cs="Times New Roman"/>
@@ -7504,7 +7636,7 @@
         </w:rPr>
         <w:t>3.1.12 Требования по стандартизации и унификации</w:t>
       </w:r>
-      <w:bookmarkEnd w:id="23"/>
+      <w:bookmarkEnd w:id="24"/>
       <w:r>
         <w:rPr>
           <w:rFonts w:ascii="Times New Roman" w:eastAsia="SimSun" w:hAnsi="Times New Roman" w:cs="Times New Roman"/>
@@ -7574,7 +7706,7 @@
           <w14:ligatures w14:val="none"/>
         </w:rPr>
       </w:pPr>
-      <w:bookmarkStart w:id="24" w:name="_Toc240308343"/>
+      <w:bookmarkStart w:id="25" w:name="_Toc240308343"/>
       <w:r>
         <w:rPr>
           <w:rFonts w:ascii="Times New Roman" w:eastAsia="SimSun" w:hAnsi="Times New Roman" w:cs="Times New Roman"/>
@@ -7586,7 +7718,7 @@
         </w:rPr>
         <w:t>3.2 Требования к функциям (задачам), выполняемым АС</w:t>
       </w:r>
-      <w:bookmarkEnd w:id="24"/>
+      <w:bookmarkEnd w:id="25"/>
     </w:p>
     <w:p>
       <w:pPr>
@@ -7619,7 +7751,7 @@
           <w14:ligatures w14:val="none"/>
         </w:rPr>
       </w:pPr>
-      <w:bookmarkStart w:id="25" w:name="_Toc240308344"/>
+      <w:bookmarkStart w:id="26" w:name="_Toc240308344"/>
       <w:r>
         <w:rPr>
           <w:rFonts w:ascii="Times New Roman" w:eastAsia="SimSun" w:hAnsi="Times New Roman" w:cs="Times New Roman"/>
@@ -7631,7 +7763,7 @@
         </w:rPr>
         <w:t>3.2.1 Перечень функций, задач или их комплексов</w:t>
       </w:r>
-      <w:bookmarkEnd w:id="25"/>
+      <w:bookmarkEnd w:id="26"/>
     </w:p>
     <w:p>
       <w:pPr>
@@ -7840,32 +7972,18 @@
           <w:lang w:eastAsia="zh-CN"/>
           <w14:ligatures w14:val="none"/>
         </w:rPr>
-        <w:t xml:space="preserve">», производящая построение секций </w:t>
-      </w:r>
-      <w:commentRangeStart w:id="26"/>
-      <w:r>
-        <w:rPr>
-          <w:rFonts w:ascii="Times New Roman" w:eastAsia="SimSun" w:hAnsi="Times New Roman" w:cs="Times New Roman"/>
-          <w:kern w:val="0"/>
-          <w:sz w:val="28"/>
-          <w:szCs w:val="28"/>
-          <w:lang w:eastAsia="zh-CN"/>
-          <w14:ligatures w14:val="none"/>
-        </w:rPr>
-        <w:t xml:space="preserve">забора </w:t>
-      </w:r>
-      <w:commentRangeEnd w:id="26"/>
-      <w:r>
-        <w:rPr>
-          <w:rStyle w:val="ae"/>
-          <w:rFonts w:ascii="Times New Roman" w:eastAsia="SimSun" w:hAnsi="Times New Roman" w:cs="Times New Roman"/>
-          <w:kern w:val="0"/>
-          <w:sz w:val="28"/>
-          <w:szCs w:val="28"/>
-          <w:lang w:eastAsia="zh-CN"/>
-          <w14:ligatures w14:val="none"/>
-        </w:rPr>
-        <w:commentReference w:id="26"/>
+        <w:t xml:space="preserve">», производящая построение </w:t>
+      </w:r>
+      <w:r>
+        <w:rPr>
+          <w:rFonts w:ascii="Times New Roman" w:eastAsia="SimSun" w:hAnsi="Times New Roman" w:cs="Times New Roman"/>
+          <w:kern w:val="0"/>
+          <w:sz w:val="28"/>
+          <w:szCs w:val="28"/>
+          <w:lang w:eastAsia="zh-CN"/>
+          <w14:ligatures w14:val="none"/>
+        </w:rPr>
+        <w:t xml:space="preserve">трубного фланца с патрубком </w:t>
       </w:r>
       <w:r>
         <w:rPr>
@@ -8182,18 +8300,54 @@
           <w:lang w:eastAsia="zh-CN"/>
           <w14:ligatures w14:val="none"/>
         </w:rPr>
-        <w:t>При выборе программного обеспечения необходимо отдавать предпочтение платформам разработки и библиотекам, распространяемым под лицензией MIT или аналогичным ей лицензиям, допускающим свободное использование в любом ПО и освобождающим использующих от любой оплаты. Версия САПР «</w:t>
-      </w:r>
-      <w:r>
-        <w:rPr>
-          <w:rFonts w:ascii="Times New Roman" w:eastAsia="SimSun" w:hAnsi="Times New Roman" w:cs="Times New Roman"/>
-          <w:kern w:val="0"/>
-          <w:sz w:val="28"/>
-          <w:szCs w:val="28"/>
-          <w:lang w:eastAsia="zh-CN"/>
-          <w14:ligatures w14:val="none"/>
-        </w:rPr>
-        <w:t xml:space="preserve">Autodesk Inventor </w:t>
+        <w:t xml:space="preserve">При выборе программного обеспечения необходимо отдавать предпочтение платформам разработки и библиотекам, распространяемым под лицензией MIT или аналогичным ей лицензиям, допускающим свободное </w:t>
+      </w:r>
+      <w:r>
+        <w:rPr>
+          <w:rFonts w:ascii="Times New Roman" w:eastAsia="SimSun" w:hAnsi="Times New Roman" w:cs="Times New Roman"/>
+          <w:kern w:val="0"/>
+          <w:sz w:val="28"/>
+          <w:szCs w:val="28"/>
+          <w:lang w:eastAsia="zh-CN"/>
+          <w14:ligatures w14:val="none"/>
+        </w:rPr>
+        <w:lastRenderedPageBreak/>
+        <w:t>использование в любом ПО и освобождающим использующих от любой оплаты. Версия САПР «</w:t>
+      </w:r>
+      <w:r>
+        <w:rPr>
+          <w:rFonts w:ascii="Times New Roman" w:eastAsia="SimSun" w:hAnsi="Times New Roman" w:cs="Times New Roman"/>
+          <w:kern w:val="0"/>
+          <w:sz w:val="28"/>
+          <w:szCs w:val="28"/>
+          <w:lang w:eastAsia="zh-CN"/>
+          <w14:ligatures w14:val="none"/>
+        </w:rPr>
+        <w:t xml:space="preserve">Autodesk </w:t>
+      </w:r>
+      <w:proofErr w:type="spellStart"/>
+      <w:r>
+        <w:rPr>
+          <w:rFonts w:ascii="Times New Roman" w:eastAsia="SimSun" w:hAnsi="Times New Roman" w:cs="Times New Roman"/>
+          <w:kern w:val="0"/>
+          <w:sz w:val="28"/>
+          <w:szCs w:val="28"/>
+          <w:lang w:eastAsia="zh-CN"/>
+          <w14:ligatures w14:val="none"/>
+        </w:rPr>
+        <w:t>Inventor</w:t>
+      </w:r>
+      <w:proofErr w:type="spellEnd"/>
+      <w:r>
+        <w:rPr>
+          <w:rFonts w:ascii="Times New Roman" w:eastAsia="SimSun" w:hAnsi="Times New Roman" w:cs="Times New Roman"/>
+          <w:kern w:val="0"/>
+          <w:sz w:val="28"/>
+          <w:szCs w:val="28"/>
+          <w:lang w:eastAsia="zh-CN"/>
+          <w14:ligatures w14:val="none"/>
+        </w:rPr>
+        <w:t xml:space="preserve"> </w:t>
       </w:r>
       <w:r>
         <w:rPr>
@@ -8241,7 +8395,6 @@
           <w:lang w:eastAsia="zh-CN"/>
           <w14:ligatures w14:val="none"/>
         </w:rPr>
-        <w:lastRenderedPageBreak/>
         <w:t>Помимо этого, разработанная система должна работать на ПК с ОС Windows версии 10 и старше и разрядностью х64 с NET Framework 4.7.2.</w:t>
       </w:r>
     </w:p>
@@ -8404,68 +8557,6 @@
     </w:p>
     <w:p>
       <w:pPr>
-        <w:spacing w:after="0" w:line="360" w:lineRule="auto"/>
-        <w:ind w:firstLine="708"/>
-        <w:jc w:val="both"/>
-        <w:rPr>
-          <w:rFonts w:ascii="Times New Roman" w:eastAsia="SimSun" w:hAnsi="Times New Roman" w:cs="Times New Roman"/>
-          <w:kern w:val="0"/>
-          <w:sz w:val="28"/>
-          <w:szCs w:val="28"/>
-          <w:lang w:eastAsia="zh-CN"/>
-          <w14:ligatures w14:val="none"/>
-        </w:rPr>
-      </w:pPr>
-      <w:r>
-        <w:rPr>
-          <w:rFonts w:ascii="Times New Roman" w:eastAsia="SimSun" w:hAnsi="Times New Roman" w:cs="Times New Roman"/>
-          <w:kern w:val="0"/>
-          <w:sz w:val="28"/>
-          <w:szCs w:val="28"/>
-          <w:lang w:eastAsia="zh-CN"/>
-          <w14:ligatures w14:val="none"/>
-        </w:rPr>
-        <w:t xml:space="preserve">− Видеоадаптер с минимальным разрешением </w:t>
-      </w:r>
-      <w:commentRangeStart w:id="33"/>
-      <w:r>
-        <w:rPr>
-          <w:rFonts w:ascii="Times New Roman" w:eastAsia="SimSun" w:hAnsi="Times New Roman" w:cs="Times New Roman"/>
-          <w:kern w:val="0"/>
-          <w:sz w:val="28"/>
-          <w:szCs w:val="28"/>
-          <w:lang w:eastAsia="zh-CN"/>
-          <w14:ligatures w14:val="none"/>
-        </w:rPr>
-        <w:t xml:space="preserve">WXGA </w:t>
-      </w:r>
-      <w:commentRangeEnd w:id="33"/>
-      <w:r>
-        <w:rPr>
-          <w:rStyle w:val="ae"/>
-          <w:rFonts w:ascii="Times New Roman" w:eastAsia="SimSun" w:hAnsi="Times New Roman" w:cs="Times New Roman"/>
-          <w:kern w:val="0"/>
-          <w:sz w:val="28"/>
-          <w:szCs w:val="28"/>
-          <w:lang w:eastAsia="zh-CN"/>
-          <w14:ligatures w14:val="none"/>
-        </w:rPr>
-        <w:commentReference w:id="33"/>
-      </w:r>
-      <w:r>
-        <w:rPr>
-          <w:rFonts w:ascii="Times New Roman" w:eastAsia="SimSun" w:hAnsi="Times New Roman" w:cs="Times New Roman"/>
-          <w:kern w:val="0"/>
-          <w:sz w:val="28"/>
-          <w:szCs w:val="28"/>
-          <w:lang w:eastAsia="zh-CN"/>
-          <w14:ligatures w14:val="none"/>
-        </w:rPr>
-        <w:t xml:space="preserve">(1366 на 768 пикселей)[10]; </w:t>
-      </w:r>
-    </w:p>
-    <w:p>
-      <w:pPr>
         <w:keepNext/>
         <w:keepLines/>
         <w:spacing w:before="40" w:after="0" w:line="360" w:lineRule="auto"/>
@@ -8481,7 +8572,7 @@
           <w14:ligatures w14:val="none"/>
         </w:rPr>
       </w:pPr>
-      <w:bookmarkStart w:id="34" w:name="_Toc240308351"/>
+      <w:bookmarkStart w:id="33" w:name="_Toc240308351"/>
       <w:r>
         <w:rPr>
           <w:rFonts w:ascii="Times New Roman" w:eastAsia="SimSun" w:hAnsi="Times New Roman" w:cs="Times New Roman"/>
@@ -8493,7 +8584,7 @@
         </w:rPr>
         <w:t>3.3.6 Требования к метрологическому обеспечению</w:t>
       </w:r>
-      <w:bookmarkEnd w:id="34"/>
+      <w:bookmarkEnd w:id="33"/>
       <w:r>
         <w:rPr>
           <w:rFonts w:ascii="Times New Roman" w:eastAsia="SimSun" w:hAnsi="Times New Roman" w:cs="Times New Roman"/>
@@ -8548,7 +8639,7 @@
           <w14:ligatures w14:val="none"/>
         </w:rPr>
       </w:pPr>
-      <w:bookmarkStart w:id="35" w:name="_Toc240308352"/>
+      <w:bookmarkStart w:id="34" w:name="_Toc240308352"/>
       <w:r>
         <w:rPr>
           <w:rFonts w:ascii="Times New Roman" w:eastAsia="SimSun" w:hAnsi="Times New Roman" w:cs="Times New Roman"/>
@@ -8560,7 +8651,7 @@
         </w:rPr>
         <w:t>3.3.7 Требования к организационному обеспечению</w:t>
       </w:r>
-      <w:bookmarkEnd w:id="35"/>
+      <w:bookmarkEnd w:id="34"/>
       <w:r>
         <w:rPr>
           <w:rFonts w:ascii="Times New Roman" w:eastAsia="SimSun" w:hAnsi="Times New Roman" w:cs="Times New Roman"/>
@@ -8630,7 +8721,7 @@
           <w14:ligatures w14:val="none"/>
         </w:rPr>
       </w:pPr>
-      <w:bookmarkStart w:id="36" w:name="_Toc240308353"/>
+      <w:bookmarkStart w:id="35" w:name="_Toc240308353"/>
       <w:r>
         <w:rPr>
           <w:rFonts w:ascii="Times New Roman" w:eastAsia="SimSun" w:hAnsi="Times New Roman" w:cs="Times New Roman"/>
@@ -8642,7 +8733,7 @@
         </w:rPr>
         <w:t>3.4 Общие технические требования к АС</w:t>
       </w:r>
-      <w:bookmarkEnd w:id="36"/>
+      <w:bookmarkEnd w:id="35"/>
     </w:p>
     <w:p>
       <w:pPr>
@@ -8727,7 +8818,7 @@
           <w14:ligatures w14:val="none"/>
         </w:rPr>
       </w:pPr>
-      <w:bookmarkStart w:id="37" w:name="_Toc240308354"/>
+      <w:bookmarkStart w:id="36" w:name="_Toc240308354"/>
       <w:r>
         <w:rPr>
           <w:rFonts w:ascii="Times New Roman" w:eastAsia="SimSun" w:hAnsi="Times New Roman" w:cs="Times New Roman"/>
@@ -8755,7 +8846,7 @@
         </w:rPr>
         <w:t>АВТОМАТИЗИРОВАННОЙ СИСТЕМЫ</w:t>
       </w:r>
-      <w:bookmarkEnd w:id="37"/>
+      <w:bookmarkEnd w:id="36"/>
     </w:p>
     <w:p>
       <w:pPr>
@@ -8830,8 +8921,21 @@
           <w:lang w:eastAsia="zh-CN"/>
           <w14:ligatures w14:val="none"/>
         </w:rPr>
-        <w:t>Autodesk Inventor</w:t>
-      </w:r>
+        <w:t xml:space="preserve">Autodesk </w:t>
+      </w:r>
+      <w:proofErr w:type="spellStart"/>
+      <w:r>
+        <w:rPr>
+          <w:rFonts w:ascii="Times New Roman" w:eastAsia="SimSun" w:hAnsi="Times New Roman" w:cs="Times New Roman"/>
+          <w:kern w:val="0"/>
+          <w:sz w:val="28"/>
+          <w:szCs w:val="28"/>
+          <w:lang w:eastAsia="zh-CN"/>
+          <w14:ligatures w14:val="none"/>
+        </w:rPr>
+        <w:t>Inventor</w:t>
+      </w:r>
+      <w:proofErr w:type="spellEnd"/>
       <w:r>
         <w:rPr>
           <w:rFonts w:ascii="Times New Roman" w:eastAsia="SimSun" w:hAnsi="Times New Roman" w:cs="Times New Roman"/>
@@ -8923,8 +9027,21 @@
           <w:lang w:eastAsia="zh-CN"/>
           <w14:ligatures w14:val="none"/>
         </w:rPr>
-        <w:t>Autodesk Inventor</w:t>
-      </w:r>
+        <w:t xml:space="preserve">Autodesk </w:t>
+      </w:r>
+      <w:proofErr w:type="spellStart"/>
+      <w:r>
+        <w:rPr>
+          <w:rFonts w:ascii="Times New Roman" w:eastAsia="SimSun" w:hAnsi="Times New Roman" w:cs="Times New Roman"/>
+          <w:kern w:val="0"/>
+          <w:sz w:val="28"/>
+          <w:szCs w:val="28"/>
+          <w:lang w:eastAsia="zh-CN"/>
+          <w14:ligatures w14:val="none"/>
+        </w:rPr>
+        <w:t>Inventor</w:t>
+      </w:r>
+      <w:proofErr w:type="spellEnd"/>
       <w:r>
         <w:rPr>
           <w:rFonts w:ascii="Times New Roman" w:eastAsia="SimSun" w:hAnsi="Times New Roman" w:cs="Times New Roman"/>
@@ -10431,20 +10548,6 @@
     </w:tbl>
     <w:p>
       <w:pPr>
-        <w:spacing w:after="0" w:line="360" w:lineRule="auto"/>
-        <w:jc w:val="both"/>
-        <w:rPr>
-          <w:rFonts w:ascii="Times New Roman" w:eastAsia="SimSun" w:hAnsi="Times New Roman" w:cs="Times New Roman"/>
-          <w:kern w:val="0"/>
-          <w:sz w:val="28"/>
-          <w:szCs w:val="28"/>
-          <w:lang w:val="en-US" w:eastAsia="zh-CN"/>
-          <w14:ligatures w14:val="none"/>
-        </w:rPr>
-      </w:pPr>
-    </w:p>
-    <w:p>
-      <w:pPr>
         <w:spacing w:after="0" w:line="240" w:lineRule="auto"/>
         <w:jc w:val="center"/>
         <w:rPr>
@@ -10518,7 +10621,7 @@
           <w14:ligatures w14:val="none"/>
         </w:rPr>
       </w:pPr>
-      <w:bookmarkStart w:id="38" w:name="_Toc240308355"/>
+      <w:bookmarkStart w:id="37" w:name="_Toc240308355"/>
       <w:r>
         <w:rPr>
           <w:rFonts w:ascii="Times New Roman" w:eastAsia="SimSun" w:hAnsi="Times New Roman" w:cs="Times New Roman"/>
@@ -10530,7 +10633,7 @@
         </w:rPr>
         <w:t>5.1 Порядок организации разработки АС</w:t>
       </w:r>
-      <w:bookmarkEnd w:id="38"/>
+      <w:bookmarkEnd w:id="37"/>
     </w:p>
     <w:p>
       <w:pPr>
@@ -10602,7 +10705,7 @@
           <w14:ligatures w14:val="none"/>
         </w:rPr>
       </w:pPr>
-      <w:bookmarkStart w:id="39" w:name="_Toc240308356"/>
+      <w:bookmarkStart w:id="38" w:name="_Toc240308356"/>
       <w:r>
         <w:rPr>
           <w:rFonts w:ascii="Times New Roman" w:eastAsia="SimSun" w:hAnsi="Times New Roman" w:cs="Times New Roman"/>
@@ -10614,7 +10717,7 @@
         </w:rPr>
         <w:t>5.2 Перечень документов и исходных данных для разработки АС</w:t>
       </w:r>
-      <w:bookmarkEnd w:id="39"/>
+      <w:bookmarkEnd w:id="38"/>
     </w:p>
     <w:p>
       <w:pPr>
@@ -10686,8 +10789,21 @@
           <w:lang w:eastAsia="zh-CN"/>
           <w14:ligatures w14:val="none"/>
         </w:rPr>
-        <w:t>Autodesk Inventor</w:t>
-      </w:r>
+        <w:t xml:space="preserve">Autodesk </w:t>
+      </w:r>
+      <w:proofErr w:type="spellStart"/>
+      <w:r>
+        <w:rPr>
+          <w:rFonts w:ascii="Times New Roman" w:eastAsia="SimSun" w:hAnsi="Times New Roman" w:cs="Times New Roman"/>
+          <w:kern w:val="0"/>
+          <w:sz w:val="28"/>
+          <w:szCs w:val="28"/>
+          <w:lang w:eastAsia="zh-CN"/>
+          <w14:ligatures w14:val="none"/>
+        </w:rPr>
+        <w:t>Inventor</w:t>
+      </w:r>
+      <w:proofErr w:type="spellEnd"/>
       <w:r>
         <w:rPr>
           <w:rFonts w:ascii="Times New Roman" w:eastAsia="SimSun" w:hAnsi="Times New Roman" w:cs="Times New Roman"/>
@@ -10826,7 +10942,31 @@
           <w:lang w:eastAsia="zh-CN"/>
           <w14:ligatures w14:val="none"/>
         </w:rPr>
-        <w:t>правочная документация Autodesk Inventor API</w:t>
+        <w:t xml:space="preserve">правочная документация Autodesk </w:t>
+      </w:r>
+      <w:proofErr w:type="spellStart"/>
+      <w:r>
+        <w:rPr>
+          <w:rFonts w:ascii="Times New Roman" w:eastAsia="SimSun" w:hAnsi="Times New Roman" w:cs="Times New Roman"/>
+          <w:kern w:val="0"/>
+          <w:sz w:val="28"/>
+          <w:szCs w:val="28"/>
+          <w:lang w:eastAsia="zh-CN"/>
+          <w14:ligatures w14:val="none"/>
+        </w:rPr>
+        <w:t>Inventor</w:t>
+      </w:r>
+      <w:proofErr w:type="spellEnd"/>
+      <w:r>
+        <w:rPr>
+          <w:rFonts w:ascii="Times New Roman" w:eastAsia="SimSun" w:hAnsi="Times New Roman" w:cs="Times New Roman"/>
+          <w:kern w:val="0"/>
+          <w:sz w:val="28"/>
+          <w:szCs w:val="28"/>
+          <w:lang w:eastAsia="zh-CN"/>
+          <w14:ligatures w14:val="none"/>
+        </w:rPr>
+        <w:t xml:space="preserve"> API</w:t>
       </w:r>
     </w:p>
     <w:p>
@@ -10955,7 +11095,7 @@
           <w14:ligatures w14:val="none"/>
         </w:rPr>
       </w:pPr>
-      <w:bookmarkStart w:id="40" w:name="_Toc240308357"/>
+      <w:bookmarkStart w:id="39" w:name="_Toc240308357"/>
       <w:r>
         <w:rPr>
           <w:rFonts w:ascii="Times New Roman" w:eastAsia="SimSun" w:hAnsi="Times New Roman" w:cs="Times New Roman"/>
@@ -10967,7 +11107,7 @@
         </w:rPr>
         <w:t>5.3 Перечень документов, предъявляемых по окончании соответствующих этапов работ</w:t>
       </w:r>
-      <w:bookmarkEnd w:id="40"/>
+      <w:bookmarkEnd w:id="39"/>
     </w:p>
     <w:p>
       <w:pPr>
@@ -11155,7 +11295,7 @@
           <w14:ligatures w14:val="none"/>
         </w:rPr>
       </w:pPr>
-      <w:bookmarkStart w:id="41" w:name="_Toc240308358"/>
+      <w:bookmarkStart w:id="40" w:name="_Toc240308358"/>
       <w:r>
         <w:rPr>
           <w:rFonts w:ascii="Times New Roman" w:eastAsia="SimSun" w:hAnsi="Times New Roman" w:cs="Times New Roman"/>
@@ -11170,7 +11310,7 @@
         <w:lastRenderedPageBreak/>
         <w:t>6 ПОРЯДОК КОНТРОЛЯ И ПРИЁМКИ АВТОМАТИЗИРОВАННОЙ СИСТЕМЫ</w:t>
       </w:r>
-      <w:bookmarkEnd w:id="41"/>
+      <w:bookmarkEnd w:id="40"/>
     </w:p>
     <w:p>
       <w:pPr>
@@ -11205,7 +11345,7 @@
           <w14:ligatures w14:val="none"/>
         </w:rPr>
       </w:pPr>
-      <w:bookmarkStart w:id="42" w:name="_Toc240308359"/>
+      <w:bookmarkStart w:id="41" w:name="_Toc240308359"/>
       <w:r>
         <w:rPr>
           <w:rFonts w:ascii="Times New Roman" w:eastAsia="SimSun" w:hAnsi="Times New Roman" w:cs="Times New Roman"/>
@@ -11217,7 +11357,7 @@
         </w:rPr>
         <w:t>6.1 Виды, состав и методы испытаний АС и ее составных частей</w:t>
       </w:r>
-      <w:bookmarkEnd w:id="42"/>
+      <w:bookmarkEnd w:id="41"/>
     </w:p>
     <w:p>
       <w:pPr>
@@ -11550,7 +11690,7 @@
           <w14:ligatures w14:val="none"/>
         </w:rPr>
       </w:pPr>
-      <w:bookmarkStart w:id="43" w:name="_Toc240308360"/>
+      <w:bookmarkStart w:id="42" w:name="_Toc240308360"/>
       <w:r>
         <w:rPr>
           <w:rFonts w:ascii="Times New Roman" w:eastAsia="SimSun" w:hAnsi="Times New Roman" w:cs="Times New Roman"/>
@@ -11562,7 +11702,7 @@
         </w:rPr>
         <w:t>6.2 Общие требования к приёмке работ по стадиям</w:t>
       </w:r>
-      <w:bookmarkEnd w:id="43"/>
+      <w:bookmarkEnd w:id="42"/>
     </w:p>
     <w:p>
       <w:pPr>
@@ -11654,23 +11794,32 @@
           <w:lang w:eastAsia="zh-CN"/>
           <w14:ligatures w14:val="none"/>
         </w:rPr>
-        <w:t xml:space="preserve">Прочие требования и дефекты системы, выявленные на испытаниях и не относящиеся к требованиям, приведённым в разработанных частных технических заданиях, могут документироваться как желательные доработки. Наличие желательных доработок не влияет на приёмку работ и процесс передачи системы в эксплуатацию. </w:t>
-      </w:r>
-    </w:p>
-    <w:p>
-      <w:pPr>
-        <w:spacing w:after="0" w:line="360" w:lineRule="auto"/>
-        <w:ind w:firstLine="708"/>
-        <w:jc w:val="both"/>
-        <w:rPr>
-          <w:rFonts w:ascii="Times New Roman" w:eastAsia="SimSun" w:hAnsi="Times New Roman" w:cs="Times New Roman"/>
-          <w:kern w:val="0"/>
-          <w:sz w:val="28"/>
-          <w:szCs w:val="28"/>
-          <w:lang w:eastAsia="zh-CN"/>
-          <w14:ligatures w14:val="none"/>
-        </w:rPr>
-      </w:pPr>
+        <w:t>Прочие требования и дефекты системы, выявленные на испытаниях и не относящиеся к требованиям, приведённым в разработанных частных технических заданиях, могут документироваться как желательные доработки.</w:t>
+      </w:r>
+      <w:r>
+        <w:rPr>
+          <w:rFonts w:ascii="Times New Roman" w:eastAsia="SimSun" w:hAnsi="Times New Roman" w:cs="Times New Roman"/>
+          <w:kern w:val="0"/>
+          <w:sz w:val="28"/>
+          <w:szCs w:val="28"/>
+          <w:lang w:eastAsia="zh-CN"/>
+          <w14:ligatures w14:val="none"/>
+        </w:rPr>
+        <w:br/>
+        <w:t xml:space="preserve">         </w:t>
+      </w:r>
+      <w:r>
+        <w:rPr>
+          <w:rFonts w:ascii="Times New Roman" w:eastAsia="SimSun" w:hAnsi="Times New Roman" w:cs="Times New Roman"/>
+          <w:kern w:val="0"/>
+          <w:sz w:val="28"/>
+          <w:szCs w:val="28"/>
+          <w:lang w:eastAsia="zh-CN"/>
+          <w14:ligatures w14:val="none"/>
+        </w:rPr>
+        <w:t xml:space="preserve">Наличие желательных доработок не влияет на приёмку работ и процесс передачи системы в эксплуатацию. </w:t>
+      </w:r>
+      <w:commentRangeStart w:id="43"/>
       <w:commentRangeStart w:id="44"/>
       <w:r>
         <w:rPr>
@@ -11681,380 +11830,27 @@
           <w:lang w:eastAsia="zh-CN"/>
           <w14:ligatures w14:val="none"/>
         </w:rPr>
-        <w:lastRenderedPageBreak/>
         <w:t>Комплектность передаваемой отчётной документации подлежит проверке Заказчиком.</w:t>
       </w:r>
+      <w:commentRangeEnd w:id="43"/>
+      <w:r>
+        <w:rPr>
+          <w:rStyle w:val="ae"/>
+          <w:rFonts w:ascii="Times New Roman" w:eastAsia="SimSun" w:hAnsi="Times New Roman" w:cs="Times New Roman"/>
+          <w:kern w:val="0"/>
+          <w:sz w:val="28"/>
+          <w:szCs w:val="28"/>
+          <w:lang w:eastAsia="zh-CN"/>
+          <w14:ligatures w14:val="none"/>
+        </w:rPr>
+        <w:commentReference w:id="43"/>
+      </w:r>
       <w:commentRangeEnd w:id="44"/>
       <w:r>
         <w:rPr>
           <w:rStyle w:val="ae"/>
-          <w:rFonts w:ascii="Times New Roman" w:eastAsia="SimSun" w:hAnsi="Times New Roman" w:cs="Times New Roman"/>
-          <w:kern w:val="0"/>
-          <w:sz w:val="28"/>
-          <w:szCs w:val="28"/>
-          <w:lang w:eastAsia="zh-CN"/>
-          <w14:ligatures w14:val="none"/>
         </w:rPr>
         <w:commentReference w:id="44"/>
-      </w:r>
-    </w:p>
-    <w:p>
-      <w:pPr>
-        <w:spacing w:after="0" w:line="360" w:lineRule="auto"/>
-        <w:jc w:val="both"/>
-        <w:rPr>
-          <w:rFonts w:ascii="Times New Roman" w:eastAsia="SimSun" w:hAnsi="Times New Roman" w:cs="Times New Roman"/>
-          <w:kern w:val="0"/>
-          <w:sz w:val="28"/>
-          <w:szCs w:val="28"/>
-          <w:lang w:eastAsia="zh-CN"/>
-          <w14:ligatures w14:val="none"/>
-        </w:rPr>
-      </w:pPr>
-    </w:p>
-    <w:p>
-      <w:pPr>
-        <w:spacing w:after="0" w:line="360" w:lineRule="auto"/>
-        <w:jc w:val="both"/>
-        <w:rPr>
-          <w:rFonts w:ascii="Times New Roman" w:eastAsia="SimSun" w:hAnsi="Times New Roman" w:cs="Times New Roman"/>
-          <w:kern w:val="0"/>
-          <w:sz w:val="28"/>
-          <w:szCs w:val="28"/>
-          <w:lang w:eastAsia="zh-CN"/>
-          <w14:ligatures w14:val="none"/>
-        </w:rPr>
-      </w:pPr>
-    </w:p>
-    <w:p>
-      <w:pPr>
-        <w:spacing w:after="0" w:line="360" w:lineRule="auto"/>
-        <w:jc w:val="both"/>
-        <w:rPr>
-          <w:rFonts w:ascii="Times New Roman" w:eastAsia="SimSun" w:hAnsi="Times New Roman" w:cs="Times New Roman"/>
-          <w:kern w:val="0"/>
-          <w:sz w:val="28"/>
-          <w:szCs w:val="28"/>
-          <w:lang w:eastAsia="zh-CN"/>
-          <w14:ligatures w14:val="none"/>
-        </w:rPr>
-      </w:pPr>
-    </w:p>
-    <w:p>
-      <w:pPr>
-        <w:spacing w:after="0" w:line="360" w:lineRule="auto"/>
-        <w:jc w:val="both"/>
-        <w:rPr>
-          <w:rFonts w:ascii="Times New Roman" w:eastAsia="SimSun" w:hAnsi="Times New Roman" w:cs="Times New Roman"/>
-          <w:kern w:val="0"/>
-          <w:sz w:val="28"/>
-          <w:szCs w:val="28"/>
-          <w:lang w:eastAsia="zh-CN"/>
-          <w14:ligatures w14:val="none"/>
-        </w:rPr>
-      </w:pPr>
-    </w:p>
-    <w:p>
-      <w:pPr>
-        <w:spacing w:after="0" w:line="360" w:lineRule="auto"/>
-        <w:jc w:val="both"/>
-        <w:rPr>
-          <w:rFonts w:ascii="Times New Roman" w:eastAsia="SimSun" w:hAnsi="Times New Roman" w:cs="Times New Roman"/>
-          <w:kern w:val="0"/>
-          <w:sz w:val="28"/>
-          <w:szCs w:val="28"/>
-          <w:lang w:eastAsia="zh-CN"/>
-          <w14:ligatures w14:val="none"/>
-        </w:rPr>
-      </w:pPr>
-    </w:p>
-    <w:p>
-      <w:pPr>
-        <w:spacing w:after="0" w:line="360" w:lineRule="auto"/>
-        <w:jc w:val="both"/>
-        <w:rPr>
-          <w:rFonts w:ascii="Times New Roman" w:eastAsia="SimSun" w:hAnsi="Times New Roman" w:cs="Times New Roman"/>
-          <w:kern w:val="0"/>
-          <w:sz w:val="28"/>
-          <w:szCs w:val="28"/>
-          <w:lang w:eastAsia="zh-CN"/>
-          <w14:ligatures w14:val="none"/>
-        </w:rPr>
-      </w:pPr>
-    </w:p>
-    <w:p>
-      <w:pPr>
-        <w:spacing w:after="0" w:line="360" w:lineRule="auto"/>
-        <w:jc w:val="both"/>
-        <w:rPr>
-          <w:rFonts w:ascii="Times New Roman" w:eastAsia="SimSun" w:hAnsi="Times New Roman" w:cs="Times New Roman"/>
-          <w:kern w:val="0"/>
-          <w:sz w:val="28"/>
-          <w:szCs w:val="28"/>
-          <w:lang w:eastAsia="zh-CN"/>
-          <w14:ligatures w14:val="none"/>
-        </w:rPr>
-      </w:pPr>
-    </w:p>
-    <w:p>
-      <w:pPr>
-        <w:spacing w:after="0" w:line="360" w:lineRule="auto"/>
-        <w:jc w:val="both"/>
-        <w:rPr>
-          <w:rFonts w:ascii="Times New Roman" w:eastAsia="SimSun" w:hAnsi="Times New Roman" w:cs="Times New Roman"/>
-          <w:kern w:val="0"/>
-          <w:sz w:val="28"/>
-          <w:szCs w:val="28"/>
-          <w:lang w:eastAsia="zh-CN"/>
-          <w14:ligatures w14:val="none"/>
-        </w:rPr>
-      </w:pPr>
-    </w:p>
-    <w:p>
-      <w:pPr>
-        <w:spacing w:after="0" w:line="360" w:lineRule="auto"/>
-        <w:jc w:val="both"/>
-        <w:rPr>
-          <w:rFonts w:ascii="Times New Roman" w:eastAsia="SimSun" w:hAnsi="Times New Roman" w:cs="Times New Roman"/>
-          <w:kern w:val="0"/>
-          <w:sz w:val="28"/>
-          <w:szCs w:val="28"/>
-          <w:lang w:eastAsia="zh-CN"/>
-          <w14:ligatures w14:val="none"/>
-        </w:rPr>
-      </w:pPr>
-    </w:p>
-    <w:p>
-      <w:pPr>
-        <w:spacing w:after="0" w:line="360" w:lineRule="auto"/>
-        <w:jc w:val="both"/>
-        <w:rPr>
-          <w:rFonts w:ascii="Times New Roman" w:eastAsia="SimSun" w:hAnsi="Times New Roman" w:cs="Times New Roman"/>
-          <w:kern w:val="0"/>
-          <w:sz w:val="28"/>
-          <w:szCs w:val="28"/>
-          <w:lang w:eastAsia="zh-CN"/>
-          <w14:ligatures w14:val="none"/>
-        </w:rPr>
-      </w:pPr>
-    </w:p>
-    <w:p>
-      <w:pPr>
-        <w:spacing w:after="0" w:line="360" w:lineRule="auto"/>
-        <w:jc w:val="both"/>
-        <w:rPr>
-          <w:rFonts w:ascii="Times New Roman" w:eastAsia="SimSun" w:hAnsi="Times New Roman" w:cs="Times New Roman"/>
-          <w:kern w:val="0"/>
-          <w:sz w:val="28"/>
-          <w:szCs w:val="28"/>
-          <w:lang w:eastAsia="zh-CN"/>
-          <w14:ligatures w14:val="none"/>
-        </w:rPr>
-      </w:pPr>
-    </w:p>
-    <w:p>
-      <w:pPr>
-        <w:spacing w:after="0" w:line="360" w:lineRule="auto"/>
-        <w:jc w:val="both"/>
-        <w:rPr>
-          <w:rFonts w:ascii="Times New Roman" w:eastAsia="SimSun" w:hAnsi="Times New Roman" w:cs="Times New Roman"/>
-          <w:kern w:val="0"/>
-          <w:sz w:val="28"/>
-          <w:szCs w:val="28"/>
-          <w:lang w:eastAsia="zh-CN"/>
-          <w14:ligatures w14:val="none"/>
-        </w:rPr>
-      </w:pPr>
-    </w:p>
-    <w:p>
-      <w:pPr>
-        <w:spacing w:after="0" w:line="360" w:lineRule="auto"/>
-        <w:jc w:val="both"/>
-        <w:rPr>
-          <w:rFonts w:ascii="Times New Roman" w:eastAsia="SimSun" w:hAnsi="Times New Roman" w:cs="Times New Roman"/>
-          <w:kern w:val="0"/>
-          <w:sz w:val="28"/>
-          <w:szCs w:val="28"/>
-          <w:lang w:eastAsia="zh-CN"/>
-          <w14:ligatures w14:val="none"/>
-        </w:rPr>
-      </w:pPr>
-    </w:p>
-    <w:p>
-      <w:pPr>
-        <w:spacing w:after="0" w:line="360" w:lineRule="auto"/>
-        <w:jc w:val="both"/>
-        <w:rPr>
-          <w:rFonts w:ascii="Times New Roman" w:eastAsia="SimSun" w:hAnsi="Times New Roman" w:cs="Times New Roman"/>
-          <w:kern w:val="0"/>
-          <w:sz w:val="28"/>
-          <w:szCs w:val="28"/>
-          <w:lang w:eastAsia="zh-CN"/>
-          <w14:ligatures w14:val="none"/>
-        </w:rPr>
-      </w:pPr>
-    </w:p>
-    <w:p>
-      <w:pPr>
-        <w:spacing w:after="0" w:line="360" w:lineRule="auto"/>
-        <w:jc w:val="both"/>
-        <w:rPr>
-          <w:rFonts w:ascii="Times New Roman" w:eastAsia="SimSun" w:hAnsi="Times New Roman" w:cs="Times New Roman"/>
-          <w:kern w:val="0"/>
-          <w:sz w:val="28"/>
-          <w:szCs w:val="28"/>
-          <w:lang w:eastAsia="zh-CN"/>
-          <w14:ligatures w14:val="none"/>
-        </w:rPr>
-      </w:pPr>
-    </w:p>
-    <w:p>
-      <w:pPr>
-        <w:spacing w:after="0" w:line="360" w:lineRule="auto"/>
-        <w:jc w:val="both"/>
-        <w:rPr>
-          <w:rFonts w:ascii="Times New Roman" w:eastAsia="SimSun" w:hAnsi="Times New Roman" w:cs="Times New Roman"/>
-          <w:kern w:val="0"/>
-          <w:sz w:val="28"/>
-          <w:szCs w:val="28"/>
-          <w:lang w:eastAsia="zh-CN"/>
-          <w14:ligatures w14:val="none"/>
-        </w:rPr>
-      </w:pPr>
-    </w:p>
-    <w:p>
-      <w:pPr>
-        <w:spacing w:after="0" w:line="360" w:lineRule="auto"/>
-        <w:jc w:val="both"/>
-        <w:rPr>
-          <w:rFonts w:ascii="Times New Roman" w:eastAsia="SimSun" w:hAnsi="Times New Roman" w:cs="Times New Roman"/>
-          <w:kern w:val="0"/>
-          <w:sz w:val="28"/>
-          <w:szCs w:val="28"/>
-          <w:lang w:eastAsia="zh-CN"/>
-          <w14:ligatures w14:val="none"/>
-        </w:rPr>
-      </w:pPr>
-    </w:p>
-    <w:p>
-      <w:pPr>
-        <w:spacing w:after="0" w:line="360" w:lineRule="auto"/>
-        <w:jc w:val="both"/>
-        <w:rPr>
-          <w:rFonts w:ascii="Times New Roman" w:eastAsia="SimSun" w:hAnsi="Times New Roman" w:cs="Times New Roman"/>
-          <w:kern w:val="0"/>
-          <w:sz w:val="28"/>
-          <w:szCs w:val="28"/>
-          <w:lang w:eastAsia="zh-CN"/>
-          <w14:ligatures w14:val="none"/>
-        </w:rPr>
-      </w:pPr>
-    </w:p>
-    <w:p>
-      <w:pPr>
-        <w:spacing w:after="0" w:line="360" w:lineRule="auto"/>
-        <w:jc w:val="both"/>
-        <w:rPr>
-          <w:rFonts w:ascii="Times New Roman" w:eastAsia="SimSun" w:hAnsi="Times New Roman" w:cs="Times New Roman"/>
-          <w:kern w:val="0"/>
-          <w:sz w:val="28"/>
-          <w:szCs w:val="28"/>
-          <w:lang w:eastAsia="zh-CN"/>
-          <w14:ligatures w14:val="none"/>
-        </w:rPr>
-      </w:pPr>
-    </w:p>
-    <w:p>
-      <w:pPr>
-        <w:spacing w:after="0" w:line="360" w:lineRule="auto"/>
-        <w:jc w:val="both"/>
-        <w:rPr>
-          <w:rFonts w:ascii="Times New Roman" w:eastAsia="SimSun" w:hAnsi="Times New Roman" w:cs="Times New Roman"/>
-          <w:kern w:val="0"/>
-          <w:sz w:val="28"/>
-          <w:szCs w:val="28"/>
-          <w:lang w:eastAsia="zh-CN"/>
-          <w14:ligatures w14:val="none"/>
-        </w:rPr>
-      </w:pPr>
-    </w:p>
-    <w:p>
-      <w:pPr>
-        <w:spacing w:after="0" w:line="360" w:lineRule="auto"/>
-        <w:jc w:val="both"/>
-        <w:rPr>
-          <w:rFonts w:ascii="Times New Roman" w:eastAsia="SimSun" w:hAnsi="Times New Roman" w:cs="Times New Roman"/>
-          <w:kern w:val="0"/>
-          <w:sz w:val="28"/>
-          <w:szCs w:val="28"/>
-          <w:lang w:eastAsia="zh-CN"/>
-          <w14:ligatures w14:val="none"/>
-        </w:rPr>
-      </w:pPr>
-    </w:p>
-    <w:p>
-      <w:pPr>
-        <w:spacing w:after="0" w:line="360" w:lineRule="auto"/>
-        <w:jc w:val="both"/>
-        <w:rPr>
-          <w:rFonts w:ascii="Times New Roman" w:eastAsia="SimSun" w:hAnsi="Times New Roman" w:cs="Times New Roman"/>
-          <w:kern w:val="0"/>
-          <w:sz w:val="28"/>
-          <w:szCs w:val="28"/>
-          <w:lang w:eastAsia="zh-CN"/>
-          <w14:ligatures w14:val="none"/>
-        </w:rPr>
-      </w:pPr>
-    </w:p>
-    <w:p>
-      <w:pPr>
-        <w:spacing w:after="0" w:line="360" w:lineRule="auto"/>
-        <w:jc w:val="both"/>
-        <w:rPr>
-          <w:rFonts w:ascii="Times New Roman" w:eastAsia="SimSun" w:hAnsi="Times New Roman" w:cs="Times New Roman"/>
-          <w:kern w:val="0"/>
-          <w:sz w:val="28"/>
-          <w:szCs w:val="28"/>
-          <w:lang w:eastAsia="zh-CN"/>
-          <w14:ligatures w14:val="none"/>
-        </w:rPr>
-      </w:pPr>
-    </w:p>
-    <w:p>
-      <w:pPr>
-        <w:spacing w:after="0" w:line="360" w:lineRule="auto"/>
-        <w:jc w:val="both"/>
-        <w:rPr>
-          <w:rFonts w:ascii="Times New Roman" w:eastAsia="SimSun" w:hAnsi="Times New Roman" w:cs="Times New Roman"/>
-          <w:kern w:val="0"/>
-          <w:sz w:val="28"/>
-          <w:szCs w:val="28"/>
-          <w:lang w:eastAsia="zh-CN"/>
-          <w14:ligatures w14:val="none"/>
-        </w:rPr>
-      </w:pPr>
-    </w:p>
-    <w:p>
-      <w:pPr>
-        <w:rPr>
-          <w:rFonts w:ascii="Times New Roman" w:eastAsia="SimSun" w:hAnsi="Times New Roman" w:cs="Times New Roman"/>
-          <w:kern w:val="0"/>
-          <w:sz w:val="28"/>
-          <w:szCs w:val="28"/>
-          <w:lang w:eastAsia="zh-CN"/>
-          <w14:ligatures w14:val="none"/>
-        </w:rPr>
-      </w:pPr>
-      <w:r>
-        <w:rPr>
-          <w:rFonts w:ascii="Times New Roman" w:eastAsia="SimSun" w:hAnsi="Times New Roman" w:cs="Times New Roman"/>
-          <w:kern w:val="0"/>
-          <w:sz w:val="28"/>
-          <w:szCs w:val="28"/>
-          <w:lang w:eastAsia="zh-CN"/>
-          <w14:ligatures w14:val="none"/>
-        </w:rPr>
-        <w:br w:type="page"/>
       </w:r>
     </w:p>
     <w:p>
@@ -12311,7 +12107,55 @@
           <w:lang w:eastAsia="zh-CN"/>
           <w14:ligatures w14:val="none"/>
         </w:rPr>
-        <w:t xml:space="preserve">Нижеперечисленные документы к АС предоставляются в электронном виде в форматах .docx и .pdf по одному экземпляру каждый </w:t>
+        <w:t>Нижеперечисленные документы к АС предоставляются в электронном виде в форматах .</w:t>
+      </w:r>
+      <w:proofErr w:type="spellStart"/>
+      <w:r>
+        <w:rPr>
+          <w:rFonts w:ascii="Times New Roman" w:eastAsia="SimSun" w:hAnsi="Times New Roman" w:cs="Times New Roman"/>
+          <w:kern w:val="0"/>
+          <w:sz w:val="28"/>
+          <w:szCs w:val="28"/>
+          <w:lang w:eastAsia="zh-CN"/>
+          <w14:ligatures w14:val="none"/>
+        </w:rPr>
+        <w:t>docx</w:t>
+      </w:r>
+      <w:proofErr w:type="spellEnd"/>
+      <w:r>
+        <w:rPr>
+          <w:rFonts w:ascii="Times New Roman" w:eastAsia="SimSun" w:hAnsi="Times New Roman" w:cs="Times New Roman"/>
+          <w:kern w:val="0"/>
+          <w:sz w:val="28"/>
+          <w:szCs w:val="28"/>
+          <w:lang w:eastAsia="zh-CN"/>
+          <w14:ligatures w14:val="none"/>
+        </w:rPr>
+        <w:t xml:space="preserve"> и .</w:t>
+      </w:r>
+      <w:proofErr w:type="spellStart"/>
+      <w:r>
+        <w:rPr>
+          <w:rFonts w:ascii="Times New Roman" w:eastAsia="SimSun" w:hAnsi="Times New Roman" w:cs="Times New Roman"/>
+          <w:kern w:val="0"/>
+          <w:sz w:val="28"/>
+          <w:szCs w:val="28"/>
+          <w:lang w:eastAsia="zh-CN"/>
+          <w14:ligatures w14:val="none"/>
+        </w:rPr>
+        <w:t>pdf</w:t>
+      </w:r>
+      <w:proofErr w:type="spellEnd"/>
+      <w:r>
+        <w:rPr>
+          <w:rFonts w:ascii="Times New Roman" w:eastAsia="SimSun" w:hAnsi="Times New Roman" w:cs="Times New Roman"/>
+          <w:kern w:val="0"/>
+          <w:sz w:val="28"/>
+          <w:szCs w:val="28"/>
+          <w:lang w:eastAsia="zh-CN"/>
+          <w14:ligatures w14:val="none"/>
+        </w:rPr>
+        <w:t xml:space="preserve"> по одному экземпляру каждый </w:t>
       </w:r>
     </w:p>
     <w:p>
@@ -12605,7 +12449,31 @@
           <w:lang w:eastAsia="zh-CN"/>
           <w14:ligatures w14:val="none"/>
         </w:rPr>
-        <w:t xml:space="preserve">− шрифт – Times New Roman 14; </w:t>
+        <w:t xml:space="preserve">− шрифт – Times New </w:t>
+      </w:r>
+      <w:proofErr w:type="spellStart"/>
+      <w:r>
+        <w:rPr>
+          <w:rFonts w:ascii="Times New Roman" w:eastAsia="SimSun" w:hAnsi="Times New Roman" w:cs="Times New Roman"/>
+          <w:kern w:val="0"/>
+          <w:sz w:val="28"/>
+          <w:szCs w:val="28"/>
+          <w:lang w:eastAsia="zh-CN"/>
+          <w14:ligatures w14:val="none"/>
+        </w:rPr>
+        <w:t>Roman</w:t>
+      </w:r>
+      <w:proofErr w:type="spellEnd"/>
+      <w:r>
+        <w:rPr>
+          <w:rFonts w:ascii="Times New Roman" w:eastAsia="SimSun" w:hAnsi="Times New Roman" w:cs="Times New Roman"/>
+          <w:kern w:val="0"/>
+          <w:sz w:val="28"/>
+          <w:szCs w:val="28"/>
+          <w:lang w:eastAsia="zh-CN"/>
+          <w14:ligatures w14:val="none"/>
+        </w:rPr>
+        <w:t xml:space="preserve"> 14; </w:t>
       </w:r>
     </w:p>
     <w:p>
@@ -12841,7 +12709,103 @@
           <w:lang w:eastAsia="zh-CN"/>
           <w14:ligatures w14:val="none"/>
         </w:rPr>
-        <w:t xml:space="preserve">Новые технологии в программировании : учебное пособие / А. А. Калентьев, Д. В. Гарайс, А. Е. Горяинов — Томск : Эль Контент, 2014. — 176 с. </w:t>
+        <w:t xml:space="preserve">Новые технологии в </w:t>
+      </w:r>
+      <w:proofErr w:type="gramStart"/>
+      <w:r>
+        <w:rPr>
+          <w:rFonts w:ascii="Times New Roman" w:eastAsia="SimSun" w:hAnsi="Times New Roman" w:cs="Times New Roman"/>
+          <w:kern w:val="0"/>
+          <w:sz w:val="28"/>
+          <w:szCs w:val="28"/>
+          <w:lang w:eastAsia="zh-CN"/>
+          <w14:ligatures w14:val="none"/>
+        </w:rPr>
+        <w:t>программировании :</w:t>
+      </w:r>
+      <w:proofErr w:type="gramEnd"/>
+      <w:r>
+        <w:rPr>
+          <w:rFonts w:ascii="Times New Roman" w:eastAsia="SimSun" w:hAnsi="Times New Roman" w:cs="Times New Roman"/>
+          <w:kern w:val="0"/>
+          <w:sz w:val="28"/>
+          <w:szCs w:val="28"/>
+          <w:lang w:eastAsia="zh-CN"/>
+          <w14:ligatures w14:val="none"/>
+        </w:rPr>
+        <w:t xml:space="preserve"> учебное пособие / А. А. </w:t>
+      </w:r>
+      <w:proofErr w:type="spellStart"/>
+      <w:r>
+        <w:rPr>
+          <w:rFonts w:ascii="Times New Roman" w:eastAsia="SimSun" w:hAnsi="Times New Roman" w:cs="Times New Roman"/>
+          <w:kern w:val="0"/>
+          <w:sz w:val="28"/>
+          <w:szCs w:val="28"/>
+          <w:lang w:eastAsia="zh-CN"/>
+          <w14:ligatures w14:val="none"/>
+        </w:rPr>
+        <w:t>Калентьев</w:t>
+      </w:r>
+      <w:proofErr w:type="spellEnd"/>
+      <w:r>
+        <w:rPr>
+          <w:rFonts w:ascii="Times New Roman" w:eastAsia="SimSun" w:hAnsi="Times New Roman" w:cs="Times New Roman"/>
+          <w:kern w:val="0"/>
+          <w:sz w:val="28"/>
+          <w:szCs w:val="28"/>
+          <w:lang w:eastAsia="zh-CN"/>
+          <w14:ligatures w14:val="none"/>
+        </w:rPr>
+        <w:t xml:space="preserve">, Д. В. </w:t>
+      </w:r>
+      <w:proofErr w:type="spellStart"/>
+      <w:r>
+        <w:rPr>
+          <w:rFonts w:ascii="Times New Roman" w:eastAsia="SimSun" w:hAnsi="Times New Roman" w:cs="Times New Roman"/>
+          <w:kern w:val="0"/>
+          <w:sz w:val="28"/>
+          <w:szCs w:val="28"/>
+          <w:lang w:eastAsia="zh-CN"/>
+          <w14:ligatures w14:val="none"/>
+        </w:rPr>
+        <w:t>Гарайс</w:t>
+      </w:r>
+      <w:proofErr w:type="spellEnd"/>
+      <w:r>
+        <w:rPr>
+          <w:rFonts w:ascii="Times New Roman" w:eastAsia="SimSun" w:hAnsi="Times New Roman" w:cs="Times New Roman"/>
+          <w:kern w:val="0"/>
+          <w:sz w:val="28"/>
+          <w:szCs w:val="28"/>
+          <w:lang w:eastAsia="zh-CN"/>
+          <w14:ligatures w14:val="none"/>
+        </w:rPr>
+        <w:t xml:space="preserve">, А. Е. Горяинов — </w:t>
+      </w:r>
+      <w:proofErr w:type="gramStart"/>
+      <w:r>
+        <w:rPr>
+          <w:rFonts w:ascii="Times New Roman" w:eastAsia="SimSun" w:hAnsi="Times New Roman" w:cs="Times New Roman"/>
+          <w:kern w:val="0"/>
+          <w:sz w:val="28"/>
+          <w:szCs w:val="28"/>
+          <w:lang w:eastAsia="zh-CN"/>
+          <w14:ligatures w14:val="none"/>
+        </w:rPr>
+        <w:t>Томск :</w:t>
+      </w:r>
+      <w:proofErr w:type="gramEnd"/>
+      <w:r>
+        <w:rPr>
+          <w:rFonts w:ascii="Times New Roman" w:eastAsia="SimSun" w:hAnsi="Times New Roman" w:cs="Times New Roman"/>
+          <w:kern w:val="0"/>
+          <w:sz w:val="28"/>
+          <w:szCs w:val="28"/>
+          <w:lang w:eastAsia="zh-CN"/>
+          <w14:ligatures w14:val="none"/>
+        </w:rPr>
+        <w:t xml:space="preserve"> Эль Контент, 2014. — 176 с. </w:t>
       </w:r>
     </w:p>
     <w:p>
@@ -13021,7 +12985,103 @@
           <w:lang w:eastAsia="zh-CN"/>
           <w14:ligatures w14:val="none"/>
         </w:rPr>
-        <w:t xml:space="preserve">Введение в UML от создателей языка [Текст] : руководство пользователя / Г. Буч, Д. Рамбо, И. Якобсон. - 2-е изд. - М. : ДМК Пресс, 2012. - 494 с. : ил. - (Классика программирования). - Предм. указ.: с. 483- 493. - ISBN 978-5-94074-644-7; </w:t>
+        <w:t>Введение в UML от создателей языка [Текст</w:t>
+      </w:r>
+      <w:proofErr w:type="gramStart"/>
+      <w:r>
+        <w:rPr>
+          <w:rFonts w:ascii="Times New Roman" w:eastAsia="SimSun" w:hAnsi="Times New Roman" w:cs="Times New Roman"/>
+          <w:kern w:val="0"/>
+          <w:sz w:val="28"/>
+          <w:szCs w:val="28"/>
+          <w:lang w:eastAsia="zh-CN"/>
+          <w14:ligatures w14:val="none"/>
+        </w:rPr>
+        <w:t>] :</w:t>
+      </w:r>
+      <w:proofErr w:type="gramEnd"/>
+      <w:r>
+        <w:rPr>
+          <w:rFonts w:ascii="Times New Roman" w:eastAsia="SimSun" w:hAnsi="Times New Roman" w:cs="Times New Roman"/>
+          <w:kern w:val="0"/>
+          <w:sz w:val="28"/>
+          <w:szCs w:val="28"/>
+          <w:lang w:eastAsia="zh-CN"/>
+          <w14:ligatures w14:val="none"/>
+        </w:rPr>
+        <w:t xml:space="preserve"> руководство пользователя / Г. Буч, Д. Рамбо, И. Якобсон. - 2-е изд. - </w:t>
+      </w:r>
+      <w:proofErr w:type="gramStart"/>
+      <w:r>
+        <w:rPr>
+          <w:rFonts w:ascii="Times New Roman" w:eastAsia="SimSun" w:hAnsi="Times New Roman" w:cs="Times New Roman"/>
+          <w:kern w:val="0"/>
+          <w:sz w:val="28"/>
+          <w:szCs w:val="28"/>
+          <w:lang w:eastAsia="zh-CN"/>
+          <w14:ligatures w14:val="none"/>
+        </w:rPr>
+        <w:t>М. :</w:t>
+      </w:r>
+      <w:proofErr w:type="gramEnd"/>
+      <w:r>
+        <w:rPr>
+          <w:rFonts w:ascii="Times New Roman" w:eastAsia="SimSun" w:hAnsi="Times New Roman" w:cs="Times New Roman"/>
+          <w:kern w:val="0"/>
+          <w:sz w:val="28"/>
+          <w:szCs w:val="28"/>
+          <w:lang w:eastAsia="zh-CN"/>
+          <w14:ligatures w14:val="none"/>
+        </w:rPr>
+        <w:t xml:space="preserve"> ДМК Пресс, 2012. - 494 </w:t>
+      </w:r>
+      <w:proofErr w:type="gramStart"/>
+      <w:r>
+        <w:rPr>
+          <w:rFonts w:ascii="Times New Roman" w:eastAsia="SimSun" w:hAnsi="Times New Roman" w:cs="Times New Roman"/>
+          <w:kern w:val="0"/>
+          <w:sz w:val="28"/>
+          <w:szCs w:val="28"/>
+          <w:lang w:eastAsia="zh-CN"/>
+          <w14:ligatures w14:val="none"/>
+        </w:rPr>
+        <w:t>с. :</w:t>
+      </w:r>
+      <w:proofErr w:type="gramEnd"/>
+      <w:r>
+        <w:rPr>
+          <w:rFonts w:ascii="Times New Roman" w:eastAsia="SimSun" w:hAnsi="Times New Roman" w:cs="Times New Roman"/>
+          <w:kern w:val="0"/>
+          <w:sz w:val="28"/>
+          <w:szCs w:val="28"/>
+          <w:lang w:eastAsia="zh-CN"/>
+          <w14:ligatures w14:val="none"/>
+        </w:rPr>
+        <w:t xml:space="preserve"> ил. - (Классика программирования). - </w:t>
+      </w:r>
+      <w:proofErr w:type="spellStart"/>
+      <w:r>
+        <w:rPr>
+          <w:rFonts w:ascii="Times New Roman" w:eastAsia="SimSun" w:hAnsi="Times New Roman" w:cs="Times New Roman"/>
+          <w:kern w:val="0"/>
+          <w:sz w:val="28"/>
+          <w:szCs w:val="28"/>
+          <w:lang w:eastAsia="zh-CN"/>
+          <w14:ligatures w14:val="none"/>
+        </w:rPr>
+        <w:t>Предм</w:t>
+      </w:r>
+      <w:proofErr w:type="spellEnd"/>
+      <w:r>
+        <w:rPr>
+          <w:rFonts w:ascii="Times New Roman" w:eastAsia="SimSun" w:hAnsi="Times New Roman" w:cs="Times New Roman"/>
+          <w:kern w:val="0"/>
+          <w:sz w:val="28"/>
+          <w:szCs w:val="28"/>
+          <w:lang w:eastAsia="zh-CN"/>
+          <w14:ligatures w14:val="none"/>
+        </w:rPr>
+        <w:t xml:space="preserve">. указ.: с. 483- 493. - ISBN 978-5-94074-644-7; </w:t>
       </w:r>
     </w:p>
     <w:p>
@@ -13051,7 +13111,44 @@
           <w:lang w:eastAsia="zh-CN"/>
           <w14:ligatures w14:val="none"/>
         </w:rPr>
-        <w:t>Ли. К. Основы САПР (CAD/CAM/CAE). – Спб.:«Питер», 2004. – 560с.</w:t>
+        <w:t xml:space="preserve">Ли. К. Основы САПР (CAD/CAM/CAE). – </w:t>
+      </w:r>
+      <w:proofErr w:type="spellStart"/>
+      <w:r>
+        <w:rPr>
+          <w:rFonts w:ascii="Times New Roman" w:eastAsia="SimSun" w:hAnsi="Times New Roman" w:cs="Times New Roman"/>
+          <w:kern w:val="0"/>
+          <w:sz w:val="28"/>
+          <w:szCs w:val="28"/>
+          <w:lang w:eastAsia="zh-CN"/>
+          <w14:ligatures w14:val="none"/>
+        </w:rPr>
+        <w:t>Спб</w:t>
+      </w:r>
+      <w:proofErr w:type="spellEnd"/>
+      <w:proofErr w:type="gramStart"/>
+      <w:r>
+        <w:rPr>
+          <w:rFonts w:ascii="Times New Roman" w:eastAsia="SimSun" w:hAnsi="Times New Roman" w:cs="Times New Roman"/>
+          <w:kern w:val="0"/>
+          <w:sz w:val="28"/>
+          <w:szCs w:val="28"/>
+          <w:lang w:eastAsia="zh-CN"/>
+          <w14:ligatures w14:val="none"/>
+        </w:rPr>
+        <w:t>.:«</w:t>
+      </w:r>
+      <w:proofErr w:type="gramEnd"/>
+      <w:r>
+        <w:rPr>
+          <w:rFonts w:ascii="Times New Roman" w:eastAsia="SimSun" w:hAnsi="Times New Roman" w:cs="Times New Roman"/>
+          <w:kern w:val="0"/>
+          <w:sz w:val="28"/>
+          <w:szCs w:val="28"/>
+          <w:lang w:eastAsia="zh-CN"/>
+          <w14:ligatures w14:val="none"/>
+        </w:rPr>
+        <w:t>Питер», 2004. – 560с.</w:t>
       </w:r>
     </w:p>
     <w:p>
@@ -13318,7 +13415,7 @@
       </w:r>
     </w:p>
   </w:comment>
-  <w:comment w:id="26" w:author="Kalentyev Alexey" w:date="2026-09-16T11:13:00Z" w:initials="KA">
+  <w:comment w:id="9" w:author="Марк Varechkin" w:date="2026-09-16T09:24:00Z" w:initials="МV">
     <w:p>
       <w:pPr>
         <w:pStyle w:val="af"/>
@@ -13330,11 +13427,16 @@
         <w:annotationRef/>
       </w:r>
       <w:r>
-        <w:t>?</w:t>
-      </w:r>
+        <w:t>+</w:t>
+      </w:r>
+    </w:p>
+    <w:p>
+      <w:pPr>
+        <w:pStyle w:val="af"/>
+      </w:pPr>
     </w:p>
   </w:comment>
-  <w:comment w:id="33" w:author="Kalentyev Alexey" w:date="2026-09-16T11:15:00Z" w:initials="KA">
+  <w:comment w:id="43" w:author="Kalentyev Alexey" w:date="2026-09-16T11:16:00Z" w:initials="KA">
     <w:p>
       <w:pPr>
         <w:pStyle w:val="af"/>
@@ -13346,11 +13448,11 @@
         <w:annotationRef/>
       </w:r>
       <w:r>
-        <w:t>?</w:t>
+        <w:t>Висячая строка</w:t>
       </w:r>
     </w:p>
   </w:comment>
-  <w:comment w:id="44" w:author="Kalentyev Alexey" w:date="2026-09-16T11:16:00Z" w:initials="KA">
+  <w:comment w:id="44" w:author="Марк Varechkin" w:date="2026-09-16T19:20:00Z" w:initials="МV">
     <w:p>
       <w:pPr>
         <w:pStyle w:val="af"/>
@@ -13362,8 +13464,13 @@
         <w:annotationRef/>
       </w:r>
       <w:r>
-        <w:t>Висячая строка</w:t>
-      </w:r>
+        <w:t>+</w:t>
+      </w:r>
+    </w:p>
+    <w:p>
+      <w:pPr>
+        <w:pStyle w:val="af"/>
+      </w:pPr>
     </w:p>
   </w:comment>
 </w:comments>
@@ -13372,27 +13479,27 @@
 <file path=word/commentsExtended.xml><?xml version="1.0" encoding="utf-8"?>
 <w15:commentsEx xmlns:wpc="http://schemas.microsoft.com/office/word/2010/wordprocessingCanvas" xmlns:cx="http://schemas.microsoft.com/office/drawing/2014/chartex" xmlns:cx1="http://schemas.microsoft.com/office/drawing/2015/9/8/chartex" xmlns:cx2="http://schemas.microsoft.com/office/drawing/2015/10/21/chartex" xmlns:cx3="http://schemas.microsoft.com/office/drawing/2016/5/9/chartex" xmlns:cx4="http://schemas.microsoft.com/office/drawing/2016/5/10/chartex" xmlns:cx5="http://schemas.microsoft.com/office/drawing/2016/5/11/chartex" xmlns:cx6="http://schemas.microsoft.com/office/drawing/2016/5/12/chartex" xmlns:cx7="http://schemas.microsoft.com/office/drawing/2016/5/13/chartex" xmlns:cx8="http://schemas.microsoft.com/office/drawing/2016/5/14/chartex" xmlns:mc="http://schemas.openxmlformats.org/markup-compatibility/2006" xmlns:aink="http://schemas.microsoft.com/office/drawing/2016/ink" xmlns:am3d="http://schemas.microsoft.com/office/drawing/2017/model3d" xmlns:o="urn:schemas-microsoft-com:office:office" xmlns:oel="http://schemas.microsoft.com/office/2019/extlst" xmlns:r="http://schemas.openxmlformats.org/officeDocument/2006/relationships" xmlns:m="http://schemas.openxmlformats.org/officeDocument/2006/math" xmlns:v="urn:schemas-microsoft-com:vml" xmlns:wp14="http://schemas.microsoft.com/office/word/2010/wordprocessingDrawing" xmlns:wp="http://schemas.openxmlformats.org/drawingml/2006/wordprocessingDrawing" xmlns:w10="urn:schemas-microsoft-com:office:word" xmlns:w="http://schemas.openxmlformats.org/wordprocessingml/2006/main" xmlns:w14="http://schemas.microsoft.com/office/word/2010/wordml" xmlns:w15="http://schemas.microsoft.com/office/word/2012/wordml" xmlns:w16cex="http://schemas.microsoft.com/office/word/2018/wordml/cex" xmlns:w16cid="http://schemas.microsoft.com/office/word/2016/wordml/cid" xmlns:w16="http://schemas.microsoft.com/office/word/2018/wordml" xmlns:w16du="http://schemas.microsoft.com/office/word/2023/wordml/word16du" xmlns:w16sdtdh="http://schemas.microsoft.com/office/word/2020/wordml/sdtdatahash" xmlns:w16sdtfl="http://schemas.microsoft.com/office/word/2024/wordml/sdtformatlock" xmlns:w16se="http://schemas.microsoft.com/office/word/2015/wordml/symex" xmlns:wpg="http://schemas.microsoft.com/office/word/2010/wordprocessingGroup" xmlns:wpi="http://schemas.microsoft.com/office/word/2010/wordprocessingInk" xmlns:wne="http://schemas.microsoft.com/office/word/2006/wordml" xmlns:wps="http://schemas.microsoft.com/office/word/2010/wordprocessingShape" mc:Ignorable="w14 w15 w16se w16cid w16 w16cex w16sdtdh w16sdtfl w16du wp14">
   <w15:commentEx w15:paraId="05AC1AAA" w15:done="0"/>
-  <w15:commentEx w15:paraId="28273B33" w15:done="0"/>
-  <w15:commentEx w15:paraId="6E626003" w15:done="0"/>
+  <w15:commentEx w15:paraId="78B2C028" w15:paraIdParent="05AC1AAA" w15:done="0"/>
   <w15:commentEx w15:paraId="57E84DA7" w15:done="0"/>
+  <w15:commentEx w15:paraId="10F09893" w15:paraIdParent="57E84DA7" w15:done="0"/>
 </w15:commentsEx>
 </file>
 
 <file path=word/commentsExtensible.xml><?xml version="1.0" encoding="utf-8"?>
 <w16cex:commentsExtensible xmlns:wpc="http://schemas.microsoft.com/office/word/2010/wordprocessingCanvas" xmlns:cx="http://schemas.microsoft.com/office/drawing/2014/chartex" xmlns:cx1="http://schemas.microsoft.com/office/drawing/2015/9/8/chartex" xmlns:cx2="http://schemas.microsoft.com/office/drawing/2015/10/21/chartex" xmlns:cx3="http://schemas.microsoft.com/office/drawing/2016/5/9/chartex" xmlns:cx4="http://schemas.microsoft.com/office/drawing/2016/5/10/chartex" xmlns:cx5="http://schemas.microsoft.com/office/drawing/2016/5/11/chartex" xmlns:cx6="http://schemas.microsoft.com/office/drawing/2016/5/12/chartex" xmlns:cx7="http://schemas.microsoft.com/office/drawing/2016/5/13/chartex" xmlns:cx8="http://schemas.microsoft.com/office/drawing/2016/5/14/chartex" xmlns:cr="http://schemas.microsoft.com/office/comments/2020/reactions" xmlns:mc="http://schemas.openxmlformats.org/markup-compatibility/2006" xmlns:aink="http://schemas.microsoft.com/office/drawing/2016/ink" xmlns:am3d="http://schemas.microsoft.com/office/drawing/2017/model3d" xmlns:o="urn:schemas-microsoft-com:office:office" xmlns:oel="http://schemas.microsoft.com/office/2019/extlst" xmlns:r="http://schemas.openxmlformats.org/officeDocument/2006/relationships" xmlns:m="http://schemas.openxmlformats.org/officeDocument/2006/math" xmlns:v="urn:schemas-microsoft-com:vml" xmlns:wp14="http://schemas.microsoft.com/office/word/2010/wordprocessingDrawing" xmlns:wp="http://schemas.openxmlformats.org/drawingml/2006/wordprocessingDrawing" xmlns:w10="urn:schemas-microsoft-com:office:word" xmlns:w="http://schemas.openxmlformats.org/wordprocessingml/2006/main" xmlns:w14="http://schemas.microsoft.com/office/word/2010/wordml" xmlns:w15="http://schemas.microsoft.com/office/word/2012/wordml" xmlns:w16cex="http://schemas.microsoft.com/office/word/2018/wordml/cex" xmlns:w16cid="http://schemas.microsoft.com/office/word/2016/wordml/cid" xmlns:w16="http://schemas.microsoft.com/office/word/2018/wordml" xmlns:w16du="http://schemas.microsoft.com/office/word/2023/wordml/word16du" xmlns:w16sdtdh="http://schemas.microsoft.com/office/word/2020/wordml/sdtdatahash" xmlns:w16sdtfl="http://schemas.microsoft.com/office/word/2024/wordml/sdtformatlock" xmlns:w16se="http://schemas.microsoft.com/office/word/2015/wordml/symex" xmlns:wpg="http://schemas.microsoft.com/office/word/2010/wordprocessingGroup" xmlns:wpi="http://schemas.microsoft.com/office/word/2010/wordprocessingInk" xmlns:wne="http://schemas.microsoft.com/office/word/2006/wordml" xmlns:wps="http://schemas.microsoft.com/office/word/2010/wordprocessingShape" mc:Ignorable="w14 w15 w16se w16cid w16 w16cex w16sdtdh w16sdtfl cr w16du wp14">
   <w16cex:commentExtensible w16cex:durableId="01649C90" w16cex:dateUtc="2026-09-16T04:13:00Z"/>
-  <w16cex:commentExtensible w16cex:durableId="7379F484" w16cex:dateUtc="2026-09-16T04:13:00Z"/>
-  <w16cex:commentExtensible w16cex:durableId="2EAAAE78" w16cex:dateUtc="2026-09-16T04:15:00Z"/>
+  <w16cex:commentExtensible w16cex:durableId="0B7A4B1D" w16cex:dateUtc="2026-09-16T06:24:00Z"/>
   <w16cex:commentExtensible w16cex:durableId="47B94371" w16cex:dateUtc="2026-09-16T04:16:00Z"/>
+  <w16cex:commentExtensible w16cex:durableId="67F6935E" w16cex:dateUtc="2026-09-16T16:20:00Z"/>
 </w16cex:commentsExtensible>
 </file>
 
 <file path=word/commentsIds.xml><?xml version="1.0" encoding="utf-8"?>
 <w16cid:commentsIds xmlns:wpc="http://schemas.microsoft.com/office/word/2010/wordprocessingCanvas" xmlns:cx="http://schemas.microsoft.com/office/drawing/2014/chartex" xmlns:cx1="http://schemas.microsoft.com/office/drawing/2015/9/8/chartex" xmlns:cx2="http://schemas.microsoft.com/office/drawing/2015/10/21/chartex" xmlns:cx3="http://schemas.microsoft.com/office/drawing/2016/5/9/chartex" xmlns:cx4="http://schemas.microsoft.com/office/drawing/2016/5/10/chartex" xmlns:cx5="http://schemas.microsoft.com/office/drawing/2016/5/11/chartex" xmlns:cx6="http://schemas.microsoft.com/office/drawing/2016/5/12/chartex" xmlns:cx7="http://schemas.microsoft.com/office/drawing/2016/5/13/chartex" xmlns:cx8="http://schemas.microsoft.com/office/drawing/2016/5/14/chartex" xmlns:mc="http://schemas.openxmlformats.org/markup-compatibility/2006" xmlns:aink="http://schemas.microsoft.com/office/drawing/2016/ink" xmlns:am3d="http://schemas.microsoft.com/office/drawing/2017/model3d" xmlns:o="urn:schemas-microsoft-com:office:office" xmlns:oel="http://schemas.microsoft.com/office/2019/extlst" xmlns:r="http://schemas.openxmlformats.org/officeDocument/2006/relationships" xmlns:m="http://schemas.openxmlformats.org/officeDocument/2006/math" xmlns:v="urn:schemas-microsoft-com:vml" xmlns:wp14="http://schemas.microsoft.com/office/word/2010/wordprocessingDrawing" xmlns:wp="http://schemas.openxmlformats.org/drawingml/2006/wordprocessingDrawing" xmlns:w10="urn:schemas-microsoft-com:office:word" xmlns:w="http://schemas.openxmlformats.org/wordprocessingml/2006/main" xmlns:w14="http://schemas.microsoft.com/office/word/2010/wordml" xmlns:w15="http://schemas.microsoft.com/office/word/2012/wordml" xmlns:w16cex="http://schemas.microsoft.com/office/word/2018/wordml/cex" xmlns:w16cid="http://schemas.microsoft.com/office/word/2016/wordml/cid" xmlns:w16="http://schemas.microsoft.com/office/word/2018/wordml" xmlns:w16du="http://schemas.microsoft.com/office/word/2023/wordml/word16du" xmlns:w16sdtdh="http://schemas.microsoft.com/office/word/2020/wordml/sdtdatahash" xmlns:w16sdtfl="http://schemas.microsoft.com/office/word/2024/wordml/sdtformatlock" xmlns:w16se="http://schemas.microsoft.com/office/word/2015/wordml/symex" xmlns:wpg="http://schemas.microsoft.com/office/word/2010/wordprocessingGroup" xmlns:wpi="http://schemas.microsoft.com/office/word/2010/wordprocessingInk" xmlns:wne="http://schemas.microsoft.com/office/word/2006/wordml" xmlns:wps="http://schemas.microsoft.com/office/word/2010/wordprocessingShape" mc:Ignorable="w14 w15 w16se w16cid w16 w16cex w16sdtdh w16sdtfl w16du wp14">
   <w16cid:commentId w16cid:paraId="05AC1AAA" w16cid:durableId="01649C90"/>
-  <w16cid:commentId w16cid:paraId="28273B33" w16cid:durableId="7379F484"/>
-  <w16cid:commentId w16cid:paraId="6E626003" w16cid:durableId="2EAAAE78"/>
+  <w16cid:commentId w16cid:paraId="78B2C028" w16cid:durableId="0B7A4B1D"/>
   <w16cid:commentId w16cid:paraId="57E84DA7" w16cid:durableId="47B94371"/>
+  <w16cid:commentId w16cid:paraId="10F09893" w16cid:durableId="67F6935E"/>
 </w16cid:commentsIds>
 </file>
 
@@ -13489,6 +13596,9 @@
 <w15:people xmlns:wpc="http://schemas.microsoft.com/office/word/2010/wordprocessingCanvas" xmlns:cx="http://schemas.microsoft.com/office/drawing/2014/chartex" xmlns:cx1="http://schemas.microsoft.com/office/drawing/2015/9/8/chartex" xmlns:cx2="http://schemas.microsoft.com/office/drawing/2015/10/21/chartex" xmlns:cx3="http://schemas.microsoft.com/office/drawing/2016/5/9/chartex" xmlns:cx4="http://schemas.microsoft.com/office/drawing/2016/5/10/chartex" xmlns:cx5="http://schemas.microsoft.com/office/drawing/2016/5/11/chartex" xmlns:cx6="http://schemas.microsoft.com/office/drawing/2016/5/12/chartex" xmlns:cx7="http://schemas.microsoft.com/office/drawing/2016/5/13/chartex" xmlns:cx8="http://schemas.microsoft.com/office/drawing/2016/5/14/chartex" xmlns:mc="http://schemas.openxmlformats.org/markup-compatibility/2006" xmlns:aink="http://schemas.microsoft.com/office/drawing/2016/ink" xmlns:am3d="http://schemas.microsoft.com/office/drawing/2017/model3d" xmlns:o="urn:schemas-microsoft-com:office:office" xmlns:oel="http://schemas.microsoft.com/office/2019/extlst" xmlns:r="http://schemas.openxmlformats.org/officeDocument/2006/relationships" xmlns:m="http://schemas.openxmlformats.org/officeDocument/2006/math" xmlns:v="urn:schemas-microsoft-com:vml" xmlns:wp14="http://schemas.microsoft.com/office/word/2010/wordprocessingDrawing" xmlns:wp="http://schemas.openxmlformats.org/drawingml/2006/wordprocessingDrawing" xmlns:w10="urn:schemas-microsoft-com:office:word" xmlns:w="http://schemas.openxmlformats.org/wordprocessingml/2006/main" xmlns:w14="http://schemas.microsoft.com/office/word/2010/wordml" xmlns:w15="http://schemas.microsoft.com/office/word/2012/wordml" xmlns:w16cex="http://schemas.microsoft.com/office/word/2018/wordml/cex" xmlns:w16cid="http://schemas.microsoft.com/office/word/2016/wordml/cid" xmlns:w16="http://schemas.microsoft.com/office/word/2018/wordml" xmlns:w16du="http://schemas.microsoft.com/office/word/2023/wordml/word16du" xmlns:w16sdtdh="http://schemas.microsoft.com/office/word/2020/wordml/sdtdatahash" xmlns:w16sdtfl="http://schemas.microsoft.com/office/word/2024/wordml/sdtformatlock" xmlns:w16se="http://schemas.microsoft.com/office/word/2015/wordml/symex" xmlns:wpg="http://schemas.microsoft.com/office/word/2010/wordprocessingGroup" xmlns:wpi="http://schemas.microsoft.com/office/word/2010/wordprocessingInk" xmlns:wne="http://schemas.microsoft.com/office/word/2006/wordml" xmlns:wps="http://schemas.microsoft.com/office/word/2010/wordprocessingShape" mc:Ignorable="w14 w15 w16se w16cid w16 w16cex w16sdtdh w16sdtfl w16du wp14">
   <w15:person w15:author="Kalentyev Alexey">
     <w15:presenceInfo w15:providerId="Windows Live" w15:userId="da819b8650d7d997"/>
+  </w15:person>
+  <w15:person w15:author="Марк Varechkin">
+    <w15:presenceInfo w15:providerId="None" w15:userId="Марк Varechkin"/>
   </w15:person>
 </w15:people>
 </file>
@@ -14096,7 +14206,6 @@
   <w:style w:type="character" w:default="1" w:styleId="a0">
     <w:name w:val="Default Paragraph Font"/>
     <w:uiPriority w:val="1"/>
-    <w:semiHidden/>
     <w:unhideWhenUsed/>
   </w:style>
   <w:style w:type="table" w:default="1" w:styleId="a1">

--- a/docs/TZ.docx
+++ b/docs/TZ.docx
@@ -286,6 +286,7 @@
           <w14:ligatures w14:val="none"/>
         </w:rPr>
       </w:pPr>
+      <w:commentRangeStart w:id="56"/>
       <w:r>
         <w:rPr>
           <w:rFonts w:ascii="Times New Roman" w:eastAsia="SimSun" w:hAnsi="Times New Roman" w:cs="Times New Roman"/>
@@ -377,6 +378,13 @@
           <w14:ligatures w14:val="none"/>
         </w:rPr>
         <w:t>Inventor</w:t>
+      </w:r>
+      <w:commentRangeEnd w:id="56"/>
+      <w:r>
+        <w:rPr>
+          <w:rStyle w:val="CommentReference"/>
+        </w:rPr>
+        <w:commentReference w:id="56"/>
       </w:r>
       <w:proofErr w:type="spellEnd"/>
       <w:r>
@@ -686,6 +694,7 @@
               <w14:ligatures w14:val="none"/>
             </w:rPr>
           </w:pPr>
+          <w:commentRangeStart w:id="51"/>
           <w:r>
             <w:rPr>
               <w:rFonts w:ascii="Times New Roman" w:eastAsia="SimSun" w:hAnsi="Times New Roman" w:cs="Times New Roman"/>
@@ -697,6 +706,13 @@
               <w14:ligatures w14:val="none"/>
             </w:rPr>
             <w:t>СОДЕРЖАНИЕ</w:t>
+          </w:r>
+          <w:commentRangeEnd w:id="51"/>
+          <w:r>
+            <w:rPr>
+              <w:rStyle w:val="CommentReference"/>
+            </w:rPr>
+            <w:commentReference w:id="51"/>
           </w:r>
         </w:p>
         <w:p>
@@ -743,6 +759,7 @@
             <w:fldChar w:fldCharType="separate"/>
           </w:r>
           <w:hyperlink w:anchor="_Toc240308321" w:history="1">
+            <w:commentRangeStart w:id="55"/>
             <w:r>
               <w:rPr>
                 <w:rStyle w:val="ad"/>
@@ -755,6 +772,13 @@
                 <w14:ligatures w14:val="none"/>
               </w:rPr>
               <w:t>1 ОБЩИЕ СВЕДЕНИЯ</w:t>
+            </w:r>
+            <w:commentRangeEnd w:id="55"/>
+            <w:r>
+              <w:rPr>
+                <w:rStyle w:val="CommentReference"/>
+              </w:rPr>
+              <w:commentReference w:id="55"/>
             </w:r>
             <w:r>
               <w:rPr>
@@ -3199,6 +3223,7 @@
             </w:rPr>
           </w:pPr>
           <w:hyperlink w:anchor="_Toc240308355" w:history="1">
+            <w:commentRangeStart w:id="53"/>
             <w:r>
               <w:rPr>
                 <w:rStyle w:val="ad"/>
@@ -3209,6 +3234,13 @@
                 <w14:ligatures w14:val="none"/>
               </w:rPr>
               <w:t>5.1 Порядок организации разработки АС</w:t>
+            </w:r>
+            <w:commentRangeEnd w:id="53"/>
+            <w:r>
+              <w:rPr>
+                <w:rStyle w:val="CommentReference"/>
+              </w:rPr>
+              <w:commentReference w:id="53"/>
             </w:r>
             <w:r>
               <w:rPr>
@@ -4098,6 +4130,7 @@
         </w:rPr>
       </w:pPr>
       <w:bookmarkStart w:id="0" w:name="_Toc240308321"/>
+      <w:commentRangeStart w:id="54"/>
       <w:r>
         <w:rPr>
           <w:rFonts w:ascii="Times New Roman" w:eastAsia="SimSun" w:hAnsi="Times New Roman" w:cs="Times New Roman"/>
@@ -4111,6 +4144,13 @@
         </w:rPr>
         <w:lastRenderedPageBreak/>
         <w:t>1 ОБЩИЕ СВЕДЕНИЯ</w:t>
+      </w:r>
+      <w:commentRangeEnd w:id="54"/>
+      <w:r>
+        <w:rPr>
+          <w:rStyle w:val="CommentReference"/>
+        </w:rPr>
+        <w:commentReference w:id="54"/>
       </w:r>
       <w:bookmarkEnd w:id="0"/>
     </w:p>
@@ -4148,6 +4188,7 @@
         </w:rPr>
       </w:pPr>
       <w:bookmarkStart w:id="1" w:name="_Toc240308322"/>
+      <w:commentRangeStart w:id="52"/>
       <w:r>
         <w:rPr>
           <w:rFonts w:ascii="Times New Roman" w:eastAsia="SimSun" w:hAnsi="Times New Roman" w:cs="Times New Roman"/>
@@ -4158,6 +4199,13 @@
           <w14:ligatures w14:val="none"/>
         </w:rPr>
         <w:t>1.1 Полное наименование автоматизированной системы и её условное обозначение</w:t>
+      </w:r>
+      <w:commentRangeEnd w:id="52"/>
+      <w:r>
+        <w:rPr>
+          <w:rStyle w:val="CommentReference"/>
+        </w:rPr>
+        <w:commentReference w:id="52"/>
       </w:r>
       <w:bookmarkEnd w:id="1"/>
     </w:p>
@@ -4310,6 +4358,7 @@
         </w:rPr>
       </w:pPr>
       <w:bookmarkStart w:id="2" w:name="_Toc240308323"/>
+      <w:commentRangeStart w:id="45"/>
       <w:r>
         <w:rPr>
           <w:rFonts w:ascii="Times New Roman" w:eastAsia="SimSun" w:hAnsi="Times New Roman" w:cs="Times New Roman"/>
@@ -4320,6 +4369,13 @@
           <w14:ligatures w14:val="none"/>
         </w:rPr>
         <w:t>1.2 Наименование заказчика</w:t>
+      </w:r>
+      <w:commentRangeEnd w:id="45"/>
+      <w:r>
+        <w:rPr>
+          <w:rStyle w:val="CommentReference"/>
+        </w:rPr>
+        <w:commentReference w:id="45"/>
       </w:r>
       <w:bookmarkEnd w:id="2"/>
     </w:p>
@@ -4590,6 +4646,7 @@
           <w14:ligatures w14:val="none"/>
         </w:rPr>
       </w:pPr>
+      <w:commentRangeStart w:id="57"/>
       <w:r>
         <w:rPr>
           <w:rFonts w:ascii="Times New Roman" w:eastAsia="SimSun" w:hAnsi="Times New Roman" w:cs="Times New Roman"/>
@@ -4601,6 +4658,13 @@
         </w:rPr>
         <w:lastRenderedPageBreak/>
         <w:t>− ГОСТ 19.103-77 “Единая система конструкторской документации. Обозначения программ и программных документов”.</w:t>
+      </w:r>
+      <w:commentRangeEnd w:id="57"/>
+      <w:r>
+        <w:rPr>
+          <w:rStyle w:val="CommentReference"/>
+        </w:rPr>
+        <w:commentReference w:id="57"/>
       </w:r>
     </w:p>
     <w:p>
@@ -5699,6 +5763,7 @@
         </w:rPr>
       </w:pPr>
       <w:bookmarkStart w:id="13" w:name="_Hlk183900138"/>
+      <w:commentRangeStart w:id="47"/>
       <w:r>
         <w:rPr>
           <w:rFonts w:ascii="Times New Roman" w:eastAsia="SimSun" w:hAnsi="Times New Roman" w:cs="Times New Roman"/>
@@ -5725,6 +5790,13 @@
         </w:rPr>
         <w:t xml:space="preserve"> (также все обозначения показаны на рисунке 2.1):</w:t>
       </w:r>
+      <w:commentRangeEnd w:id="47"/>
+      <w:r>
+        <w:rPr>
+          <w:rStyle w:val="CommentReference"/>
+        </w:rPr>
+        <w:commentReference w:id="47"/>
+      </w:r>
     </w:p>
     <w:p>
       <w:pPr>
@@ -6421,6 +6493,7 @@
           <w14:ligatures w14:val="none"/>
         </w:rPr>
       </w:pPr>
+      <w:commentRangeStart w:id="48"/>
       <w:r>
         <w:rPr>
           <w:rFonts w:ascii="Times New Roman" w:eastAsia="SimSun" w:hAnsi="Times New Roman" w:cs="Times New Roman"/>
@@ -6527,6 +6600,13 @@
         </w:rPr>
         <w:t>;</w:t>
       </w:r>
+      <w:commentRangeEnd w:id="48"/>
+      <w:r>
+        <w:rPr>
+          <w:rStyle w:val="CommentReference"/>
+        </w:rPr>
+        <w:commentReference w:id="48"/>
+      </w:r>
     </w:p>
     <w:p>
       <w:pPr>
@@ -6541,6 +6621,7 @@
           <w14:ligatures w14:val="none"/>
         </w:rPr>
       </w:pPr>
+      <w:commentRangeStart w:id="46"/>
       <w:r>
         <w:rPr>
           <w:rFonts w:ascii="Times New Roman" w:eastAsia="SimSun" w:hAnsi="Times New Roman" w:cs="Times New Roman"/>
@@ -6647,6 +6728,13 @@
           <w14:ligatures w14:val="none"/>
         </w:rPr>
         <w:t>.</w:t>
+      </w:r>
+      <w:commentRangeEnd w:id="46"/>
+      <w:r>
+        <w:rPr>
+          <w:rStyle w:val="CommentReference"/>
+        </w:rPr>
+        <w:commentReference w:id="46"/>
       </w:r>
     </w:p>
     <w:bookmarkEnd w:id="13"/>
@@ -8386,6 +8474,7 @@
           <w14:ligatures w14:val="none"/>
         </w:rPr>
       </w:pPr>
+      <w:commentRangeStart w:id="49"/>
       <w:r>
         <w:rPr>
           <w:rFonts w:ascii="Times New Roman" w:eastAsia="SimSun" w:hAnsi="Times New Roman" w:cs="Times New Roman"/>
@@ -8396,6 +8485,13 @@
           <w14:ligatures w14:val="none"/>
         </w:rPr>
         <w:t>Помимо этого, разработанная система должна работать на ПК с ОС Windows версии 10 и старше и разрядностью х64 с NET Framework 4.7.2.</w:t>
+      </w:r>
+      <w:commentRangeEnd w:id="49"/>
+      <w:r>
+        <w:rPr>
+          <w:rStyle w:val="CommentReference"/>
+        </w:rPr>
+        <w:commentReference w:id="49"/>
       </w:r>
     </w:p>
     <w:p>
@@ -13182,6 +13278,7 @@
         </w:rPr>
         <w:t> </w:t>
       </w:r>
+      <w:commentRangeStart w:id="50"/>
       <w:r>
         <w:rPr>
           <w:rFonts w:ascii="Times New Roman" w:eastAsia="SimSun" w:hAnsi="Times New Roman" w:cs="Times New Roman"/>
@@ -13286,6 +13383,13 @@
           <w14:ligatures w14:val="none"/>
         </w:rPr>
         <w:t>»;</w:t>
+      </w:r>
+      <w:commentRangeEnd w:id="50"/>
+      <w:r>
+        <w:rPr>
+          <w:rStyle w:val="CommentReference"/>
+        </w:rPr>
+        <w:commentReference w:id="50"/>
       </w:r>
     </w:p>
     <w:p>
@@ -13473,6 +13577,181 @@
       </w:pPr>
     </w:p>
   </w:comment>
+  <w:comment w:id="45" w:author="Kalentyev Alexey" w:initials="KA" w:date="2026-09-23T05:02:51Z">
+    <w:p>
+      <w:pPr>
+        <w:pStyle w:val="CommentText"/>
+      </w:pPr>
+      <w:r>
+        <w:annotationRef/>
+      </w:r>
+      <w:r>
+        <w:t xml:space="preserve">Дополните подраздел сведениями об исполнителе разработки: ФИО, группа и принадлежность к организации, если применимо. Сейчас приведены только сведения о заказчике.</w:t>
+      </w:r>
+    </w:p>
+  </w:comment>
+  <w:comment w:id="46" w:author="Kalentyev Alexey" w:initials="KA" w:date="2026-09-23T05:02:51Z">
+    <w:p>
+      <w:pPr>
+        <w:pStyle w:val="CommentText"/>
+      </w:pPr>
+      <w:r>
+        <w:annotationRef/>
+      </w:r>
+      <w:r>
+        <w:t xml:space="preserve">Используйте разные обозначения для проходного диаметра и крепежного отверстия, согласованные с рисунком. В первом пункте исправьте обозначение внешнего диаметра патрубка с D на D1.</w:t>
+        <w:br/>
+        <w:t xml:space="preserve">Сейчас d означает два разных размера, а D сначала назван диаметром патрубка, затем фланца; формулы становятся неоднозначными.</w:t>
+      </w:r>
+    </w:p>
+  </w:comment>
+  <w:comment w:id="47" w:author="Kalentyev Alexey" w:initials="KA" w:date="2026-09-23T05:02:51Z">
+    <w:p>
+      <w:pPr>
+        <w:pStyle w:val="CommentText"/>
+      </w:pPr>
+      <w:r>
+        <w:annotationRef/>
+      </w:r>
+      <w:r>
+        <w:t xml:space="preserve">Задайте количество и угловой шаг крепежных отверстий, диаметр окружности их центров и условия непересечения с патрубком и внешним краем фланца. Укажите, какие размеры постоянны, а какие вычисляются.</w:t>
+        <w:br/>
+        <w:t xml:space="preserve">Чертеж показывает круговой ряд отверстий, но перечисленные параметры задают только их диаметр; одной проверки D&gt;D1 недостаточно.</w:t>
+      </w:r>
+    </w:p>
+  </w:comment>
+  <w:comment w:id="48" w:author="Kalentyev Alexey" w:initials="KA" w:date="2026-09-23T05:02:51Z">
+    <w:p>
+      <w:pPr>
+        <w:pStyle w:val="CommentText"/>
+      </w:pPr>
+      <w:r>
+        <w:annotationRef/>
+      </w:r>
+      <w:r>
+        <w:t xml:space="preserve">Для независимых вводимых L и M явно задайте проверку M&lt;L при изменении каждого параметра: ввод M ограничивает допустимый L, ввод L — допустимый M. Не подменяйте эту зависимость расчетом D1=d+2A1, поскольку D1 не вводится пользователем.</w:t>
+      </w:r>
+    </w:p>
+  </w:comment>
+  <w:comment w:id="49" w:author="Kalentyev Alexey" w:initials="KA" w:date="2026-09-23T05:02:51Z">
+    <w:p>
+      <w:pPr>
+        <w:pStyle w:val="CommentText"/>
+      </w:pPr>
+      <w:r>
+        <w:annotationRef/>
+      </w:r>
+      <w:r>
+        <w:t xml:space="preserve">Согласуйте вариант реализации и среду выполнения. Для встроенного управляемого дополнения Inventor 2025 Autodesk использует .NET8; если выбран внешний процесс на .NET Framework 4.7.2, зафиксируйте этот вариант и совместимый способ связи с API.</w:t>
+      </w:r>
+    </w:p>
+  </w:comment>
+  <w:comment w:id="50" w:author="Kalentyev Alexey" w:initials="KA" w:date="2026-09-23T05:02:51Z">
+    <w:p>
+      <w:pPr>
+        <w:pStyle w:val="CommentText"/>
+      </w:pPr>
+      <w:r>
+        <w:annotationRef/>
+      </w:r>
+      <w:r>
+        <w:t xml:space="preserve">Приведите точное название ГОСТ 12821-80 и согласуйте перечень источников с ГОСТ 33259-2015 из п. 5.2. Укажите выбранный тип фланца, применяемые конструктивные размеры и ограничения, а не только название общего стандарта.</w:t>
+        <w:br/>
+        <w:t xml:space="preserve">Росстандарт называет ГОСТ 12821-80 стандартом на стальные приварные встык фланцы и указывает заменяющий ГОСТ 33259-2015. В ТЗ приведено произвольное название и не определено, какие именно нормативные размеры применяются.</w:t>
+      </w:r>
+    </w:p>
+  </w:comment>
+  <w:comment w:id="51" w:author="Kalentyev Alexey" w:initials="KA" w:date="2026-09-23T05:02:51Z">
+    <w:p>
+      <w:pPr>
+        <w:pStyle w:val="CommentText"/>
+      </w:pPr>
+      <w:r>
+        <w:annotationRef/>
+      </w:r>
+      <w:r>
+        <w:t xml:space="preserve">Замените «Содержание» на «Оглавление».</w:t>
+      </w:r>
+    </w:p>
+  </w:comment>
+  <w:comment w:id="52" w:author="Kalentyev Alexey" w:initials="KA" w:date="2026-09-23T05:02:51Z">
+    <w:p>
+      <w:pPr>
+        <w:pStyle w:val="CommentText"/>
+      </w:pPr>
+      <w:r>
+        <w:annotationRef/>
+      </w:r>
+      <w:r>
+        <w:t xml:space="preserve">Выделите заголовки подразделов и пунктов полужирным шрифтом; сейчас, например,1.1–1.4 и 3.1.1 набраны обычным начертанием. Проверьте единообразное расположение по центру.</w:t>
+      </w:r>
+    </w:p>
+  </w:comment>
+  <w:comment w:id="53" w:author="Kalentyev Alexey" w:initials="KA" w:date="2026-09-23T05:02:51Z">
+    <w:p>
+      <w:pPr>
+        <w:pStyle w:val="CommentText"/>
+      </w:pPr>
+      <w:r>
+        <w:annotationRef/>
+      </w:r>
+      <w:r>
+        <w:t xml:space="preserve">Добавьте в оглавление заголовок раздела 5 «Порядок разработки автоматизированной системы» со страницей начала 13. Сейчас после раздела 4 идут сразу 5.1–5.3.</w:t>
+      </w:r>
+    </w:p>
+  </w:comment>
+  <w:comment w:id="54" w:author="Kalentyev Alexey" w:initials="KA" w:date="2026-09-23T05:02:51Z">
+    <w:p>
+      <w:pPr>
+        <w:pStyle w:val="CommentText"/>
+      </w:pPr>
+      <w:r>
+        <w:annotationRef/>
+      </w:r>
+      <w:r>
+        <w:t xml:space="preserve">Добавьте сквозные номера страниц по центру нижнего поля; титульный лист учитывайте без печати номера.</w:t>
+      </w:r>
+    </w:p>
+  </w:comment>
+  <w:comment w:id="55" w:author="Kalentyev Alexey" w:initials="KA" w:date="2026-09-23T05:02:51Z">
+    <w:p>
+      <w:pPr>
+        <w:pStyle w:val="CommentText"/>
+      </w:pPr>
+      <w:r>
+        <w:annotationRef/>
+      </w:r>
+      <w:r>
+        <w:t xml:space="preserve">Приведите строки оглавления к Times New Roman14 пт. Сейчас часть строк задана размером 11 пт и отличается от основного текста.</w:t>
+      </w:r>
+    </w:p>
+  </w:comment>
+  <w:comment w:id="56" w:author="Kalentyev Alexey" w:initials="KA" w:date="2026-09-23T05:02:51Z">
+    <w:p>
+      <w:pPr>
+        <w:pStyle w:val="CommentText"/>
+      </w:pPr>
+      <w:r>
+        <w:annotationRef/>
+      </w:r>
+      <w:r>
+        <w:t xml:space="preserve">Установите поля титульного листа по ОС ТУСУР: слева 30 мм, справа 15 мм, сверху и снизу 20 мм. Сейчас в первой секции заданы 31,75/12,47/25,4/25,4 мм.</w:t>
+      </w:r>
+    </w:p>
+  </w:comment>
+  <w:comment w:id="57" w:author="Kalentyev Alexey" w:initials="KA" w:date="2026-09-23T05:02:51Z">
+    <w:p>
+      <w:pPr>
+        <w:pStyle w:val="CommentText"/>
+      </w:pPr>
+      <w:r>
+        <w:annotationRef/>
+      </w:r>
+      <w:r>
+        <w:t xml:space="preserve">Исправьте название системы стандартов: ГОСТ 19.103-77 относится к ЕСПД, то есть к программной документации, а не к конструкторской.</w:t>
+      </w:r>
+    </w:p>
+  </w:comment>
 </w:comments>
 </file>
 
@@ -13482,6 +13761,19 @@
   <w15:commentEx w15:paraId="78B2C028" w15:paraIdParent="05AC1AAA" w15:done="0"/>
   <w15:commentEx w15:paraId="57E84DA7" w15:done="0"/>
   <w15:commentEx w15:paraId="10F09893" w15:paraIdParent="57E84DA7" w15:done="0"/>
+  <w15:commentEx w15:paraId="6D093756" w15:done="0"/>
+  <w15:commentEx w15:paraId="39A2BB20" w15:done="0"/>
+  <w15:commentEx w15:paraId="77564FF7" w15:done="0"/>
+  <w15:commentEx w15:paraId="7059EC0B" w15:done="0"/>
+  <w15:commentEx w15:paraId="05221264" w15:done="0"/>
+  <w15:commentEx w15:paraId="1AB9759B" w15:done="0"/>
+  <w15:commentEx w15:paraId="4CFE2FF6" w15:done="0"/>
+  <w15:commentEx w15:paraId="1E582BBF" w15:done="0"/>
+  <w15:commentEx w15:paraId="347B1D5B" w15:done="0"/>
+  <w15:commentEx w15:paraId="455A10E0" w15:done="0"/>
+  <w15:commentEx w15:paraId="1E0A2314" w15:done="0"/>
+  <w15:commentEx w15:paraId="3F44F169" w15:done="0"/>
+  <w15:commentEx w15:paraId="0B11EEC5" w15:done="0"/>
 </w15:commentsEx>
 </file>
 
@@ -13491,6 +13783,19 @@
   <w16cex:commentExtensible w16cex:durableId="0B7A4B1D" w16cex:dateUtc="2026-09-16T06:24:00Z"/>
   <w16cex:commentExtensible w16cex:durableId="47B94371" w16cex:dateUtc="2026-09-16T04:16:00Z"/>
   <w16cex:commentExtensible w16cex:durableId="67F6935E" w16cex:dateUtc="2026-09-16T16:20:00Z"/>
+  <w16cex:commentExtensible w16cex:durableId="384D1F97" w16cex:dateUtc="2026-09-23T05:02:51Z"/>
+  <w16cex:commentExtensible w16cex:durableId="71FBF5B8" w16cex:dateUtc="2026-09-23T05:02:51Z"/>
+  <w16cex:commentExtensible w16cex:durableId="5CD0B1D7" w16cex:dateUtc="2026-09-23T05:02:51Z"/>
+  <w16cex:commentExtensible w16cex:durableId="68BCCF1A" w16cex:dateUtc="2026-09-23T05:02:51Z"/>
+  <w16cex:commentExtensible w16cex:durableId="56B325DB" w16cex:dateUtc="2026-09-23T05:02:51Z"/>
+  <w16cex:commentExtensible w16cex:durableId="71955836" w16cex:dateUtc="2026-09-23T05:02:51Z"/>
+  <w16cex:commentExtensible w16cex:durableId="3659146B" w16cex:dateUtc="2026-09-23T05:02:51Z"/>
+  <w16cex:commentExtensible w16cex:durableId="78ECCEFC" w16cex:dateUtc="2026-09-23T05:02:51Z"/>
+  <w16cex:commentExtensible w16cex:durableId="70548F07" w16cex:dateUtc="2026-09-23T05:02:51Z"/>
+  <w16cex:commentExtensible w16cex:durableId="14B73393" w16cex:dateUtc="2026-09-23T05:02:51Z"/>
+  <w16cex:commentExtensible w16cex:durableId="49A8ACDB" w16cex:dateUtc="2026-09-23T05:02:51Z"/>
+  <w16cex:commentExtensible w16cex:durableId="69C75B94" w16cex:dateUtc="2026-09-23T05:02:51Z"/>
+  <w16cex:commentExtensible w16cex:durableId="3BFA17F1" w16cex:dateUtc="2026-09-23T05:02:51Z"/>
 </w16cex:commentsExtensible>
 </file>
 
@@ -13500,6 +13805,19 @@
   <w16cid:commentId w16cid:paraId="78B2C028" w16cid:durableId="0B7A4B1D"/>
   <w16cid:commentId w16cid:paraId="57E84DA7" w16cid:durableId="47B94371"/>
   <w16cid:commentId w16cid:paraId="10F09893" w16cid:durableId="67F6935E"/>
+  <w16cid:commentId w16cid:paraId="6D093756" w16cid:durableId="384D1F97"/>
+  <w16cid:commentId w16cid:paraId="39A2BB20" w16cid:durableId="71FBF5B8"/>
+  <w16cid:commentId w16cid:paraId="77564FF7" w16cid:durableId="5CD0B1D7"/>
+  <w16cid:commentId w16cid:paraId="7059EC0B" w16cid:durableId="68BCCF1A"/>
+  <w16cid:commentId w16cid:paraId="05221264" w16cid:durableId="56B325DB"/>
+  <w16cid:commentId w16cid:paraId="1AB9759B" w16cid:durableId="71955836"/>
+  <w16cid:commentId w16cid:paraId="4CFE2FF6" w16cid:durableId="3659146B"/>
+  <w16cid:commentId w16cid:paraId="1E582BBF" w16cid:durableId="78ECCEFC"/>
+  <w16cid:commentId w16cid:paraId="347B1D5B" w16cid:durableId="70548F07"/>
+  <w16cid:commentId w16cid:paraId="455A10E0" w16cid:durableId="14B73393"/>
+  <w16cid:commentId w16cid:paraId="1E0A2314" w16cid:durableId="49A8ACDB"/>
+  <w16cid:commentId w16cid:paraId="3F44F169" w16cid:durableId="69C75B94"/>
+  <w16cid:commentId w16cid:paraId="0B11EEC5" w16cid:durableId="3BFA17F1"/>
 </w16cid:commentsIds>
 </file>
 

--- a/docs/TZ.docx
+++ b/docs/TZ.docx
@@ -286,107 +286,24 @@
           <w14:ligatures w14:val="none"/>
         </w:rPr>
       </w:pPr>
-      <w:commentRangeStart w:id="56"/>
-      <w:r>
-        <w:rPr>
-          <w:rFonts w:ascii="Times New Roman" w:eastAsia="SimSun" w:hAnsi="Times New Roman" w:cs="Times New Roman"/>
-          <w:b/>
-          <w:bCs/>
-          <w:kern w:val="0"/>
-          <w:sz w:val="28"/>
-          <w:szCs w:val="28"/>
-          <w:lang w:eastAsia="zh-CN"/>
-          <w14:ligatures w14:val="none"/>
-        </w:rPr>
-        <w:t>на выполнение в 202</w:t>
-      </w:r>
-      <w:r>
-        <w:rPr>
-          <w:rFonts w:ascii="Times New Roman" w:eastAsia="SimSun" w:hAnsi="Times New Roman" w:cs="Times New Roman"/>
-          <w:b/>
-          <w:bCs/>
-          <w:kern w:val="0"/>
-          <w:sz w:val="28"/>
-          <w:szCs w:val="28"/>
-          <w:lang w:eastAsia="zh-CN"/>
-          <w14:ligatures w14:val="none"/>
-        </w:rPr>
-        <w:t>6</w:t>
-      </w:r>
-      <w:r>
-        <w:rPr>
-          <w:rFonts w:ascii="Times New Roman" w:eastAsia="SimSun" w:hAnsi="Times New Roman" w:cs="Times New Roman"/>
-          <w:b/>
-          <w:bCs/>
-          <w:kern w:val="0"/>
-          <w:sz w:val="28"/>
-          <w:szCs w:val="28"/>
-          <w:lang w:eastAsia="zh-CN"/>
-          <w14:ligatures w14:val="none"/>
-        </w:rPr>
-        <w:t xml:space="preserve"> году работу по разработке плагина “</w:t>
-      </w:r>
-      <w:r>
-        <w:rPr>
-          <w:rFonts w:ascii="Times New Roman" w:eastAsia="SimSun" w:hAnsi="Times New Roman" w:cs="Times New Roman"/>
-          <w:b/>
-          <w:bCs/>
-          <w:kern w:val="0"/>
-          <w:sz w:val="28"/>
-          <w:szCs w:val="28"/>
-          <w:lang w:eastAsia="zh-CN"/>
-          <w14:ligatures w14:val="none"/>
-        </w:rPr>
-        <w:t>Трубный фланец с патрубком</w:t>
-      </w:r>
-      <w:r>
-        <w:rPr>
-          <w:rFonts w:ascii="Times New Roman" w:eastAsia="SimSun" w:hAnsi="Times New Roman" w:cs="Times New Roman"/>
-          <w:b/>
-          <w:bCs/>
-          <w:kern w:val="0"/>
-          <w:sz w:val="28"/>
-          <w:szCs w:val="28"/>
-          <w:lang w:eastAsia="zh-CN"/>
-          <w14:ligatures w14:val="none"/>
-        </w:rPr>
-        <w:t xml:space="preserve">” для системы автоматизированного проектирования </w:t>
-      </w:r>
-      <w:r>
-        <w:rPr>
-          <w:rFonts w:ascii="Times New Roman" w:eastAsia="SimSun" w:hAnsi="Times New Roman" w:cs="Times New Roman"/>
-          <w:b/>
-          <w:bCs/>
-          <w:kern w:val="0"/>
-          <w:sz w:val="28"/>
-          <w:szCs w:val="28"/>
-          <w:lang w:eastAsia="zh-CN"/>
-          <w14:ligatures w14:val="none"/>
-        </w:rPr>
-        <w:t xml:space="preserve">Autodesk </w:t>
-      </w:r>
-      <w:proofErr w:type="spellStart"/>
-      <w:r>
-        <w:rPr>
-          <w:rFonts w:ascii="Times New Roman" w:eastAsia="SimSun" w:hAnsi="Times New Roman" w:cs="Times New Roman"/>
-          <w:b/>
-          <w:bCs/>
-          <w:kern w:val="0"/>
-          <w:sz w:val="28"/>
-          <w:szCs w:val="28"/>
-          <w:lang w:eastAsia="zh-CN"/>
-          <w14:ligatures w14:val="none"/>
-        </w:rPr>
-        <w:t>Inventor</w:t>
-      </w:r>
-      <w:commentRangeEnd w:id="56"/>
-      <w:r>
-        <w:rPr>
-          <w:rStyle w:val="CommentReference"/>
-        </w:rPr>
-        <w:commentReference w:id="56"/>
-      </w:r>
-      <w:proofErr w:type="spellEnd"/>
+      <w:commentRangeStart w:id="0"/>
+      <w:r>
+        <w:rPr>
+          <w:rFonts w:ascii="Times New Roman" w:eastAsia="SimSun" w:hAnsi="Times New Roman" w:cs="Times New Roman"/>
+          <w:b/>
+          <w:bCs/>
+          <w:kern w:val="0"/>
+          <w:sz w:val="28"/>
+          <w:szCs w:val="28"/>
+          <w:lang w:eastAsia="zh-CN"/>
+          <w14:ligatures w14:val="none"/>
+        </w:rPr>
+        <w:t>на выполнение в 2026 году работу по разработке плагина “Трубный фланец с патрубком” для системы автоматизированного проектирования Autodesk Inventor</w:t>
+      </w:r>
+      <w:commentRangeEnd w:id="0"/>
+      <w:r>
+        <w:commentReference w:id="0"/>
+      </w:r>
       <w:r>
         <w:rPr>
           <w:rFonts w:ascii="Times New Roman" w:eastAsia="SimSun" w:hAnsi="Times New Roman" w:cs="Times New Roman"/>
@@ -656,7 +573,7 @@
         </w:rPr>
         <w:sectPr>
           <w:pgSz w:w="11906" w:h="16838"/>
-          <w:pgMar w:top="1440" w:right="707" w:bottom="1440" w:left="1800" w:header="720" w:footer="720" w:gutter="0"/>
+          <w:pgMar w:top="1134" w:right="850" w:bottom="1134" w:left="1701" w:header="720" w:footer="720" w:gutter="0"/>
           <w:cols w:space="720"/>
         </w:sectPr>
       </w:pPr>
@@ -678,6 +595,7 @@
         </w:docPartObj>
       </w:sdtPr>
       <w:sdtContent>
+        <w:commentRangeStart w:id="1" w:displacedByCustomXml="prev"/>
         <w:p>
           <w:pPr>
             <w:keepNext/>
@@ -694,7 +612,6 @@
               <w14:ligatures w14:val="none"/>
             </w:rPr>
           </w:pPr>
-          <w:commentRangeStart w:id="51"/>
           <w:r>
             <w:rPr>
               <w:rFonts w:ascii="Times New Roman" w:eastAsia="SimSun" w:hAnsi="Times New Roman" w:cs="Times New Roman"/>
@@ -705,14 +622,11 @@
               <w:lang w:eastAsia="ru-RU"/>
               <w14:ligatures w14:val="none"/>
             </w:rPr>
-            <w:t>СОДЕРЖАНИЕ</w:t>
+            <w:t>ОГЛАВЛЕНИЕ</w:t>
           </w:r>
-          <w:commentRangeEnd w:id="51"/>
+          <w:commentRangeEnd w:id="1"/>
           <w:r>
-            <w:rPr>
-              <w:rStyle w:val="CommentReference"/>
-            </w:rPr>
-            <w:commentReference w:id="51"/>
+            <w:commentReference w:id="1"/>
           </w:r>
         </w:p>
         <w:p>
@@ -727,10 +641,7 @@
           </w:pPr>
           <w:r>
             <w:rPr>
-              <w:rFonts w:ascii="Times New Roman" w:eastAsia="SimSun" w:hAnsi="Times New Roman" w:cs="Times New Roman"/>
               <w:kern w:val="0"/>
-              <w:sz w:val="28"/>
-              <w:szCs w:val="28"/>
               <w:lang w:val="en-US" w:eastAsia="zh-CN"/>
               <w14:ligatures w14:val="none"/>
             </w:rPr>
@@ -738,10 +649,7 @@
           </w:r>
           <w:r>
             <w:rPr>
-              <w:rFonts w:ascii="Times New Roman" w:eastAsia="SimSun" w:hAnsi="Times New Roman" w:cs="Times New Roman"/>
               <w:kern w:val="0"/>
-              <w:sz w:val="28"/>
-              <w:szCs w:val="28"/>
               <w:lang w:val="en-US" w:eastAsia="zh-CN"/>
               <w14:ligatures w14:val="none"/>
             </w:rPr>
@@ -749,21 +657,17 @@
           </w:r>
           <w:r>
             <w:rPr>
-              <w:rFonts w:ascii="Times New Roman" w:eastAsia="SimSun" w:hAnsi="Times New Roman" w:cs="Times New Roman"/>
               <w:kern w:val="0"/>
-              <w:sz w:val="28"/>
-              <w:szCs w:val="28"/>
               <w:lang w:val="en-US" w:eastAsia="zh-CN"/>
               <w14:ligatures w14:val="none"/>
             </w:rPr>
             <w:fldChar w:fldCharType="separate"/>
           </w:r>
           <w:hyperlink w:anchor="_Toc240308321" w:history="1">
-            <w:commentRangeStart w:id="55"/>
+            <w:commentRangeStart w:id="2"/>
             <w:r>
               <w:rPr>
                 <w:rStyle w:val="ad"/>
-                <w:rFonts w:ascii="Times New Roman" w:eastAsia="SimSun" w:hAnsi="Times New Roman" w:cs="Times New Roman"/>
                 <w:b/>
                 <w:bCs/>
                 <w:noProof/>
@@ -773,12 +677,9 @@
               </w:rPr>
               <w:t>1 ОБЩИЕ СВЕДЕНИЯ</w:t>
             </w:r>
-            <w:commentRangeEnd w:id="55"/>
-            <w:r>
-              <w:rPr>
-                <w:rStyle w:val="CommentReference"/>
-              </w:rPr>
-              <w:commentReference w:id="55"/>
+            <w:commentRangeEnd w:id="2"/>
+            <w:r>
+              <w:commentReference w:id="2"/>
             </w:r>
             <w:r>
               <w:rPr>
@@ -844,7 +745,6 @@
             <w:r>
               <w:rPr>
                 <w:rStyle w:val="ad"/>
-                <w:rFonts w:ascii="Times New Roman" w:eastAsia="SimSun" w:hAnsi="Times New Roman" w:cs="Times New Roman"/>
                 <w:noProof/>
                 <w:kern w:val="0"/>
                 <w:lang w:eastAsia="zh-CN"/>
@@ -916,13 +816,12 @@
             <w:r>
               <w:rPr>
                 <w:rStyle w:val="ad"/>
-                <w:rFonts w:ascii="Times New Roman" w:eastAsia="SimSun" w:hAnsi="Times New Roman" w:cs="Times New Roman"/>
                 <w:noProof/>
                 <w:kern w:val="0"/>
                 <w:lang w:eastAsia="zh-CN"/>
                 <w14:ligatures w14:val="none"/>
               </w:rPr>
-              <w:t>1.2 Наименование заказчика</w:t>
+              <w:t>1.2 Наименование заказчика и исполнителя</w:t>
             </w:r>
             <w:r>
               <w:rPr>
@@ -988,7 +887,6 @@
             <w:r>
               <w:rPr>
                 <w:rStyle w:val="ad"/>
-                <w:rFonts w:ascii="Times New Roman" w:eastAsia="SimSun" w:hAnsi="Times New Roman" w:cs="Times New Roman"/>
                 <w:noProof/>
                 <w:kern w:val="0"/>
                 <w:lang w:eastAsia="zh-CN"/>
@@ -1060,7 +958,6 @@
             <w:r>
               <w:rPr>
                 <w:rStyle w:val="ad"/>
-                <w:rFonts w:ascii="Times New Roman" w:eastAsia="SimSun" w:hAnsi="Times New Roman" w:cs="Times New Roman"/>
                 <w:noProof/>
                 <w:kern w:val="0"/>
                 <w:lang w:eastAsia="zh-CN"/>
@@ -1132,7 +1029,6 @@
             <w:r>
               <w:rPr>
                 <w:rStyle w:val="ad"/>
-                <w:rFonts w:ascii="Times New Roman" w:eastAsia="SimSun" w:hAnsi="Times New Roman" w:cs="Times New Roman"/>
                 <w:b/>
                 <w:bCs/>
                 <w:noProof/>
@@ -1206,7 +1102,6 @@
             <w:r>
               <w:rPr>
                 <w:rStyle w:val="ad"/>
-                <w:rFonts w:ascii="Times New Roman" w:eastAsia="SimSun" w:hAnsi="Times New Roman" w:cs="Times New Roman"/>
                 <w:noProof/>
                 <w:kern w:val="0"/>
                 <w:lang w:eastAsia="zh-CN"/>
@@ -1278,7 +1173,6 @@
             <w:r>
               <w:rPr>
                 <w:rStyle w:val="ad"/>
-                <w:rFonts w:ascii="Times New Roman" w:eastAsia="SimSun" w:hAnsi="Times New Roman" w:cs="Times New Roman"/>
                 <w:noProof/>
                 <w:kern w:val="0"/>
                 <w:lang w:eastAsia="zh-CN"/>
@@ -1350,7 +1244,6 @@
             <w:r>
               <w:rPr>
                 <w:rStyle w:val="ad"/>
-                <w:rFonts w:ascii="Times New Roman" w:eastAsia="SimSun" w:hAnsi="Times New Roman" w:cs="Times New Roman"/>
                 <w:b/>
                 <w:bCs/>
                 <w:noProof/>
@@ -1424,7 +1317,6 @@
             <w:r>
               <w:rPr>
                 <w:rStyle w:val="ad"/>
-                <w:rFonts w:ascii="Times New Roman" w:eastAsia="SimSun" w:hAnsi="Times New Roman" w:cs="Times New Roman"/>
                 <w:noProof/>
                 <w:kern w:val="0"/>
                 <w:lang w:eastAsia="zh-CN"/>
@@ -1496,7 +1388,6 @@
             <w:r>
               <w:rPr>
                 <w:rStyle w:val="ad"/>
-                <w:rFonts w:ascii="Times New Roman" w:eastAsia="SimSun" w:hAnsi="Times New Roman" w:cs="Times New Roman"/>
                 <w:noProof/>
                 <w:kern w:val="0"/>
                 <w:lang w:eastAsia="zh-CN"/>
@@ -1568,7 +1459,6 @@
             <w:r>
               <w:rPr>
                 <w:rStyle w:val="ad"/>
-                <w:rFonts w:ascii="Times New Roman" w:eastAsia="SimSun" w:hAnsi="Times New Roman" w:cs="Times New Roman"/>
                 <w:noProof/>
                 <w:kern w:val="0"/>
                 <w:lang w:eastAsia="zh-CN"/>
@@ -1640,7 +1530,6 @@
             <w:r>
               <w:rPr>
                 <w:rStyle w:val="ad"/>
-                <w:rFonts w:ascii="Times New Roman" w:eastAsia="SimSun" w:hAnsi="Times New Roman" w:cs="Times New Roman"/>
                 <w:noProof/>
                 <w:kern w:val="0"/>
                 <w:lang w:eastAsia="zh-CN"/>
@@ -1712,7 +1601,6 @@
             <w:r>
               <w:rPr>
                 <w:rStyle w:val="ad"/>
-                <w:rFonts w:ascii="Times New Roman" w:eastAsia="SimSun" w:hAnsi="Times New Roman" w:cs="Times New Roman"/>
                 <w:noProof/>
                 <w:kern w:val="0"/>
                 <w:lang w:eastAsia="zh-CN"/>
@@ -1759,7 +1647,7 @@
                 <w:noProof/>
                 <w:webHidden/>
               </w:rPr>
-              <w:t>8</w:t>
+              <w:t>9</w:t>
             </w:r>
             <w:r>
               <w:rPr>
@@ -1784,7 +1672,6 @@
             <w:r>
               <w:rPr>
                 <w:rStyle w:val="ad"/>
-                <w:rFonts w:ascii="Times New Roman" w:eastAsia="SimSun" w:hAnsi="Times New Roman" w:cs="Times New Roman"/>
                 <w:noProof/>
                 <w:kern w:val="0"/>
                 <w:lang w:eastAsia="zh-CN"/>
@@ -1831,7 +1718,7 @@
                 <w:noProof/>
                 <w:webHidden/>
               </w:rPr>
-              <w:t>8</w:t>
+              <w:t>9</w:t>
             </w:r>
             <w:r>
               <w:rPr>
@@ -1856,7 +1743,6 @@
             <w:r>
               <w:rPr>
                 <w:rStyle w:val="ad"/>
-                <w:rFonts w:ascii="Times New Roman" w:eastAsia="SimSun" w:hAnsi="Times New Roman" w:cs="Times New Roman"/>
                 <w:noProof/>
                 <w:kern w:val="0"/>
                 <w:lang w:eastAsia="zh-CN"/>
@@ -1903,7 +1789,7 @@
                 <w:noProof/>
                 <w:webHidden/>
               </w:rPr>
-              <w:t>8</w:t>
+              <w:t>9</w:t>
             </w:r>
             <w:r>
               <w:rPr>
@@ -1928,7 +1814,6 @@
             <w:r>
               <w:rPr>
                 <w:rStyle w:val="ad"/>
-                <w:rFonts w:ascii="Times New Roman" w:eastAsia="SimSun" w:hAnsi="Times New Roman" w:cs="Times New Roman"/>
                 <w:noProof/>
                 <w:kern w:val="0"/>
                 <w:lang w:eastAsia="zh-CN"/>
@@ -2000,7 +1885,6 @@
             <w:r>
               <w:rPr>
                 <w:rStyle w:val="ad"/>
-                <w:rFonts w:ascii="Times New Roman" w:eastAsia="SimSun" w:hAnsi="Times New Roman" w:cs="Times New Roman"/>
                 <w:noProof/>
                 <w:kern w:val="0"/>
                 <w:lang w:eastAsia="zh-CN"/>
@@ -2072,7 +1956,6 @@
             <w:r>
               <w:rPr>
                 <w:rStyle w:val="ad"/>
-                <w:rFonts w:ascii="Times New Roman" w:eastAsia="SimSun" w:hAnsi="Times New Roman" w:cs="Times New Roman"/>
                 <w:noProof/>
                 <w:kern w:val="0"/>
                 <w:lang w:eastAsia="zh-CN"/>
@@ -2144,7 +2027,6 @@
             <w:r>
               <w:rPr>
                 <w:rStyle w:val="ad"/>
-                <w:rFonts w:ascii="Times New Roman" w:eastAsia="SimSun" w:hAnsi="Times New Roman" w:cs="Times New Roman"/>
                 <w:noProof/>
                 <w:kern w:val="0"/>
                 <w:lang w:eastAsia="zh-CN"/>
@@ -2191,7 +2073,7 @@
                 <w:noProof/>
                 <w:webHidden/>
               </w:rPr>
-              <w:t>9</w:t>
+              <w:t>10</w:t>
             </w:r>
             <w:r>
               <w:rPr>
@@ -2216,7 +2098,6 @@
             <w:r>
               <w:rPr>
                 <w:rStyle w:val="ad"/>
-                <w:rFonts w:ascii="Times New Roman" w:eastAsia="SimSun" w:hAnsi="Times New Roman" w:cs="Times New Roman"/>
                 <w:noProof/>
                 <w:kern w:val="0"/>
                 <w:lang w:eastAsia="zh-CN"/>
@@ -2263,7 +2144,7 @@
                 <w:noProof/>
                 <w:webHidden/>
               </w:rPr>
-              <w:t>9</w:t>
+              <w:t>10</w:t>
             </w:r>
             <w:r>
               <w:rPr>
@@ -2288,7 +2169,6 @@
             <w:r>
               <w:rPr>
                 <w:rStyle w:val="ad"/>
-                <w:rFonts w:ascii="Times New Roman" w:eastAsia="SimSun" w:hAnsi="Times New Roman" w:cs="Times New Roman"/>
                 <w:noProof/>
                 <w:kern w:val="0"/>
                 <w:lang w:eastAsia="zh-CN"/>
@@ -2335,7 +2215,7 @@
                 <w:noProof/>
                 <w:webHidden/>
               </w:rPr>
-              <w:t>9</w:t>
+              <w:t>10</w:t>
             </w:r>
             <w:r>
               <w:rPr>
@@ -2360,7 +2240,6 @@
             <w:r>
               <w:rPr>
                 <w:rStyle w:val="ad"/>
-                <w:rFonts w:ascii="Times New Roman" w:eastAsia="SimSun" w:hAnsi="Times New Roman" w:cs="Times New Roman"/>
                 <w:noProof/>
                 <w:kern w:val="0"/>
                 <w:lang w:eastAsia="zh-CN"/>
@@ -2407,7 +2286,7 @@
                 <w:noProof/>
                 <w:webHidden/>
               </w:rPr>
-              <w:t>9</w:t>
+              <w:t>10</w:t>
             </w:r>
             <w:r>
               <w:rPr>
@@ -2432,7 +2311,6 @@
             <w:r>
               <w:rPr>
                 <w:rStyle w:val="ad"/>
-                <w:rFonts w:ascii="Times New Roman" w:eastAsia="SimSun" w:hAnsi="Times New Roman" w:cs="Times New Roman"/>
                 <w:noProof/>
                 <w:kern w:val="0"/>
                 <w:lang w:eastAsia="zh-CN"/>
@@ -2479,7 +2357,7 @@
                 <w:noProof/>
                 <w:webHidden/>
               </w:rPr>
-              <w:t>9</w:t>
+              <w:t>10</w:t>
             </w:r>
             <w:r>
               <w:rPr>
@@ -2504,7 +2382,6 @@
             <w:r>
               <w:rPr>
                 <w:rStyle w:val="ad"/>
-                <w:rFonts w:ascii="Times New Roman" w:eastAsia="SimSun" w:hAnsi="Times New Roman" w:cs="Times New Roman"/>
                 <w:noProof/>
                 <w:kern w:val="0"/>
                 <w:lang w:eastAsia="zh-CN"/>
@@ -2551,7 +2428,7 @@
                 <w:noProof/>
                 <w:webHidden/>
               </w:rPr>
-              <w:t>10</w:t>
+              <w:t>11</w:t>
             </w:r>
             <w:r>
               <w:rPr>
@@ -2576,7 +2453,6 @@
             <w:r>
               <w:rPr>
                 <w:rStyle w:val="ad"/>
-                <w:rFonts w:ascii="Times New Roman" w:eastAsia="SimSun" w:hAnsi="Times New Roman" w:cs="Times New Roman"/>
                 <w:noProof/>
                 <w:kern w:val="0"/>
                 <w:lang w:eastAsia="zh-CN"/>
@@ -2623,7 +2499,7 @@
                 <w:noProof/>
                 <w:webHidden/>
               </w:rPr>
-              <w:t>10</w:t>
+              <w:t>11</w:t>
             </w:r>
             <w:r>
               <w:rPr>
@@ -2648,7 +2524,6 @@
             <w:r>
               <w:rPr>
                 <w:rStyle w:val="ad"/>
-                <w:rFonts w:ascii="Times New Roman" w:eastAsia="SimSun" w:hAnsi="Times New Roman" w:cs="Times New Roman"/>
                 <w:noProof/>
                 <w:kern w:val="0"/>
                 <w:lang w:eastAsia="zh-CN"/>
@@ -2695,7 +2570,7 @@
                 <w:noProof/>
                 <w:webHidden/>
               </w:rPr>
-              <w:t>10</w:t>
+              <w:t>11</w:t>
             </w:r>
             <w:r>
               <w:rPr>
@@ -2720,7 +2595,6 @@
             <w:r>
               <w:rPr>
                 <w:rStyle w:val="ad"/>
-                <w:rFonts w:ascii="Times New Roman" w:eastAsia="SimSun" w:hAnsi="Times New Roman" w:cs="Times New Roman"/>
                 <w:noProof/>
                 <w:kern w:val="0"/>
                 <w:lang w:eastAsia="zh-CN"/>
@@ -2767,7 +2641,7 @@
                 <w:noProof/>
                 <w:webHidden/>
               </w:rPr>
-              <w:t>10</w:t>
+              <w:t>11</w:t>
             </w:r>
             <w:r>
               <w:rPr>
@@ -2792,7 +2666,6 @@
             <w:r>
               <w:rPr>
                 <w:rStyle w:val="ad"/>
-                <w:rFonts w:ascii="Times New Roman" w:eastAsia="SimSun" w:hAnsi="Times New Roman" w:cs="Times New Roman"/>
                 <w:noProof/>
                 <w:kern w:val="0"/>
                 <w:lang w:eastAsia="zh-CN"/>
@@ -2839,7 +2712,7 @@
                 <w:noProof/>
                 <w:webHidden/>
               </w:rPr>
-              <w:t>10</w:t>
+              <w:t>11</w:t>
             </w:r>
             <w:r>
               <w:rPr>
@@ -2864,7 +2737,6 @@
             <w:r>
               <w:rPr>
                 <w:rStyle w:val="ad"/>
-                <w:rFonts w:ascii="Times New Roman" w:eastAsia="SimSun" w:hAnsi="Times New Roman" w:cs="Times New Roman"/>
                 <w:noProof/>
                 <w:kern w:val="0"/>
                 <w:lang w:eastAsia="zh-CN"/>
@@ -2911,7 +2783,7 @@
                 <w:noProof/>
                 <w:webHidden/>
               </w:rPr>
-              <w:t>11</w:t>
+              <w:t>12</w:t>
             </w:r>
             <w:r>
               <w:rPr>
@@ -2936,7 +2808,6 @@
             <w:r>
               <w:rPr>
                 <w:rStyle w:val="ad"/>
-                <w:rFonts w:ascii="Times New Roman" w:eastAsia="SimSun" w:hAnsi="Times New Roman" w:cs="Times New Roman"/>
                 <w:noProof/>
                 <w:kern w:val="0"/>
                 <w:lang w:eastAsia="zh-CN"/>
@@ -2983,7 +2854,7 @@
                 <w:noProof/>
                 <w:webHidden/>
               </w:rPr>
-              <w:t>11</w:t>
+              <w:t>12</w:t>
             </w:r>
             <w:r>
               <w:rPr>
@@ -3008,7 +2879,6 @@
             <w:r>
               <w:rPr>
                 <w:rStyle w:val="ad"/>
-                <w:rFonts w:ascii="Times New Roman" w:eastAsia="SimSun" w:hAnsi="Times New Roman" w:cs="Times New Roman"/>
                 <w:noProof/>
                 <w:kern w:val="0"/>
                 <w:lang w:eastAsia="zh-CN"/>
@@ -3055,7 +2925,7 @@
                 <w:noProof/>
                 <w:webHidden/>
               </w:rPr>
-              <w:t>11</w:t>
+              <w:t>12</w:t>
             </w:r>
             <w:r>
               <w:rPr>
@@ -3080,7 +2950,6 @@
             <w:r>
               <w:rPr>
                 <w:rStyle w:val="ad"/>
-                <w:rFonts w:ascii="Times New Roman" w:eastAsia="SimSun" w:hAnsi="Times New Roman" w:cs="Times New Roman"/>
                 <w:noProof/>
                 <w:kern w:val="0"/>
                 <w:lang w:eastAsia="zh-CN"/>
@@ -3127,7 +2996,7 @@
                 <w:noProof/>
                 <w:webHidden/>
               </w:rPr>
-              <w:t>11</w:t>
+              <w:t>12</w:t>
             </w:r>
             <w:r>
               <w:rPr>
@@ -3152,7 +3021,6 @@
             <w:r>
               <w:rPr>
                 <w:rStyle w:val="ad"/>
-                <w:rFonts w:ascii="Times New Roman" w:eastAsia="SimSun" w:hAnsi="Times New Roman" w:cs="Times New Roman"/>
                 <w:b/>
                 <w:bCs/>
                 <w:noProof/>
@@ -3201,7 +3069,80 @@
                 <w:noProof/>
                 <w:webHidden/>
               </w:rPr>
-              <w:t>12</w:t>
+              <w:t>13</w:t>
+            </w:r>
+            <w:r>
+              <w:rPr>
+                <w:noProof/>
+                <w:webHidden/>
+              </w:rPr>
+              <w:fldChar w:fldCharType="end"/>
+            </w:r>
+          </w:hyperlink>
+        </w:p>
+        <w:p>
+          <w:pPr>
+            <w:pStyle w:val="11"/>
+            <w:tabs>
+              <w:tab w:val="right" w:leader="dot" w:pos="9345"/>
+            </w:tabs>
+            <w:rPr>
+              <w:noProof/>
+            </w:rPr>
+          </w:pPr>
+          <w:hyperlink w:anchor="_Toc240308366" w:history="1">
+            <w:r>
+              <w:rPr>
+                <w:rStyle w:val="ad"/>
+                <w:b/>
+                <w:bCs/>
+                <w:noProof/>
+                <w:kern w:val="0"/>
+                <w:lang w:eastAsia="zh-CN"/>
+                <w14:ligatures w14:val="none"/>
+              </w:rPr>
+              <w:t>5 ПОРЯДОК РАЗРАБОТКИ АВТОМАТИЗИРОВАННОЙ СИСТЕМЫ</w:t>
+            </w:r>
+            <w:r>
+              <w:rPr>
+                <w:noProof/>
+                <w:webHidden/>
+              </w:rPr>
+              <w:tab/>
+            </w:r>
+            <w:r>
+              <w:rPr>
+                <w:noProof/>
+                <w:webHidden/>
+              </w:rPr>
+              <w:fldChar w:fldCharType="begin"/>
+            </w:r>
+            <w:r>
+              <w:rPr>
+                <w:noProof/>
+                <w:webHidden/>
+              </w:rPr>
+              <w:instrText xml:space="preserve"> PAGEREF _Toc240308366 \h </w:instrText>
+            </w:r>
+            <w:r>
+              <w:rPr>
+                <w:noProof/>
+                <w:webHidden/>
+              </w:rPr>
+            </w:r>
+            <w:r>
+              <w:rPr>
+                <w:noProof/>
+                <w:webHidden/>
+              </w:rPr>
+              <w:fldChar w:fldCharType="separate"/>
+            </w:r>
+            <w:r>
+              <w:rPr>
+                <w:noProof/>
+                <w:webHidden/>
+              </w:rPr>
+              <w:t>14</w:t>
             </w:r>
             <w:r>
               <w:rPr>
@@ -3223,11 +3164,10 @@
             </w:rPr>
           </w:pPr>
           <w:hyperlink w:anchor="_Toc240308355" w:history="1">
-            <w:commentRangeStart w:id="53"/>
+            <w:commentRangeStart w:id="3"/>
             <w:r>
               <w:rPr>
                 <w:rStyle w:val="ad"/>
-                <w:rFonts w:ascii="Times New Roman" w:eastAsia="SimSun" w:hAnsi="Times New Roman" w:cs="Times New Roman"/>
                 <w:noProof/>
                 <w:kern w:val="0"/>
                 <w:lang w:eastAsia="zh-CN"/>
@@ -3235,12 +3175,9 @@
               </w:rPr>
               <w:t>5.1 Порядок организации разработки АС</w:t>
             </w:r>
-            <w:commentRangeEnd w:id="53"/>
-            <w:r>
-              <w:rPr>
-                <w:rStyle w:val="CommentReference"/>
-              </w:rPr>
-              <w:commentReference w:id="53"/>
+            <w:commentRangeEnd w:id="3"/>
+            <w:r>
+              <w:commentReference w:id="3"/>
             </w:r>
             <w:r>
               <w:rPr>
@@ -3281,7 +3218,7 @@
                 <w:noProof/>
                 <w:webHidden/>
               </w:rPr>
-              <w:t>13</w:t>
+              <w:t>14</w:t>
             </w:r>
             <w:r>
               <w:rPr>
@@ -3306,7 +3243,6 @@
             <w:r>
               <w:rPr>
                 <w:rStyle w:val="ad"/>
-                <w:rFonts w:ascii="Times New Roman" w:eastAsia="SimSun" w:hAnsi="Times New Roman" w:cs="Times New Roman"/>
                 <w:noProof/>
                 <w:kern w:val="0"/>
                 <w:lang w:eastAsia="zh-CN"/>
@@ -3353,7 +3289,7 @@
                 <w:noProof/>
                 <w:webHidden/>
               </w:rPr>
-              <w:t>13</w:t>
+              <w:t>14</w:t>
             </w:r>
             <w:r>
               <w:rPr>
@@ -3378,7 +3314,6 @@
             <w:r>
               <w:rPr>
                 <w:rStyle w:val="ad"/>
-                <w:rFonts w:ascii="Times New Roman" w:eastAsia="SimSun" w:hAnsi="Times New Roman" w:cs="Times New Roman"/>
                 <w:noProof/>
                 <w:kern w:val="0"/>
                 <w:lang w:eastAsia="zh-CN"/>
@@ -3425,7 +3360,7 @@
                 <w:noProof/>
                 <w:webHidden/>
               </w:rPr>
-              <w:t>13</w:t>
+              <w:t>14</w:t>
             </w:r>
             <w:r>
               <w:rPr>
@@ -3450,7 +3385,6 @@
             <w:r>
               <w:rPr>
                 <w:rStyle w:val="ad"/>
-                <w:rFonts w:ascii="Times New Roman" w:eastAsia="SimSun" w:hAnsi="Times New Roman" w:cs="Times New Roman"/>
                 <w:b/>
                 <w:bCs/>
                 <w:noProof/>
@@ -3499,7 +3433,7 @@
                 <w:noProof/>
                 <w:webHidden/>
               </w:rPr>
-              <w:t>14</w:t>
+              <w:t>16</w:t>
             </w:r>
             <w:r>
               <w:rPr>
@@ -3524,7 +3458,6 @@
             <w:r>
               <w:rPr>
                 <w:rStyle w:val="ad"/>
-                <w:rFonts w:ascii="Times New Roman" w:eastAsia="SimSun" w:hAnsi="Times New Roman" w:cs="Times New Roman"/>
                 <w:noProof/>
                 <w:kern w:val="0"/>
                 <w:lang w:eastAsia="zh-CN"/>
@@ -3571,7 +3504,7 @@
                 <w:noProof/>
                 <w:webHidden/>
               </w:rPr>
-              <w:t>14</w:t>
+              <w:t>16</w:t>
             </w:r>
             <w:r>
               <w:rPr>
@@ -3596,7 +3529,6 @@
             <w:r>
               <w:rPr>
                 <w:rStyle w:val="ad"/>
-                <w:rFonts w:ascii="Times New Roman" w:eastAsia="SimSun" w:hAnsi="Times New Roman" w:cs="Times New Roman"/>
                 <w:noProof/>
                 <w:kern w:val="0"/>
                 <w:lang w:eastAsia="zh-CN"/>
@@ -3643,7 +3575,7 @@
                 <w:noProof/>
                 <w:webHidden/>
               </w:rPr>
-              <w:t>14</w:t>
+              <w:t>16</w:t>
             </w:r>
             <w:r>
               <w:rPr>
@@ -3668,7 +3600,6 @@
             <w:r>
               <w:rPr>
                 <w:rStyle w:val="ad"/>
-                <w:rFonts w:ascii="Times New Roman" w:eastAsia="SimSun" w:hAnsi="Times New Roman" w:cs="Times New Roman"/>
                 <w:b/>
                 <w:bCs/>
                 <w:noProof/>
@@ -3717,7 +3648,7 @@
                 <w:noProof/>
                 <w:webHidden/>
               </w:rPr>
-              <w:t>16</w:t>
+              <w:t>17</w:t>
             </w:r>
             <w:r>
               <w:rPr>
@@ -3742,7 +3673,6 @@
             <w:r>
               <w:rPr>
                 <w:rStyle w:val="ad"/>
-                <w:rFonts w:ascii="Times New Roman" w:eastAsia="SimSun" w:hAnsi="Times New Roman" w:cs="Times New Roman"/>
                 <w:noProof/>
                 <w:kern w:val="0"/>
                 <w:lang w:eastAsia="zh-CN"/>
@@ -3789,7 +3719,7 @@
                 <w:noProof/>
                 <w:webHidden/>
               </w:rPr>
-              <w:t>16</w:t>
+              <w:t>17</w:t>
             </w:r>
             <w:r>
               <w:rPr>
@@ -3814,7 +3744,6 @@
             <w:r>
               <w:rPr>
                 <w:rStyle w:val="ad"/>
-                <w:rFonts w:ascii="Times New Roman" w:eastAsia="SimSun" w:hAnsi="Times New Roman" w:cs="Times New Roman"/>
                 <w:noProof/>
                 <w:kern w:val="0"/>
                 <w:lang w:eastAsia="zh-CN"/>
@@ -3861,7 +3790,7 @@
                 <w:noProof/>
                 <w:webHidden/>
               </w:rPr>
-              <w:t>16</w:t>
+              <w:t>17</w:t>
             </w:r>
             <w:r>
               <w:rPr>
@@ -3886,7 +3815,6 @@
             <w:r>
               <w:rPr>
                 <w:rStyle w:val="ad"/>
-                <w:rFonts w:ascii="Times New Roman" w:eastAsia="SimSun" w:hAnsi="Times New Roman" w:cs="Times New Roman"/>
                 <w:noProof/>
                 <w:kern w:val="0"/>
                 <w:lang w:eastAsia="zh-CN"/>
@@ -3933,7 +3861,7 @@
                 <w:noProof/>
                 <w:webHidden/>
               </w:rPr>
-              <w:t>16</w:t>
+              <w:t>17</w:t>
             </w:r>
             <w:r>
               <w:rPr>
@@ -3958,7 +3886,6 @@
             <w:r>
               <w:rPr>
                 <w:rStyle w:val="ad"/>
-                <w:rFonts w:ascii="Times New Roman" w:eastAsia="SimSun" w:hAnsi="Times New Roman" w:cs="Times New Roman"/>
                 <w:b/>
                 <w:bCs/>
                 <w:noProof/>
@@ -4007,7 +3934,7 @@
                 <w:noProof/>
                 <w:webHidden/>
               </w:rPr>
-              <w:t>18</w:t>
+              <w:t>19</w:t>
             </w:r>
             <w:r>
               <w:rPr>
@@ -4129,8 +4056,8 @@
           <w14:ligatures w14:val="none"/>
         </w:rPr>
       </w:pPr>
-      <w:bookmarkStart w:id="0" w:name="_Toc240308321"/>
-      <w:commentRangeStart w:id="54"/>
+      <w:bookmarkStart w:id="4" w:name="_Toc240308321"/>
+      <w:commentRangeStart w:id="5"/>
       <w:r>
         <w:rPr>
           <w:rFonts w:ascii="Times New Roman" w:eastAsia="SimSun" w:hAnsi="Times New Roman" w:cs="Times New Roman"/>
@@ -4145,14 +4072,11 @@
         <w:lastRenderedPageBreak/>
         <w:t>1 ОБЩИЕ СВЕДЕНИЯ</w:t>
       </w:r>
-      <w:commentRangeEnd w:id="54"/>
-      <w:r>
-        <w:rPr>
-          <w:rStyle w:val="CommentReference"/>
-        </w:rPr>
-        <w:commentReference w:id="54"/>
-      </w:r>
-      <w:bookmarkEnd w:id="0"/>
+      <w:commentRangeEnd w:id="5"/>
+      <w:r>
+        <w:commentReference w:id="5"/>
+      </w:r>
+      <w:bookmarkEnd w:id="4"/>
     </w:p>
     <w:p>
       <w:pPr>
@@ -4180,18 +4104,22 @@
         <w:outlineLvl w:val="1"/>
         <w:rPr>
           <w:rFonts w:ascii="Times New Roman" w:eastAsia="SimSun" w:hAnsi="Times New Roman" w:cs="Times New Roman"/>
-          <w:kern w:val="0"/>
-          <w:sz w:val="28"/>
-          <w:szCs w:val="28"/>
-          <w:lang w:eastAsia="zh-CN"/>
-          <w14:ligatures w14:val="none"/>
-        </w:rPr>
-      </w:pPr>
-      <w:bookmarkStart w:id="1" w:name="_Toc240308322"/>
-      <w:commentRangeStart w:id="52"/>
-      <w:r>
-        <w:rPr>
-          <w:rFonts w:ascii="Times New Roman" w:eastAsia="SimSun" w:hAnsi="Times New Roman" w:cs="Times New Roman"/>
+          <w:b/>
+          <w:bCs/>
+          <w:kern w:val="0"/>
+          <w:sz w:val="28"/>
+          <w:szCs w:val="28"/>
+          <w:lang w:eastAsia="zh-CN"/>
+          <w14:ligatures w14:val="none"/>
+        </w:rPr>
+      </w:pPr>
+      <w:bookmarkStart w:id="6" w:name="_Toc240308322"/>
+      <w:commentRangeStart w:id="7"/>
+      <w:r>
+        <w:rPr>
+          <w:rFonts w:ascii="Times New Roman" w:eastAsia="SimSun" w:hAnsi="Times New Roman" w:cs="Times New Roman"/>
+          <w:b/>
+          <w:bCs/>
           <w:kern w:val="0"/>
           <w:sz w:val="28"/>
           <w:szCs w:val="28"/>
@@ -4200,14 +4128,11 @@
         </w:rPr>
         <w:t>1.1 Полное наименование автоматизированной системы и её условное обозначение</w:t>
       </w:r>
-      <w:commentRangeEnd w:id="52"/>
-      <w:r>
-        <w:rPr>
-          <w:rStyle w:val="CommentReference"/>
-        </w:rPr>
-        <w:commentReference w:id="52"/>
-      </w:r>
-      <w:bookmarkEnd w:id="1"/>
+      <w:commentRangeEnd w:id="7"/>
+      <w:r>
+        <w:commentReference w:id="7"/>
+      </w:r>
+      <w:bookmarkEnd w:id="6"/>
     </w:p>
     <w:p>
       <w:pPr>
@@ -4247,40 +4172,7 @@
           <w14:ligatures w14:val="none"/>
         </w:rPr>
         <w:tab/>
-        <w:t>Разработка плагина «</w:t>
-      </w:r>
-      <w:r>
-        <w:rPr>
-          <w:rFonts w:ascii="Times New Roman" w:eastAsia="SimSun" w:hAnsi="Times New Roman" w:cs="Times New Roman"/>
-          <w:kern w:val="0"/>
-          <w:sz w:val="28"/>
-          <w:szCs w:val="28"/>
-          <w:lang w:eastAsia="zh-CN"/>
-          <w14:ligatures w14:val="none"/>
-        </w:rPr>
-        <w:t>Трубный фланец с патрубком</w:t>
-      </w:r>
-      <w:r>
-        <w:rPr>
-          <w:rFonts w:ascii="Times New Roman" w:eastAsia="SimSun" w:hAnsi="Times New Roman" w:cs="Times New Roman"/>
-          <w:kern w:val="0"/>
-          <w:sz w:val="28"/>
-          <w:szCs w:val="28"/>
-          <w:lang w:eastAsia="zh-CN"/>
-          <w14:ligatures w14:val="none"/>
-        </w:rPr>
-        <w:t xml:space="preserve">» для системы автоматизированного проектирования (САПР) </w:t>
-      </w:r>
-      <w:r>
-        <w:rPr>
-          <w:rFonts w:ascii="Times New Roman" w:eastAsia="SimSun" w:hAnsi="Times New Roman" w:cs="Times New Roman"/>
-          <w:kern w:val="0"/>
-          <w:sz w:val="28"/>
-          <w:szCs w:val="28"/>
-          <w:lang w:eastAsia="zh-CN"/>
-          <w14:ligatures w14:val="none"/>
-        </w:rPr>
-        <w:t>«</w:t>
+        <w:t>Разработка плагина «Трубный фланец с патрубком» для системы автоматизированного проектирования (САПР) «</w:t>
       </w:r>
       <w:r>
         <w:rPr>
@@ -4350,34 +4242,35 @@
         <w:outlineLvl w:val="1"/>
         <w:rPr>
           <w:rFonts w:ascii="Times New Roman" w:eastAsia="SimSun" w:hAnsi="Times New Roman" w:cs="Times New Roman"/>
-          <w:kern w:val="0"/>
-          <w:sz w:val="28"/>
-          <w:szCs w:val="28"/>
-          <w:lang w:eastAsia="zh-CN"/>
-          <w14:ligatures w14:val="none"/>
-        </w:rPr>
-      </w:pPr>
-      <w:bookmarkStart w:id="2" w:name="_Toc240308323"/>
-      <w:commentRangeStart w:id="45"/>
-      <w:r>
-        <w:rPr>
-          <w:rFonts w:ascii="Times New Roman" w:eastAsia="SimSun" w:hAnsi="Times New Roman" w:cs="Times New Roman"/>
-          <w:kern w:val="0"/>
-          <w:sz w:val="28"/>
-          <w:szCs w:val="28"/>
-          <w:lang w:eastAsia="zh-CN"/>
-          <w14:ligatures w14:val="none"/>
-        </w:rPr>
-        <w:t>1.2 Наименование заказчика</w:t>
-      </w:r>
-      <w:commentRangeEnd w:id="45"/>
-      <w:r>
-        <w:rPr>
-          <w:rStyle w:val="CommentReference"/>
-        </w:rPr>
-        <w:commentReference w:id="45"/>
-      </w:r>
-      <w:bookmarkEnd w:id="2"/>
+          <w:b/>
+          <w:bCs/>
+          <w:kern w:val="0"/>
+          <w:sz w:val="28"/>
+          <w:szCs w:val="28"/>
+          <w:lang w:eastAsia="zh-CN"/>
+          <w14:ligatures w14:val="none"/>
+        </w:rPr>
+      </w:pPr>
+      <w:bookmarkStart w:id="8" w:name="_Toc240308323"/>
+      <w:commentRangeStart w:id="9"/>
+      <w:r>
+        <w:rPr>
+          <w:rFonts w:ascii="Times New Roman" w:eastAsia="SimSun" w:hAnsi="Times New Roman" w:cs="Times New Roman"/>
+          <w:b/>
+          <w:bCs/>
+          <w:kern w:val="0"/>
+          <w:sz w:val="28"/>
+          <w:szCs w:val="28"/>
+          <w:lang w:eastAsia="zh-CN"/>
+          <w14:ligatures w14:val="none"/>
+        </w:rPr>
+        <w:t>1.2 Наименование заказчика и исполнителя</w:t>
+      </w:r>
+      <w:commentRangeEnd w:id="9"/>
+      <w:r>
+        <w:commentReference w:id="9"/>
+      </w:r>
+      <w:bookmarkEnd w:id="8"/>
     </w:p>
     <w:p>
       <w:pPr>
@@ -4416,31 +4309,7 @@
           <w14:ligatures w14:val="none"/>
         </w:rPr>
         <w:tab/>
-        <w:t xml:space="preserve">Заказчиком работ является: кандидат технических наук, доцент кафедры компьютерных систем в управлении и проектировании (КСУП) </w:t>
-      </w:r>
-      <w:proofErr w:type="spellStart"/>
-      <w:r>
-        <w:rPr>
-          <w:rFonts w:ascii="Times New Roman" w:eastAsia="SimSun" w:hAnsi="Times New Roman" w:cs="Times New Roman"/>
-          <w:kern w:val="0"/>
-          <w:sz w:val="28"/>
-          <w:szCs w:val="28"/>
-          <w:lang w:eastAsia="zh-CN"/>
-          <w14:ligatures w14:val="none"/>
-        </w:rPr>
-        <w:t>Калентьев</w:t>
-      </w:r>
-      <w:proofErr w:type="spellEnd"/>
-      <w:r>
-        <w:rPr>
-          <w:rFonts w:ascii="Times New Roman" w:eastAsia="SimSun" w:hAnsi="Times New Roman" w:cs="Times New Roman"/>
-          <w:kern w:val="0"/>
-          <w:sz w:val="28"/>
-          <w:szCs w:val="28"/>
-          <w:lang w:eastAsia="zh-CN"/>
-          <w14:ligatures w14:val="none"/>
-        </w:rPr>
-        <w:t xml:space="preserve"> Алексей Анатольевич. </w:t>
+        <w:t xml:space="preserve">Заказчиком работ является: кандидат технических наук, доцент кафедры компьютерных систем в управлении и проектировании (КСУП) Калентьев Алексей Анатольевич. </w:t>
       </w:r>
     </w:p>
     <w:p>
@@ -4467,6 +4336,89 @@
           <w14:ligatures w14:val="none"/>
         </w:rPr>
         <w:t>Адрес заказчика: 634045 Томская область Томск ул. Красноармейская 147 СБИ, офис 210.</w:t>
+      </w:r>
+    </w:p>
+    <w:p>
+      <w:pPr>
+        <w:spacing w:after="0" w:line="360" w:lineRule="auto"/>
+        <w:ind w:firstLine="708"/>
+        <w:jc w:val="both"/>
+        <w:rPr>
+          <w:rFonts w:ascii="Times New Roman" w:eastAsia="SimSun" w:hAnsi="Times New Roman" w:cs="Times New Roman"/>
+          <w:kern w:val="0"/>
+          <w:sz w:val="28"/>
+          <w:szCs w:val="28"/>
+          <w:lang w:eastAsia="zh-CN"/>
+          <w14:ligatures w14:val="none"/>
+        </w:rPr>
+      </w:pPr>
+      <w:r>
+        <w:rPr>
+          <w:rFonts w:ascii="Times New Roman" w:eastAsia="SimSun" w:hAnsi="Times New Roman" w:cs="Times New Roman"/>
+          <w:kern w:val="0"/>
+          <w:sz w:val="28"/>
+          <w:szCs w:val="28"/>
+          <w:lang w:eastAsia="zh-CN"/>
+          <w14:ligatures w14:val="none"/>
+        </w:rPr>
+        <w:t xml:space="preserve">Исполнителем работ является: студент группы </w:t>
+      </w:r>
+      <w:r>
+        <w:rPr>
+          <w:rFonts w:ascii="Times New Roman" w:eastAsia="SimSun" w:hAnsi="Times New Roman" w:cs="Times New Roman"/>
+          <w:kern w:val="0"/>
+          <w:sz w:val="28"/>
+          <w:szCs w:val="28"/>
+          <w:lang w:eastAsia="zh-CN"/>
+          <w14:ligatures w14:val="none"/>
+        </w:rPr>
+        <w:t>583-1</w:t>
+      </w:r>
+      <w:r>
+        <w:rPr>
+          <w:rFonts w:ascii="Times New Roman" w:eastAsia="SimSun" w:hAnsi="Times New Roman" w:cs="Times New Roman"/>
+          <w:kern w:val="0"/>
+          <w:sz w:val="28"/>
+          <w:szCs w:val="28"/>
+          <w:lang w:eastAsia="zh-CN"/>
+          <w14:ligatures w14:val="none"/>
+        </w:rPr>
+        <w:t xml:space="preserve"> кафедры компьютерных систем в управлении и проектировании (КСУП) Томского государственного университета систем управления и радиоэлектроники (ТУСУР) </w:t>
+      </w:r>
+      <w:proofErr w:type="spellStart"/>
+      <w:r>
+        <w:rPr>
+          <w:rFonts w:ascii="Times New Roman" w:eastAsia="SimSun" w:hAnsi="Times New Roman" w:cs="Times New Roman"/>
+          <w:kern w:val="0"/>
+          <w:sz w:val="28"/>
+          <w:szCs w:val="28"/>
+          <w:lang w:eastAsia="zh-CN"/>
+          <w14:ligatures w14:val="none"/>
+        </w:rPr>
+        <w:t>Варечкин</w:t>
+      </w:r>
+      <w:proofErr w:type="spellEnd"/>
+      <w:r>
+        <w:rPr>
+          <w:rFonts w:ascii="Times New Roman" w:eastAsia="SimSun" w:hAnsi="Times New Roman" w:cs="Times New Roman"/>
+          <w:kern w:val="0"/>
+          <w:sz w:val="28"/>
+          <w:szCs w:val="28"/>
+          <w:lang w:eastAsia="zh-CN"/>
+          <w14:ligatures w14:val="none"/>
+        </w:rPr>
+        <w:t xml:space="preserve"> Марк Сергеевич</w:t>
+      </w:r>
+      <w:r>
+        <w:rPr>
+          <w:rFonts w:ascii="Times New Roman" w:eastAsia="SimSun" w:hAnsi="Times New Roman" w:cs="Times New Roman"/>
+          <w:kern w:val="0"/>
+          <w:sz w:val="28"/>
+          <w:szCs w:val="28"/>
+          <w:lang w:eastAsia="zh-CN"/>
+          <w14:ligatures w14:val="none"/>
+        </w:rPr>
+        <w:t>.</w:t>
       </w:r>
     </w:p>
     <w:p>
@@ -4493,17 +4445,21 @@
         <w:outlineLvl w:val="1"/>
         <w:rPr>
           <w:rFonts w:ascii="Times New Roman" w:eastAsia="SimSun" w:hAnsi="Times New Roman" w:cs="Times New Roman"/>
-          <w:kern w:val="0"/>
-          <w:sz w:val="28"/>
-          <w:szCs w:val="28"/>
-          <w:lang w:eastAsia="zh-CN"/>
-          <w14:ligatures w14:val="none"/>
-        </w:rPr>
-      </w:pPr>
-      <w:bookmarkStart w:id="3" w:name="_Toc240308324"/>
-      <w:r>
-        <w:rPr>
-          <w:rFonts w:ascii="Times New Roman" w:eastAsia="SimSun" w:hAnsi="Times New Roman" w:cs="Times New Roman"/>
+          <w:b/>
+          <w:bCs/>
+          <w:kern w:val="0"/>
+          <w:sz w:val="28"/>
+          <w:szCs w:val="28"/>
+          <w:lang w:eastAsia="zh-CN"/>
+          <w14:ligatures w14:val="none"/>
+        </w:rPr>
+      </w:pPr>
+      <w:bookmarkStart w:id="10" w:name="_Toc240308324"/>
+      <w:r>
+        <w:rPr>
+          <w:rFonts w:ascii="Times New Roman" w:eastAsia="SimSun" w:hAnsi="Times New Roman" w:cs="Times New Roman"/>
+          <w:b/>
+          <w:bCs/>
           <w:kern w:val="0"/>
           <w:sz w:val="28"/>
           <w:szCs w:val="28"/>
@@ -4512,7 +4468,7 @@
         </w:rPr>
         <w:t>1.3 Перечень документов, на основании которых создается АС</w:t>
       </w:r>
-      <w:bookmarkEnd w:id="3"/>
+      <w:bookmarkEnd w:id="10"/>
     </w:p>
     <w:p>
       <w:pPr>
@@ -4603,6 +4559,7 @@
           <w:lang w:eastAsia="zh-CN"/>
           <w14:ligatures w14:val="none"/>
         </w:rPr>
+        <w:lastRenderedPageBreak/>
         <w:t xml:space="preserve">− ОС ТУСУР 01-2021 “Образовательный стандарт ВУЗа. Работы студенческие по направлениям подготовки и специальностям технического профиля. Общие требования и правила оформления”; </w:t>
       </w:r>
     </w:p>
@@ -4646,25 +4603,21 @@
           <w14:ligatures w14:val="none"/>
         </w:rPr>
       </w:pPr>
-      <w:commentRangeStart w:id="57"/>
-      <w:r>
-        <w:rPr>
-          <w:rFonts w:ascii="Times New Roman" w:eastAsia="SimSun" w:hAnsi="Times New Roman" w:cs="Times New Roman"/>
-          <w:kern w:val="0"/>
-          <w:sz w:val="28"/>
-          <w:szCs w:val="28"/>
-          <w:lang w:eastAsia="zh-CN"/>
-          <w14:ligatures w14:val="none"/>
-        </w:rPr>
-        <w:lastRenderedPageBreak/>
-        <w:t>− ГОСТ 19.103-77 “Единая система конструкторской документации. Обозначения программ и программных документов”.</w:t>
-      </w:r>
-      <w:commentRangeEnd w:id="57"/>
-      <w:r>
-        <w:rPr>
-          <w:rStyle w:val="CommentReference"/>
-        </w:rPr>
-        <w:commentReference w:id="57"/>
+      <w:commentRangeStart w:id="11"/>
+      <w:r>
+        <w:rPr>
+          <w:rFonts w:ascii="Times New Roman" w:eastAsia="SimSun" w:hAnsi="Times New Roman" w:cs="Times New Roman"/>
+          <w:kern w:val="0"/>
+          <w:sz w:val="28"/>
+          <w:szCs w:val="28"/>
+          <w:lang w:eastAsia="zh-CN"/>
+          <w14:ligatures w14:val="none"/>
+        </w:rPr>
+        <w:t>− ГОСТ 19.103-77 “Единая система программной документации. Обозначения программ и программных документов”.</w:t>
+      </w:r>
+      <w:commentRangeEnd w:id="11"/>
+      <w:r>
+        <w:commentReference w:id="11"/>
       </w:r>
     </w:p>
     <w:p>
@@ -4691,17 +4644,21 @@
         <w:outlineLvl w:val="1"/>
         <w:rPr>
           <w:rFonts w:ascii="Times New Roman" w:eastAsia="SimSun" w:hAnsi="Times New Roman" w:cs="Times New Roman"/>
-          <w:kern w:val="0"/>
-          <w:sz w:val="28"/>
-          <w:szCs w:val="28"/>
-          <w:lang w:eastAsia="zh-CN"/>
-          <w14:ligatures w14:val="none"/>
-        </w:rPr>
-      </w:pPr>
-      <w:bookmarkStart w:id="4" w:name="_Toc240308325"/>
-      <w:r>
-        <w:rPr>
-          <w:rFonts w:ascii="Times New Roman" w:eastAsia="SimSun" w:hAnsi="Times New Roman" w:cs="Times New Roman"/>
+          <w:b/>
+          <w:bCs/>
+          <w:kern w:val="0"/>
+          <w:sz w:val="28"/>
+          <w:szCs w:val="28"/>
+          <w:lang w:eastAsia="zh-CN"/>
+          <w14:ligatures w14:val="none"/>
+        </w:rPr>
+      </w:pPr>
+      <w:bookmarkStart w:id="12" w:name="_Toc240308325"/>
+      <w:r>
+        <w:rPr>
+          <w:rFonts w:ascii="Times New Roman" w:eastAsia="SimSun" w:hAnsi="Times New Roman" w:cs="Times New Roman"/>
+          <w:b/>
+          <w:bCs/>
           <w:kern w:val="0"/>
           <w:sz w:val="28"/>
           <w:szCs w:val="28"/>
@@ -4710,7 +4667,7 @@
         </w:rPr>
         <w:t>1.4 Плановые сроки начала и окончания работы по созданию АС</w:t>
       </w:r>
-      <w:bookmarkEnd w:id="4"/>
+      <w:bookmarkEnd w:id="12"/>
     </w:p>
     <w:p>
       <w:pPr>
@@ -4749,51 +4706,7 @@
           <w14:ligatures w14:val="none"/>
         </w:rPr>
         <w:tab/>
-        <w:t xml:space="preserve">Плановый срок начала работ: с </w:t>
-      </w:r>
-      <w:r>
-        <w:rPr>
-          <w:rFonts w:ascii="Times New Roman" w:eastAsia="SimSun" w:hAnsi="Times New Roman" w:cs="Times New Roman"/>
-          <w:kern w:val="0"/>
-          <w:sz w:val="28"/>
-          <w:szCs w:val="28"/>
-          <w:lang w:eastAsia="zh-CN"/>
-          <w14:ligatures w14:val="none"/>
-        </w:rPr>
-        <w:t>02</w:t>
-      </w:r>
-      <w:r>
-        <w:rPr>
-          <w:rFonts w:ascii="Times New Roman" w:eastAsia="SimSun" w:hAnsi="Times New Roman" w:cs="Times New Roman"/>
-          <w:kern w:val="0"/>
-          <w:sz w:val="28"/>
-          <w:szCs w:val="28"/>
-          <w:lang w:eastAsia="zh-CN"/>
-          <w14:ligatures w14:val="none"/>
-        </w:rPr>
-        <w:t xml:space="preserve"> сентября 202</w:t>
-      </w:r>
-      <w:r>
-        <w:rPr>
-          <w:rFonts w:ascii="Times New Roman" w:eastAsia="SimSun" w:hAnsi="Times New Roman" w:cs="Times New Roman"/>
-          <w:kern w:val="0"/>
-          <w:sz w:val="28"/>
-          <w:szCs w:val="28"/>
-          <w:lang w:eastAsia="zh-CN"/>
-          <w14:ligatures w14:val="none"/>
-        </w:rPr>
-        <w:t>6</w:t>
-      </w:r>
-      <w:r>
-        <w:rPr>
-          <w:rFonts w:ascii="Times New Roman" w:eastAsia="SimSun" w:hAnsi="Times New Roman" w:cs="Times New Roman"/>
-          <w:kern w:val="0"/>
-          <w:sz w:val="28"/>
-          <w:szCs w:val="28"/>
-          <w:lang w:eastAsia="zh-CN"/>
-          <w14:ligatures w14:val="none"/>
-        </w:rPr>
-        <w:t xml:space="preserve"> года</w:t>
+        <w:t>Плановый срок начала работ: с 02 сентября 2026 года</w:t>
       </w:r>
     </w:p>
     <w:p>
@@ -4819,51 +4732,7 @@
           <w14:ligatures w14:val="none"/>
         </w:rPr>
         <w:tab/>
-        <w:t>Плановый срок окончания работ: не позднее 2</w:t>
-      </w:r>
-      <w:r>
-        <w:rPr>
-          <w:rFonts w:ascii="Times New Roman" w:eastAsia="SimSun" w:hAnsi="Times New Roman" w:cs="Times New Roman"/>
-          <w:kern w:val="0"/>
-          <w:sz w:val="28"/>
-          <w:szCs w:val="28"/>
-          <w:lang w:eastAsia="zh-CN"/>
-          <w14:ligatures w14:val="none"/>
-        </w:rPr>
-        <w:t>7</w:t>
-      </w:r>
-      <w:r>
-        <w:rPr>
-          <w:rFonts w:ascii="Times New Roman" w:eastAsia="SimSun" w:hAnsi="Times New Roman" w:cs="Times New Roman"/>
-          <w:kern w:val="0"/>
-          <w:sz w:val="28"/>
-          <w:szCs w:val="28"/>
-          <w:lang w:eastAsia="zh-CN"/>
-          <w14:ligatures w14:val="none"/>
-        </w:rPr>
-        <w:t xml:space="preserve"> декабря 202</w:t>
-      </w:r>
-      <w:r>
-        <w:rPr>
-          <w:rFonts w:ascii="Times New Roman" w:eastAsia="SimSun" w:hAnsi="Times New Roman" w:cs="Times New Roman"/>
-          <w:kern w:val="0"/>
-          <w:sz w:val="28"/>
-          <w:szCs w:val="28"/>
-          <w:lang w:eastAsia="zh-CN"/>
-          <w14:ligatures w14:val="none"/>
-        </w:rPr>
-        <w:t>6</w:t>
-      </w:r>
-      <w:r>
-        <w:rPr>
-          <w:rFonts w:ascii="Times New Roman" w:eastAsia="SimSun" w:hAnsi="Times New Roman" w:cs="Times New Roman"/>
-          <w:kern w:val="0"/>
-          <w:sz w:val="28"/>
-          <w:szCs w:val="28"/>
-          <w:lang w:eastAsia="zh-CN"/>
-          <w14:ligatures w14:val="none"/>
-        </w:rPr>
-        <w:t xml:space="preserve"> года.</w:t>
+        <w:t>Плановый срок окончания работ: не позднее 27 декабря 2026 года.</w:t>
       </w:r>
     </w:p>
     <w:p>
@@ -4908,7 +4777,7 @@
           <w14:ligatures w14:val="none"/>
         </w:rPr>
       </w:pPr>
-      <w:bookmarkStart w:id="5" w:name="_Toc240308326"/>
+      <w:bookmarkStart w:id="13" w:name="_Toc240308326"/>
       <w:r>
         <w:rPr>
           <w:rFonts w:ascii="Times New Roman" w:eastAsia="SimSun" w:hAnsi="Times New Roman" w:cs="Times New Roman"/>
@@ -4923,7 +4792,7 @@
         <w:lastRenderedPageBreak/>
         <w:t>2 ЦЕЛИ И НАЗНАЧЕНИЕ СОЗДАНИЯ АВТОМАТИЗИРОВАННОЙ СИСТЕМЫ</w:t>
       </w:r>
-      <w:bookmarkEnd w:id="5"/>
+      <w:bookmarkEnd w:id="13"/>
     </w:p>
     <w:p>
       <w:pPr>
@@ -4950,17 +4819,21 @@
         <w:outlineLvl w:val="1"/>
         <w:rPr>
           <w:rFonts w:ascii="Times New Roman" w:eastAsia="SimSun" w:hAnsi="Times New Roman" w:cs="Times New Roman"/>
-          <w:kern w:val="0"/>
-          <w:sz w:val="28"/>
-          <w:szCs w:val="28"/>
-          <w:lang w:eastAsia="zh-CN"/>
-          <w14:ligatures w14:val="none"/>
-        </w:rPr>
-      </w:pPr>
-      <w:bookmarkStart w:id="6" w:name="_Toc240308327"/>
-      <w:r>
-        <w:rPr>
-          <w:rFonts w:ascii="Times New Roman" w:eastAsia="SimSun" w:hAnsi="Times New Roman" w:cs="Times New Roman"/>
+          <w:b/>
+          <w:bCs/>
+          <w:kern w:val="0"/>
+          <w:sz w:val="28"/>
+          <w:szCs w:val="28"/>
+          <w:lang w:eastAsia="zh-CN"/>
+          <w14:ligatures w14:val="none"/>
+        </w:rPr>
+      </w:pPr>
+      <w:bookmarkStart w:id="14" w:name="_Toc240308327"/>
+      <w:r>
+        <w:rPr>
+          <w:rFonts w:ascii="Times New Roman" w:eastAsia="SimSun" w:hAnsi="Times New Roman" w:cs="Times New Roman"/>
+          <w:b/>
+          <w:bCs/>
           <w:kern w:val="0"/>
           <w:sz w:val="28"/>
           <w:szCs w:val="28"/>
@@ -4969,7 +4842,7 @@
         </w:rPr>
         <w:t>2.1 Цели создания АС</w:t>
       </w:r>
-      <w:bookmarkEnd w:id="6"/>
+      <w:bookmarkEnd w:id="14"/>
     </w:p>
     <w:p>
       <w:pPr>
@@ -4994,40 +4867,7 @@
           <w14:ligatures w14:val="none"/>
         </w:rPr>
         <w:tab/>
-        <w:t>Целями выполнения работ по разработке плагина «</w:t>
-      </w:r>
-      <w:r>
-        <w:rPr>
-          <w:rFonts w:ascii="Times New Roman" w:eastAsia="SimSun" w:hAnsi="Times New Roman" w:cs="Times New Roman"/>
-          <w:kern w:val="0"/>
-          <w:sz w:val="28"/>
-          <w:szCs w:val="28"/>
-          <w:lang w:eastAsia="zh-CN"/>
-          <w14:ligatures w14:val="none"/>
-        </w:rPr>
-        <w:t>Трубный фланец с патрубком</w:t>
-      </w:r>
-      <w:r>
-        <w:rPr>
-          <w:rFonts w:ascii="Times New Roman" w:eastAsia="SimSun" w:hAnsi="Times New Roman" w:cs="Times New Roman"/>
-          <w:kern w:val="0"/>
-          <w:sz w:val="28"/>
-          <w:szCs w:val="28"/>
-          <w:lang w:eastAsia="zh-CN"/>
-          <w14:ligatures w14:val="none"/>
-        </w:rPr>
-        <w:t xml:space="preserve">» для САПР </w:t>
-      </w:r>
-      <w:r>
-        <w:rPr>
-          <w:rFonts w:ascii="Times New Roman" w:eastAsia="SimSun" w:hAnsi="Times New Roman" w:cs="Times New Roman"/>
-          <w:kern w:val="0"/>
-          <w:sz w:val="28"/>
-          <w:szCs w:val="28"/>
-          <w:lang w:eastAsia="zh-CN"/>
-          <w14:ligatures w14:val="none"/>
-        </w:rPr>
-        <w:t>«</w:t>
+        <w:t>Целями выполнения работ по разработке плагина «Трубный фланец с патрубком» для САПР «</w:t>
       </w:r>
       <w:r>
         <w:rPr>
@@ -5071,40 +4911,7 @@
           <w:lang w:eastAsia="zh-CN"/>
           <w14:ligatures w14:val="none"/>
         </w:rPr>
-        <w:t>»</w:t>
-      </w:r>
-      <w:r>
-        <w:rPr>
-          <w:rFonts w:ascii="Times New Roman" w:eastAsia="SimSun" w:hAnsi="Times New Roman" w:cs="Times New Roman"/>
-          <w:kern w:val="0"/>
-          <w:sz w:val="28"/>
-          <w:szCs w:val="28"/>
-          <w:lang w:eastAsia="zh-CN"/>
-          <w14:ligatures w14:val="none"/>
-        </w:rPr>
-        <w:t xml:space="preserve"> является автоматизация построения </w:t>
-      </w:r>
-      <w:r>
-        <w:rPr>
-          <w:rFonts w:ascii="Times New Roman" w:eastAsia="SimSun" w:hAnsi="Times New Roman" w:cs="Times New Roman"/>
-          <w:kern w:val="0"/>
-          <w:sz w:val="28"/>
-          <w:szCs w:val="28"/>
-          <w:lang w:eastAsia="zh-CN"/>
-          <w14:ligatures w14:val="none"/>
-        </w:rPr>
-        <w:t>трубного фланца с патрубком</w:t>
-      </w:r>
-      <w:r>
-        <w:rPr>
-          <w:rFonts w:ascii="Times New Roman" w:eastAsia="SimSun" w:hAnsi="Times New Roman" w:cs="Times New Roman"/>
-          <w:kern w:val="0"/>
-          <w:sz w:val="28"/>
-          <w:szCs w:val="28"/>
-          <w:lang w:eastAsia="zh-CN"/>
-          <w14:ligatures w14:val="none"/>
-        </w:rPr>
-        <w:t>.</w:t>
+        <w:t>» является автоматизация построения трубного фланца с патрубком.</w:t>
       </w:r>
     </w:p>
     <w:p>
@@ -5130,17 +4937,21 @@
         <w:outlineLvl w:val="1"/>
         <w:rPr>
           <w:rFonts w:ascii="Times New Roman" w:eastAsia="SimSun" w:hAnsi="Times New Roman" w:cs="Times New Roman"/>
-          <w:kern w:val="0"/>
-          <w:sz w:val="28"/>
-          <w:szCs w:val="28"/>
-          <w:lang w:eastAsia="zh-CN"/>
-          <w14:ligatures w14:val="none"/>
-        </w:rPr>
-      </w:pPr>
-      <w:bookmarkStart w:id="7" w:name="_Toc240308328"/>
-      <w:r>
-        <w:rPr>
-          <w:rFonts w:ascii="Times New Roman" w:eastAsia="SimSun" w:hAnsi="Times New Roman" w:cs="Times New Roman"/>
+          <w:b/>
+          <w:bCs/>
+          <w:kern w:val="0"/>
+          <w:sz w:val="28"/>
+          <w:szCs w:val="28"/>
+          <w:lang w:eastAsia="zh-CN"/>
+          <w14:ligatures w14:val="none"/>
+        </w:rPr>
+      </w:pPr>
+      <w:bookmarkStart w:id="15" w:name="_Toc240308328"/>
+      <w:r>
+        <w:rPr>
+          <w:rFonts w:ascii="Times New Roman" w:eastAsia="SimSun" w:hAnsi="Times New Roman" w:cs="Times New Roman"/>
+          <w:b/>
+          <w:bCs/>
           <w:kern w:val="0"/>
           <w:sz w:val="28"/>
           <w:szCs w:val="28"/>
@@ -5149,7 +4960,7 @@
         </w:rPr>
         <w:t>2.2 Назначение АС</w:t>
       </w:r>
-      <w:bookmarkEnd w:id="7"/>
+      <w:bookmarkEnd w:id="15"/>
     </w:p>
     <w:p>
       <w:pPr>
@@ -5188,73 +4999,7 @@
           <w14:ligatures w14:val="none"/>
         </w:rPr>
         <w:tab/>
-        <w:t xml:space="preserve">Назначение разрабатываемого плагина обусловлено быстрым моделированием </w:t>
-      </w:r>
-      <w:r>
-        <w:rPr>
-          <w:rFonts w:ascii="Times New Roman" w:eastAsia="SimSun" w:hAnsi="Times New Roman" w:cs="Times New Roman"/>
-          <w:kern w:val="0"/>
-          <w:sz w:val="28"/>
-          <w:szCs w:val="28"/>
-          <w:lang w:eastAsia="zh-CN"/>
-          <w14:ligatures w14:val="none"/>
-        </w:rPr>
-        <w:t>трубного фланца с патрубком</w:t>
-      </w:r>
-      <w:r>
-        <w:rPr>
-          <w:rFonts w:ascii="Times New Roman" w:eastAsia="SimSun" w:hAnsi="Times New Roman" w:cs="Times New Roman"/>
-          <w:kern w:val="0"/>
-          <w:sz w:val="28"/>
-          <w:szCs w:val="28"/>
-          <w:lang w:eastAsia="zh-CN"/>
-          <w14:ligatures w14:val="none"/>
-        </w:rPr>
-        <w:t xml:space="preserve"> разных размеров и диаметров отверстий (в миллиметрах). Благодаря данному расширению, производители </w:t>
-      </w:r>
-      <w:r>
-        <w:rPr>
-          <w:rFonts w:ascii="Times New Roman" w:eastAsia="SimSun" w:hAnsi="Times New Roman" w:cs="Times New Roman"/>
-          <w:kern w:val="0"/>
-          <w:sz w:val="28"/>
-          <w:szCs w:val="28"/>
-          <w:lang w:eastAsia="zh-CN"/>
-          <w14:ligatures w14:val="none"/>
-        </w:rPr>
-        <w:t>фланцев</w:t>
-      </w:r>
-      <w:r>
-        <w:rPr>
-          <w:rFonts w:ascii="Times New Roman" w:eastAsia="SimSun" w:hAnsi="Times New Roman" w:cs="Times New Roman"/>
-          <w:kern w:val="0"/>
-          <w:sz w:val="28"/>
-          <w:szCs w:val="28"/>
-          <w:lang w:eastAsia="zh-CN"/>
-          <w14:ligatures w14:val="none"/>
-        </w:rPr>
-        <w:t xml:space="preserve"> смогут наглядно рассмотреть спроектированную модель, при необходимости перестроить под необходимые им параметры. На рисунке 2.1 представлен </w:t>
-      </w:r>
-      <w:r>
-        <w:rPr>
-          <w:rFonts w:ascii="Times New Roman" w:eastAsia="SimSun" w:hAnsi="Times New Roman" w:cs="Times New Roman"/>
-          <w:kern w:val="0"/>
-          <w:sz w:val="28"/>
-          <w:szCs w:val="28"/>
-          <w:lang w:eastAsia="zh-CN"/>
-          <w14:ligatures w14:val="none"/>
-        </w:rPr>
-        <w:t>чертеж трубного фланца с патрубком</w:t>
-      </w:r>
-      <w:r>
-        <w:rPr>
-          <w:rFonts w:ascii="Times New Roman" w:eastAsia="SimSun" w:hAnsi="Times New Roman" w:cs="Times New Roman"/>
-          <w:kern w:val="0"/>
-          <w:sz w:val="28"/>
-          <w:szCs w:val="28"/>
-          <w:lang w:eastAsia="zh-CN"/>
-          <w14:ligatures w14:val="none"/>
-        </w:rPr>
-        <w:t>.</w:t>
+        <w:t>Назначение разрабатываемого плагина обусловлено быстрым моделированием трубного фланца с патрубком разных размеров и диаметров отверстий (в миллиметрах). Благодаря данному расширению, производители фланцев смогут наглядно рассмотреть спроектированную модель, при необходимости перестроить под необходимые им параметры. На рисунке 2.1 представлен чертеж трубного фланца с патрубком.</w:t>
       </w:r>
     </w:p>
     <w:p>
@@ -5296,7 +5041,7 @@
                     <pic:cNvPicPr/>
                   </pic:nvPicPr>
                   <pic:blipFill>
-                    <a:blip r:embed="rId5"/>
+                    <a:blip r:embed="rId11"/>
                     <a:stretch>
                       <a:fillRect/>
                     </a:stretch>
@@ -5363,21 +5108,10 @@
           <w:lang w:eastAsia="zh-CN"/>
           <w14:ligatures w14:val="none"/>
         </w:rPr>
-        <w:t xml:space="preserve"> Модель </w:t>
-      </w:r>
-      <w:r>
-        <w:rPr>
-          <w:rFonts w:ascii="Times New Roman" w:eastAsia="SimSun" w:hAnsi="Times New Roman" w:cs="Times New Roman"/>
-          <w:kern w:val="0"/>
-          <w:sz w:val="28"/>
-          <w:szCs w:val="28"/>
-          <w:lang w:eastAsia="zh-CN"/>
-          <w14:ligatures w14:val="none"/>
-        </w:rPr>
-        <w:t>трубного фланца с патрубком</w:t>
-      </w:r>
-      <w:commentRangeStart w:id="8"/>
-      <w:commentRangeStart w:id="9"/>
+        <w:t xml:space="preserve"> Модель трубного фланца с патрубком</w:t>
+      </w:r>
+      <w:commentRangeStart w:id="16"/>
+      <w:commentRangeStart w:id="17"/>
       <w:r>
         <w:rPr>
           <w:rFonts w:ascii="Times New Roman" w:eastAsia="SimSun" w:hAnsi="Times New Roman" w:cs="Times New Roman"/>
@@ -5389,7 +5123,7 @@
         </w:rPr>
         <w:t xml:space="preserve"> </w:t>
       </w:r>
-      <w:commentRangeEnd w:id="8"/>
+      <w:commentRangeEnd w:id="16"/>
       <w:r>
         <w:rPr>
           <w:rStyle w:val="ae"/>
@@ -5400,14 +5134,14 @@
           <w:lang w:eastAsia="zh-CN"/>
           <w14:ligatures w14:val="none"/>
         </w:rPr>
-        <w:commentReference w:id="8"/>
-      </w:r>
-      <w:commentRangeEnd w:id="9"/>
+        <w:commentReference w:id="16"/>
+      </w:r>
+      <w:commentRangeEnd w:id="17"/>
       <w:r>
         <w:rPr>
           <w:rStyle w:val="ae"/>
         </w:rPr>
-        <w:commentReference w:id="9"/>
+        <w:commentReference w:id="17"/>
       </w:r>
       <w:r>
         <w:rPr>
@@ -5463,7 +5197,7 @@
           <w14:ligatures w14:val="none"/>
         </w:rPr>
       </w:pPr>
-      <w:bookmarkStart w:id="10" w:name="_Toc240308329"/>
+      <w:bookmarkStart w:id="18" w:name="_Toc240308329"/>
       <w:r>
         <w:rPr>
           <w:rFonts w:ascii="Times New Roman" w:eastAsia="SimSun" w:hAnsi="Times New Roman" w:cs="Times New Roman"/>
@@ -5478,7 +5212,7 @@
         <w:lastRenderedPageBreak/>
         <w:t>3 ТРЕБОВАНИЯ К АВТОМАТИЗИРОВАННОЙ СИСТЕМЕ</w:t>
       </w:r>
-      <w:bookmarkEnd w:id="10"/>
+      <w:bookmarkEnd w:id="18"/>
     </w:p>
     <w:p>
       <w:pPr>
@@ -5505,17 +5239,21 @@
         <w:outlineLvl w:val="1"/>
         <w:rPr>
           <w:rFonts w:ascii="Times New Roman" w:eastAsia="SimSun" w:hAnsi="Times New Roman" w:cs="Times New Roman"/>
-          <w:kern w:val="0"/>
-          <w:sz w:val="28"/>
-          <w:szCs w:val="28"/>
-          <w:lang w:eastAsia="zh-CN"/>
-          <w14:ligatures w14:val="none"/>
-        </w:rPr>
-      </w:pPr>
-      <w:bookmarkStart w:id="11" w:name="_Toc240308330"/>
-      <w:r>
-        <w:rPr>
-          <w:rFonts w:ascii="Times New Roman" w:eastAsia="SimSun" w:hAnsi="Times New Roman" w:cs="Times New Roman"/>
+          <w:b/>
+          <w:bCs/>
+          <w:kern w:val="0"/>
+          <w:sz w:val="28"/>
+          <w:szCs w:val="28"/>
+          <w:lang w:eastAsia="zh-CN"/>
+          <w14:ligatures w14:val="none"/>
+        </w:rPr>
+      </w:pPr>
+      <w:bookmarkStart w:id="19" w:name="_Toc240308330"/>
+      <w:r>
+        <w:rPr>
+          <w:rFonts w:ascii="Times New Roman" w:eastAsia="SimSun" w:hAnsi="Times New Roman" w:cs="Times New Roman"/>
+          <w:b/>
+          <w:bCs/>
           <w:kern w:val="0"/>
           <w:sz w:val="28"/>
           <w:szCs w:val="28"/>
@@ -5524,7 +5262,7 @@
         </w:rPr>
         <w:t>3.1 Требования к структуре АС в целом</w:t>
       </w:r>
-      <w:bookmarkEnd w:id="11"/>
+      <w:bookmarkEnd w:id="19"/>
     </w:p>
     <w:p>
       <w:pPr>
@@ -5545,21 +5283,25 @@
         <w:keepNext/>
         <w:keepLines/>
         <w:spacing w:before="40" w:after="0" w:line="360" w:lineRule="auto"/>
-        <w:jc w:val="both"/>
+        <w:jc w:val="center"/>
         <w:outlineLvl w:val="2"/>
         <w:rPr>
           <w:rFonts w:ascii="Times New Roman" w:eastAsia="SimSun" w:hAnsi="Times New Roman" w:cs="Times New Roman"/>
-          <w:kern w:val="0"/>
-          <w:sz w:val="28"/>
-          <w:szCs w:val="28"/>
-          <w:lang w:eastAsia="zh-CN"/>
-          <w14:ligatures w14:val="none"/>
-        </w:rPr>
-      </w:pPr>
-      <w:bookmarkStart w:id="12" w:name="_Toc240308331"/>
-      <w:r>
-        <w:rPr>
-          <w:rFonts w:ascii="Times New Roman" w:eastAsia="SimSun" w:hAnsi="Times New Roman" w:cs="Times New Roman"/>
+          <w:b/>
+          <w:bCs/>
+          <w:kern w:val="0"/>
+          <w:sz w:val="28"/>
+          <w:szCs w:val="28"/>
+          <w:lang w:eastAsia="zh-CN"/>
+          <w14:ligatures w14:val="none"/>
+        </w:rPr>
+      </w:pPr>
+      <w:bookmarkStart w:id="20" w:name="_Toc240308331"/>
+      <w:r>
+        <w:rPr>
+          <w:rFonts w:ascii="Times New Roman" w:eastAsia="SimSun" w:hAnsi="Times New Roman" w:cs="Times New Roman"/>
+          <w:b/>
+          <w:bCs/>
           <w:kern w:val="0"/>
           <w:sz w:val="28"/>
           <w:szCs w:val="28"/>
@@ -5568,7 +5310,7 @@
         </w:rPr>
         <w:t>3.1.1 Требования к структуре и функционированию системы</w:t>
       </w:r>
-      <w:bookmarkEnd w:id="12"/>
+      <w:bookmarkEnd w:id="20"/>
     </w:p>
     <w:p>
       <w:pPr>
@@ -5593,74 +5335,7 @@
           <w:lang w:eastAsia="zh-CN"/>
           <w14:ligatures w14:val="none"/>
         </w:rPr>
-        <w:t>Система должна быть выполнена в одном из двух вариантов:</w:t>
-      </w:r>
-      <w:r>
-        <w:rPr>
-          <w:rFonts w:ascii="Times New Roman" w:eastAsia="SimSun" w:hAnsi="Times New Roman" w:cs="Times New Roman"/>
-          <w:kern w:val="0"/>
-          <w:sz w:val="28"/>
-          <w:szCs w:val="28"/>
-          <w:lang w:eastAsia="zh-CN"/>
-          <w14:ligatures w14:val="none"/>
-        </w:rPr>
-        <w:br/>
-      </w:r>
-      <w:r>
-        <w:rPr>
-          <w:rFonts w:ascii="Times New Roman" w:eastAsia="SimSun" w:hAnsi="Times New Roman" w:cs="Times New Roman"/>
-          <w:kern w:val="0"/>
-          <w:sz w:val="28"/>
-          <w:szCs w:val="28"/>
-          <w:lang w:eastAsia="zh-CN"/>
-          <w14:ligatures w14:val="none"/>
-        </w:rPr>
-        <w:tab/>
-        <w:t>− В качестве встроенного плагина САПР «</w:t>
-      </w:r>
-      <w:r>
-        <w:rPr>
-          <w:rFonts w:ascii="Times New Roman" w:eastAsia="SimSun" w:hAnsi="Times New Roman" w:cs="Times New Roman"/>
-          <w:kern w:val="0"/>
-          <w:sz w:val="28"/>
-          <w:szCs w:val="28"/>
-          <w:lang w:val="en-US" w:eastAsia="zh-CN"/>
-          <w14:ligatures w14:val="none"/>
-        </w:rPr>
-        <w:t>Autodesk</w:t>
-      </w:r>
-      <w:r>
-        <w:rPr>
-          <w:rFonts w:ascii="Times New Roman" w:eastAsia="SimSun" w:hAnsi="Times New Roman" w:cs="Times New Roman"/>
-          <w:kern w:val="0"/>
-          <w:sz w:val="28"/>
-          <w:szCs w:val="28"/>
-          <w:lang w:eastAsia="zh-CN"/>
-          <w14:ligatures w14:val="none"/>
-        </w:rPr>
-        <w:t xml:space="preserve"> </w:t>
-      </w:r>
-      <w:r>
-        <w:rPr>
-          <w:rFonts w:ascii="Times New Roman" w:eastAsia="SimSun" w:hAnsi="Times New Roman" w:cs="Times New Roman"/>
-          <w:kern w:val="0"/>
-          <w:sz w:val="28"/>
-          <w:szCs w:val="28"/>
-          <w:lang w:val="en-US" w:eastAsia="zh-CN"/>
-          <w14:ligatures w14:val="none"/>
-        </w:rPr>
-        <w:t>Inventor</w:t>
-      </w:r>
-      <w:r>
-        <w:rPr>
-          <w:rFonts w:ascii="Times New Roman" w:eastAsia="SimSun" w:hAnsi="Times New Roman" w:cs="Times New Roman"/>
-          <w:kern w:val="0"/>
-          <w:sz w:val="28"/>
-          <w:szCs w:val="28"/>
-          <w:lang w:eastAsia="zh-CN"/>
-          <w14:ligatures w14:val="none"/>
-        </w:rPr>
-        <w:t>», который запускается непосредственно из САПР.</w:t>
+        <w:t>Система должна быть выполнена в качестве сторонней программы (внешнего процесса), способной запустить процесс программы «Autodesk Inventor» либо подключиться к уже запущенному экземпляру для построения детали. Взаимодействие с «Autodesk Inventor» осуществляется через COM-интерфейс Inventor API (см. п. 3.3.4).</w:t>
       </w:r>
     </w:p>
     <w:p>
@@ -5677,61 +5352,6 @@
           <w14:ligatures w14:val="none"/>
         </w:rPr>
       </w:pPr>
-      <w:r>
-        <w:rPr>
-          <w:rFonts w:ascii="Times New Roman" w:eastAsia="SimSun" w:hAnsi="Times New Roman" w:cs="Times New Roman"/>
-          <w:kern w:val="0"/>
-          <w:sz w:val="28"/>
-          <w:szCs w:val="28"/>
-          <w:lang w:eastAsia="zh-CN"/>
-          <w14:ligatures w14:val="none"/>
-        </w:rPr>
-        <w:t>− В качестве сторонней программы, способной запустить процесс программы «</w:t>
-      </w:r>
-      <w:r>
-        <w:rPr>
-          <w:rFonts w:ascii="Times New Roman" w:eastAsia="SimSun" w:hAnsi="Times New Roman" w:cs="Times New Roman"/>
-          <w:kern w:val="0"/>
-          <w:sz w:val="28"/>
-          <w:szCs w:val="28"/>
-          <w:lang w:val="en-US" w:eastAsia="zh-CN"/>
-          <w14:ligatures w14:val="none"/>
-        </w:rPr>
-        <w:t>Autodesk</w:t>
-      </w:r>
-      <w:r>
-        <w:rPr>
-          <w:rFonts w:ascii="Times New Roman" w:eastAsia="SimSun" w:hAnsi="Times New Roman" w:cs="Times New Roman"/>
-          <w:kern w:val="0"/>
-          <w:sz w:val="28"/>
-          <w:szCs w:val="28"/>
-          <w:lang w:eastAsia="zh-CN"/>
-          <w14:ligatures w14:val="none"/>
-        </w:rPr>
-        <w:t xml:space="preserve"> </w:t>
-      </w:r>
-      <w:r>
-        <w:rPr>
-          <w:rFonts w:ascii="Times New Roman" w:eastAsia="SimSun" w:hAnsi="Times New Roman" w:cs="Times New Roman"/>
-          <w:kern w:val="0"/>
-          <w:sz w:val="28"/>
-          <w:szCs w:val="28"/>
-          <w:lang w:val="en-US" w:eastAsia="zh-CN"/>
-          <w14:ligatures w14:val="none"/>
-        </w:rPr>
-        <w:t>Inventor</w:t>
-      </w:r>
-      <w:r>
-        <w:rPr>
-          <w:rFonts w:ascii="Times New Roman" w:eastAsia="SimSun" w:hAnsi="Times New Roman" w:cs="Times New Roman"/>
-          <w:kern w:val="0"/>
-          <w:sz w:val="28"/>
-          <w:szCs w:val="28"/>
-          <w:lang w:eastAsia="zh-CN"/>
-          <w14:ligatures w14:val="none"/>
-        </w:rPr>
-        <w:t>» для построения детали.</w:t>
-      </w:r>
     </w:p>
     <w:p>
       <w:pPr>
@@ -5747,6 +5367,530 @@
           <w14:ligatures w14:val="none"/>
         </w:rPr>
       </w:pPr>
+      <w:bookmarkStart w:id="21" w:name="_Hlk183900138"/>
+      <w:commentRangeStart w:id="22"/>
+      <w:r>
+        <w:rPr>
+          <w:rFonts w:ascii="Times New Roman" w:eastAsia="SimSun" w:hAnsi="Times New Roman" w:cs="Times New Roman"/>
+          <w:b/>
+          <w:bCs/>
+          <w:i/>
+          <w:iCs/>
+          <w:kern w:val="0"/>
+          <w:sz w:val="28"/>
+          <w:szCs w:val="28"/>
+          <w:lang w:eastAsia="zh-CN"/>
+          <w14:ligatures w14:val="none"/>
+        </w:rPr>
+        <w:t>Изменяемые параметры для плагина</w:t>
+      </w:r>
+      <w:r>
+        <w:rPr>
+          <w:rFonts w:ascii="Times New Roman" w:eastAsia="SimSun" w:hAnsi="Times New Roman" w:cs="Times New Roman"/>
+          <w:kern w:val="0"/>
+          <w:sz w:val="28"/>
+          <w:szCs w:val="28"/>
+          <w:lang w:eastAsia="zh-CN"/>
+          <w14:ligatures w14:val="none"/>
+        </w:rPr>
+        <w:t xml:space="preserve"> (также все обозначения показаны на рисунке 2.1):</w:t>
+      </w:r>
+      <w:commentRangeEnd w:id="22"/>
+      <w:r>
+        <w:commentReference w:id="22"/>
+      </w:r>
+    </w:p>
+    <w:p>
+      <w:pPr>
+        <w:spacing w:after="0" w:line="360" w:lineRule="auto"/>
+        <w:jc w:val="both"/>
+        <w:rPr>
+          <w:rFonts w:ascii="Times New Roman" w:eastAsia="SimSun" w:hAnsi="Times New Roman" w:cs="Times New Roman"/>
+          <w:kern w:val="0"/>
+          <w:sz w:val="28"/>
+          <w:szCs w:val="28"/>
+          <w:lang w:eastAsia="zh-CN"/>
+          <w14:ligatures w14:val="none"/>
+        </w:rPr>
+      </w:pPr>
+      <w:r>
+        <w:rPr>
+          <w:rFonts w:ascii="Times New Roman" w:eastAsia="SimSun" w:hAnsi="Times New Roman" w:cs="Times New Roman"/>
+          <w:b/>
+          <w:bCs/>
+          <w:kern w:val="0"/>
+          <w:sz w:val="28"/>
+          <w:szCs w:val="28"/>
+          <w:lang w:eastAsia="zh-CN"/>
+          <w14:ligatures w14:val="none"/>
+        </w:rPr>
+        <w:t xml:space="preserve">Внутренний проходной диаметр патрубка </w:t>
+      </w:r>
+      <w:r>
+        <w:rPr>
+          <w:rFonts w:ascii="Times New Roman" w:eastAsia="SimSun" w:hAnsi="Times New Roman" w:cs="Times New Roman"/>
+          <w:b/>
+          <w:bCs/>
+          <w:kern w:val="0"/>
+          <w:sz w:val="28"/>
+          <w:szCs w:val="28"/>
+          <w:lang w:val="en-US" w:eastAsia="zh-CN"/>
+          <w14:ligatures w14:val="none"/>
+        </w:rPr>
+        <w:t>d</w:t>
+      </w:r>
+      <w:r>
+        <w:rPr>
+          <w:rFonts w:ascii="Times New Roman" w:eastAsia="SimSun" w:hAnsi="Times New Roman" w:cs="Times New Roman"/>
+          <w:kern w:val="0"/>
+          <w:sz w:val="28"/>
+          <w:szCs w:val="28"/>
+          <w:lang w:eastAsia="zh-CN"/>
+          <w14:ligatures w14:val="none"/>
+        </w:rPr>
+        <w:t xml:space="preserve"> (от 15 мм до 100 мм), который строго меньше внешнего диаметра патрубка </w:t>
+      </w:r>
+      <w:r>
+        <w:rPr>
+          <w:rFonts w:ascii="Times New Roman" w:eastAsia="SimSun" w:hAnsi="Times New Roman" w:cs="Times New Roman"/>
+          <w:kern w:val="0"/>
+          <w:sz w:val="28"/>
+          <w:szCs w:val="28"/>
+          <w:lang w:val="en-US" w:eastAsia="zh-CN"/>
+          <w14:ligatures w14:val="none"/>
+        </w:rPr>
+        <w:t>D</w:t>
+      </w:r>
+      <w:r>
+        <w:rPr>
+          <w:rFonts w:ascii="Times New Roman" w:eastAsia="SimSun" w:hAnsi="Times New Roman" w:cs="Times New Roman"/>
+          <w:kern w:val="0"/>
+          <w:sz w:val="28"/>
+          <w:szCs w:val="28"/>
+          <w:lang w:eastAsia="zh-CN"/>
+          <w14:ligatures w14:val="none"/>
+        </w:rPr>
+        <w:t>1</w:t>
+      </w:r>
+      <w:r>
+        <w:rPr>
+          <w:rFonts w:ascii="Times New Roman" w:eastAsia="SimSun" w:hAnsi="Times New Roman" w:cs="Times New Roman"/>
+          <w:kern w:val="0"/>
+          <w:sz w:val="28"/>
+          <w:szCs w:val="28"/>
+          <w:lang w:eastAsia="zh-CN"/>
+          <w14:ligatures w14:val="none"/>
+        </w:rPr>
+        <w:t>;</w:t>
+      </w:r>
+    </w:p>
+    <w:p>
+      <w:pPr>
+        <w:spacing w:after="0" w:line="360" w:lineRule="auto"/>
+        <w:jc w:val="both"/>
+        <w:rPr>
+          <w:rFonts w:ascii="Times New Roman" w:eastAsia="SimSun" w:hAnsi="Times New Roman" w:cs="Times New Roman"/>
+          <w:kern w:val="0"/>
+          <w:sz w:val="28"/>
+          <w:szCs w:val="28"/>
+          <w:lang w:eastAsia="zh-CN"/>
+          <w14:ligatures w14:val="none"/>
+        </w:rPr>
+      </w:pPr>
+      <w:r>
+        <w:rPr>
+          <w:rFonts w:ascii="Times New Roman" w:eastAsia="SimSun" w:hAnsi="Times New Roman" w:cs="Times New Roman"/>
+          <w:b/>
+          <w:bCs/>
+          <w:kern w:val="0"/>
+          <w:sz w:val="28"/>
+          <w:szCs w:val="28"/>
+          <w:lang w:eastAsia="zh-CN"/>
+          <w14:ligatures w14:val="none"/>
+        </w:rPr>
+        <w:t xml:space="preserve">Толщина стенки патрубка A1 </w:t>
+      </w:r>
+      <w:r>
+        <w:rPr>
+          <w:rFonts w:ascii="Times New Roman" w:eastAsia="SimSun" w:hAnsi="Times New Roman" w:cs="Times New Roman"/>
+          <w:bCs/>
+          <w:kern w:val="0"/>
+          <w:sz w:val="28"/>
+          <w:szCs w:val="28"/>
+          <w:lang w:eastAsia="zh-CN"/>
+          <w14:ligatures w14:val="none"/>
+        </w:rPr>
+        <w:t>(от 2 мм до 10 мм);</w:t>
+      </w:r>
+    </w:p>
+    <w:p>
+      <w:pPr>
+        <w:spacing w:after="0" w:line="360" w:lineRule="auto"/>
+        <w:jc w:val="both"/>
+        <w:rPr>
+          <w:rFonts w:ascii="Times New Roman" w:eastAsia="SimSun" w:hAnsi="Times New Roman" w:cs="Times New Roman"/>
+          <w:kern w:val="0"/>
+          <w:sz w:val="28"/>
+          <w:szCs w:val="28"/>
+          <w:lang w:eastAsia="zh-CN"/>
+          <w14:ligatures w14:val="none"/>
+        </w:rPr>
+      </w:pPr>
+      <w:r>
+        <w:rPr>
+          <w:rFonts w:ascii="Times New Roman" w:eastAsia="SimSun" w:hAnsi="Times New Roman" w:cs="Times New Roman"/>
+          <w:b/>
+          <w:bCs/>
+          <w:kern w:val="0"/>
+          <w:sz w:val="28"/>
+          <w:szCs w:val="28"/>
+          <w:lang w:eastAsia="zh-CN"/>
+          <w14:ligatures w14:val="none"/>
+        </w:rPr>
+        <w:t xml:space="preserve">Внешний диаметр фланца </w:t>
+      </w:r>
+      <w:r>
+        <w:rPr>
+          <w:rFonts w:ascii="Times New Roman" w:eastAsia="SimSun" w:hAnsi="Times New Roman" w:cs="Times New Roman"/>
+          <w:b/>
+          <w:bCs/>
+          <w:kern w:val="0"/>
+          <w:sz w:val="28"/>
+          <w:szCs w:val="28"/>
+          <w:lang w:val="en-US" w:eastAsia="zh-CN"/>
+          <w14:ligatures w14:val="none"/>
+        </w:rPr>
+        <w:t>D</w:t>
+      </w:r>
+      <w:r>
+        <w:rPr>
+          <w:rFonts w:ascii="Times New Roman" w:eastAsia="SimSun" w:hAnsi="Times New Roman" w:cs="Times New Roman"/>
+          <w:kern w:val="0"/>
+          <w:sz w:val="28"/>
+          <w:szCs w:val="28"/>
+          <w:lang w:eastAsia="zh-CN"/>
+          <w14:ligatures w14:val="none"/>
+        </w:rPr>
+        <w:t xml:space="preserve"> (от 60 мм до 250 мм), который строго больше внешнего диаметра патрубка </w:t>
+      </w:r>
+      <w:r>
+        <w:rPr>
+          <w:rFonts w:ascii="Times New Roman" w:eastAsia="SimSun" w:hAnsi="Times New Roman" w:cs="Times New Roman"/>
+          <w:kern w:val="0"/>
+          <w:sz w:val="28"/>
+          <w:szCs w:val="28"/>
+          <w:lang w:val="en-US" w:eastAsia="zh-CN"/>
+          <w14:ligatures w14:val="none"/>
+        </w:rPr>
+        <w:t>D</w:t>
+      </w:r>
+      <w:r>
+        <w:rPr>
+          <w:rFonts w:ascii="Times New Roman" w:eastAsia="SimSun" w:hAnsi="Times New Roman" w:cs="Times New Roman"/>
+          <w:kern w:val="0"/>
+          <w:sz w:val="28"/>
+          <w:szCs w:val="28"/>
+          <w:lang w:eastAsia="zh-CN"/>
+          <w14:ligatures w14:val="none"/>
+        </w:rPr>
+        <w:t>1 и удовлетворяет условиям, приведённым ниже;</w:t>
+      </w:r>
+    </w:p>
+    <w:p>
+      <w:pPr>
+        <w:spacing w:after="0" w:line="360" w:lineRule="auto"/>
+        <w:jc w:val="both"/>
+        <w:rPr>
+          <w:rFonts w:ascii="Times New Roman" w:eastAsia="SimSun" w:hAnsi="Times New Roman" w:cs="Times New Roman"/>
+          <w:bCs/>
+          <w:kern w:val="0"/>
+          <w:sz w:val="28"/>
+          <w:szCs w:val="28"/>
+          <w:lang w:eastAsia="zh-CN"/>
+          <w14:ligatures w14:val="none"/>
+        </w:rPr>
+      </w:pPr>
+      <w:r>
+        <w:rPr>
+          <w:rFonts w:ascii="Times New Roman" w:eastAsia="SimSun" w:hAnsi="Times New Roman" w:cs="Times New Roman"/>
+          <w:b/>
+          <w:bCs/>
+          <w:kern w:val="0"/>
+          <w:sz w:val="28"/>
+          <w:szCs w:val="28"/>
+          <w:lang w:eastAsia="zh-CN"/>
+          <w14:ligatures w14:val="none"/>
+        </w:rPr>
+        <w:t xml:space="preserve">Общая длина детали </w:t>
+      </w:r>
+      <w:r>
+        <w:rPr>
+          <w:rFonts w:ascii="Times New Roman" w:eastAsia="SimSun" w:hAnsi="Times New Roman" w:cs="Times New Roman"/>
+          <w:b/>
+          <w:bCs/>
+          <w:kern w:val="0"/>
+          <w:sz w:val="28"/>
+          <w:szCs w:val="28"/>
+          <w:lang w:val="en-US" w:eastAsia="zh-CN"/>
+          <w14:ligatures w14:val="none"/>
+        </w:rPr>
+        <w:t>L</w:t>
+      </w:r>
+      <w:r>
+        <w:rPr>
+          <w:rFonts w:ascii="Times New Roman" w:eastAsia="SimSun" w:hAnsi="Times New Roman" w:cs="Times New Roman"/>
+          <w:b/>
+          <w:bCs/>
+          <w:kern w:val="0"/>
+          <w:sz w:val="28"/>
+          <w:szCs w:val="28"/>
+          <w:lang w:eastAsia="zh-CN"/>
+          <w14:ligatures w14:val="none"/>
+        </w:rPr>
+        <w:t xml:space="preserve"> </w:t>
+      </w:r>
+      <w:r>
+        <w:rPr>
+          <w:rFonts w:ascii="Times New Roman" w:eastAsia="SimSun" w:hAnsi="Times New Roman" w:cs="Times New Roman"/>
+          <w:bCs/>
+          <w:kern w:val="0"/>
+          <w:sz w:val="28"/>
+          <w:szCs w:val="28"/>
+          <w:lang w:eastAsia="zh-CN"/>
+          <w14:ligatures w14:val="none"/>
+        </w:rPr>
+        <w:t xml:space="preserve">(от </w:t>
+      </w:r>
+      <w:r>
+        <w:rPr>
+          <w:rFonts w:ascii="Times New Roman" w:eastAsia="SimSun" w:hAnsi="Times New Roman" w:cs="Times New Roman"/>
+          <w:kern w:val="0"/>
+          <w:sz w:val="28"/>
+          <w:szCs w:val="28"/>
+          <w:lang w:eastAsia="zh-CN"/>
+          <w14:ligatures w14:val="none"/>
+        </w:rPr>
+        <w:t>30 мм до 50 мм</w:t>
+      </w:r>
+      <w:r>
+        <w:rPr>
+          <w:rFonts w:ascii="Times New Roman" w:eastAsia="SimSun" w:hAnsi="Times New Roman" w:cs="Times New Roman"/>
+          <w:bCs/>
+          <w:kern w:val="0"/>
+          <w:sz w:val="28"/>
+          <w:szCs w:val="28"/>
+          <w:lang w:eastAsia="zh-CN"/>
+          <w14:ligatures w14:val="none"/>
+        </w:rPr>
+        <w:t>);</w:t>
+      </w:r>
+    </w:p>
+    <w:p>
+      <w:pPr>
+        <w:spacing w:after="0" w:line="360" w:lineRule="auto"/>
+        <w:jc w:val="both"/>
+        <w:rPr>
+          <w:rFonts w:ascii="Times New Roman" w:eastAsia="SimSun" w:hAnsi="Times New Roman" w:cs="Times New Roman"/>
+          <w:kern w:val="0"/>
+          <w:sz w:val="28"/>
+          <w:szCs w:val="28"/>
+          <w:lang w:eastAsia="zh-CN"/>
+          <w14:ligatures w14:val="none"/>
+        </w:rPr>
+      </w:pPr>
+      <w:commentRangeStart w:id="23"/>
+      <w:r>
+        <w:rPr>
+          <w:rFonts w:ascii="Times New Roman" w:eastAsia="SimSun" w:hAnsi="Times New Roman" w:cs="Times New Roman"/>
+          <w:b/>
+          <w:kern w:val="0"/>
+          <w:sz w:val="28"/>
+          <w:szCs w:val="28"/>
+          <w:lang w:eastAsia="zh-CN"/>
+          <w14:ligatures w14:val="none"/>
+        </w:rPr>
+        <w:t xml:space="preserve">Толщина диска фланца М </w:t>
+      </w:r>
+      <w:r>
+        <w:rPr>
+          <w:rFonts w:ascii="Times New Roman" w:eastAsia="SimSun" w:hAnsi="Times New Roman" w:cs="Times New Roman"/>
+          <w:bCs/>
+          <w:kern w:val="0"/>
+          <w:sz w:val="28"/>
+          <w:szCs w:val="28"/>
+          <w:lang w:eastAsia="zh-CN"/>
+          <w14:ligatures w14:val="none"/>
+        </w:rPr>
+        <w:t xml:space="preserve">(от </w:t>
+      </w:r>
+      <w:r>
+        <w:rPr>
+          <w:rFonts w:ascii="Times New Roman" w:eastAsia="SimSun" w:hAnsi="Times New Roman" w:cs="Times New Roman"/>
+          <w:kern w:val="0"/>
+          <w:sz w:val="28"/>
+          <w:szCs w:val="28"/>
+          <w:lang w:eastAsia="zh-CN"/>
+          <w14:ligatures w14:val="none"/>
+        </w:rPr>
+        <w:t>5 мм до 40 мм</w:t>
+      </w:r>
+      <w:r>
+        <w:rPr>
+          <w:rFonts w:ascii="Times New Roman" w:eastAsia="SimSun" w:hAnsi="Times New Roman" w:cs="Times New Roman"/>
+          <w:bCs/>
+          <w:kern w:val="0"/>
+          <w:sz w:val="28"/>
+          <w:szCs w:val="28"/>
+          <w:lang w:eastAsia="zh-CN"/>
+          <w14:ligatures w14:val="none"/>
+        </w:rPr>
+        <w:t xml:space="preserve">), которая строго меньше общей длины </w:t>
+      </w:r>
+      <w:r>
+        <w:rPr>
+          <w:rFonts w:ascii="Times New Roman" w:eastAsia="SimSun" w:hAnsi="Times New Roman" w:cs="Times New Roman"/>
+          <w:bCs/>
+          <w:kern w:val="0"/>
+          <w:sz w:val="28"/>
+          <w:szCs w:val="28"/>
+          <w:lang w:val="en-US" w:eastAsia="zh-CN"/>
+          <w14:ligatures w14:val="none"/>
+        </w:rPr>
+        <w:t>L</w:t>
+      </w:r>
+      <w:r>
+        <w:rPr>
+          <w:rFonts w:ascii="Times New Roman" w:eastAsia="SimSun" w:hAnsi="Times New Roman" w:cs="Times New Roman"/>
+          <w:bCs/>
+          <w:kern w:val="0"/>
+          <w:sz w:val="28"/>
+          <w:szCs w:val="28"/>
+          <w:lang w:eastAsia="zh-CN"/>
+          <w14:ligatures w14:val="none"/>
+        </w:rPr>
+        <w:t xml:space="preserve"> (проверка приведена ниже);</w:t>
+      </w:r>
+      <w:commentRangeEnd w:id="23"/>
+      <w:r>
+        <w:commentReference w:id="23"/>
+      </w:r>
+    </w:p>
+    <w:p>
+      <w:pPr>
+        <w:spacing w:after="0" w:line="360" w:lineRule="auto"/>
+        <w:jc w:val="both"/>
+        <w:rPr>
+          <w:rFonts w:ascii="Times New Roman" w:eastAsia="SimSun" w:hAnsi="Times New Roman" w:cs="Times New Roman"/>
+          <w:kern w:val="0"/>
+          <w:sz w:val="28"/>
+          <w:szCs w:val="28"/>
+          <w:lang w:eastAsia="zh-CN"/>
+          <w14:ligatures w14:val="none"/>
+        </w:rPr>
+      </w:pPr>
+      <w:commentRangeStart w:id="24"/>
+      <w:r>
+        <w:rPr>
+          <w:rFonts w:ascii="Times New Roman" w:eastAsia="SimSun" w:hAnsi="Times New Roman" w:cs="Times New Roman"/>
+          <w:b/>
+          <w:bCs/>
+          <w:kern w:val="0"/>
+          <w:sz w:val="28"/>
+          <w:szCs w:val="28"/>
+          <w:lang w:eastAsia="zh-CN"/>
+          <w14:ligatures w14:val="none"/>
+        </w:rPr>
+        <w:t xml:space="preserve">Диаметр крепёжного отверстия </w:t>
+      </w:r>
+      <w:r>
+        <w:rPr>
+          <w:rFonts w:ascii="Times New Roman" w:eastAsia="SimSun" w:hAnsi="Times New Roman" w:cs="Times New Roman"/>
+          <w:b/>
+          <w:bCs/>
+          <w:kern w:val="0"/>
+          <w:sz w:val="28"/>
+          <w:szCs w:val="28"/>
+          <w:lang w:val="en-US" w:eastAsia="zh-CN"/>
+          <w14:ligatures w14:val="none"/>
+        </w:rPr>
+        <w:t>d</w:t>
+      </w:r>
+      <w:r>
+        <w:rPr>
+          <w:rFonts w:ascii="Times New Roman" w:eastAsia="SimSun" w:hAnsi="Times New Roman" w:cs="Times New Roman"/>
+          <w:b/>
+          <w:bCs/>
+          <w:kern w:val="0"/>
+          <w:sz w:val="28"/>
+          <w:szCs w:val="28"/>
+          <w:lang w:eastAsia="zh-CN"/>
+          <w14:ligatures w14:val="none"/>
+        </w:rPr>
+        <w:t>1</w:t>
+      </w:r>
+      <w:r>
+        <w:rPr>
+          <w:rFonts w:ascii="Times New Roman" w:eastAsia="SimSun" w:hAnsi="Times New Roman" w:cs="Times New Roman"/>
+          <w:b/>
+          <w:bCs/>
+          <w:kern w:val="0"/>
+          <w:sz w:val="28"/>
+          <w:szCs w:val="28"/>
+          <w:lang w:eastAsia="zh-CN"/>
+          <w14:ligatures w14:val="none"/>
+        </w:rPr>
+        <w:t xml:space="preserve"> </w:t>
+      </w:r>
+      <w:r>
+        <w:rPr>
+          <w:rFonts w:ascii="Times New Roman" w:eastAsia="SimSun" w:hAnsi="Times New Roman" w:cs="Times New Roman"/>
+          <w:bCs/>
+          <w:kern w:val="0"/>
+          <w:sz w:val="28"/>
+          <w:szCs w:val="28"/>
+          <w:lang w:eastAsia="zh-CN"/>
+          <w14:ligatures w14:val="none"/>
+        </w:rPr>
+        <w:t xml:space="preserve">(от </w:t>
+      </w:r>
+      <w:r>
+        <w:rPr>
+          <w:rFonts w:ascii="Times New Roman" w:eastAsia="SimSun" w:hAnsi="Times New Roman" w:cs="Times New Roman"/>
+          <w:kern w:val="0"/>
+          <w:sz w:val="28"/>
+          <w:szCs w:val="28"/>
+          <w:lang w:eastAsia="zh-CN"/>
+          <w14:ligatures w14:val="none"/>
+        </w:rPr>
+        <w:t>5 мм до 20 мм</w:t>
+      </w:r>
+      <w:r>
+        <w:rPr>
+          <w:rFonts w:ascii="Times New Roman" w:eastAsia="SimSun" w:hAnsi="Times New Roman" w:cs="Times New Roman"/>
+          <w:bCs/>
+          <w:kern w:val="0"/>
+          <w:sz w:val="28"/>
+          <w:szCs w:val="28"/>
+          <w:lang w:eastAsia="zh-CN"/>
+          <w14:ligatures w14:val="none"/>
+        </w:rPr>
+        <w:t>)</w:t>
+      </w:r>
+      <w:r>
+        <w:rPr>
+          <w:rFonts w:ascii="Times New Roman" w:eastAsia="SimSun" w:hAnsi="Times New Roman" w:cs="Times New Roman"/>
+          <w:kern w:val="0"/>
+          <w:sz w:val="28"/>
+          <w:szCs w:val="28"/>
+          <w:lang w:eastAsia="zh-CN"/>
+          <w14:ligatures w14:val="none"/>
+        </w:rPr>
+        <w:t>.</w:t>
+      </w:r>
+      <w:commentRangeEnd w:id="24"/>
+      <w:r>
+        <w:commentReference w:id="24"/>
+      </w:r>
     </w:p>
     <w:p>
       <w:pPr>
@@ -5762,8 +5906,6 @@
           <w14:ligatures w14:val="none"/>
         </w:rPr>
       </w:pPr>
-      <w:bookmarkStart w:id="13" w:name="_Hlk183900138"/>
-      <w:commentRangeStart w:id="47"/>
       <w:r>
         <w:rPr>
           <w:rFonts w:ascii="Times New Roman" w:eastAsia="SimSun" w:hAnsi="Times New Roman" w:cs="Times New Roman"/>
@@ -5777,25 +5919,18 @@
           <w:lang w:eastAsia="zh-CN"/>
           <w14:ligatures w14:val="none"/>
         </w:rPr>
-        <w:t>Изменяемые параметры для плагина</w:t>
-      </w:r>
-      <w:r>
-        <w:rPr>
-          <w:rFonts w:ascii="Times New Roman" w:eastAsia="SimSun" w:hAnsi="Times New Roman" w:cs="Times New Roman"/>
-          <w:kern w:val="0"/>
-          <w:sz w:val="28"/>
-          <w:szCs w:val="28"/>
-          <w:lang w:eastAsia="zh-CN"/>
-          <w14:ligatures w14:val="none"/>
-        </w:rPr>
-        <w:t xml:space="preserve"> (также все обозначения показаны на рисунке 2.1):</w:t>
-      </w:r>
-      <w:commentRangeEnd w:id="47"/>
-      <w:r>
-        <w:rPr>
-          <w:rStyle w:val="CommentReference"/>
-        </w:rPr>
-        <w:commentReference w:id="47"/>
+        <w:t>Вычисляемые параметры</w:t>
+      </w:r>
+      <w:r>
+        <w:rPr>
+          <w:rFonts w:ascii="Times New Roman" w:eastAsia="SimSun" w:hAnsi="Times New Roman" w:cs="Times New Roman"/>
+          <w:kern w:val="0"/>
+          <w:sz w:val="28"/>
+          <w:szCs w:val="28"/>
+          <w:lang w:eastAsia="zh-CN"/>
+          <w14:ligatures w14:val="none"/>
+        </w:rPr>
+        <w:t xml:space="preserve"> (не вводятся пользователем):</w:t>
       </w:r>
     </w:p>
     <w:p>
@@ -5822,180 +5957,18 @@
           <w:lang w:eastAsia="zh-CN"/>
           <w14:ligatures w14:val="none"/>
         </w:rPr>
-        <w:t>Внутренний</w:t>
-      </w:r>
-      <w:r>
-        <w:rPr>
-          <w:rFonts w:ascii="Times New Roman" w:eastAsia="SimSun" w:hAnsi="Times New Roman" w:cs="Times New Roman"/>
-          <w:b/>
-          <w:bCs/>
-          <w:kern w:val="0"/>
-          <w:sz w:val="28"/>
-          <w:szCs w:val="28"/>
-          <w:lang w:eastAsia="zh-CN"/>
-          <w14:ligatures w14:val="none"/>
-        </w:rPr>
-        <w:t xml:space="preserve"> проходной</w:t>
-      </w:r>
-      <w:r>
-        <w:rPr>
-          <w:rFonts w:ascii="Times New Roman" w:eastAsia="SimSun" w:hAnsi="Times New Roman" w:cs="Times New Roman"/>
-          <w:b/>
-          <w:bCs/>
-          <w:kern w:val="0"/>
-          <w:sz w:val="28"/>
-          <w:szCs w:val="28"/>
-          <w:lang w:eastAsia="zh-CN"/>
-          <w14:ligatures w14:val="none"/>
-        </w:rPr>
-        <w:t xml:space="preserve"> диаметр </w:t>
-      </w:r>
-      <w:r>
-        <w:rPr>
-          <w:rFonts w:ascii="Times New Roman" w:eastAsia="SimSun" w:hAnsi="Times New Roman" w:cs="Times New Roman"/>
-          <w:b/>
-          <w:bCs/>
-          <w:kern w:val="0"/>
-          <w:sz w:val="28"/>
-          <w:szCs w:val="28"/>
-          <w:lang w:eastAsia="zh-CN"/>
-          <w14:ligatures w14:val="none"/>
-        </w:rPr>
-        <w:t xml:space="preserve">патрубка </w:t>
-      </w:r>
-      <w:r>
-        <w:rPr>
-          <w:rFonts w:ascii="Times New Roman" w:eastAsia="SimSun" w:hAnsi="Times New Roman" w:cs="Times New Roman"/>
-          <w:b/>
-          <w:bCs/>
-          <w:kern w:val="0"/>
-          <w:sz w:val="28"/>
-          <w:szCs w:val="28"/>
-          <w:lang w:val="en-US" w:eastAsia="zh-CN"/>
-          <w14:ligatures w14:val="none"/>
-        </w:rPr>
-        <w:t>d</w:t>
-      </w:r>
-      <w:r>
-        <w:rPr>
-          <w:rFonts w:ascii="Times New Roman" w:eastAsia="SimSun" w:hAnsi="Times New Roman" w:cs="Times New Roman"/>
-          <w:kern w:val="0"/>
-          <w:sz w:val="28"/>
-          <w:szCs w:val="28"/>
-          <w:lang w:eastAsia="zh-CN"/>
-          <w14:ligatures w14:val="none"/>
-        </w:rPr>
-        <w:t xml:space="preserve"> (от </w:t>
-      </w:r>
-      <w:r>
-        <w:rPr>
-          <w:rFonts w:ascii="Times New Roman" w:eastAsia="SimSun" w:hAnsi="Times New Roman" w:cs="Times New Roman"/>
-          <w:kern w:val="0"/>
-          <w:sz w:val="28"/>
-          <w:szCs w:val="28"/>
-          <w:lang w:eastAsia="zh-CN"/>
-          <w14:ligatures w14:val="none"/>
-        </w:rPr>
-        <w:t>15</w:t>
-      </w:r>
-      <w:r>
-        <w:rPr>
-          <w:rFonts w:ascii="Times New Roman" w:eastAsia="SimSun" w:hAnsi="Times New Roman" w:cs="Times New Roman"/>
-          <w:kern w:val="0"/>
-          <w:sz w:val="28"/>
-          <w:szCs w:val="28"/>
-          <w:lang w:eastAsia="zh-CN"/>
-          <w14:ligatures w14:val="none"/>
-        </w:rPr>
-        <w:t xml:space="preserve"> мм до </w:t>
-      </w:r>
-      <w:r>
-        <w:rPr>
-          <w:rFonts w:ascii="Times New Roman" w:eastAsia="SimSun" w:hAnsi="Times New Roman" w:cs="Times New Roman"/>
-          <w:kern w:val="0"/>
-          <w:sz w:val="28"/>
-          <w:szCs w:val="28"/>
-          <w:lang w:eastAsia="zh-CN"/>
-          <w14:ligatures w14:val="none"/>
-        </w:rPr>
-        <w:t>100</w:t>
-      </w:r>
-      <w:r>
-        <w:rPr>
-          <w:rFonts w:ascii="Times New Roman" w:eastAsia="SimSun" w:hAnsi="Times New Roman" w:cs="Times New Roman"/>
-          <w:kern w:val="0"/>
-          <w:sz w:val="28"/>
-          <w:szCs w:val="28"/>
-          <w:lang w:eastAsia="zh-CN"/>
-          <w14:ligatures w14:val="none"/>
-        </w:rPr>
-        <w:t xml:space="preserve"> мм), который </w:t>
-      </w:r>
-      <w:r>
-        <w:rPr>
-          <w:rFonts w:ascii="Times New Roman" w:eastAsia="SimSun" w:hAnsi="Times New Roman" w:cs="Times New Roman"/>
-          <w:kern w:val="0"/>
-          <w:sz w:val="28"/>
-          <w:szCs w:val="28"/>
-          <w:lang w:eastAsia="zh-CN"/>
-          <w14:ligatures w14:val="none"/>
-        </w:rPr>
-        <w:t xml:space="preserve">строго </w:t>
-      </w:r>
-      <w:r>
-        <w:rPr>
-          <w:rFonts w:ascii="Times New Roman" w:eastAsia="SimSun" w:hAnsi="Times New Roman" w:cs="Times New Roman"/>
-          <w:kern w:val="0"/>
-          <w:sz w:val="28"/>
-          <w:szCs w:val="28"/>
-          <w:lang w:eastAsia="zh-CN"/>
-          <w14:ligatures w14:val="none"/>
-        </w:rPr>
-        <w:t xml:space="preserve">меньше внешнего диаметра </w:t>
-      </w:r>
-      <w:r>
-        <w:rPr>
-          <w:rFonts w:ascii="Times New Roman" w:eastAsia="SimSun" w:hAnsi="Times New Roman" w:cs="Times New Roman"/>
-          <w:kern w:val="0"/>
-          <w:sz w:val="28"/>
-          <w:szCs w:val="28"/>
-          <w:lang w:eastAsia="zh-CN"/>
-          <w14:ligatures w14:val="none"/>
-        </w:rPr>
-        <w:t>патрубка</w:t>
-      </w:r>
-      <w:r>
-        <w:rPr>
-          <w:rFonts w:ascii="Times New Roman" w:eastAsia="SimSun" w:hAnsi="Times New Roman" w:cs="Times New Roman"/>
-          <w:kern w:val="0"/>
-          <w:sz w:val="28"/>
-          <w:szCs w:val="28"/>
-          <w:lang w:eastAsia="zh-CN"/>
-          <w14:ligatures w14:val="none"/>
-        </w:rPr>
-        <w:t xml:space="preserve"> </w:t>
-      </w:r>
-      <w:r>
-        <w:rPr>
-          <w:rFonts w:ascii="Times New Roman" w:eastAsia="SimSun" w:hAnsi="Times New Roman" w:cs="Times New Roman"/>
-          <w:kern w:val="0"/>
-          <w:sz w:val="28"/>
-          <w:szCs w:val="28"/>
-          <w:lang w:val="en-US" w:eastAsia="zh-CN"/>
-          <w14:ligatures w14:val="none"/>
-        </w:rPr>
-        <w:t>D</w:t>
-      </w:r>
-      <w:r>
-        <w:rPr>
-          <w:rFonts w:ascii="Times New Roman" w:eastAsia="SimSun" w:hAnsi="Times New Roman" w:cs="Times New Roman"/>
-          <w:kern w:val="0"/>
-          <w:sz w:val="28"/>
-          <w:szCs w:val="28"/>
-          <w:lang w:eastAsia="zh-CN"/>
-          <w14:ligatures w14:val="none"/>
-        </w:rPr>
-        <w:t>;</w:t>
+        <w:t>Внешний диаметр патрубка D1</w:t>
+      </w:r>
+      <w:r>
+        <w:rPr>
+          <w:rFonts w:ascii="Times New Roman" w:eastAsia="SimSun" w:hAnsi="Times New Roman" w:cs="Times New Roman"/>
+          <w:kern w:val="0"/>
+          <w:sz w:val="28"/>
+          <w:szCs w:val="28"/>
+          <w:lang w:eastAsia="zh-CN"/>
+          <w14:ligatures w14:val="none"/>
+        </w:rPr>
+        <w:t xml:space="preserve"> = d + 2 · A1;</w:t>
       </w:r>
     </w:p>
     <w:p>
@@ -6022,56 +5995,18 @@
           <w:lang w:eastAsia="zh-CN"/>
           <w14:ligatures w14:val="none"/>
         </w:rPr>
-        <w:t>Толщина стенки патрубка А1</w:t>
-      </w:r>
-      <w:r>
-        <w:rPr>
-          <w:rFonts w:ascii="Times New Roman" w:eastAsia="SimSun" w:hAnsi="Times New Roman" w:cs="Times New Roman"/>
-          <w:b/>
-          <w:bCs/>
-          <w:kern w:val="0"/>
-          <w:sz w:val="28"/>
-          <w:szCs w:val="28"/>
-          <w:lang w:eastAsia="zh-CN"/>
-          <w14:ligatures w14:val="none"/>
-        </w:rPr>
-        <w:t xml:space="preserve"> </w:t>
-      </w:r>
-      <w:r>
-        <w:rPr>
-          <w:rFonts w:ascii="Times New Roman" w:eastAsia="SimSun" w:hAnsi="Times New Roman" w:cs="Times New Roman"/>
-          <w:bCs/>
-          <w:kern w:val="0"/>
-          <w:sz w:val="28"/>
-          <w:szCs w:val="28"/>
-          <w:lang w:eastAsia="zh-CN"/>
-          <w14:ligatures w14:val="none"/>
-        </w:rPr>
-        <w:t xml:space="preserve">(от 2 мм до </w:t>
-      </w:r>
-      <w:r>
-        <w:rPr>
-          <w:rFonts w:ascii="Times New Roman" w:eastAsia="SimSun" w:hAnsi="Times New Roman" w:cs="Times New Roman"/>
-          <w:bCs/>
-          <w:kern w:val="0"/>
-          <w:sz w:val="28"/>
-          <w:szCs w:val="28"/>
-          <w:lang w:eastAsia="zh-CN"/>
-          <w14:ligatures w14:val="none"/>
-        </w:rPr>
-        <w:t>10</w:t>
-      </w:r>
-      <w:r>
-        <w:rPr>
-          <w:rFonts w:ascii="Times New Roman" w:eastAsia="SimSun" w:hAnsi="Times New Roman" w:cs="Times New Roman"/>
-          <w:bCs/>
-          <w:kern w:val="0"/>
-          <w:sz w:val="28"/>
-          <w:szCs w:val="28"/>
-          <w:lang w:eastAsia="zh-CN"/>
-          <w14:ligatures w14:val="none"/>
-        </w:rPr>
-        <w:t xml:space="preserve"> мм);</w:t>
+        <w:t>Диаметр окружности центров крепёжных отверстий Dc</w:t>
+      </w:r>
+      <w:r>
+        <w:rPr>
+          <w:rFonts w:ascii="Times New Roman" w:eastAsia="SimSun" w:hAnsi="Times New Roman" w:cs="Times New Roman"/>
+          <w:kern w:val="0"/>
+          <w:sz w:val="28"/>
+          <w:szCs w:val="28"/>
+          <w:lang w:eastAsia="zh-CN"/>
+          <w14:ligatures w14:val="none"/>
+        </w:rPr>
+        <w:t xml:space="preserve"> = (D + D1) / 2;</w:t>
       </w:r>
     </w:p>
     <w:p>
@@ -6098,119 +6033,18 @@
           <w:lang w:eastAsia="zh-CN"/>
           <w14:ligatures w14:val="none"/>
         </w:rPr>
-        <w:t xml:space="preserve">Внешний диаметр фланца </w:t>
-      </w:r>
-      <w:r>
-        <w:rPr>
-          <w:rFonts w:ascii="Times New Roman" w:eastAsia="SimSun" w:hAnsi="Times New Roman" w:cs="Times New Roman"/>
-          <w:b/>
-          <w:bCs/>
-          <w:kern w:val="0"/>
-          <w:sz w:val="28"/>
-          <w:szCs w:val="28"/>
-          <w:lang w:val="en-US" w:eastAsia="zh-CN"/>
-          <w14:ligatures w14:val="none"/>
-        </w:rPr>
-        <w:t>D</w:t>
-      </w:r>
-      <w:r>
-        <w:rPr>
-          <w:rFonts w:ascii="Times New Roman" w:eastAsia="SimSun" w:hAnsi="Times New Roman" w:cs="Times New Roman"/>
-          <w:kern w:val="0"/>
-          <w:sz w:val="28"/>
-          <w:szCs w:val="28"/>
-          <w:lang w:eastAsia="zh-CN"/>
-          <w14:ligatures w14:val="none"/>
-        </w:rPr>
-        <w:t xml:space="preserve"> (от </w:t>
-      </w:r>
-      <w:r>
-        <w:rPr>
-          <w:rFonts w:ascii="Times New Roman" w:eastAsia="SimSun" w:hAnsi="Times New Roman" w:cs="Times New Roman"/>
-          <w:kern w:val="0"/>
-          <w:sz w:val="28"/>
-          <w:szCs w:val="28"/>
-          <w:lang w:eastAsia="zh-CN"/>
-          <w14:ligatures w14:val="none"/>
-        </w:rPr>
-        <w:t>60</w:t>
-      </w:r>
-      <w:r>
-        <w:rPr>
-          <w:rFonts w:ascii="Times New Roman" w:eastAsia="SimSun" w:hAnsi="Times New Roman" w:cs="Times New Roman"/>
-          <w:kern w:val="0"/>
-          <w:sz w:val="28"/>
-          <w:szCs w:val="28"/>
-          <w:lang w:eastAsia="zh-CN"/>
-          <w14:ligatures w14:val="none"/>
-        </w:rPr>
-        <w:t xml:space="preserve"> мм до </w:t>
-      </w:r>
-      <w:r>
-        <w:rPr>
-          <w:rFonts w:ascii="Times New Roman" w:eastAsia="SimSun" w:hAnsi="Times New Roman" w:cs="Times New Roman"/>
-          <w:kern w:val="0"/>
-          <w:sz w:val="28"/>
-          <w:szCs w:val="28"/>
-          <w:lang w:eastAsia="zh-CN"/>
-          <w14:ligatures w14:val="none"/>
-        </w:rPr>
-        <w:t>2</w:t>
-      </w:r>
-      <w:r>
-        <w:rPr>
-          <w:rFonts w:ascii="Times New Roman" w:eastAsia="SimSun" w:hAnsi="Times New Roman" w:cs="Times New Roman"/>
-          <w:kern w:val="0"/>
-          <w:sz w:val="28"/>
-          <w:szCs w:val="28"/>
-          <w:lang w:eastAsia="zh-CN"/>
-          <w14:ligatures w14:val="none"/>
-        </w:rPr>
-        <w:t xml:space="preserve">50 мм), который </w:t>
-      </w:r>
-      <w:r>
-        <w:rPr>
-          <w:rFonts w:ascii="Times New Roman" w:eastAsia="SimSun" w:hAnsi="Times New Roman" w:cs="Times New Roman"/>
-          <w:kern w:val="0"/>
-          <w:sz w:val="28"/>
-          <w:szCs w:val="28"/>
-          <w:lang w:eastAsia="zh-CN"/>
-          <w14:ligatures w14:val="none"/>
-        </w:rPr>
-        <w:t xml:space="preserve">строго больше внешнего диаметра патрубка </w:t>
-      </w:r>
-      <w:r>
-        <w:rPr>
-          <w:rFonts w:ascii="Times New Roman" w:eastAsia="SimSun" w:hAnsi="Times New Roman" w:cs="Times New Roman"/>
-          <w:kern w:val="0"/>
-          <w:sz w:val="28"/>
-          <w:szCs w:val="28"/>
-          <w:lang w:val="en-US" w:eastAsia="zh-CN"/>
-          <w14:ligatures w14:val="none"/>
-        </w:rPr>
-        <w:t>D</w:t>
-      </w:r>
-      <w:r>
-        <w:rPr>
-          <w:rFonts w:ascii="Times New Roman" w:eastAsia="SimSun" w:hAnsi="Times New Roman" w:cs="Times New Roman"/>
-          <w:kern w:val="0"/>
-          <w:sz w:val="28"/>
-          <w:szCs w:val="28"/>
-          <w:lang w:eastAsia="zh-CN"/>
-          <w14:ligatures w14:val="none"/>
-        </w:rPr>
-        <w:t>1</w:t>
-      </w:r>
-      <w:r>
-        <w:rPr>
-          <w:rFonts w:ascii="Times New Roman" w:eastAsia="SimSun" w:hAnsi="Times New Roman" w:cs="Times New Roman"/>
-          <w:kern w:val="0"/>
-          <w:sz w:val="28"/>
-          <w:szCs w:val="28"/>
-          <w:lang w:eastAsia="zh-CN"/>
-          <w14:ligatures w14:val="none"/>
-        </w:rPr>
-        <w:t>;</w:t>
+        <w:t>Угловой шаг крепёжных отверстий α</w:t>
+      </w:r>
+      <w:r>
+        <w:rPr>
+          <w:rFonts w:ascii="Times New Roman" w:eastAsia="SimSun" w:hAnsi="Times New Roman" w:cs="Times New Roman"/>
+          <w:kern w:val="0"/>
+          <w:sz w:val="28"/>
+          <w:szCs w:val="28"/>
+          <w:lang w:eastAsia="zh-CN"/>
+          <w14:ligatures w14:val="none"/>
+        </w:rPr>
+        <w:t xml:space="preserve"> = 360° / n;</w:t>
       </w:r>
     </w:p>
     <w:p>
@@ -6237,507 +6071,20 @@
           <w:lang w:eastAsia="zh-CN"/>
           <w14:ligatures w14:val="none"/>
         </w:rPr>
-        <w:t xml:space="preserve">Внешний диаметр </w:t>
-      </w:r>
-      <w:r>
-        <w:rPr>
-          <w:rFonts w:ascii="Times New Roman" w:eastAsia="SimSun" w:hAnsi="Times New Roman" w:cs="Times New Roman"/>
-          <w:b/>
-          <w:bCs/>
-          <w:kern w:val="0"/>
-          <w:sz w:val="28"/>
-          <w:szCs w:val="28"/>
-          <w:lang w:eastAsia="zh-CN"/>
-          <w14:ligatures w14:val="none"/>
-        </w:rPr>
-        <w:t>патрубка</w:t>
-      </w:r>
-      <w:r>
-        <w:rPr>
-          <w:rFonts w:ascii="Times New Roman" w:eastAsia="SimSun" w:hAnsi="Times New Roman" w:cs="Times New Roman"/>
-          <w:b/>
-          <w:bCs/>
-          <w:kern w:val="0"/>
-          <w:sz w:val="28"/>
-          <w:szCs w:val="28"/>
-          <w:lang w:eastAsia="zh-CN"/>
-          <w14:ligatures w14:val="none"/>
-        </w:rPr>
-        <w:t xml:space="preserve"> </w:t>
-      </w:r>
-      <w:r>
-        <w:rPr>
-          <w:rFonts w:ascii="Times New Roman" w:eastAsia="SimSun" w:hAnsi="Times New Roman" w:cs="Times New Roman"/>
-          <w:b/>
-          <w:bCs/>
-          <w:kern w:val="0"/>
-          <w:sz w:val="28"/>
-          <w:szCs w:val="28"/>
-          <w:lang w:val="en-US" w:eastAsia="zh-CN"/>
-          <w14:ligatures w14:val="none"/>
-        </w:rPr>
-        <w:t>D</w:t>
-      </w:r>
-      <w:r>
-        <w:rPr>
-          <w:rFonts w:ascii="Times New Roman" w:eastAsia="SimSun" w:hAnsi="Times New Roman" w:cs="Times New Roman"/>
-          <w:b/>
-          <w:bCs/>
-          <w:kern w:val="0"/>
-          <w:sz w:val="28"/>
-          <w:szCs w:val="28"/>
-          <w:lang w:eastAsia="zh-CN"/>
-          <w14:ligatures w14:val="none"/>
-        </w:rPr>
-        <w:t>1</w:t>
-      </w:r>
-      <w:r>
-        <w:rPr>
-          <w:rFonts w:ascii="Times New Roman" w:eastAsia="SimSun" w:hAnsi="Times New Roman" w:cs="Times New Roman"/>
-          <w:kern w:val="0"/>
-          <w:sz w:val="28"/>
-          <w:szCs w:val="28"/>
-          <w:lang w:eastAsia="zh-CN"/>
-          <w14:ligatures w14:val="none"/>
-        </w:rPr>
-        <w:t xml:space="preserve"> (</w:t>
-      </w:r>
-      <w:r>
-        <w:rPr>
-          <w:rFonts w:ascii="Times New Roman" w:eastAsia="SimSun" w:hAnsi="Times New Roman" w:cs="Times New Roman"/>
-          <w:kern w:val="0"/>
-          <w:sz w:val="28"/>
-          <w:szCs w:val="28"/>
-          <w:lang w:eastAsia="zh-CN"/>
-          <w14:ligatures w14:val="none"/>
-        </w:rPr>
-        <w:t xml:space="preserve">рассчитывается как </w:t>
-      </w:r>
-      <w:r>
-        <w:rPr>
-          <w:rFonts w:ascii="Times New Roman" w:eastAsia="SimSun" w:hAnsi="Times New Roman" w:cs="Times New Roman"/>
-          <w:kern w:val="0"/>
-          <w:sz w:val="28"/>
-          <w:szCs w:val="28"/>
-          <w:lang w:val="en-US" w:eastAsia="zh-CN"/>
-          <w14:ligatures w14:val="none"/>
-        </w:rPr>
-        <w:t>D</w:t>
-      </w:r>
-      <w:r>
-        <w:rPr>
-          <w:rFonts w:ascii="Times New Roman" w:eastAsia="SimSun" w:hAnsi="Times New Roman" w:cs="Times New Roman"/>
-          <w:kern w:val="0"/>
-          <w:sz w:val="28"/>
-          <w:szCs w:val="28"/>
-          <w:lang w:eastAsia="zh-CN"/>
-          <w14:ligatures w14:val="none"/>
-        </w:rPr>
-        <w:t xml:space="preserve">1 = </w:t>
-      </w:r>
-      <w:r>
-        <w:rPr>
-          <w:rFonts w:ascii="Times New Roman" w:eastAsia="SimSun" w:hAnsi="Times New Roman" w:cs="Times New Roman"/>
-          <w:kern w:val="0"/>
-          <w:sz w:val="28"/>
-          <w:szCs w:val="28"/>
-          <w:lang w:val="en-US" w:eastAsia="zh-CN"/>
-          <w14:ligatures w14:val="none"/>
-        </w:rPr>
-        <w:t>d</w:t>
-      </w:r>
-      <w:r>
-        <w:rPr>
-          <w:rFonts w:ascii="Times New Roman" w:eastAsia="SimSun" w:hAnsi="Times New Roman" w:cs="Times New Roman"/>
-          <w:kern w:val="0"/>
-          <w:sz w:val="28"/>
-          <w:szCs w:val="28"/>
-          <w:lang w:eastAsia="zh-CN"/>
-          <w14:ligatures w14:val="none"/>
-        </w:rPr>
-        <w:t xml:space="preserve"> + 2 * </w:t>
-      </w:r>
-      <w:r>
-        <w:rPr>
-          <w:rFonts w:ascii="Times New Roman" w:eastAsia="SimSun" w:hAnsi="Times New Roman" w:cs="Times New Roman"/>
-          <w:kern w:val="0"/>
-          <w:sz w:val="28"/>
-          <w:szCs w:val="28"/>
-          <w:lang w:val="en-US" w:eastAsia="zh-CN"/>
-          <w14:ligatures w14:val="none"/>
-        </w:rPr>
-        <w:t>A</w:t>
-      </w:r>
-      <w:r>
-        <w:rPr>
-          <w:rFonts w:ascii="Times New Roman" w:eastAsia="SimSun" w:hAnsi="Times New Roman" w:cs="Times New Roman"/>
-          <w:kern w:val="0"/>
-          <w:sz w:val="28"/>
-          <w:szCs w:val="28"/>
-          <w:lang w:eastAsia="zh-CN"/>
-          <w14:ligatures w14:val="none"/>
-        </w:rPr>
-        <w:t>1</w:t>
-      </w:r>
-      <w:r>
-        <w:rPr>
-          <w:rFonts w:ascii="Times New Roman" w:eastAsia="SimSun" w:hAnsi="Times New Roman" w:cs="Times New Roman"/>
-          <w:kern w:val="0"/>
-          <w:sz w:val="28"/>
-          <w:szCs w:val="28"/>
-          <w:lang w:eastAsia="zh-CN"/>
-          <w14:ligatures w14:val="none"/>
-        </w:rPr>
-        <w:t>);</w:t>
-      </w:r>
-    </w:p>
-    <w:p>
-      <w:pPr>
-        <w:spacing w:after="0" w:line="360" w:lineRule="auto"/>
-        <w:jc w:val="both"/>
-        <w:rPr>
-          <w:rFonts w:ascii="Times New Roman" w:eastAsia="SimSun" w:hAnsi="Times New Roman" w:cs="Times New Roman"/>
-          <w:bCs/>
-          <w:kern w:val="0"/>
-          <w:sz w:val="28"/>
-          <w:szCs w:val="28"/>
-          <w:lang w:eastAsia="zh-CN"/>
-          <w14:ligatures w14:val="none"/>
-        </w:rPr>
-      </w:pPr>
-      <w:r>
-        <w:rPr>
-          <w:rFonts w:ascii="Times New Roman" w:eastAsia="SimSun" w:hAnsi="Times New Roman" w:cs="Times New Roman"/>
-          <w:b/>
-          <w:bCs/>
-          <w:kern w:val="0"/>
-          <w:sz w:val="28"/>
-          <w:szCs w:val="28"/>
-          <w:lang w:eastAsia="zh-CN"/>
-          <w14:ligatures w14:val="none"/>
-        </w:rPr>
-        <w:t xml:space="preserve">Общая длина детали </w:t>
-      </w:r>
-      <w:r>
-        <w:rPr>
-          <w:rFonts w:ascii="Times New Roman" w:eastAsia="SimSun" w:hAnsi="Times New Roman" w:cs="Times New Roman"/>
-          <w:b/>
-          <w:bCs/>
-          <w:kern w:val="0"/>
-          <w:sz w:val="28"/>
-          <w:szCs w:val="28"/>
-          <w:lang w:val="en-US" w:eastAsia="zh-CN"/>
-          <w14:ligatures w14:val="none"/>
-        </w:rPr>
-        <w:t>L</w:t>
-      </w:r>
-      <w:r>
-        <w:rPr>
-          <w:rFonts w:ascii="Times New Roman" w:eastAsia="SimSun" w:hAnsi="Times New Roman" w:cs="Times New Roman"/>
-          <w:b/>
-          <w:bCs/>
-          <w:kern w:val="0"/>
-          <w:sz w:val="28"/>
-          <w:szCs w:val="28"/>
-          <w:lang w:eastAsia="zh-CN"/>
-          <w14:ligatures w14:val="none"/>
-        </w:rPr>
-        <w:t xml:space="preserve"> </w:t>
-      </w:r>
-      <w:r>
-        <w:rPr>
-          <w:rFonts w:ascii="Times New Roman" w:eastAsia="SimSun" w:hAnsi="Times New Roman" w:cs="Times New Roman"/>
-          <w:bCs/>
-          <w:kern w:val="0"/>
-          <w:sz w:val="28"/>
-          <w:szCs w:val="28"/>
-          <w:lang w:eastAsia="zh-CN"/>
-          <w14:ligatures w14:val="none"/>
-        </w:rPr>
-        <w:t xml:space="preserve">(от </w:t>
-      </w:r>
-      <w:r>
-        <w:rPr>
-          <w:rFonts w:ascii="Times New Roman" w:eastAsia="SimSun" w:hAnsi="Times New Roman" w:cs="Times New Roman"/>
-          <w:kern w:val="0"/>
-          <w:sz w:val="28"/>
-          <w:szCs w:val="28"/>
-          <w:lang w:eastAsia="zh-CN"/>
-          <w14:ligatures w14:val="none"/>
-        </w:rPr>
-        <w:t>30 мм до 50 мм</w:t>
-      </w:r>
-      <w:r>
-        <w:rPr>
-          <w:rFonts w:ascii="Times New Roman" w:eastAsia="SimSun" w:hAnsi="Times New Roman" w:cs="Times New Roman"/>
-          <w:bCs/>
-          <w:kern w:val="0"/>
-          <w:sz w:val="28"/>
-          <w:szCs w:val="28"/>
-          <w:lang w:eastAsia="zh-CN"/>
-          <w14:ligatures w14:val="none"/>
-        </w:rPr>
-        <w:t>);</w:t>
-      </w:r>
-    </w:p>
-    <w:p>
-      <w:pPr>
-        <w:spacing w:after="0" w:line="360" w:lineRule="auto"/>
-        <w:jc w:val="both"/>
-        <w:rPr>
-          <w:rFonts w:ascii="Times New Roman" w:eastAsia="SimSun" w:hAnsi="Times New Roman" w:cs="Times New Roman"/>
-          <w:kern w:val="0"/>
-          <w:sz w:val="28"/>
-          <w:szCs w:val="28"/>
-          <w:lang w:eastAsia="zh-CN"/>
-          <w14:ligatures w14:val="none"/>
-        </w:rPr>
-      </w:pPr>
-      <w:commentRangeStart w:id="48"/>
-      <w:r>
-        <w:rPr>
-          <w:rFonts w:ascii="Times New Roman" w:eastAsia="SimSun" w:hAnsi="Times New Roman" w:cs="Times New Roman"/>
-          <w:b/>
-          <w:kern w:val="0"/>
-          <w:sz w:val="28"/>
-          <w:szCs w:val="28"/>
-          <w:lang w:eastAsia="zh-CN"/>
-          <w14:ligatures w14:val="none"/>
-        </w:rPr>
-        <w:t xml:space="preserve">Толщина диска фланца М </w:t>
-      </w:r>
-      <w:r>
-        <w:rPr>
-          <w:rFonts w:ascii="Times New Roman" w:eastAsia="SimSun" w:hAnsi="Times New Roman" w:cs="Times New Roman"/>
-          <w:bCs/>
-          <w:kern w:val="0"/>
-          <w:sz w:val="28"/>
-          <w:szCs w:val="28"/>
-          <w:lang w:eastAsia="zh-CN"/>
-          <w14:ligatures w14:val="none"/>
-        </w:rPr>
-        <w:t xml:space="preserve">(от </w:t>
-      </w:r>
-      <w:r>
-        <w:rPr>
-          <w:rFonts w:ascii="Times New Roman" w:eastAsia="SimSun" w:hAnsi="Times New Roman" w:cs="Times New Roman"/>
-          <w:kern w:val="0"/>
-          <w:sz w:val="28"/>
-          <w:szCs w:val="28"/>
-          <w:lang w:eastAsia="zh-CN"/>
-          <w14:ligatures w14:val="none"/>
-        </w:rPr>
-        <w:t xml:space="preserve">5 </w:t>
-      </w:r>
-      <w:r>
-        <w:rPr>
-          <w:rFonts w:ascii="Times New Roman" w:eastAsia="SimSun" w:hAnsi="Times New Roman" w:cs="Times New Roman"/>
-          <w:kern w:val="0"/>
-          <w:sz w:val="28"/>
-          <w:szCs w:val="28"/>
-          <w:lang w:eastAsia="zh-CN"/>
-          <w14:ligatures w14:val="none"/>
-        </w:rPr>
-        <w:t>мм до 40 мм</w:t>
-      </w:r>
-      <w:r>
-        <w:rPr>
-          <w:rFonts w:ascii="Times New Roman" w:eastAsia="SimSun" w:hAnsi="Times New Roman" w:cs="Times New Roman"/>
-          <w:bCs/>
-          <w:kern w:val="0"/>
-          <w:sz w:val="28"/>
-          <w:szCs w:val="28"/>
-          <w:lang w:eastAsia="zh-CN"/>
-          <w14:ligatures w14:val="none"/>
-        </w:rPr>
-        <w:t xml:space="preserve">), которая </w:t>
-      </w:r>
-      <w:r>
-        <w:rPr>
-          <w:rFonts w:ascii="Times New Roman" w:eastAsia="SimSun" w:hAnsi="Times New Roman" w:cs="Times New Roman"/>
-          <w:bCs/>
-          <w:kern w:val="0"/>
-          <w:sz w:val="28"/>
-          <w:szCs w:val="28"/>
-          <w:lang w:eastAsia="zh-CN"/>
-          <w14:ligatures w14:val="none"/>
-        </w:rPr>
-        <w:t xml:space="preserve">строго </w:t>
-      </w:r>
-      <w:r>
-        <w:rPr>
-          <w:rFonts w:ascii="Times New Roman" w:eastAsia="SimSun" w:hAnsi="Times New Roman" w:cs="Times New Roman"/>
-          <w:bCs/>
-          <w:kern w:val="0"/>
-          <w:sz w:val="28"/>
-          <w:szCs w:val="28"/>
-          <w:lang w:eastAsia="zh-CN"/>
-          <w14:ligatures w14:val="none"/>
-        </w:rPr>
-        <w:t xml:space="preserve">меньше общей длины </w:t>
-      </w:r>
-      <w:r>
-        <w:rPr>
-          <w:rFonts w:ascii="Times New Roman" w:eastAsia="SimSun" w:hAnsi="Times New Roman" w:cs="Times New Roman"/>
-          <w:bCs/>
-          <w:kern w:val="0"/>
-          <w:sz w:val="28"/>
-          <w:szCs w:val="28"/>
-          <w:lang w:val="en-US" w:eastAsia="zh-CN"/>
-          <w14:ligatures w14:val="none"/>
-        </w:rPr>
-        <w:t>L</w:t>
-      </w:r>
-      <w:r>
-        <w:rPr>
-          <w:rFonts w:ascii="Times New Roman" w:eastAsia="SimSun" w:hAnsi="Times New Roman" w:cs="Times New Roman"/>
-          <w:bCs/>
-          <w:kern w:val="0"/>
-          <w:sz w:val="28"/>
-          <w:szCs w:val="28"/>
-          <w:lang w:eastAsia="zh-CN"/>
-          <w14:ligatures w14:val="none"/>
-        </w:rPr>
-        <w:t>;</w:t>
-      </w:r>
-      <w:commentRangeEnd w:id="48"/>
-      <w:r>
-        <w:rPr>
-          <w:rStyle w:val="CommentReference"/>
-        </w:rPr>
-        <w:commentReference w:id="48"/>
-      </w:r>
-    </w:p>
-    <w:p>
-      <w:pPr>
-        <w:spacing w:after="0" w:line="360" w:lineRule="auto"/>
-        <w:jc w:val="both"/>
-        <w:rPr>
-          <w:rFonts w:ascii="Times New Roman" w:eastAsia="SimSun" w:hAnsi="Times New Roman" w:cs="Times New Roman"/>
-          <w:kern w:val="0"/>
-          <w:sz w:val="28"/>
-          <w:szCs w:val="28"/>
-          <w:lang w:eastAsia="zh-CN"/>
-          <w14:ligatures w14:val="none"/>
-        </w:rPr>
-      </w:pPr>
-      <w:commentRangeStart w:id="46"/>
-      <w:r>
-        <w:rPr>
-          <w:rFonts w:ascii="Times New Roman" w:eastAsia="SimSun" w:hAnsi="Times New Roman" w:cs="Times New Roman"/>
-          <w:b/>
-          <w:bCs/>
-          <w:kern w:val="0"/>
-          <w:sz w:val="28"/>
-          <w:szCs w:val="28"/>
-          <w:lang w:eastAsia="zh-CN"/>
-          <w14:ligatures w14:val="none"/>
-        </w:rPr>
-        <w:t xml:space="preserve">Диаметр отверстия для крепления </w:t>
-      </w:r>
-      <w:r>
-        <w:rPr>
-          <w:rFonts w:ascii="Times New Roman" w:eastAsia="SimSun" w:hAnsi="Times New Roman" w:cs="Times New Roman"/>
-          <w:b/>
-          <w:bCs/>
-          <w:kern w:val="0"/>
-          <w:sz w:val="28"/>
-          <w:szCs w:val="28"/>
-          <w:lang w:val="en-US" w:eastAsia="zh-CN"/>
-          <w14:ligatures w14:val="none"/>
-        </w:rPr>
-        <w:t>d</w:t>
-      </w:r>
-      <w:r>
-        <w:rPr>
-          <w:rFonts w:ascii="Times New Roman" w:eastAsia="SimSun" w:hAnsi="Times New Roman" w:cs="Times New Roman"/>
-          <w:b/>
-          <w:bCs/>
-          <w:kern w:val="0"/>
-          <w:sz w:val="28"/>
-          <w:szCs w:val="28"/>
-          <w:lang w:eastAsia="zh-CN"/>
-          <w14:ligatures w14:val="none"/>
-        </w:rPr>
-        <w:t xml:space="preserve"> </w:t>
-      </w:r>
-      <w:r>
-        <w:rPr>
-          <w:rFonts w:ascii="Times New Roman" w:eastAsia="SimSun" w:hAnsi="Times New Roman" w:cs="Times New Roman"/>
-          <w:bCs/>
-          <w:kern w:val="0"/>
-          <w:sz w:val="28"/>
-          <w:szCs w:val="28"/>
-          <w:lang w:eastAsia="zh-CN"/>
-          <w14:ligatures w14:val="none"/>
-        </w:rPr>
-        <w:t xml:space="preserve">(от </w:t>
-      </w:r>
-      <w:r>
-        <w:rPr>
-          <w:rFonts w:ascii="Times New Roman" w:eastAsia="SimSun" w:hAnsi="Times New Roman" w:cs="Times New Roman"/>
-          <w:kern w:val="0"/>
-          <w:sz w:val="28"/>
-          <w:szCs w:val="28"/>
-          <w:lang w:eastAsia="zh-CN"/>
-          <w14:ligatures w14:val="none"/>
-        </w:rPr>
-        <w:t xml:space="preserve">5 мм до </w:t>
-      </w:r>
-      <w:r>
-        <w:rPr>
-          <w:rFonts w:ascii="Times New Roman" w:eastAsia="SimSun" w:hAnsi="Times New Roman" w:cs="Times New Roman"/>
-          <w:kern w:val="0"/>
-          <w:sz w:val="28"/>
-          <w:szCs w:val="28"/>
-          <w:lang w:eastAsia="zh-CN"/>
-          <w14:ligatures w14:val="none"/>
-        </w:rPr>
-        <w:t>20</w:t>
-      </w:r>
-      <w:r>
-        <w:rPr>
-          <w:rFonts w:ascii="Times New Roman" w:eastAsia="SimSun" w:hAnsi="Times New Roman" w:cs="Times New Roman"/>
-          <w:kern w:val="0"/>
-          <w:sz w:val="28"/>
-          <w:szCs w:val="28"/>
-          <w:lang w:eastAsia="zh-CN"/>
-          <w14:ligatures w14:val="none"/>
-        </w:rPr>
-        <w:t xml:space="preserve"> мм</w:t>
-      </w:r>
-      <w:r>
-        <w:rPr>
-          <w:rFonts w:ascii="Times New Roman" w:eastAsia="SimSun" w:hAnsi="Times New Roman" w:cs="Times New Roman"/>
-          <w:bCs/>
-          <w:kern w:val="0"/>
-          <w:sz w:val="28"/>
-          <w:szCs w:val="28"/>
-          <w:lang w:eastAsia="zh-CN"/>
-          <w14:ligatures w14:val="none"/>
-        </w:rPr>
-        <w:t>)</w:t>
-      </w:r>
-      <w:r>
-        <w:rPr>
-          <w:rFonts w:ascii="Times New Roman" w:eastAsia="SimSun" w:hAnsi="Times New Roman" w:cs="Times New Roman"/>
-          <w:kern w:val="0"/>
-          <w:sz w:val="28"/>
-          <w:szCs w:val="28"/>
-          <w:lang w:eastAsia="zh-CN"/>
-          <w14:ligatures w14:val="none"/>
-        </w:rPr>
-        <w:t>.</w:t>
-      </w:r>
-      <w:commentRangeEnd w:id="46"/>
-      <w:r>
-        <w:rPr>
-          <w:rStyle w:val="CommentReference"/>
-        </w:rPr>
-        <w:commentReference w:id="46"/>
-      </w:r>
-    </w:p>
-    <w:bookmarkEnd w:id="13"/>
+        <w:t>Ширина кольцевого пояса фланца A и длина патрубка L1</w:t>
+      </w:r>
+      <w:r>
+        <w:rPr>
+          <w:rFonts w:ascii="Times New Roman" w:eastAsia="SimSun" w:hAnsi="Times New Roman" w:cs="Times New Roman"/>
+          <w:kern w:val="0"/>
+          <w:sz w:val="28"/>
+          <w:szCs w:val="28"/>
+          <w:lang w:eastAsia="zh-CN"/>
+          <w14:ligatures w14:val="none"/>
+        </w:rPr>
+        <w:t xml:space="preserve"> (обозначения по рисунку 2.1): A = (D − D1) / 2, L1 = L − M.</w:t>
+      </w:r>
+    </w:p>
     <w:p>
       <w:pPr>
         <w:spacing w:after="0" w:line="360" w:lineRule="auto"/>
@@ -6755,46 +6102,363 @@
       <w:r>
         <w:rPr>
           <w:rFonts w:ascii="Times New Roman" w:eastAsia="SimSun" w:hAnsi="Times New Roman" w:cs="Times New Roman"/>
-          <w:kern w:val="0"/>
-          <w:sz w:val="28"/>
-          <w:szCs w:val="28"/>
-          <w:lang w:eastAsia="zh-CN"/>
-          <w14:ligatures w14:val="none"/>
-        </w:rPr>
-        <w:t>АС должна иметь пользовательский интерфейс с возможностью изменения значений, представленных выше, и последующим построении объекта «</w:t>
-      </w:r>
-      <w:r>
-        <w:rPr>
-          <w:rFonts w:ascii="Times New Roman" w:eastAsia="SimSun" w:hAnsi="Times New Roman" w:cs="Times New Roman"/>
-          <w:kern w:val="0"/>
-          <w:sz w:val="28"/>
-          <w:szCs w:val="28"/>
-          <w:lang w:eastAsia="zh-CN"/>
-          <w14:ligatures w14:val="none"/>
-        </w:rPr>
-        <w:t>Трубный фланец с патрубком</w:t>
-      </w:r>
-      <w:r>
-        <w:rPr>
-          <w:rFonts w:ascii="Times New Roman" w:eastAsia="SimSun" w:hAnsi="Times New Roman" w:cs="Times New Roman"/>
-          <w:kern w:val="0"/>
-          <w:sz w:val="28"/>
-          <w:szCs w:val="28"/>
-          <w:lang w:eastAsia="zh-CN"/>
-          <w14:ligatures w14:val="none"/>
-        </w:rPr>
-        <w:t xml:space="preserve">» в САПР </w:t>
-      </w:r>
-      <w:r>
-        <w:rPr>
-          <w:rFonts w:ascii="Times New Roman" w:eastAsia="SimSun" w:hAnsi="Times New Roman" w:cs="Times New Roman"/>
-          <w:kern w:val="0"/>
-          <w:sz w:val="28"/>
-          <w:szCs w:val="28"/>
-          <w:lang w:eastAsia="zh-CN"/>
-          <w14:ligatures w14:val="none"/>
-        </w:rPr>
-        <w:t>«</w:t>
+          <w:b/>
+          <w:bCs/>
+          <w:i/>
+          <w:iCs/>
+          <w:kern w:val="0"/>
+          <w:sz w:val="28"/>
+          <w:szCs w:val="28"/>
+          <w:lang w:eastAsia="zh-CN"/>
+          <w14:ligatures w14:val="none"/>
+        </w:rPr>
+        <w:t>Постоянные параметры</w:t>
+      </w:r>
+      <w:r>
+        <w:rPr>
+          <w:rFonts w:ascii="Times New Roman" w:eastAsia="SimSun" w:hAnsi="Times New Roman" w:cs="Times New Roman"/>
+          <w:kern w:val="0"/>
+          <w:sz w:val="28"/>
+          <w:szCs w:val="28"/>
+          <w:lang w:eastAsia="zh-CN"/>
+          <w14:ligatures w14:val="none"/>
+        </w:rPr>
+        <w:t>:</w:t>
+      </w:r>
+    </w:p>
+    <w:p>
+      <w:pPr>
+        <w:spacing w:after="0" w:line="360" w:lineRule="auto"/>
+        <w:jc w:val="both"/>
+        <w:rPr>
+          <w:rFonts w:ascii="Times New Roman" w:eastAsia="SimSun" w:hAnsi="Times New Roman" w:cs="Times New Roman"/>
+          <w:kern w:val="0"/>
+          <w:sz w:val="28"/>
+          <w:szCs w:val="28"/>
+          <w:lang w:eastAsia="zh-CN"/>
+          <w14:ligatures w14:val="none"/>
+        </w:rPr>
+      </w:pPr>
+      <w:r>
+        <w:rPr>
+          <w:rFonts w:ascii="Times New Roman" w:eastAsia="SimSun" w:hAnsi="Times New Roman" w:cs="Times New Roman"/>
+          <w:b/>
+          <w:bCs/>
+          <w:kern w:val="0"/>
+          <w:sz w:val="28"/>
+          <w:szCs w:val="28"/>
+          <w:lang w:eastAsia="zh-CN"/>
+          <w14:ligatures w14:val="none"/>
+        </w:rPr>
+        <w:lastRenderedPageBreak/>
+        <w:t>Количество крепёжных отверстий n</w:t>
+      </w:r>
+      <w:r>
+        <w:rPr>
+          <w:rFonts w:ascii="Times New Roman" w:eastAsia="SimSun" w:hAnsi="Times New Roman" w:cs="Times New Roman"/>
+          <w:kern w:val="0"/>
+          <w:sz w:val="28"/>
+          <w:szCs w:val="28"/>
+          <w:lang w:eastAsia="zh-CN"/>
+          <w14:ligatures w14:val="none"/>
+        </w:rPr>
+        <w:t xml:space="preserve"> = 10 (как на рисунке 2.1);</w:t>
+      </w:r>
+    </w:p>
+    <w:p>
+      <w:pPr>
+        <w:spacing w:after="0" w:line="360" w:lineRule="auto"/>
+        <w:jc w:val="both"/>
+        <w:rPr>
+          <w:rFonts w:ascii="Times New Roman" w:eastAsia="SimSun" w:hAnsi="Times New Roman" w:cs="Times New Roman"/>
+          <w:kern w:val="0"/>
+          <w:sz w:val="28"/>
+          <w:szCs w:val="28"/>
+          <w:lang w:eastAsia="zh-CN"/>
+          <w14:ligatures w14:val="none"/>
+        </w:rPr>
+      </w:pPr>
+      <w:r>
+        <w:rPr>
+          <w:rFonts w:ascii="Times New Roman" w:eastAsia="SimSun" w:hAnsi="Times New Roman" w:cs="Times New Roman"/>
+          <w:b/>
+          <w:bCs/>
+          <w:kern w:val="0"/>
+          <w:sz w:val="28"/>
+          <w:szCs w:val="28"/>
+          <w:lang w:eastAsia="zh-CN"/>
+          <w14:ligatures w14:val="none"/>
+        </w:rPr>
+        <w:t>Минимальная перемычка c</w:t>
+      </w:r>
+      <w:r>
+        <w:rPr>
+          <w:rFonts w:ascii="Times New Roman" w:eastAsia="SimSun" w:hAnsi="Times New Roman" w:cs="Times New Roman"/>
+          <w:kern w:val="0"/>
+          <w:sz w:val="28"/>
+          <w:szCs w:val="28"/>
+          <w:lang w:eastAsia="zh-CN"/>
+          <w14:ligatures w14:val="none"/>
+        </w:rPr>
+        <w:t xml:space="preserve"> = 2 мм — наименьшее расстояние от крепёжного отверстия до патрубка, до внешнего края фланца и до соседнего отверстия.</w:t>
+      </w:r>
+    </w:p>
+    <w:p>
+      <w:pPr>
+        <w:spacing w:after="0" w:line="360" w:lineRule="auto"/>
+        <w:ind w:firstLine="708"/>
+        <w:jc w:val="both"/>
+        <w:rPr>
+          <w:rFonts w:ascii="Times New Roman" w:eastAsia="SimSun" w:hAnsi="Times New Roman" w:cs="Times New Roman"/>
+          <w:kern w:val="0"/>
+          <w:sz w:val="28"/>
+          <w:szCs w:val="28"/>
+          <w:lang w:eastAsia="zh-CN"/>
+          <w14:ligatures w14:val="none"/>
+        </w:rPr>
+      </w:pPr>
+      <w:r>
+        <w:rPr>
+          <w:rFonts w:ascii="Times New Roman" w:eastAsia="SimSun" w:hAnsi="Times New Roman" w:cs="Times New Roman"/>
+          <w:b/>
+          <w:bCs/>
+          <w:i/>
+          <w:iCs/>
+          <w:kern w:val="0"/>
+          <w:sz w:val="28"/>
+          <w:szCs w:val="28"/>
+          <w:lang w:eastAsia="zh-CN"/>
+          <w14:ligatures w14:val="none"/>
+        </w:rPr>
+        <w:t>Проверки допустимости значений</w:t>
+      </w:r>
+      <w:r>
+        <w:rPr>
+          <w:rFonts w:ascii="Times New Roman" w:eastAsia="SimSun" w:hAnsi="Times New Roman" w:cs="Times New Roman"/>
+          <w:kern w:val="0"/>
+          <w:sz w:val="28"/>
+          <w:szCs w:val="28"/>
+          <w:lang w:eastAsia="zh-CN"/>
+          <w14:ligatures w14:val="none"/>
+        </w:rPr>
+        <w:t xml:space="preserve"> (выполняются при каждом изменении любого параметра и при нажатии кнопки «Построить»):</w:t>
+      </w:r>
+    </w:p>
+    <w:p>
+      <w:pPr>
+        <w:spacing w:after="0" w:line="360" w:lineRule="auto"/>
+        <w:jc w:val="both"/>
+        <w:rPr>
+          <w:rFonts w:ascii="Times New Roman" w:eastAsia="SimSun" w:hAnsi="Times New Roman" w:cs="Times New Roman"/>
+          <w:kern w:val="0"/>
+          <w:sz w:val="28"/>
+          <w:szCs w:val="28"/>
+          <w:lang w:eastAsia="zh-CN"/>
+          <w14:ligatures w14:val="none"/>
+        </w:rPr>
+      </w:pPr>
+      <w:r>
+        <w:rPr>
+          <w:rFonts w:ascii="Times New Roman" w:eastAsia="SimSun" w:hAnsi="Times New Roman" w:cs="Times New Roman"/>
+          <w:b/>
+          <w:bCs/>
+          <w:kern w:val="0"/>
+          <w:sz w:val="28"/>
+          <w:szCs w:val="28"/>
+          <w:lang w:eastAsia="zh-CN"/>
+          <w14:ligatures w14:val="none"/>
+        </w:rPr>
+        <w:t>D1 &lt; D</w:t>
+      </w:r>
+      <w:r>
+        <w:rPr>
+          <w:rFonts w:ascii="Times New Roman" w:eastAsia="SimSun" w:hAnsi="Times New Roman" w:cs="Times New Roman"/>
+          <w:kern w:val="0"/>
+          <w:sz w:val="28"/>
+          <w:szCs w:val="28"/>
+          <w:lang w:eastAsia="zh-CN"/>
+          <w14:ligatures w14:val="none"/>
+        </w:rPr>
+        <w:t xml:space="preserve"> — внешний диаметр патрубка меньше внешнего диаметра фланца;</w:t>
+      </w:r>
+    </w:p>
+    <w:p>
+      <w:pPr>
+        <w:spacing w:after="0" w:line="360" w:lineRule="auto"/>
+        <w:jc w:val="both"/>
+        <w:rPr>
+          <w:rFonts w:ascii="Times New Roman" w:eastAsia="SimSun" w:hAnsi="Times New Roman" w:cs="Times New Roman"/>
+          <w:kern w:val="0"/>
+          <w:sz w:val="28"/>
+          <w:szCs w:val="28"/>
+          <w:lang w:eastAsia="zh-CN"/>
+          <w14:ligatures w14:val="none"/>
+        </w:rPr>
+      </w:pPr>
+      <w:r>
+        <w:rPr>
+          <w:rFonts w:ascii="Times New Roman" w:eastAsia="SimSun" w:hAnsi="Times New Roman" w:cs="Times New Roman"/>
+          <w:b/>
+          <w:bCs/>
+          <w:kern w:val="0"/>
+          <w:sz w:val="28"/>
+          <w:szCs w:val="28"/>
+          <w:lang w:eastAsia="zh-CN"/>
+          <w14:ligatures w14:val="none"/>
+        </w:rPr>
+        <w:t>M &lt; L</w:t>
+      </w:r>
+      <w:r>
+        <w:rPr>
+          <w:rFonts w:ascii="Times New Roman" w:eastAsia="SimSun" w:hAnsi="Times New Roman" w:cs="Times New Roman"/>
+          <w:kern w:val="0"/>
+          <w:sz w:val="28"/>
+          <w:szCs w:val="28"/>
+          <w:lang w:eastAsia="zh-CN"/>
+          <w14:ligatures w14:val="none"/>
+        </w:rPr>
+        <w:t xml:space="preserve"> — проверяется при изменении каждого из двух независимых параметров: при вводе M допустимое значение L ограничивается условием L &gt; M, при вводе L допустимое значение M ограничивается условием M &lt; L;</w:t>
+      </w:r>
+    </w:p>
+    <w:p>
+      <w:pPr>
+        <w:spacing w:after="0" w:line="360" w:lineRule="auto"/>
+        <w:jc w:val="both"/>
+        <w:rPr>
+          <w:rFonts w:ascii="Times New Roman" w:eastAsia="SimSun" w:hAnsi="Times New Roman" w:cs="Times New Roman"/>
+          <w:kern w:val="0"/>
+          <w:sz w:val="28"/>
+          <w:szCs w:val="28"/>
+          <w:lang w:eastAsia="zh-CN"/>
+          <w14:ligatures w14:val="none"/>
+        </w:rPr>
+      </w:pPr>
+      <w:r>
+        <w:rPr>
+          <w:rFonts w:ascii="Times New Roman" w:eastAsia="SimSun" w:hAnsi="Times New Roman" w:cs="Times New Roman"/>
+          <w:b/>
+          <w:bCs/>
+          <w:kern w:val="0"/>
+          <w:sz w:val="28"/>
+          <w:szCs w:val="28"/>
+          <w:lang w:eastAsia="zh-CN"/>
+          <w14:ligatures w14:val="none"/>
+        </w:rPr>
+        <w:t>Dc − d1 ≥ D1 + 2c</w:t>
+      </w:r>
+      <w:r>
+        <w:rPr>
+          <w:rFonts w:ascii="Times New Roman" w:eastAsia="SimSun" w:hAnsi="Times New Roman" w:cs="Times New Roman"/>
+          <w:kern w:val="0"/>
+          <w:sz w:val="28"/>
+          <w:szCs w:val="28"/>
+          <w:lang w:eastAsia="zh-CN"/>
+          <w14:ligatures w14:val="none"/>
+        </w:rPr>
+        <w:t xml:space="preserve"> — крепёжное отверстие не пересекает патрубок;</w:t>
+      </w:r>
+    </w:p>
+    <w:p>
+      <w:pPr>
+        <w:spacing w:after="0" w:line="360" w:lineRule="auto"/>
+        <w:jc w:val="both"/>
+        <w:rPr>
+          <w:rFonts w:ascii="Times New Roman" w:eastAsia="SimSun" w:hAnsi="Times New Roman" w:cs="Times New Roman"/>
+          <w:kern w:val="0"/>
+          <w:sz w:val="28"/>
+          <w:szCs w:val="28"/>
+          <w:lang w:eastAsia="zh-CN"/>
+          <w14:ligatures w14:val="none"/>
+        </w:rPr>
+      </w:pPr>
+      <w:r>
+        <w:rPr>
+          <w:rFonts w:ascii="Times New Roman" w:eastAsia="SimSun" w:hAnsi="Times New Roman" w:cs="Times New Roman"/>
+          <w:b/>
+          <w:bCs/>
+          <w:kern w:val="0"/>
+          <w:sz w:val="28"/>
+          <w:szCs w:val="28"/>
+          <w:lang w:eastAsia="zh-CN"/>
+          <w14:ligatures w14:val="none"/>
+        </w:rPr>
+        <w:t>Dc + d1 ≤ D − 2c</w:t>
+      </w:r>
+      <w:r>
+        <w:rPr>
+          <w:rFonts w:ascii="Times New Roman" w:eastAsia="SimSun" w:hAnsi="Times New Roman" w:cs="Times New Roman"/>
+          <w:kern w:val="0"/>
+          <w:sz w:val="28"/>
+          <w:szCs w:val="28"/>
+          <w:lang w:eastAsia="zh-CN"/>
+          <w14:ligatures w14:val="none"/>
+        </w:rPr>
+        <w:t xml:space="preserve"> — крепёжное отверстие не выходит за внешний край фланца;</w:t>
+      </w:r>
+    </w:p>
+    <w:p>
+      <w:pPr>
+        <w:spacing w:after="0" w:line="360" w:lineRule="auto"/>
+        <w:jc w:val="both"/>
+        <w:rPr>
+          <w:rFonts w:ascii="Times New Roman" w:eastAsia="SimSun" w:hAnsi="Times New Roman" w:cs="Times New Roman"/>
+          <w:kern w:val="0"/>
+          <w:sz w:val="28"/>
+          <w:szCs w:val="28"/>
+          <w:lang w:eastAsia="zh-CN"/>
+          <w14:ligatures w14:val="none"/>
+        </w:rPr>
+      </w:pPr>
+      <w:r>
+        <w:rPr>
+          <w:rFonts w:ascii="Times New Roman" w:eastAsia="SimSun" w:hAnsi="Times New Roman" w:cs="Times New Roman"/>
+          <w:b/>
+          <w:bCs/>
+          <w:kern w:val="0"/>
+          <w:sz w:val="28"/>
+          <w:szCs w:val="28"/>
+          <w:lang w:eastAsia="zh-CN"/>
+          <w14:ligatures w14:val="none"/>
+        </w:rPr>
+        <w:t>Dc · sin(180° / n) ≥ d1 + c</w:t>
+      </w:r>
+      <w:r>
+        <w:rPr>
+          <w:rFonts w:ascii="Times New Roman" w:eastAsia="SimSun" w:hAnsi="Times New Roman" w:cs="Times New Roman"/>
+          <w:kern w:val="0"/>
+          <w:sz w:val="28"/>
+          <w:szCs w:val="28"/>
+          <w:lang w:eastAsia="zh-CN"/>
+          <w14:ligatures w14:val="none"/>
+        </w:rPr>
+        <w:t xml:space="preserve"> — соседние крепёжные отверстия не пересекаются.</w:t>
+      </w:r>
+    </w:p>
+    <w:bookmarkEnd w:id="21"/>
+    <w:p>
+      <w:pPr>
+        <w:spacing w:after="0" w:line="360" w:lineRule="auto"/>
+        <w:ind w:firstLine="708"/>
+        <w:jc w:val="both"/>
+        <w:rPr>
+          <w:rFonts w:ascii="Times New Roman" w:eastAsia="SimSun" w:hAnsi="Times New Roman" w:cs="Times New Roman"/>
+          <w:kern w:val="0"/>
+          <w:sz w:val="28"/>
+          <w:szCs w:val="28"/>
+          <w:lang w:eastAsia="zh-CN"/>
+          <w14:ligatures w14:val="none"/>
+        </w:rPr>
+      </w:pPr>
+      <w:r>
+        <w:rPr>
+          <w:rFonts w:ascii="Times New Roman" w:eastAsia="SimSun" w:hAnsi="Times New Roman" w:cs="Times New Roman"/>
+          <w:kern w:val="0"/>
+          <w:sz w:val="28"/>
+          <w:szCs w:val="28"/>
+          <w:lang w:eastAsia="zh-CN"/>
+          <w14:ligatures w14:val="none"/>
+        </w:rPr>
+        <w:t>АС должна иметь пользовательский интерфейс с возможностью изменения значений, представленных выше, и последующим построении объекта «Трубный фланец с патрубком» в САПР «</w:t>
       </w:r>
       <w:r>
         <w:rPr>
@@ -6838,30 +6502,7 @@
           <w:lang w:eastAsia="zh-CN"/>
           <w14:ligatures w14:val="none"/>
         </w:rPr>
-        <w:t>»</w:t>
-      </w:r>
-      <w:r>
-        <w:rPr>
-          <w:rFonts w:ascii="Times New Roman" w:eastAsia="SimSun" w:hAnsi="Times New Roman" w:cs="Times New Roman"/>
-          <w:kern w:val="0"/>
-          <w:sz w:val="28"/>
-          <w:szCs w:val="28"/>
-          <w:lang w:eastAsia="zh-CN"/>
-          <w14:ligatures w14:val="none"/>
-        </w:rPr>
-        <w:t xml:space="preserve">. В плагине должны проходить проверки значений, вводимых пользователем. Реализуемый плагин должен обеспечивать обработку ошибочных ситуаций, возникающих в процессе работы. При нажатии на кнопку «Построить» должна проходить проверка правильности ввода данных. Если данные некорректные, </w:t>
-      </w:r>
-      <w:r>
-        <w:rPr>
-          <w:rFonts w:ascii="Times New Roman" w:eastAsia="SimSun" w:hAnsi="Times New Roman" w:cs="Times New Roman"/>
-          <w:kern w:val="0"/>
-          <w:sz w:val="28"/>
-          <w:szCs w:val="28"/>
-          <w:lang w:eastAsia="zh-CN"/>
-          <w14:ligatures w14:val="none"/>
-        </w:rPr>
-        <w:lastRenderedPageBreak/>
-        <w:t>то должно высветиться окно с ошибкой построения и не будут применяться введённые параметры.</w:t>
+        <w:t>». В плагине должны проходить проверки значений, вводимых пользователем. Реализуемый плагин должен обеспечивать обработку ошибочных ситуаций, возникающих в процессе работы. При нажатии на кнопку «Построить» должна проходить проверка правильности ввода данных. Если данные некорректные, то должно высветиться окно с ошибкой построения и не будут применяться введённые параметры.</w:t>
       </w:r>
     </w:p>
     <w:p>
@@ -6869,21 +6510,25 @@
         <w:keepNext/>
         <w:keepLines/>
         <w:spacing w:before="40" w:after="0" w:line="360" w:lineRule="auto"/>
-        <w:jc w:val="both"/>
+        <w:jc w:val="center"/>
         <w:outlineLvl w:val="2"/>
         <w:rPr>
           <w:rFonts w:ascii="Times New Roman" w:eastAsia="SimSun" w:hAnsi="Times New Roman" w:cs="Times New Roman"/>
-          <w:kern w:val="0"/>
-          <w:sz w:val="28"/>
-          <w:szCs w:val="28"/>
-          <w:lang w:eastAsia="zh-CN"/>
-          <w14:ligatures w14:val="none"/>
-        </w:rPr>
-      </w:pPr>
-      <w:bookmarkStart w:id="14" w:name="_Toc240308332"/>
-      <w:r>
-        <w:rPr>
-          <w:rFonts w:ascii="Times New Roman" w:eastAsia="SimSun" w:hAnsi="Times New Roman" w:cs="Times New Roman"/>
+          <w:b/>
+          <w:bCs/>
+          <w:kern w:val="0"/>
+          <w:sz w:val="28"/>
+          <w:szCs w:val="28"/>
+          <w:lang w:eastAsia="zh-CN"/>
+          <w14:ligatures w14:val="none"/>
+        </w:rPr>
+      </w:pPr>
+      <w:bookmarkStart w:id="25" w:name="_Toc240308332"/>
+      <w:r>
+        <w:rPr>
+          <w:rFonts w:ascii="Times New Roman" w:eastAsia="SimSun" w:hAnsi="Times New Roman" w:cs="Times New Roman"/>
+          <w:b/>
+          <w:bCs/>
           <w:kern w:val="0"/>
           <w:sz w:val="28"/>
           <w:szCs w:val="28"/>
@@ -6892,7 +6537,7 @@
         </w:rPr>
         <w:t>3.1.2 Требования к численности и квалификации персонала системы</w:t>
       </w:r>
-      <w:bookmarkEnd w:id="14"/>
+      <w:bookmarkEnd w:id="25"/>
     </w:p>
     <w:p>
       <w:pPr>
@@ -6925,21 +6570,25 @@
         <w:keepNext/>
         <w:keepLines/>
         <w:spacing w:before="40" w:after="0" w:line="360" w:lineRule="auto"/>
-        <w:jc w:val="both"/>
+        <w:jc w:val="center"/>
         <w:outlineLvl w:val="2"/>
         <w:rPr>
           <w:rFonts w:ascii="Times New Roman" w:eastAsia="SimSun" w:hAnsi="Times New Roman" w:cs="Times New Roman"/>
-          <w:kern w:val="0"/>
-          <w:sz w:val="28"/>
-          <w:szCs w:val="28"/>
-          <w:lang w:eastAsia="zh-CN"/>
-          <w14:ligatures w14:val="none"/>
-        </w:rPr>
-      </w:pPr>
-      <w:bookmarkStart w:id="15" w:name="_Toc240308333"/>
-      <w:r>
-        <w:rPr>
-          <w:rFonts w:ascii="Times New Roman" w:eastAsia="SimSun" w:hAnsi="Times New Roman" w:cs="Times New Roman"/>
+          <w:b/>
+          <w:bCs/>
+          <w:kern w:val="0"/>
+          <w:sz w:val="28"/>
+          <w:szCs w:val="28"/>
+          <w:lang w:eastAsia="zh-CN"/>
+          <w14:ligatures w14:val="none"/>
+        </w:rPr>
+      </w:pPr>
+      <w:bookmarkStart w:id="26" w:name="_Toc240308333"/>
+      <w:r>
+        <w:rPr>
+          <w:rFonts w:ascii="Times New Roman" w:eastAsia="SimSun" w:hAnsi="Times New Roman" w:cs="Times New Roman"/>
+          <w:b/>
+          <w:bCs/>
           <w:kern w:val="0"/>
           <w:sz w:val="28"/>
           <w:szCs w:val="28"/>
@@ -6948,7 +6597,7 @@
         </w:rPr>
         <w:t>3.1.3 Показатели назначения</w:t>
       </w:r>
-      <w:bookmarkEnd w:id="15"/>
+      <w:bookmarkEnd w:id="26"/>
     </w:p>
     <w:p>
       <w:pPr>
@@ -7048,6 +6697,7 @@
           <w:lang w:eastAsia="zh-CN"/>
           <w14:ligatures w14:val="none"/>
         </w:rPr>
+        <w:lastRenderedPageBreak/>
         <w:t xml:space="preserve">− Система не должна позволять создавать детали с некорректно заданными параметрами (см. п. 3.1.1. </w:t>
       </w:r>
       <w:r>
@@ -7108,21 +6758,25 @@
         <w:keepNext/>
         <w:keepLines/>
         <w:spacing w:before="40" w:after="0" w:line="360" w:lineRule="auto"/>
-        <w:jc w:val="both"/>
+        <w:jc w:val="center"/>
         <w:outlineLvl w:val="2"/>
         <w:rPr>
           <w:rFonts w:ascii="Times New Roman" w:eastAsia="SimSun" w:hAnsi="Times New Roman" w:cs="Times New Roman"/>
-          <w:kern w:val="0"/>
-          <w:sz w:val="28"/>
-          <w:szCs w:val="28"/>
-          <w:lang w:eastAsia="zh-CN"/>
-          <w14:ligatures w14:val="none"/>
-        </w:rPr>
-      </w:pPr>
-      <w:bookmarkStart w:id="16" w:name="_Toc240308334"/>
-      <w:r>
-        <w:rPr>
-          <w:rFonts w:ascii="Times New Roman" w:eastAsia="SimSun" w:hAnsi="Times New Roman" w:cs="Times New Roman"/>
+          <w:b/>
+          <w:bCs/>
+          <w:kern w:val="0"/>
+          <w:sz w:val="28"/>
+          <w:szCs w:val="28"/>
+          <w:lang w:eastAsia="zh-CN"/>
+          <w14:ligatures w14:val="none"/>
+        </w:rPr>
+      </w:pPr>
+      <w:bookmarkStart w:id="27" w:name="_Toc240308334"/>
+      <w:r>
+        <w:rPr>
+          <w:rFonts w:ascii="Times New Roman" w:eastAsia="SimSun" w:hAnsi="Times New Roman" w:cs="Times New Roman"/>
+          <w:b/>
+          <w:bCs/>
           <w:kern w:val="0"/>
           <w:sz w:val="28"/>
           <w:szCs w:val="28"/>
@@ -7131,7 +6785,7 @@
         </w:rPr>
         <w:t>3.1.4 Требования к надёжности</w:t>
       </w:r>
-      <w:bookmarkEnd w:id="16"/>
+      <w:bookmarkEnd w:id="27"/>
     </w:p>
     <w:p>
       <w:pPr>
@@ -7164,21 +6818,25 @@
         <w:keepNext/>
         <w:keepLines/>
         <w:spacing w:before="40" w:after="0" w:line="360" w:lineRule="auto"/>
-        <w:jc w:val="both"/>
+        <w:jc w:val="center"/>
         <w:outlineLvl w:val="2"/>
         <w:rPr>
           <w:rFonts w:ascii="Times New Roman" w:eastAsia="SimSun" w:hAnsi="Times New Roman" w:cs="Times New Roman"/>
-          <w:kern w:val="0"/>
-          <w:sz w:val="28"/>
-          <w:szCs w:val="28"/>
-          <w:lang w:eastAsia="zh-CN"/>
-          <w14:ligatures w14:val="none"/>
-        </w:rPr>
-      </w:pPr>
-      <w:bookmarkStart w:id="17" w:name="_Toc240308335"/>
-      <w:r>
-        <w:rPr>
-          <w:rFonts w:ascii="Times New Roman" w:eastAsia="SimSun" w:hAnsi="Times New Roman" w:cs="Times New Roman"/>
+          <w:b/>
+          <w:bCs/>
+          <w:kern w:val="0"/>
+          <w:sz w:val="28"/>
+          <w:szCs w:val="28"/>
+          <w:lang w:eastAsia="zh-CN"/>
+          <w14:ligatures w14:val="none"/>
+        </w:rPr>
+      </w:pPr>
+      <w:bookmarkStart w:id="28" w:name="_Toc240308335"/>
+      <w:r>
+        <w:rPr>
+          <w:rFonts w:ascii="Times New Roman" w:eastAsia="SimSun" w:hAnsi="Times New Roman" w:cs="Times New Roman"/>
+          <w:b/>
+          <w:bCs/>
           <w:kern w:val="0"/>
           <w:sz w:val="28"/>
           <w:szCs w:val="28"/>
@@ -7187,7 +6845,7 @@
         </w:rPr>
         <w:t>3.1.5 Требования к безопасности</w:t>
       </w:r>
-      <w:bookmarkEnd w:id="17"/>
+      <w:bookmarkEnd w:id="28"/>
     </w:p>
     <w:p>
       <w:pPr>
@@ -7220,21 +6878,25 @@
         <w:keepNext/>
         <w:keepLines/>
         <w:spacing w:before="40" w:after="0" w:line="360" w:lineRule="auto"/>
-        <w:jc w:val="both"/>
+        <w:jc w:val="center"/>
         <w:outlineLvl w:val="2"/>
         <w:rPr>
           <w:rFonts w:ascii="Times New Roman" w:eastAsia="SimSun" w:hAnsi="Times New Roman" w:cs="Times New Roman"/>
-          <w:kern w:val="0"/>
-          <w:sz w:val="28"/>
-          <w:szCs w:val="28"/>
-          <w:lang w:eastAsia="zh-CN"/>
-          <w14:ligatures w14:val="none"/>
-        </w:rPr>
-      </w:pPr>
-      <w:bookmarkStart w:id="18" w:name="_Toc240308336"/>
-      <w:r>
-        <w:rPr>
-          <w:rFonts w:ascii="Times New Roman" w:eastAsia="SimSun" w:hAnsi="Times New Roman" w:cs="Times New Roman"/>
+          <w:b/>
+          <w:bCs/>
+          <w:kern w:val="0"/>
+          <w:sz w:val="28"/>
+          <w:szCs w:val="28"/>
+          <w:lang w:eastAsia="zh-CN"/>
+          <w14:ligatures w14:val="none"/>
+        </w:rPr>
+      </w:pPr>
+      <w:bookmarkStart w:id="29" w:name="_Toc240308336"/>
+      <w:r>
+        <w:rPr>
+          <w:rFonts w:ascii="Times New Roman" w:eastAsia="SimSun" w:hAnsi="Times New Roman" w:cs="Times New Roman"/>
+          <w:b/>
+          <w:bCs/>
           <w:kern w:val="0"/>
           <w:sz w:val="28"/>
           <w:szCs w:val="28"/>
@@ -7243,7 +6905,7 @@
         </w:rPr>
         <w:t>3.1.6 Требования к эргономике и технической эстетике</w:t>
       </w:r>
-      <w:bookmarkEnd w:id="18"/>
+      <w:bookmarkEnd w:id="29"/>
     </w:p>
     <w:p>
       <w:pPr>
@@ -7268,31 +6930,7 @@
           <w:lang w:eastAsia="zh-CN"/>
           <w14:ligatures w14:val="none"/>
         </w:rPr>
-        <w:t xml:space="preserve">Пользовательские интерфейсы для всех подсистем, разработанных в рамках создания системы должны быть выполнены в виде </w:t>
-      </w:r>
-      <w:proofErr w:type="spellStart"/>
-      <w:r>
-        <w:rPr>
-          <w:rFonts w:ascii="Times New Roman" w:eastAsia="SimSun" w:hAnsi="Times New Roman" w:cs="Times New Roman"/>
-          <w:kern w:val="0"/>
-          <w:sz w:val="28"/>
-          <w:szCs w:val="28"/>
-          <w:lang w:eastAsia="zh-CN"/>
-          <w14:ligatures w14:val="none"/>
-        </w:rPr>
-        <w:t>desktop</w:t>
-      </w:r>
-      <w:proofErr w:type="spellEnd"/>
-      <w:r>
-        <w:rPr>
-          <w:rFonts w:ascii="Times New Roman" w:eastAsia="SimSun" w:hAnsi="Times New Roman" w:cs="Times New Roman"/>
-          <w:kern w:val="0"/>
-          <w:sz w:val="28"/>
-          <w:szCs w:val="28"/>
-          <w:lang w:eastAsia="zh-CN"/>
-          <w14:ligatures w14:val="none"/>
-        </w:rPr>
-        <w:t>-интерфейсов с помощью фреймворков Windows</w:t>
+        <w:t>Пользовательские интерфейсы для всех подсистем, разработанных в рамках создания системы должны быть выполнены в виде desktop-интерфейсов с помощью фреймворков Windows</w:t>
       </w:r>
       <w:r>
         <w:rPr>
@@ -7305,29 +6943,16 @@
         </w:rPr>
         <w:t> </w:t>
       </w:r>
-      <w:proofErr w:type="spellStart"/>
-      <w:r>
-        <w:rPr>
-          <w:rFonts w:ascii="Times New Roman" w:eastAsia="SimSun" w:hAnsi="Times New Roman" w:cs="Times New Roman"/>
-          <w:kern w:val="0"/>
-          <w:sz w:val="28"/>
-          <w:szCs w:val="28"/>
-          <w:lang w:eastAsia="zh-CN"/>
-          <w14:ligatures w14:val="none"/>
-        </w:rPr>
-        <w:t>Forms</w:t>
-      </w:r>
-      <w:proofErr w:type="spellEnd"/>
-      <w:r>
-        <w:rPr>
-          <w:rFonts w:ascii="Times New Roman" w:eastAsia="SimSun" w:hAnsi="Times New Roman" w:cs="Times New Roman"/>
-          <w:kern w:val="0"/>
-          <w:sz w:val="28"/>
-          <w:szCs w:val="28"/>
-          <w:lang w:eastAsia="zh-CN"/>
-          <w14:ligatures w14:val="none"/>
-        </w:rPr>
-        <w:t>, WPF или аналогичных им, позволяющих создавать пользовательские интерфейсы для ОС Windows 10 и выше.</w:t>
+      <w:r>
+        <w:rPr>
+          <w:rFonts w:ascii="Times New Roman" w:eastAsia="SimSun" w:hAnsi="Times New Roman" w:cs="Times New Roman"/>
+          <w:kern w:val="0"/>
+          <w:sz w:val="28"/>
+          <w:szCs w:val="28"/>
+          <w:lang w:eastAsia="zh-CN"/>
+          <w14:ligatures w14:val="none"/>
+        </w:rPr>
+        <w:t>Forms, WPF или аналогичных им, позволяющих создавать пользовательские интерфейсы для ОС Windows 10 и выше.</w:t>
       </w:r>
     </w:p>
     <w:p>
@@ -7353,31 +6978,7 @@
           <w:lang w:eastAsia="zh-CN"/>
           <w14:ligatures w14:val="none"/>
         </w:rPr>
-        <w:t xml:space="preserve">Элементы интерфейса должны отвечать рекомендациям по вёрстке интерфейсов </w:t>
-      </w:r>
-      <w:proofErr w:type="spellStart"/>
-      <w:r>
-        <w:rPr>
-          <w:rFonts w:ascii="Times New Roman" w:eastAsia="SimSun" w:hAnsi="Times New Roman" w:cs="Times New Roman"/>
-          <w:kern w:val="0"/>
-          <w:sz w:val="28"/>
-          <w:szCs w:val="28"/>
-          <w:lang w:eastAsia="zh-CN"/>
-          <w14:ligatures w14:val="none"/>
-        </w:rPr>
-        <w:t>desktop</w:t>
-      </w:r>
-      <w:proofErr w:type="spellEnd"/>
-      <w:r>
-        <w:rPr>
-          <w:rFonts w:ascii="Times New Roman" w:eastAsia="SimSun" w:hAnsi="Times New Roman" w:cs="Times New Roman"/>
-          <w:kern w:val="0"/>
-          <w:sz w:val="28"/>
-          <w:szCs w:val="28"/>
-          <w:lang w:eastAsia="zh-CN"/>
-          <w14:ligatures w14:val="none"/>
-        </w:rPr>
-        <w:t>-приложений указанным в источнике [1].</w:t>
+        <w:t>Элементы интерфейса должны отвечать рекомендациям по вёрстке интерфейсов desktop-приложений указанным в источнике [1].</w:t>
       </w:r>
     </w:p>
     <w:p>
@@ -7385,31 +6986,34 @@
         <w:keepNext/>
         <w:keepLines/>
         <w:spacing w:before="40" w:after="0" w:line="360" w:lineRule="auto"/>
-        <w:jc w:val="both"/>
+        <w:jc w:val="center"/>
         <w:outlineLvl w:val="2"/>
         <w:rPr>
           <w:rFonts w:ascii="Times New Roman" w:eastAsia="SimSun" w:hAnsi="Times New Roman" w:cs="Times New Roman"/>
-          <w:kern w:val="0"/>
-          <w:sz w:val="28"/>
-          <w:szCs w:val="28"/>
-          <w:lang w:eastAsia="zh-CN"/>
-          <w14:ligatures w14:val="none"/>
-        </w:rPr>
-      </w:pPr>
-      <w:bookmarkStart w:id="19" w:name="_Toc240308337"/>
-      <w:r>
-        <w:rPr>
-          <w:rFonts w:ascii="Times New Roman" w:eastAsia="SimSun" w:hAnsi="Times New Roman" w:cs="Times New Roman"/>
-          <w:kern w:val="0"/>
-          <w:sz w:val="28"/>
-          <w:szCs w:val="28"/>
-          <w:lang w:eastAsia="zh-CN"/>
-          <w14:ligatures w14:val="none"/>
-        </w:rPr>
-        <w:lastRenderedPageBreak/>
+          <w:b/>
+          <w:bCs/>
+          <w:kern w:val="0"/>
+          <w:sz w:val="28"/>
+          <w:szCs w:val="28"/>
+          <w:lang w:eastAsia="zh-CN"/>
+          <w14:ligatures w14:val="none"/>
+        </w:rPr>
+      </w:pPr>
+      <w:bookmarkStart w:id="30" w:name="_Toc240308337"/>
+      <w:r>
+        <w:rPr>
+          <w:rFonts w:ascii="Times New Roman" w:eastAsia="SimSun" w:hAnsi="Times New Roman" w:cs="Times New Roman"/>
+          <w:b/>
+          <w:bCs/>
+          <w:kern w:val="0"/>
+          <w:sz w:val="28"/>
+          <w:szCs w:val="28"/>
+          <w:lang w:eastAsia="zh-CN"/>
+          <w14:ligatures w14:val="none"/>
+        </w:rPr>
         <w:t>3.1.7 Требования к эксплуатации, техническому обслуживанию, ремонту и хранению компонентов системы</w:t>
       </w:r>
-      <w:bookmarkEnd w:id="19"/>
+      <w:bookmarkEnd w:id="30"/>
     </w:p>
     <w:p>
       <w:pPr>
@@ -7442,7 +7046,7 @@
         <w:keepNext/>
         <w:keepLines/>
         <w:spacing w:before="40" w:after="0" w:line="360" w:lineRule="auto"/>
-        <w:jc w:val="both"/>
+        <w:jc w:val="center"/>
         <w:outlineLvl w:val="2"/>
         <w:rPr>
           <w:rFonts w:ascii="Times New Roman" w:eastAsia="SimSun" w:hAnsi="Times New Roman" w:cs="Times New Roman"/>
@@ -7454,10 +7058,12 @@
           <w14:ligatures w14:val="none"/>
         </w:rPr>
       </w:pPr>
-      <w:bookmarkStart w:id="20" w:name="_Toc240308338"/>
-      <w:r>
-        <w:rPr>
-          <w:rFonts w:ascii="Times New Roman" w:eastAsia="SimSun" w:hAnsi="Times New Roman" w:cs="Times New Roman"/>
+      <w:bookmarkStart w:id="31" w:name="_Toc240308338"/>
+      <w:r>
+        <w:rPr>
+          <w:rFonts w:ascii="Times New Roman" w:eastAsia="SimSun" w:hAnsi="Times New Roman" w:cs="Times New Roman"/>
+          <w:b/>
+          <w:bCs/>
           <w:kern w:val="0"/>
           <w:sz w:val="28"/>
           <w:szCs w:val="28"/>
@@ -7466,7 +7072,7 @@
         </w:rPr>
         <w:t>3.1.8 Требования к защите информации от несанкционированного доступа</w:t>
       </w:r>
-      <w:bookmarkEnd w:id="20"/>
+      <w:bookmarkEnd w:id="31"/>
       <w:r>
         <w:rPr>
           <w:rFonts w:ascii="Times New Roman" w:eastAsia="SimSun" w:hAnsi="Times New Roman" w:cs="Times New Roman"/>
@@ -7511,21 +7117,25 @@
         <w:keepNext/>
         <w:keepLines/>
         <w:spacing w:before="40" w:after="0" w:line="360" w:lineRule="auto"/>
-        <w:jc w:val="both"/>
+        <w:jc w:val="center"/>
         <w:outlineLvl w:val="2"/>
         <w:rPr>
           <w:rFonts w:ascii="Times New Roman" w:eastAsia="SimSun" w:hAnsi="Times New Roman" w:cs="Times New Roman"/>
-          <w:kern w:val="0"/>
-          <w:sz w:val="28"/>
-          <w:szCs w:val="28"/>
-          <w:lang w:eastAsia="zh-CN"/>
-          <w14:ligatures w14:val="none"/>
-        </w:rPr>
-      </w:pPr>
-      <w:bookmarkStart w:id="21" w:name="_Toc240308339"/>
-      <w:r>
-        <w:rPr>
-          <w:rFonts w:ascii="Times New Roman" w:eastAsia="SimSun" w:hAnsi="Times New Roman" w:cs="Times New Roman"/>
+          <w:b/>
+          <w:bCs/>
+          <w:kern w:val="0"/>
+          <w:sz w:val="28"/>
+          <w:szCs w:val="28"/>
+          <w:lang w:eastAsia="zh-CN"/>
+          <w14:ligatures w14:val="none"/>
+        </w:rPr>
+      </w:pPr>
+      <w:bookmarkStart w:id="32" w:name="_Toc240308339"/>
+      <w:r>
+        <w:rPr>
+          <w:rFonts w:ascii="Times New Roman" w:eastAsia="SimSun" w:hAnsi="Times New Roman" w:cs="Times New Roman"/>
+          <w:b/>
+          <w:bCs/>
           <w:kern w:val="0"/>
           <w:sz w:val="28"/>
           <w:szCs w:val="28"/>
@@ -7534,7 +7144,7 @@
         </w:rPr>
         <w:t>3.1.9 Требования по сохранности информации при авариях</w:t>
       </w:r>
-      <w:bookmarkEnd w:id="21"/>
+      <w:bookmarkEnd w:id="32"/>
     </w:p>
     <w:p>
       <w:pPr>
@@ -7567,33 +7177,40 @@
         <w:keepNext/>
         <w:keepLines/>
         <w:spacing w:before="40" w:after="0" w:line="360" w:lineRule="auto"/>
-        <w:jc w:val="both"/>
+        <w:jc w:val="center"/>
         <w:outlineLvl w:val="2"/>
         <w:rPr>
           <w:rFonts w:ascii="Times New Roman" w:eastAsia="SimSun" w:hAnsi="Times New Roman" w:cs="Times New Roman"/>
-          <w:kern w:val="0"/>
-          <w:sz w:val="28"/>
-          <w:szCs w:val="28"/>
-          <w:lang w:eastAsia="zh-CN"/>
-          <w14:ligatures w14:val="none"/>
-        </w:rPr>
-      </w:pPr>
-      <w:bookmarkStart w:id="22" w:name="_Toc240308340"/>
-      <w:r>
-        <w:rPr>
-          <w:rFonts w:ascii="Times New Roman" w:eastAsia="SimSun" w:hAnsi="Times New Roman" w:cs="Times New Roman"/>
-          <w:kern w:val="0"/>
-          <w:sz w:val="28"/>
-          <w:szCs w:val="28"/>
-          <w:lang w:eastAsia="zh-CN"/>
-          <w14:ligatures w14:val="none"/>
-        </w:rPr>
+          <w:b/>
+          <w:bCs/>
+          <w:kern w:val="0"/>
+          <w:sz w:val="28"/>
+          <w:szCs w:val="28"/>
+          <w:lang w:eastAsia="zh-CN"/>
+          <w14:ligatures w14:val="none"/>
+        </w:rPr>
+      </w:pPr>
+      <w:bookmarkStart w:id="33" w:name="_Toc240308340"/>
+      <w:r>
+        <w:rPr>
+          <w:rFonts w:ascii="Times New Roman" w:eastAsia="SimSun" w:hAnsi="Times New Roman" w:cs="Times New Roman"/>
+          <w:b/>
+          <w:bCs/>
+          <w:kern w:val="0"/>
+          <w:sz w:val="28"/>
+          <w:szCs w:val="28"/>
+          <w:lang w:eastAsia="zh-CN"/>
+          <w14:ligatures w14:val="none"/>
+        </w:rPr>
+        <w:lastRenderedPageBreak/>
         <w:t>3.1.10 Требования к защите от влияния внешних воздействий</w:t>
       </w:r>
-      <w:bookmarkEnd w:id="22"/>
-      <w:r>
-        <w:rPr>
-          <w:rFonts w:ascii="Times New Roman" w:eastAsia="SimSun" w:hAnsi="Times New Roman" w:cs="Times New Roman"/>
+      <w:bookmarkEnd w:id="33"/>
+      <w:r>
+        <w:rPr>
+          <w:rFonts w:ascii="Times New Roman" w:eastAsia="SimSun" w:hAnsi="Times New Roman" w:cs="Times New Roman"/>
+          <w:b/>
+          <w:bCs/>
           <w:kern w:val="0"/>
           <w:sz w:val="28"/>
           <w:szCs w:val="28"/>
@@ -7634,21 +7251,25 @@
         <w:keepNext/>
         <w:keepLines/>
         <w:spacing w:before="40" w:after="0" w:line="360" w:lineRule="auto"/>
-        <w:jc w:val="both"/>
+        <w:jc w:val="center"/>
         <w:outlineLvl w:val="2"/>
         <w:rPr>
           <w:rFonts w:ascii="Times New Roman" w:eastAsia="SimSun" w:hAnsi="Times New Roman" w:cs="Times New Roman"/>
-          <w:kern w:val="0"/>
-          <w:sz w:val="28"/>
-          <w:szCs w:val="28"/>
-          <w:lang w:eastAsia="zh-CN"/>
-          <w14:ligatures w14:val="none"/>
-        </w:rPr>
-      </w:pPr>
-      <w:bookmarkStart w:id="23" w:name="_Toc240308341"/>
-      <w:r>
-        <w:rPr>
-          <w:rFonts w:ascii="Times New Roman" w:eastAsia="SimSun" w:hAnsi="Times New Roman" w:cs="Times New Roman"/>
+          <w:b/>
+          <w:bCs/>
+          <w:kern w:val="0"/>
+          <w:sz w:val="28"/>
+          <w:szCs w:val="28"/>
+          <w:lang w:eastAsia="zh-CN"/>
+          <w14:ligatures w14:val="none"/>
+        </w:rPr>
+      </w:pPr>
+      <w:bookmarkStart w:id="34" w:name="_Toc240308341"/>
+      <w:r>
+        <w:rPr>
+          <w:rFonts w:ascii="Times New Roman" w:eastAsia="SimSun" w:hAnsi="Times New Roman" w:cs="Times New Roman"/>
+          <w:b/>
+          <w:bCs/>
           <w:kern w:val="0"/>
           <w:sz w:val="28"/>
           <w:szCs w:val="28"/>
@@ -7657,10 +7278,12 @@
         </w:rPr>
         <w:t>3.1.11 Требования к патентной чистоте</w:t>
       </w:r>
-      <w:bookmarkEnd w:id="23"/>
-      <w:r>
-        <w:rPr>
-          <w:rFonts w:ascii="Times New Roman" w:eastAsia="SimSun" w:hAnsi="Times New Roman" w:cs="Times New Roman"/>
+      <w:bookmarkEnd w:id="34"/>
+      <w:r>
+        <w:rPr>
+          <w:rFonts w:ascii="Times New Roman" w:eastAsia="SimSun" w:hAnsi="Times New Roman" w:cs="Times New Roman"/>
+          <w:b/>
+          <w:bCs/>
           <w:kern w:val="0"/>
           <w:sz w:val="28"/>
           <w:szCs w:val="28"/>
@@ -7701,21 +7324,25 @@
         <w:keepNext/>
         <w:keepLines/>
         <w:spacing w:before="40" w:after="0" w:line="360" w:lineRule="auto"/>
-        <w:jc w:val="both"/>
+        <w:jc w:val="center"/>
         <w:outlineLvl w:val="2"/>
         <w:rPr>
           <w:rFonts w:ascii="Times New Roman" w:eastAsia="SimSun" w:hAnsi="Times New Roman" w:cs="Times New Roman"/>
-          <w:kern w:val="0"/>
-          <w:sz w:val="28"/>
-          <w:szCs w:val="28"/>
-          <w:lang w:eastAsia="zh-CN"/>
-          <w14:ligatures w14:val="none"/>
-        </w:rPr>
-      </w:pPr>
-      <w:bookmarkStart w:id="24" w:name="_Toc240308342"/>
-      <w:r>
-        <w:rPr>
-          <w:rFonts w:ascii="Times New Roman" w:eastAsia="SimSun" w:hAnsi="Times New Roman" w:cs="Times New Roman"/>
+          <w:b/>
+          <w:bCs/>
+          <w:kern w:val="0"/>
+          <w:sz w:val="28"/>
+          <w:szCs w:val="28"/>
+          <w:lang w:eastAsia="zh-CN"/>
+          <w14:ligatures w14:val="none"/>
+        </w:rPr>
+      </w:pPr>
+      <w:bookmarkStart w:id="35" w:name="_Toc240308342"/>
+      <w:r>
+        <w:rPr>
+          <w:rFonts w:ascii="Times New Roman" w:eastAsia="SimSun" w:hAnsi="Times New Roman" w:cs="Times New Roman"/>
+          <w:b/>
+          <w:bCs/>
           <w:kern w:val="0"/>
           <w:sz w:val="28"/>
           <w:szCs w:val="28"/>
@@ -7724,10 +7351,12 @@
         </w:rPr>
         <w:t>3.1.12 Требования по стандартизации и унификации</w:t>
       </w:r>
-      <w:bookmarkEnd w:id="24"/>
-      <w:r>
-        <w:rPr>
-          <w:rFonts w:ascii="Times New Roman" w:eastAsia="SimSun" w:hAnsi="Times New Roman" w:cs="Times New Roman"/>
+      <w:bookmarkEnd w:id="35"/>
+      <w:r>
+        <w:rPr>
+          <w:rFonts w:ascii="Times New Roman" w:eastAsia="SimSun" w:hAnsi="Times New Roman" w:cs="Times New Roman"/>
+          <w:b/>
+          <w:bCs/>
           <w:kern w:val="0"/>
           <w:sz w:val="28"/>
           <w:szCs w:val="28"/>
@@ -7787,17 +7416,21 @@
         <w:outlineLvl w:val="1"/>
         <w:rPr>
           <w:rFonts w:ascii="Times New Roman" w:eastAsia="SimSun" w:hAnsi="Times New Roman" w:cs="Times New Roman"/>
-          <w:kern w:val="0"/>
-          <w:sz w:val="28"/>
-          <w:szCs w:val="28"/>
-          <w:lang w:eastAsia="zh-CN"/>
-          <w14:ligatures w14:val="none"/>
-        </w:rPr>
-      </w:pPr>
-      <w:bookmarkStart w:id="25" w:name="_Toc240308343"/>
-      <w:r>
-        <w:rPr>
-          <w:rFonts w:ascii="Times New Roman" w:eastAsia="SimSun" w:hAnsi="Times New Roman" w:cs="Times New Roman"/>
+          <w:b/>
+          <w:bCs/>
+          <w:kern w:val="0"/>
+          <w:sz w:val="28"/>
+          <w:szCs w:val="28"/>
+          <w:lang w:eastAsia="zh-CN"/>
+          <w14:ligatures w14:val="none"/>
+        </w:rPr>
+      </w:pPr>
+      <w:bookmarkStart w:id="36" w:name="_Toc240308343"/>
+      <w:r>
+        <w:rPr>
+          <w:rFonts w:ascii="Times New Roman" w:eastAsia="SimSun" w:hAnsi="Times New Roman" w:cs="Times New Roman"/>
+          <w:b/>
+          <w:bCs/>
           <w:kern w:val="0"/>
           <w:sz w:val="28"/>
           <w:szCs w:val="28"/>
@@ -7806,7 +7439,7 @@
         </w:rPr>
         <w:t>3.2 Требования к функциям (задачам), выполняемым АС</w:t>
       </w:r>
-      <w:bookmarkEnd w:id="25"/>
+      <w:bookmarkEnd w:id="36"/>
     </w:p>
     <w:p>
       <w:pPr>
@@ -7828,21 +7461,25 @@
         <w:keepNext/>
         <w:keepLines/>
         <w:spacing w:before="40" w:after="0" w:line="360" w:lineRule="auto"/>
-        <w:jc w:val="both"/>
+        <w:jc w:val="center"/>
         <w:outlineLvl w:val="2"/>
         <w:rPr>
           <w:rFonts w:ascii="Times New Roman" w:eastAsia="SimSun" w:hAnsi="Times New Roman" w:cs="Times New Roman"/>
-          <w:kern w:val="0"/>
-          <w:sz w:val="28"/>
-          <w:szCs w:val="28"/>
-          <w:lang w:eastAsia="zh-CN"/>
-          <w14:ligatures w14:val="none"/>
-        </w:rPr>
-      </w:pPr>
-      <w:bookmarkStart w:id="26" w:name="_Toc240308344"/>
-      <w:r>
-        <w:rPr>
-          <w:rFonts w:ascii="Times New Roman" w:eastAsia="SimSun" w:hAnsi="Times New Roman" w:cs="Times New Roman"/>
+          <w:b/>
+          <w:bCs/>
+          <w:kern w:val="0"/>
+          <w:sz w:val="28"/>
+          <w:szCs w:val="28"/>
+          <w:lang w:eastAsia="zh-CN"/>
+          <w14:ligatures w14:val="none"/>
+        </w:rPr>
+      </w:pPr>
+      <w:bookmarkStart w:id="37" w:name="_Toc240308344"/>
+      <w:r>
+        <w:rPr>
+          <w:rFonts w:ascii="Times New Roman" w:eastAsia="SimSun" w:hAnsi="Times New Roman" w:cs="Times New Roman"/>
+          <w:b/>
+          <w:bCs/>
           <w:kern w:val="0"/>
           <w:sz w:val="28"/>
           <w:szCs w:val="28"/>
@@ -7851,7 +7488,7 @@
         </w:rPr>
         <w:t>3.2.1 Перечень функций, задач или их комплексов</w:t>
       </w:r>
-      <w:bookmarkEnd w:id="26"/>
+      <w:bookmarkEnd w:id="37"/>
     </w:p>
     <w:p>
       <w:pPr>
@@ -7876,41 +7513,7 @@
           <w:lang w:eastAsia="zh-CN"/>
           <w14:ligatures w14:val="none"/>
         </w:rPr>
-        <w:t>Т</w:t>
-      </w:r>
-      <w:r>
-        <w:rPr>
-          <w:rFonts w:ascii="Times New Roman" w:eastAsia="SimSun" w:hAnsi="Times New Roman" w:cs="Times New Roman"/>
-          <w:kern w:val="0"/>
-          <w:sz w:val="28"/>
-          <w:szCs w:val="28"/>
-          <w:lang w:eastAsia="zh-CN"/>
-          <w14:ligatures w14:val="none"/>
-        </w:rPr>
-        <w:t xml:space="preserve">рубный фланец с патрубком — это соединительная деталь трубопровода, представляющая собой деталь вращения, состоящую из основного опорного диска с крепежными отверстиями и приварного цилиндрического патрубка. Конструктивно деталь формируется соосными цилиндрическими элементами, образующими внешне ступенчатую форму, и сквозным внутренним каналом для прохода рабочей среды. </w:t>
-      </w:r>
-      <w:r>
-        <w:rPr>
-          <w:rFonts w:ascii="Times New Roman" w:eastAsia="SimSun" w:hAnsi="Times New Roman" w:cs="Times New Roman"/>
-          <w:kern w:val="0"/>
-          <w:sz w:val="28"/>
-          <w:szCs w:val="28"/>
-          <w:lang w:eastAsia="zh-CN"/>
-          <w14:ligatures w14:val="none"/>
-        </w:rPr>
-        <w:t xml:space="preserve">Чтобы смоделировать такую архитектуру, достаточно задать простую форму для </w:t>
-      </w:r>
-      <w:r>
-        <w:rPr>
-          <w:rFonts w:ascii="Times New Roman" w:eastAsia="SimSun" w:hAnsi="Times New Roman" w:cs="Times New Roman"/>
-          <w:kern w:val="0"/>
-          <w:sz w:val="28"/>
-          <w:szCs w:val="28"/>
-          <w:lang w:eastAsia="zh-CN"/>
-          <w14:ligatures w14:val="none"/>
-        </w:rPr>
-        <w:lastRenderedPageBreak/>
-        <w:t>каждой из его частей и вытянуть на необходимое расстояние, а дальше отредактировать модель.</w:t>
+        <w:t>Трубный фланец с патрубком — это соединительная деталь трубопровода, представляющая собой деталь вращения, состоящую из основного опорного диска с крепежными отверстиями и приварного цилиндрического патрубка. Конструктивно деталь формируется соосными цилиндрическими элементами, образующими внешне ступенчатую форму, и сквозным внутренним каналом для прохода рабочей среды. Чтобы смоделировать такую архитектуру, достаточно задать простую форму для каждой из его частей и вытянуть на необходимое расстояние, а дальше отредактировать модель.</w:t>
       </w:r>
       <w:r>
         <w:t xml:space="preserve"> </w:t>
@@ -7924,29 +7527,7 @@
           <w:lang w:eastAsia="zh-CN"/>
           <w14:ligatures w14:val="none"/>
         </w:rPr>
-        <w:t>Чтобы автоматизировать построение такой архитектуры, программа последовательно генерирует базовые геометрические тела вытягиванием</w:t>
-      </w:r>
-      <w:r>
-        <w:rPr>
-          <w:rFonts w:ascii="Times New Roman" w:eastAsia="SimSun" w:hAnsi="Times New Roman" w:cs="Times New Roman"/>
-          <w:kern w:val="0"/>
-          <w:sz w:val="28"/>
-          <w:szCs w:val="28"/>
-          <w:lang w:eastAsia="zh-CN"/>
-          <w14:ligatures w14:val="none"/>
-        </w:rPr>
-        <w:t xml:space="preserve"> </w:t>
-      </w:r>
-      <w:r>
-        <w:rPr>
-          <w:rFonts w:ascii="Times New Roman" w:eastAsia="SimSun" w:hAnsi="Times New Roman" w:cs="Times New Roman"/>
-          <w:kern w:val="0"/>
-          <w:sz w:val="28"/>
-          <w:szCs w:val="28"/>
-          <w:lang w:eastAsia="zh-CN"/>
-          <w14:ligatures w14:val="none"/>
-        </w:rPr>
-        <w:t>круглых профилей, формирует внутреннее сквозное отверстие, а также вырезает крепежные отверстия под болты с их последующим размножением с помощью кругового массива.</w:t>
+        <w:t>Чтобы автоматизировать построение такой архитектуры, программа последовательно генерирует базовые геометрические тела вытягиванием круглых профилей, формирует внутреннее сквозное отверстие, а также вырезает крепежные отверстия под болты с их последующим размножением с помощью кругового массива.</w:t>
       </w:r>
     </w:p>
     <w:p>
@@ -7972,29 +7553,7 @@
           <w:lang w:eastAsia="zh-CN"/>
           <w14:ligatures w14:val="none"/>
         </w:rPr>
-        <w:t xml:space="preserve">В рамках задачи должен быть спроектирован и реализован механизм </w:t>
-      </w:r>
-      <w:r>
-        <w:rPr>
-          <w:rFonts w:ascii="Times New Roman" w:eastAsia="SimSun" w:hAnsi="Times New Roman" w:cs="Times New Roman"/>
-          <w:kern w:val="0"/>
-          <w:sz w:val="28"/>
-          <w:szCs w:val="28"/>
-          <w:lang w:eastAsia="zh-CN"/>
-          <w14:ligatures w14:val="none"/>
-        </w:rPr>
-        <w:t>ввода геометрических</w:t>
-      </w:r>
-      <w:r>
-        <w:rPr>
-          <w:rFonts w:ascii="Times New Roman" w:eastAsia="SimSun" w:hAnsi="Times New Roman" w:cs="Times New Roman"/>
-          <w:kern w:val="0"/>
-          <w:sz w:val="28"/>
-          <w:szCs w:val="28"/>
-          <w:lang w:eastAsia="zh-CN"/>
-          <w14:ligatures w14:val="none"/>
-        </w:rPr>
-        <w:t xml:space="preserve"> параметров с проверкой их корректности, а также разработана система взаимодействия с </w:t>
+        <w:t xml:space="preserve">В рамках задачи должен быть спроектирован и реализован механизм ввода геометрических параметров с проверкой их корректности, а также разработана система взаимодействия с </w:t>
       </w:r>
       <w:r>
         <w:rPr>
@@ -8060,29 +7619,19 @@
           <w:lang w:eastAsia="zh-CN"/>
           <w14:ligatures w14:val="none"/>
         </w:rPr>
-        <w:t xml:space="preserve">», производящая построение </w:t>
-      </w:r>
-      <w:r>
-        <w:rPr>
-          <w:rFonts w:ascii="Times New Roman" w:eastAsia="SimSun" w:hAnsi="Times New Roman" w:cs="Times New Roman"/>
-          <w:kern w:val="0"/>
-          <w:sz w:val="28"/>
-          <w:szCs w:val="28"/>
-          <w:lang w:eastAsia="zh-CN"/>
-          <w14:ligatures w14:val="none"/>
-        </w:rPr>
-        <w:t xml:space="preserve">трубного фланца с патрубком </w:t>
-      </w:r>
-      <w:r>
-        <w:rPr>
-          <w:rFonts w:ascii="Times New Roman" w:eastAsia="SimSun" w:hAnsi="Times New Roman" w:cs="Times New Roman"/>
-          <w:kern w:val="0"/>
-          <w:sz w:val="28"/>
-          <w:szCs w:val="28"/>
-          <w:lang w:eastAsia="zh-CN"/>
-          <w14:ligatures w14:val="none"/>
-        </w:rPr>
-        <w:t>по заданным параметрам.</w:t>
+        <w:t xml:space="preserve">», </w:t>
+      </w:r>
+      <w:r>
+        <w:rPr>
+          <w:rFonts w:ascii="Times New Roman" w:eastAsia="SimSun" w:hAnsi="Times New Roman" w:cs="Times New Roman"/>
+          <w:kern w:val="0"/>
+          <w:sz w:val="28"/>
+          <w:szCs w:val="28"/>
+          <w:lang w:eastAsia="zh-CN"/>
+          <w14:ligatures w14:val="none"/>
+        </w:rPr>
+        <w:lastRenderedPageBreak/>
+        <w:t>производящая построение трубного фланца с патрубком по заданным параметрам.</w:t>
       </w:r>
     </w:p>
     <w:p>
@@ -8108,17 +7657,21 @@
         <w:outlineLvl w:val="1"/>
         <w:rPr>
           <w:rFonts w:ascii="Times New Roman" w:eastAsia="SimSun" w:hAnsi="Times New Roman" w:cs="Times New Roman"/>
-          <w:kern w:val="0"/>
-          <w:sz w:val="28"/>
-          <w:szCs w:val="28"/>
-          <w:lang w:eastAsia="zh-CN"/>
-          <w14:ligatures w14:val="none"/>
-        </w:rPr>
-      </w:pPr>
-      <w:bookmarkStart w:id="27" w:name="_Toc240308345"/>
-      <w:r>
-        <w:rPr>
-          <w:rFonts w:ascii="Times New Roman" w:eastAsia="SimSun" w:hAnsi="Times New Roman" w:cs="Times New Roman"/>
+          <w:b/>
+          <w:bCs/>
+          <w:kern w:val="0"/>
+          <w:sz w:val="28"/>
+          <w:szCs w:val="28"/>
+          <w:lang w:eastAsia="zh-CN"/>
+          <w14:ligatures w14:val="none"/>
+        </w:rPr>
+      </w:pPr>
+      <w:bookmarkStart w:id="38" w:name="_Toc240308345"/>
+      <w:r>
+        <w:rPr>
+          <w:rFonts w:ascii="Times New Roman" w:eastAsia="SimSun" w:hAnsi="Times New Roman" w:cs="Times New Roman"/>
+          <w:b/>
+          <w:bCs/>
           <w:kern w:val="0"/>
           <w:sz w:val="28"/>
           <w:szCs w:val="28"/>
@@ -8127,7 +7680,7 @@
         </w:rPr>
         <w:t>3.3 Требования к видам обеспечения АС</w:t>
       </w:r>
-      <w:bookmarkEnd w:id="27"/>
+      <w:bookmarkEnd w:id="38"/>
     </w:p>
     <w:p>
       <w:pPr>
@@ -8148,7 +7701,7 @@
         <w:keepNext/>
         <w:keepLines/>
         <w:spacing w:before="40" w:after="0" w:line="360" w:lineRule="auto"/>
-        <w:jc w:val="both"/>
+        <w:jc w:val="center"/>
         <w:outlineLvl w:val="2"/>
         <w:rPr>
           <w:rFonts w:ascii="Times New Roman" w:eastAsia="SimSun" w:hAnsi="Times New Roman" w:cs="Times New Roman"/>
@@ -8172,10 +7725,12 @@
         </w:rPr>
         <w:tab/>
       </w:r>
-      <w:bookmarkStart w:id="28" w:name="_Toc240308346"/>
-      <w:r>
-        <w:rPr>
-          <w:rFonts w:ascii="Times New Roman" w:eastAsia="SimSun" w:hAnsi="Times New Roman" w:cs="Times New Roman"/>
+      <w:bookmarkStart w:id="39" w:name="_Toc240308346"/>
+      <w:r>
+        <w:rPr>
+          <w:rFonts w:ascii="Times New Roman" w:eastAsia="SimSun" w:hAnsi="Times New Roman" w:cs="Times New Roman"/>
+          <w:b/>
+          <w:bCs/>
           <w:kern w:val="0"/>
           <w:sz w:val="28"/>
           <w:szCs w:val="28"/>
@@ -8184,7 +7739,7 @@
         </w:rPr>
         <w:t>3.3.1 Требования к математическому обеспечению системы</w:t>
       </w:r>
-      <w:bookmarkEnd w:id="28"/>
+      <w:bookmarkEnd w:id="39"/>
     </w:p>
     <w:p>
       <w:pPr>
@@ -8217,21 +7772,25 @@
         <w:keepNext/>
         <w:keepLines/>
         <w:spacing w:before="40" w:after="0" w:line="360" w:lineRule="auto"/>
-        <w:jc w:val="both"/>
+        <w:jc w:val="center"/>
         <w:outlineLvl w:val="2"/>
         <w:rPr>
           <w:rFonts w:ascii="Times New Roman" w:eastAsia="SimSun" w:hAnsi="Times New Roman" w:cs="Times New Roman"/>
-          <w:kern w:val="0"/>
-          <w:sz w:val="28"/>
-          <w:szCs w:val="28"/>
-          <w:lang w:eastAsia="zh-CN"/>
-          <w14:ligatures w14:val="none"/>
-        </w:rPr>
-      </w:pPr>
-      <w:bookmarkStart w:id="29" w:name="_Toc240308347"/>
-      <w:r>
-        <w:rPr>
-          <w:rFonts w:ascii="Times New Roman" w:eastAsia="SimSun" w:hAnsi="Times New Roman" w:cs="Times New Roman"/>
+          <w:b/>
+          <w:bCs/>
+          <w:kern w:val="0"/>
+          <w:sz w:val="28"/>
+          <w:szCs w:val="28"/>
+          <w:lang w:eastAsia="zh-CN"/>
+          <w14:ligatures w14:val="none"/>
+        </w:rPr>
+      </w:pPr>
+      <w:bookmarkStart w:id="40" w:name="_Toc240308347"/>
+      <w:r>
+        <w:rPr>
+          <w:rFonts w:ascii="Times New Roman" w:eastAsia="SimSun" w:hAnsi="Times New Roman" w:cs="Times New Roman"/>
+          <w:b/>
+          <w:bCs/>
           <w:kern w:val="0"/>
           <w:sz w:val="28"/>
           <w:szCs w:val="28"/>
@@ -8240,7 +7799,7 @@
         </w:rPr>
         <w:t>3.3.2 Требования к информационному обеспечению системы</w:t>
       </w:r>
-      <w:bookmarkEnd w:id="29"/>
+      <w:bookmarkEnd w:id="40"/>
     </w:p>
     <w:p>
       <w:pPr>
@@ -8284,21 +7843,25 @@
         <w:keepNext/>
         <w:keepLines/>
         <w:spacing w:before="40" w:after="0" w:line="360" w:lineRule="auto"/>
-        <w:jc w:val="both"/>
+        <w:jc w:val="center"/>
         <w:outlineLvl w:val="2"/>
         <w:rPr>
           <w:rFonts w:ascii="Times New Roman" w:eastAsia="SimSun" w:hAnsi="Times New Roman" w:cs="Times New Roman"/>
-          <w:kern w:val="0"/>
-          <w:sz w:val="28"/>
-          <w:szCs w:val="28"/>
-          <w:lang w:eastAsia="zh-CN"/>
-          <w14:ligatures w14:val="none"/>
-        </w:rPr>
-      </w:pPr>
-      <w:bookmarkStart w:id="30" w:name="_Toc240308348"/>
-      <w:r>
-        <w:rPr>
-          <w:rFonts w:ascii="Times New Roman" w:eastAsia="SimSun" w:hAnsi="Times New Roman" w:cs="Times New Roman"/>
+          <w:b/>
+          <w:bCs/>
+          <w:kern w:val="0"/>
+          <w:sz w:val="28"/>
+          <w:szCs w:val="28"/>
+          <w:lang w:eastAsia="zh-CN"/>
+          <w14:ligatures w14:val="none"/>
+        </w:rPr>
+      </w:pPr>
+      <w:bookmarkStart w:id="41" w:name="_Toc240308348"/>
+      <w:r>
+        <w:rPr>
+          <w:rFonts w:ascii="Times New Roman" w:eastAsia="SimSun" w:hAnsi="Times New Roman" w:cs="Times New Roman"/>
+          <w:b/>
+          <w:bCs/>
           <w:kern w:val="0"/>
           <w:sz w:val="28"/>
           <w:szCs w:val="28"/>
@@ -8307,7 +7870,7 @@
         </w:rPr>
         <w:t>3.3.3 Требования к лингвистическому обеспечению системы</w:t>
       </w:r>
-      <w:bookmarkEnd w:id="30"/>
+      <w:bookmarkEnd w:id="41"/>
     </w:p>
     <w:p>
       <w:pPr>
@@ -8340,21 +7903,25 @@
         <w:keepNext/>
         <w:keepLines/>
         <w:spacing w:before="40" w:after="0" w:line="360" w:lineRule="auto"/>
-        <w:jc w:val="both"/>
+        <w:jc w:val="center"/>
         <w:outlineLvl w:val="2"/>
         <w:rPr>
           <w:rFonts w:ascii="Times New Roman" w:eastAsia="SimSun" w:hAnsi="Times New Roman" w:cs="Times New Roman"/>
-          <w:kern w:val="0"/>
-          <w:sz w:val="28"/>
-          <w:szCs w:val="28"/>
-          <w:lang w:eastAsia="zh-CN"/>
-          <w14:ligatures w14:val="none"/>
-        </w:rPr>
-      </w:pPr>
-      <w:bookmarkStart w:id="31" w:name="_Toc240308349"/>
-      <w:r>
-        <w:rPr>
-          <w:rFonts w:ascii="Times New Roman" w:eastAsia="SimSun" w:hAnsi="Times New Roman" w:cs="Times New Roman"/>
+          <w:b/>
+          <w:bCs/>
+          <w:kern w:val="0"/>
+          <w:sz w:val="28"/>
+          <w:szCs w:val="28"/>
+          <w:lang w:eastAsia="zh-CN"/>
+          <w14:ligatures w14:val="none"/>
+        </w:rPr>
+      </w:pPr>
+      <w:bookmarkStart w:id="42" w:name="_Toc240308349"/>
+      <w:r>
+        <w:rPr>
+          <w:rFonts w:ascii="Times New Roman" w:eastAsia="SimSun" w:hAnsi="Times New Roman" w:cs="Times New Roman"/>
+          <w:b/>
+          <w:bCs/>
           <w:kern w:val="0"/>
           <w:sz w:val="28"/>
           <w:szCs w:val="28"/>
@@ -8363,7 +7930,7 @@
         </w:rPr>
         <w:t>3.3.4 Требования к программному обеспечению системы</w:t>
       </w:r>
-      <w:bookmarkEnd w:id="31"/>
+      <w:bookmarkEnd w:id="42"/>
     </w:p>
     <w:p>
       <w:pPr>
@@ -8388,76 +7955,7 @@
           <w:lang w:eastAsia="zh-CN"/>
           <w14:ligatures w14:val="none"/>
         </w:rPr>
-        <w:t xml:space="preserve">При выборе программного обеспечения необходимо отдавать предпочтение платформам разработки и библиотекам, распространяемым под лицензией MIT или аналогичным ей лицензиям, допускающим свободное </w:t>
-      </w:r>
-      <w:r>
-        <w:rPr>
-          <w:rFonts w:ascii="Times New Roman" w:eastAsia="SimSun" w:hAnsi="Times New Roman" w:cs="Times New Roman"/>
-          <w:kern w:val="0"/>
-          <w:sz w:val="28"/>
-          <w:szCs w:val="28"/>
-          <w:lang w:eastAsia="zh-CN"/>
-          <w14:ligatures w14:val="none"/>
-        </w:rPr>
-        <w:lastRenderedPageBreak/>
-        <w:t>использование в любом ПО и освобождающим использующих от любой оплаты. Версия САПР «</w:t>
-      </w:r>
-      <w:r>
-        <w:rPr>
-          <w:rFonts w:ascii="Times New Roman" w:eastAsia="SimSun" w:hAnsi="Times New Roman" w:cs="Times New Roman"/>
-          <w:kern w:val="0"/>
-          <w:sz w:val="28"/>
-          <w:szCs w:val="28"/>
-          <w:lang w:eastAsia="zh-CN"/>
-          <w14:ligatures w14:val="none"/>
-        </w:rPr>
-        <w:t xml:space="preserve">Autodesk </w:t>
-      </w:r>
-      <w:proofErr w:type="spellStart"/>
-      <w:r>
-        <w:rPr>
-          <w:rFonts w:ascii="Times New Roman" w:eastAsia="SimSun" w:hAnsi="Times New Roman" w:cs="Times New Roman"/>
-          <w:kern w:val="0"/>
-          <w:sz w:val="28"/>
-          <w:szCs w:val="28"/>
-          <w:lang w:eastAsia="zh-CN"/>
-          <w14:ligatures w14:val="none"/>
-        </w:rPr>
-        <w:t>Inventor</w:t>
-      </w:r>
-      <w:proofErr w:type="spellEnd"/>
-      <w:r>
-        <w:rPr>
-          <w:rFonts w:ascii="Times New Roman" w:eastAsia="SimSun" w:hAnsi="Times New Roman" w:cs="Times New Roman"/>
-          <w:kern w:val="0"/>
-          <w:sz w:val="28"/>
-          <w:szCs w:val="28"/>
-          <w:lang w:eastAsia="zh-CN"/>
-          <w14:ligatures w14:val="none"/>
-        </w:rPr>
-        <w:t xml:space="preserve"> </w:t>
-      </w:r>
-      <w:r>
-        <w:rPr>
-          <w:rFonts w:ascii="Times New Roman" w:eastAsia="SimSun" w:hAnsi="Times New Roman" w:cs="Times New Roman"/>
-          <w:kern w:val="0"/>
-          <w:sz w:val="28"/>
-          <w:szCs w:val="28"/>
-          <w:lang w:eastAsia="zh-CN"/>
-          <w14:ligatures w14:val="none"/>
-        </w:rPr>
-        <w:t>2025</w:t>
-      </w:r>
-      <w:r>
-        <w:rPr>
-          <w:rFonts w:ascii="Times New Roman" w:eastAsia="SimSun" w:hAnsi="Times New Roman" w:cs="Times New Roman"/>
-          <w:kern w:val="0"/>
-          <w:sz w:val="28"/>
-          <w:szCs w:val="28"/>
-          <w:lang w:eastAsia="zh-CN"/>
-          <w14:ligatures w14:val="none"/>
-        </w:rPr>
-        <w:t xml:space="preserve">». </w:t>
+        <w:t xml:space="preserve">При выборе программного обеспечения необходимо отдавать предпочтение платформам разработки и библиотекам, распространяемым под лицензией MIT или аналогичным ей лицензиям, допускающим свободное использование в любом ПО и освобождающим использующих от любой оплаты. Версия САПР «Autodesk Inventor 2025». </w:t>
       </w:r>
     </w:p>
     <w:p>
@@ -8474,24 +7972,21 @@
           <w14:ligatures w14:val="none"/>
         </w:rPr>
       </w:pPr>
-      <w:commentRangeStart w:id="49"/>
-      <w:r>
-        <w:rPr>
-          <w:rFonts w:ascii="Times New Roman" w:eastAsia="SimSun" w:hAnsi="Times New Roman" w:cs="Times New Roman"/>
-          <w:kern w:val="0"/>
-          <w:sz w:val="28"/>
-          <w:szCs w:val="28"/>
-          <w:lang w:eastAsia="zh-CN"/>
-          <w14:ligatures w14:val="none"/>
-        </w:rPr>
-        <w:t>Помимо этого, разработанная система должна работать на ПК с ОС Windows версии 10 и старше и разрядностью х64 с NET Framework 4.7.2.</w:t>
-      </w:r>
-      <w:commentRangeEnd w:id="49"/>
-      <w:r>
-        <w:rPr>
-          <w:rStyle w:val="CommentReference"/>
-        </w:rPr>
-        <w:commentReference w:id="49"/>
+      <w:commentRangeStart w:id="43"/>
+      <w:r>
+        <w:rPr>
+          <w:rFonts w:ascii="Times New Roman" w:eastAsia="SimSun" w:hAnsi="Times New Roman" w:cs="Times New Roman"/>
+          <w:kern w:val="0"/>
+          <w:sz w:val="28"/>
+          <w:szCs w:val="28"/>
+          <w:lang w:eastAsia="zh-CN"/>
+          <w14:ligatures w14:val="none"/>
+        </w:rPr>
+        <w:t>Помимо этого, разработанная система должна работать на ПК с ОС Windows версии 10 и старше и разрядностью x64. Система реализуется как внешнее приложение на платформе .NET Framework 4.7.2, которое взаимодействует с САПР «Autodesk Inventor 2025» через COM-интерфейс Inventor API (сборка взаимодействия Autodesk.Inventor.Interop). Реализация в виде встраиваемого управляемого дополнения не применяется, так как такие дополнения Inventor 2025 работают на платформе .NET 8.</w:t>
+      </w:r>
+      <w:commentRangeEnd w:id="43"/>
+      <w:r>
+        <w:commentReference w:id="43"/>
       </w:r>
     </w:p>
     <w:p>
@@ -8499,30 +7994,35 @@
         <w:keepNext/>
         <w:keepLines/>
         <w:spacing w:before="40" w:after="0" w:line="360" w:lineRule="auto"/>
-        <w:jc w:val="both"/>
+        <w:jc w:val="center"/>
         <w:outlineLvl w:val="2"/>
         <w:rPr>
           <w:rFonts w:ascii="Times New Roman" w:eastAsia="SimSun" w:hAnsi="Times New Roman" w:cs="Times New Roman"/>
-          <w:kern w:val="0"/>
-          <w:sz w:val="28"/>
-          <w:szCs w:val="28"/>
-          <w:lang w:eastAsia="zh-CN"/>
-          <w14:ligatures w14:val="none"/>
-        </w:rPr>
-      </w:pPr>
-      <w:bookmarkStart w:id="32" w:name="_Toc240308350"/>
-      <w:r>
-        <w:rPr>
-          <w:rFonts w:ascii="Times New Roman" w:eastAsia="SimSun" w:hAnsi="Times New Roman" w:cs="Times New Roman"/>
-          <w:kern w:val="0"/>
-          <w:sz w:val="28"/>
-          <w:szCs w:val="28"/>
-          <w:lang w:eastAsia="zh-CN"/>
-          <w14:ligatures w14:val="none"/>
-        </w:rPr>
+          <w:b/>
+          <w:bCs/>
+          <w:kern w:val="0"/>
+          <w:sz w:val="28"/>
+          <w:szCs w:val="28"/>
+          <w:lang w:eastAsia="zh-CN"/>
+          <w14:ligatures w14:val="none"/>
+        </w:rPr>
+      </w:pPr>
+      <w:bookmarkStart w:id="44" w:name="_Toc240308350"/>
+      <w:r>
+        <w:rPr>
+          <w:rFonts w:ascii="Times New Roman" w:eastAsia="SimSun" w:hAnsi="Times New Roman" w:cs="Times New Roman"/>
+          <w:b/>
+          <w:bCs/>
+          <w:kern w:val="0"/>
+          <w:sz w:val="28"/>
+          <w:szCs w:val="28"/>
+          <w:lang w:eastAsia="zh-CN"/>
+          <w14:ligatures w14:val="none"/>
+        </w:rPr>
+        <w:lastRenderedPageBreak/>
         <w:t>3.3.5 Требования к техническому обеспечению системы</w:t>
       </w:r>
-      <w:bookmarkEnd w:id="32"/>
+      <w:bookmarkEnd w:id="44"/>
     </w:p>
     <w:p>
       <w:pPr>
@@ -8656,7 +8156,7 @@
         <w:keepNext/>
         <w:keepLines/>
         <w:spacing w:before="40" w:after="0" w:line="360" w:lineRule="auto"/>
-        <w:jc w:val="both"/>
+        <w:jc w:val="center"/>
         <w:outlineLvl w:val="2"/>
         <w:rPr>
           <w:rFonts w:ascii="Times New Roman" w:eastAsia="SimSun" w:hAnsi="Times New Roman" w:cs="Times New Roman"/>
@@ -8668,10 +8168,12 @@
           <w14:ligatures w14:val="none"/>
         </w:rPr>
       </w:pPr>
-      <w:bookmarkStart w:id="33" w:name="_Toc240308351"/>
-      <w:r>
-        <w:rPr>
-          <w:rFonts w:ascii="Times New Roman" w:eastAsia="SimSun" w:hAnsi="Times New Roman" w:cs="Times New Roman"/>
+      <w:bookmarkStart w:id="45" w:name="_Toc240308351"/>
+      <w:r>
+        <w:rPr>
+          <w:rFonts w:ascii="Times New Roman" w:eastAsia="SimSun" w:hAnsi="Times New Roman" w:cs="Times New Roman"/>
+          <w:b/>
+          <w:bCs/>
           <w:kern w:val="0"/>
           <w:sz w:val="28"/>
           <w:szCs w:val="28"/>
@@ -8680,10 +8182,12 @@
         </w:rPr>
         <w:t>3.3.6 Требования к метрологическому обеспечению</w:t>
       </w:r>
-      <w:bookmarkEnd w:id="33"/>
-      <w:r>
-        <w:rPr>
-          <w:rFonts w:ascii="Times New Roman" w:eastAsia="SimSun" w:hAnsi="Times New Roman" w:cs="Times New Roman"/>
+      <w:bookmarkEnd w:id="45"/>
+      <w:r>
+        <w:rPr>
+          <w:rFonts w:ascii="Times New Roman" w:eastAsia="SimSun" w:hAnsi="Times New Roman" w:cs="Times New Roman"/>
+          <w:b/>
+          <w:bCs/>
           <w:kern w:val="0"/>
           <w:sz w:val="28"/>
           <w:szCs w:val="28"/>
@@ -8724,21 +8228,25 @@
         <w:keepNext/>
         <w:keepLines/>
         <w:spacing w:before="40" w:after="0" w:line="360" w:lineRule="auto"/>
-        <w:jc w:val="both"/>
+        <w:jc w:val="center"/>
         <w:outlineLvl w:val="2"/>
         <w:rPr>
           <w:rFonts w:ascii="Times New Roman" w:eastAsia="SimSun" w:hAnsi="Times New Roman" w:cs="Times New Roman"/>
-          <w:kern w:val="0"/>
-          <w:sz w:val="28"/>
-          <w:szCs w:val="28"/>
-          <w:lang w:eastAsia="zh-CN"/>
-          <w14:ligatures w14:val="none"/>
-        </w:rPr>
-      </w:pPr>
-      <w:bookmarkStart w:id="34" w:name="_Toc240308352"/>
-      <w:r>
-        <w:rPr>
-          <w:rFonts w:ascii="Times New Roman" w:eastAsia="SimSun" w:hAnsi="Times New Roman" w:cs="Times New Roman"/>
+          <w:b/>
+          <w:bCs/>
+          <w:kern w:val="0"/>
+          <w:sz w:val="28"/>
+          <w:szCs w:val="28"/>
+          <w:lang w:eastAsia="zh-CN"/>
+          <w14:ligatures w14:val="none"/>
+        </w:rPr>
+      </w:pPr>
+      <w:bookmarkStart w:id="46" w:name="_Toc240308352"/>
+      <w:r>
+        <w:rPr>
+          <w:rFonts w:ascii="Times New Roman" w:eastAsia="SimSun" w:hAnsi="Times New Roman" w:cs="Times New Roman"/>
+          <w:b/>
+          <w:bCs/>
           <w:kern w:val="0"/>
           <w:sz w:val="28"/>
           <w:szCs w:val="28"/>
@@ -8747,10 +8255,12 @@
         </w:rPr>
         <w:t>3.3.7 Требования к организационному обеспечению</w:t>
       </w:r>
-      <w:bookmarkEnd w:id="34"/>
-      <w:r>
-        <w:rPr>
-          <w:rFonts w:ascii="Times New Roman" w:eastAsia="SimSun" w:hAnsi="Times New Roman" w:cs="Times New Roman"/>
+      <w:bookmarkEnd w:id="46"/>
+      <w:r>
+        <w:rPr>
+          <w:rFonts w:ascii="Times New Roman" w:eastAsia="SimSun" w:hAnsi="Times New Roman" w:cs="Times New Roman"/>
+          <w:b/>
+          <w:bCs/>
           <w:kern w:val="0"/>
           <w:sz w:val="28"/>
           <w:szCs w:val="28"/>
@@ -8810,17 +8320,21 @@
         <w:outlineLvl w:val="1"/>
         <w:rPr>
           <w:rFonts w:ascii="Times New Roman" w:eastAsia="SimSun" w:hAnsi="Times New Roman" w:cs="Times New Roman"/>
-          <w:kern w:val="0"/>
-          <w:sz w:val="28"/>
-          <w:szCs w:val="28"/>
-          <w:lang w:eastAsia="zh-CN"/>
-          <w14:ligatures w14:val="none"/>
-        </w:rPr>
-      </w:pPr>
-      <w:bookmarkStart w:id="35" w:name="_Toc240308353"/>
-      <w:r>
-        <w:rPr>
-          <w:rFonts w:ascii="Times New Roman" w:eastAsia="SimSun" w:hAnsi="Times New Roman" w:cs="Times New Roman"/>
+          <w:b/>
+          <w:bCs/>
+          <w:kern w:val="0"/>
+          <w:sz w:val="28"/>
+          <w:szCs w:val="28"/>
+          <w:lang w:eastAsia="zh-CN"/>
+          <w14:ligatures w14:val="none"/>
+        </w:rPr>
+      </w:pPr>
+      <w:bookmarkStart w:id="47" w:name="_Toc240308353"/>
+      <w:r>
+        <w:rPr>
+          <w:rFonts w:ascii="Times New Roman" w:eastAsia="SimSun" w:hAnsi="Times New Roman" w:cs="Times New Roman"/>
+          <w:b/>
+          <w:bCs/>
           <w:kern w:val="0"/>
           <w:sz w:val="28"/>
           <w:szCs w:val="28"/>
@@ -8829,7 +8343,7 @@
         </w:rPr>
         <w:t>3.4 Общие технические требования к АС</w:t>
       </w:r>
-      <w:bookmarkEnd w:id="35"/>
+      <w:bookmarkEnd w:id="47"/>
     </w:p>
     <w:p>
       <w:pPr>
@@ -8914,7 +8428,7 @@
           <w14:ligatures w14:val="none"/>
         </w:rPr>
       </w:pPr>
-      <w:bookmarkStart w:id="36" w:name="_Toc240308354"/>
+      <w:bookmarkStart w:id="48" w:name="_Toc240308354"/>
       <w:r>
         <w:rPr>
           <w:rFonts w:ascii="Times New Roman" w:eastAsia="SimSun" w:hAnsi="Times New Roman" w:cs="Times New Roman"/>
@@ -8927,22 +8441,9 @@
           <w14:ligatures w14:val="none"/>
         </w:rPr>
         <w:lastRenderedPageBreak/>
-        <w:t xml:space="preserve">4 СОСТАВ И СОДЕРЖАНИЕ РАБОТ ПО СОЗДАНИЮ </w:t>
-      </w:r>
-      <w:r>
-        <w:rPr>
-          <w:rFonts w:ascii="Times New Roman" w:eastAsia="SimSun" w:hAnsi="Times New Roman" w:cs="Times New Roman"/>
-          <w:b/>
-          <w:bCs/>
-          <w:kern w:val="0"/>
-          <w:sz w:val="28"/>
-          <w:szCs w:val="28"/>
-          <w:lang w:eastAsia="zh-CN"/>
-          <w14:ligatures w14:val="none"/>
-        </w:rPr>
-        <w:t>АВТОМАТИЗИРОВАННОЙ СИСТЕМЫ</w:t>
-      </w:r>
-      <w:bookmarkEnd w:id="36"/>
+        <w:t>4 СОСТАВ И СОДЕРЖАНИЕ РАБОТ ПО СОЗДАНИЮ АВТОМАТИЗИРОВАННОЙ СИСТЕМЫ</w:t>
+      </w:r>
+      <w:bookmarkEnd w:id="48"/>
     </w:p>
     <w:p>
       <w:pPr>
@@ -8984,64 +8485,7 @@
           <w:lang w:eastAsia="zh-CN"/>
           <w14:ligatures w14:val="none"/>
         </w:rPr>
-        <w:t>Этапы проведения работ по разработке плагина «</w:t>
-      </w:r>
-      <w:r>
-        <w:rPr>
-          <w:rFonts w:ascii="Times New Roman" w:eastAsia="SimSun" w:hAnsi="Times New Roman" w:cs="Times New Roman"/>
-          <w:kern w:val="0"/>
-          <w:sz w:val="28"/>
-          <w:szCs w:val="28"/>
-          <w:lang w:eastAsia="zh-CN"/>
-          <w14:ligatures w14:val="none"/>
-        </w:rPr>
-        <w:t>Трубный фланец с патрубком</w:t>
-      </w:r>
-      <w:r>
-        <w:rPr>
-          <w:rFonts w:ascii="Times New Roman" w:eastAsia="SimSun" w:hAnsi="Times New Roman" w:cs="Times New Roman"/>
-          <w:kern w:val="0"/>
-          <w:sz w:val="28"/>
-          <w:szCs w:val="28"/>
-          <w:lang w:eastAsia="zh-CN"/>
-          <w14:ligatures w14:val="none"/>
-        </w:rPr>
-        <w:t>» для САПР «</w:t>
-      </w:r>
-      <w:r>
-        <w:rPr>
-          <w:rFonts w:ascii="Times New Roman" w:eastAsia="SimSun" w:hAnsi="Times New Roman" w:cs="Times New Roman"/>
-          <w:kern w:val="0"/>
-          <w:sz w:val="28"/>
-          <w:szCs w:val="28"/>
-          <w:lang w:eastAsia="zh-CN"/>
-          <w14:ligatures w14:val="none"/>
-        </w:rPr>
-        <w:t xml:space="preserve">Autodesk </w:t>
-      </w:r>
-      <w:proofErr w:type="spellStart"/>
-      <w:r>
-        <w:rPr>
-          <w:rFonts w:ascii="Times New Roman" w:eastAsia="SimSun" w:hAnsi="Times New Roman" w:cs="Times New Roman"/>
-          <w:kern w:val="0"/>
-          <w:sz w:val="28"/>
-          <w:szCs w:val="28"/>
-          <w:lang w:eastAsia="zh-CN"/>
-          <w14:ligatures w14:val="none"/>
-        </w:rPr>
-        <w:t>Inventor</w:t>
-      </w:r>
-      <w:proofErr w:type="spellEnd"/>
-      <w:r>
-        <w:rPr>
-          <w:rFonts w:ascii="Times New Roman" w:eastAsia="SimSun" w:hAnsi="Times New Roman" w:cs="Times New Roman"/>
-          <w:kern w:val="0"/>
-          <w:sz w:val="28"/>
-          <w:szCs w:val="28"/>
-          <w:lang w:eastAsia="zh-CN"/>
-          <w14:ligatures w14:val="none"/>
-        </w:rPr>
-        <w:t>» приведены в таблице 4.1.</w:t>
+        <w:t>Этапы проведения работ по разработке плагина «Трубный фланец с патрубком» для САПР «Autodesk Inventor» приведены в таблице 4.1.</w:t>
       </w:r>
     </w:p>
     <w:p>
@@ -9090,64 +8534,7 @@
           <w:lang w:eastAsia="zh-CN"/>
           <w14:ligatures w14:val="none"/>
         </w:rPr>
-        <w:t xml:space="preserve"> Этапы проведения работ по разработке плагина «</w:t>
-      </w:r>
-      <w:r>
-        <w:rPr>
-          <w:rFonts w:ascii="Times New Roman" w:eastAsia="SimSun" w:hAnsi="Times New Roman" w:cs="Times New Roman"/>
-          <w:kern w:val="0"/>
-          <w:sz w:val="28"/>
-          <w:szCs w:val="28"/>
-          <w:lang w:eastAsia="zh-CN"/>
-          <w14:ligatures w14:val="none"/>
-        </w:rPr>
-        <w:t>Трубный фланец с патрубком</w:t>
-      </w:r>
-      <w:r>
-        <w:rPr>
-          <w:rFonts w:ascii="Times New Roman" w:eastAsia="SimSun" w:hAnsi="Times New Roman" w:cs="Times New Roman"/>
-          <w:kern w:val="0"/>
-          <w:sz w:val="28"/>
-          <w:szCs w:val="28"/>
-          <w:lang w:eastAsia="zh-CN"/>
-          <w14:ligatures w14:val="none"/>
-        </w:rPr>
-        <w:t>» для САПР «</w:t>
-      </w:r>
-      <w:r>
-        <w:rPr>
-          <w:rFonts w:ascii="Times New Roman" w:eastAsia="SimSun" w:hAnsi="Times New Roman" w:cs="Times New Roman"/>
-          <w:kern w:val="0"/>
-          <w:sz w:val="28"/>
-          <w:szCs w:val="28"/>
-          <w:lang w:eastAsia="zh-CN"/>
-          <w14:ligatures w14:val="none"/>
-        </w:rPr>
-        <w:t xml:space="preserve">Autodesk </w:t>
-      </w:r>
-      <w:proofErr w:type="spellStart"/>
-      <w:r>
-        <w:rPr>
-          <w:rFonts w:ascii="Times New Roman" w:eastAsia="SimSun" w:hAnsi="Times New Roman" w:cs="Times New Roman"/>
-          <w:kern w:val="0"/>
-          <w:sz w:val="28"/>
-          <w:szCs w:val="28"/>
-          <w:lang w:eastAsia="zh-CN"/>
-          <w14:ligatures w14:val="none"/>
-        </w:rPr>
-        <w:t>Inventor</w:t>
-      </w:r>
-      <w:proofErr w:type="spellEnd"/>
-      <w:r>
-        <w:rPr>
-          <w:rFonts w:ascii="Times New Roman" w:eastAsia="SimSun" w:hAnsi="Times New Roman" w:cs="Times New Roman"/>
-          <w:kern w:val="0"/>
-          <w:sz w:val="28"/>
-          <w:szCs w:val="28"/>
-          <w:lang w:eastAsia="zh-CN"/>
-          <w14:ligatures w14:val="none"/>
-        </w:rPr>
-        <w:t>».</w:t>
+        <w:t xml:space="preserve"> Этапы проведения работ по разработке плагина «Трубный фланец с патрубком» для САПР «Autodesk Inventor».</w:t>
       </w:r>
     </w:p>
     <w:tbl>
@@ -9474,55 +8861,7 @@
                 <w:szCs w:val="28"/>
                 <w:lang w:eastAsia="zh-CN"/>
               </w:rPr>
-              <w:t xml:space="preserve">Не позднее </w:t>
-            </w:r>
-            <w:r>
-              <w:rPr>
-                <w:sz w:val="28"/>
-                <w:szCs w:val="28"/>
-                <w:lang w:eastAsia="zh-CN"/>
-              </w:rPr>
-              <w:t>23</w:t>
-            </w:r>
-            <w:r>
-              <w:rPr>
-                <w:sz w:val="28"/>
-                <w:szCs w:val="28"/>
-                <w:lang w:eastAsia="zh-CN"/>
-              </w:rPr>
-              <w:t>.</w:t>
-            </w:r>
-            <w:r>
-              <w:rPr>
-                <w:sz w:val="28"/>
-                <w:szCs w:val="28"/>
-                <w:lang w:eastAsia="zh-CN"/>
-              </w:rPr>
-              <w:t>09</w:t>
-            </w:r>
-            <w:r>
-              <w:rPr>
-                <w:sz w:val="28"/>
-                <w:szCs w:val="28"/>
-                <w:lang w:eastAsia="zh-CN"/>
-              </w:rPr>
-              <w:t>.202</w:t>
-            </w:r>
-            <w:r>
-              <w:rPr>
-                <w:sz w:val="28"/>
-                <w:szCs w:val="28"/>
-                <w:lang w:eastAsia="zh-CN"/>
-              </w:rPr>
-              <w:t>6</w:t>
-            </w:r>
-            <w:r>
-              <w:rPr>
-                <w:sz w:val="28"/>
-                <w:szCs w:val="28"/>
-                <w:lang w:eastAsia="zh-CN"/>
-              </w:rPr>
-              <w:t xml:space="preserve"> </w:t>
+              <w:t xml:space="preserve">Не позднее 23.09.2026 </w:t>
             </w:r>
           </w:p>
         </w:tc>
@@ -9679,39 +9018,7 @@
                 <w:szCs w:val="28"/>
                 <w:lang w:eastAsia="zh-CN"/>
               </w:rPr>
-              <w:t xml:space="preserve">Не позднее </w:t>
-            </w:r>
-            <w:r>
-              <w:rPr>
-                <w:sz w:val="28"/>
-                <w:szCs w:val="28"/>
-                <w:lang w:eastAsia="zh-CN"/>
-              </w:rPr>
-              <w:t>11</w:t>
-            </w:r>
-            <w:r>
-              <w:rPr>
-                <w:sz w:val="28"/>
-                <w:szCs w:val="28"/>
-                <w:lang w:eastAsia="zh-CN"/>
-              </w:rPr>
-              <w:t>.10.202</w:t>
-            </w:r>
-            <w:r>
-              <w:rPr>
-                <w:sz w:val="28"/>
-                <w:szCs w:val="28"/>
-                <w:lang w:eastAsia="zh-CN"/>
-              </w:rPr>
-              <w:t>6</w:t>
-            </w:r>
-            <w:r>
-              <w:rPr>
-                <w:sz w:val="28"/>
-                <w:szCs w:val="28"/>
-                <w:lang w:eastAsia="zh-CN"/>
-              </w:rPr>
-              <w:t xml:space="preserve"> </w:t>
+              <w:t xml:space="preserve">Не позднее 11.10.2026 </w:t>
             </w:r>
           </w:p>
         </w:tc>
@@ -9872,31 +9179,7 @@
                 <w:szCs w:val="28"/>
                 <w:lang w:eastAsia="zh-CN"/>
               </w:rPr>
-              <w:t xml:space="preserve">Не позднее </w:t>
-            </w:r>
-            <w:r>
-              <w:rPr>
-                <w:sz w:val="28"/>
-                <w:szCs w:val="28"/>
-                <w:lang w:eastAsia="zh-CN"/>
-              </w:rPr>
-              <w:t>22</w:t>
-            </w:r>
-            <w:r>
-              <w:rPr>
-                <w:sz w:val="28"/>
-                <w:szCs w:val="28"/>
-                <w:lang w:eastAsia="zh-CN"/>
-              </w:rPr>
-              <w:t>.12.202</w:t>
-            </w:r>
-            <w:r>
-              <w:rPr>
-                <w:sz w:val="28"/>
-                <w:szCs w:val="28"/>
-                <w:lang w:eastAsia="zh-CN"/>
-              </w:rPr>
-              <w:t>6</w:t>
+              <w:t>Не позднее 22.12.2026</w:t>
             </w:r>
           </w:p>
         </w:tc>
@@ -10356,31 +9639,7 @@
                 <w:szCs w:val="28"/>
                 <w:lang w:eastAsia="zh-CN"/>
               </w:rPr>
-              <w:t xml:space="preserve">Не позднее </w:t>
-            </w:r>
-            <w:r>
-              <w:rPr>
-                <w:sz w:val="28"/>
-                <w:szCs w:val="28"/>
-                <w:lang w:eastAsia="zh-CN"/>
-              </w:rPr>
-              <w:t>27</w:t>
-            </w:r>
-            <w:r>
-              <w:rPr>
-                <w:sz w:val="28"/>
-                <w:szCs w:val="28"/>
-                <w:lang w:eastAsia="zh-CN"/>
-              </w:rPr>
-              <w:t>.12.202</w:t>
-            </w:r>
-            <w:r>
-              <w:rPr>
-                <w:sz w:val="28"/>
-                <w:szCs w:val="28"/>
-                <w:lang w:eastAsia="zh-CN"/>
-              </w:rPr>
-              <w:t>6</w:t>
+              <w:t>Не позднее 27.12.2026</w:t>
             </w:r>
           </w:p>
         </w:tc>
@@ -10646,17 +9905,19 @@
       <w:pPr>
         <w:spacing w:after="0" w:line="240" w:lineRule="auto"/>
         <w:jc w:val="center"/>
-        <w:rPr>
-          <w:rFonts w:ascii="Times New Roman" w:eastAsia="SimSun" w:hAnsi="Times New Roman" w:cs="Times New Roman"/>
-          <w:b/>
-          <w:bCs/>
-          <w:kern w:val="0"/>
-          <w:sz w:val="28"/>
-          <w:szCs w:val="28"/>
-          <w:lang w:eastAsia="zh-CN"/>
-          <w14:ligatures w14:val="none"/>
-        </w:rPr>
-      </w:pPr>
+        <w:outlineLvl w:val="0"/>
+        <w:rPr>
+          <w:rFonts w:ascii="Times New Roman" w:eastAsia="SimSun" w:hAnsi="Times New Roman" w:cs="Times New Roman"/>
+          <w:b/>
+          <w:bCs/>
+          <w:kern w:val="0"/>
+          <w:sz w:val="28"/>
+          <w:szCs w:val="28"/>
+          <w:lang w:eastAsia="zh-CN"/>
+          <w14:ligatures w14:val="none"/>
+        </w:rPr>
+      </w:pPr>
+      <w:bookmarkStart w:id="49" w:name="_Toc240308366"/>
       <w:r>
         <w:rPr>
           <w:rFonts w:ascii="Times New Roman" w:eastAsia="SimSun" w:hAnsi="Times New Roman" w:cs="Times New Roman"/>
@@ -10684,6 +9945,7 @@
         <w:lastRenderedPageBreak/>
         <w:t>5 ПОРЯДОК РАЗРАБОТКИ АВТОМАТИЗИРОВАННОЙ СИСТЕМЫ</w:t>
       </w:r>
+      <w:bookmarkEnd w:id="49"/>
     </w:p>
     <w:p>
       <w:pPr>
@@ -10710,17 +9972,21 @@
         <w:outlineLvl w:val="1"/>
         <w:rPr>
           <w:rFonts w:ascii="Times New Roman" w:eastAsia="SimSun" w:hAnsi="Times New Roman" w:cs="Times New Roman"/>
-          <w:kern w:val="0"/>
-          <w:sz w:val="28"/>
-          <w:szCs w:val="28"/>
-          <w:lang w:eastAsia="zh-CN"/>
-          <w14:ligatures w14:val="none"/>
-        </w:rPr>
-      </w:pPr>
-      <w:bookmarkStart w:id="37" w:name="_Toc240308355"/>
-      <w:r>
-        <w:rPr>
-          <w:rFonts w:ascii="Times New Roman" w:eastAsia="SimSun" w:hAnsi="Times New Roman" w:cs="Times New Roman"/>
+          <w:b/>
+          <w:bCs/>
+          <w:kern w:val="0"/>
+          <w:sz w:val="28"/>
+          <w:szCs w:val="28"/>
+          <w:lang w:eastAsia="zh-CN"/>
+          <w14:ligatures w14:val="none"/>
+        </w:rPr>
+      </w:pPr>
+      <w:bookmarkStart w:id="50" w:name="_Toc240308355"/>
+      <w:r>
+        <w:rPr>
+          <w:rFonts w:ascii="Times New Roman" w:eastAsia="SimSun" w:hAnsi="Times New Roman" w:cs="Times New Roman"/>
+          <w:b/>
+          <w:bCs/>
           <w:kern w:val="0"/>
           <w:sz w:val="28"/>
           <w:szCs w:val="28"/>
@@ -10729,7 +9995,7 @@
         </w:rPr>
         <w:t>5.1 Порядок организации разработки АС</w:t>
       </w:r>
-      <w:bookmarkEnd w:id="37"/>
+      <w:bookmarkEnd w:id="50"/>
     </w:p>
     <w:p>
       <w:pPr>
@@ -10794,17 +10060,21 @@
         <w:outlineLvl w:val="1"/>
         <w:rPr>
           <w:rFonts w:ascii="Times New Roman" w:eastAsia="SimSun" w:hAnsi="Times New Roman" w:cs="Times New Roman"/>
-          <w:kern w:val="0"/>
-          <w:sz w:val="28"/>
-          <w:szCs w:val="28"/>
-          <w:lang w:eastAsia="zh-CN"/>
-          <w14:ligatures w14:val="none"/>
-        </w:rPr>
-      </w:pPr>
-      <w:bookmarkStart w:id="38" w:name="_Toc240308356"/>
-      <w:r>
-        <w:rPr>
-          <w:rFonts w:ascii="Times New Roman" w:eastAsia="SimSun" w:hAnsi="Times New Roman" w:cs="Times New Roman"/>
+          <w:b/>
+          <w:bCs/>
+          <w:kern w:val="0"/>
+          <w:sz w:val="28"/>
+          <w:szCs w:val="28"/>
+          <w:lang w:eastAsia="zh-CN"/>
+          <w14:ligatures w14:val="none"/>
+        </w:rPr>
+      </w:pPr>
+      <w:bookmarkStart w:id="51" w:name="_Toc240308356"/>
+      <w:r>
+        <w:rPr>
+          <w:rFonts w:ascii="Times New Roman" w:eastAsia="SimSun" w:hAnsi="Times New Roman" w:cs="Times New Roman"/>
+          <w:b/>
+          <w:bCs/>
           <w:kern w:val="0"/>
           <w:sz w:val="28"/>
           <w:szCs w:val="28"/>
@@ -10813,7 +10083,7 @@
         </w:rPr>
         <w:t>5.2 Перечень документов и исходных данных для разработки АС</w:t>
       </w:r>
-      <w:bookmarkEnd w:id="38"/>
+      <w:bookmarkEnd w:id="51"/>
     </w:p>
     <w:p>
       <w:pPr>
@@ -10852,64 +10122,7 @@
           <w14:ligatures w14:val="none"/>
         </w:rPr>
         <w:tab/>
-        <w:t>Для разработки плагина «</w:t>
-      </w:r>
-      <w:r>
-        <w:rPr>
-          <w:rFonts w:ascii="Times New Roman" w:eastAsia="SimSun" w:hAnsi="Times New Roman" w:cs="Times New Roman"/>
-          <w:kern w:val="0"/>
-          <w:sz w:val="28"/>
-          <w:szCs w:val="28"/>
-          <w:lang w:eastAsia="zh-CN"/>
-          <w14:ligatures w14:val="none"/>
-        </w:rPr>
-        <w:t>Трубный фланец с патрубком</w:t>
-      </w:r>
-      <w:r>
-        <w:rPr>
-          <w:rFonts w:ascii="Times New Roman" w:eastAsia="SimSun" w:hAnsi="Times New Roman" w:cs="Times New Roman"/>
-          <w:kern w:val="0"/>
-          <w:sz w:val="28"/>
-          <w:szCs w:val="28"/>
-          <w:lang w:eastAsia="zh-CN"/>
-          <w14:ligatures w14:val="none"/>
-        </w:rPr>
-        <w:t>» для САПР «</w:t>
-      </w:r>
-      <w:r>
-        <w:rPr>
-          <w:rFonts w:ascii="Times New Roman" w:eastAsia="SimSun" w:hAnsi="Times New Roman" w:cs="Times New Roman"/>
-          <w:kern w:val="0"/>
-          <w:sz w:val="28"/>
-          <w:szCs w:val="28"/>
-          <w:lang w:eastAsia="zh-CN"/>
-          <w14:ligatures w14:val="none"/>
-        </w:rPr>
-        <w:t xml:space="preserve">Autodesk </w:t>
-      </w:r>
-      <w:proofErr w:type="spellStart"/>
-      <w:r>
-        <w:rPr>
-          <w:rFonts w:ascii="Times New Roman" w:eastAsia="SimSun" w:hAnsi="Times New Roman" w:cs="Times New Roman"/>
-          <w:kern w:val="0"/>
-          <w:sz w:val="28"/>
-          <w:szCs w:val="28"/>
-          <w:lang w:eastAsia="zh-CN"/>
-          <w14:ligatures w14:val="none"/>
-        </w:rPr>
-        <w:t>Inventor</w:t>
-      </w:r>
-      <w:proofErr w:type="spellEnd"/>
-      <w:r>
-        <w:rPr>
-          <w:rFonts w:ascii="Times New Roman" w:eastAsia="SimSun" w:hAnsi="Times New Roman" w:cs="Times New Roman"/>
-          <w:kern w:val="0"/>
-          <w:sz w:val="28"/>
-          <w:szCs w:val="28"/>
-          <w:lang w:eastAsia="zh-CN"/>
-          <w14:ligatures w14:val="none"/>
-        </w:rPr>
-        <w:t>» нужны следующие документы:</w:t>
+        <w:t>Для разработки плагина «Трубный фланец с патрубком» для САПР «Autodesk Inventor» нужны следующие документы:</w:t>
       </w:r>
     </w:p>
     <w:p>
@@ -10957,18 +10170,7 @@
           <w:lang w:eastAsia="zh-CN"/>
           <w14:ligatures w14:val="none"/>
         </w:rPr>
-        <w:t>#</w:t>
-      </w:r>
-      <w:r>
-        <w:rPr>
-          <w:rFonts w:ascii="Times New Roman" w:eastAsia="SimSun" w:hAnsi="Times New Roman" w:cs="Times New Roman"/>
-          <w:kern w:val="0"/>
-          <w:sz w:val="28"/>
-          <w:szCs w:val="28"/>
-          <w:lang w:eastAsia="zh-CN"/>
-          <w14:ligatures w14:val="none"/>
-        </w:rPr>
-        <w:t xml:space="preserve"> и платформе .</w:t>
+        <w:t># и платформе .</w:t>
       </w:r>
       <w:r>
         <w:rPr>
@@ -11016,53 +10218,7 @@
           <w:lang w:eastAsia="zh-CN"/>
           <w14:ligatures w14:val="none"/>
         </w:rPr>
-        <w:t xml:space="preserve">− </w:t>
-      </w:r>
-      <w:r>
-        <w:rPr>
-          <w:rFonts w:ascii="Times New Roman" w:eastAsia="SimSun" w:hAnsi="Times New Roman" w:cs="Times New Roman"/>
-          <w:kern w:val="0"/>
-          <w:sz w:val="28"/>
-          <w:szCs w:val="28"/>
-          <w:lang w:eastAsia="zh-CN"/>
-          <w14:ligatures w14:val="none"/>
-        </w:rPr>
-        <w:t xml:space="preserve"> с</w:t>
-      </w:r>
-      <w:r>
-        <w:rPr>
-          <w:rFonts w:ascii="Times New Roman" w:eastAsia="SimSun" w:hAnsi="Times New Roman" w:cs="Times New Roman"/>
-          <w:kern w:val="0"/>
-          <w:sz w:val="28"/>
-          <w:szCs w:val="28"/>
-          <w:lang w:eastAsia="zh-CN"/>
-          <w14:ligatures w14:val="none"/>
-        </w:rPr>
-        <w:t xml:space="preserve">правочная документация Autodesk </w:t>
-      </w:r>
-      <w:proofErr w:type="spellStart"/>
-      <w:r>
-        <w:rPr>
-          <w:rFonts w:ascii="Times New Roman" w:eastAsia="SimSun" w:hAnsi="Times New Roman" w:cs="Times New Roman"/>
-          <w:kern w:val="0"/>
-          <w:sz w:val="28"/>
-          <w:szCs w:val="28"/>
-          <w:lang w:eastAsia="zh-CN"/>
-          <w14:ligatures w14:val="none"/>
-        </w:rPr>
-        <w:t>Inventor</w:t>
-      </w:r>
-      <w:proofErr w:type="spellEnd"/>
-      <w:r>
-        <w:rPr>
-          <w:rFonts w:ascii="Times New Roman" w:eastAsia="SimSun" w:hAnsi="Times New Roman" w:cs="Times New Roman"/>
-          <w:kern w:val="0"/>
-          <w:sz w:val="28"/>
-          <w:szCs w:val="28"/>
-          <w:lang w:eastAsia="zh-CN"/>
-          <w14:ligatures w14:val="none"/>
-        </w:rPr>
-        <w:t xml:space="preserve"> API</w:t>
+        <w:t>−  справочная документация Autodesk Inventor API</w:t>
       </w:r>
     </w:p>
     <w:p>
@@ -11088,77 +10244,33 @@
           <w:lang w:eastAsia="zh-CN"/>
           <w14:ligatures w14:val="none"/>
         </w:rPr>
-        <w:t xml:space="preserve">− </w:t>
-      </w:r>
-      <w:r>
-        <w:rPr>
-          <w:rFonts w:ascii="Arial" w:eastAsia="SimSun" w:hAnsi="Arial" w:cs="Arial"/>
-          <w:color w:val="444444"/>
-          <w:kern w:val="0"/>
-          <w:sz w:val="20"/>
-          <w:szCs w:val="20"/>
-          <w:shd w:val="clear" w:color="auto" w:fill="FFFFFF"/>
-          <w:lang w:val="en-US" w:eastAsia="zh-CN"/>
-          <w14:ligatures w14:val="none"/>
-        </w:rPr>
-        <w:t> </w:t>
-      </w:r>
-      <w:r>
-        <w:rPr>
-          <w:rFonts w:ascii="Times New Roman" w:eastAsia="SimSun" w:hAnsi="Times New Roman" w:cs="Times New Roman"/>
-          <w:kern w:val="0"/>
-          <w:sz w:val="28"/>
-          <w:szCs w:val="28"/>
-          <w:shd w:val="clear" w:color="auto" w:fill="FFFFFF"/>
-          <w:lang w:eastAsia="zh-CN"/>
-          <w14:ligatures w14:val="none"/>
-        </w:rPr>
-        <w:t xml:space="preserve">ГОСТ </w:t>
-      </w:r>
-      <w:r>
-        <w:rPr>
-          <w:rFonts w:ascii="Times New Roman" w:eastAsia="SimSun" w:hAnsi="Times New Roman" w:cs="Times New Roman"/>
-          <w:kern w:val="0"/>
-          <w:sz w:val="28"/>
-          <w:szCs w:val="28"/>
-          <w:shd w:val="clear" w:color="auto" w:fill="FFFFFF"/>
-          <w:lang w:eastAsia="zh-CN"/>
-          <w14:ligatures w14:val="none"/>
-        </w:rPr>
-        <w:t xml:space="preserve">33259-2015 </w:t>
-      </w:r>
-      <w:r>
-        <w:rPr>
-          <w:rFonts w:ascii="Times New Roman" w:eastAsia="SimSun" w:hAnsi="Times New Roman" w:cs="Times New Roman"/>
-          <w:kern w:val="0"/>
-          <w:sz w:val="28"/>
-          <w:szCs w:val="28"/>
-          <w:lang w:eastAsia="zh-CN"/>
-          <w14:ligatures w14:val="none"/>
-        </w:rPr>
-        <w:t>«</w:t>
-      </w:r>
-      <w:r>
-        <w:rPr>
-          <w:rFonts w:ascii="Times New Roman" w:eastAsia="SimSun" w:hAnsi="Times New Roman" w:cs="Times New Roman"/>
-          <w:kern w:val="0"/>
-          <w:sz w:val="28"/>
-          <w:szCs w:val="28"/>
-          <w:lang w:eastAsia="zh-CN"/>
-          <w14:ligatures w14:val="none"/>
-        </w:rPr>
-        <w:t>Фланцы арматуры, соединительных частей и трубопроводов</w:t>
-      </w:r>
-      <w:r>
-        <w:rPr>
-          <w:rFonts w:ascii="Times New Roman" w:eastAsia="SimSun" w:hAnsi="Times New Roman" w:cs="Times New Roman"/>
-          <w:kern w:val="0"/>
-          <w:sz w:val="28"/>
-          <w:szCs w:val="28"/>
-          <w:lang w:eastAsia="zh-CN"/>
-          <w14:ligatures w14:val="none"/>
-        </w:rPr>
-        <w:t>»;</w:t>
+        <w:t>− ГОСТ 33259-2015 «Фланцы арматуры, соединительных частей и трубопроводов на номинальное давление до PN 250. Конструкция, размеры и общие технические требования»;</w:t>
+      </w:r>
+    </w:p>
+    <w:p>
+      <w:pPr>
+        <w:spacing w:after="0" w:line="360" w:lineRule="auto"/>
+        <w:ind w:firstLine="708"/>
+        <w:jc w:val="both"/>
+        <w:rPr>
+          <w:rFonts w:ascii="Times New Roman" w:eastAsia="SimSun" w:hAnsi="Times New Roman" w:cs="Times New Roman"/>
+          <w:kern w:val="0"/>
+          <w:sz w:val="28"/>
+          <w:szCs w:val="28"/>
+          <w:lang w:eastAsia="zh-CN"/>
+          <w14:ligatures w14:val="none"/>
+        </w:rPr>
+      </w:pPr>
+      <w:r>
+        <w:rPr>
+          <w:rFonts w:ascii="Times New Roman" w:eastAsia="SimSun" w:hAnsi="Times New Roman" w:cs="Times New Roman"/>
+          <w:kern w:val="0"/>
+          <w:sz w:val="28"/>
+          <w:szCs w:val="28"/>
+          <w:lang w:eastAsia="zh-CN"/>
+          <w14:ligatures w14:val="none"/>
+        </w:rPr>
+        <w:t>Нормативной основой служит ГОСТ 33259-2015 [10], заменивший ГОСТ 12821-80 [9]. Моделируется стальной фланец типа 11 (приварной встык). Конструктивные размеры задаются пользователем в диапазонах и с ограничениями, приведёнными в п. 3.1.1. Принятые упрощения: патрубок моделируется цилиндром без конического перехода воротника, уплотнительная поверхность и фаски не моделируются, соответствие вводимых размеров табличным значениям стандарта не контролируется.</w:t>
       </w:r>
     </w:p>
     <w:p>
@@ -11184,17 +10296,21 @@
         <w:outlineLvl w:val="1"/>
         <w:rPr>
           <w:rFonts w:ascii="Times New Roman" w:eastAsia="SimSun" w:hAnsi="Times New Roman" w:cs="Times New Roman"/>
-          <w:kern w:val="0"/>
-          <w:sz w:val="28"/>
-          <w:szCs w:val="28"/>
-          <w:lang w:eastAsia="zh-CN"/>
-          <w14:ligatures w14:val="none"/>
-        </w:rPr>
-      </w:pPr>
-      <w:bookmarkStart w:id="39" w:name="_Toc240308357"/>
-      <w:r>
-        <w:rPr>
-          <w:rFonts w:ascii="Times New Roman" w:eastAsia="SimSun" w:hAnsi="Times New Roman" w:cs="Times New Roman"/>
+          <w:b/>
+          <w:bCs/>
+          <w:kern w:val="0"/>
+          <w:sz w:val="28"/>
+          <w:szCs w:val="28"/>
+          <w:lang w:eastAsia="zh-CN"/>
+          <w14:ligatures w14:val="none"/>
+        </w:rPr>
+      </w:pPr>
+      <w:bookmarkStart w:id="52" w:name="_Toc240308357"/>
+      <w:r>
+        <w:rPr>
+          <w:rFonts w:ascii="Times New Roman" w:eastAsia="SimSun" w:hAnsi="Times New Roman" w:cs="Times New Roman"/>
+          <w:b/>
+          <w:bCs/>
           <w:kern w:val="0"/>
           <w:sz w:val="28"/>
           <w:szCs w:val="28"/>
@@ -11203,7 +10319,7 @@
         </w:rPr>
         <w:t>5.3 Перечень документов, предъявляемых по окончании соответствующих этапов работ</w:t>
       </w:r>
-      <w:bookmarkEnd w:id="39"/>
+      <w:bookmarkEnd w:id="52"/>
     </w:p>
     <w:p>
       <w:pPr>
@@ -11267,6 +10383,7 @@
           <w:lang w:eastAsia="zh-CN"/>
           <w14:ligatures w14:val="none"/>
         </w:rPr>
+        <w:lastRenderedPageBreak/>
         <w:tab/>
         <w:t>− документ технического задания;</w:t>
       </w:r>
@@ -11391,7 +10508,7 @@
           <w14:ligatures w14:val="none"/>
         </w:rPr>
       </w:pPr>
-      <w:bookmarkStart w:id="40" w:name="_Toc240308358"/>
+      <w:bookmarkStart w:id="53" w:name="_Toc240308358"/>
       <w:r>
         <w:rPr>
           <w:rFonts w:ascii="Times New Roman" w:eastAsia="SimSun" w:hAnsi="Times New Roman" w:cs="Times New Roman"/>
@@ -11406,7 +10523,7 @@
         <w:lastRenderedPageBreak/>
         <w:t>6 ПОРЯДОК КОНТРОЛЯ И ПРИЁМКИ АВТОМАТИЗИРОВАННОЙ СИСТЕМЫ</w:t>
       </w:r>
-      <w:bookmarkEnd w:id="40"/>
+      <w:bookmarkEnd w:id="53"/>
     </w:p>
     <w:p>
       <w:pPr>
@@ -11441,10 +10558,12 @@
           <w14:ligatures w14:val="none"/>
         </w:rPr>
       </w:pPr>
-      <w:bookmarkStart w:id="41" w:name="_Toc240308359"/>
-      <w:r>
-        <w:rPr>
-          <w:rFonts w:ascii="Times New Roman" w:eastAsia="SimSun" w:hAnsi="Times New Roman" w:cs="Times New Roman"/>
+      <w:bookmarkStart w:id="54" w:name="_Toc240308359"/>
+      <w:r>
+        <w:rPr>
+          <w:rFonts w:ascii="Times New Roman" w:eastAsia="SimSun" w:hAnsi="Times New Roman" w:cs="Times New Roman"/>
+          <w:b/>
+          <w:bCs/>
           <w:kern w:val="0"/>
           <w:sz w:val="28"/>
           <w:szCs w:val="28"/>
@@ -11453,7 +10572,7 @@
         </w:rPr>
         <w:t>6.1 Виды, состав и методы испытаний АС и ее составных частей</w:t>
       </w:r>
-      <w:bookmarkEnd w:id="41"/>
+      <w:bookmarkEnd w:id="54"/>
     </w:p>
     <w:p>
       <w:pPr>
@@ -11779,17 +10898,21 @@
         <w:outlineLvl w:val="1"/>
         <w:rPr>
           <w:rFonts w:ascii="Times New Roman" w:eastAsia="SimSun" w:hAnsi="Times New Roman" w:cs="Times New Roman"/>
-          <w:kern w:val="0"/>
-          <w:sz w:val="28"/>
-          <w:szCs w:val="28"/>
-          <w:lang w:eastAsia="zh-CN"/>
-          <w14:ligatures w14:val="none"/>
-        </w:rPr>
-      </w:pPr>
-      <w:bookmarkStart w:id="42" w:name="_Toc240308360"/>
-      <w:r>
-        <w:rPr>
-          <w:rFonts w:ascii="Times New Roman" w:eastAsia="SimSun" w:hAnsi="Times New Roman" w:cs="Times New Roman"/>
+          <w:b/>
+          <w:bCs/>
+          <w:kern w:val="0"/>
+          <w:sz w:val="28"/>
+          <w:szCs w:val="28"/>
+          <w:lang w:eastAsia="zh-CN"/>
+          <w14:ligatures w14:val="none"/>
+        </w:rPr>
+      </w:pPr>
+      <w:bookmarkStart w:id="55" w:name="_Toc240308360"/>
+      <w:r>
+        <w:rPr>
+          <w:rFonts w:ascii="Times New Roman" w:eastAsia="SimSun" w:hAnsi="Times New Roman" w:cs="Times New Roman"/>
+          <w:b/>
+          <w:bCs/>
           <w:kern w:val="0"/>
           <w:sz w:val="28"/>
           <w:szCs w:val="28"/>
@@ -11798,7 +10921,7 @@
         </w:rPr>
         <w:t>6.2 Общие требования к приёмке работ по стадиям</w:t>
       </w:r>
-      <w:bookmarkEnd w:id="42"/>
+      <w:bookmarkEnd w:id="55"/>
     </w:p>
     <w:p>
       <w:pPr>
@@ -11902,21 +11025,10 @@
           <w14:ligatures w14:val="none"/>
         </w:rPr>
         <w:br/>
-        <w:t xml:space="preserve">         </w:t>
-      </w:r>
-      <w:r>
-        <w:rPr>
-          <w:rFonts w:ascii="Times New Roman" w:eastAsia="SimSun" w:hAnsi="Times New Roman" w:cs="Times New Roman"/>
-          <w:kern w:val="0"/>
-          <w:sz w:val="28"/>
-          <w:szCs w:val="28"/>
-          <w:lang w:eastAsia="zh-CN"/>
-          <w14:ligatures w14:val="none"/>
-        </w:rPr>
-        <w:t xml:space="preserve">Наличие желательных доработок не влияет на приёмку работ и процесс передачи системы в эксплуатацию. </w:t>
-      </w:r>
-      <w:commentRangeStart w:id="43"/>
-      <w:commentRangeStart w:id="44"/>
+        <w:t xml:space="preserve">         Наличие желательных доработок не влияет на приёмку работ и процесс передачи системы в эксплуатацию. </w:t>
+      </w:r>
+      <w:commentRangeStart w:id="56"/>
+      <w:commentRangeStart w:id="57"/>
       <w:r>
         <w:rPr>
           <w:rFonts w:ascii="Times New Roman" w:eastAsia="SimSun" w:hAnsi="Times New Roman" w:cs="Times New Roman"/>
@@ -11928,7 +11040,7 @@
         </w:rPr>
         <w:t>Комплектность передаваемой отчётной документации подлежит проверке Заказчиком.</w:t>
       </w:r>
-      <w:commentRangeEnd w:id="43"/>
+      <w:commentRangeEnd w:id="56"/>
       <w:r>
         <w:rPr>
           <w:rStyle w:val="ae"/>
@@ -11939,14 +11051,14 @@
           <w:lang w:eastAsia="zh-CN"/>
           <w14:ligatures w14:val="none"/>
         </w:rPr>
-        <w:commentReference w:id="43"/>
-      </w:r>
-      <w:commentRangeEnd w:id="44"/>
+        <w:commentReference w:id="56"/>
+      </w:r>
+      <w:commentRangeEnd w:id="57"/>
       <w:r>
         <w:rPr>
           <w:rStyle w:val="ae"/>
         </w:rPr>
-        <w:commentReference w:id="44"/>
+        <w:commentReference w:id="57"/>
       </w:r>
     </w:p>
     <w:p>
@@ -11967,7 +11079,7 @@
           <w14:ligatures w14:val="none"/>
         </w:rPr>
       </w:pPr>
-      <w:bookmarkStart w:id="45" w:name="_Toc240308361"/>
+      <w:bookmarkStart w:id="58" w:name="_Toc240308361"/>
       <w:r>
         <w:rPr>
           <w:rFonts w:ascii="Times New Roman" w:eastAsia="SimSun" w:hAnsi="Times New Roman" w:cs="Times New Roman"/>
@@ -11982,7 +11094,7 @@
         <w:lastRenderedPageBreak/>
         <w:t>7 ТРЕБОВАНИЯ К ДОКУМЕНТИРОВАНИЮ</w:t>
       </w:r>
-      <w:bookmarkEnd w:id="45"/>
+      <w:bookmarkEnd w:id="58"/>
     </w:p>
     <w:p>
       <w:pPr>
@@ -12061,17 +11173,21 @@
         <w:outlineLvl w:val="1"/>
         <w:rPr>
           <w:rFonts w:ascii="Times New Roman" w:eastAsia="SimSun" w:hAnsi="Times New Roman" w:cs="Times New Roman"/>
-          <w:kern w:val="0"/>
-          <w:sz w:val="28"/>
-          <w:szCs w:val="28"/>
-          <w:lang w:eastAsia="zh-CN"/>
-          <w14:ligatures w14:val="none"/>
-        </w:rPr>
-      </w:pPr>
-      <w:bookmarkStart w:id="46" w:name="_Toc240308362"/>
-      <w:r>
-        <w:rPr>
-          <w:rFonts w:ascii="Times New Roman" w:eastAsia="SimSun" w:hAnsi="Times New Roman" w:cs="Times New Roman"/>
+          <w:b/>
+          <w:bCs/>
+          <w:kern w:val="0"/>
+          <w:sz w:val="28"/>
+          <w:szCs w:val="28"/>
+          <w:lang w:eastAsia="zh-CN"/>
+          <w14:ligatures w14:val="none"/>
+        </w:rPr>
+      </w:pPr>
+      <w:bookmarkStart w:id="59" w:name="_Toc240308362"/>
+      <w:r>
+        <w:rPr>
+          <w:rFonts w:ascii="Times New Roman" w:eastAsia="SimSun" w:hAnsi="Times New Roman" w:cs="Times New Roman"/>
+          <w:b/>
+          <w:bCs/>
           <w:kern w:val="0"/>
           <w:sz w:val="28"/>
           <w:szCs w:val="28"/>
@@ -12080,7 +11196,7 @@
         </w:rPr>
         <w:t>7.1 Перечень подлежащих разработке документов</w:t>
       </w:r>
-      <w:bookmarkEnd w:id="46"/>
+      <w:bookmarkEnd w:id="59"/>
     </w:p>
     <w:p>
       <w:pPr>
@@ -12145,17 +11261,21 @@
         <w:outlineLvl w:val="1"/>
         <w:rPr>
           <w:rFonts w:ascii="Times New Roman" w:eastAsia="SimSun" w:hAnsi="Times New Roman" w:cs="Times New Roman"/>
-          <w:kern w:val="0"/>
-          <w:sz w:val="28"/>
-          <w:szCs w:val="28"/>
-          <w:lang w:eastAsia="zh-CN"/>
-          <w14:ligatures w14:val="none"/>
-        </w:rPr>
-      </w:pPr>
-      <w:bookmarkStart w:id="47" w:name="_Toc240308363"/>
-      <w:r>
-        <w:rPr>
-          <w:rFonts w:ascii="Times New Roman" w:eastAsia="SimSun" w:hAnsi="Times New Roman" w:cs="Times New Roman"/>
+          <w:b/>
+          <w:bCs/>
+          <w:kern w:val="0"/>
+          <w:sz w:val="28"/>
+          <w:szCs w:val="28"/>
+          <w:lang w:eastAsia="zh-CN"/>
+          <w14:ligatures w14:val="none"/>
+        </w:rPr>
+      </w:pPr>
+      <w:bookmarkStart w:id="60" w:name="_Toc240308363"/>
+      <w:r>
+        <w:rPr>
+          <w:rFonts w:ascii="Times New Roman" w:eastAsia="SimSun" w:hAnsi="Times New Roman" w:cs="Times New Roman"/>
+          <w:b/>
+          <w:bCs/>
           <w:kern w:val="0"/>
           <w:sz w:val="28"/>
           <w:szCs w:val="28"/>
@@ -12164,7 +11284,7 @@
         </w:rPr>
         <w:t>7.2 Вид представления и количество документов</w:t>
       </w:r>
-      <w:bookmarkEnd w:id="47"/>
+      <w:bookmarkEnd w:id="60"/>
     </w:p>
     <w:p>
       <w:pPr>
@@ -12203,55 +11323,7 @@
           <w:lang w:eastAsia="zh-CN"/>
           <w14:ligatures w14:val="none"/>
         </w:rPr>
-        <w:t>Нижеперечисленные документы к АС предоставляются в электронном виде в форматах .</w:t>
-      </w:r>
-      <w:proofErr w:type="spellStart"/>
-      <w:r>
-        <w:rPr>
-          <w:rFonts w:ascii="Times New Roman" w:eastAsia="SimSun" w:hAnsi="Times New Roman" w:cs="Times New Roman"/>
-          <w:kern w:val="0"/>
-          <w:sz w:val="28"/>
-          <w:szCs w:val="28"/>
-          <w:lang w:eastAsia="zh-CN"/>
-          <w14:ligatures w14:val="none"/>
-        </w:rPr>
-        <w:t>docx</w:t>
-      </w:r>
-      <w:proofErr w:type="spellEnd"/>
-      <w:r>
-        <w:rPr>
-          <w:rFonts w:ascii="Times New Roman" w:eastAsia="SimSun" w:hAnsi="Times New Roman" w:cs="Times New Roman"/>
-          <w:kern w:val="0"/>
-          <w:sz w:val="28"/>
-          <w:szCs w:val="28"/>
-          <w:lang w:eastAsia="zh-CN"/>
-          <w14:ligatures w14:val="none"/>
-        </w:rPr>
-        <w:t xml:space="preserve"> и .</w:t>
-      </w:r>
-      <w:proofErr w:type="spellStart"/>
-      <w:r>
-        <w:rPr>
-          <w:rFonts w:ascii="Times New Roman" w:eastAsia="SimSun" w:hAnsi="Times New Roman" w:cs="Times New Roman"/>
-          <w:kern w:val="0"/>
-          <w:sz w:val="28"/>
-          <w:szCs w:val="28"/>
-          <w:lang w:eastAsia="zh-CN"/>
-          <w14:ligatures w14:val="none"/>
-        </w:rPr>
-        <w:t>pdf</w:t>
-      </w:r>
-      <w:proofErr w:type="spellEnd"/>
-      <w:r>
-        <w:rPr>
-          <w:rFonts w:ascii="Times New Roman" w:eastAsia="SimSun" w:hAnsi="Times New Roman" w:cs="Times New Roman"/>
-          <w:kern w:val="0"/>
-          <w:sz w:val="28"/>
-          <w:szCs w:val="28"/>
-          <w:lang w:eastAsia="zh-CN"/>
-          <w14:ligatures w14:val="none"/>
-        </w:rPr>
-        <w:t xml:space="preserve"> по одному экземпляру каждый </w:t>
+        <w:t xml:space="preserve">Нижеперечисленные документы к АС предоставляются в электронном виде в форматах .docx и .pdf по одному экземпляру каждый </w:t>
       </w:r>
     </w:p>
     <w:p>
@@ -12409,17 +11481,21 @@
         <w:outlineLvl w:val="1"/>
         <w:rPr>
           <w:rFonts w:ascii="Times New Roman" w:eastAsia="SimSun" w:hAnsi="Times New Roman" w:cs="Times New Roman"/>
-          <w:kern w:val="0"/>
-          <w:sz w:val="28"/>
-          <w:szCs w:val="28"/>
-          <w:lang w:eastAsia="zh-CN"/>
-          <w14:ligatures w14:val="none"/>
-        </w:rPr>
-      </w:pPr>
-      <w:bookmarkStart w:id="48" w:name="_Toc240308364"/>
-      <w:r>
-        <w:rPr>
-          <w:rFonts w:ascii="Times New Roman" w:eastAsia="SimSun" w:hAnsi="Times New Roman" w:cs="Times New Roman"/>
+          <w:b/>
+          <w:bCs/>
+          <w:kern w:val="0"/>
+          <w:sz w:val="28"/>
+          <w:szCs w:val="28"/>
+          <w:lang w:eastAsia="zh-CN"/>
+          <w14:ligatures w14:val="none"/>
+        </w:rPr>
+      </w:pPr>
+      <w:bookmarkStart w:id="61" w:name="_Toc240308364"/>
+      <w:r>
+        <w:rPr>
+          <w:rFonts w:ascii="Times New Roman" w:eastAsia="SimSun" w:hAnsi="Times New Roman" w:cs="Times New Roman"/>
+          <w:b/>
+          <w:bCs/>
           <w:kern w:val="0"/>
           <w:sz w:val="28"/>
           <w:szCs w:val="28"/>
@@ -12428,7 +11504,7 @@
         </w:rPr>
         <w:t>7.3 Требования по использованию ЕСКД и ЕСПД при разработке документов</w:t>
       </w:r>
-      <w:bookmarkEnd w:id="48"/>
+      <w:bookmarkEnd w:id="61"/>
     </w:p>
     <w:p>
       <w:pPr>
@@ -12545,31 +11621,8 @@
           <w:lang w:eastAsia="zh-CN"/>
           <w14:ligatures w14:val="none"/>
         </w:rPr>
-        <w:t xml:space="preserve">− шрифт – Times New </w:t>
-      </w:r>
-      <w:proofErr w:type="spellStart"/>
-      <w:r>
-        <w:rPr>
-          <w:rFonts w:ascii="Times New Roman" w:eastAsia="SimSun" w:hAnsi="Times New Roman" w:cs="Times New Roman"/>
-          <w:kern w:val="0"/>
-          <w:sz w:val="28"/>
-          <w:szCs w:val="28"/>
-          <w:lang w:eastAsia="zh-CN"/>
-          <w14:ligatures w14:val="none"/>
-        </w:rPr>
-        <w:t>Roman</w:t>
-      </w:r>
-      <w:proofErr w:type="spellEnd"/>
-      <w:r>
-        <w:rPr>
-          <w:rFonts w:ascii="Times New Roman" w:eastAsia="SimSun" w:hAnsi="Times New Roman" w:cs="Times New Roman"/>
-          <w:kern w:val="0"/>
-          <w:sz w:val="28"/>
-          <w:szCs w:val="28"/>
-          <w:lang w:eastAsia="zh-CN"/>
-          <w14:ligatures w14:val="none"/>
-        </w:rPr>
-        <w:t xml:space="preserve"> 14; </w:t>
+        <w:lastRenderedPageBreak/>
+        <w:t xml:space="preserve">− шрифт – Times New Roman 14; </w:t>
       </w:r>
     </w:p>
     <w:p>
@@ -12595,7 +11648,6 @@
           <w:lang w:eastAsia="zh-CN"/>
           <w14:ligatures w14:val="none"/>
         </w:rPr>
-        <w:lastRenderedPageBreak/>
         <w:t xml:space="preserve">− первая строка – отступ 1,25 см; </w:t>
       </w:r>
     </w:p>
@@ -12719,7 +11771,7 @@
           <w14:ligatures w14:val="none"/>
         </w:rPr>
       </w:pPr>
-      <w:bookmarkStart w:id="49" w:name="_Toc240308365"/>
+      <w:bookmarkStart w:id="62" w:name="_Toc240308365"/>
       <w:r>
         <w:rPr>
           <w:rFonts w:ascii="Times New Roman" w:eastAsia="SimSun" w:hAnsi="Times New Roman" w:cs="Times New Roman"/>
@@ -12734,7 +11786,7 @@
         <w:lastRenderedPageBreak/>
         <w:t>8 ИСТОЧНИКИ РАЗРАБОТКИ</w:t>
       </w:r>
-      <w:bookmarkEnd w:id="49"/>
+      <w:bookmarkEnd w:id="62"/>
     </w:p>
     <w:p>
       <w:pPr>
@@ -12805,103 +11857,7 @@
           <w:lang w:eastAsia="zh-CN"/>
           <w14:ligatures w14:val="none"/>
         </w:rPr>
-        <w:t xml:space="preserve">Новые технологии в </w:t>
-      </w:r>
-      <w:proofErr w:type="gramStart"/>
-      <w:r>
-        <w:rPr>
-          <w:rFonts w:ascii="Times New Roman" w:eastAsia="SimSun" w:hAnsi="Times New Roman" w:cs="Times New Roman"/>
-          <w:kern w:val="0"/>
-          <w:sz w:val="28"/>
-          <w:szCs w:val="28"/>
-          <w:lang w:eastAsia="zh-CN"/>
-          <w14:ligatures w14:val="none"/>
-        </w:rPr>
-        <w:t>программировании :</w:t>
-      </w:r>
-      <w:proofErr w:type="gramEnd"/>
-      <w:r>
-        <w:rPr>
-          <w:rFonts w:ascii="Times New Roman" w:eastAsia="SimSun" w:hAnsi="Times New Roman" w:cs="Times New Roman"/>
-          <w:kern w:val="0"/>
-          <w:sz w:val="28"/>
-          <w:szCs w:val="28"/>
-          <w:lang w:eastAsia="zh-CN"/>
-          <w14:ligatures w14:val="none"/>
-        </w:rPr>
-        <w:t xml:space="preserve"> учебное пособие / А. А. </w:t>
-      </w:r>
-      <w:proofErr w:type="spellStart"/>
-      <w:r>
-        <w:rPr>
-          <w:rFonts w:ascii="Times New Roman" w:eastAsia="SimSun" w:hAnsi="Times New Roman" w:cs="Times New Roman"/>
-          <w:kern w:val="0"/>
-          <w:sz w:val="28"/>
-          <w:szCs w:val="28"/>
-          <w:lang w:eastAsia="zh-CN"/>
-          <w14:ligatures w14:val="none"/>
-        </w:rPr>
-        <w:t>Калентьев</w:t>
-      </w:r>
-      <w:proofErr w:type="spellEnd"/>
-      <w:r>
-        <w:rPr>
-          <w:rFonts w:ascii="Times New Roman" w:eastAsia="SimSun" w:hAnsi="Times New Roman" w:cs="Times New Roman"/>
-          <w:kern w:val="0"/>
-          <w:sz w:val="28"/>
-          <w:szCs w:val="28"/>
-          <w:lang w:eastAsia="zh-CN"/>
-          <w14:ligatures w14:val="none"/>
-        </w:rPr>
-        <w:t xml:space="preserve">, Д. В. </w:t>
-      </w:r>
-      <w:proofErr w:type="spellStart"/>
-      <w:r>
-        <w:rPr>
-          <w:rFonts w:ascii="Times New Roman" w:eastAsia="SimSun" w:hAnsi="Times New Roman" w:cs="Times New Roman"/>
-          <w:kern w:val="0"/>
-          <w:sz w:val="28"/>
-          <w:szCs w:val="28"/>
-          <w:lang w:eastAsia="zh-CN"/>
-          <w14:ligatures w14:val="none"/>
-        </w:rPr>
-        <w:t>Гарайс</w:t>
-      </w:r>
-      <w:proofErr w:type="spellEnd"/>
-      <w:r>
-        <w:rPr>
-          <w:rFonts w:ascii="Times New Roman" w:eastAsia="SimSun" w:hAnsi="Times New Roman" w:cs="Times New Roman"/>
-          <w:kern w:val="0"/>
-          <w:sz w:val="28"/>
-          <w:szCs w:val="28"/>
-          <w:lang w:eastAsia="zh-CN"/>
-          <w14:ligatures w14:val="none"/>
-        </w:rPr>
-        <w:t xml:space="preserve">, А. Е. Горяинов — </w:t>
-      </w:r>
-      <w:proofErr w:type="gramStart"/>
-      <w:r>
-        <w:rPr>
-          <w:rFonts w:ascii="Times New Roman" w:eastAsia="SimSun" w:hAnsi="Times New Roman" w:cs="Times New Roman"/>
-          <w:kern w:val="0"/>
-          <w:sz w:val="28"/>
-          <w:szCs w:val="28"/>
-          <w:lang w:eastAsia="zh-CN"/>
-          <w14:ligatures w14:val="none"/>
-        </w:rPr>
-        <w:t>Томск :</w:t>
-      </w:r>
-      <w:proofErr w:type="gramEnd"/>
-      <w:r>
-        <w:rPr>
-          <w:rFonts w:ascii="Times New Roman" w:eastAsia="SimSun" w:hAnsi="Times New Roman" w:cs="Times New Roman"/>
-          <w:kern w:val="0"/>
-          <w:sz w:val="28"/>
-          <w:szCs w:val="28"/>
-          <w:lang w:eastAsia="zh-CN"/>
-          <w14:ligatures w14:val="none"/>
-        </w:rPr>
-        <w:t xml:space="preserve"> Эль Контент, 2014. — 176 с. </w:t>
+        <w:t xml:space="preserve">Новые технологии в программировании : учебное пособие / А. А. Калентьев, Д. В. Гарайс, А. Е. Горяинов — Томск : Эль Контент, 2014. — 176 с. </w:t>
       </w:r>
     </w:p>
     <w:p>
@@ -13081,103 +12037,7 @@
           <w:lang w:eastAsia="zh-CN"/>
           <w14:ligatures w14:val="none"/>
         </w:rPr>
-        <w:t>Введение в UML от создателей языка [Текст</w:t>
-      </w:r>
-      <w:proofErr w:type="gramStart"/>
-      <w:r>
-        <w:rPr>
-          <w:rFonts w:ascii="Times New Roman" w:eastAsia="SimSun" w:hAnsi="Times New Roman" w:cs="Times New Roman"/>
-          <w:kern w:val="0"/>
-          <w:sz w:val="28"/>
-          <w:szCs w:val="28"/>
-          <w:lang w:eastAsia="zh-CN"/>
-          <w14:ligatures w14:val="none"/>
-        </w:rPr>
-        <w:t>] :</w:t>
-      </w:r>
-      <w:proofErr w:type="gramEnd"/>
-      <w:r>
-        <w:rPr>
-          <w:rFonts w:ascii="Times New Roman" w:eastAsia="SimSun" w:hAnsi="Times New Roman" w:cs="Times New Roman"/>
-          <w:kern w:val="0"/>
-          <w:sz w:val="28"/>
-          <w:szCs w:val="28"/>
-          <w:lang w:eastAsia="zh-CN"/>
-          <w14:ligatures w14:val="none"/>
-        </w:rPr>
-        <w:t xml:space="preserve"> руководство пользователя / Г. Буч, Д. Рамбо, И. Якобсон. - 2-е изд. - </w:t>
-      </w:r>
-      <w:proofErr w:type="gramStart"/>
-      <w:r>
-        <w:rPr>
-          <w:rFonts w:ascii="Times New Roman" w:eastAsia="SimSun" w:hAnsi="Times New Roman" w:cs="Times New Roman"/>
-          <w:kern w:val="0"/>
-          <w:sz w:val="28"/>
-          <w:szCs w:val="28"/>
-          <w:lang w:eastAsia="zh-CN"/>
-          <w14:ligatures w14:val="none"/>
-        </w:rPr>
-        <w:t>М. :</w:t>
-      </w:r>
-      <w:proofErr w:type="gramEnd"/>
-      <w:r>
-        <w:rPr>
-          <w:rFonts w:ascii="Times New Roman" w:eastAsia="SimSun" w:hAnsi="Times New Roman" w:cs="Times New Roman"/>
-          <w:kern w:val="0"/>
-          <w:sz w:val="28"/>
-          <w:szCs w:val="28"/>
-          <w:lang w:eastAsia="zh-CN"/>
-          <w14:ligatures w14:val="none"/>
-        </w:rPr>
-        <w:t xml:space="preserve"> ДМК Пресс, 2012. - 494 </w:t>
-      </w:r>
-      <w:proofErr w:type="gramStart"/>
-      <w:r>
-        <w:rPr>
-          <w:rFonts w:ascii="Times New Roman" w:eastAsia="SimSun" w:hAnsi="Times New Roman" w:cs="Times New Roman"/>
-          <w:kern w:val="0"/>
-          <w:sz w:val="28"/>
-          <w:szCs w:val="28"/>
-          <w:lang w:eastAsia="zh-CN"/>
-          <w14:ligatures w14:val="none"/>
-        </w:rPr>
-        <w:t>с. :</w:t>
-      </w:r>
-      <w:proofErr w:type="gramEnd"/>
-      <w:r>
-        <w:rPr>
-          <w:rFonts w:ascii="Times New Roman" w:eastAsia="SimSun" w:hAnsi="Times New Roman" w:cs="Times New Roman"/>
-          <w:kern w:val="0"/>
-          <w:sz w:val="28"/>
-          <w:szCs w:val="28"/>
-          <w:lang w:eastAsia="zh-CN"/>
-          <w14:ligatures w14:val="none"/>
-        </w:rPr>
-        <w:t xml:space="preserve"> ил. - (Классика программирования). - </w:t>
-      </w:r>
-      <w:proofErr w:type="spellStart"/>
-      <w:r>
-        <w:rPr>
-          <w:rFonts w:ascii="Times New Roman" w:eastAsia="SimSun" w:hAnsi="Times New Roman" w:cs="Times New Roman"/>
-          <w:kern w:val="0"/>
-          <w:sz w:val="28"/>
-          <w:szCs w:val="28"/>
-          <w:lang w:eastAsia="zh-CN"/>
-          <w14:ligatures w14:val="none"/>
-        </w:rPr>
-        <w:t>Предм</w:t>
-      </w:r>
-      <w:proofErr w:type="spellEnd"/>
-      <w:r>
-        <w:rPr>
-          <w:rFonts w:ascii="Times New Roman" w:eastAsia="SimSun" w:hAnsi="Times New Roman" w:cs="Times New Roman"/>
-          <w:kern w:val="0"/>
-          <w:sz w:val="28"/>
-          <w:szCs w:val="28"/>
-          <w:lang w:eastAsia="zh-CN"/>
-          <w14:ligatures w14:val="none"/>
-        </w:rPr>
-        <w:t xml:space="preserve">. указ.: с. 483- 493. - ISBN 978-5-94074-644-7; </w:t>
+        <w:t xml:space="preserve">Введение в UML от создателей языка [Текст] : руководство пользователя / Г. Буч, Д. Рамбо, И. Якобсон. - 2-е изд. - М. : ДМК Пресс, 2012. - 494 с. : ил. - (Классика программирования). - Предм. указ.: с. 483- 493. - ISBN 978-5-94074-644-7; </w:t>
       </w:r>
     </w:p>
     <w:p>
@@ -13207,44 +12067,7 @@
           <w:lang w:eastAsia="zh-CN"/>
           <w14:ligatures w14:val="none"/>
         </w:rPr>
-        <w:t xml:space="preserve">Ли. К. Основы САПР (CAD/CAM/CAE). – </w:t>
-      </w:r>
-      <w:proofErr w:type="spellStart"/>
-      <w:r>
-        <w:rPr>
-          <w:rFonts w:ascii="Times New Roman" w:eastAsia="SimSun" w:hAnsi="Times New Roman" w:cs="Times New Roman"/>
-          <w:kern w:val="0"/>
-          <w:sz w:val="28"/>
-          <w:szCs w:val="28"/>
-          <w:lang w:eastAsia="zh-CN"/>
-          <w14:ligatures w14:val="none"/>
-        </w:rPr>
-        <w:t>Спб</w:t>
-      </w:r>
-      <w:proofErr w:type="spellEnd"/>
-      <w:proofErr w:type="gramStart"/>
-      <w:r>
-        <w:rPr>
-          <w:rFonts w:ascii="Times New Roman" w:eastAsia="SimSun" w:hAnsi="Times New Roman" w:cs="Times New Roman"/>
-          <w:kern w:val="0"/>
-          <w:sz w:val="28"/>
-          <w:szCs w:val="28"/>
-          <w:lang w:eastAsia="zh-CN"/>
-          <w14:ligatures w14:val="none"/>
-        </w:rPr>
-        <w:t>.:«</w:t>
-      </w:r>
-      <w:proofErr w:type="gramEnd"/>
-      <w:r>
-        <w:rPr>
-          <w:rFonts w:ascii="Times New Roman" w:eastAsia="SimSun" w:hAnsi="Times New Roman" w:cs="Times New Roman"/>
-          <w:kern w:val="0"/>
-          <w:sz w:val="28"/>
-          <w:szCs w:val="28"/>
-          <w:lang w:eastAsia="zh-CN"/>
-          <w14:ligatures w14:val="none"/>
-        </w:rPr>
-        <w:t>Питер», 2004. – 560с.</w:t>
+        <w:t>Ли. К. Основы САПР (CAD/CAM/CAE). – Спб.:«Питер», 2004. – 560с.</w:t>
       </w:r>
     </w:p>
     <w:p>
@@ -13265,131 +12088,21 @@
           <w14:ligatures w14:val="none"/>
         </w:rPr>
       </w:pPr>
-      <w:r>
-        <w:rPr>
-          <w:rFonts w:ascii="Arial" w:eastAsia="SimSun" w:hAnsi="Arial" w:cs="Arial"/>
-          <w:color w:val="444444"/>
-          <w:kern w:val="0"/>
-          <w:sz w:val="20"/>
-          <w:szCs w:val="20"/>
-          <w:shd w:val="clear" w:color="auto" w:fill="FFFFFF"/>
-          <w:lang w:val="en-US" w:eastAsia="zh-CN"/>
-          <w14:ligatures w14:val="none"/>
-        </w:rPr>
-        <w:t> </w:t>
-      </w:r>
-      <w:commentRangeStart w:id="50"/>
-      <w:r>
-        <w:rPr>
-          <w:rFonts w:ascii="Times New Roman" w:eastAsia="SimSun" w:hAnsi="Times New Roman" w:cs="Times New Roman"/>
-          <w:kern w:val="0"/>
-          <w:sz w:val="28"/>
-          <w:szCs w:val="28"/>
-          <w:shd w:val="clear" w:color="auto" w:fill="FFFFFF"/>
-          <w:lang w:eastAsia="zh-CN"/>
-          <w14:ligatures w14:val="none"/>
-        </w:rPr>
-        <w:t xml:space="preserve">ГОСТ </w:t>
-      </w:r>
-      <w:r>
-        <w:rPr>
-          <w:rFonts w:ascii="Times New Roman" w:eastAsia="SimSun" w:hAnsi="Times New Roman" w:cs="Times New Roman"/>
-          <w:kern w:val="0"/>
-          <w:sz w:val="28"/>
-          <w:szCs w:val="28"/>
-          <w:shd w:val="clear" w:color="auto" w:fill="FFFFFF"/>
-          <w:lang w:eastAsia="zh-CN"/>
-          <w14:ligatures w14:val="none"/>
-        </w:rPr>
-        <w:t>1</w:t>
-      </w:r>
-      <w:r>
-        <w:rPr>
-          <w:rFonts w:ascii="Times New Roman" w:eastAsia="SimSun" w:hAnsi="Times New Roman" w:cs="Times New Roman"/>
-          <w:kern w:val="0"/>
-          <w:sz w:val="28"/>
-          <w:szCs w:val="28"/>
-          <w:shd w:val="clear" w:color="auto" w:fill="FFFFFF"/>
-          <w:lang w:eastAsia="zh-CN"/>
-          <w14:ligatures w14:val="none"/>
-        </w:rPr>
-        <w:t>2821</w:t>
-      </w:r>
-      <w:r>
-        <w:rPr>
-          <w:rFonts w:ascii="Times New Roman" w:eastAsia="SimSun" w:hAnsi="Times New Roman" w:cs="Times New Roman"/>
-          <w:kern w:val="0"/>
-          <w:sz w:val="28"/>
-          <w:szCs w:val="28"/>
-          <w:shd w:val="clear" w:color="auto" w:fill="FFFFFF"/>
-          <w:lang w:eastAsia="zh-CN"/>
-          <w14:ligatures w14:val="none"/>
-        </w:rPr>
-        <w:t>-8</w:t>
-      </w:r>
-      <w:r>
-        <w:rPr>
-          <w:rFonts w:ascii="Times New Roman" w:eastAsia="SimSun" w:hAnsi="Times New Roman" w:cs="Times New Roman"/>
-          <w:kern w:val="0"/>
-          <w:sz w:val="28"/>
-          <w:szCs w:val="28"/>
-          <w:shd w:val="clear" w:color="auto" w:fill="FFFFFF"/>
-          <w:lang w:eastAsia="zh-CN"/>
-          <w14:ligatures w14:val="none"/>
-        </w:rPr>
-        <w:t>0</w:t>
-      </w:r>
-      <w:r>
-        <w:rPr>
-          <w:rFonts w:ascii="Times New Roman" w:eastAsia="SimSun" w:hAnsi="Times New Roman" w:cs="Times New Roman"/>
-          <w:kern w:val="0"/>
-          <w:sz w:val="28"/>
-          <w:szCs w:val="28"/>
-          <w:shd w:val="clear" w:color="auto" w:fill="FFFFFF"/>
-          <w:lang w:eastAsia="zh-CN"/>
-          <w14:ligatures w14:val="none"/>
-        </w:rPr>
-        <w:t xml:space="preserve"> </w:t>
-      </w:r>
-      <w:r>
-        <w:rPr>
-          <w:rFonts w:ascii="Times New Roman" w:eastAsia="SimSun" w:hAnsi="Times New Roman" w:cs="Times New Roman"/>
-          <w:kern w:val="0"/>
-          <w:sz w:val="28"/>
-          <w:szCs w:val="28"/>
-          <w:lang w:eastAsia="zh-CN"/>
-          <w14:ligatures w14:val="none"/>
-        </w:rPr>
-        <w:t>«</w:t>
-      </w:r>
-      <w:r>
-        <w:rPr>
-          <w:rFonts w:ascii="Times New Roman" w:eastAsia="SimSun" w:hAnsi="Times New Roman" w:cs="Times New Roman"/>
-          <w:kern w:val="0"/>
-          <w:sz w:val="28"/>
-          <w:szCs w:val="28"/>
-          <w:lang w:eastAsia="zh-CN"/>
-          <w14:ligatures w14:val="none"/>
-        </w:rPr>
-        <w:t>Основной стандарт для фланцев с патрубком</w:t>
-      </w:r>
-      <w:r>
-        <w:rPr>
-          <w:rFonts w:ascii="Times New Roman" w:eastAsia="SimSun" w:hAnsi="Times New Roman" w:cs="Times New Roman"/>
-          <w:kern w:val="0"/>
-          <w:sz w:val="28"/>
-          <w:szCs w:val="28"/>
-          <w:lang w:eastAsia="zh-CN"/>
-          <w14:ligatures w14:val="none"/>
-        </w:rPr>
-        <w:t>»;</w:t>
-      </w:r>
-      <w:commentRangeEnd w:id="50"/>
-      <w:r>
-        <w:rPr>
-          <w:rStyle w:val="CommentReference"/>
-        </w:rPr>
-        <w:commentReference w:id="50"/>
+      <w:commentRangeStart w:id="63"/>
+      <w:r>
+        <w:rPr>
+          <w:rFonts w:ascii="Times New Roman" w:eastAsia="SimSun" w:hAnsi="Times New Roman" w:cs="Times New Roman"/>
+          <w:kern w:val="0"/>
+          <w:sz w:val="28"/>
+          <w:szCs w:val="28"/>
+          <w:lang w:eastAsia="zh-CN"/>
+          <w14:ligatures w14:val="none"/>
+        </w:rPr>
+        <w:t>ГОСТ 12821-80 «Фланцы стальные приварные встык на Ру от 0,1 до 20,0 МПа (от 1 до 200 кгс/см²). Конструкция и размеры»;</w:t>
+      </w:r>
+      <w:commentRangeEnd w:id="63"/>
+      <w:r>
+        <w:commentReference w:id="63"/>
       </w:r>
     </w:p>
     <w:p>
@@ -13399,6 +12112,36 @@
           <w:numId w:val="4"/>
         </w:numPr>
         <w:spacing w:after="0" w:line="360" w:lineRule="auto"/>
+        <w:ind w:firstLine="708"/>
+        <w:jc w:val="both"/>
+        <w:rPr>
+          <w:rFonts w:ascii="Times New Roman" w:eastAsia="SimSun" w:hAnsi="Times New Roman" w:cs="Times New Roman"/>
+          <w:kern w:val="0"/>
+          <w:sz w:val="28"/>
+          <w:szCs w:val="28"/>
+          <w:lang w:eastAsia="zh-CN"/>
+          <w14:ligatures w14:val="none"/>
+        </w:rPr>
+      </w:pPr>
+      <w:r>
+        <w:rPr>
+          <w:rFonts w:ascii="Times New Roman" w:eastAsia="SimSun" w:hAnsi="Times New Roman" w:cs="Times New Roman"/>
+          <w:kern w:val="0"/>
+          <w:sz w:val="28"/>
+          <w:szCs w:val="28"/>
+          <w:lang w:eastAsia="zh-CN"/>
+          <w14:ligatures w14:val="none"/>
+        </w:rPr>
+        <w:t>ГОСТ 33259-2015 «Фланцы арматуры, соединительных частей и трубопроводов на номинальное давление до PN 250. Конструкция, размеры и общие технические требования»;</w:t>
+      </w:r>
+    </w:p>
+    <w:p>
+      <w:pPr>
+        <w:numPr>
+          <w:ilvl w:val="0"/>
+          <w:numId w:val="4"/>
+        </w:numPr>
+        <w:spacing w:after="0" w:line="360" w:lineRule="auto"/>
         <w:ind w:firstLine="709"/>
         <w:contextualSpacing/>
         <w:jc w:val="both"/>
@@ -13420,6 +12163,7 @@
           <w:lang w:eastAsia="zh-CN"/>
           <w14:ligatures w14:val="none"/>
         </w:rPr>
+        <w:lastRenderedPageBreak/>
         <w:t xml:space="preserve">Требования к системе для семейства продуктов </w:t>
       </w:r>
       <w:r>
@@ -13492,6 +12236,7 @@
     </w:p>
     <w:p/>
     <w:sectPr>
+      <w:footerReference w:type="default" r:id="rId12"/>
       <w:pgSz w:w="11906" w:h="16838"/>
       <w:pgMar w:top="1134" w:right="850" w:bottom="1134" w:left="1701" w:header="708" w:footer="708" w:gutter="0"/>
       <w:cols w:space="708"/>
@@ -13503,7 +12248,95 @@
 
 <file path=word/comments.xml><?xml version="1.0" encoding="utf-8"?>
 <w:comments xmlns:wpc="http://schemas.microsoft.com/office/word/2010/wordprocessingCanvas" xmlns:cx="http://schemas.microsoft.com/office/drawing/2014/chartex" xmlns:cx1="http://schemas.microsoft.com/office/drawing/2015/9/8/chartex" xmlns:cx2="http://schemas.microsoft.com/office/drawing/2015/10/21/chartex" xmlns:cx3="http://schemas.microsoft.com/office/drawing/2016/5/9/chartex" xmlns:cx4="http://schemas.microsoft.com/office/drawing/2016/5/10/chartex" xmlns:cx5="http://schemas.microsoft.com/office/drawing/2016/5/11/chartex" xmlns:cx6="http://schemas.microsoft.com/office/drawing/2016/5/12/chartex" xmlns:cx7="http://schemas.microsoft.com/office/drawing/2016/5/13/chartex" xmlns:cx8="http://schemas.microsoft.com/office/drawing/2016/5/14/chartex" xmlns:mc="http://schemas.openxmlformats.org/markup-compatibility/2006" xmlns:aink="http://schemas.microsoft.com/office/drawing/2016/ink" xmlns:am3d="http://schemas.microsoft.com/office/drawing/2017/model3d" xmlns:o="urn:schemas-microsoft-com:office:office" xmlns:oel="http://schemas.microsoft.com/office/2019/extlst" xmlns:r="http://schemas.openxmlformats.org/officeDocument/2006/relationships" xmlns:m="http://schemas.openxmlformats.org/officeDocument/2006/math" xmlns:v="urn:schemas-microsoft-com:vml" xmlns:wp14="http://schemas.microsoft.com/office/word/2010/wordprocessingDrawing" xmlns:wp="http://schemas.openxmlformats.org/drawingml/2006/wordprocessingDrawing" xmlns:w10="urn:schemas-microsoft-com:office:word" xmlns:w="http://schemas.openxmlformats.org/wordprocessingml/2006/main" xmlns:w14="http://schemas.microsoft.com/office/word/2010/wordml" xmlns:w15="http://schemas.microsoft.com/office/word/2012/wordml" xmlns:w16cex="http://schemas.microsoft.com/office/word/2018/wordml/cex" xmlns:w16cid="http://schemas.microsoft.com/office/word/2016/wordml/cid" xmlns:w16="http://schemas.microsoft.com/office/word/2018/wordml" xmlns:w16du="http://schemas.microsoft.com/office/word/2023/wordml/word16du" xmlns:w16sdtdh="http://schemas.microsoft.com/office/word/2020/wordml/sdtdatahash" xmlns:w16sdtfl="http://schemas.microsoft.com/office/word/2024/wordml/sdtformatlock" xmlns:w16se="http://schemas.microsoft.com/office/word/2015/wordml/symex" xmlns:wpg="http://schemas.microsoft.com/office/word/2010/wordprocessingGroup" xmlns:wpi="http://schemas.microsoft.com/office/word/2010/wordprocessingInk" xmlns:wne="http://schemas.microsoft.com/office/word/2006/wordml" xmlns:wps="http://schemas.microsoft.com/office/word/2010/wordprocessingShape" mc:Ignorable="w14 w15 w16se w16cid w16 w16cex w16sdtdh w16sdtfl w16du wp14">
-  <w:comment w:id="8" w:author="Kalentyev Alexey" w:date="2026-09-16T11:13:00Z" w:initials="KA">
+  <w:comment w:id="0" w:author="Kalentyev Alexey" w:date="2026-09-23T05:02:00Z" w:initials="KA">
+    <w:p>
+      <w:r>
+        <w:annotationRef/>
+      </w:r>
+      <w:r>
+        <w:t>Установите поля титульного листа по ОС ТУСУР: слева 30 мм, справа 15 мм, сверху и снизу 20 мм. Сейчас в первой секции заданы 31,75/12,47/25,4/25,4 мм.</w:t>
+      </w:r>
+    </w:p>
+  </w:comment>
+  <w:comment w:id="1" w:author="Kalentyev Alexey" w:date="2026-09-23T05:02:00Z" w:initials="KA">
+    <w:p>
+      <w:r>
+        <w:annotationRef/>
+      </w:r>
+      <w:r>
+        <w:t>Замените «Содержание» на «Оглавление».</w:t>
+      </w:r>
+    </w:p>
+  </w:comment>
+  <w:comment w:id="2" w:author="Kalentyev Alexey" w:date="2026-09-23T05:02:00Z" w:initials="KA">
+    <w:p>
+      <w:r>
+        <w:annotationRef/>
+      </w:r>
+      <w:r>
+        <w:t xml:space="preserve">Приведите строки оглавления к Times New Roman14 пт. Сейчас часть строк задана размером 11 </w:t>
+      </w:r>
+      <w:proofErr w:type="spellStart"/>
+      <w:r>
+        <w:t>пт</w:t>
+      </w:r>
+      <w:proofErr w:type="spellEnd"/>
+      <w:r>
+        <w:t xml:space="preserve"> и отличается от основного текста.</w:t>
+      </w:r>
+    </w:p>
+  </w:comment>
+  <w:comment w:id="3" w:author="Kalentyev Alexey" w:date="2026-09-23T05:02:00Z" w:initials="KA">
+    <w:p>
+      <w:r>
+        <w:annotationRef/>
+      </w:r>
+      <w:r>
+        <w:t>Добавьте в оглавление заголовок раздела 5 «Порядок разработки автоматизированной системы» со страницей начала 13. Сейчас после раздела 4 идут сразу 5.1–5.3.</w:t>
+      </w:r>
+    </w:p>
+  </w:comment>
+  <w:comment w:id="5" w:author="Kalentyev Alexey" w:date="2026-09-23T05:02:00Z" w:initials="KA">
+    <w:p>
+      <w:r>
+        <w:annotationRef/>
+      </w:r>
+      <w:r>
+        <w:t>Добавьте сквозные номера страниц по центру нижнего поля; титульный лист учитывайте без печати номера.</w:t>
+      </w:r>
+    </w:p>
+  </w:comment>
+  <w:comment w:id="7" w:author="Kalentyev Alexey" w:date="2026-09-23T05:02:00Z" w:initials="KA">
+    <w:p>
+      <w:r>
+        <w:annotationRef/>
+      </w:r>
+      <w:r>
+        <w:t>Выделите заголовки подразделов и пунктов полужирным шрифтом; сейчас, например,1.1–1.4 и 3.1.1 набраны обычным начертанием. Проверьте единообразное расположение по центру.</w:t>
+      </w:r>
+    </w:p>
+  </w:comment>
+  <w:comment w:id="9" w:author="Kalentyev Alexey" w:date="2026-09-23T05:02:00Z" w:initials="KA">
+    <w:p>
+      <w:r>
+        <w:annotationRef/>
+      </w:r>
+      <w:r>
+        <w:t>Дополните подраздел сведениями об исполнителе разработки: ФИО, группа и принадлежность к организации, если применимо. Сейчас приведены только сведения о заказчике.</w:t>
+      </w:r>
+    </w:p>
+  </w:comment>
+  <w:comment w:id="11" w:author="Kalentyev Alexey" w:date="2026-09-23T05:02:00Z" w:initials="KA">
+    <w:p>
+      <w:r>
+        <w:annotationRef/>
+      </w:r>
+      <w:r>
+        <w:t>Исправьте название системы стандартов: ГОСТ 19.103-77 относится к ЕСПД, то есть к программной документации, а не к конструкторской.</w:t>
+      </w:r>
+    </w:p>
+  </w:comment>
+  <w:comment w:id="16" w:author="Kalentyev Alexey" w:date="2026-09-16T11:13:00Z" w:initials="KA">
     <w:p>
       <w:pPr>
         <w:pStyle w:val="af"/>
@@ -13519,7 +12352,7 @@
       </w:r>
     </w:p>
   </w:comment>
-  <w:comment w:id="9" w:author="Марк Varechkin" w:date="2026-09-16T09:24:00Z" w:initials="МV">
+  <w:comment w:id="17" w:author="Марк Varechkin" w:date="2026-09-16T09:24:00Z" w:initials="МV">
     <w:p>
       <w:pPr>
         <w:pStyle w:val="af"/>
@@ -13540,7 +12373,87 @@
       </w:pPr>
     </w:p>
   </w:comment>
-  <w:comment w:id="43" w:author="Kalentyev Alexey" w:date="2026-09-16T11:16:00Z" w:initials="KA">
+  <w:comment w:id="22" w:author="Kalentyev Alexey" w:date="2026-09-23T05:02:00Z" w:initials="KA">
+    <w:p>
+      <w:r>
+        <w:annotationRef/>
+      </w:r>
+      <w:r>
+        <w:t xml:space="preserve">Задайте количество и угловой шаг крепежных отверстий, диаметр окружности их центров и условия </w:t>
+      </w:r>
+      <w:proofErr w:type="spellStart"/>
+      <w:r>
+        <w:t>непересечения</w:t>
+      </w:r>
+      <w:proofErr w:type="spellEnd"/>
+      <w:r>
+        <w:t xml:space="preserve"> с патрубком и внешним краем фланца. Укажите, какие размеры постоянны, а какие вычисляются.</w:t>
+      </w:r>
+      <w:r>
+        <w:br/>
+        <w:t xml:space="preserve">Чертеж показывает круговой ряд отверстий, но перечисленные параметры задают только их диаметр; одной проверки </w:t>
+      </w:r>
+      <w:proofErr w:type="gramStart"/>
+      <w:r>
+        <w:t>D&gt;D</w:t>
+      </w:r>
+      <w:proofErr w:type="gramEnd"/>
+      <w:r>
+        <w:t>1 недостаточно.</w:t>
+      </w:r>
+    </w:p>
+  </w:comment>
+  <w:comment w:id="23" w:author="Kalentyev Alexey" w:date="2026-09-23T05:02:00Z" w:initials="KA">
+    <w:p>
+      <w:r>
+        <w:annotationRef/>
+      </w:r>
+      <w:r>
+        <w:t xml:space="preserve">Для независимых вводимых L и M явно задайте проверку </w:t>
+      </w:r>
+      <w:proofErr w:type="gramStart"/>
+      <w:r>
+        <w:t>M&lt;</w:t>
+      </w:r>
+      <w:proofErr w:type="gramEnd"/>
+      <w:r>
+        <w:t>L при изменении каждого параметра: ввод M ограничивает допустимый L, ввод L — допустимый M. Не подменяйте эту зависимость расчетом D1=d+2A1, поскольку D1 не вводится пользователем.</w:t>
+      </w:r>
+    </w:p>
+  </w:comment>
+  <w:comment w:id="24" w:author="Kalentyev Alexey" w:date="2026-09-23T05:02:00Z" w:initials="KA">
+    <w:p>
+      <w:r>
+        <w:annotationRef/>
+      </w:r>
+      <w:r>
+        <w:t>Используйте разные обозначения для проходного диаметра и крепежного отверстия, согласованные с рисунком. В первом пункте исправьте обозначение внешнего диаметра патрубка с D на D1.</w:t>
+      </w:r>
+      <w:r>
+        <w:br/>
+        <w:t>Сейчас d означает два разных размера, а D сначала назван диаметром патрубка, затем фланца; формулы становятся неоднозначными.</w:t>
+      </w:r>
+    </w:p>
+  </w:comment>
+  <w:comment w:id="43" w:author="Kalentyev Alexey" w:date="2026-09-23T05:02:00Z" w:initials="KA">
+    <w:p>
+      <w:r>
+        <w:annotationRef/>
+      </w:r>
+      <w:r>
+        <w:t xml:space="preserve">Согласуйте вариант реализации и среду выполнения. Для встроенного управляемого дополнения </w:t>
+      </w:r>
+      <w:proofErr w:type="spellStart"/>
+      <w:r>
+        <w:t>Inventor</w:t>
+      </w:r>
+      <w:proofErr w:type="spellEnd"/>
+      <w:r>
+        <w:t xml:space="preserve"> 2025 Autodesk использует .NET8; если выбран внешний процесс на .NET Framework 4.7.2, зафиксируйте этот вариант и совместимый способ связи с API.</w:t>
+      </w:r>
+    </w:p>
+  </w:comment>
+  <w:comment w:id="56" w:author="Kalentyev Alexey" w:date="2026-09-16T11:16:00Z" w:initials="KA">
     <w:p>
       <w:pPr>
         <w:pStyle w:val="af"/>
@@ -13556,7 +12469,7 @@
       </w:r>
     </w:p>
   </w:comment>
-  <w:comment w:id="44" w:author="Марк Varechkin" w:date="2026-09-16T19:20:00Z" w:initials="МV">
+  <w:comment w:id="57" w:author="Марк Varechkin" w:date="2026-09-16T19:20:00Z" w:initials="МV">
     <w:p>
       <w:pPr>
         <w:pStyle w:val="af"/>
@@ -13577,178 +12490,17 @@
       </w:pPr>
     </w:p>
   </w:comment>
-  <w:comment w:id="45" w:author="Kalentyev Alexey" w:initials="KA" w:date="2026-09-23T05:02:51Z">
-    <w:p>
-      <w:pPr>
-        <w:pStyle w:val="CommentText"/>
-      </w:pPr>
+  <w:comment w:id="63" w:author="Kalentyev Alexey" w:date="2026-09-23T05:02:00Z" w:initials="KA">
+    <w:p>
       <w:r>
         <w:annotationRef/>
       </w:r>
       <w:r>
-        <w:t xml:space="preserve">Дополните подраздел сведениями об исполнителе разработки: ФИО, группа и принадлежность к организации, если применимо. Сейчас приведены только сведения о заказчике.</w:t>
-      </w:r>
-    </w:p>
-  </w:comment>
-  <w:comment w:id="46" w:author="Kalentyev Alexey" w:initials="KA" w:date="2026-09-23T05:02:51Z">
-    <w:p>
-      <w:pPr>
-        <w:pStyle w:val="CommentText"/>
-      </w:pPr>
-      <w:r>
-        <w:annotationRef/>
-      </w:r>
-      <w:r>
-        <w:t xml:space="preserve">Используйте разные обозначения для проходного диаметра и крепежного отверстия, согласованные с рисунком. В первом пункте исправьте обозначение внешнего диаметра патрубка с D на D1.</w:t>
+        <w:t>Приведите точное название ГОСТ 12821-80 и согласуйте перечень источников с ГОСТ 33259-2015 из п. 5.2. Укажите выбранный тип фланца, применяемые конструктивные размеры и ограничения, а не только название общего стандарта.</w:t>
+      </w:r>
+      <w:r>
         <w:br/>
-        <w:t xml:space="preserve">Сейчас d означает два разных размера, а D сначала назван диаметром патрубка, затем фланца; формулы становятся неоднозначными.</w:t>
-      </w:r>
-    </w:p>
-  </w:comment>
-  <w:comment w:id="47" w:author="Kalentyev Alexey" w:initials="KA" w:date="2026-09-23T05:02:51Z">
-    <w:p>
-      <w:pPr>
-        <w:pStyle w:val="CommentText"/>
-      </w:pPr>
-      <w:r>
-        <w:annotationRef/>
-      </w:r>
-      <w:r>
-        <w:t xml:space="preserve">Задайте количество и угловой шаг крепежных отверстий, диаметр окружности их центров и условия непересечения с патрубком и внешним краем фланца. Укажите, какие размеры постоянны, а какие вычисляются.</w:t>
-        <w:br/>
-        <w:t xml:space="preserve">Чертеж показывает круговой ряд отверстий, но перечисленные параметры задают только их диаметр; одной проверки D&gt;D1 недостаточно.</w:t>
-      </w:r>
-    </w:p>
-  </w:comment>
-  <w:comment w:id="48" w:author="Kalentyev Alexey" w:initials="KA" w:date="2026-09-23T05:02:51Z">
-    <w:p>
-      <w:pPr>
-        <w:pStyle w:val="CommentText"/>
-      </w:pPr>
-      <w:r>
-        <w:annotationRef/>
-      </w:r>
-      <w:r>
-        <w:t xml:space="preserve">Для независимых вводимых L и M явно задайте проверку M&lt;L при изменении каждого параметра: ввод M ограничивает допустимый L, ввод L — допустимый M. Не подменяйте эту зависимость расчетом D1=d+2A1, поскольку D1 не вводится пользователем.</w:t>
-      </w:r>
-    </w:p>
-  </w:comment>
-  <w:comment w:id="49" w:author="Kalentyev Alexey" w:initials="KA" w:date="2026-09-23T05:02:51Z">
-    <w:p>
-      <w:pPr>
-        <w:pStyle w:val="CommentText"/>
-      </w:pPr>
-      <w:r>
-        <w:annotationRef/>
-      </w:r>
-      <w:r>
-        <w:t xml:space="preserve">Согласуйте вариант реализации и среду выполнения. Для встроенного управляемого дополнения Inventor 2025 Autodesk использует .NET8; если выбран внешний процесс на .NET Framework 4.7.2, зафиксируйте этот вариант и совместимый способ связи с API.</w:t>
-      </w:r>
-    </w:p>
-  </w:comment>
-  <w:comment w:id="50" w:author="Kalentyev Alexey" w:initials="KA" w:date="2026-09-23T05:02:51Z">
-    <w:p>
-      <w:pPr>
-        <w:pStyle w:val="CommentText"/>
-      </w:pPr>
-      <w:r>
-        <w:annotationRef/>
-      </w:r>
-      <w:r>
-        <w:t xml:space="preserve">Приведите точное название ГОСТ 12821-80 и согласуйте перечень источников с ГОСТ 33259-2015 из п. 5.2. Укажите выбранный тип фланца, применяемые конструктивные размеры и ограничения, а не только название общего стандарта.</w:t>
-        <w:br/>
-        <w:t xml:space="preserve">Росстандарт называет ГОСТ 12821-80 стандартом на стальные приварные встык фланцы и указывает заменяющий ГОСТ 33259-2015. В ТЗ приведено произвольное название и не определено, какие именно нормативные размеры применяются.</w:t>
-      </w:r>
-    </w:p>
-  </w:comment>
-  <w:comment w:id="51" w:author="Kalentyev Alexey" w:initials="KA" w:date="2026-09-23T05:02:51Z">
-    <w:p>
-      <w:pPr>
-        <w:pStyle w:val="CommentText"/>
-      </w:pPr>
-      <w:r>
-        <w:annotationRef/>
-      </w:r>
-      <w:r>
-        <w:t xml:space="preserve">Замените «Содержание» на «Оглавление».</w:t>
-      </w:r>
-    </w:p>
-  </w:comment>
-  <w:comment w:id="52" w:author="Kalentyev Alexey" w:initials="KA" w:date="2026-09-23T05:02:51Z">
-    <w:p>
-      <w:pPr>
-        <w:pStyle w:val="CommentText"/>
-      </w:pPr>
-      <w:r>
-        <w:annotationRef/>
-      </w:r>
-      <w:r>
-        <w:t xml:space="preserve">Выделите заголовки подразделов и пунктов полужирным шрифтом; сейчас, например,1.1–1.4 и 3.1.1 набраны обычным начертанием. Проверьте единообразное расположение по центру.</w:t>
-      </w:r>
-    </w:p>
-  </w:comment>
-  <w:comment w:id="53" w:author="Kalentyev Alexey" w:initials="KA" w:date="2026-09-23T05:02:51Z">
-    <w:p>
-      <w:pPr>
-        <w:pStyle w:val="CommentText"/>
-      </w:pPr>
-      <w:r>
-        <w:annotationRef/>
-      </w:r>
-      <w:r>
-        <w:t xml:space="preserve">Добавьте в оглавление заголовок раздела 5 «Порядок разработки автоматизированной системы» со страницей начала 13. Сейчас после раздела 4 идут сразу 5.1–5.3.</w:t>
-      </w:r>
-    </w:p>
-  </w:comment>
-  <w:comment w:id="54" w:author="Kalentyev Alexey" w:initials="KA" w:date="2026-09-23T05:02:51Z">
-    <w:p>
-      <w:pPr>
-        <w:pStyle w:val="CommentText"/>
-      </w:pPr>
-      <w:r>
-        <w:annotationRef/>
-      </w:r>
-      <w:r>
-        <w:t xml:space="preserve">Добавьте сквозные номера страниц по центру нижнего поля; титульный лист учитывайте без печати номера.</w:t>
-      </w:r>
-    </w:p>
-  </w:comment>
-  <w:comment w:id="55" w:author="Kalentyev Alexey" w:initials="KA" w:date="2026-09-23T05:02:51Z">
-    <w:p>
-      <w:pPr>
-        <w:pStyle w:val="CommentText"/>
-      </w:pPr>
-      <w:r>
-        <w:annotationRef/>
-      </w:r>
-      <w:r>
-        <w:t xml:space="preserve">Приведите строки оглавления к Times New Roman14 пт. Сейчас часть строк задана размером 11 пт и отличается от основного текста.</w:t>
-      </w:r>
-    </w:p>
-  </w:comment>
-  <w:comment w:id="56" w:author="Kalentyev Alexey" w:initials="KA" w:date="2026-09-23T05:02:51Z">
-    <w:p>
-      <w:pPr>
-        <w:pStyle w:val="CommentText"/>
-      </w:pPr>
-      <w:r>
-        <w:annotationRef/>
-      </w:r>
-      <w:r>
-        <w:t xml:space="preserve">Установите поля титульного листа по ОС ТУСУР: слева 30 мм, справа 15 мм, сверху и снизу 20 мм. Сейчас в первой секции заданы 31,75/12,47/25,4/25,4 мм.</w:t>
-      </w:r>
-    </w:p>
-  </w:comment>
-  <w:comment w:id="57" w:author="Kalentyev Alexey" w:initials="KA" w:date="2026-09-23T05:02:51Z">
-    <w:p>
-      <w:pPr>
-        <w:pStyle w:val="CommentText"/>
-      </w:pPr>
-      <w:r>
-        <w:annotationRef/>
-      </w:r>
-      <w:r>
-        <w:t xml:space="preserve">Исправьте название системы стандартов: ГОСТ 19.103-77 относится к ЕСПД, то есть к программной документации, а не к конструкторской.</w:t>
+        <w:t>Росстандарт называет ГОСТ 12821-80 стандартом на стальные приварные встык фланцы и указывает заменяющий ГОСТ 33259-2015. В ТЗ приведено произвольное название и не определено, какие именно нормативные размеры применяются.</w:t>
       </w:r>
     </w:p>
   </w:comment>
@@ -13757,68 +12509,170 @@
 
 <file path=word/commentsExtended.xml><?xml version="1.0" encoding="utf-8"?>
 <w15:commentsEx xmlns:wpc="http://schemas.microsoft.com/office/word/2010/wordprocessingCanvas" xmlns:cx="http://schemas.microsoft.com/office/drawing/2014/chartex" xmlns:cx1="http://schemas.microsoft.com/office/drawing/2015/9/8/chartex" xmlns:cx2="http://schemas.microsoft.com/office/drawing/2015/10/21/chartex" xmlns:cx3="http://schemas.microsoft.com/office/drawing/2016/5/9/chartex" xmlns:cx4="http://schemas.microsoft.com/office/drawing/2016/5/10/chartex" xmlns:cx5="http://schemas.microsoft.com/office/drawing/2016/5/11/chartex" xmlns:cx6="http://schemas.microsoft.com/office/drawing/2016/5/12/chartex" xmlns:cx7="http://schemas.microsoft.com/office/drawing/2016/5/13/chartex" xmlns:cx8="http://schemas.microsoft.com/office/drawing/2016/5/14/chartex" xmlns:mc="http://schemas.openxmlformats.org/markup-compatibility/2006" xmlns:aink="http://schemas.microsoft.com/office/drawing/2016/ink" xmlns:am3d="http://schemas.microsoft.com/office/drawing/2017/model3d" xmlns:o="urn:schemas-microsoft-com:office:office" xmlns:oel="http://schemas.microsoft.com/office/2019/extlst" xmlns:r="http://schemas.openxmlformats.org/officeDocument/2006/relationships" xmlns:m="http://schemas.openxmlformats.org/officeDocument/2006/math" xmlns:v="urn:schemas-microsoft-com:vml" xmlns:wp14="http://schemas.microsoft.com/office/word/2010/wordprocessingDrawing" xmlns:wp="http://schemas.openxmlformats.org/drawingml/2006/wordprocessingDrawing" xmlns:w10="urn:schemas-microsoft-com:office:word" xmlns:w="http://schemas.openxmlformats.org/wordprocessingml/2006/main" xmlns:w14="http://schemas.microsoft.com/office/word/2010/wordml" xmlns:w15="http://schemas.microsoft.com/office/word/2012/wordml" xmlns:w16cex="http://schemas.microsoft.com/office/word/2018/wordml/cex" xmlns:w16cid="http://schemas.microsoft.com/office/word/2016/wordml/cid" xmlns:w16="http://schemas.microsoft.com/office/word/2018/wordml" xmlns:w16du="http://schemas.microsoft.com/office/word/2023/wordml/word16du" xmlns:w16sdtdh="http://schemas.microsoft.com/office/word/2020/wordml/sdtdatahash" xmlns:w16sdtfl="http://schemas.microsoft.com/office/word/2024/wordml/sdtformatlock" xmlns:w16se="http://schemas.microsoft.com/office/word/2015/wordml/symex" xmlns:wpg="http://schemas.microsoft.com/office/word/2010/wordprocessingGroup" xmlns:wpi="http://schemas.microsoft.com/office/word/2010/wordprocessingInk" xmlns:wne="http://schemas.microsoft.com/office/word/2006/wordml" xmlns:wps="http://schemas.microsoft.com/office/word/2010/wordprocessingShape" mc:Ignorable="w14 w15 w16se w16cid w16 w16cex w16sdtdh w16sdtfl w16du wp14">
+  <w15:commentEx w15:paraId="3F44F169" w15:done="0"/>
+  <w15:commentEx w15:paraId="4CFE2FF6" w15:done="0"/>
+  <w15:commentEx w15:paraId="1E0A2314" w15:done="0"/>
+  <w15:commentEx w15:paraId="347B1D5B" w15:done="0"/>
+  <w15:commentEx w15:paraId="455A10E0" w15:done="0"/>
+  <w15:commentEx w15:paraId="1E582BBF" w15:done="0"/>
+  <w15:commentEx w15:paraId="6D093756" w15:done="0"/>
+  <w15:commentEx w15:paraId="0B11EEC5" w15:done="0"/>
   <w15:commentEx w15:paraId="05AC1AAA" w15:done="0"/>
   <w15:commentEx w15:paraId="78B2C028" w15:paraIdParent="05AC1AAA" w15:done="0"/>
+  <w15:commentEx w15:paraId="77564FF7" w15:done="0"/>
+  <w15:commentEx w15:paraId="7059EC0B" w15:done="0"/>
+  <w15:commentEx w15:paraId="39A2BB20" w15:done="0"/>
+  <w15:commentEx w15:paraId="05221264" w15:done="0"/>
   <w15:commentEx w15:paraId="57E84DA7" w15:done="0"/>
   <w15:commentEx w15:paraId="10F09893" w15:paraIdParent="57E84DA7" w15:done="0"/>
-  <w15:commentEx w15:paraId="6D093756" w15:done="0"/>
-  <w15:commentEx w15:paraId="39A2BB20" w15:done="0"/>
-  <w15:commentEx w15:paraId="77564FF7" w15:done="0"/>
-  <w15:commentEx w15:paraId="7059EC0B" w15:done="0"/>
-  <w15:commentEx w15:paraId="05221264" w15:done="0"/>
   <w15:commentEx w15:paraId="1AB9759B" w15:done="0"/>
-  <w15:commentEx w15:paraId="4CFE2FF6" w15:done="0"/>
-  <w15:commentEx w15:paraId="1E582BBF" w15:done="0"/>
-  <w15:commentEx w15:paraId="347B1D5B" w15:done="0"/>
-  <w15:commentEx w15:paraId="455A10E0" w15:done="0"/>
-  <w15:commentEx w15:paraId="1E0A2314" w15:done="0"/>
-  <w15:commentEx w15:paraId="3F44F169" w15:done="0"/>
-  <w15:commentEx w15:paraId="0B11EEC5" w15:done="0"/>
 </w15:commentsEx>
 </file>
 
 <file path=word/commentsExtensible.xml><?xml version="1.0" encoding="utf-8"?>
 <w16cex:commentsExtensible xmlns:wpc="http://schemas.microsoft.com/office/word/2010/wordprocessingCanvas" xmlns:cx="http://schemas.microsoft.com/office/drawing/2014/chartex" xmlns:cx1="http://schemas.microsoft.com/office/drawing/2015/9/8/chartex" xmlns:cx2="http://schemas.microsoft.com/office/drawing/2015/10/21/chartex" xmlns:cx3="http://schemas.microsoft.com/office/drawing/2016/5/9/chartex" xmlns:cx4="http://schemas.microsoft.com/office/drawing/2016/5/10/chartex" xmlns:cx5="http://schemas.microsoft.com/office/drawing/2016/5/11/chartex" xmlns:cx6="http://schemas.microsoft.com/office/drawing/2016/5/12/chartex" xmlns:cx7="http://schemas.microsoft.com/office/drawing/2016/5/13/chartex" xmlns:cx8="http://schemas.microsoft.com/office/drawing/2016/5/14/chartex" xmlns:cr="http://schemas.microsoft.com/office/comments/2020/reactions" xmlns:mc="http://schemas.openxmlformats.org/markup-compatibility/2006" xmlns:aink="http://schemas.microsoft.com/office/drawing/2016/ink" xmlns:am3d="http://schemas.microsoft.com/office/drawing/2017/model3d" xmlns:o="urn:schemas-microsoft-com:office:office" xmlns:oel="http://schemas.microsoft.com/office/2019/extlst" xmlns:r="http://schemas.openxmlformats.org/officeDocument/2006/relationships" xmlns:m="http://schemas.openxmlformats.org/officeDocument/2006/math" xmlns:v="urn:schemas-microsoft-com:vml" xmlns:wp14="http://schemas.microsoft.com/office/word/2010/wordprocessingDrawing" xmlns:wp="http://schemas.openxmlformats.org/drawingml/2006/wordprocessingDrawing" xmlns:w10="urn:schemas-microsoft-com:office:word" xmlns:w="http://schemas.openxmlformats.org/wordprocessingml/2006/main" xmlns:w14="http://schemas.microsoft.com/office/word/2010/wordml" xmlns:w15="http://schemas.microsoft.com/office/word/2012/wordml" xmlns:w16cex="http://schemas.microsoft.com/office/word/2018/wordml/cex" xmlns:w16cid="http://schemas.microsoft.com/office/word/2016/wordml/cid" xmlns:w16="http://schemas.microsoft.com/office/word/2018/wordml" xmlns:w16du="http://schemas.microsoft.com/office/word/2023/wordml/word16du" xmlns:w16sdtdh="http://schemas.microsoft.com/office/word/2020/wordml/sdtdatahash" xmlns:w16sdtfl="http://schemas.microsoft.com/office/word/2024/wordml/sdtformatlock" xmlns:w16se="http://schemas.microsoft.com/office/word/2015/wordml/symex" xmlns:wpg="http://schemas.microsoft.com/office/word/2010/wordprocessingGroup" xmlns:wpi="http://schemas.microsoft.com/office/word/2010/wordprocessingInk" xmlns:wne="http://schemas.microsoft.com/office/word/2006/wordml" xmlns:wps="http://schemas.microsoft.com/office/word/2010/wordprocessingShape" mc:Ignorable="w14 w15 w16se w16cid w16 w16cex w16sdtdh w16sdtfl cr w16du wp14">
+  <w16cex:commentExtensible w16cex:durableId="69C75B94" w16cex:dateUtc="2026-09-23T05:02:00Z"/>
+  <w16cex:commentExtensible w16cex:durableId="3659146B" w16cex:dateUtc="2026-09-23T05:02:00Z"/>
+  <w16cex:commentExtensible w16cex:durableId="49A8ACDB" w16cex:dateUtc="2026-09-23T05:02:00Z"/>
+  <w16cex:commentExtensible w16cex:durableId="70548F07" w16cex:dateUtc="2026-09-23T05:02:00Z"/>
+  <w16cex:commentExtensible w16cex:durableId="14B73393" w16cex:dateUtc="2026-09-23T05:02:00Z"/>
+  <w16cex:commentExtensible w16cex:durableId="78ECCEFC" w16cex:dateUtc="2026-09-23T05:02:00Z"/>
+  <w16cex:commentExtensible w16cex:durableId="384D1F97" w16cex:dateUtc="2026-09-23T05:02:00Z"/>
+  <w16cex:commentExtensible w16cex:durableId="3BFA17F1" w16cex:dateUtc="2026-09-23T05:02:00Z"/>
   <w16cex:commentExtensible w16cex:durableId="01649C90" w16cex:dateUtc="2026-09-16T04:13:00Z"/>
   <w16cex:commentExtensible w16cex:durableId="0B7A4B1D" w16cex:dateUtc="2026-09-16T06:24:00Z"/>
+  <w16cex:commentExtensible w16cex:durableId="5CD0B1D7" w16cex:dateUtc="2026-09-23T05:02:00Z"/>
+  <w16cex:commentExtensible w16cex:durableId="68BCCF1A" w16cex:dateUtc="2026-09-23T05:02:00Z"/>
+  <w16cex:commentExtensible w16cex:durableId="71FBF5B8" w16cex:dateUtc="2026-09-23T05:02:00Z"/>
+  <w16cex:commentExtensible w16cex:durableId="56B325DB" w16cex:dateUtc="2026-09-23T05:02:00Z"/>
   <w16cex:commentExtensible w16cex:durableId="47B94371" w16cex:dateUtc="2026-09-16T04:16:00Z"/>
   <w16cex:commentExtensible w16cex:durableId="67F6935E" w16cex:dateUtc="2026-09-16T16:20:00Z"/>
-  <w16cex:commentExtensible w16cex:durableId="384D1F97" w16cex:dateUtc="2026-09-23T05:02:51Z"/>
-  <w16cex:commentExtensible w16cex:durableId="71FBF5B8" w16cex:dateUtc="2026-09-23T05:02:51Z"/>
-  <w16cex:commentExtensible w16cex:durableId="5CD0B1D7" w16cex:dateUtc="2026-09-23T05:02:51Z"/>
-  <w16cex:commentExtensible w16cex:durableId="68BCCF1A" w16cex:dateUtc="2026-09-23T05:02:51Z"/>
-  <w16cex:commentExtensible w16cex:durableId="56B325DB" w16cex:dateUtc="2026-09-23T05:02:51Z"/>
-  <w16cex:commentExtensible w16cex:durableId="71955836" w16cex:dateUtc="2026-09-23T05:02:51Z"/>
-  <w16cex:commentExtensible w16cex:durableId="3659146B" w16cex:dateUtc="2026-09-23T05:02:51Z"/>
-  <w16cex:commentExtensible w16cex:durableId="78ECCEFC" w16cex:dateUtc="2026-09-23T05:02:51Z"/>
-  <w16cex:commentExtensible w16cex:durableId="70548F07" w16cex:dateUtc="2026-09-23T05:02:51Z"/>
-  <w16cex:commentExtensible w16cex:durableId="14B73393" w16cex:dateUtc="2026-09-23T05:02:51Z"/>
-  <w16cex:commentExtensible w16cex:durableId="49A8ACDB" w16cex:dateUtc="2026-09-23T05:02:51Z"/>
-  <w16cex:commentExtensible w16cex:durableId="69C75B94" w16cex:dateUtc="2026-09-23T05:02:51Z"/>
-  <w16cex:commentExtensible w16cex:durableId="3BFA17F1" w16cex:dateUtc="2026-09-23T05:02:51Z"/>
+  <w16cex:commentExtensible w16cex:durableId="71955836" w16cex:dateUtc="2026-09-23T05:02:00Z"/>
 </w16cex:commentsExtensible>
 </file>
 
 <file path=word/commentsIds.xml><?xml version="1.0" encoding="utf-8"?>
 <w16cid:commentsIds xmlns:wpc="http://schemas.microsoft.com/office/word/2010/wordprocessingCanvas" xmlns:cx="http://schemas.microsoft.com/office/drawing/2014/chartex" xmlns:cx1="http://schemas.microsoft.com/office/drawing/2015/9/8/chartex" xmlns:cx2="http://schemas.microsoft.com/office/drawing/2015/10/21/chartex" xmlns:cx3="http://schemas.microsoft.com/office/drawing/2016/5/9/chartex" xmlns:cx4="http://schemas.microsoft.com/office/drawing/2016/5/10/chartex" xmlns:cx5="http://schemas.microsoft.com/office/drawing/2016/5/11/chartex" xmlns:cx6="http://schemas.microsoft.com/office/drawing/2016/5/12/chartex" xmlns:cx7="http://schemas.microsoft.com/office/drawing/2016/5/13/chartex" xmlns:cx8="http://schemas.microsoft.com/office/drawing/2016/5/14/chartex" xmlns:mc="http://schemas.openxmlformats.org/markup-compatibility/2006" xmlns:aink="http://schemas.microsoft.com/office/drawing/2016/ink" xmlns:am3d="http://schemas.microsoft.com/office/drawing/2017/model3d" xmlns:o="urn:schemas-microsoft-com:office:office" xmlns:oel="http://schemas.microsoft.com/office/2019/extlst" xmlns:r="http://schemas.openxmlformats.org/officeDocument/2006/relationships" xmlns:m="http://schemas.openxmlformats.org/officeDocument/2006/math" xmlns:v="urn:schemas-microsoft-com:vml" xmlns:wp14="http://schemas.microsoft.com/office/word/2010/wordprocessingDrawing" xmlns:wp="http://schemas.openxmlformats.org/drawingml/2006/wordprocessingDrawing" xmlns:w10="urn:schemas-microsoft-com:office:word" xmlns:w="http://schemas.openxmlformats.org/wordprocessingml/2006/main" xmlns:w14="http://schemas.microsoft.com/office/word/2010/wordml" xmlns:w15="http://schemas.microsoft.com/office/word/2012/wordml" xmlns:w16cex="http://schemas.microsoft.com/office/word/2018/wordml/cex" xmlns:w16cid="http://schemas.microsoft.com/office/word/2016/wordml/cid" xmlns:w16="http://schemas.microsoft.com/office/word/2018/wordml" xmlns:w16du="http://schemas.microsoft.com/office/word/2023/wordml/word16du" xmlns:w16sdtdh="http://schemas.microsoft.com/office/word/2020/wordml/sdtdatahash" xmlns:w16sdtfl="http://schemas.microsoft.com/office/word/2024/wordml/sdtformatlock" xmlns:w16se="http://schemas.microsoft.com/office/word/2015/wordml/symex" xmlns:wpg="http://schemas.microsoft.com/office/word/2010/wordprocessingGroup" xmlns:wpi="http://schemas.microsoft.com/office/word/2010/wordprocessingInk" xmlns:wne="http://schemas.microsoft.com/office/word/2006/wordml" xmlns:wps="http://schemas.microsoft.com/office/word/2010/wordprocessingShape" mc:Ignorable="w14 w15 w16se w16cid w16 w16cex w16sdtdh w16sdtfl w16du wp14">
+  <w16cid:commentId w16cid:paraId="3F44F169" w16cid:durableId="69C75B94"/>
+  <w16cid:commentId w16cid:paraId="4CFE2FF6" w16cid:durableId="3659146B"/>
+  <w16cid:commentId w16cid:paraId="1E0A2314" w16cid:durableId="49A8ACDB"/>
+  <w16cid:commentId w16cid:paraId="347B1D5B" w16cid:durableId="70548F07"/>
+  <w16cid:commentId w16cid:paraId="455A10E0" w16cid:durableId="14B73393"/>
+  <w16cid:commentId w16cid:paraId="1E582BBF" w16cid:durableId="78ECCEFC"/>
+  <w16cid:commentId w16cid:paraId="6D093756" w16cid:durableId="384D1F97"/>
+  <w16cid:commentId w16cid:paraId="0B11EEC5" w16cid:durableId="3BFA17F1"/>
   <w16cid:commentId w16cid:paraId="05AC1AAA" w16cid:durableId="01649C90"/>
   <w16cid:commentId w16cid:paraId="78B2C028" w16cid:durableId="0B7A4B1D"/>
+  <w16cid:commentId w16cid:paraId="77564FF7" w16cid:durableId="5CD0B1D7"/>
+  <w16cid:commentId w16cid:paraId="7059EC0B" w16cid:durableId="68BCCF1A"/>
+  <w16cid:commentId w16cid:paraId="39A2BB20" w16cid:durableId="71FBF5B8"/>
+  <w16cid:commentId w16cid:paraId="05221264" w16cid:durableId="56B325DB"/>
   <w16cid:commentId w16cid:paraId="57E84DA7" w16cid:durableId="47B94371"/>
   <w16cid:commentId w16cid:paraId="10F09893" w16cid:durableId="67F6935E"/>
-  <w16cid:commentId w16cid:paraId="6D093756" w16cid:durableId="384D1F97"/>
-  <w16cid:commentId w16cid:paraId="39A2BB20" w16cid:durableId="71FBF5B8"/>
-  <w16cid:commentId w16cid:paraId="77564FF7" w16cid:durableId="5CD0B1D7"/>
-  <w16cid:commentId w16cid:paraId="7059EC0B" w16cid:durableId="68BCCF1A"/>
-  <w16cid:commentId w16cid:paraId="05221264" w16cid:durableId="56B325DB"/>
   <w16cid:commentId w16cid:paraId="1AB9759B" w16cid:durableId="71955836"/>
-  <w16cid:commentId w16cid:paraId="4CFE2FF6" w16cid:durableId="3659146B"/>
-  <w16cid:commentId w16cid:paraId="1E582BBF" w16cid:durableId="78ECCEFC"/>
-  <w16cid:commentId w16cid:paraId="347B1D5B" w16cid:durableId="70548F07"/>
-  <w16cid:commentId w16cid:paraId="455A10E0" w16cid:durableId="14B73393"/>
-  <w16cid:commentId w16cid:paraId="1E0A2314" w16cid:durableId="49A8ACDB"/>
-  <w16cid:commentId w16cid:paraId="3F44F169" w16cid:durableId="69C75B94"/>
-  <w16cid:commentId w16cid:paraId="0B11EEC5" w16cid:durableId="3BFA17F1"/>
 </w16cid:commentsIds>
+</file>
+
+<file path=word/endnotes.xml><?xml version="1.0" encoding="utf-8"?>
+<w:endnotes xmlns:wpc="http://schemas.microsoft.com/office/word/2010/wordprocessingCanvas" xmlns:cx="http://schemas.microsoft.com/office/drawing/2014/chartex" xmlns:cx1="http://schemas.microsoft.com/office/drawing/2015/9/8/chartex" xmlns:cx2="http://schemas.microsoft.com/office/drawing/2015/10/21/chartex" xmlns:cx3="http://schemas.microsoft.com/office/drawing/2016/5/9/chartex" xmlns:cx4="http://schemas.microsoft.com/office/drawing/2016/5/10/chartex" xmlns:cx5="http://schemas.microsoft.com/office/drawing/2016/5/11/chartex" xmlns:cx6="http://schemas.microsoft.com/office/drawing/2016/5/12/chartex" xmlns:cx7="http://schemas.microsoft.com/office/drawing/2016/5/13/chartex" xmlns:cx8="http://schemas.microsoft.com/office/drawing/2016/5/14/chartex" xmlns:mc="http://schemas.openxmlformats.org/markup-compatibility/2006" xmlns:aink="http://schemas.microsoft.com/office/drawing/2016/ink" xmlns:am3d="http://schemas.microsoft.com/office/drawing/2017/model3d" xmlns:o="urn:schemas-microsoft-com:office:office" xmlns:oel="http://schemas.microsoft.com/office/2019/extlst" xmlns:r="http://schemas.openxmlformats.org/officeDocument/2006/relationships" xmlns:m="http://schemas.openxmlformats.org/officeDocument/2006/math" xmlns:v="urn:schemas-microsoft-com:vml" xmlns:wp14="http://schemas.microsoft.com/office/word/2010/wordprocessingDrawing" xmlns:wp="http://schemas.openxmlformats.org/drawingml/2006/wordprocessingDrawing" xmlns:w10="urn:schemas-microsoft-com:office:word" xmlns:w="http://schemas.openxmlformats.org/wordprocessingml/2006/main" xmlns:w14="http://schemas.microsoft.com/office/word/2010/wordml" xmlns:w15="http://schemas.microsoft.com/office/word/2012/wordml" xmlns:w16cex="http://schemas.microsoft.com/office/word/2018/wordml/cex" xmlns:w16cid="http://schemas.microsoft.com/office/word/2016/wordml/cid" xmlns:w16="http://schemas.microsoft.com/office/word/2018/wordml" xmlns:w16du="http://schemas.microsoft.com/office/word/2023/wordml/word16du" xmlns:w16sdtdh="http://schemas.microsoft.com/office/word/2020/wordml/sdtdatahash" xmlns:w16sdtfl="http://schemas.microsoft.com/office/word/2024/wordml/sdtformatlock" xmlns:w16se="http://schemas.microsoft.com/office/word/2015/wordml/symex" xmlns:wpg="http://schemas.microsoft.com/office/word/2010/wordprocessingGroup" xmlns:wpi="http://schemas.microsoft.com/office/word/2010/wordprocessingInk" xmlns:wne="http://schemas.microsoft.com/office/word/2006/wordml" xmlns:wps="http://schemas.microsoft.com/office/word/2010/wordprocessingShape" mc:Ignorable="w14 w15 w16se w16cid w16 w16cex w16sdtdh w16sdtfl w16du wp14">
+  <w:endnote w:type="separator" w:id="-1">
+    <w:p>
+      <w:pPr>
+        <w:spacing w:after="0" w:line="240" w:lineRule="auto"/>
+      </w:pPr>
+      <w:r>
+        <w:separator/>
+      </w:r>
+    </w:p>
+  </w:endnote>
+  <w:endnote w:type="continuationSeparator" w:id="0">
+    <w:p>
+      <w:pPr>
+        <w:spacing w:after="0" w:line="240" w:lineRule="auto"/>
+      </w:pPr>
+      <w:r>
+        <w:continuationSeparator/>
+      </w:r>
+    </w:p>
+  </w:endnote>
+</w:endnotes>
+</file>
+
+<file path=word/footer1.xml><?xml version="1.0" encoding="utf-8"?>
+<w:ftr xmlns:wpc="http://schemas.microsoft.com/office/word/2010/wordprocessingCanvas" xmlns:cx="http://schemas.microsoft.com/office/drawing/2014/chartex" xmlns:cx1="http://schemas.microsoft.com/office/drawing/2015/9/8/chartex" xmlns:cx2="http://schemas.microsoft.com/office/drawing/2015/10/21/chartex" xmlns:cx3="http://schemas.microsoft.com/office/drawing/2016/5/9/chartex" xmlns:cx4="http://schemas.microsoft.com/office/drawing/2016/5/10/chartex" xmlns:cx5="http://schemas.microsoft.com/office/drawing/2016/5/11/chartex" xmlns:cx6="http://schemas.microsoft.com/office/drawing/2016/5/12/chartex" xmlns:cx7="http://schemas.microsoft.com/office/drawing/2016/5/13/chartex" xmlns:cx8="http://schemas.microsoft.com/office/drawing/2016/5/14/chartex" xmlns:mc="http://schemas.openxmlformats.org/markup-compatibility/2006" xmlns:aink="http://schemas.microsoft.com/office/drawing/2016/ink" xmlns:am3d="http://schemas.microsoft.com/office/drawing/2017/model3d" xmlns:o="urn:schemas-microsoft-com:office:office" xmlns:oel="http://schemas.microsoft.com/office/2019/extlst" xmlns:r="http://schemas.openxmlformats.org/officeDocument/2006/relationships" xmlns:m="http://schemas.openxmlformats.org/officeDocument/2006/math" xmlns:v="urn:schemas-microsoft-com:vml" xmlns:wp14="http://schemas.microsoft.com/office/word/2010/wordprocessingDrawing" xmlns:wp="http://schemas.openxmlformats.org/drawingml/2006/wordprocessingDrawing" xmlns:w10="urn:schemas-microsoft-com:office:word" xmlns:w="http://schemas.openxmlformats.org/wordprocessingml/2006/main" xmlns:w14="http://schemas.microsoft.com/office/word/2010/wordml" xmlns:w15="http://schemas.microsoft.com/office/word/2012/wordml" xmlns:w16cex="http://schemas.microsoft.com/office/word/2018/wordml/cex" xmlns:w16cid="http://schemas.microsoft.com/office/word/2016/wordml/cid" xmlns:w16="http://schemas.microsoft.com/office/word/2018/wordml" xmlns:w16du="http://schemas.microsoft.com/office/word/2023/wordml/word16du" xmlns:w16sdtdh="http://schemas.microsoft.com/office/word/2020/wordml/sdtdatahash" xmlns:w16sdtfl="http://schemas.microsoft.com/office/word/2024/wordml/sdtformatlock" xmlns:w16se="http://schemas.microsoft.com/office/word/2015/wordml/symex" xmlns:wpg="http://schemas.microsoft.com/office/word/2010/wordprocessingGroup" xmlns:wpi="http://schemas.microsoft.com/office/word/2010/wordprocessingInk" xmlns:wne="http://schemas.microsoft.com/office/word/2006/wordml" xmlns:wps="http://schemas.microsoft.com/office/word/2010/wordprocessingShape" mc:Ignorable="w14 w15 w16se w16cid w16 w16cex w16sdtdh w16sdtfl w16du wp14">
+  <w:p>
+    <w:pPr>
+      <w:spacing w:after="0" w:line="240" w:lineRule="auto"/>
+      <w:jc w:val="center"/>
+    </w:pPr>
+    <w:r>
+      <w:rPr>
+        <w:rFonts w:ascii="Times New Roman" w:eastAsia="SimSun" w:hAnsi="Times New Roman" w:cs="Times New Roman"/>
+        <w:sz w:val="28"/>
+        <w:szCs w:val="28"/>
+      </w:rPr>
+      <w:fldChar w:fldCharType="begin"/>
+    </w:r>
+    <w:r>
+      <w:rPr>
+        <w:rFonts w:ascii="Times New Roman" w:eastAsia="SimSun" w:hAnsi="Times New Roman" w:cs="Times New Roman"/>
+        <w:sz w:val="28"/>
+        <w:szCs w:val="28"/>
+      </w:rPr>
+      <w:instrText xml:space="preserve"> PAGE </w:instrText>
+    </w:r>
+    <w:r>
+      <w:rPr>
+        <w:rFonts w:ascii="Times New Roman" w:eastAsia="SimSun" w:hAnsi="Times New Roman" w:cs="Times New Roman"/>
+        <w:sz w:val="28"/>
+        <w:szCs w:val="28"/>
+      </w:rPr>
+      <w:fldChar w:fldCharType="separate"/>
+    </w:r>
+    <w:r>
+      <w:rPr>
+        <w:rFonts w:ascii="Times New Roman" w:eastAsia="SimSun" w:hAnsi="Times New Roman" w:cs="Times New Roman"/>
+        <w:noProof/>
+        <w:sz w:val="28"/>
+        <w:szCs w:val="28"/>
+      </w:rPr>
+      <w:t>2</w:t>
+    </w:r>
+    <w:r>
+      <w:rPr>
+        <w:rFonts w:ascii="Times New Roman" w:eastAsia="SimSun" w:hAnsi="Times New Roman" w:cs="Times New Roman"/>
+        <w:sz w:val="28"/>
+        <w:szCs w:val="28"/>
+      </w:rPr>
+      <w:fldChar w:fldCharType="end"/>
+    </w:r>
+  </w:p>
+</w:ftr>
+</file>
+
+<file path=word/footnotes.xml><?xml version="1.0" encoding="utf-8"?>
+<w:footnotes xmlns:wpc="http://schemas.microsoft.com/office/word/2010/wordprocessingCanvas" xmlns:cx="http://schemas.microsoft.com/office/drawing/2014/chartex" xmlns:cx1="http://schemas.microsoft.com/office/drawing/2015/9/8/chartex" xmlns:cx2="http://schemas.microsoft.com/office/drawing/2015/10/21/chartex" xmlns:cx3="http://schemas.microsoft.com/office/drawing/2016/5/9/chartex" xmlns:cx4="http://schemas.microsoft.com/office/drawing/2016/5/10/chartex" xmlns:cx5="http://schemas.microsoft.com/office/drawing/2016/5/11/chartex" xmlns:cx6="http://schemas.microsoft.com/office/drawing/2016/5/12/chartex" xmlns:cx7="http://schemas.microsoft.com/office/drawing/2016/5/13/chartex" xmlns:cx8="http://schemas.microsoft.com/office/drawing/2016/5/14/chartex" xmlns:mc="http://schemas.openxmlformats.org/markup-compatibility/2006" xmlns:aink="http://schemas.microsoft.com/office/drawing/2016/ink" xmlns:am3d="http://schemas.microsoft.com/office/drawing/2017/model3d" xmlns:o="urn:schemas-microsoft-com:office:office" xmlns:oel="http://schemas.microsoft.com/office/2019/extlst" xmlns:r="http://schemas.openxmlformats.org/officeDocument/2006/relationships" xmlns:m="http://schemas.openxmlformats.org/officeDocument/2006/math" xmlns:v="urn:schemas-microsoft-com:vml" xmlns:wp14="http://schemas.microsoft.com/office/word/2010/wordprocessingDrawing" xmlns:wp="http://schemas.openxmlformats.org/drawingml/2006/wordprocessingDrawing" xmlns:w10="urn:schemas-microsoft-com:office:word" xmlns:w="http://schemas.openxmlformats.org/wordprocessingml/2006/main" xmlns:w14="http://schemas.microsoft.com/office/word/2010/wordml" xmlns:w15="http://schemas.microsoft.com/office/word/2012/wordml" xmlns:w16cex="http://schemas.microsoft.com/office/word/2018/wordml/cex" xmlns:w16cid="http://schemas.microsoft.com/office/word/2016/wordml/cid" xmlns:w16="http://schemas.microsoft.com/office/word/2018/wordml" xmlns:w16du="http://schemas.microsoft.com/office/word/2023/wordml/word16du" xmlns:w16sdtdh="http://schemas.microsoft.com/office/word/2020/wordml/sdtdatahash" xmlns:w16sdtfl="http://schemas.microsoft.com/office/word/2024/wordml/sdtformatlock" xmlns:w16se="http://schemas.microsoft.com/office/word/2015/wordml/symex" xmlns:wpg="http://schemas.microsoft.com/office/word/2010/wordprocessingGroup" xmlns:wpi="http://schemas.microsoft.com/office/word/2010/wordprocessingInk" xmlns:wne="http://schemas.microsoft.com/office/word/2006/wordml" xmlns:wps="http://schemas.microsoft.com/office/word/2010/wordprocessingShape" mc:Ignorable="w14 w15 w16se w16cid w16 w16cex w16sdtdh w16sdtfl w16du wp14">
+  <w:footnote w:type="separator" w:id="-1">
+    <w:p>
+      <w:pPr>
+        <w:spacing w:after="0" w:line="240" w:lineRule="auto"/>
+      </w:pPr>
+      <w:r>
+        <w:separator/>
+      </w:r>
+    </w:p>
+  </w:footnote>
+  <w:footnote w:type="continuationSeparator" w:id="0">
+    <w:p>
+      <w:pPr>
+        <w:spacing w:after="0" w:line="240" w:lineRule="auto"/>
+      </w:pPr>
+      <w:r>
+        <w:continuationSeparator/>
+      </w:r>
+    </w:p>
+  </w:footnote>
+</w:footnotes>
 </file>
 
 <file path=word/numbering.xml><?xml version="1.0" encoding="utf-8"?>
@@ -14524,6 +13378,7 @@
   <w:style w:type="character" w:default="1" w:styleId="a0">
     <w:name w:val="Default Paragraph Font"/>
     <w:uiPriority w:val="1"/>
+    <w:semiHidden/>
     <w:unhideWhenUsed/>
   </w:style>
   <w:style w:type="table" w:default="1" w:styleId="a1">
@@ -14877,6 +13732,11 @@
     <w:pPr>
       <w:spacing w:after="100"/>
     </w:pPr>
+    <w:rPr>
+      <w:rFonts w:ascii="Times New Roman" w:eastAsia="SimSun" w:hAnsi="Times New Roman" w:cs="Times New Roman"/>
+      <w:sz w:val="28"/>
+      <w:szCs w:val="28"/>
+    </w:rPr>
   </w:style>
   <w:style w:type="paragraph" w:styleId="23">
     <w:name w:val="toc 2"/>
@@ -14890,6 +13750,11 @@
       <w:spacing w:after="100"/>
       <w:ind w:left="220"/>
     </w:pPr>
+    <w:rPr>
+      <w:rFonts w:ascii="Times New Roman" w:eastAsia="SimSun" w:hAnsi="Times New Roman" w:cs="Times New Roman"/>
+      <w:sz w:val="28"/>
+      <w:szCs w:val="28"/>
+    </w:rPr>
   </w:style>
   <w:style w:type="paragraph" w:styleId="31">
     <w:name w:val="toc 3"/>
@@ -14903,6 +13768,11 @@
       <w:spacing w:after="100"/>
       <w:ind w:left="440"/>
     </w:pPr>
+    <w:rPr>
+      <w:rFonts w:ascii="Times New Roman" w:eastAsia="SimSun" w:hAnsi="Times New Roman" w:cs="Times New Roman"/>
+      <w:sz w:val="28"/>
+      <w:szCs w:val="28"/>
+    </w:rPr>
   </w:style>
   <w:style w:type="character" w:styleId="ad">
     <w:name w:val="Hyperlink"/>

--- a/docs/TZ.docx
+++ b/docs/TZ.docx
@@ -286,7 +286,6 @@
           <w14:ligatures w14:val="none"/>
         </w:rPr>
       </w:pPr>
-      <w:commentRangeStart w:id="0"/>
       <w:r>
         <w:rPr>
           <w:rFonts w:ascii="Times New Roman" w:eastAsia="SimSun" w:hAnsi="Times New Roman" w:cs="Times New Roman"/>
@@ -299,10 +298,6 @@
           <w14:ligatures w14:val="none"/>
         </w:rPr>
         <w:t>на выполнение в 2026 году работу по разработке плагина “Трубный фланец с патрубком” для системы автоматизированного проектирования Autodesk Inventor</w:t>
-      </w:r>
-      <w:commentRangeEnd w:id="0"/>
-      <w:r>
-        <w:commentReference w:id="0"/>
       </w:r>
       <w:r>
         <w:rPr>
@@ -595,7 +590,6 @@
         </w:docPartObj>
       </w:sdtPr>
       <w:sdtContent>
-        <w:commentRangeStart w:id="1" w:displacedByCustomXml="prev"/>
         <w:p>
           <w:pPr>
             <w:keepNext/>
@@ -623,10 +617,6 @@
               <w14:ligatures w14:val="none"/>
             </w:rPr>
             <w:t>ОГЛАВЛЕНИЕ</w:t>
-          </w:r>
-          <w:commentRangeEnd w:id="1"/>
-          <w:r>
-            <w:commentReference w:id="1"/>
           </w:r>
         </w:p>
         <w:p>
@@ -664,7 +654,6 @@
             <w:fldChar w:fldCharType="separate"/>
           </w:r>
           <w:hyperlink w:anchor="_Toc240308321" w:history="1">
-            <w:commentRangeStart w:id="2"/>
             <w:r>
               <w:rPr>
                 <w:rStyle w:val="ad"/>
@@ -676,10 +665,6 @@
                 <w14:ligatures w14:val="none"/>
               </w:rPr>
               <w:t>1 ОБЩИЕ СВЕДЕНИЯ</w:t>
-            </w:r>
-            <w:commentRangeEnd w:id="2"/>
-            <w:r>
-              <w:commentReference w:id="2"/>
             </w:r>
             <w:r>
               <w:rPr>
@@ -3164,7 +3149,6 @@
             </w:rPr>
           </w:pPr>
           <w:hyperlink w:anchor="_Toc240308355" w:history="1">
-            <w:commentRangeStart w:id="3"/>
             <w:r>
               <w:rPr>
                 <w:rStyle w:val="ad"/>
@@ -3174,10 +3158,6 @@
                 <w14:ligatures w14:val="none"/>
               </w:rPr>
               <w:t>5.1 Порядок организации разработки АС</w:t>
-            </w:r>
-            <w:commentRangeEnd w:id="3"/>
-            <w:r>
-              <w:commentReference w:id="3"/>
             </w:r>
             <w:r>
               <w:rPr>
@@ -4057,7 +4037,6 @@
         </w:rPr>
       </w:pPr>
       <w:bookmarkStart w:id="4" w:name="_Toc240308321"/>
-      <w:commentRangeStart w:id="5"/>
       <w:r>
         <w:rPr>
           <w:rFonts w:ascii="Times New Roman" w:eastAsia="SimSun" w:hAnsi="Times New Roman" w:cs="Times New Roman"/>
@@ -4071,10 +4050,6 @@
         </w:rPr>
         <w:lastRenderedPageBreak/>
         <w:t>1 ОБЩИЕ СВЕДЕНИЯ</w:t>
-      </w:r>
-      <w:commentRangeEnd w:id="5"/>
-      <w:r>
-        <w:commentReference w:id="5"/>
       </w:r>
       <w:bookmarkEnd w:id="4"/>
     </w:p>
@@ -4114,7 +4089,6 @@
         </w:rPr>
       </w:pPr>
       <w:bookmarkStart w:id="6" w:name="_Toc240308322"/>
-      <w:commentRangeStart w:id="7"/>
       <w:r>
         <w:rPr>
           <w:rFonts w:ascii="Times New Roman" w:eastAsia="SimSun" w:hAnsi="Times New Roman" w:cs="Times New Roman"/>
@@ -4127,10 +4101,6 @@
           <w14:ligatures w14:val="none"/>
         </w:rPr>
         <w:t>1.1 Полное наименование автоматизированной системы и её условное обозначение</w:t>
-      </w:r>
-      <w:commentRangeEnd w:id="7"/>
-      <w:r>
-        <w:commentReference w:id="7"/>
       </w:r>
       <w:bookmarkEnd w:id="6"/>
     </w:p>
@@ -4252,7 +4222,7 @@
         </w:rPr>
       </w:pPr>
       <w:bookmarkStart w:id="8" w:name="_Toc240308323"/>
-      <w:commentRangeStart w:id="9"/>
+      <w:commentRangeStart w:id="71"/>
       <w:r>
         <w:rPr>
           <w:rFonts w:ascii="Times New Roman" w:eastAsia="SimSun" w:hAnsi="Times New Roman" w:cs="Times New Roman"/>
@@ -4266,9 +4236,12 @@
         </w:rPr>
         <w:t>1.2 Наименование заказчика и исполнителя</w:t>
       </w:r>
-      <w:commentRangeEnd w:id="9"/>
-      <w:r>
-        <w:commentReference w:id="9"/>
+      <w:commentRangeEnd w:id="71"/>
+      <w:r>
+        <w:rPr>
+          <w:rStyle w:val="CommentReference"/>
+        </w:rPr>
+        <w:commentReference w:id="71"/>
       </w:r>
       <w:bookmarkEnd w:id="8"/>
     </w:p>
@@ -4603,7 +4576,6 @@
           <w14:ligatures w14:val="none"/>
         </w:rPr>
       </w:pPr>
-      <w:commentRangeStart w:id="11"/>
       <w:r>
         <w:rPr>
           <w:rFonts w:ascii="Times New Roman" w:eastAsia="SimSun" w:hAnsi="Times New Roman" w:cs="Times New Roman"/>
@@ -4614,10 +4586,6 @@
           <w14:ligatures w14:val="none"/>
         </w:rPr>
         <w:t>− ГОСТ 19.103-77 “Единая система программной документации. Обозначения программ и программных документов”.</w:t>
-      </w:r>
-      <w:commentRangeEnd w:id="11"/>
-      <w:r>
-        <w:commentReference w:id="11"/>
       </w:r>
     </w:p>
     <w:p>
@@ -5110,8 +5078,6 @@
         </w:rPr>
         <w:t xml:space="preserve"> Модель трубного фланца с патрубком</w:t>
       </w:r>
-      <w:commentRangeStart w:id="16"/>
-      <w:commentRangeStart w:id="17"/>
       <w:r>
         <w:rPr>
           <w:rFonts w:ascii="Times New Roman" w:eastAsia="SimSun" w:hAnsi="Times New Roman" w:cs="Times New Roman"/>
@@ -5122,26 +5088,6 @@
           <w14:ligatures w14:val="none"/>
         </w:rPr>
         <w:t xml:space="preserve"> </w:t>
-      </w:r>
-      <w:commentRangeEnd w:id="16"/>
-      <w:r>
-        <w:rPr>
-          <w:rStyle w:val="ae"/>
-          <w:rFonts w:ascii="Times New Roman" w:eastAsia="SimSun" w:hAnsi="Times New Roman" w:cs="Times New Roman"/>
-          <w:kern w:val="0"/>
-          <w:sz w:val="28"/>
-          <w:szCs w:val="28"/>
-          <w:lang w:eastAsia="zh-CN"/>
-          <w14:ligatures w14:val="none"/>
-        </w:rPr>
-        <w:commentReference w:id="16"/>
-      </w:r>
-      <w:commentRangeEnd w:id="17"/>
-      <w:r>
-        <w:rPr>
-          <w:rStyle w:val="ae"/>
-        </w:rPr>
-        <w:commentReference w:id="17"/>
       </w:r>
       <w:r>
         <w:rPr>
@@ -5368,7 +5314,6 @@
         </w:rPr>
       </w:pPr>
       <w:bookmarkStart w:id="21" w:name="_Hlk183900138"/>
-      <w:commentRangeStart w:id="22"/>
       <w:r>
         <w:rPr>
           <w:rFonts w:ascii="Times New Roman" w:eastAsia="SimSun" w:hAnsi="Times New Roman" w:cs="Times New Roman"/>
@@ -5395,10 +5340,6 @@
         </w:rPr>
         <w:t xml:space="preserve"> (также все обозначения показаны на рисунке 2.1):</w:t>
       </w:r>
-      <w:commentRangeEnd w:id="22"/>
-      <w:r>
-        <w:commentReference w:id="22"/>
-      </w:r>
     </w:p>
     <w:p>
       <w:pPr>
@@ -5413,6 +5354,7 @@
           <w14:ligatures w14:val="none"/>
         </w:rPr>
       </w:pPr>
+      <w:commentRangeStart w:id="65"/>
       <w:r>
         <w:rPr>
           <w:rFonts w:ascii="Times New Roman" w:eastAsia="SimSun" w:hAnsi="Times New Roman" w:cs="Times New Roman"/>
@@ -5483,6 +5425,13 @@
         </w:rPr>
         <w:t>;</w:t>
       </w:r>
+      <w:commentRangeEnd w:id="65"/>
+      <w:r>
+        <w:rPr>
+          <w:rStyle w:val="CommentReference"/>
+        </w:rPr>
+        <w:commentReference w:id="65"/>
+      </w:r>
     </w:p>
     <w:p>
       <w:pPr>
@@ -5698,7 +5647,6 @@
           <w14:ligatures w14:val="none"/>
         </w:rPr>
       </w:pPr>
-      <w:commentRangeStart w:id="23"/>
       <w:r>
         <w:rPr>
           <w:rFonts w:ascii="Times New Roman" w:eastAsia="SimSun" w:hAnsi="Times New Roman" w:cs="Times New Roman"/>
@@ -5769,10 +5717,6 @@
           <w14:ligatures w14:val="none"/>
         </w:rPr>
         <w:t xml:space="preserve"> (проверка приведена ниже);</w:t>
-      </w:r>
-      <w:commentRangeEnd w:id="23"/>
-      <w:r>
-        <w:commentReference w:id="23"/>
       </w:r>
     </w:p>
     <w:p>
@@ -5946,6 +5890,7 @@
           <w14:ligatures w14:val="none"/>
         </w:rPr>
       </w:pPr>
+      <w:commentRangeStart w:id="66"/>
       <w:r>
         <w:rPr>
           <w:rFonts w:ascii="Times New Roman" w:eastAsia="SimSun" w:hAnsi="Times New Roman" w:cs="Times New Roman"/>
@@ -5969,6 +5914,13 @@
           <w14:ligatures w14:val="none"/>
         </w:rPr>
         <w:t xml:space="preserve"> = d + 2 · A1;</w:t>
+      </w:r>
+      <w:commentRangeEnd w:id="66"/>
+      <w:r>
+        <w:rPr>
+          <w:rStyle w:val="CommentReference"/>
+        </w:rPr>
+        <w:commentReference w:id="66"/>
       </w:r>
     </w:p>
     <w:p>
@@ -6099,6 +6051,7 @@
           <w14:ligatures w14:val="none"/>
         </w:rPr>
       </w:pPr>
+      <w:commentRangeStart w:id="67"/>
       <w:r>
         <w:rPr>
           <w:rFonts w:ascii="Times New Roman" w:eastAsia="SimSun" w:hAnsi="Times New Roman" w:cs="Times New Roman"/>
@@ -6124,6 +6077,13 @@
           <w14:ligatures w14:val="none"/>
         </w:rPr>
         <w:t>:</w:t>
+      </w:r>
+      <w:commentRangeEnd w:id="67"/>
+      <w:r>
+        <w:rPr>
+          <w:rStyle w:val="CommentReference"/>
+        </w:rPr>
+        <w:commentReference w:id="67"/>
       </w:r>
     </w:p>
     <w:p>
@@ -6553,6 +6513,7 @@
           <w14:ligatures w14:val="none"/>
         </w:rPr>
       </w:pPr>
+      <w:commentRangeStart w:id="68"/>
       <w:r>
         <w:rPr>
           <w:rFonts w:ascii="Times New Roman" w:eastAsia="SimSun" w:hAnsi="Times New Roman" w:cs="Times New Roman"/>
@@ -6563,6 +6524,13 @@
           <w14:ligatures w14:val="none"/>
         </w:rPr>
         <w:t>Дополнительные требования к численности и квалификации персонала системы не предъявляются.</w:t>
+      </w:r>
+      <w:commentRangeEnd w:id="68"/>
+      <w:r>
+        <w:rPr>
+          <w:rStyle w:val="CommentReference"/>
+        </w:rPr>
+        <w:commentReference w:id="68"/>
       </w:r>
     </w:p>
     <w:p>
@@ -6639,6 +6607,7 @@
           <w14:ligatures w14:val="none"/>
         </w:rPr>
       </w:pPr>
+      <w:commentRangeStart w:id="69"/>
       <w:r>
         <w:rPr>
           <w:rFonts w:ascii="Times New Roman" w:eastAsia="SimSun" w:hAnsi="Times New Roman" w:cs="Times New Roman"/>
@@ -6672,6 +6641,13 @@
           <w14:ligatures w14:val="none"/>
         </w:rPr>
         <w:t xml:space="preserve"> минуты;</w:t>
+      </w:r>
+      <w:commentRangeEnd w:id="69"/>
+      <w:r>
+        <w:rPr>
+          <w:rStyle w:val="CommentReference"/>
+        </w:rPr>
+        <w:commentReference w:id="69"/>
       </w:r>
     </w:p>
     <w:p>
@@ -7972,7 +7948,6 @@
           <w14:ligatures w14:val="none"/>
         </w:rPr>
       </w:pPr>
-      <w:commentRangeStart w:id="43"/>
       <w:r>
         <w:rPr>
           <w:rFonts w:ascii="Times New Roman" w:eastAsia="SimSun" w:hAnsi="Times New Roman" w:cs="Times New Roman"/>
@@ -7983,10 +7958,6 @@
           <w14:ligatures w14:val="none"/>
         </w:rPr>
         <w:t>Помимо этого, разработанная система должна работать на ПК с ОС Windows версии 10 и старше и разрядностью x64. Система реализуется как внешнее приложение на платформе .NET Framework 4.7.2, которое взаимодействует с САПР «Autodesk Inventor 2025» через COM-интерфейс Inventor API (сборка взаимодействия Autodesk.Inventor.Interop). Реализация в виде встраиваемого управляемого дополнения не применяется, так как такие дополнения Inventor 2025 работают на платформе .NET 8.</w:t>
-      </w:r>
-      <w:commentRangeEnd w:id="43"/>
-      <w:r>
-        <w:commentReference w:id="43"/>
       </w:r>
     </w:p>
     <w:p>
@@ -8090,6 +8061,7 @@
           <w14:ligatures w14:val="none"/>
         </w:rPr>
       </w:pPr>
+      <w:commentRangeStart w:id="64"/>
       <w:r>
         <w:rPr>
           <w:rFonts w:ascii="Times New Roman" w:eastAsia="SimSun" w:hAnsi="Times New Roman" w:cs="Times New Roman"/>
@@ -8149,6 +8121,13 @@
           <w14:ligatures w14:val="none"/>
         </w:rPr>
         <w:t>20 ГБ до 50 ГБ;</w:t>
+      </w:r>
+      <w:commentRangeEnd w:id="64"/>
+      <w:r>
+        <w:rPr>
+          <w:rStyle w:val="CommentReference"/>
+        </w:rPr>
+        <w:commentReference w:id="64"/>
       </w:r>
     </w:p>
     <w:p>
@@ -8501,6 +8480,7 @@
           <w14:ligatures w14:val="none"/>
         </w:rPr>
       </w:pPr>
+      <w:commentRangeStart w:id="70"/>
       <w:r>
         <w:rPr>
           <w:rFonts w:ascii="Times New Roman" w:eastAsia="SimSun" w:hAnsi="Times New Roman" w:cs="Times New Roman"/>
@@ -8535,6 +8515,13 @@
           <w14:ligatures w14:val="none"/>
         </w:rPr>
         <w:t xml:space="preserve"> Этапы проведения работ по разработке плагина «Трубный фланец с патрубком» для САПР «Autodesk Inventor».</w:t>
+      </w:r>
+      <w:commentRangeEnd w:id="70"/>
+      <w:r>
+        <w:rPr>
+          <w:rStyle w:val="CommentReference"/>
+        </w:rPr>
+        <w:commentReference w:id="70"/>
       </w:r>
     </w:p>
     <w:tbl>
@@ -11027,8 +11014,6 @@
         <w:br/>
         <w:t xml:space="preserve">         Наличие желательных доработок не влияет на приёмку работ и процесс передачи системы в эксплуатацию. </w:t>
       </w:r>
-      <w:commentRangeStart w:id="56"/>
-      <w:commentRangeStart w:id="57"/>
       <w:r>
         <w:rPr>
           <w:rFonts w:ascii="Times New Roman" w:eastAsia="SimSun" w:hAnsi="Times New Roman" w:cs="Times New Roman"/>
@@ -11039,26 +11024,6 @@
           <w14:ligatures w14:val="none"/>
         </w:rPr>
         <w:t>Комплектность передаваемой отчётной документации подлежит проверке Заказчиком.</w:t>
-      </w:r>
-      <w:commentRangeEnd w:id="56"/>
-      <w:r>
-        <w:rPr>
-          <w:rStyle w:val="ae"/>
-          <w:rFonts w:ascii="Times New Roman" w:eastAsia="SimSun" w:hAnsi="Times New Roman" w:cs="Times New Roman"/>
-          <w:kern w:val="0"/>
-          <w:sz w:val="28"/>
-          <w:szCs w:val="28"/>
-          <w:lang w:eastAsia="zh-CN"/>
-          <w14:ligatures w14:val="none"/>
-        </w:rPr>
-        <w:commentReference w:id="56"/>
-      </w:r>
-      <w:commentRangeEnd w:id="57"/>
-      <w:r>
-        <w:rPr>
-          <w:rStyle w:val="ae"/>
-        </w:rPr>
-        <w:commentReference w:id="57"/>
       </w:r>
     </w:p>
     <w:p>
@@ -12248,179 +12213,6 @@
 
 <file path=word/comments.xml><?xml version="1.0" encoding="utf-8"?>
 <w:comments xmlns:wpc="http://schemas.microsoft.com/office/word/2010/wordprocessingCanvas" xmlns:cx="http://schemas.microsoft.com/office/drawing/2014/chartex" xmlns:cx1="http://schemas.microsoft.com/office/drawing/2015/9/8/chartex" xmlns:cx2="http://schemas.microsoft.com/office/drawing/2015/10/21/chartex" xmlns:cx3="http://schemas.microsoft.com/office/drawing/2016/5/9/chartex" xmlns:cx4="http://schemas.microsoft.com/office/drawing/2016/5/10/chartex" xmlns:cx5="http://schemas.microsoft.com/office/drawing/2016/5/11/chartex" xmlns:cx6="http://schemas.microsoft.com/office/drawing/2016/5/12/chartex" xmlns:cx7="http://schemas.microsoft.com/office/drawing/2016/5/13/chartex" xmlns:cx8="http://schemas.microsoft.com/office/drawing/2016/5/14/chartex" xmlns:mc="http://schemas.openxmlformats.org/markup-compatibility/2006" xmlns:aink="http://schemas.microsoft.com/office/drawing/2016/ink" xmlns:am3d="http://schemas.microsoft.com/office/drawing/2017/model3d" xmlns:o="urn:schemas-microsoft-com:office:office" xmlns:oel="http://schemas.microsoft.com/office/2019/extlst" xmlns:r="http://schemas.openxmlformats.org/officeDocument/2006/relationships" xmlns:m="http://schemas.openxmlformats.org/officeDocument/2006/math" xmlns:v="urn:schemas-microsoft-com:vml" xmlns:wp14="http://schemas.microsoft.com/office/word/2010/wordprocessingDrawing" xmlns:wp="http://schemas.openxmlformats.org/drawingml/2006/wordprocessingDrawing" xmlns:w10="urn:schemas-microsoft-com:office:word" xmlns:w="http://schemas.openxmlformats.org/wordprocessingml/2006/main" xmlns:w14="http://schemas.microsoft.com/office/word/2010/wordml" xmlns:w15="http://schemas.microsoft.com/office/word/2012/wordml" xmlns:w16cex="http://schemas.microsoft.com/office/word/2018/wordml/cex" xmlns:w16cid="http://schemas.microsoft.com/office/word/2016/wordml/cid" xmlns:w16="http://schemas.microsoft.com/office/word/2018/wordml" xmlns:w16du="http://schemas.microsoft.com/office/word/2023/wordml/word16du" xmlns:w16sdtdh="http://schemas.microsoft.com/office/word/2020/wordml/sdtdatahash" xmlns:w16sdtfl="http://schemas.microsoft.com/office/word/2024/wordml/sdtformatlock" xmlns:w16se="http://schemas.microsoft.com/office/word/2015/wordml/symex" xmlns:wpg="http://schemas.microsoft.com/office/word/2010/wordprocessingGroup" xmlns:wpi="http://schemas.microsoft.com/office/word/2010/wordprocessingInk" xmlns:wne="http://schemas.microsoft.com/office/word/2006/wordml" xmlns:wps="http://schemas.microsoft.com/office/word/2010/wordprocessingShape" mc:Ignorable="w14 w15 w16se w16cid w16 w16cex w16sdtdh w16sdtfl w16du wp14">
-  <w:comment w:id="0" w:author="Kalentyev Alexey" w:date="2026-09-23T05:02:00Z" w:initials="KA">
-    <w:p>
-      <w:r>
-        <w:annotationRef/>
-      </w:r>
-      <w:r>
-        <w:t>Установите поля титульного листа по ОС ТУСУР: слева 30 мм, справа 15 мм, сверху и снизу 20 мм. Сейчас в первой секции заданы 31,75/12,47/25,4/25,4 мм.</w:t>
-      </w:r>
-    </w:p>
-  </w:comment>
-  <w:comment w:id="1" w:author="Kalentyev Alexey" w:date="2026-09-23T05:02:00Z" w:initials="KA">
-    <w:p>
-      <w:r>
-        <w:annotationRef/>
-      </w:r>
-      <w:r>
-        <w:t>Замените «Содержание» на «Оглавление».</w:t>
-      </w:r>
-    </w:p>
-  </w:comment>
-  <w:comment w:id="2" w:author="Kalentyev Alexey" w:date="2026-09-23T05:02:00Z" w:initials="KA">
-    <w:p>
-      <w:r>
-        <w:annotationRef/>
-      </w:r>
-      <w:r>
-        <w:t xml:space="preserve">Приведите строки оглавления к Times New Roman14 пт. Сейчас часть строк задана размером 11 </w:t>
-      </w:r>
-      <w:proofErr w:type="spellStart"/>
-      <w:r>
-        <w:t>пт</w:t>
-      </w:r>
-      <w:proofErr w:type="spellEnd"/>
-      <w:r>
-        <w:t xml:space="preserve"> и отличается от основного текста.</w:t>
-      </w:r>
-    </w:p>
-  </w:comment>
-  <w:comment w:id="3" w:author="Kalentyev Alexey" w:date="2026-09-23T05:02:00Z" w:initials="KA">
-    <w:p>
-      <w:r>
-        <w:annotationRef/>
-      </w:r>
-      <w:r>
-        <w:t>Добавьте в оглавление заголовок раздела 5 «Порядок разработки автоматизированной системы» со страницей начала 13. Сейчас после раздела 4 идут сразу 5.1–5.3.</w:t>
-      </w:r>
-    </w:p>
-  </w:comment>
-  <w:comment w:id="5" w:author="Kalentyev Alexey" w:date="2026-09-23T05:02:00Z" w:initials="KA">
-    <w:p>
-      <w:r>
-        <w:annotationRef/>
-      </w:r>
-      <w:r>
-        <w:t>Добавьте сквозные номера страниц по центру нижнего поля; титульный лист учитывайте без печати номера.</w:t>
-      </w:r>
-    </w:p>
-  </w:comment>
-  <w:comment w:id="7" w:author="Kalentyev Alexey" w:date="2026-09-23T05:02:00Z" w:initials="KA">
-    <w:p>
-      <w:r>
-        <w:annotationRef/>
-      </w:r>
-      <w:r>
-        <w:t>Выделите заголовки подразделов и пунктов полужирным шрифтом; сейчас, например,1.1–1.4 и 3.1.1 набраны обычным начертанием. Проверьте единообразное расположение по центру.</w:t>
-      </w:r>
-    </w:p>
-  </w:comment>
-  <w:comment w:id="9" w:author="Kalentyev Alexey" w:date="2026-09-23T05:02:00Z" w:initials="KA">
-    <w:p>
-      <w:r>
-        <w:annotationRef/>
-      </w:r>
-      <w:r>
-        <w:t>Дополните подраздел сведениями об исполнителе разработки: ФИО, группа и принадлежность к организации, если применимо. Сейчас приведены только сведения о заказчике.</w:t>
-      </w:r>
-    </w:p>
-  </w:comment>
-  <w:comment w:id="11" w:author="Kalentyev Alexey" w:date="2026-09-23T05:02:00Z" w:initials="KA">
-    <w:p>
-      <w:r>
-        <w:annotationRef/>
-      </w:r>
-      <w:r>
-        <w:t>Исправьте название системы стандартов: ГОСТ 19.103-77 относится к ЕСПД, то есть к программной документации, а не к конструкторской.</w:t>
-      </w:r>
-    </w:p>
-  </w:comment>
-  <w:comment w:id="16" w:author="Kalentyev Alexey" w:date="2026-09-16T11:13:00Z" w:initials="KA">
-    <w:p>
-      <w:pPr>
-        <w:pStyle w:val="af"/>
-      </w:pPr>
-      <w:r>
-        <w:rPr>
-          <w:rStyle w:val="ae"/>
-        </w:rPr>
-        <w:annotationRef/>
-      </w:r>
-      <w:r>
-        <w:t>?</w:t>
-      </w:r>
-    </w:p>
-  </w:comment>
-  <w:comment w:id="17" w:author="Марк Varechkin" w:date="2026-09-16T09:24:00Z" w:initials="МV">
-    <w:p>
-      <w:pPr>
-        <w:pStyle w:val="af"/>
-      </w:pPr>
-      <w:r>
-        <w:rPr>
-          <w:rStyle w:val="ae"/>
-        </w:rPr>
-        <w:annotationRef/>
-      </w:r>
-      <w:r>
-        <w:t>+</w:t>
-      </w:r>
-    </w:p>
-    <w:p>
-      <w:pPr>
-        <w:pStyle w:val="af"/>
-      </w:pPr>
-    </w:p>
-  </w:comment>
-  <w:comment w:id="22" w:author="Kalentyev Alexey" w:date="2026-09-23T05:02:00Z" w:initials="KA">
-    <w:p>
-      <w:r>
-        <w:annotationRef/>
-      </w:r>
-      <w:r>
-        <w:t xml:space="preserve">Задайте количество и угловой шаг крепежных отверстий, диаметр окружности их центров и условия </w:t>
-      </w:r>
-      <w:proofErr w:type="spellStart"/>
-      <w:r>
-        <w:t>непересечения</w:t>
-      </w:r>
-      <w:proofErr w:type="spellEnd"/>
-      <w:r>
-        <w:t xml:space="preserve"> с патрубком и внешним краем фланца. Укажите, какие размеры постоянны, а какие вычисляются.</w:t>
-      </w:r>
-      <w:r>
-        <w:br/>
-        <w:t xml:space="preserve">Чертеж показывает круговой ряд отверстий, но перечисленные параметры задают только их диаметр; одной проверки </w:t>
-      </w:r>
-      <w:proofErr w:type="gramStart"/>
-      <w:r>
-        <w:t>D&gt;D</w:t>
-      </w:r>
-      <w:proofErr w:type="gramEnd"/>
-      <w:r>
-        <w:t>1 недостаточно.</w:t>
-      </w:r>
-    </w:p>
-  </w:comment>
-  <w:comment w:id="23" w:author="Kalentyev Alexey" w:date="2026-09-23T05:02:00Z" w:initials="KA">
-    <w:p>
-      <w:r>
-        <w:annotationRef/>
-      </w:r>
-      <w:r>
-        <w:t xml:space="preserve">Для независимых вводимых L и M явно задайте проверку </w:t>
-      </w:r>
-      <w:proofErr w:type="gramStart"/>
-      <w:r>
-        <w:t>M&lt;</w:t>
-      </w:r>
-      <w:proofErr w:type="gramEnd"/>
-      <w:r>
-        <w:t>L при изменении каждого параметра: ввод M ограничивает допустимый L, ввод L — допустимый M. Не подменяйте эту зависимость расчетом D1=d+2A1, поскольку D1 не вводится пользователем.</w:t>
-      </w:r>
-    </w:p>
-  </w:comment>
   <w:comment w:id="24" w:author="Kalentyev Alexey" w:date="2026-09-23T05:02:00Z" w:initials="KA">
     <w:p>
       <w:r>
@@ -12435,61 +12227,6 @@
       </w:r>
     </w:p>
   </w:comment>
-  <w:comment w:id="43" w:author="Kalentyev Alexey" w:date="2026-09-23T05:02:00Z" w:initials="KA">
-    <w:p>
-      <w:r>
-        <w:annotationRef/>
-      </w:r>
-      <w:r>
-        <w:t xml:space="preserve">Согласуйте вариант реализации и среду выполнения. Для встроенного управляемого дополнения </w:t>
-      </w:r>
-      <w:proofErr w:type="spellStart"/>
-      <w:r>
-        <w:t>Inventor</w:t>
-      </w:r>
-      <w:proofErr w:type="spellEnd"/>
-      <w:r>
-        <w:t xml:space="preserve"> 2025 Autodesk использует .NET8; если выбран внешний процесс на .NET Framework 4.7.2, зафиксируйте этот вариант и совместимый способ связи с API.</w:t>
-      </w:r>
-    </w:p>
-  </w:comment>
-  <w:comment w:id="56" w:author="Kalentyev Alexey" w:date="2026-09-16T11:16:00Z" w:initials="KA">
-    <w:p>
-      <w:pPr>
-        <w:pStyle w:val="af"/>
-      </w:pPr>
-      <w:r>
-        <w:rPr>
-          <w:rStyle w:val="ae"/>
-        </w:rPr>
-        <w:annotationRef/>
-      </w:r>
-      <w:r>
-        <w:t>Висячая строка</w:t>
-      </w:r>
-    </w:p>
-  </w:comment>
-  <w:comment w:id="57" w:author="Марк Varechkin" w:date="2026-09-16T19:20:00Z" w:initials="МV">
-    <w:p>
-      <w:pPr>
-        <w:pStyle w:val="af"/>
-      </w:pPr>
-      <w:r>
-        <w:rPr>
-          <w:rStyle w:val="ae"/>
-        </w:rPr>
-        <w:annotationRef/>
-      </w:r>
-      <w:r>
-        <w:t>+</w:t>
-      </w:r>
-    </w:p>
-    <w:p>
-      <w:pPr>
-        <w:pStyle w:val="af"/>
-      </w:pPr>
-    </w:p>
-  </w:comment>
   <w:comment w:id="63" w:author="Kalentyev Alexey" w:date="2026-09-23T05:02:00Z" w:initials="KA">
     <w:p>
       <w:r>
@@ -12501,6 +12238,110 @@
       <w:r>
         <w:br/>
         <w:t>Росстандарт называет ГОСТ 12821-80 стандартом на стальные приварные встык фланцы и указывает заменяющий ГОСТ 33259-2015. В ТЗ приведено произвольное название и не определено, какие именно нормативные размеры применяются.</w:t>
+      </w:r>
+    </w:p>
+  </w:comment>
+  <w:comment w:id="64" w:author="Kalentyev Alexey" w:initials="KA" w:date="2026-10-07T11:53:09Z">
+    <w:p>
+      <w:pPr>
+        <w:pStyle w:val="CommentText"/>
+      </w:pPr>
+      <w:r>
+        <w:annotationRef/>
+      </w:r>
+      <w:r>
+        <w:t xml:space="preserve">Уточните минимальный свободный объём диска и укажите, учитывает ли он установку Inventor и среды выполнения или относится только к плагину. Если 20 и 50 ГБ соответствуют разным конфигурациям, опишите их.</w:t>
+      </w:r>
+    </w:p>
+  </w:comment>
+  <w:comment w:id="65" w:author="Kalentyev Alexey" w:initials="KA" w:date="2026-10-07T11:53:09Z">
+    <w:p>
+      <w:pPr>
+        <w:pStyle w:val="CommentText"/>
+      </w:pPr>
+      <w:r>
+        <w:annotationRef/>
+      </w:r>
+      <w:r>
+        <w:t xml:space="preserve">Оформите перечисления изменяемых и постоянных параметров единообразно: добавьте маркеры и абзацный отступ 1,25 см.</w:t>
+      </w:r>
+    </w:p>
+  </w:comment>
+  <w:comment w:id="66" w:author="Kalentyev Alexey" w:initials="KA" w:date="2026-10-07T11:53:09Z">
+    <w:p>
+      <w:pPr>
+        <w:pStyle w:val="CommentText"/>
+      </w:pPr>
+      <w:r>
+        <w:annotationRef/>
+      </w:r>
+      <w:r>
+        <w:t xml:space="preserve">Оформите расчётные зависимости отдельными строками в редакторе формул; пояснения обозначений разместите под соответствующими формулами.</w:t>
+      </w:r>
+    </w:p>
+  </w:comment>
+  <w:comment w:id="67" w:author="Kalentyev Alexey" w:initials="KA" w:date="2026-10-07T11:53:09Z">
+    <w:p>
+      <w:pPr>
+        <w:pStyle w:val="CommentText"/>
+      </w:pPr>
+      <w:r>
+        <w:annotationRef/>
+      </w:r>
+      <w:r>
+        <w:t xml:space="preserve">Перенесите строку «Постоянные параметры:» вместе хотя бы с первым пунктом перечисления.</w:t>
+      </w:r>
+    </w:p>
+  </w:comment>
+  <w:comment w:id="68" w:author="Kalentyev Alexey" w:initials="KA" w:date="2026-10-07T11:53:09Z">
+    <w:p>
+      <w:pPr>
+        <w:pStyle w:val="CommentText"/>
+      </w:pPr>
+      <w:r>
+        <w:annotationRef/>
+      </w:r>
+      <w:r>
+        <w:t xml:space="preserve">Отделите заголовки от предшествующего и последующего текста пустой строкой. Для многострочных заголовков разделов 2 и 4 установите полуторный межстрочный интервал.</w:t>
+      </w:r>
+    </w:p>
+  </w:comment>
+  <w:comment w:id="69" w:author="Kalentyev Alexey" w:initials="KA" w:date="2026-10-07T11:53:09Z">
+    <w:p>
+      <w:pPr>
+        <w:pStyle w:val="CommentText"/>
+      </w:pPr>
+      <w:r>
+        <w:annotationRef/>
+      </w:r>
+      <w:r>
+        <w:t xml:space="preserve">Уберите подчёркивание слова «одной»; при необходимости используйте допустимое шрифтовое выделение.</w:t>
+      </w:r>
+    </w:p>
+  </w:comment>
+  <w:comment w:id="70" w:author="Kalentyev Alexey" w:initials="KA" w:date="2026-10-07T11:53:09Z">
+    <w:p>
+      <w:pPr>
+        <w:pStyle w:val="CommentText"/>
+      </w:pPr>
+      <w:r>
+        <w:annotationRef/>
+      </w:r>
+      <w:r>
+        <w:t xml:space="preserve">Установите одинарный межстрочный интервал в ячейках таблицы 4.1.</w:t>
+      </w:r>
+    </w:p>
+  </w:comment>
+  <w:comment w:id="71" w:author="Kalentyev Alexey" w:initials="KA" w:date="2026-10-07T11:53:09Z">
+    <w:p>
+      <w:pPr>
+        <w:pStyle w:val="CommentText"/>
+      </w:pPr>
+      <w:r>
+        <w:annotationRef/>
+      </w:r>
+      <w:r>
+        <w:t xml:space="preserve">Укажите наименование организации-заказчика и отдельно её представителя. ФИО преподавателя, должность и адрес можно сохранить.</w:t>
       </w:r>
     </w:p>
   </w:comment>
@@ -12509,67 +12350,46 @@
 
 <file path=word/commentsExtended.xml><?xml version="1.0" encoding="utf-8"?>
 <w15:commentsEx xmlns:wpc="http://schemas.microsoft.com/office/word/2010/wordprocessingCanvas" xmlns:cx="http://schemas.microsoft.com/office/drawing/2014/chartex" xmlns:cx1="http://schemas.microsoft.com/office/drawing/2015/9/8/chartex" xmlns:cx2="http://schemas.microsoft.com/office/drawing/2015/10/21/chartex" xmlns:cx3="http://schemas.microsoft.com/office/drawing/2016/5/9/chartex" xmlns:cx4="http://schemas.microsoft.com/office/drawing/2016/5/10/chartex" xmlns:cx5="http://schemas.microsoft.com/office/drawing/2016/5/11/chartex" xmlns:cx6="http://schemas.microsoft.com/office/drawing/2016/5/12/chartex" xmlns:cx7="http://schemas.microsoft.com/office/drawing/2016/5/13/chartex" xmlns:cx8="http://schemas.microsoft.com/office/drawing/2016/5/14/chartex" xmlns:mc="http://schemas.openxmlformats.org/markup-compatibility/2006" xmlns:aink="http://schemas.microsoft.com/office/drawing/2016/ink" xmlns:am3d="http://schemas.microsoft.com/office/drawing/2017/model3d" xmlns:o="urn:schemas-microsoft-com:office:office" xmlns:oel="http://schemas.microsoft.com/office/2019/extlst" xmlns:r="http://schemas.openxmlformats.org/officeDocument/2006/relationships" xmlns:m="http://schemas.openxmlformats.org/officeDocument/2006/math" xmlns:v="urn:schemas-microsoft-com:vml" xmlns:wp14="http://schemas.microsoft.com/office/word/2010/wordprocessingDrawing" xmlns:wp="http://schemas.openxmlformats.org/drawingml/2006/wordprocessingDrawing" xmlns:w10="urn:schemas-microsoft-com:office:word" xmlns:w="http://schemas.openxmlformats.org/wordprocessingml/2006/main" xmlns:w14="http://schemas.microsoft.com/office/word/2010/wordml" xmlns:w15="http://schemas.microsoft.com/office/word/2012/wordml" xmlns:w16cex="http://schemas.microsoft.com/office/word/2018/wordml/cex" xmlns:w16cid="http://schemas.microsoft.com/office/word/2016/wordml/cid" xmlns:w16="http://schemas.microsoft.com/office/word/2018/wordml" xmlns:w16du="http://schemas.microsoft.com/office/word/2023/wordml/word16du" xmlns:w16sdtdh="http://schemas.microsoft.com/office/word/2020/wordml/sdtdatahash" xmlns:w16sdtfl="http://schemas.microsoft.com/office/word/2024/wordml/sdtformatlock" xmlns:w16se="http://schemas.microsoft.com/office/word/2015/wordml/symex" xmlns:wpg="http://schemas.microsoft.com/office/word/2010/wordprocessingGroup" xmlns:wpi="http://schemas.microsoft.com/office/word/2010/wordprocessingInk" xmlns:wne="http://schemas.microsoft.com/office/word/2006/wordml" xmlns:wps="http://schemas.microsoft.com/office/word/2010/wordprocessingShape" mc:Ignorable="w14 w15 w16se w16cid w16 w16cex w16sdtdh w16sdtfl w16du wp14">
-  <w15:commentEx w15:paraId="3F44F169" w15:done="0"/>
-  <w15:commentEx w15:paraId="4CFE2FF6" w15:done="0"/>
-  <w15:commentEx w15:paraId="1E0A2314" w15:done="0"/>
-  <w15:commentEx w15:paraId="347B1D5B" w15:done="0"/>
-  <w15:commentEx w15:paraId="455A10E0" w15:done="0"/>
-  <w15:commentEx w15:paraId="1E582BBF" w15:done="0"/>
-  <w15:commentEx w15:paraId="6D093756" w15:done="0"/>
-  <w15:commentEx w15:paraId="0B11EEC5" w15:done="0"/>
-  <w15:commentEx w15:paraId="05AC1AAA" w15:done="0"/>
-  <w15:commentEx w15:paraId="78B2C028" w15:paraIdParent="05AC1AAA" w15:done="0"/>
-  <w15:commentEx w15:paraId="77564FF7" w15:done="0"/>
-  <w15:commentEx w15:paraId="7059EC0B" w15:done="0"/>
   <w15:commentEx w15:paraId="39A2BB20" w15:done="0"/>
-  <w15:commentEx w15:paraId="05221264" w15:done="0"/>
-  <w15:commentEx w15:paraId="57E84DA7" w15:done="0"/>
-  <w15:commentEx w15:paraId="10F09893" w15:paraIdParent="57E84DA7" w15:done="0"/>
   <w15:commentEx w15:paraId="1AB9759B" w15:done="0"/>
+  <w15:commentEx w15:paraId="1DA74040" w15:done="0"/>
+  <w15:commentEx w15:paraId="6D47F0D6" w15:done="0"/>
+  <w15:commentEx w15:paraId="2F7D5968" w15:done="0"/>
+  <w15:commentEx w15:paraId="2577D0F8" w15:done="0"/>
+  <w15:commentEx w15:paraId="600B2112" w15:done="0"/>
+  <w15:commentEx w15:paraId="7C221553" w15:done="0"/>
+  <w15:commentEx w15:paraId="7B6530FD" w15:done="0"/>
+  <w15:commentEx w15:paraId="42113126" w15:done="0"/>
 </w15:commentsEx>
 </file>
 
 <file path=word/commentsExtensible.xml><?xml version="1.0" encoding="utf-8"?>
 <w16cex:commentsExtensible xmlns:wpc="http://schemas.microsoft.com/office/word/2010/wordprocessingCanvas" xmlns:cx="http://schemas.microsoft.com/office/drawing/2014/chartex" xmlns:cx1="http://schemas.microsoft.com/office/drawing/2015/9/8/chartex" xmlns:cx2="http://schemas.microsoft.com/office/drawing/2015/10/21/chartex" xmlns:cx3="http://schemas.microsoft.com/office/drawing/2016/5/9/chartex" xmlns:cx4="http://schemas.microsoft.com/office/drawing/2016/5/10/chartex" xmlns:cx5="http://schemas.microsoft.com/office/drawing/2016/5/11/chartex" xmlns:cx6="http://schemas.microsoft.com/office/drawing/2016/5/12/chartex" xmlns:cx7="http://schemas.microsoft.com/office/drawing/2016/5/13/chartex" xmlns:cx8="http://schemas.microsoft.com/office/drawing/2016/5/14/chartex" xmlns:cr="http://schemas.microsoft.com/office/comments/2020/reactions" xmlns:mc="http://schemas.openxmlformats.org/markup-compatibility/2006" xmlns:aink="http://schemas.microsoft.com/office/drawing/2016/ink" xmlns:am3d="http://schemas.microsoft.com/office/drawing/2017/model3d" xmlns:o="urn:schemas-microsoft-com:office:office" xmlns:oel="http://schemas.microsoft.com/office/2019/extlst" xmlns:r="http://schemas.openxmlformats.org/officeDocument/2006/relationships" xmlns:m="http://schemas.openxmlformats.org/officeDocument/2006/math" xmlns:v="urn:schemas-microsoft-com:vml" xmlns:wp14="http://schemas.microsoft.com/office/word/2010/wordprocessingDrawing" xmlns:wp="http://schemas.openxmlformats.org/drawingml/2006/wordprocessingDrawing" xmlns:w10="urn:schemas-microsoft-com:office:word" xmlns:w="http://schemas.openxmlformats.org/wordprocessingml/2006/main" xmlns:w14="http://schemas.microsoft.com/office/word/2010/wordml" xmlns:w15="http://schemas.microsoft.com/office/word/2012/wordml" xmlns:w16cex="http://schemas.microsoft.com/office/word/2018/wordml/cex" xmlns:w16cid="http://schemas.microsoft.com/office/word/2016/wordml/cid" xmlns:w16="http://schemas.microsoft.com/office/word/2018/wordml" xmlns:w16du="http://schemas.microsoft.com/office/word/2023/wordml/word16du" xmlns:w16sdtdh="http://schemas.microsoft.com/office/word/2020/wordml/sdtdatahash" xmlns:w16sdtfl="http://schemas.microsoft.com/office/word/2024/wordml/sdtformatlock" xmlns:w16se="http://schemas.microsoft.com/office/word/2015/wordml/symex" xmlns:wpg="http://schemas.microsoft.com/office/word/2010/wordprocessingGroup" xmlns:wpi="http://schemas.microsoft.com/office/word/2010/wordprocessingInk" xmlns:wne="http://schemas.microsoft.com/office/word/2006/wordml" xmlns:wps="http://schemas.microsoft.com/office/word/2010/wordprocessingShape" mc:Ignorable="w14 w15 w16se w16cid w16 w16cex w16sdtdh w16sdtfl cr w16du wp14">
-  <w16cex:commentExtensible w16cex:durableId="69C75B94" w16cex:dateUtc="2026-09-23T05:02:00Z"/>
-  <w16cex:commentExtensible w16cex:durableId="3659146B" w16cex:dateUtc="2026-09-23T05:02:00Z"/>
-  <w16cex:commentExtensible w16cex:durableId="49A8ACDB" w16cex:dateUtc="2026-09-23T05:02:00Z"/>
-  <w16cex:commentExtensible w16cex:durableId="70548F07" w16cex:dateUtc="2026-09-23T05:02:00Z"/>
-  <w16cex:commentExtensible w16cex:durableId="14B73393" w16cex:dateUtc="2026-09-23T05:02:00Z"/>
-  <w16cex:commentExtensible w16cex:durableId="78ECCEFC" w16cex:dateUtc="2026-09-23T05:02:00Z"/>
-  <w16cex:commentExtensible w16cex:durableId="384D1F97" w16cex:dateUtc="2026-09-23T05:02:00Z"/>
-  <w16cex:commentExtensible w16cex:durableId="3BFA17F1" w16cex:dateUtc="2026-09-23T05:02:00Z"/>
-  <w16cex:commentExtensible w16cex:durableId="01649C90" w16cex:dateUtc="2026-09-16T04:13:00Z"/>
-  <w16cex:commentExtensible w16cex:durableId="0B7A4B1D" w16cex:dateUtc="2026-09-16T06:24:00Z"/>
-  <w16cex:commentExtensible w16cex:durableId="5CD0B1D7" w16cex:dateUtc="2026-09-23T05:02:00Z"/>
-  <w16cex:commentExtensible w16cex:durableId="68BCCF1A" w16cex:dateUtc="2026-09-23T05:02:00Z"/>
   <w16cex:commentExtensible w16cex:durableId="71FBF5B8" w16cex:dateUtc="2026-09-23T05:02:00Z"/>
-  <w16cex:commentExtensible w16cex:durableId="56B325DB" w16cex:dateUtc="2026-09-23T05:02:00Z"/>
-  <w16cex:commentExtensible w16cex:durableId="47B94371" w16cex:dateUtc="2026-09-16T04:16:00Z"/>
-  <w16cex:commentExtensible w16cex:durableId="67F6935E" w16cex:dateUtc="2026-09-16T16:20:00Z"/>
   <w16cex:commentExtensible w16cex:durableId="71955836" w16cex:dateUtc="2026-09-23T05:02:00Z"/>
+  <w16cex:commentExtensible w16cex:durableId="45573933" w16cex:dateUtc="2026-10-07T11:53:09Z"/>
+  <w16cex:commentExtensible w16cex:durableId="49BC4ABE" w16cex:dateUtc="2026-10-07T11:53:09Z"/>
+  <w16cex:commentExtensible w16cex:durableId="3DD9BCA7" w16cex:dateUtc="2026-10-07T11:53:09Z"/>
+  <w16cex:commentExtensible w16cex:durableId="0F05CD73" w16cex:dateUtc="2026-10-07T11:53:09Z"/>
+  <w16cex:commentExtensible w16cex:durableId="45ACD293" w16cex:dateUtc="2026-10-07T11:53:09Z"/>
+  <w16cex:commentExtensible w16cex:durableId="1027A1A7" w16cex:dateUtc="2026-10-07T11:53:09Z"/>
+  <w16cex:commentExtensible w16cex:durableId="470616D8" w16cex:dateUtc="2026-10-07T11:53:09Z"/>
+  <w16cex:commentExtensible w16cex:durableId="30BFE401" w16cex:dateUtc="2026-10-07T11:53:09Z"/>
 </w16cex:commentsExtensible>
 </file>
 
 <file path=word/commentsIds.xml><?xml version="1.0" encoding="utf-8"?>
 <w16cid:commentsIds xmlns:wpc="http://schemas.microsoft.com/office/word/2010/wordprocessingCanvas" xmlns:cx="http://schemas.microsoft.com/office/drawing/2014/chartex" xmlns:cx1="http://schemas.microsoft.com/office/drawing/2015/9/8/chartex" xmlns:cx2="http://schemas.microsoft.com/office/drawing/2015/10/21/chartex" xmlns:cx3="http://schemas.microsoft.com/office/drawing/2016/5/9/chartex" xmlns:cx4="http://schemas.microsoft.com/office/drawing/2016/5/10/chartex" xmlns:cx5="http://schemas.microsoft.com/office/drawing/2016/5/11/chartex" xmlns:cx6="http://schemas.microsoft.com/office/drawing/2016/5/12/chartex" xmlns:cx7="http://schemas.microsoft.com/office/drawing/2016/5/13/chartex" xmlns:cx8="http://schemas.microsoft.com/office/drawing/2016/5/14/chartex" xmlns:mc="http://schemas.openxmlformats.org/markup-compatibility/2006" xmlns:aink="http://schemas.microsoft.com/office/drawing/2016/ink" xmlns:am3d="http://schemas.microsoft.com/office/drawing/2017/model3d" xmlns:o="urn:schemas-microsoft-com:office:office" xmlns:oel="http://schemas.microsoft.com/office/2019/extlst" xmlns:r="http://schemas.openxmlformats.org/officeDocument/2006/relationships" xmlns:m="http://schemas.openxmlformats.org/officeDocument/2006/math" xmlns:v="urn:schemas-microsoft-com:vml" xmlns:wp14="http://schemas.microsoft.com/office/word/2010/wordprocessingDrawing" xmlns:wp="http://schemas.openxmlformats.org/drawingml/2006/wordprocessingDrawing" xmlns:w10="urn:schemas-microsoft-com:office:word" xmlns:w="http://schemas.openxmlformats.org/wordprocessingml/2006/main" xmlns:w14="http://schemas.microsoft.com/office/word/2010/wordml" xmlns:w15="http://schemas.microsoft.com/office/word/2012/wordml" xmlns:w16cex="http://schemas.microsoft.com/office/word/2018/wordml/cex" xmlns:w16cid="http://schemas.microsoft.com/office/word/2016/wordml/cid" xmlns:w16="http://schemas.microsoft.com/office/word/2018/wordml" xmlns:w16du="http://schemas.microsoft.com/office/word/2023/wordml/word16du" xmlns:w16sdtdh="http://schemas.microsoft.com/office/word/2020/wordml/sdtdatahash" xmlns:w16sdtfl="http://schemas.microsoft.com/office/word/2024/wordml/sdtformatlock" xmlns:w16se="http://schemas.microsoft.com/office/word/2015/wordml/symex" xmlns:wpg="http://schemas.microsoft.com/office/word/2010/wordprocessingGroup" xmlns:wpi="http://schemas.microsoft.com/office/word/2010/wordprocessingInk" xmlns:wne="http://schemas.microsoft.com/office/word/2006/wordml" xmlns:wps="http://schemas.microsoft.com/office/word/2010/wordprocessingShape" mc:Ignorable="w14 w15 w16se w16cid w16 w16cex w16sdtdh w16sdtfl w16du wp14">
-  <w16cid:commentId w16cid:paraId="3F44F169" w16cid:durableId="69C75B94"/>
-  <w16cid:commentId w16cid:paraId="4CFE2FF6" w16cid:durableId="3659146B"/>
-  <w16cid:commentId w16cid:paraId="1E0A2314" w16cid:durableId="49A8ACDB"/>
-  <w16cid:commentId w16cid:paraId="347B1D5B" w16cid:durableId="70548F07"/>
-  <w16cid:commentId w16cid:paraId="455A10E0" w16cid:durableId="14B73393"/>
-  <w16cid:commentId w16cid:paraId="1E582BBF" w16cid:durableId="78ECCEFC"/>
-  <w16cid:commentId w16cid:paraId="6D093756" w16cid:durableId="384D1F97"/>
-  <w16cid:commentId w16cid:paraId="0B11EEC5" w16cid:durableId="3BFA17F1"/>
-  <w16cid:commentId w16cid:paraId="05AC1AAA" w16cid:durableId="01649C90"/>
-  <w16cid:commentId w16cid:paraId="78B2C028" w16cid:durableId="0B7A4B1D"/>
-  <w16cid:commentId w16cid:paraId="77564FF7" w16cid:durableId="5CD0B1D7"/>
-  <w16cid:commentId w16cid:paraId="7059EC0B" w16cid:durableId="68BCCF1A"/>
   <w16cid:commentId w16cid:paraId="39A2BB20" w16cid:durableId="71FBF5B8"/>
-  <w16cid:commentId w16cid:paraId="05221264" w16cid:durableId="56B325DB"/>
-  <w16cid:commentId w16cid:paraId="57E84DA7" w16cid:durableId="47B94371"/>
-  <w16cid:commentId w16cid:paraId="10F09893" w16cid:durableId="67F6935E"/>
   <w16cid:commentId w16cid:paraId="1AB9759B" w16cid:durableId="71955836"/>
+  <w16cid:commentId w16cid:paraId="1DA74040" w16cid:durableId="45573933"/>
+  <w16cid:commentId w16cid:paraId="6D47F0D6" w16cid:durableId="49BC4ABE"/>
+  <w16cid:commentId w16cid:paraId="2F7D5968" w16cid:durableId="3DD9BCA7"/>
+  <w16cid:commentId w16cid:paraId="2577D0F8" w16cid:durableId="0F05CD73"/>
+  <w16cid:commentId w16cid:paraId="600B2112" w16cid:durableId="45ACD293"/>
+  <w16cid:commentId w16cid:paraId="7C221553" w16cid:durableId="1027A1A7"/>
+  <w16cid:commentId w16cid:paraId="7B6530FD" w16cid:durableId="470616D8"/>
+  <w16cid:commentId w16cid:paraId="42113126" w16cid:durableId="30BFE401"/>
 </w16cid:commentsIds>
 </file>
 

--- a/docs/TZ.docx
+++ b/docs/TZ.docx
@@ -5732,7 +5732,6 @@
           <w14:ligatures w14:val="none"/>
         </w:rPr>
       </w:pPr>
-      <w:commentRangeStart w:id="24"/>
       <w:r>
         <w:rPr>
           <w:rFonts w:ascii="Times New Roman" w:eastAsia="SimSun" w:hAnsi="Times New Roman" w:cs="Times New Roman"/>
@@ -5830,10 +5829,6 @@
           <w14:ligatures w14:val="none"/>
         </w:rPr>
         <w:t>.</w:t>
-      </w:r>
-      <w:commentRangeEnd w:id="24"/>
-      <w:r>
-        <w:commentReference w:id="24"/>
       </w:r>
     </w:p>
     <w:p>
@@ -7451,6 +7446,7 @@
         </w:rPr>
       </w:pPr>
       <w:bookmarkStart w:id="37" w:name="_Toc240308344"/>
+      <w:commentRangeStart w:id="72"/>
       <w:r>
         <w:rPr>
           <w:rFonts w:ascii="Times New Roman" w:eastAsia="SimSun" w:hAnsi="Times New Roman" w:cs="Times New Roman"/>
@@ -7463,6 +7459,13 @@
           <w14:ligatures w14:val="none"/>
         </w:rPr>
         <w:t>3.2.1 Перечень функций, задач или их комплексов</w:t>
+      </w:r>
+      <w:commentRangeEnd w:id="72"/>
+      <w:r>
+        <w:rPr>
+          <w:rStyle w:val="CommentReference"/>
+        </w:rPr>
+        <w:commentReference w:id="72"/>
       </w:r>
       <w:bookmarkEnd w:id="37"/>
     </w:p>
@@ -10335,6 +10338,7 @@
           <w14:ligatures w14:val="none"/>
         </w:rPr>
       </w:pPr>
+      <w:commentRangeStart w:id="73"/>
       <w:r>
         <w:rPr>
           <w:rFonts w:ascii="Times New Roman" w:eastAsia="SimSun" w:hAnsi="Times New Roman" w:cs="Times New Roman"/>
@@ -10346,6 +10350,13 @@
         </w:rPr>
         <w:tab/>
         <w:t>По окончании соответствующих этапов работ должен быть предоставлен следующий перечень документов:</w:t>
+      </w:r>
+      <w:commentRangeEnd w:id="73"/>
+      <w:r>
+        <w:rPr>
+          <w:rStyle w:val="CommentReference"/>
+        </w:rPr>
+        <w:commentReference w:id="73"/>
       </w:r>
     </w:p>
     <w:p>
@@ -12213,20 +12224,6 @@
 
 <file path=word/comments.xml><?xml version="1.0" encoding="utf-8"?>
 <w:comments xmlns:wpc="http://schemas.microsoft.com/office/word/2010/wordprocessingCanvas" xmlns:cx="http://schemas.microsoft.com/office/drawing/2014/chartex" xmlns:cx1="http://schemas.microsoft.com/office/drawing/2015/9/8/chartex" xmlns:cx2="http://schemas.microsoft.com/office/drawing/2015/10/21/chartex" xmlns:cx3="http://schemas.microsoft.com/office/drawing/2016/5/9/chartex" xmlns:cx4="http://schemas.microsoft.com/office/drawing/2016/5/10/chartex" xmlns:cx5="http://schemas.microsoft.com/office/drawing/2016/5/11/chartex" xmlns:cx6="http://schemas.microsoft.com/office/drawing/2016/5/12/chartex" xmlns:cx7="http://schemas.microsoft.com/office/drawing/2016/5/13/chartex" xmlns:cx8="http://schemas.microsoft.com/office/drawing/2016/5/14/chartex" xmlns:mc="http://schemas.openxmlformats.org/markup-compatibility/2006" xmlns:aink="http://schemas.microsoft.com/office/drawing/2016/ink" xmlns:am3d="http://schemas.microsoft.com/office/drawing/2017/model3d" xmlns:o="urn:schemas-microsoft-com:office:office" xmlns:oel="http://schemas.microsoft.com/office/2019/extlst" xmlns:r="http://schemas.openxmlformats.org/officeDocument/2006/relationships" xmlns:m="http://schemas.openxmlformats.org/officeDocument/2006/math" xmlns:v="urn:schemas-microsoft-com:vml" xmlns:wp14="http://schemas.microsoft.com/office/word/2010/wordprocessingDrawing" xmlns:wp="http://schemas.openxmlformats.org/drawingml/2006/wordprocessingDrawing" xmlns:w10="urn:schemas-microsoft-com:office:word" xmlns:w="http://schemas.openxmlformats.org/wordprocessingml/2006/main" xmlns:w14="http://schemas.microsoft.com/office/word/2010/wordml" xmlns:w15="http://schemas.microsoft.com/office/word/2012/wordml" xmlns:w16cex="http://schemas.microsoft.com/office/word/2018/wordml/cex" xmlns:w16cid="http://schemas.microsoft.com/office/word/2016/wordml/cid" xmlns:w16="http://schemas.microsoft.com/office/word/2018/wordml" xmlns:w16du="http://schemas.microsoft.com/office/word/2023/wordml/word16du" xmlns:w16sdtdh="http://schemas.microsoft.com/office/word/2020/wordml/sdtdatahash" xmlns:w16sdtfl="http://schemas.microsoft.com/office/word/2024/wordml/sdtformatlock" xmlns:w16se="http://schemas.microsoft.com/office/word/2015/wordml/symex" xmlns:wpg="http://schemas.microsoft.com/office/word/2010/wordprocessingGroup" xmlns:wpi="http://schemas.microsoft.com/office/word/2010/wordprocessingInk" xmlns:wne="http://schemas.microsoft.com/office/word/2006/wordml" xmlns:wps="http://schemas.microsoft.com/office/word/2010/wordprocessingShape" mc:Ignorable="w14 w15 w16se w16cid w16 w16cex w16sdtdh w16sdtfl w16du wp14">
-  <w:comment w:id="24" w:author="Kalentyev Alexey" w:date="2026-09-23T05:02:00Z" w:initials="KA">
-    <w:p>
-      <w:r>
-        <w:annotationRef/>
-      </w:r>
-      <w:r>
-        <w:t>Используйте разные обозначения для проходного диаметра и крепежного отверстия, согласованные с рисунком. В первом пункте исправьте обозначение внешнего диаметра патрубка с D на D1.</w:t>
-      </w:r>
-      <w:r>
-        <w:br/>
-        <w:t>Сейчас d означает два разных размера, а D сначала назван диаметром патрубка, затем фланца; формулы становятся неоднозначными.</w:t>
-      </w:r>
-    </w:p>
-  </w:comment>
   <w:comment w:id="63" w:author="Kalentyev Alexey" w:date="2026-09-23T05:02:00Z" w:initials="KA">
     <w:p>
       <w:r>
@@ -12342,6 +12339,32 @@
       </w:r>
       <w:r>
         <w:t xml:space="preserve">Укажите наименование организации-заказчика и отдельно её представителя. ФИО преподавателя, должность и адрес можно сохранить.</w:t>
+      </w:r>
+    </w:p>
+  </w:comment>
+  <w:comment w:id="72" w:author="Kalentyev Alexey" w:initials="KA" w:date="2026-10-07T13:22:06Z">
+    <w:p>
+      <w:pPr>
+        <w:pStyle w:val="CommentText"/>
+      </w:pPr>
+      <w:r>
+        <w:annotationRef/>
+      </w:r>
+      <w:r>
+        <w:t xml:space="preserve">Уберите номер 3.2.1 у единственного пункта подраздела 3.2 либо объедините его содержание с подразделом 3.2. Обновите оглавление после исправления.</w:t>
+      </w:r>
+    </w:p>
+  </w:comment>
+  <w:comment w:id="73" w:author="Kalentyev Alexey" w:initials="KA" w:date="2026-10-07T13:22:06Z">
+    <w:p>
+      <w:pPr>
+        <w:pStyle w:val="CommentText"/>
+      </w:pPr>
+      <w:r>
+        <w:annotationRef/>
+      </w:r>
+      <w:r>
+        <w:t xml:space="preserve">Перенесите вводный абзац вместе хотя бы с первым пунктом перечня документов.</w:t>
       </w:r>
     </w:p>
   </w:comment>
@@ -12350,7 +12373,6 @@
 
 <file path=word/commentsExtended.xml><?xml version="1.0" encoding="utf-8"?>
 <w15:commentsEx xmlns:wpc="http://schemas.microsoft.com/office/word/2010/wordprocessingCanvas" xmlns:cx="http://schemas.microsoft.com/office/drawing/2014/chartex" xmlns:cx1="http://schemas.microsoft.com/office/drawing/2015/9/8/chartex" xmlns:cx2="http://schemas.microsoft.com/office/drawing/2015/10/21/chartex" xmlns:cx3="http://schemas.microsoft.com/office/drawing/2016/5/9/chartex" xmlns:cx4="http://schemas.microsoft.com/office/drawing/2016/5/10/chartex" xmlns:cx5="http://schemas.microsoft.com/office/drawing/2016/5/11/chartex" xmlns:cx6="http://schemas.microsoft.com/office/drawing/2016/5/12/chartex" xmlns:cx7="http://schemas.microsoft.com/office/drawing/2016/5/13/chartex" xmlns:cx8="http://schemas.microsoft.com/office/drawing/2016/5/14/chartex" xmlns:mc="http://schemas.openxmlformats.org/markup-compatibility/2006" xmlns:aink="http://schemas.microsoft.com/office/drawing/2016/ink" xmlns:am3d="http://schemas.microsoft.com/office/drawing/2017/model3d" xmlns:o="urn:schemas-microsoft-com:office:office" xmlns:oel="http://schemas.microsoft.com/office/2019/extlst" xmlns:r="http://schemas.openxmlformats.org/officeDocument/2006/relationships" xmlns:m="http://schemas.openxmlformats.org/officeDocument/2006/math" xmlns:v="urn:schemas-microsoft-com:vml" xmlns:wp14="http://schemas.microsoft.com/office/word/2010/wordprocessingDrawing" xmlns:wp="http://schemas.openxmlformats.org/drawingml/2006/wordprocessingDrawing" xmlns:w10="urn:schemas-microsoft-com:office:word" xmlns:w="http://schemas.openxmlformats.org/wordprocessingml/2006/main" xmlns:w14="http://schemas.microsoft.com/office/word/2010/wordml" xmlns:w15="http://schemas.microsoft.com/office/word/2012/wordml" xmlns:w16cex="http://schemas.microsoft.com/office/word/2018/wordml/cex" xmlns:w16cid="http://schemas.microsoft.com/office/word/2016/wordml/cid" xmlns:w16="http://schemas.microsoft.com/office/word/2018/wordml" xmlns:w16du="http://schemas.microsoft.com/office/word/2023/wordml/word16du" xmlns:w16sdtdh="http://schemas.microsoft.com/office/word/2020/wordml/sdtdatahash" xmlns:w16sdtfl="http://schemas.microsoft.com/office/word/2024/wordml/sdtformatlock" xmlns:w16se="http://schemas.microsoft.com/office/word/2015/wordml/symex" xmlns:wpg="http://schemas.microsoft.com/office/word/2010/wordprocessingGroup" xmlns:wpi="http://schemas.microsoft.com/office/word/2010/wordprocessingInk" xmlns:wne="http://schemas.microsoft.com/office/word/2006/wordml" xmlns:wps="http://schemas.microsoft.com/office/word/2010/wordprocessingShape" mc:Ignorable="w14 w15 w16se w16cid w16 w16cex w16sdtdh w16sdtfl w16du wp14">
-  <w15:commentEx w15:paraId="39A2BB20" w15:done="0"/>
   <w15:commentEx w15:paraId="1AB9759B" w15:done="0"/>
   <w15:commentEx w15:paraId="1DA74040" w15:done="0"/>
   <w15:commentEx w15:paraId="6D47F0D6" w15:done="0"/>
@@ -12360,12 +12382,13 @@
   <w15:commentEx w15:paraId="7C221553" w15:done="0"/>
   <w15:commentEx w15:paraId="7B6530FD" w15:done="0"/>
   <w15:commentEx w15:paraId="42113126" w15:done="0"/>
+  <w15:commentEx w15:paraId="487EC43A" w15:done="0"/>
+  <w15:commentEx w15:paraId="62D427A5" w15:done="0"/>
 </w15:commentsEx>
 </file>
 
 <file path=word/commentsExtensible.xml><?xml version="1.0" encoding="utf-8"?>
 <w16cex:commentsExtensible xmlns:wpc="http://schemas.microsoft.com/office/word/2010/wordprocessingCanvas" xmlns:cx="http://schemas.microsoft.com/office/drawing/2014/chartex" xmlns:cx1="http://schemas.microsoft.com/office/drawing/2015/9/8/chartex" xmlns:cx2="http://schemas.microsoft.com/office/drawing/2015/10/21/chartex" xmlns:cx3="http://schemas.microsoft.com/office/drawing/2016/5/9/chartex" xmlns:cx4="http://schemas.microsoft.com/office/drawing/2016/5/10/chartex" xmlns:cx5="http://schemas.microsoft.com/office/drawing/2016/5/11/chartex" xmlns:cx6="http://schemas.microsoft.com/office/drawing/2016/5/12/chartex" xmlns:cx7="http://schemas.microsoft.com/office/drawing/2016/5/13/chartex" xmlns:cx8="http://schemas.microsoft.com/office/drawing/2016/5/14/chartex" xmlns:cr="http://schemas.microsoft.com/office/comments/2020/reactions" xmlns:mc="http://schemas.openxmlformats.org/markup-compatibility/2006" xmlns:aink="http://schemas.microsoft.com/office/drawing/2016/ink" xmlns:am3d="http://schemas.microsoft.com/office/drawing/2017/model3d" xmlns:o="urn:schemas-microsoft-com:office:office" xmlns:oel="http://schemas.microsoft.com/office/2019/extlst" xmlns:r="http://schemas.openxmlformats.org/officeDocument/2006/relationships" xmlns:m="http://schemas.openxmlformats.org/officeDocument/2006/math" xmlns:v="urn:schemas-microsoft-com:vml" xmlns:wp14="http://schemas.microsoft.com/office/word/2010/wordprocessingDrawing" xmlns:wp="http://schemas.openxmlformats.org/drawingml/2006/wordprocessingDrawing" xmlns:w10="urn:schemas-microsoft-com:office:word" xmlns:w="http://schemas.openxmlformats.org/wordprocessingml/2006/main" xmlns:w14="http://schemas.microsoft.com/office/word/2010/wordml" xmlns:w15="http://schemas.microsoft.com/office/word/2012/wordml" xmlns:w16cex="http://schemas.microsoft.com/office/word/2018/wordml/cex" xmlns:w16cid="http://schemas.microsoft.com/office/word/2016/wordml/cid" xmlns:w16="http://schemas.microsoft.com/office/word/2018/wordml" xmlns:w16du="http://schemas.microsoft.com/office/word/2023/wordml/word16du" xmlns:w16sdtdh="http://schemas.microsoft.com/office/word/2020/wordml/sdtdatahash" xmlns:w16sdtfl="http://schemas.microsoft.com/office/word/2024/wordml/sdtformatlock" xmlns:w16se="http://schemas.microsoft.com/office/word/2015/wordml/symex" xmlns:wpg="http://schemas.microsoft.com/office/word/2010/wordprocessingGroup" xmlns:wpi="http://schemas.microsoft.com/office/word/2010/wordprocessingInk" xmlns:wne="http://schemas.microsoft.com/office/word/2006/wordml" xmlns:wps="http://schemas.microsoft.com/office/word/2010/wordprocessingShape" mc:Ignorable="w14 w15 w16se w16cid w16 w16cex w16sdtdh w16sdtfl cr w16du wp14">
-  <w16cex:commentExtensible w16cex:durableId="71FBF5B8" w16cex:dateUtc="2026-09-23T05:02:00Z"/>
   <w16cex:commentExtensible w16cex:durableId="71955836" w16cex:dateUtc="2026-09-23T05:02:00Z"/>
   <w16cex:commentExtensible w16cex:durableId="45573933" w16cex:dateUtc="2026-10-07T11:53:09Z"/>
   <w16cex:commentExtensible w16cex:durableId="49BC4ABE" w16cex:dateUtc="2026-10-07T11:53:09Z"/>
@@ -12375,12 +12398,13 @@
   <w16cex:commentExtensible w16cex:durableId="1027A1A7" w16cex:dateUtc="2026-10-07T11:53:09Z"/>
   <w16cex:commentExtensible w16cex:durableId="470616D8" w16cex:dateUtc="2026-10-07T11:53:09Z"/>
   <w16cex:commentExtensible w16cex:durableId="30BFE401" w16cex:dateUtc="2026-10-07T11:53:09Z"/>
+  <w16cex:commentExtensible w16cex:durableId="5D322B44" w16cex:dateUtc="2026-10-07T13:22:06Z"/>
+  <w16cex:commentExtensible w16cex:durableId="7D55C32D" w16cex:dateUtc="2026-10-07T13:22:06Z"/>
 </w16cex:commentsExtensible>
 </file>
 
 <file path=word/commentsIds.xml><?xml version="1.0" encoding="utf-8"?>
 <w16cid:commentsIds xmlns:wpc="http://schemas.microsoft.com/office/word/2010/wordprocessingCanvas" xmlns:cx="http://schemas.microsoft.com/office/drawing/2014/chartex" xmlns:cx1="http://schemas.microsoft.com/office/drawing/2015/9/8/chartex" xmlns:cx2="http://schemas.microsoft.com/office/drawing/2015/10/21/chartex" xmlns:cx3="http://schemas.microsoft.com/office/drawing/2016/5/9/chartex" xmlns:cx4="http://schemas.microsoft.com/office/drawing/2016/5/10/chartex" xmlns:cx5="http://schemas.microsoft.com/office/drawing/2016/5/11/chartex" xmlns:cx6="http://schemas.microsoft.com/office/drawing/2016/5/12/chartex" xmlns:cx7="http://schemas.microsoft.com/office/drawing/2016/5/13/chartex" xmlns:cx8="http://schemas.microsoft.com/office/drawing/2016/5/14/chartex" xmlns:mc="http://schemas.openxmlformats.org/markup-compatibility/2006" xmlns:aink="http://schemas.microsoft.com/office/drawing/2016/ink" xmlns:am3d="http://schemas.microsoft.com/office/drawing/2017/model3d" xmlns:o="urn:schemas-microsoft-com:office:office" xmlns:oel="http://schemas.microsoft.com/office/2019/extlst" xmlns:r="http://schemas.openxmlformats.org/officeDocument/2006/relationships" xmlns:m="http://schemas.openxmlformats.org/officeDocument/2006/math" xmlns:v="urn:schemas-microsoft-com:vml" xmlns:wp14="http://schemas.microsoft.com/office/word/2010/wordprocessingDrawing" xmlns:wp="http://schemas.openxmlformats.org/drawingml/2006/wordprocessingDrawing" xmlns:w10="urn:schemas-microsoft-com:office:word" xmlns:w="http://schemas.openxmlformats.org/wordprocessingml/2006/main" xmlns:w14="http://schemas.microsoft.com/office/word/2010/wordml" xmlns:w15="http://schemas.microsoft.com/office/word/2012/wordml" xmlns:w16cex="http://schemas.microsoft.com/office/word/2018/wordml/cex" xmlns:w16cid="http://schemas.microsoft.com/office/word/2016/wordml/cid" xmlns:w16="http://schemas.microsoft.com/office/word/2018/wordml" xmlns:w16du="http://schemas.microsoft.com/office/word/2023/wordml/word16du" xmlns:w16sdtdh="http://schemas.microsoft.com/office/word/2020/wordml/sdtdatahash" xmlns:w16sdtfl="http://schemas.microsoft.com/office/word/2024/wordml/sdtformatlock" xmlns:w16se="http://schemas.microsoft.com/office/word/2015/wordml/symex" xmlns:wpg="http://schemas.microsoft.com/office/word/2010/wordprocessingGroup" xmlns:wpi="http://schemas.microsoft.com/office/word/2010/wordprocessingInk" xmlns:wne="http://schemas.microsoft.com/office/word/2006/wordml" xmlns:wps="http://schemas.microsoft.com/office/word/2010/wordprocessingShape" mc:Ignorable="w14 w15 w16se w16cid w16 w16cex w16sdtdh w16sdtfl w16du wp14">
-  <w16cid:commentId w16cid:paraId="39A2BB20" w16cid:durableId="71FBF5B8"/>
   <w16cid:commentId w16cid:paraId="1AB9759B" w16cid:durableId="71955836"/>
   <w16cid:commentId w16cid:paraId="1DA74040" w16cid:durableId="45573933"/>
   <w16cid:commentId w16cid:paraId="6D47F0D6" w16cid:durableId="49BC4ABE"/>
@@ -12390,6 +12414,8 @@
   <w16cid:commentId w16cid:paraId="7C221553" w16cid:durableId="1027A1A7"/>
   <w16cid:commentId w16cid:paraId="7B6530FD" w16cid:durableId="470616D8"/>
   <w16cid:commentId w16cid:paraId="42113126" w16cid:durableId="30BFE401"/>
+  <w16cid:commentId w16cid:paraId="487EC43A" w16cid:durableId="5D322B44"/>
+  <w16cid:commentId w16cid:paraId="62D427A5" w16cid:durableId="7D55C32D"/>
 </w16cid:commentsIds>
 </file>
 

--- a/docs/TZ.docx
+++ b/docs/TZ.docx
@@ -297,20 +297,7 @@
           <w:lang w:eastAsia="zh-CN"/>
           <w14:ligatures w14:val="none"/>
         </w:rPr>
-        <w:t>на выполнение в 2026 году работу по разработке плагина “Трубный фланец с патрубком” для системы автоматизированного проектирования Autodesk Inventor</w:t>
-      </w:r>
-      <w:r>
-        <w:rPr>
-          <w:rFonts w:ascii="Times New Roman" w:eastAsia="SimSun" w:hAnsi="Times New Roman" w:cs="Times New Roman"/>
-          <w:b/>
-          <w:bCs/>
-          <w:kern w:val="0"/>
-          <w:sz w:val="28"/>
-          <w:szCs w:val="28"/>
-          <w:lang w:eastAsia="zh-CN"/>
-          <w14:ligatures w14:val="none"/>
-        </w:rPr>
-        <w:t> </w:t>
+        <w:t>на выполнение в 2026 году работу по разработке плагина “Трубный фланец с патрубком” для системы автоматизированного проектирования Autodesk Inventor </w:t>
       </w:r>
     </w:p>
     <w:p>
@@ -4036,7 +4023,7 @@
           <w14:ligatures w14:val="none"/>
         </w:rPr>
       </w:pPr>
-      <w:bookmarkStart w:id="4" w:name="_Toc240308321"/>
+      <w:bookmarkStart w:id="0" w:name="_Toc240308321"/>
       <w:r>
         <w:rPr>
           <w:rFonts w:ascii="Times New Roman" w:eastAsia="SimSun" w:hAnsi="Times New Roman" w:cs="Times New Roman"/>
@@ -4051,7 +4038,7 @@
         <w:lastRenderedPageBreak/>
         <w:t>1 ОБЩИЕ СВЕДЕНИЯ</w:t>
       </w:r>
-      <w:bookmarkEnd w:id="4"/>
+      <w:bookmarkEnd w:id="0"/>
     </w:p>
     <w:p>
       <w:pPr>
@@ -4088,7 +4075,7 @@
           <w14:ligatures w14:val="none"/>
         </w:rPr>
       </w:pPr>
-      <w:bookmarkStart w:id="6" w:name="_Toc240308322"/>
+      <w:bookmarkStart w:id="1" w:name="_Toc240308322"/>
       <w:r>
         <w:rPr>
           <w:rFonts w:ascii="Times New Roman" w:eastAsia="SimSun" w:hAnsi="Times New Roman" w:cs="Times New Roman"/>
@@ -4102,7 +4089,7 @@
         </w:rPr>
         <w:t>1.1 Полное наименование автоматизированной системы и её условное обозначение</w:t>
       </w:r>
-      <w:bookmarkEnd w:id="6"/>
+      <w:bookmarkEnd w:id="1"/>
     </w:p>
     <w:p>
       <w:pPr>
@@ -4221,8 +4208,9 @@
           <w14:ligatures w14:val="none"/>
         </w:rPr>
       </w:pPr>
-      <w:bookmarkStart w:id="8" w:name="_Toc240308323"/>
-      <w:commentRangeStart w:id="71"/>
+      <w:bookmarkStart w:id="2" w:name="_Toc240308323"/>
+      <w:commentRangeStart w:id="3"/>
+      <w:commentRangeStart w:id="4"/>
       <w:r>
         <w:rPr>
           <w:rFonts w:ascii="Times New Roman" w:eastAsia="SimSun" w:hAnsi="Times New Roman" w:cs="Times New Roman"/>
@@ -4236,14 +4224,18 @@
         </w:rPr>
         <w:t>1.2 Наименование заказчика и исполнителя</w:t>
       </w:r>
-      <w:commentRangeEnd w:id="71"/>
-      <w:r>
-        <w:rPr>
-          <w:rStyle w:val="CommentReference"/>
-        </w:rPr>
-        <w:commentReference w:id="71"/>
-      </w:r>
-      <w:bookmarkEnd w:id="8"/>
+      <w:commentRangeEnd w:id="3"/>
+      <w:r>
+        <w:commentReference w:id="3"/>
+      </w:r>
+      <w:bookmarkEnd w:id="2"/>
+      <w:commentRangeEnd w:id="4"/>
+      <w:r>
+        <w:rPr>
+          <w:rStyle w:val="ae"/>
+        </w:rPr>
+        <w:commentReference w:id="4"/>
+      </w:r>
     </w:p>
     <w:p>
       <w:pPr>
@@ -4358,29 +4350,16 @@
         </w:rPr>
         <w:t xml:space="preserve"> кафедры компьютерных систем в управлении и проектировании (КСУП) Томского государственного университета систем управления и радиоэлектроники (ТУСУР) </w:t>
       </w:r>
-      <w:proofErr w:type="spellStart"/>
-      <w:r>
-        <w:rPr>
-          <w:rFonts w:ascii="Times New Roman" w:eastAsia="SimSun" w:hAnsi="Times New Roman" w:cs="Times New Roman"/>
-          <w:kern w:val="0"/>
-          <w:sz w:val="28"/>
-          <w:szCs w:val="28"/>
-          <w:lang w:eastAsia="zh-CN"/>
-          <w14:ligatures w14:val="none"/>
-        </w:rPr>
-        <w:t>Варечкин</w:t>
-      </w:r>
-      <w:proofErr w:type="spellEnd"/>
-      <w:r>
-        <w:rPr>
-          <w:rFonts w:ascii="Times New Roman" w:eastAsia="SimSun" w:hAnsi="Times New Roman" w:cs="Times New Roman"/>
-          <w:kern w:val="0"/>
-          <w:sz w:val="28"/>
-          <w:szCs w:val="28"/>
-          <w:lang w:eastAsia="zh-CN"/>
-          <w14:ligatures w14:val="none"/>
-        </w:rPr>
-        <w:t xml:space="preserve"> Марк Сергеевич</w:t>
+      <w:r>
+        <w:rPr>
+          <w:rFonts w:ascii="Times New Roman" w:eastAsia="SimSun" w:hAnsi="Times New Roman" w:cs="Times New Roman"/>
+          <w:kern w:val="0"/>
+          <w:sz w:val="28"/>
+          <w:szCs w:val="28"/>
+          <w:lang w:eastAsia="zh-CN"/>
+          <w14:ligatures w14:val="none"/>
+        </w:rPr>
+        <w:t>Варечкин Марк Сергеевич</w:t>
       </w:r>
       <w:r>
         <w:rPr>
@@ -4427,7 +4406,7 @@
           <w14:ligatures w14:val="none"/>
         </w:rPr>
       </w:pPr>
-      <w:bookmarkStart w:id="10" w:name="_Toc240308324"/>
+      <w:bookmarkStart w:id="5" w:name="_Toc240308324"/>
       <w:r>
         <w:rPr>
           <w:rFonts w:ascii="Times New Roman" w:eastAsia="SimSun" w:hAnsi="Times New Roman" w:cs="Times New Roman"/>
@@ -4441,7 +4420,7 @@
         </w:rPr>
         <w:t>1.3 Перечень документов, на основании которых создается АС</w:t>
       </w:r>
-      <w:bookmarkEnd w:id="10"/>
+      <w:bookmarkEnd w:id="5"/>
     </w:p>
     <w:p>
       <w:pPr>
@@ -4621,7 +4600,7 @@
           <w14:ligatures w14:val="none"/>
         </w:rPr>
       </w:pPr>
-      <w:bookmarkStart w:id="12" w:name="_Toc240308325"/>
+      <w:bookmarkStart w:id="6" w:name="_Toc240308325"/>
       <w:r>
         <w:rPr>
           <w:rFonts w:ascii="Times New Roman" w:eastAsia="SimSun" w:hAnsi="Times New Roman" w:cs="Times New Roman"/>
@@ -4635,7 +4614,7 @@
         </w:rPr>
         <w:t>1.4 Плановые сроки начала и окончания работы по созданию АС</w:t>
       </w:r>
-      <w:bookmarkEnd w:id="12"/>
+      <w:bookmarkEnd w:id="6"/>
     </w:p>
     <w:p>
       <w:pPr>
@@ -4745,7 +4724,7 @@
           <w14:ligatures w14:val="none"/>
         </w:rPr>
       </w:pPr>
-      <w:bookmarkStart w:id="13" w:name="_Toc240308326"/>
+      <w:bookmarkStart w:id="7" w:name="_Toc240308326"/>
       <w:r>
         <w:rPr>
           <w:rFonts w:ascii="Times New Roman" w:eastAsia="SimSun" w:hAnsi="Times New Roman" w:cs="Times New Roman"/>
@@ -4760,7 +4739,7 @@
         <w:lastRenderedPageBreak/>
         <w:t>2 ЦЕЛИ И НАЗНАЧЕНИЕ СОЗДАНИЯ АВТОМАТИЗИРОВАННОЙ СИСТЕМЫ</w:t>
       </w:r>
-      <w:bookmarkEnd w:id="13"/>
+      <w:bookmarkEnd w:id="7"/>
     </w:p>
     <w:p>
       <w:pPr>
@@ -4796,7 +4775,7 @@
           <w14:ligatures w14:val="none"/>
         </w:rPr>
       </w:pPr>
-      <w:bookmarkStart w:id="14" w:name="_Toc240308327"/>
+      <w:bookmarkStart w:id="8" w:name="_Toc240308327"/>
       <w:r>
         <w:rPr>
           <w:rFonts w:ascii="Times New Roman" w:eastAsia="SimSun" w:hAnsi="Times New Roman" w:cs="Times New Roman"/>
@@ -4810,7 +4789,7 @@
         </w:rPr>
         <w:t>2.1 Цели создания АС</w:t>
       </w:r>
-      <w:bookmarkEnd w:id="14"/>
+      <w:bookmarkEnd w:id="8"/>
     </w:p>
     <w:p>
       <w:pPr>
@@ -4914,7 +4893,7 @@
           <w14:ligatures w14:val="none"/>
         </w:rPr>
       </w:pPr>
-      <w:bookmarkStart w:id="15" w:name="_Toc240308328"/>
+      <w:bookmarkStart w:id="9" w:name="_Toc240308328"/>
       <w:r>
         <w:rPr>
           <w:rFonts w:ascii="Times New Roman" w:eastAsia="SimSun" w:hAnsi="Times New Roman" w:cs="Times New Roman"/>
@@ -4928,7 +4907,7 @@
         </w:rPr>
         <w:t>2.2 Назначение АС</w:t>
       </w:r>
-      <w:bookmarkEnd w:id="15"/>
+      <w:bookmarkEnd w:id="9"/>
     </w:p>
     <w:p>
       <w:pPr>
@@ -5076,29 +5055,7 @@
           <w:lang w:eastAsia="zh-CN"/>
           <w14:ligatures w14:val="none"/>
         </w:rPr>
-        <w:t xml:space="preserve"> Модель трубного фланца с патрубком</w:t>
-      </w:r>
-      <w:r>
-        <w:rPr>
-          <w:rFonts w:ascii="Times New Roman" w:eastAsia="SimSun" w:hAnsi="Times New Roman" w:cs="Times New Roman"/>
-          <w:kern w:val="0"/>
-          <w:sz w:val="28"/>
-          <w:szCs w:val="28"/>
-          <w:lang w:eastAsia="zh-CN"/>
-          <w14:ligatures w14:val="none"/>
-        </w:rPr>
-        <w:t xml:space="preserve"> </w:t>
-      </w:r>
-      <w:r>
-        <w:rPr>
-          <w:rFonts w:ascii="Times New Roman" w:eastAsia="SimSun" w:hAnsi="Times New Roman" w:cs="Times New Roman"/>
-          <w:kern w:val="0"/>
-          <w:sz w:val="28"/>
-          <w:szCs w:val="28"/>
-          <w:lang w:eastAsia="zh-CN"/>
-          <w14:ligatures w14:val="none"/>
-        </w:rPr>
-        <w:t>с размерами</w:t>
+        <w:t xml:space="preserve"> Модель трубного фланца с патрубком с размерами</w:t>
       </w:r>
     </w:p>
     <w:p>
@@ -5143,7 +5100,7 @@
           <w14:ligatures w14:val="none"/>
         </w:rPr>
       </w:pPr>
-      <w:bookmarkStart w:id="18" w:name="_Toc240308329"/>
+      <w:bookmarkStart w:id="10" w:name="_Toc240308329"/>
       <w:r>
         <w:rPr>
           <w:rFonts w:ascii="Times New Roman" w:eastAsia="SimSun" w:hAnsi="Times New Roman" w:cs="Times New Roman"/>
@@ -5158,7 +5115,7 @@
         <w:lastRenderedPageBreak/>
         <w:t>3 ТРЕБОВАНИЯ К АВТОМАТИЗИРОВАННОЙ СИСТЕМЕ</w:t>
       </w:r>
-      <w:bookmarkEnd w:id="18"/>
+      <w:bookmarkEnd w:id="10"/>
     </w:p>
     <w:p>
       <w:pPr>
@@ -5194,7 +5151,7 @@
           <w14:ligatures w14:val="none"/>
         </w:rPr>
       </w:pPr>
-      <w:bookmarkStart w:id="19" w:name="_Toc240308330"/>
+      <w:bookmarkStart w:id="11" w:name="_Toc240308330"/>
       <w:r>
         <w:rPr>
           <w:rFonts w:ascii="Times New Roman" w:eastAsia="SimSun" w:hAnsi="Times New Roman" w:cs="Times New Roman"/>
@@ -5208,7 +5165,7 @@
         </w:rPr>
         <w:t>3.1 Требования к структуре АС в целом</w:t>
       </w:r>
-      <w:bookmarkEnd w:id="19"/>
+      <w:bookmarkEnd w:id="11"/>
     </w:p>
     <w:p>
       <w:pPr>
@@ -5238,11 +5195,11 @@
           <w:kern w:val="0"/>
           <w:sz w:val="28"/>
           <w:szCs w:val="28"/>
-          <w:lang w:eastAsia="zh-CN"/>
-          <w14:ligatures w14:val="none"/>
-        </w:rPr>
-      </w:pPr>
-      <w:bookmarkStart w:id="20" w:name="_Toc240308331"/>
+          <w:lang w:val="en-US" w:eastAsia="zh-CN"/>
+          <w14:ligatures w14:val="none"/>
+        </w:rPr>
+      </w:pPr>
+      <w:bookmarkStart w:id="12" w:name="_Toc240308331"/>
       <w:r>
         <w:rPr>
           <w:rFonts w:ascii="Times New Roman" w:eastAsia="SimSun" w:hAnsi="Times New Roman" w:cs="Times New Roman"/>
@@ -5256,1209 +5213,7 @@
         </w:rPr>
         <w:t>3.1.1 Требования к структуре и функционированию системы</w:t>
       </w:r>
-      <w:bookmarkEnd w:id="20"/>
-    </w:p>
-    <w:p>
-      <w:pPr>
-        <w:spacing w:after="0" w:line="360" w:lineRule="auto"/>
-        <w:ind w:firstLine="708"/>
-        <w:jc w:val="both"/>
-        <w:rPr>
-          <w:rFonts w:ascii="Times New Roman" w:eastAsia="SimSun" w:hAnsi="Times New Roman" w:cs="Times New Roman"/>
-          <w:kern w:val="0"/>
-          <w:sz w:val="28"/>
-          <w:szCs w:val="28"/>
-          <w:lang w:eastAsia="zh-CN"/>
-          <w14:ligatures w14:val="none"/>
-        </w:rPr>
-      </w:pPr>
-      <w:r>
-        <w:rPr>
-          <w:rFonts w:ascii="Times New Roman" w:eastAsia="SimSun" w:hAnsi="Times New Roman" w:cs="Times New Roman"/>
-          <w:kern w:val="0"/>
-          <w:sz w:val="28"/>
-          <w:szCs w:val="28"/>
-          <w:lang w:eastAsia="zh-CN"/>
-          <w14:ligatures w14:val="none"/>
-        </w:rPr>
-        <w:t>Система должна быть выполнена в качестве сторонней программы (внешнего процесса), способной запустить процесс программы «Autodesk Inventor» либо подключиться к уже запущенному экземпляру для построения детали. Взаимодействие с «Autodesk Inventor» осуществляется через COM-интерфейс Inventor API (см. п. 3.3.4).</w:t>
-      </w:r>
-    </w:p>
-    <w:p>
-      <w:pPr>
-        <w:spacing w:after="0" w:line="360" w:lineRule="auto"/>
-        <w:ind w:firstLine="708"/>
-        <w:jc w:val="both"/>
-        <w:rPr>
-          <w:rFonts w:ascii="Times New Roman" w:eastAsia="SimSun" w:hAnsi="Times New Roman" w:cs="Times New Roman"/>
-          <w:kern w:val="0"/>
-          <w:sz w:val="28"/>
-          <w:szCs w:val="28"/>
-          <w:lang w:eastAsia="zh-CN"/>
-          <w14:ligatures w14:val="none"/>
-        </w:rPr>
-      </w:pPr>
-    </w:p>
-    <w:p>
-      <w:pPr>
-        <w:spacing w:after="0" w:line="360" w:lineRule="auto"/>
-        <w:ind w:firstLine="708"/>
-        <w:jc w:val="both"/>
-        <w:rPr>
-          <w:rFonts w:ascii="Times New Roman" w:eastAsia="SimSun" w:hAnsi="Times New Roman" w:cs="Times New Roman"/>
-          <w:kern w:val="0"/>
-          <w:sz w:val="28"/>
-          <w:szCs w:val="28"/>
-          <w:lang w:eastAsia="zh-CN"/>
-          <w14:ligatures w14:val="none"/>
-        </w:rPr>
-      </w:pPr>
-      <w:bookmarkStart w:id="21" w:name="_Hlk183900138"/>
-      <w:r>
-        <w:rPr>
-          <w:rFonts w:ascii="Times New Roman" w:eastAsia="SimSun" w:hAnsi="Times New Roman" w:cs="Times New Roman"/>
-          <w:b/>
-          <w:bCs/>
-          <w:i/>
-          <w:iCs/>
-          <w:kern w:val="0"/>
-          <w:sz w:val="28"/>
-          <w:szCs w:val="28"/>
-          <w:lang w:eastAsia="zh-CN"/>
-          <w14:ligatures w14:val="none"/>
-        </w:rPr>
-        <w:t>Изменяемые параметры для плагина</w:t>
-      </w:r>
-      <w:r>
-        <w:rPr>
-          <w:rFonts w:ascii="Times New Roman" w:eastAsia="SimSun" w:hAnsi="Times New Roman" w:cs="Times New Roman"/>
-          <w:kern w:val="0"/>
-          <w:sz w:val="28"/>
-          <w:szCs w:val="28"/>
-          <w:lang w:eastAsia="zh-CN"/>
-          <w14:ligatures w14:val="none"/>
-        </w:rPr>
-        <w:t xml:space="preserve"> (также все обозначения показаны на рисунке 2.1):</w:t>
-      </w:r>
-    </w:p>
-    <w:p>
-      <w:pPr>
-        <w:spacing w:after="0" w:line="360" w:lineRule="auto"/>
-        <w:jc w:val="both"/>
-        <w:rPr>
-          <w:rFonts w:ascii="Times New Roman" w:eastAsia="SimSun" w:hAnsi="Times New Roman" w:cs="Times New Roman"/>
-          <w:kern w:val="0"/>
-          <w:sz w:val="28"/>
-          <w:szCs w:val="28"/>
-          <w:lang w:eastAsia="zh-CN"/>
-          <w14:ligatures w14:val="none"/>
-        </w:rPr>
-      </w:pPr>
-      <w:commentRangeStart w:id="65"/>
-      <w:r>
-        <w:rPr>
-          <w:rFonts w:ascii="Times New Roman" w:eastAsia="SimSun" w:hAnsi="Times New Roman" w:cs="Times New Roman"/>
-          <w:b/>
-          <w:bCs/>
-          <w:kern w:val="0"/>
-          <w:sz w:val="28"/>
-          <w:szCs w:val="28"/>
-          <w:lang w:eastAsia="zh-CN"/>
-          <w14:ligatures w14:val="none"/>
-        </w:rPr>
-        <w:t xml:space="preserve">Внутренний проходной диаметр патрубка </w:t>
-      </w:r>
-      <w:r>
-        <w:rPr>
-          <w:rFonts w:ascii="Times New Roman" w:eastAsia="SimSun" w:hAnsi="Times New Roman" w:cs="Times New Roman"/>
-          <w:b/>
-          <w:bCs/>
-          <w:kern w:val="0"/>
-          <w:sz w:val="28"/>
-          <w:szCs w:val="28"/>
-          <w:lang w:val="en-US" w:eastAsia="zh-CN"/>
-          <w14:ligatures w14:val="none"/>
-        </w:rPr>
-        <w:t>d</w:t>
-      </w:r>
-      <w:r>
-        <w:rPr>
-          <w:rFonts w:ascii="Times New Roman" w:eastAsia="SimSun" w:hAnsi="Times New Roman" w:cs="Times New Roman"/>
-          <w:kern w:val="0"/>
-          <w:sz w:val="28"/>
-          <w:szCs w:val="28"/>
-          <w:lang w:eastAsia="zh-CN"/>
-          <w14:ligatures w14:val="none"/>
-        </w:rPr>
-        <w:t xml:space="preserve"> (от 15 мм до 100 мм), который строго меньше внешнего диаметра патрубка </w:t>
-      </w:r>
-      <w:r>
-        <w:rPr>
-          <w:rFonts w:ascii="Times New Roman" w:eastAsia="SimSun" w:hAnsi="Times New Roman" w:cs="Times New Roman"/>
-          <w:kern w:val="0"/>
-          <w:sz w:val="28"/>
-          <w:szCs w:val="28"/>
-          <w:lang w:val="en-US" w:eastAsia="zh-CN"/>
-          <w14:ligatures w14:val="none"/>
-        </w:rPr>
-        <w:t>D</w:t>
-      </w:r>
-      <w:r>
-        <w:rPr>
-          <w:rFonts w:ascii="Times New Roman" w:eastAsia="SimSun" w:hAnsi="Times New Roman" w:cs="Times New Roman"/>
-          <w:kern w:val="0"/>
-          <w:sz w:val="28"/>
-          <w:szCs w:val="28"/>
-          <w:lang w:eastAsia="zh-CN"/>
-          <w14:ligatures w14:val="none"/>
-        </w:rPr>
-        <w:t>1</w:t>
-      </w:r>
-      <w:r>
-        <w:rPr>
-          <w:rFonts w:ascii="Times New Roman" w:eastAsia="SimSun" w:hAnsi="Times New Roman" w:cs="Times New Roman"/>
-          <w:kern w:val="0"/>
-          <w:sz w:val="28"/>
-          <w:szCs w:val="28"/>
-          <w:lang w:eastAsia="zh-CN"/>
-          <w14:ligatures w14:val="none"/>
-        </w:rPr>
-        <w:t>;</w:t>
-      </w:r>
-      <w:commentRangeEnd w:id="65"/>
-      <w:r>
-        <w:rPr>
-          <w:rStyle w:val="CommentReference"/>
-        </w:rPr>
-        <w:commentReference w:id="65"/>
-      </w:r>
-    </w:p>
-    <w:p>
-      <w:pPr>
-        <w:spacing w:after="0" w:line="360" w:lineRule="auto"/>
-        <w:jc w:val="both"/>
-        <w:rPr>
-          <w:rFonts w:ascii="Times New Roman" w:eastAsia="SimSun" w:hAnsi="Times New Roman" w:cs="Times New Roman"/>
-          <w:kern w:val="0"/>
-          <w:sz w:val="28"/>
-          <w:szCs w:val="28"/>
-          <w:lang w:eastAsia="zh-CN"/>
-          <w14:ligatures w14:val="none"/>
-        </w:rPr>
-      </w:pPr>
-      <w:r>
-        <w:rPr>
-          <w:rFonts w:ascii="Times New Roman" w:eastAsia="SimSun" w:hAnsi="Times New Roman" w:cs="Times New Roman"/>
-          <w:b/>
-          <w:bCs/>
-          <w:kern w:val="0"/>
-          <w:sz w:val="28"/>
-          <w:szCs w:val="28"/>
-          <w:lang w:eastAsia="zh-CN"/>
-          <w14:ligatures w14:val="none"/>
-        </w:rPr>
-        <w:t xml:space="preserve">Толщина стенки патрубка A1 </w:t>
-      </w:r>
-      <w:r>
-        <w:rPr>
-          <w:rFonts w:ascii="Times New Roman" w:eastAsia="SimSun" w:hAnsi="Times New Roman" w:cs="Times New Roman"/>
-          <w:bCs/>
-          <w:kern w:val="0"/>
-          <w:sz w:val="28"/>
-          <w:szCs w:val="28"/>
-          <w:lang w:eastAsia="zh-CN"/>
-          <w14:ligatures w14:val="none"/>
-        </w:rPr>
-        <w:t>(от 2 мм до 10 мм);</w:t>
-      </w:r>
-    </w:p>
-    <w:p>
-      <w:pPr>
-        <w:spacing w:after="0" w:line="360" w:lineRule="auto"/>
-        <w:jc w:val="both"/>
-        <w:rPr>
-          <w:rFonts w:ascii="Times New Roman" w:eastAsia="SimSun" w:hAnsi="Times New Roman" w:cs="Times New Roman"/>
-          <w:kern w:val="0"/>
-          <w:sz w:val="28"/>
-          <w:szCs w:val="28"/>
-          <w:lang w:eastAsia="zh-CN"/>
-          <w14:ligatures w14:val="none"/>
-        </w:rPr>
-      </w:pPr>
-      <w:r>
-        <w:rPr>
-          <w:rFonts w:ascii="Times New Roman" w:eastAsia="SimSun" w:hAnsi="Times New Roman" w:cs="Times New Roman"/>
-          <w:b/>
-          <w:bCs/>
-          <w:kern w:val="0"/>
-          <w:sz w:val="28"/>
-          <w:szCs w:val="28"/>
-          <w:lang w:eastAsia="zh-CN"/>
-          <w14:ligatures w14:val="none"/>
-        </w:rPr>
-        <w:t xml:space="preserve">Внешний диаметр фланца </w:t>
-      </w:r>
-      <w:r>
-        <w:rPr>
-          <w:rFonts w:ascii="Times New Roman" w:eastAsia="SimSun" w:hAnsi="Times New Roman" w:cs="Times New Roman"/>
-          <w:b/>
-          <w:bCs/>
-          <w:kern w:val="0"/>
-          <w:sz w:val="28"/>
-          <w:szCs w:val="28"/>
-          <w:lang w:val="en-US" w:eastAsia="zh-CN"/>
-          <w14:ligatures w14:val="none"/>
-        </w:rPr>
-        <w:t>D</w:t>
-      </w:r>
-      <w:r>
-        <w:rPr>
-          <w:rFonts w:ascii="Times New Roman" w:eastAsia="SimSun" w:hAnsi="Times New Roman" w:cs="Times New Roman"/>
-          <w:kern w:val="0"/>
-          <w:sz w:val="28"/>
-          <w:szCs w:val="28"/>
-          <w:lang w:eastAsia="zh-CN"/>
-          <w14:ligatures w14:val="none"/>
-        </w:rPr>
-        <w:t xml:space="preserve"> (от 60 мм до 250 мм), который строго больше внешнего диаметра патрубка </w:t>
-      </w:r>
-      <w:r>
-        <w:rPr>
-          <w:rFonts w:ascii="Times New Roman" w:eastAsia="SimSun" w:hAnsi="Times New Roman" w:cs="Times New Roman"/>
-          <w:kern w:val="0"/>
-          <w:sz w:val="28"/>
-          <w:szCs w:val="28"/>
-          <w:lang w:val="en-US" w:eastAsia="zh-CN"/>
-          <w14:ligatures w14:val="none"/>
-        </w:rPr>
-        <w:t>D</w:t>
-      </w:r>
-      <w:r>
-        <w:rPr>
-          <w:rFonts w:ascii="Times New Roman" w:eastAsia="SimSun" w:hAnsi="Times New Roman" w:cs="Times New Roman"/>
-          <w:kern w:val="0"/>
-          <w:sz w:val="28"/>
-          <w:szCs w:val="28"/>
-          <w:lang w:eastAsia="zh-CN"/>
-          <w14:ligatures w14:val="none"/>
-        </w:rPr>
-        <w:t>1 и удовлетворяет условиям, приведённым ниже;</w:t>
-      </w:r>
-    </w:p>
-    <w:p>
-      <w:pPr>
-        <w:spacing w:after="0" w:line="360" w:lineRule="auto"/>
-        <w:jc w:val="both"/>
-        <w:rPr>
-          <w:rFonts w:ascii="Times New Roman" w:eastAsia="SimSun" w:hAnsi="Times New Roman" w:cs="Times New Roman"/>
-          <w:bCs/>
-          <w:kern w:val="0"/>
-          <w:sz w:val="28"/>
-          <w:szCs w:val="28"/>
-          <w:lang w:eastAsia="zh-CN"/>
-          <w14:ligatures w14:val="none"/>
-        </w:rPr>
-      </w:pPr>
-      <w:r>
-        <w:rPr>
-          <w:rFonts w:ascii="Times New Roman" w:eastAsia="SimSun" w:hAnsi="Times New Roman" w:cs="Times New Roman"/>
-          <w:b/>
-          <w:bCs/>
-          <w:kern w:val="0"/>
-          <w:sz w:val="28"/>
-          <w:szCs w:val="28"/>
-          <w:lang w:eastAsia="zh-CN"/>
-          <w14:ligatures w14:val="none"/>
-        </w:rPr>
-        <w:t xml:space="preserve">Общая длина детали </w:t>
-      </w:r>
-      <w:r>
-        <w:rPr>
-          <w:rFonts w:ascii="Times New Roman" w:eastAsia="SimSun" w:hAnsi="Times New Roman" w:cs="Times New Roman"/>
-          <w:b/>
-          <w:bCs/>
-          <w:kern w:val="0"/>
-          <w:sz w:val="28"/>
-          <w:szCs w:val="28"/>
-          <w:lang w:val="en-US" w:eastAsia="zh-CN"/>
-          <w14:ligatures w14:val="none"/>
-        </w:rPr>
-        <w:t>L</w:t>
-      </w:r>
-      <w:r>
-        <w:rPr>
-          <w:rFonts w:ascii="Times New Roman" w:eastAsia="SimSun" w:hAnsi="Times New Roman" w:cs="Times New Roman"/>
-          <w:b/>
-          <w:bCs/>
-          <w:kern w:val="0"/>
-          <w:sz w:val="28"/>
-          <w:szCs w:val="28"/>
-          <w:lang w:eastAsia="zh-CN"/>
-          <w14:ligatures w14:val="none"/>
-        </w:rPr>
-        <w:t xml:space="preserve"> </w:t>
-      </w:r>
-      <w:r>
-        <w:rPr>
-          <w:rFonts w:ascii="Times New Roman" w:eastAsia="SimSun" w:hAnsi="Times New Roman" w:cs="Times New Roman"/>
-          <w:bCs/>
-          <w:kern w:val="0"/>
-          <w:sz w:val="28"/>
-          <w:szCs w:val="28"/>
-          <w:lang w:eastAsia="zh-CN"/>
-          <w14:ligatures w14:val="none"/>
-        </w:rPr>
-        <w:t xml:space="preserve">(от </w:t>
-      </w:r>
-      <w:r>
-        <w:rPr>
-          <w:rFonts w:ascii="Times New Roman" w:eastAsia="SimSun" w:hAnsi="Times New Roman" w:cs="Times New Roman"/>
-          <w:kern w:val="0"/>
-          <w:sz w:val="28"/>
-          <w:szCs w:val="28"/>
-          <w:lang w:eastAsia="zh-CN"/>
-          <w14:ligatures w14:val="none"/>
-        </w:rPr>
-        <w:t>30 мм до 50 мм</w:t>
-      </w:r>
-      <w:r>
-        <w:rPr>
-          <w:rFonts w:ascii="Times New Roman" w:eastAsia="SimSun" w:hAnsi="Times New Roman" w:cs="Times New Roman"/>
-          <w:bCs/>
-          <w:kern w:val="0"/>
-          <w:sz w:val="28"/>
-          <w:szCs w:val="28"/>
-          <w:lang w:eastAsia="zh-CN"/>
-          <w14:ligatures w14:val="none"/>
-        </w:rPr>
-        <w:t>);</w:t>
-      </w:r>
-    </w:p>
-    <w:p>
-      <w:pPr>
-        <w:spacing w:after="0" w:line="360" w:lineRule="auto"/>
-        <w:jc w:val="both"/>
-        <w:rPr>
-          <w:rFonts w:ascii="Times New Roman" w:eastAsia="SimSun" w:hAnsi="Times New Roman" w:cs="Times New Roman"/>
-          <w:kern w:val="0"/>
-          <w:sz w:val="28"/>
-          <w:szCs w:val="28"/>
-          <w:lang w:eastAsia="zh-CN"/>
-          <w14:ligatures w14:val="none"/>
-        </w:rPr>
-      </w:pPr>
-      <w:r>
-        <w:rPr>
-          <w:rFonts w:ascii="Times New Roman" w:eastAsia="SimSun" w:hAnsi="Times New Roman" w:cs="Times New Roman"/>
-          <w:b/>
-          <w:kern w:val="0"/>
-          <w:sz w:val="28"/>
-          <w:szCs w:val="28"/>
-          <w:lang w:eastAsia="zh-CN"/>
-          <w14:ligatures w14:val="none"/>
-        </w:rPr>
-        <w:t xml:space="preserve">Толщина диска фланца М </w:t>
-      </w:r>
-      <w:r>
-        <w:rPr>
-          <w:rFonts w:ascii="Times New Roman" w:eastAsia="SimSun" w:hAnsi="Times New Roman" w:cs="Times New Roman"/>
-          <w:bCs/>
-          <w:kern w:val="0"/>
-          <w:sz w:val="28"/>
-          <w:szCs w:val="28"/>
-          <w:lang w:eastAsia="zh-CN"/>
-          <w14:ligatures w14:val="none"/>
-        </w:rPr>
-        <w:t xml:space="preserve">(от </w:t>
-      </w:r>
-      <w:r>
-        <w:rPr>
-          <w:rFonts w:ascii="Times New Roman" w:eastAsia="SimSun" w:hAnsi="Times New Roman" w:cs="Times New Roman"/>
-          <w:kern w:val="0"/>
-          <w:sz w:val="28"/>
-          <w:szCs w:val="28"/>
-          <w:lang w:eastAsia="zh-CN"/>
-          <w14:ligatures w14:val="none"/>
-        </w:rPr>
-        <w:t>5 мм до 40 мм</w:t>
-      </w:r>
-      <w:r>
-        <w:rPr>
-          <w:rFonts w:ascii="Times New Roman" w:eastAsia="SimSun" w:hAnsi="Times New Roman" w:cs="Times New Roman"/>
-          <w:bCs/>
-          <w:kern w:val="0"/>
-          <w:sz w:val="28"/>
-          <w:szCs w:val="28"/>
-          <w:lang w:eastAsia="zh-CN"/>
-          <w14:ligatures w14:val="none"/>
-        </w:rPr>
-        <w:t xml:space="preserve">), которая строго меньше общей длины </w:t>
-      </w:r>
-      <w:r>
-        <w:rPr>
-          <w:rFonts w:ascii="Times New Roman" w:eastAsia="SimSun" w:hAnsi="Times New Roman" w:cs="Times New Roman"/>
-          <w:bCs/>
-          <w:kern w:val="0"/>
-          <w:sz w:val="28"/>
-          <w:szCs w:val="28"/>
-          <w:lang w:val="en-US" w:eastAsia="zh-CN"/>
-          <w14:ligatures w14:val="none"/>
-        </w:rPr>
-        <w:t>L</w:t>
-      </w:r>
-      <w:r>
-        <w:rPr>
-          <w:rFonts w:ascii="Times New Roman" w:eastAsia="SimSun" w:hAnsi="Times New Roman" w:cs="Times New Roman"/>
-          <w:bCs/>
-          <w:kern w:val="0"/>
-          <w:sz w:val="28"/>
-          <w:szCs w:val="28"/>
-          <w:lang w:eastAsia="zh-CN"/>
-          <w14:ligatures w14:val="none"/>
-        </w:rPr>
-        <w:t xml:space="preserve"> (проверка приведена ниже);</w:t>
-      </w:r>
-    </w:p>
-    <w:p>
-      <w:pPr>
-        <w:spacing w:after="0" w:line="360" w:lineRule="auto"/>
-        <w:jc w:val="both"/>
-        <w:rPr>
-          <w:rFonts w:ascii="Times New Roman" w:eastAsia="SimSun" w:hAnsi="Times New Roman" w:cs="Times New Roman"/>
-          <w:kern w:val="0"/>
-          <w:sz w:val="28"/>
-          <w:szCs w:val="28"/>
-          <w:lang w:eastAsia="zh-CN"/>
-          <w14:ligatures w14:val="none"/>
-        </w:rPr>
-      </w:pPr>
-      <w:r>
-        <w:rPr>
-          <w:rFonts w:ascii="Times New Roman" w:eastAsia="SimSun" w:hAnsi="Times New Roman" w:cs="Times New Roman"/>
-          <w:b/>
-          <w:bCs/>
-          <w:kern w:val="0"/>
-          <w:sz w:val="28"/>
-          <w:szCs w:val="28"/>
-          <w:lang w:eastAsia="zh-CN"/>
-          <w14:ligatures w14:val="none"/>
-        </w:rPr>
-        <w:t xml:space="preserve">Диаметр крепёжного отверстия </w:t>
-      </w:r>
-      <w:r>
-        <w:rPr>
-          <w:rFonts w:ascii="Times New Roman" w:eastAsia="SimSun" w:hAnsi="Times New Roman" w:cs="Times New Roman"/>
-          <w:b/>
-          <w:bCs/>
-          <w:kern w:val="0"/>
-          <w:sz w:val="28"/>
-          <w:szCs w:val="28"/>
-          <w:lang w:val="en-US" w:eastAsia="zh-CN"/>
-          <w14:ligatures w14:val="none"/>
-        </w:rPr>
-        <w:t>d</w:t>
-      </w:r>
-      <w:r>
-        <w:rPr>
-          <w:rFonts w:ascii="Times New Roman" w:eastAsia="SimSun" w:hAnsi="Times New Roman" w:cs="Times New Roman"/>
-          <w:b/>
-          <w:bCs/>
-          <w:kern w:val="0"/>
-          <w:sz w:val="28"/>
-          <w:szCs w:val="28"/>
-          <w:lang w:eastAsia="zh-CN"/>
-          <w14:ligatures w14:val="none"/>
-        </w:rPr>
-        <w:t>1</w:t>
-      </w:r>
-      <w:r>
-        <w:rPr>
-          <w:rFonts w:ascii="Times New Roman" w:eastAsia="SimSun" w:hAnsi="Times New Roman" w:cs="Times New Roman"/>
-          <w:b/>
-          <w:bCs/>
-          <w:kern w:val="0"/>
-          <w:sz w:val="28"/>
-          <w:szCs w:val="28"/>
-          <w:lang w:eastAsia="zh-CN"/>
-          <w14:ligatures w14:val="none"/>
-        </w:rPr>
-        <w:t xml:space="preserve"> </w:t>
-      </w:r>
-      <w:r>
-        <w:rPr>
-          <w:rFonts w:ascii="Times New Roman" w:eastAsia="SimSun" w:hAnsi="Times New Roman" w:cs="Times New Roman"/>
-          <w:bCs/>
-          <w:kern w:val="0"/>
-          <w:sz w:val="28"/>
-          <w:szCs w:val="28"/>
-          <w:lang w:eastAsia="zh-CN"/>
-          <w14:ligatures w14:val="none"/>
-        </w:rPr>
-        <w:t xml:space="preserve">(от </w:t>
-      </w:r>
-      <w:r>
-        <w:rPr>
-          <w:rFonts w:ascii="Times New Roman" w:eastAsia="SimSun" w:hAnsi="Times New Roman" w:cs="Times New Roman"/>
-          <w:kern w:val="0"/>
-          <w:sz w:val="28"/>
-          <w:szCs w:val="28"/>
-          <w:lang w:eastAsia="zh-CN"/>
-          <w14:ligatures w14:val="none"/>
-        </w:rPr>
-        <w:t>5 мм до 20 мм</w:t>
-      </w:r>
-      <w:r>
-        <w:rPr>
-          <w:rFonts w:ascii="Times New Roman" w:eastAsia="SimSun" w:hAnsi="Times New Roman" w:cs="Times New Roman"/>
-          <w:bCs/>
-          <w:kern w:val="0"/>
-          <w:sz w:val="28"/>
-          <w:szCs w:val="28"/>
-          <w:lang w:eastAsia="zh-CN"/>
-          <w14:ligatures w14:val="none"/>
-        </w:rPr>
-        <w:t>)</w:t>
-      </w:r>
-      <w:r>
-        <w:rPr>
-          <w:rFonts w:ascii="Times New Roman" w:eastAsia="SimSun" w:hAnsi="Times New Roman" w:cs="Times New Roman"/>
-          <w:kern w:val="0"/>
-          <w:sz w:val="28"/>
-          <w:szCs w:val="28"/>
-          <w:lang w:eastAsia="zh-CN"/>
-          <w14:ligatures w14:val="none"/>
-        </w:rPr>
-        <w:t>.</w:t>
-      </w:r>
-    </w:p>
-    <w:p>
-      <w:pPr>
-        <w:spacing w:after="0" w:line="360" w:lineRule="auto"/>
-        <w:ind w:firstLine="708"/>
-        <w:jc w:val="both"/>
-        <w:rPr>
-          <w:rFonts w:ascii="Times New Roman" w:eastAsia="SimSun" w:hAnsi="Times New Roman" w:cs="Times New Roman"/>
-          <w:kern w:val="0"/>
-          <w:sz w:val="28"/>
-          <w:szCs w:val="28"/>
-          <w:lang w:eastAsia="zh-CN"/>
-          <w14:ligatures w14:val="none"/>
-        </w:rPr>
-      </w:pPr>
-      <w:r>
-        <w:rPr>
-          <w:rFonts w:ascii="Times New Roman" w:eastAsia="SimSun" w:hAnsi="Times New Roman" w:cs="Times New Roman"/>
-          <w:b/>
-          <w:bCs/>
-          <w:i/>
-          <w:iCs/>
-          <w:kern w:val="0"/>
-          <w:sz w:val="28"/>
-          <w:szCs w:val="28"/>
-          <w:lang w:eastAsia="zh-CN"/>
-          <w14:ligatures w14:val="none"/>
-        </w:rPr>
-        <w:t>Вычисляемые параметры</w:t>
-      </w:r>
-      <w:r>
-        <w:rPr>
-          <w:rFonts w:ascii="Times New Roman" w:eastAsia="SimSun" w:hAnsi="Times New Roman" w:cs="Times New Roman"/>
-          <w:kern w:val="0"/>
-          <w:sz w:val="28"/>
-          <w:szCs w:val="28"/>
-          <w:lang w:eastAsia="zh-CN"/>
-          <w14:ligatures w14:val="none"/>
-        </w:rPr>
-        <w:t xml:space="preserve"> (не вводятся пользователем):</w:t>
-      </w:r>
-    </w:p>
-    <w:p>
-      <w:pPr>
-        <w:spacing w:after="0" w:line="360" w:lineRule="auto"/>
-        <w:jc w:val="both"/>
-        <w:rPr>
-          <w:rFonts w:ascii="Times New Roman" w:eastAsia="SimSun" w:hAnsi="Times New Roman" w:cs="Times New Roman"/>
-          <w:kern w:val="0"/>
-          <w:sz w:val="28"/>
-          <w:szCs w:val="28"/>
-          <w:lang w:eastAsia="zh-CN"/>
-          <w14:ligatures w14:val="none"/>
-        </w:rPr>
-      </w:pPr>
-      <w:commentRangeStart w:id="66"/>
-      <w:r>
-        <w:rPr>
-          <w:rFonts w:ascii="Times New Roman" w:eastAsia="SimSun" w:hAnsi="Times New Roman" w:cs="Times New Roman"/>
-          <w:b/>
-          <w:bCs/>
-          <w:kern w:val="0"/>
-          <w:sz w:val="28"/>
-          <w:szCs w:val="28"/>
-          <w:lang w:eastAsia="zh-CN"/>
-          <w14:ligatures w14:val="none"/>
-        </w:rPr>
-        <w:t>Внешний диаметр патрубка D1</w:t>
-      </w:r>
-      <w:r>
-        <w:rPr>
-          <w:rFonts w:ascii="Times New Roman" w:eastAsia="SimSun" w:hAnsi="Times New Roman" w:cs="Times New Roman"/>
-          <w:kern w:val="0"/>
-          <w:sz w:val="28"/>
-          <w:szCs w:val="28"/>
-          <w:lang w:eastAsia="zh-CN"/>
-          <w14:ligatures w14:val="none"/>
-        </w:rPr>
-        <w:t xml:space="preserve"> = d + 2 · A1;</w:t>
-      </w:r>
-      <w:commentRangeEnd w:id="66"/>
-      <w:r>
-        <w:rPr>
-          <w:rStyle w:val="CommentReference"/>
-        </w:rPr>
-        <w:commentReference w:id="66"/>
-      </w:r>
-    </w:p>
-    <w:p>
-      <w:pPr>
-        <w:spacing w:after="0" w:line="360" w:lineRule="auto"/>
-        <w:jc w:val="both"/>
-        <w:rPr>
-          <w:rFonts w:ascii="Times New Roman" w:eastAsia="SimSun" w:hAnsi="Times New Roman" w:cs="Times New Roman"/>
-          <w:kern w:val="0"/>
-          <w:sz w:val="28"/>
-          <w:szCs w:val="28"/>
-          <w:lang w:eastAsia="zh-CN"/>
-          <w14:ligatures w14:val="none"/>
-        </w:rPr>
-      </w:pPr>
-      <w:r>
-        <w:rPr>
-          <w:rFonts w:ascii="Times New Roman" w:eastAsia="SimSun" w:hAnsi="Times New Roman" w:cs="Times New Roman"/>
-          <w:b/>
-          <w:bCs/>
-          <w:kern w:val="0"/>
-          <w:sz w:val="28"/>
-          <w:szCs w:val="28"/>
-          <w:lang w:eastAsia="zh-CN"/>
-          <w14:ligatures w14:val="none"/>
-        </w:rPr>
-        <w:t>Диаметр окружности центров крепёжных отверстий Dc</w:t>
-      </w:r>
-      <w:r>
-        <w:rPr>
-          <w:rFonts w:ascii="Times New Roman" w:eastAsia="SimSun" w:hAnsi="Times New Roman" w:cs="Times New Roman"/>
-          <w:kern w:val="0"/>
-          <w:sz w:val="28"/>
-          <w:szCs w:val="28"/>
-          <w:lang w:eastAsia="zh-CN"/>
-          <w14:ligatures w14:val="none"/>
-        </w:rPr>
-        <w:t xml:space="preserve"> = (D + D1) / 2;</w:t>
-      </w:r>
-    </w:p>
-    <w:p>
-      <w:pPr>
-        <w:spacing w:after="0" w:line="360" w:lineRule="auto"/>
-        <w:jc w:val="both"/>
-        <w:rPr>
-          <w:rFonts w:ascii="Times New Roman" w:eastAsia="SimSun" w:hAnsi="Times New Roman" w:cs="Times New Roman"/>
-          <w:kern w:val="0"/>
-          <w:sz w:val="28"/>
-          <w:szCs w:val="28"/>
-          <w:lang w:eastAsia="zh-CN"/>
-          <w14:ligatures w14:val="none"/>
-        </w:rPr>
-      </w:pPr>
-      <w:r>
-        <w:rPr>
-          <w:rFonts w:ascii="Times New Roman" w:eastAsia="SimSun" w:hAnsi="Times New Roman" w:cs="Times New Roman"/>
-          <w:b/>
-          <w:bCs/>
-          <w:kern w:val="0"/>
-          <w:sz w:val="28"/>
-          <w:szCs w:val="28"/>
-          <w:lang w:eastAsia="zh-CN"/>
-          <w14:ligatures w14:val="none"/>
-        </w:rPr>
-        <w:t>Угловой шаг крепёжных отверстий α</w:t>
-      </w:r>
-      <w:r>
-        <w:rPr>
-          <w:rFonts w:ascii="Times New Roman" w:eastAsia="SimSun" w:hAnsi="Times New Roman" w:cs="Times New Roman"/>
-          <w:kern w:val="0"/>
-          <w:sz w:val="28"/>
-          <w:szCs w:val="28"/>
-          <w:lang w:eastAsia="zh-CN"/>
-          <w14:ligatures w14:val="none"/>
-        </w:rPr>
-        <w:t xml:space="preserve"> = 360° / n;</w:t>
-      </w:r>
-    </w:p>
-    <w:p>
-      <w:pPr>
-        <w:spacing w:after="0" w:line="360" w:lineRule="auto"/>
-        <w:jc w:val="both"/>
-        <w:rPr>
-          <w:rFonts w:ascii="Times New Roman" w:eastAsia="SimSun" w:hAnsi="Times New Roman" w:cs="Times New Roman"/>
-          <w:kern w:val="0"/>
-          <w:sz w:val="28"/>
-          <w:szCs w:val="28"/>
-          <w:lang w:eastAsia="zh-CN"/>
-          <w14:ligatures w14:val="none"/>
-        </w:rPr>
-      </w:pPr>
-      <w:r>
-        <w:rPr>
-          <w:rFonts w:ascii="Times New Roman" w:eastAsia="SimSun" w:hAnsi="Times New Roman" w:cs="Times New Roman"/>
-          <w:b/>
-          <w:bCs/>
-          <w:kern w:val="0"/>
-          <w:sz w:val="28"/>
-          <w:szCs w:val="28"/>
-          <w:lang w:eastAsia="zh-CN"/>
-          <w14:ligatures w14:val="none"/>
-        </w:rPr>
-        <w:t>Ширина кольцевого пояса фланца A и длина патрубка L1</w:t>
-      </w:r>
-      <w:r>
-        <w:rPr>
-          <w:rFonts w:ascii="Times New Roman" w:eastAsia="SimSun" w:hAnsi="Times New Roman" w:cs="Times New Roman"/>
-          <w:kern w:val="0"/>
-          <w:sz w:val="28"/>
-          <w:szCs w:val="28"/>
-          <w:lang w:eastAsia="zh-CN"/>
-          <w14:ligatures w14:val="none"/>
-        </w:rPr>
-        <w:t xml:space="preserve"> (обозначения по рисунку 2.1): A = (D − D1) / 2, L1 = L − M.</w:t>
-      </w:r>
-    </w:p>
-    <w:p>
-      <w:pPr>
-        <w:spacing w:after="0" w:line="360" w:lineRule="auto"/>
-        <w:ind w:firstLine="708"/>
-        <w:jc w:val="both"/>
-        <w:rPr>
-          <w:rFonts w:ascii="Times New Roman" w:eastAsia="SimSun" w:hAnsi="Times New Roman" w:cs="Times New Roman"/>
-          <w:kern w:val="0"/>
-          <w:sz w:val="28"/>
-          <w:szCs w:val="28"/>
-          <w:lang w:eastAsia="zh-CN"/>
-          <w14:ligatures w14:val="none"/>
-        </w:rPr>
-      </w:pPr>
-      <w:commentRangeStart w:id="67"/>
-      <w:r>
-        <w:rPr>
-          <w:rFonts w:ascii="Times New Roman" w:eastAsia="SimSun" w:hAnsi="Times New Roman" w:cs="Times New Roman"/>
-          <w:b/>
-          <w:bCs/>
-          <w:i/>
-          <w:iCs/>
-          <w:kern w:val="0"/>
-          <w:sz w:val="28"/>
-          <w:szCs w:val="28"/>
-          <w:lang w:eastAsia="zh-CN"/>
-          <w14:ligatures w14:val="none"/>
-        </w:rPr>
-        <w:t>Постоянные параметры</w:t>
-      </w:r>
-      <w:r>
-        <w:rPr>
-          <w:rFonts w:ascii="Times New Roman" w:eastAsia="SimSun" w:hAnsi="Times New Roman" w:cs="Times New Roman"/>
-          <w:kern w:val="0"/>
-          <w:sz w:val="28"/>
-          <w:szCs w:val="28"/>
-          <w:lang w:eastAsia="zh-CN"/>
-          <w14:ligatures w14:val="none"/>
-        </w:rPr>
-        <w:t>:</w:t>
-      </w:r>
-      <w:commentRangeEnd w:id="67"/>
-      <w:r>
-        <w:rPr>
-          <w:rStyle w:val="CommentReference"/>
-        </w:rPr>
-        <w:commentReference w:id="67"/>
-      </w:r>
-    </w:p>
-    <w:p>
-      <w:pPr>
-        <w:spacing w:after="0" w:line="360" w:lineRule="auto"/>
-        <w:jc w:val="both"/>
-        <w:rPr>
-          <w:rFonts w:ascii="Times New Roman" w:eastAsia="SimSun" w:hAnsi="Times New Roman" w:cs="Times New Roman"/>
-          <w:kern w:val="0"/>
-          <w:sz w:val="28"/>
-          <w:szCs w:val="28"/>
-          <w:lang w:eastAsia="zh-CN"/>
-          <w14:ligatures w14:val="none"/>
-        </w:rPr>
-      </w:pPr>
-      <w:r>
-        <w:rPr>
-          <w:rFonts w:ascii="Times New Roman" w:eastAsia="SimSun" w:hAnsi="Times New Roman" w:cs="Times New Roman"/>
-          <w:b/>
-          <w:bCs/>
-          <w:kern w:val="0"/>
-          <w:sz w:val="28"/>
-          <w:szCs w:val="28"/>
-          <w:lang w:eastAsia="zh-CN"/>
-          <w14:ligatures w14:val="none"/>
-        </w:rPr>
-        <w:lastRenderedPageBreak/>
-        <w:t>Количество крепёжных отверстий n</w:t>
-      </w:r>
-      <w:r>
-        <w:rPr>
-          <w:rFonts w:ascii="Times New Roman" w:eastAsia="SimSun" w:hAnsi="Times New Roman" w:cs="Times New Roman"/>
-          <w:kern w:val="0"/>
-          <w:sz w:val="28"/>
-          <w:szCs w:val="28"/>
-          <w:lang w:eastAsia="zh-CN"/>
-          <w14:ligatures w14:val="none"/>
-        </w:rPr>
-        <w:t xml:space="preserve"> = 10 (как на рисунке 2.1);</w:t>
-      </w:r>
-    </w:p>
-    <w:p>
-      <w:pPr>
-        <w:spacing w:after="0" w:line="360" w:lineRule="auto"/>
-        <w:jc w:val="both"/>
-        <w:rPr>
-          <w:rFonts w:ascii="Times New Roman" w:eastAsia="SimSun" w:hAnsi="Times New Roman" w:cs="Times New Roman"/>
-          <w:kern w:val="0"/>
-          <w:sz w:val="28"/>
-          <w:szCs w:val="28"/>
-          <w:lang w:eastAsia="zh-CN"/>
-          <w14:ligatures w14:val="none"/>
-        </w:rPr>
-      </w:pPr>
-      <w:r>
-        <w:rPr>
-          <w:rFonts w:ascii="Times New Roman" w:eastAsia="SimSun" w:hAnsi="Times New Roman" w:cs="Times New Roman"/>
-          <w:b/>
-          <w:bCs/>
-          <w:kern w:val="0"/>
-          <w:sz w:val="28"/>
-          <w:szCs w:val="28"/>
-          <w:lang w:eastAsia="zh-CN"/>
-          <w14:ligatures w14:val="none"/>
-        </w:rPr>
-        <w:t>Минимальная перемычка c</w:t>
-      </w:r>
-      <w:r>
-        <w:rPr>
-          <w:rFonts w:ascii="Times New Roman" w:eastAsia="SimSun" w:hAnsi="Times New Roman" w:cs="Times New Roman"/>
-          <w:kern w:val="0"/>
-          <w:sz w:val="28"/>
-          <w:szCs w:val="28"/>
-          <w:lang w:eastAsia="zh-CN"/>
-          <w14:ligatures w14:val="none"/>
-        </w:rPr>
-        <w:t xml:space="preserve"> = 2 мм — наименьшее расстояние от крепёжного отверстия до патрубка, до внешнего края фланца и до соседнего отверстия.</w:t>
-      </w:r>
-    </w:p>
-    <w:p>
-      <w:pPr>
-        <w:spacing w:after="0" w:line="360" w:lineRule="auto"/>
-        <w:ind w:firstLine="708"/>
-        <w:jc w:val="both"/>
-        <w:rPr>
-          <w:rFonts w:ascii="Times New Roman" w:eastAsia="SimSun" w:hAnsi="Times New Roman" w:cs="Times New Roman"/>
-          <w:kern w:val="0"/>
-          <w:sz w:val="28"/>
-          <w:szCs w:val="28"/>
-          <w:lang w:eastAsia="zh-CN"/>
-          <w14:ligatures w14:val="none"/>
-        </w:rPr>
-      </w:pPr>
-      <w:r>
-        <w:rPr>
-          <w:rFonts w:ascii="Times New Roman" w:eastAsia="SimSun" w:hAnsi="Times New Roman" w:cs="Times New Roman"/>
-          <w:b/>
-          <w:bCs/>
-          <w:i/>
-          <w:iCs/>
-          <w:kern w:val="0"/>
-          <w:sz w:val="28"/>
-          <w:szCs w:val="28"/>
-          <w:lang w:eastAsia="zh-CN"/>
-          <w14:ligatures w14:val="none"/>
-        </w:rPr>
-        <w:t>Проверки допустимости значений</w:t>
-      </w:r>
-      <w:r>
-        <w:rPr>
-          <w:rFonts w:ascii="Times New Roman" w:eastAsia="SimSun" w:hAnsi="Times New Roman" w:cs="Times New Roman"/>
-          <w:kern w:val="0"/>
-          <w:sz w:val="28"/>
-          <w:szCs w:val="28"/>
-          <w:lang w:eastAsia="zh-CN"/>
-          <w14:ligatures w14:val="none"/>
-        </w:rPr>
-        <w:t xml:space="preserve"> (выполняются при каждом изменении любого параметра и при нажатии кнопки «Построить»):</w:t>
-      </w:r>
-    </w:p>
-    <w:p>
-      <w:pPr>
-        <w:spacing w:after="0" w:line="360" w:lineRule="auto"/>
-        <w:jc w:val="both"/>
-        <w:rPr>
-          <w:rFonts w:ascii="Times New Roman" w:eastAsia="SimSun" w:hAnsi="Times New Roman" w:cs="Times New Roman"/>
-          <w:kern w:val="0"/>
-          <w:sz w:val="28"/>
-          <w:szCs w:val="28"/>
-          <w:lang w:eastAsia="zh-CN"/>
-          <w14:ligatures w14:val="none"/>
-        </w:rPr>
-      </w:pPr>
-      <w:r>
-        <w:rPr>
-          <w:rFonts w:ascii="Times New Roman" w:eastAsia="SimSun" w:hAnsi="Times New Roman" w:cs="Times New Roman"/>
-          <w:b/>
-          <w:bCs/>
-          <w:kern w:val="0"/>
-          <w:sz w:val="28"/>
-          <w:szCs w:val="28"/>
-          <w:lang w:eastAsia="zh-CN"/>
-          <w14:ligatures w14:val="none"/>
-        </w:rPr>
-        <w:t>D1 &lt; D</w:t>
-      </w:r>
-      <w:r>
-        <w:rPr>
-          <w:rFonts w:ascii="Times New Roman" w:eastAsia="SimSun" w:hAnsi="Times New Roman" w:cs="Times New Roman"/>
-          <w:kern w:val="0"/>
-          <w:sz w:val="28"/>
-          <w:szCs w:val="28"/>
-          <w:lang w:eastAsia="zh-CN"/>
-          <w14:ligatures w14:val="none"/>
-        </w:rPr>
-        <w:t xml:space="preserve"> — внешний диаметр патрубка меньше внешнего диаметра фланца;</w:t>
-      </w:r>
-    </w:p>
-    <w:p>
-      <w:pPr>
-        <w:spacing w:after="0" w:line="360" w:lineRule="auto"/>
-        <w:jc w:val="both"/>
-        <w:rPr>
-          <w:rFonts w:ascii="Times New Roman" w:eastAsia="SimSun" w:hAnsi="Times New Roman" w:cs="Times New Roman"/>
-          <w:kern w:val="0"/>
-          <w:sz w:val="28"/>
-          <w:szCs w:val="28"/>
-          <w:lang w:eastAsia="zh-CN"/>
-          <w14:ligatures w14:val="none"/>
-        </w:rPr>
-      </w:pPr>
-      <w:r>
-        <w:rPr>
-          <w:rFonts w:ascii="Times New Roman" w:eastAsia="SimSun" w:hAnsi="Times New Roman" w:cs="Times New Roman"/>
-          <w:b/>
-          <w:bCs/>
-          <w:kern w:val="0"/>
-          <w:sz w:val="28"/>
-          <w:szCs w:val="28"/>
-          <w:lang w:eastAsia="zh-CN"/>
-          <w14:ligatures w14:val="none"/>
-        </w:rPr>
-        <w:t>M &lt; L</w:t>
-      </w:r>
-      <w:r>
-        <w:rPr>
-          <w:rFonts w:ascii="Times New Roman" w:eastAsia="SimSun" w:hAnsi="Times New Roman" w:cs="Times New Roman"/>
-          <w:kern w:val="0"/>
-          <w:sz w:val="28"/>
-          <w:szCs w:val="28"/>
-          <w:lang w:eastAsia="zh-CN"/>
-          <w14:ligatures w14:val="none"/>
-        </w:rPr>
-        <w:t xml:space="preserve"> — проверяется при изменении каждого из двух независимых параметров: при вводе M допустимое значение L ограничивается условием L &gt; M, при вводе L допустимое значение M ограничивается условием M &lt; L;</w:t>
-      </w:r>
-    </w:p>
-    <w:p>
-      <w:pPr>
-        <w:spacing w:after="0" w:line="360" w:lineRule="auto"/>
-        <w:jc w:val="both"/>
-        <w:rPr>
-          <w:rFonts w:ascii="Times New Roman" w:eastAsia="SimSun" w:hAnsi="Times New Roman" w:cs="Times New Roman"/>
-          <w:kern w:val="0"/>
-          <w:sz w:val="28"/>
-          <w:szCs w:val="28"/>
-          <w:lang w:eastAsia="zh-CN"/>
-          <w14:ligatures w14:val="none"/>
-        </w:rPr>
-      </w:pPr>
-      <w:r>
-        <w:rPr>
-          <w:rFonts w:ascii="Times New Roman" w:eastAsia="SimSun" w:hAnsi="Times New Roman" w:cs="Times New Roman"/>
-          <w:b/>
-          <w:bCs/>
-          <w:kern w:val="0"/>
-          <w:sz w:val="28"/>
-          <w:szCs w:val="28"/>
-          <w:lang w:eastAsia="zh-CN"/>
-          <w14:ligatures w14:val="none"/>
-        </w:rPr>
-        <w:t>Dc − d1 ≥ D1 + 2c</w:t>
-      </w:r>
-      <w:r>
-        <w:rPr>
-          <w:rFonts w:ascii="Times New Roman" w:eastAsia="SimSun" w:hAnsi="Times New Roman" w:cs="Times New Roman"/>
-          <w:kern w:val="0"/>
-          <w:sz w:val="28"/>
-          <w:szCs w:val="28"/>
-          <w:lang w:eastAsia="zh-CN"/>
-          <w14:ligatures w14:val="none"/>
-        </w:rPr>
-        <w:t xml:space="preserve"> — крепёжное отверстие не пересекает патрубок;</w:t>
-      </w:r>
-    </w:p>
-    <w:p>
-      <w:pPr>
-        <w:spacing w:after="0" w:line="360" w:lineRule="auto"/>
-        <w:jc w:val="both"/>
-        <w:rPr>
-          <w:rFonts w:ascii="Times New Roman" w:eastAsia="SimSun" w:hAnsi="Times New Roman" w:cs="Times New Roman"/>
-          <w:kern w:val="0"/>
-          <w:sz w:val="28"/>
-          <w:szCs w:val="28"/>
-          <w:lang w:eastAsia="zh-CN"/>
-          <w14:ligatures w14:val="none"/>
-        </w:rPr>
-      </w:pPr>
-      <w:r>
-        <w:rPr>
-          <w:rFonts w:ascii="Times New Roman" w:eastAsia="SimSun" w:hAnsi="Times New Roman" w:cs="Times New Roman"/>
-          <w:b/>
-          <w:bCs/>
-          <w:kern w:val="0"/>
-          <w:sz w:val="28"/>
-          <w:szCs w:val="28"/>
-          <w:lang w:eastAsia="zh-CN"/>
-          <w14:ligatures w14:val="none"/>
-        </w:rPr>
-        <w:t>Dc + d1 ≤ D − 2c</w:t>
-      </w:r>
-      <w:r>
-        <w:rPr>
-          <w:rFonts w:ascii="Times New Roman" w:eastAsia="SimSun" w:hAnsi="Times New Roman" w:cs="Times New Roman"/>
-          <w:kern w:val="0"/>
-          <w:sz w:val="28"/>
-          <w:szCs w:val="28"/>
-          <w:lang w:eastAsia="zh-CN"/>
-          <w14:ligatures w14:val="none"/>
-        </w:rPr>
-        <w:t xml:space="preserve"> — крепёжное отверстие не выходит за внешний край фланца;</w:t>
-      </w:r>
-    </w:p>
-    <w:p>
-      <w:pPr>
-        <w:spacing w:after="0" w:line="360" w:lineRule="auto"/>
-        <w:jc w:val="both"/>
-        <w:rPr>
-          <w:rFonts w:ascii="Times New Roman" w:eastAsia="SimSun" w:hAnsi="Times New Roman" w:cs="Times New Roman"/>
-          <w:kern w:val="0"/>
-          <w:sz w:val="28"/>
-          <w:szCs w:val="28"/>
-          <w:lang w:eastAsia="zh-CN"/>
-          <w14:ligatures w14:val="none"/>
-        </w:rPr>
-      </w:pPr>
-      <w:r>
-        <w:rPr>
-          <w:rFonts w:ascii="Times New Roman" w:eastAsia="SimSun" w:hAnsi="Times New Roman" w:cs="Times New Roman"/>
-          <w:b/>
-          <w:bCs/>
-          <w:kern w:val="0"/>
-          <w:sz w:val="28"/>
-          <w:szCs w:val="28"/>
-          <w:lang w:eastAsia="zh-CN"/>
-          <w14:ligatures w14:val="none"/>
-        </w:rPr>
-        <w:t>Dc · sin(180° / n) ≥ d1 + c</w:t>
-      </w:r>
-      <w:r>
-        <w:rPr>
-          <w:rFonts w:ascii="Times New Roman" w:eastAsia="SimSun" w:hAnsi="Times New Roman" w:cs="Times New Roman"/>
-          <w:kern w:val="0"/>
-          <w:sz w:val="28"/>
-          <w:szCs w:val="28"/>
-          <w:lang w:eastAsia="zh-CN"/>
-          <w14:ligatures w14:val="none"/>
-        </w:rPr>
-        <w:t xml:space="preserve"> — соседние крепёжные отверстия не пересекаются.</w:t>
-      </w:r>
-    </w:p>
-    <w:bookmarkEnd w:id="21"/>
-    <w:p>
-      <w:pPr>
-        <w:spacing w:after="0" w:line="360" w:lineRule="auto"/>
-        <w:ind w:firstLine="708"/>
-        <w:jc w:val="both"/>
-        <w:rPr>
-          <w:rFonts w:ascii="Times New Roman" w:eastAsia="SimSun" w:hAnsi="Times New Roman" w:cs="Times New Roman"/>
-          <w:kern w:val="0"/>
-          <w:sz w:val="28"/>
-          <w:szCs w:val="28"/>
-          <w:lang w:eastAsia="zh-CN"/>
-          <w14:ligatures w14:val="none"/>
-        </w:rPr>
-      </w:pPr>
-      <w:r>
-        <w:rPr>
-          <w:rFonts w:ascii="Times New Roman" w:eastAsia="SimSun" w:hAnsi="Times New Roman" w:cs="Times New Roman"/>
-          <w:kern w:val="0"/>
-          <w:sz w:val="28"/>
-          <w:szCs w:val="28"/>
-          <w:lang w:eastAsia="zh-CN"/>
-          <w14:ligatures w14:val="none"/>
-        </w:rPr>
-        <w:t>АС должна иметь пользовательский интерфейс с возможностью изменения значений, представленных выше, и последующим построении объекта «Трубный фланец с патрубком» в САПР «</w:t>
-      </w:r>
-      <w:r>
-        <w:rPr>
-          <w:rFonts w:ascii="Times New Roman" w:eastAsia="SimSun" w:hAnsi="Times New Roman" w:cs="Times New Roman"/>
-          <w:kern w:val="0"/>
-          <w:sz w:val="28"/>
-          <w:szCs w:val="28"/>
-          <w:lang w:val="en-US" w:eastAsia="zh-CN"/>
-          <w14:ligatures w14:val="none"/>
-        </w:rPr>
-        <w:t>Autodesk</w:t>
-      </w:r>
-      <w:r>
-        <w:rPr>
-          <w:rFonts w:ascii="Times New Roman" w:eastAsia="SimSun" w:hAnsi="Times New Roman" w:cs="Times New Roman"/>
-          <w:kern w:val="0"/>
-          <w:sz w:val="28"/>
-          <w:szCs w:val="28"/>
-          <w:lang w:eastAsia="zh-CN"/>
-          <w14:ligatures w14:val="none"/>
-        </w:rPr>
-        <w:t xml:space="preserve"> </w:t>
-      </w:r>
-      <w:r>
-        <w:rPr>
-          <w:rFonts w:ascii="Times New Roman" w:eastAsia="SimSun" w:hAnsi="Times New Roman" w:cs="Times New Roman"/>
-          <w:kern w:val="0"/>
-          <w:sz w:val="28"/>
-          <w:szCs w:val="28"/>
-          <w:lang w:val="en-US" w:eastAsia="zh-CN"/>
-          <w14:ligatures w14:val="none"/>
-        </w:rPr>
-        <w:t>Inventor</w:t>
-      </w:r>
-      <w:r>
-        <w:rPr>
-          <w:rFonts w:ascii="Times New Roman" w:eastAsia="SimSun" w:hAnsi="Times New Roman" w:cs="Times New Roman"/>
-          <w:kern w:val="0"/>
-          <w:sz w:val="28"/>
-          <w:szCs w:val="28"/>
-          <w:lang w:eastAsia="zh-CN"/>
-          <w14:ligatures w14:val="none"/>
-        </w:rPr>
-        <w:t>». В плагине должны проходить проверки значений, вводимых пользователем. Реализуемый плагин должен обеспечивать обработку ошибочных ситуаций, возникающих в процессе работы. При нажатии на кнопку «Построить» должна проходить проверка правильности ввода данных. Если данные некорректные, то должно высветиться окно с ошибкой построения и не будут применяться введённые параметры.</w:t>
-      </w:r>
+      <w:bookmarkEnd w:id="12"/>
     </w:p>
     <w:p>
       <w:pPr>
@@ -6474,25 +5229,10 @@
           <w:kern w:val="0"/>
           <w:sz w:val="28"/>
           <w:szCs w:val="28"/>
-          <w:lang w:eastAsia="zh-CN"/>
-          <w14:ligatures w14:val="none"/>
-        </w:rPr>
-      </w:pPr>
-      <w:bookmarkStart w:id="25" w:name="_Toc240308332"/>
-      <w:r>
-        <w:rPr>
-          <w:rFonts w:ascii="Times New Roman" w:eastAsia="SimSun" w:hAnsi="Times New Roman" w:cs="Times New Roman"/>
-          <w:b/>
-          <w:bCs/>
-          <w:kern w:val="0"/>
-          <w:sz w:val="28"/>
-          <w:szCs w:val="28"/>
-          <w:lang w:eastAsia="zh-CN"/>
-          <w14:ligatures w14:val="none"/>
-        </w:rPr>
-        <w:t>3.1.2 Требования к численности и квалификации персонала системы</w:t>
-      </w:r>
-      <w:bookmarkEnd w:id="25"/>
+          <w:lang w:val="en-US" w:eastAsia="zh-CN"/>
+          <w14:ligatures w14:val="none"/>
+        </w:rPr>
+      </w:pPr>
     </w:p>
     <w:p>
       <w:pPr>
@@ -6508,25 +5248,2666 @@
           <w14:ligatures w14:val="none"/>
         </w:rPr>
       </w:pPr>
-      <w:commentRangeStart w:id="68"/>
-      <w:r>
-        <w:rPr>
-          <w:rFonts w:ascii="Times New Roman" w:eastAsia="SimSun" w:hAnsi="Times New Roman" w:cs="Times New Roman"/>
-          <w:kern w:val="0"/>
-          <w:sz w:val="28"/>
-          <w:szCs w:val="28"/>
-          <w:lang w:eastAsia="zh-CN"/>
-          <w14:ligatures w14:val="none"/>
-        </w:rPr>
-        <w:t>Дополнительные требования к численности и квалификации персонала системы не предъявляются.</w:t>
-      </w:r>
-      <w:commentRangeEnd w:id="68"/>
-      <w:r>
-        <w:rPr>
-          <w:rStyle w:val="CommentReference"/>
-        </w:rPr>
-        <w:commentReference w:id="68"/>
-      </w:r>
+      <w:r>
+        <w:rPr>
+          <w:rFonts w:ascii="Times New Roman" w:eastAsia="SimSun" w:hAnsi="Times New Roman" w:cs="Times New Roman"/>
+          <w:kern w:val="0"/>
+          <w:sz w:val="28"/>
+          <w:szCs w:val="28"/>
+          <w:lang w:eastAsia="zh-CN"/>
+          <w14:ligatures w14:val="none"/>
+        </w:rPr>
+        <w:t>Система должна быть выполнена в качестве сторонней программы (внешнего процесса), способной запустить процесс программы «Autodesk Inventor» либо подключиться к уже запущенному экземпляру для построения детали. Взаимодействие с «Autodesk Inventor» осуществляется через COM-интерфейс Inventor API (см. п. 3.3.4).</w:t>
+      </w:r>
+    </w:p>
+    <w:p>
+      <w:pPr>
+        <w:spacing w:after="0" w:line="360" w:lineRule="auto"/>
+        <w:ind w:firstLine="708"/>
+        <w:jc w:val="both"/>
+        <w:rPr>
+          <w:rFonts w:ascii="Times New Roman" w:eastAsia="SimSun" w:hAnsi="Times New Roman" w:cs="Times New Roman"/>
+          <w:kern w:val="0"/>
+          <w:sz w:val="28"/>
+          <w:szCs w:val="28"/>
+          <w:lang w:eastAsia="zh-CN"/>
+          <w14:ligatures w14:val="none"/>
+        </w:rPr>
+      </w:pPr>
+    </w:p>
+    <w:p>
+      <w:pPr>
+        <w:spacing w:after="0" w:line="360" w:lineRule="auto"/>
+        <w:ind w:firstLine="708"/>
+        <w:jc w:val="both"/>
+        <w:rPr>
+          <w:rFonts w:ascii="Times New Roman" w:eastAsia="SimSun" w:hAnsi="Times New Roman" w:cs="Times New Roman"/>
+          <w:kern w:val="0"/>
+          <w:sz w:val="28"/>
+          <w:szCs w:val="28"/>
+          <w:lang w:eastAsia="zh-CN"/>
+          <w14:ligatures w14:val="none"/>
+        </w:rPr>
+      </w:pPr>
+      <w:bookmarkStart w:id="13" w:name="_Hlk183900138"/>
+      <w:r>
+        <w:rPr>
+          <w:rFonts w:ascii="Times New Roman" w:eastAsia="SimSun" w:hAnsi="Times New Roman" w:cs="Times New Roman"/>
+          <w:b/>
+          <w:bCs/>
+          <w:i/>
+          <w:iCs/>
+          <w:kern w:val="0"/>
+          <w:sz w:val="28"/>
+          <w:szCs w:val="28"/>
+          <w:lang w:eastAsia="zh-CN"/>
+          <w14:ligatures w14:val="none"/>
+        </w:rPr>
+        <w:t>Изменяемые параметры для плагина</w:t>
+      </w:r>
+      <w:r>
+        <w:rPr>
+          <w:rFonts w:ascii="Times New Roman" w:eastAsia="SimSun" w:hAnsi="Times New Roman" w:cs="Times New Roman"/>
+          <w:kern w:val="0"/>
+          <w:sz w:val="28"/>
+          <w:szCs w:val="28"/>
+          <w:lang w:eastAsia="zh-CN"/>
+          <w14:ligatures w14:val="none"/>
+        </w:rPr>
+        <w:t xml:space="preserve"> (также все обозначения показаны на рисунке 2.1):</w:t>
+      </w:r>
+    </w:p>
+    <w:p>
+      <w:pPr>
+        <w:pStyle w:val="a7"/>
+        <w:numPr>
+          <w:ilvl w:val="0"/>
+          <w:numId w:val="5"/>
+        </w:numPr>
+        <w:spacing w:after="0" w:line="360" w:lineRule="auto"/>
+        <w:jc w:val="both"/>
+        <w:rPr>
+          <w:rFonts w:ascii="Times New Roman" w:eastAsia="SimSun" w:hAnsi="Times New Roman" w:cs="Times New Roman"/>
+          <w:kern w:val="0"/>
+          <w:sz w:val="28"/>
+          <w:szCs w:val="28"/>
+          <w:lang w:eastAsia="zh-CN"/>
+          <w14:ligatures w14:val="none"/>
+        </w:rPr>
+      </w:pPr>
+      <w:commentRangeStart w:id="14"/>
+      <w:commentRangeStart w:id="15"/>
+      <w:r>
+        <w:rPr>
+          <w:rFonts w:ascii="Times New Roman" w:eastAsia="SimSun" w:hAnsi="Times New Roman" w:cs="Times New Roman"/>
+          <w:b/>
+          <w:bCs/>
+          <w:kern w:val="0"/>
+          <w:sz w:val="28"/>
+          <w:szCs w:val="28"/>
+          <w:lang w:eastAsia="zh-CN"/>
+          <w14:ligatures w14:val="none"/>
+        </w:rPr>
+        <w:t xml:space="preserve">Внутренний проходной диаметр патрубка </w:t>
+      </w:r>
+      <w:r>
+        <w:rPr>
+          <w:rFonts w:ascii="Times New Roman" w:eastAsia="SimSun" w:hAnsi="Times New Roman" w:cs="Times New Roman"/>
+          <w:b/>
+          <w:bCs/>
+          <w:kern w:val="0"/>
+          <w:sz w:val="28"/>
+          <w:szCs w:val="28"/>
+          <w:lang w:val="en-US" w:eastAsia="zh-CN"/>
+          <w14:ligatures w14:val="none"/>
+        </w:rPr>
+        <w:t>d</w:t>
+      </w:r>
+      <w:r>
+        <w:rPr>
+          <w:rFonts w:ascii="Times New Roman" w:eastAsia="SimSun" w:hAnsi="Times New Roman" w:cs="Times New Roman"/>
+          <w:kern w:val="0"/>
+          <w:sz w:val="28"/>
+          <w:szCs w:val="28"/>
+          <w:lang w:eastAsia="zh-CN"/>
+          <w14:ligatures w14:val="none"/>
+        </w:rPr>
+        <w:t xml:space="preserve"> (от 15 мм до 100 мм), который строго меньше внешнего диаметра патрубка </w:t>
+      </w:r>
+      <w:r>
+        <w:rPr>
+          <w:rFonts w:ascii="Times New Roman" w:eastAsia="SimSun" w:hAnsi="Times New Roman" w:cs="Times New Roman"/>
+          <w:kern w:val="0"/>
+          <w:sz w:val="28"/>
+          <w:szCs w:val="28"/>
+          <w:lang w:val="en-US" w:eastAsia="zh-CN"/>
+          <w14:ligatures w14:val="none"/>
+        </w:rPr>
+        <w:t>D</w:t>
+      </w:r>
+      <w:r>
+        <w:rPr>
+          <w:rFonts w:ascii="Times New Roman" w:eastAsia="SimSun" w:hAnsi="Times New Roman" w:cs="Times New Roman"/>
+          <w:kern w:val="0"/>
+          <w:sz w:val="28"/>
+          <w:szCs w:val="28"/>
+          <w:lang w:eastAsia="zh-CN"/>
+          <w14:ligatures w14:val="none"/>
+        </w:rPr>
+        <w:t>1;</w:t>
+      </w:r>
+      <w:commentRangeEnd w:id="14"/>
+      <w:r>
+        <w:commentReference w:id="14"/>
+      </w:r>
+      <w:commentRangeEnd w:id="15"/>
+      <w:r>
+        <w:rPr>
+          <w:rStyle w:val="ae"/>
+        </w:rPr>
+        <w:commentReference w:id="15"/>
+      </w:r>
+    </w:p>
+    <w:p>
+      <w:pPr>
+        <w:pStyle w:val="a7"/>
+        <w:numPr>
+          <w:ilvl w:val="0"/>
+          <w:numId w:val="5"/>
+        </w:numPr>
+        <w:spacing w:after="0" w:line="360" w:lineRule="auto"/>
+        <w:jc w:val="both"/>
+        <w:rPr>
+          <w:rFonts w:ascii="Times New Roman" w:eastAsia="SimSun" w:hAnsi="Times New Roman" w:cs="Times New Roman"/>
+          <w:kern w:val="0"/>
+          <w:sz w:val="28"/>
+          <w:szCs w:val="28"/>
+          <w:lang w:eastAsia="zh-CN"/>
+          <w14:ligatures w14:val="none"/>
+        </w:rPr>
+      </w:pPr>
+      <w:r>
+        <w:rPr>
+          <w:rFonts w:ascii="Times New Roman" w:eastAsia="SimSun" w:hAnsi="Times New Roman" w:cs="Times New Roman"/>
+          <w:b/>
+          <w:bCs/>
+          <w:kern w:val="0"/>
+          <w:sz w:val="28"/>
+          <w:szCs w:val="28"/>
+          <w:lang w:eastAsia="zh-CN"/>
+          <w14:ligatures w14:val="none"/>
+        </w:rPr>
+        <w:t xml:space="preserve">Толщина стенки патрубка A1 </w:t>
+      </w:r>
+      <w:r>
+        <w:rPr>
+          <w:rFonts w:ascii="Times New Roman" w:eastAsia="SimSun" w:hAnsi="Times New Roman" w:cs="Times New Roman"/>
+          <w:bCs/>
+          <w:kern w:val="0"/>
+          <w:sz w:val="28"/>
+          <w:szCs w:val="28"/>
+          <w:lang w:eastAsia="zh-CN"/>
+          <w14:ligatures w14:val="none"/>
+        </w:rPr>
+        <w:t>(от 2 мм до 10 мм);</w:t>
+      </w:r>
+    </w:p>
+    <w:p>
+      <w:pPr>
+        <w:pStyle w:val="a7"/>
+        <w:numPr>
+          <w:ilvl w:val="0"/>
+          <w:numId w:val="5"/>
+        </w:numPr>
+        <w:spacing w:after="0" w:line="360" w:lineRule="auto"/>
+        <w:jc w:val="both"/>
+        <w:rPr>
+          <w:rFonts w:ascii="Times New Roman" w:eastAsia="SimSun" w:hAnsi="Times New Roman" w:cs="Times New Roman"/>
+          <w:kern w:val="0"/>
+          <w:sz w:val="28"/>
+          <w:szCs w:val="28"/>
+          <w:lang w:eastAsia="zh-CN"/>
+          <w14:ligatures w14:val="none"/>
+        </w:rPr>
+      </w:pPr>
+      <w:r>
+        <w:rPr>
+          <w:rFonts w:ascii="Times New Roman" w:eastAsia="SimSun" w:hAnsi="Times New Roman" w:cs="Times New Roman"/>
+          <w:b/>
+          <w:bCs/>
+          <w:kern w:val="0"/>
+          <w:sz w:val="28"/>
+          <w:szCs w:val="28"/>
+          <w:lang w:eastAsia="zh-CN"/>
+          <w14:ligatures w14:val="none"/>
+        </w:rPr>
+        <w:t xml:space="preserve">Внешний диаметр фланца </w:t>
+      </w:r>
+      <w:r>
+        <w:rPr>
+          <w:rFonts w:ascii="Times New Roman" w:eastAsia="SimSun" w:hAnsi="Times New Roman" w:cs="Times New Roman"/>
+          <w:b/>
+          <w:bCs/>
+          <w:kern w:val="0"/>
+          <w:sz w:val="28"/>
+          <w:szCs w:val="28"/>
+          <w:lang w:val="en-US" w:eastAsia="zh-CN"/>
+          <w14:ligatures w14:val="none"/>
+        </w:rPr>
+        <w:t>D</w:t>
+      </w:r>
+      <w:r>
+        <w:rPr>
+          <w:rFonts w:ascii="Times New Roman" w:eastAsia="SimSun" w:hAnsi="Times New Roman" w:cs="Times New Roman"/>
+          <w:kern w:val="0"/>
+          <w:sz w:val="28"/>
+          <w:szCs w:val="28"/>
+          <w:lang w:eastAsia="zh-CN"/>
+          <w14:ligatures w14:val="none"/>
+        </w:rPr>
+        <w:t xml:space="preserve"> (от 60 мм до 250 мм), который строго больше внешнего диаметра патрубка </w:t>
+      </w:r>
+      <w:r>
+        <w:rPr>
+          <w:rFonts w:ascii="Times New Roman" w:eastAsia="SimSun" w:hAnsi="Times New Roman" w:cs="Times New Roman"/>
+          <w:kern w:val="0"/>
+          <w:sz w:val="28"/>
+          <w:szCs w:val="28"/>
+          <w:lang w:val="en-US" w:eastAsia="zh-CN"/>
+          <w14:ligatures w14:val="none"/>
+        </w:rPr>
+        <w:t>D</w:t>
+      </w:r>
+      <w:r>
+        <w:rPr>
+          <w:rFonts w:ascii="Times New Roman" w:eastAsia="SimSun" w:hAnsi="Times New Roman" w:cs="Times New Roman"/>
+          <w:kern w:val="0"/>
+          <w:sz w:val="28"/>
+          <w:szCs w:val="28"/>
+          <w:lang w:eastAsia="zh-CN"/>
+          <w14:ligatures w14:val="none"/>
+        </w:rPr>
+        <w:t>1 и удовлетворяет условиям, приведённым ниже;</w:t>
+      </w:r>
+    </w:p>
+    <w:p>
+      <w:pPr>
+        <w:pStyle w:val="a7"/>
+        <w:numPr>
+          <w:ilvl w:val="0"/>
+          <w:numId w:val="5"/>
+        </w:numPr>
+        <w:spacing w:after="0" w:line="360" w:lineRule="auto"/>
+        <w:jc w:val="both"/>
+        <w:rPr>
+          <w:rFonts w:ascii="Times New Roman" w:eastAsia="SimSun" w:hAnsi="Times New Roman" w:cs="Times New Roman"/>
+          <w:bCs/>
+          <w:kern w:val="0"/>
+          <w:sz w:val="28"/>
+          <w:szCs w:val="28"/>
+          <w:lang w:eastAsia="zh-CN"/>
+          <w14:ligatures w14:val="none"/>
+        </w:rPr>
+      </w:pPr>
+      <w:r>
+        <w:rPr>
+          <w:rFonts w:ascii="Times New Roman" w:eastAsia="SimSun" w:hAnsi="Times New Roman" w:cs="Times New Roman"/>
+          <w:b/>
+          <w:bCs/>
+          <w:kern w:val="0"/>
+          <w:sz w:val="28"/>
+          <w:szCs w:val="28"/>
+          <w:lang w:eastAsia="zh-CN"/>
+          <w14:ligatures w14:val="none"/>
+        </w:rPr>
+        <w:t xml:space="preserve">Общая длина детали </w:t>
+      </w:r>
+      <w:r>
+        <w:rPr>
+          <w:rFonts w:ascii="Times New Roman" w:eastAsia="SimSun" w:hAnsi="Times New Roman" w:cs="Times New Roman"/>
+          <w:b/>
+          <w:bCs/>
+          <w:kern w:val="0"/>
+          <w:sz w:val="28"/>
+          <w:szCs w:val="28"/>
+          <w:lang w:val="en-US" w:eastAsia="zh-CN"/>
+          <w14:ligatures w14:val="none"/>
+        </w:rPr>
+        <w:t>L</w:t>
+      </w:r>
+      <w:r>
+        <w:rPr>
+          <w:rFonts w:ascii="Times New Roman" w:eastAsia="SimSun" w:hAnsi="Times New Roman" w:cs="Times New Roman"/>
+          <w:b/>
+          <w:bCs/>
+          <w:kern w:val="0"/>
+          <w:sz w:val="28"/>
+          <w:szCs w:val="28"/>
+          <w:lang w:eastAsia="zh-CN"/>
+          <w14:ligatures w14:val="none"/>
+        </w:rPr>
+        <w:t xml:space="preserve"> </w:t>
+      </w:r>
+      <w:r>
+        <w:rPr>
+          <w:rFonts w:ascii="Times New Roman" w:eastAsia="SimSun" w:hAnsi="Times New Roman" w:cs="Times New Roman"/>
+          <w:bCs/>
+          <w:kern w:val="0"/>
+          <w:sz w:val="28"/>
+          <w:szCs w:val="28"/>
+          <w:lang w:eastAsia="zh-CN"/>
+          <w14:ligatures w14:val="none"/>
+        </w:rPr>
+        <w:t xml:space="preserve">(от </w:t>
+      </w:r>
+      <w:r>
+        <w:rPr>
+          <w:rFonts w:ascii="Times New Roman" w:eastAsia="SimSun" w:hAnsi="Times New Roman" w:cs="Times New Roman"/>
+          <w:kern w:val="0"/>
+          <w:sz w:val="28"/>
+          <w:szCs w:val="28"/>
+          <w:lang w:eastAsia="zh-CN"/>
+          <w14:ligatures w14:val="none"/>
+        </w:rPr>
+        <w:t>30 мм до 50 мм</w:t>
+      </w:r>
+      <w:r>
+        <w:rPr>
+          <w:rFonts w:ascii="Times New Roman" w:eastAsia="SimSun" w:hAnsi="Times New Roman" w:cs="Times New Roman"/>
+          <w:bCs/>
+          <w:kern w:val="0"/>
+          <w:sz w:val="28"/>
+          <w:szCs w:val="28"/>
+          <w:lang w:eastAsia="zh-CN"/>
+          <w14:ligatures w14:val="none"/>
+        </w:rPr>
+        <w:t>);</w:t>
+      </w:r>
+    </w:p>
+    <w:p>
+      <w:pPr>
+        <w:pStyle w:val="a7"/>
+        <w:numPr>
+          <w:ilvl w:val="0"/>
+          <w:numId w:val="5"/>
+        </w:numPr>
+        <w:spacing w:after="0" w:line="360" w:lineRule="auto"/>
+        <w:jc w:val="both"/>
+        <w:rPr>
+          <w:rFonts w:ascii="Times New Roman" w:eastAsia="SimSun" w:hAnsi="Times New Roman" w:cs="Times New Roman"/>
+          <w:kern w:val="0"/>
+          <w:sz w:val="28"/>
+          <w:szCs w:val="28"/>
+          <w:lang w:eastAsia="zh-CN"/>
+          <w14:ligatures w14:val="none"/>
+        </w:rPr>
+      </w:pPr>
+      <w:r>
+        <w:rPr>
+          <w:rFonts w:ascii="Times New Roman" w:eastAsia="SimSun" w:hAnsi="Times New Roman" w:cs="Times New Roman"/>
+          <w:b/>
+          <w:kern w:val="0"/>
+          <w:sz w:val="28"/>
+          <w:szCs w:val="28"/>
+          <w:lang w:eastAsia="zh-CN"/>
+          <w14:ligatures w14:val="none"/>
+        </w:rPr>
+        <w:t xml:space="preserve">Толщина диска фланца М </w:t>
+      </w:r>
+      <w:r>
+        <w:rPr>
+          <w:rFonts w:ascii="Times New Roman" w:eastAsia="SimSun" w:hAnsi="Times New Roman" w:cs="Times New Roman"/>
+          <w:bCs/>
+          <w:kern w:val="0"/>
+          <w:sz w:val="28"/>
+          <w:szCs w:val="28"/>
+          <w:lang w:eastAsia="zh-CN"/>
+          <w14:ligatures w14:val="none"/>
+        </w:rPr>
+        <w:t xml:space="preserve">(от </w:t>
+      </w:r>
+      <w:r>
+        <w:rPr>
+          <w:rFonts w:ascii="Times New Roman" w:eastAsia="SimSun" w:hAnsi="Times New Roman" w:cs="Times New Roman"/>
+          <w:kern w:val="0"/>
+          <w:sz w:val="28"/>
+          <w:szCs w:val="28"/>
+          <w:lang w:eastAsia="zh-CN"/>
+          <w14:ligatures w14:val="none"/>
+        </w:rPr>
+        <w:t>5 мм до 40 мм</w:t>
+      </w:r>
+      <w:r>
+        <w:rPr>
+          <w:rFonts w:ascii="Times New Roman" w:eastAsia="SimSun" w:hAnsi="Times New Roman" w:cs="Times New Roman"/>
+          <w:bCs/>
+          <w:kern w:val="0"/>
+          <w:sz w:val="28"/>
+          <w:szCs w:val="28"/>
+          <w:lang w:eastAsia="zh-CN"/>
+          <w14:ligatures w14:val="none"/>
+        </w:rPr>
+        <w:t xml:space="preserve">), которая строго меньше общей длины </w:t>
+      </w:r>
+      <w:r>
+        <w:rPr>
+          <w:rFonts w:ascii="Times New Roman" w:eastAsia="SimSun" w:hAnsi="Times New Roman" w:cs="Times New Roman"/>
+          <w:bCs/>
+          <w:kern w:val="0"/>
+          <w:sz w:val="28"/>
+          <w:szCs w:val="28"/>
+          <w:lang w:val="en-US" w:eastAsia="zh-CN"/>
+          <w14:ligatures w14:val="none"/>
+        </w:rPr>
+        <w:t>L</w:t>
+      </w:r>
+      <w:r>
+        <w:rPr>
+          <w:rFonts w:ascii="Times New Roman" w:eastAsia="SimSun" w:hAnsi="Times New Roman" w:cs="Times New Roman"/>
+          <w:bCs/>
+          <w:kern w:val="0"/>
+          <w:sz w:val="28"/>
+          <w:szCs w:val="28"/>
+          <w:lang w:eastAsia="zh-CN"/>
+          <w14:ligatures w14:val="none"/>
+        </w:rPr>
+        <w:t xml:space="preserve"> (проверка приведена ниже);</w:t>
+      </w:r>
+    </w:p>
+    <w:p>
+      <w:pPr>
+        <w:pStyle w:val="a7"/>
+        <w:numPr>
+          <w:ilvl w:val="0"/>
+          <w:numId w:val="5"/>
+        </w:numPr>
+        <w:spacing w:after="0" w:line="360" w:lineRule="auto"/>
+        <w:jc w:val="both"/>
+        <w:rPr>
+          <w:rFonts w:ascii="Times New Roman" w:eastAsia="SimSun" w:hAnsi="Times New Roman" w:cs="Times New Roman"/>
+          <w:kern w:val="0"/>
+          <w:sz w:val="28"/>
+          <w:szCs w:val="28"/>
+          <w:lang w:eastAsia="zh-CN"/>
+          <w14:ligatures w14:val="none"/>
+        </w:rPr>
+      </w:pPr>
+      <w:r>
+        <w:rPr>
+          <w:rFonts w:ascii="Times New Roman" w:eastAsia="SimSun" w:hAnsi="Times New Roman" w:cs="Times New Roman"/>
+          <w:b/>
+          <w:bCs/>
+          <w:kern w:val="0"/>
+          <w:sz w:val="28"/>
+          <w:szCs w:val="28"/>
+          <w:lang w:eastAsia="zh-CN"/>
+          <w14:ligatures w14:val="none"/>
+        </w:rPr>
+        <w:t xml:space="preserve">Диаметр крепёжного отверстия </w:t>
+      </w:r>
+      <w:r>
+        <w:rPr>
+          <w:rFonts w:ascii="Times New Roman" w:eastAsia="SimSun" w:hAnsi="Times New Roman" w:cs="Times New Roman"/>
+          <w:b/>
+          <w:bCs/>
+          <w:kern w:val="0"/>
+          <w:sz w:val="28"/>
+          <w:szCs w:val="28"/>
+          <w:lang w:val="en-US" w:eastAsia="zh-CN"/>
+          <w14:ligatures w14:val="none"/>
+        </w:rPr>
+        <w:t>d</w:t>
+      </w:r>
+      <w:r>
+        <w:rPr>
+          <w:rFonts w:ascii="Times New Roman" w:eastAsia="SimSun" w:hAnsi="Times New Roman" w:cs="Times New Roman"/>
+          <w:b/>
+          <w:bCs/>
+          <w:kern w:val="0"/>
+          <w:sz w:val="28"/>
+          <w:szCs w:val="28"/>
+          <w:lang w:eastAsia="zh-CN"/>
+          <w14:ligatures w14:val="none"/>
+        </w:rPr>
+        <w:t xml:space="preserve">1 </w:t>
+      </w:r>
+      <w:r>
+        <w:rPr>
+          <w:rFonts w:ascii="Times New Roman" w:eastAsia="SimSun" w:hAnsi="Times New Roman" w:cs="Times New Roman"/>
+          <w:bCs/>
+          <w:kern w:val="0"/>
+          <w:sz w:val="28"/>
+          <w:szCs w:val="28"/>
+          <w:lang w:eastAsia="zh-CN"/>
+          <w14:ligatures w14:val="none"/>
+        </w:rPr>
+        <w:t xml:space="preserve">(от </w:t>
+      </w:r>
+      <w:r>
+        <w:rPr>
+          <w:rFonts w:ascii="Times New Roman" w:eastAsia="SimSun" w:hAnsi="Times New Roman" w:cs="Times New Roman"/>
+          <w:kern w:val="0"/>
+          <w:sz w:val="28"/>
+          <w:szCs w:val="28"/>
+          <w:lang w:eastAsia="zh-CN"/>
+          <w14:ligatures w14:val="none"/>
+        </w:rPr>
+        <w:t>5 мм до 20 мм</w:t>
+      </w:r>
+      <w:r>
+        <w:rPr>
+          <w:rFonts w:ascii="Times New Roman" w:eastAsia="SimSun" w:hAnsi="Times New Roman" w:cs="Times New Roman"/>
+          <w:bCs/>
+          <w:kern w:val="0"/>
+          <w:sz w:val="28"/>
+          <w:szCs w:val="28"/>
+          <w:lang w:eastAsia="zh-CN"/>
+          <w14:ligatures w14:val="none"/>
+        </w:rPr>
+        <w:t>)</w:t>
+      </w:r>
+      <w:r>
+        <w:rPr>
+          <w:rFonts w:ascii="Times New Roman" w:eastAsia="SimSun" w:hAnsi="Times New Roman" w:cs="Times New Roman"/>
+          <w:kern w:val="0"/>
+          <w:sz w:val="28"/>
+          <w:szCs w:val="28"/>
+          <w:lang w:eastAsia="zh-CN"/>
+          <w14:ligatures w14:val="none"/>
+        </w:rPr>
+        <w:t>.</w:t>
+      </w:r>
+    </w:p>
+    <w:p>
+      <w:pPr>
+        <w:spacing w:after="0" w:line="360" w:lineRule="auto"/>
+        <w:ind w:firstLine="708"/>
+        <w:jc w:val="both"/>
+        <w:rPr>
+          <w:rFonts w:ascii="Times New Roman" w:eastAsia="SimSun" w:hAnsi="Times New Roman" w:cs="Times New Roman"/>
+          <w:kern w:val="0"/>
+          <w:sz w:val="28"/>
+          <w:szCs w:val="28"/>
+          <w:lang w:eastAsia="zh-CN"/>
+          <w14:ligatures w14:val="none"/>
+        </w:rPr>
+      </w:pPr>
+      <w:r>
+        <w:rPr>
+          <w:rFonts w:ascii="Times New Roman" w:eastAsia="SimSun" w:hAnsi="Times New Roman" w:cs="Times New Roman"/>
+          <w:b/>
+          <w:bCs/>
+          <w:i/>
+          <w:iCs/>
+          <w:kern w:val="0"/>
+          <w:sz w:val="28"/>
+          <w:szCs w:val="28"/>
+          <w:lang w:eastAsia="zh-CN"/>
+          <w14:ligatures w14:val="none"/>
+        </w:rPr>
+        <w:t>Вычисляемые параметры</w:t>
+      </w:r>
+      <w:r>
+        <w:rPr>
+          <w:rFonts w:ascii="Times New Roman" w:eastAsia="SimSun" w:hAnsi="Times New Roman" w:cs="Times New Roman"/>
+          <w:kern w:val="0"/>
+          <w:sz w:val="28"/>
+          <w:szCs w:val="28"/>
+          <w:lang w:eastAsia="zh-CN"/>
+          <w14:ligatures w14:val="none"/>
+        </w:rPr>
+        <w:t xml:space="preserve"> (не вводятся пользователем):</w:t>
+      </w:r>
+    </w:p>
+    <w:p>
+      <w:pPr>
+        <w:pStyle w:val="a7"/>
+        <w:numPr>
+          <w:ilvl w:val="0"/>
+          <w:numId w:val="6"/>
+        </w:numPr>
+        <w:spacing w:after="0" w:line="360" w:lineRule="auto"/>
+        <w:jc w:val="both"/>
+        <w:rPr>
+          <w:rFonts w:ascii="Times New Roman" w:eastAsia="SimSun" w:hAnsi="Times New Roman" w:cs="Times New Roman"/>
+          <w:kern w:val="0"/>
+          <w:sz w:val="28"/>
+          <w:szCs w:val="28"/>
+          <w:lang w:eastAsia="zh-CN"/>
+          <w14:ligatures w14:val="none"/>
+        </w:rPr>
+      </w:pPr>
+      <w:r>
+        <w:rPr>
+          <w:rFonts w:ascii="Times New Roman" w:eastAsia="SimSun" w:hAnsi="Times New Roman" w:cs="Times New Roman"/>
+          <w:b/>
+          <w:bCs/>
+          <w:kern w:val="0"/>
+          <w:sz w:val="28"/>
+          <w:szCs w:val="28"/>
+          <w:lang w:eastAsia="zh-CN"/>
+          <w14:ligatures w14:val="none"/>
+        </w:rPr>
+        <w:t>Внешний диаметр патрубка</w:t>
+      </w:r>
+    </w:p>
+    <w:p>
+      <w:pPr>
+        <w:pStyle w:val="a7"/>
+        <w:spacing w:after="0" w:line="360" w:lineRule="auto"/>
+        <w:jc w:val="both"/>
+        <w:rPr>
+          <w:rFonts w:ascii="Times New Roman" w:eastAsia="SimSun" w:hAnsi="Times New Roman" w:cs="Times New Roman"/>
+          <w:kern w:val="0"/>
+          <w:sz w:val="28"/>
+          <w:szCs w:val="28"/>
+          <w:lang w:eastAsia="zh-CN"/>
+          <w14:ligatures w14:val="none"/>
+        </w:rPr>
+      </w:pPr>
+      <m:oMath>
+        <m:sSub>
+          <m:sSubPr>
+            <m:ctrlPr>
+              <w:rPr>
+                <w:rFonts w:ascii="Cambria Math" w:eastAsia="SimSun" w:hAnsi="Cambria Math" w:cs="Times New Roman"/>
+                <w:i/>
+                <w:kern w:val="0"/>
+                <w:sz w:val="28"/>
+                <w:szCs w:val="28"/>
+                <w:lang w:val="en-US" w:eastAsia="zh-CN"/>
+                <w14:ligatures w14:val="none"/>
+              </w:rPr>
+            </m:ctrlPr>
+          </m:sSubPr>
+          <m:e>
+            <m:r>
+              <w:rPr>
+                <w:rFonts w:ascii="Cambria Math" w:eastAsia="SimSun" w:hAnsi="Cambria Math" w:cs="Times New Roman"/>
+                <w:kern w:val="0"/>
+                <w:sz w:val="28"/>
+                <w:szCs w:val="28"/>
+                <w:lang w:val="en-US" w:eastAsia="zh-CN"/>
+                <w14:ligatures w14:val="none"/>
+              </w:rPr>
+              <m:t>D</m:t>
+            </m:r>
+          </m:e>
+          <m:sub>
+            <m:r>
+              <w:rPr>
+                <w:rFonts w:ascii="Cambria Math" w:eastAsia="SimSun" w:hAnsi="Cambria Math" w:cs="Times New Roman"/>
+                <w:kern w:val="0"/>
+                <w:sz w:val="28"/>
+                <w:szCs w:val="28"/>
+                <w:lang w:eastAsia="zh-CN"/>
+                <w14:ligatures w14:val="none"/>
+              </w:rPr>
+              <m:t>1</m:t>
+            </m:r>
+          </m:sub>
+        </m:sSub>
+        <m:r>
+          <w:rPr>
+            <w:rFonts w:ascii="Cambria Math" w:eastAsia="SimSun" w:hAnsi="Cambria Math" w:cs="Times New Roman"/>
+            <w:kern w:val="0"/>
+            <w:sz w:val="28"/>
+            <w:szCs w:val="28"/>
+            <w:lang w:eastAsia="zh-CN"/>
+            <w14:ligatures w14:val="none"/>
+          </w:rPr>
+          <m:t>=</m:t>
+        </m:r>
+        <m:r>
+          <w:rPr>
+            <w:rFonts w:ascii="Cambria Math" w:eastAsia="SimSun" w:hAnsi="Cambria Math" w:cs="Times New Roman"/>
+            <w:kern w:val="0"/>
+            <w:sz w:val="28"/>
+            <w:szCs w:val="28"/>
+            <w:lang w:val="en-US" w:eastAsia="zh-CN"/>
+            <w14:ligatures w14:val="none"/>
+          </w:rPr>
+          <m:t>d</m:t>
+        </m:r>
+        <m:r>
+          <w:rPr>
+            <w:rFonts w:ascii="Cambria Math" w:eastAsia="SimSun" w:hAnsi="Cambria Math" w:cs="Times New Roman"/>
+            <w:kern w:val="0"/>
+            <w:sz w:val="28"/>
+            <w:szCs w:val="28"/>
+            <w:lang w:eastAsia="zh-CN"/>
+            <w14:ligatures w14:val="none"/>
+          </w:rPr>
+          <m:t xml:space="preserve">+2* </m:t>
+        </m:r>
+        <m:sSub>
+          <m:sSubPr>
+            <m:ctrlPr>
+              <w:rPr>
+                <w:rFonts w:ascii="Cambria Math" w:eastAsia="SimSun" w:hAnsi="Cambria Math" w:cs="Times New Roman"/>
+                <w:i/>
+                <w:kern w:val="0"/>
+                <w:sz w:val="28"/>
+                <w:szCs w:val="28"/>
+                <w:lang w:val="en-US" w:eastAsia="zh-CN"/>
+                <w14:ligatures w14:val="none"/>
+              </w:rPr>
+            </m:ctrlPr>
+          </m:sSubPr>
+          <m:e>
+            <m:r>
+              <w:rPr>
+                <w:rFonts w:ascii="Cambria Math" w:eastAsia="SimSun" w:hAnsi="Cambria Math" w:cs="Times New Roman"/>
+                <w:kern w:val="0"/>
+                <w:sz w:val="28"/>
+                <w:szCs w:val="28"/>
+                <w:lang w:val="en-US" w:eastAsia="zh-CN"/>
+                <w14:ligatures w14:val="none"/>
+              </w:rPr>
+              <m:t>A</m:t>
+            </m:r>
+          </m:e>
+          <m:sub>
+            <m:r>
+              <w:rPr>
+                <w:rFonts w:ascii="Cambria Math" w:eastAsia="SimSun" w:hAnsi="Cambria Math" w:cs="Times New Roman"/>
+                <w:kern w:val="0"/>
+                <w:sz w:val="28"/>
+                <w:szCs w:val="28"/>
+                <w:lang w:eastAsia="zh-CN"/>
+                <w14:ligatures w14:val="none"/>
+              </w:rPr>
+              <m:t>1</m:t>
+            </m:r>
+          </m:sub>
+        </m:sSub>
+      </m:oMath>
+      <w:r>
+        <w:rPr>
+          <w:rFonts w:ascii="Times New Roman" w:eastAsia="SimSun" w:hAnsi="Times New Roman" w:cs="Times New Roman"/>
+          <w:kern w:val="0"/>
+          <w:sz w:val="28"/>
+          <w:szCs w:val="28"/>
+          <w:lang w:eastAsia="zh-CN"/>
+          <w14:ligatures w14:val="none"/>
+        </w:rPr>
+        <w:t xml:space="preserve">, </w:t>
+      </w:r>
+      <w:r>
+        <w:rPr>
+          <w:rFonts w:ascii="Times New Roman" w:eastAsia="SimSun" w:hAnsi="Times New Roman" w:cs="Times New Roman"/>
+          <w:kern w:val="0"/>
+          <w:sz w:val="28"/>
+          <w:szCs w:val="28"/>
+          <w:lang w:eastAsia="zh-CN"/>
+          <w14:ligatures w14:val="none"/>
+        </w:rPr>
+        <w:t>где</w:t>
+      </w:r>
+      <w:r>
+        <w:rPr>
+          <w:rFonts w:ascii="Times New Roman" w:eastAsia="SimSun" w:hAnsi="Times New Roman" w:cs="Times New Roman"/>
+          <w:kern w:val="0"/>
+          <w:sz w:val="28"/>
+          <w:szCs w:val="28"/>
+          <w:lang w:eastAsia="zh-CN"/>
+          <w14:ligatures w14:val="none"/>
+        </w:rPr>
+        <w:t xml:space="preserve"> </w:t>
+      </w:r>
+      <w:r>
+        <w:rPr>
+          <w:rFonts w:ascii="Times New Roman" w:eastAsia="SimSun" w:hAnsi="Times New Roman" w:cs="Times New Roman"/>
+          <w:kern w:val="0"/>
+          <w:sz w:val="28"/>
+          <w:szCs w:val="28"/>
+          <w:lang w:val="en-US" w:eastAsia="zh-CN"/>
+          <w14:ligatures w14:val="none"/>
+        </w:rPr>
+        <w:t>D</w:t>
+      </w:r>
+      <w:r>
+        <w:rPr>
+          <w:rFonts w:ascii="Times New Roman" w:eastAsia="SimSun" w:hAnsi="Times New Roman" w:cs="Times New Roman"/>
+          <w:kern w:val="0"/>
+          <w:sz w:val="28"/>
+          <w:szCs w:val="28"/>
+          <w:lang w:eastAsia="zh-CN"/>
+          <w14:ligatures w14:val="none"/>
+        </w:rPr>
+        <w:t xml:space="preserve">1 </w:t>
+      </w:r>
+      <w:r>
+        <w:rPr>
+          <w:rFonts w:ascii="Times New Roman" w:eastAsia="SimSun" w:hAnsi="Times New Roman" w:cs="Times New Roman"/>
+          <w:kern w:val="0"/>
+          <w:sz w:val="28"/>
+          <w:szCs w:val="28"/>
+          <w:lang w:eastAsia="zh-CN"/>
+          <w14:ligatures w14:val="none"/>
+        </w:rPr>
+        <w:t>–</w:t>
+      </w:r>
+      <w:r>
+        <w:rPr>
+          <w:rFonts w:ascii="Times New Roman" w:eastAsia="SimSun" w:hAnsi="Times New Roman" w:cs="Times New Roman"/>
+          <w:kern w:val="0"/>
+          <w:sz w:val="28"/>
+          <w:szCs w:val="28"/>
+          <w:lang w:eastAsia="zh-CN"/>
+          <w14:ligatures w14:val="none"/>
+        </w:rPr>
+        <w:t xml:space="preserve"> </w:t>
+      </w:r>
+      <w:r>
+        <w:rPr>
+          <w:rFonts w:ascii="Times New Roman" w:eastAsia="SimSun" w:hAnsi="Times New Roman" w:cs="Times New Roman"/>
+          <w:kern w:val="0"/>
+          <w:sz w:val="28"/>
+          <w:szCs w:val="28"/>
+          <w:lang w:eastAsia="zh-CN"/>
+          <w14:ligatures w14:val="none"/>
+        </w:rPr>
+        <w:t xml:space="preserve">внешний диаметр патрубка, </w:t>
+      </w:r>
+      <w:r>
+        <w:rPr>
+          <w:rFonts w:ascii="Times New Roman" w:eastAsia="SimSun" w:hAnsi="Times New Roman" w:cs="Times New Roman"/>
+          <w:kern w:val="0"/>
+          <w:sz w:val="28"/>
+          <w:szCs w:val="28"/>
+          <w:lang w:val="en-US" w:eastAsia="zh-CN"/>
+          <w14:ligatures w14:val="none"/>
+        </w:rPr>
+        <w:t>d</w:t>
+      </w:r>
+      <w:r>
+        <w:rPr>
+          <w:rFonts w:ascii="Times New Roman" w:eastAsia="SimSun" w:hAnsi="Times New Roman" w:cs="Times New Roman"/>
+          <w:kern w:val="0"/>
+          <w:sz w:val="28"/>
+          <w:szCs w:val="28"/>
+          <w:lang w:eastAsia="zh-CN"/>
+          <w14:ligatures w14:val="none"/>
+        </w:rPr>
+        <w:t xml:space="preserve"> </w:t>
+      </w:r>
+      <w:r>
+        <w:rPr>
+          <w:rFonts w:ascii="Times New Roman" w:eastAsia="SimSun" w:hAnsi="Times New Roman" w:cs="Times New Roman"/>
+          <w:kern w:val="0"/>
+          <w:sz w:val="28"/>
+          <w:szCs w:val="28"/>
+          <w:lang w:eastAsia="zh-CN"/>
+          <w14:ligatures w14:val="none"/>
+        </w:rPr>
+        <w:t>–</w:t>
+      </w:r>
+      <w:r>
+        <w:rPr>
+          <w:rFonts w:ascii="Times New Roman" w:eastAsia="SimSun" w:hAnsi="Times New Roman" w:cs="Times New Roman"/>
+          <w:kern w:val="0"/>
+          <w:sz w:val="28"/>
+          <w:szCs w:val="28"/>
+          <w:lang w:eastAsia="zh-CN"/>
+          <w14:ligatures w14:val="none"/>
+        </w:rPr>
+        <w:t xml:space="preserve"> </w:t>
+      </w:r>
+      <w:r>
+        <w:rPr>
+          <w:rFonts w:ascii="Times New Roman" w:eastAsia="SimSun" w:hAnsi="Times New Roman" w:cs="Times New Roman"/>
+          <w:kern w:val="0"/>
+          <w:sz w:val="28"/>
+          <w:szCs w:val="28"/>
+          <w:lang w:eastAsia="zh-CN"/>
+          <w14:ligatures w14:val="none"/>
+        </w:rPr>
+        <w:t>внутренний диаметр патрубка, А1 – толщина патрубка</w:t>
+      </w:r>
+    </w:p>
+    <w:p>
+      <w:pPr>
+        <w:pStyle w:val="a7"/>
+        <w:spacing w:after="0" w:line="360" w:lineRule="auto"/>
+        <w:jc w:val="both"/>
+        <w:rPr>
+          <w:rFonts w:ascii="Times New Roman" w:eastAsia="SimSun" w:hAnsi="Times New Roman" w:cs="Times New Roman"/>
+          <w:i/>
+          <w:kern w:val="0"/>
+          <w:sz w:val="28"/>
+          <w:szCs w:val="28"/>
+          <w:lang w:eastAsia="zh-CN"/>
+          <w14:ligatures w14:val="none"/>
+        </w:rPr>
+      </w:pPr>
+    </w:p>
+    <w:p>
+      <w:pPr>
+        <w:pStyle w:val="a7"/>
+        <w:spacing w:after="0" w:line="360" w:lineRule="auto"/>
+        <w:jc w:val="both"/>
+        <w:rPr>
+          <w:rFonts w:ascii="Times New Roman" w:eastAsia="SimSun" w:hAnsi="Times New Roman" w:cs="Times New Roman"/>
+          <w:i/>
+          <w:kern w:val="0"/>
+          <w:sz w:val="28"/>
+          <w:szCs w:val="28"/>
+          <w:lang w:eastAsia="zh-CN"/>
+          <w14:ligatures w14:val="none"/>
+        </w:rPr>
+      </w:pPr>
+    </w:p>
+    <w:p>
+      <w:pPr>
+        <w:pStyle w:val="a7"/>
+        <w:numPr>
+          <w:ilvl w:val="0"/>
+          <w:numId w:val="6"/>
+        </w:numPr>
+        <w:spacing w:after="0" w:line="360" w:lineRule="auto"/>
+        <w:jc w:val="both"/>
+        <w:rPr>
+          <w:rFonts w:ascii="Times New Roman" w:eastAsia="SimSun" w:hAnsi="Times New Roman" w:cs="Times New Roman"/>
+          <w:kern w:val="0"/>
+          <w:sz w:val="28"/>
+          <w:szCs w:val="28"/>
+          <w:lang w:eastAsia="zh-CN"/>
+          <w14:ligatures w14:val="none"/>
+        </w:rPr>
+      </w:pPr>
+      <w:r>
+        <w:rPr>
+          <w:rFonts w:ascii="Times New Roman" w:eastAsia="SimSun" w:hAnsi="Times New Roman" w:cs="Times New Roman"/>
+          <w:b/>
+          <w:bCs/>
+          <w:kern w:val="0"/>
+          <w:sz w:val="28"/>
+          <w:szCs w:val="28"/>
+          <w:lang w:eastAsia="zh-CN"/>
+          <w14:ligatures w14:val="none"/>
+        </w:rPr>
+        <w:lastRenderedPageBreak/>
+        <w:t>Диаметр окружности центров крепёжных отверстий</w:t>
+      </w:r>
+    </w:p>
+    <w:p>
+      <w:pPr>
+        <w:pStyle w:val="a7"/>
+        <w:spacing w:after="0" w:line="360" w:lineRule="auto"/>
+        <w:jc w:val="both"/>
+        <w:rPr>
+          <w:rFonts w:ascii="Times New Roman" w:eastAsia="SimSun" w:hAnsi="Times New Roman" w:cs="Times New Roman"/>
+          <w:kern w:val="0"/>
+          <w:sz w:val="28"/>
+          <w:szCs w:val="28"/>
+          <w:lang w:eastAsia="zh-CN"/>
+          <w14:ligatures w14:val="none"/>
+        </w:rPr>
+      </w:pPr>
+      <m:oMath>
+        <m:sSub>
+          <m:sSubPr>
+            <m:ctrlPr>
+              <w:rPr>
+                <w:rFonts w:ascii="Cambria Math" w:eastAsia="SimSun" w:hAnsi="Cambria Math" w:cs="Times New Roman"/>
+                <w:i/>
+                <w:kern w:val="0"/>
+                <w:sz w:val="28"/>
+                <w:szCs w:val="28"/>
+                <w:lang w:val="en-US" w:eastAsia="zh-CN"/>
+                <w14:ligatures w14:val="none"/>
+              </w:rPr>
+            </m:ctrlPr>
+          </m:sSubPr>
+          <m:e>
+            <m:r>
+              <w:rPr>
+                <w:rFonts w:ascii="Cambria Math" w:eastAsia="SimSun" w:hAnsi="Cambria Math" w:cs="Times New Roman"/>
+                <w:kern w:val="0"/>
+                <w:sz w:val="28"/>
+                <w:szCs w:val="28"/>
+                <w:lang w:val="en-US" w:eastAsia="zh-CN"/>
+                <w14:ligatures w14:val="none"/>
+              </w:rPr>
+              <m:t>D</m:t>
+            </m:r>
+          </m:e>
+          <m:sub>
+            <m:r>
+              <w:rPr>
+                <w:rFonts w:ascii="Cambria Math" w:eastAsia="SimSun" w:hAnsi="Cambria Math" w:cs="Times New Roman"/>
+                <w:kern w:val="0"/>
+                <w:sz w:val="28"/>
+                <w:szCs w:val="28"/>
+                <w:lang w:val="en-US" w:eastAsia="zh-CN"/>
+                <w14:ligatures w14:val="none"/>
+              </w:rPr>
+              <m:t>c</m:t>
+            </m:r>
+          </m:sub>
+        </m:sSub>
+        <m:r>
+          <w:rPr>
+            <w:rFonts w:ascii="Cambria Math" w:eastAsia="SimSun" w:hAnsi="Cambria Math" w:cs="Times New Roman"/>
+            <w:kern w:val="0"/>
+            <w:sz w:val="28"/>
+            <w:szCs w:val="28"/>
+            <w:lang w:eastAsia="zh-CN"/>
+            <w14:ligatures w14:val="none"/>
+          </w:rPr>
+          <m:t>=</m:t>
+        </m:r>
+        <m:r>
+          <w:rPr>
+            <w:rFonts w:ascii="Cambria Math" w:eastAsia="SimSun" w:hAnsi="Cambria Math" w:cs="Times New Roman"/>
+            <w:kern w:val="0"/>
+            <w:sz w:val="28"/>
+            <w:szCs w:val="28"/>
+            <w:lang w:eastAsia="zh-CN"/>
+            <w14:ligatures w14:val="none"/>
+          </w:rPr>
+          <m:t>(</m:t>
+        </m:r>
+        <m:r>
+          <w:rPr>
+            <w:rFonts w:ascii="Cambria Math" w:eastAsia="SimSun" w:hAnsi="Cambria Math" w:cs="Times New Roman"/>
+            <w:kern w:val="0"/>
+            <w:sz w:val="28"/>
+            <w:szCs w:val="28"/>
+            <w:lang w:val="en-US" w:eastAsia="zh-CN"/>
+            <w14:ligatures w14:val="none"/>
+          </w:rPr>
+          <m:t>D</m:t>
+        </m:r>
+        <m:r>
+          <w:rPr>
+            <w:rFonts w:ascii="Cambria Math" w:eastAsia="SimSun" w:hAnsi="Cambria Math" w:cs="Times New Roman"/>
+            <w:kern w:val="0"/>
+            <w:sz w:val="28"/>
+            <w:szCs w:val="28"/>
+            <w:lang w:eastAsia="zh-CN"/>
+            <w14:ligatures w14:val="none"/>
+          </w:rPr>
+          <m:t>+</m:t>
+        </m:r>
+        <m:sSub>
+          <m:sSubPr>
+            <m:ctrlPr>
+              <w:rPr>
+                <w:rFonts w:ascii="Cambria Math" w:eastAsia="SimSun" w:hAnsi="Cambria Math" w:cs="Times New Roman"/>
+                <w:i/>
+                <w:kern w:val="0"/>
+                <w:sz w:val="28"/>
+                <w:szCs w:val="28"/>
+                <w:lang w:val="en-US" w:eastAsia="zh-CN"/>
+                <w14:ligatures w14:val="none"/>
+              </w:rPr>
+            </m:ctrlPr>
+          </m:sSubPr>
+          <m:e>
+            <m:r>
+              <w:rPr>
+                <w:rFonts w:ascii="Cambria Math" w:eastAsia="SimSun" w:hAnsi="Cambria Math" w:cs="Times New Roman"/>
+                <w:kern w:val="0"/>
+                <w:sz w:val="28"/>
+                <w:szCs w:val="28"/>
+                <w:lang w:val="en-US" w:eastAsia="zh-CN"/>
+                <w14:ligatures w14:val="none"/>
+              </w:rPr>
+              <m:t>D</m:t>
+            </m:r>
+          </m:e>
+          <m:sub>
+            <m:r>
+              <w:rPr>
+                <w:rFonts w:ascii="Cambria Math" w:eastAsia="SimSun" w:hAnsi="Cambria Math" w:cs="Times New Roman"/>
+                <w:kern w:val="0"/>
+                <w:sz w:val="28"/>
+                <w:szCs w:val="28"/>
+                <w:lang w:eastAsia="zh-CN"/>
+                <w14:ligatures w14:val="none"/>
+              </w:rPr>
+              <m:t>1</m:t>
+            </m:r>
+          </m:sub>
+        </m:sSub>
+        <m:r>
+          <w:rPr>
+            <w:rFonts w:ascii="Cambria Math" w:eastAsia="SimSun" w:hAnsi="Cambria Math" w:cs="Times New Roman"/>
+            <w:kern w:val="0"/>
+            <w:sz w:val="28"/>
+            <w:szCs w:val="28"/>
+            <w:lang w:eastAsia="zh-CN"/>
+            <w14:ligatures w14:val="none"/>
+          </w:rPr>
+          <m:t>)/</m:t>
+        </m:r>
+        <m:r>
+          <w:rPr>
+            <w:rFonts w:ascii="Cambria Math" w:eastAsia="SimSun" w:hAnsi="Cambria Math" w:cs="Times New Roman"/>
+            <w:kern w:val="0"/>
+            <w:sz w:val="28"/>
+            <w:szCs w:val="28"/>
+            <w:lang w:eastAsia="zh-CN"/>
+            <w14:ligatures w14:val="none"/>
+          </w:rPr>
+          <m:t xml:space="preserve"> </m:t>
+        </m:r>
+        <m:r>
+          <w:rPr>
+            <w:rFonts w:ascii="Cambria Math" w:eastAsia="SimSun" w:hAnsi="Cambria Math" w:cs="Times New Roman"/>
+            <w:kern w:val="0"/>
+            <w:sz w:val="28"/>
+            <w:szCs w:val="28"/>
+            <w:lang w:eastAsia="zh-CN"/>
+            <w14:ligatures w14:val="none"/>
+          </w:rPr>
+          <m:t>2</m:t>
+        </m:r>
+      </m:oMath>
+      <w:r>
+        <w:rPr>
+          <w:rFonts w:ascii="Times New Roman" w:eastAsia="SimSun" w:hAnsi="Times New Roman" w:cs="Times New Roman"/>
+          <w:kern w:val="0"/>
+          <w:sz w:val="28"/>
+          <w:szCs w:val="28"/>
+          <w:lang w:eastAsia="zh-CN"/>
+          <w14:ligatures w14:val="none"/>
+        </w:rPr>
+        <w:t xml:space="preserve">, где </w:t>
+      </w:r>
+      <w:r>
+        <w:rPr>
+          <w:rFonts w:ascii="Times New Roman" w:eastAsia="SimSun" w:hAnsi="Times New Roman" w:cs="Times New Roman"/>
+          <w:kern w:val="0"/>
+          <w:sz w:val="28"/>
+          <w:szCs w:val="28"/>
+          <w:lang w:val="en-US" w:eastAsia="zh-CN"/>
+          <w14:ligatures w14:val="none"/>
+        </w:rPr>
+        <w:t>Dc</w:t>
+      </w:r>
+      <w:r>
+        <w:rPr>
+          <w:rFonts w:ascii="Times New Roman" w:eastAsia="SimSun" w:hAnsi="Times New Roman" w:cs="Times New Roman"/>
+          <w:kern w:val="0"/>
+          <w:sz w:val="28"/>
+          <w:szCs w:val="28"/>
+          <w:lang w:eastAsia="zh-CN"/>
+          <w14:ligatures w14:val="none"/>
+        </w:rPr>
+        <w:t xml:space="preserve"> – диаметр окружности центров крепежных отверстий, </w:t>
+      </w:r>
+      <w:r>
+        <w:rPr>
+          <w:rFonts w:ascii="Times New Roman" w:eastAsia="SimSun" w:hAnsi="Times New Roman" w:cs="Times New Roman"/>
+          <w:kern w:val="0"/>
+          <w:sz w:val="28"/>
+          <w:szCs w:val="28"/>
+          <w:lang w:val="en-US" w:eastAsia="zh-CN"/>
+          <w14:ligatures w14:val="none"/>
+        </w:rPr>
+        <w:t>D</w:t>
+      </w:r>
+      <w:r>
+        <w:rPr>
+          <w:rFonts w:ascii="Times New Roman" w:eastAsia="SimSun" w:hAnsi="Times New Roman" w:cs="Times New Roman"/>
+          <w:kern w:val="0"/>
+          <w:sz w:val="28"/>
+          <w:szCs w:val="28"/>
+          <w:lang w:eastAsia="zh-CN"/>
+          <w14:ligatures w14:val="none"/>
+        </w:rPr>
+        <w:t xml:space="preserve"> </w:t>
+      </w:r>
+      <w:r>
+        <w:rPr>
+          <w:rFonts w:ascii="Times New Roman" w:eastAsia="SimSun" w:hAnsi="Times New Roman" w:cs="Times New Roman"/>
+          <w:kern w:val="0"/>
+          <w:sz w:val="28"/>
+          <w:szCs w:val="28"/>
+          <w:lang w:eastAsia="zh-CN"/>
+          <w14:ligatures w14:val="none"/>
+        </w:rPr>
+        <w:t>– внешний</w:t>
+      </w:r>
+      <w:r>
+        <w:rPr>
+          <w:rFonts w:ascii="Times New Roman" w:eastAsia="SimSun" w:hAnsi="Times New Roman" w:cs="Times New Roman"/>
+          <w:kern w:val="0"/>
+          <w:sz w:val="28"/>
+          <w:szCs w:val="28"/>
+          <w:lang w:eastAsia="zh-CN"/>
+          <w14:ligatures w14:val="none"/>
+        </w:rPr>
+        <w:t xml:space="preserve"> </w:t>
+      </w:r>
+      <w:r>
+        <w:rPr>
+          <w:rFonts w:ascii="Times New Roman" w:eastAsia="SimSun" w:hAnsi="Times New Roman" w:cs="Times New Roman"/>
+          <w:kern w:val="0"/>
+          <w:sz w:val="28"/>
+          <w:szCs w:val="28"/>
+          <w:lang w:eastAsia="zh-CN"/>
+          <w14:ligatures w14:val="none"/>
+        </w:rPr>
+        <w:t xml:space="preserve">диаметр </w:t>
+      </w:r>
+      <w:r>
+        <w:rPr>
+          <w:rFonts w:ascii="Times New Roman" w:eastAsia="SimSun" w:hAnsi="Times New Roman" w:cs="Times New Roman"/>
+          <w:kern w:val="0"/>
+          <w:sz w:val="28"/>
+          <w:szCs w:val="28"/>
+          <w:lang w:eastAsia="zh-CN"/>
+          <w14:ligatures w14:val="none"/>
+        </w:rPr>
+        <w:t>фланца</w:t>
+      </w:r>
+      <w:r>
+        <w:rPr>
+          <w:rFonts w:ascii="Times New Roman" w:eastAsia="SimSun" w:hAnsi="Times New Roman" w:cs="Times New Roman"/>
+          <w:kern w:val="0"/>
+          <w:sz w:val="28"/>
+          <w:szCs w:val="28"/>
+          <w:lang w:eastAsia="zh-CN"/>
+          <w14:ligatures w14:val="none"/>
+        </w:rPr>
+        <w:t>,</w:t>
+      </w:r>
+      <w:r>
+        <w:rPr>
+          <w:rFonts w:ascii="Times New Roman" w:eastAsia="SimSun" w:hAnsi="Times New Roman" w:cs="Times New Roman"/>
+          <w:kern w:val="0"/>
+          <w:sz w:val="28"/>
+          <w:szCs w:val="28"/>
+          <w:lang w:eastAsia="zh-CN"/>
+          <w14:ligatures w14:val="none"/>
+        </w:rPr>
+        <w:t xml:space="preserve"> </w:t>
+      </w:r>
+      <w:r>
+        <w:rPr>
+          <w:rFonts w:ascii="Times New Roman" w:eastAsia="SimSun" w:hAnsi="Times New Roman" w:cs="Times New Roman"/>
+          <w:kern w:val="0"/>
+          <w:sz w:val="28"/>
+          <w:szCs w:val="28"/>
+          <w:lang w:val="en-US" w:eastAsia="zh-CN"/>
+          <w14:ligatures w14:val="none"/>
+        </w:rPr>
+        <w:t>D</w:t>
+      </w:r>
+      <w:r>
+        <w:rPr>
+          <w:rFonts w:ascii="Times New Roman" w:eastAsia="SimSun" w:hAnsi="Times New Roman" w:cs="Times New Roman"/>
+          <w:kern w:val="0"/>
+          <w:sz w:val="28"/>
+          <w:szCs w:val="28"/>
+          <w:lang w:eastAsia="zh-CN"/>
+          <w14:ligatures w14:val="none"/>
+        </w:rPr>
+        <w:t xml:space="preserve">1 </w:t>
+      </w:r>
+      <w:r>
+        <w:rPr>
+          <w:rFonts w:ascii="Times New Roman" w:eastAsia="SimSun" w:hAnsi="Times New Roman" w:cs="Times New Roman"/>
+          <w:kern w:val="0"/>
+          <w:sz w:val="28"/>
+          <w:szCs w:val="28"/>
+          <w:lang w:eastAsia="zh-CN"/>
+          <w14:ligatures w14:val="none"/>
+        </w:rPr>
+        <w:t>– внешнего</w:t>
+      </w:r>
+      <w:r>
+        <w:rPr>
+          <w:rFonts w:ascii="Times New Roman" w:eastAsia="SimSun" w:hAnsi="Times New Roman" w:cs="Times New Roman"/>
+          <w:kern w:val="0"/>
+          <w:sz w:val="28"/>
+          <w:szCs w:val="28"/>
+          <w:lang w:eastAsia="zh-CN"/>
+          <w14:ligatures w14:val="none"/>
+        </w:rPr>
+        <w:t xml:space="preserve"> </w:t>
+      </w:r>
+      <w:r>
+        <w:rPr>
+          <w:rFonts w:ascii="Times New Roman" w:eastAsia="SimSun" w:hAnsi="Times New Roman" w:cs="Times New Roman"/>
+          <w:kern w:val="0"/>
+          <w:sz w:val="28"/>
+          <w:szCs w:val="28"/>
+          <w:lang w:eastAsia="zh-CN"/>
+          <w14:ligatures w14:val="none"/>
+        </w:rPr>
+        <w:t xml:space="preserve">диаметр </w:t>
+      </w:r>
+      <w:r>
+        <w:rPr>
+          <w:rFonts w:ascii="Times New Roman" w:eastAsia="SimSun" w:hAnsi="Times New Roman" w:cs="Times New Roman"/>
+          <w:kern w:val="0"/>
+          <w:sz w:val="28"/>
+          <w:szCs w:val="28"/>
+          <w:lang w:eastAsia="zh-CN"/>
+          <w14:ligatures w14:val="none"/>
+        </w:rPr>
+        <w:t>патрубка</w:t>
+      </w:r>
+    </w:p>
+    <w:p>
+      <w:pPr>
+        <w:pStyle w:val="a7"/>
+        <w:numPr>
+          <w:ilvl w:val="0"/>
+          <w:numId w:val="6"/>
+        </w:numPr>
+        <w:spacing w:after="0" w:line="360" w:lineRule="auto"/>
+        <w:jc w:val="both"/>
+        <w:rPr>
+          <w:rFonts w:ascii="Times New Roman" w:eastAsia="SimSun" w:hAnsi="Times New Roman" w:cs="Times New Roman"/>
+          <w:kern w:val="0"/>
+          <w:sz w:val="28"/>
+          <w:szCs w:val="28"/>
+          <w:lang w:eastAsia="zh-CN"/>
+          <w14:ligatures w14:val="none"/>
+        </w:rPr>
+      </w:pPr>
+      <w:r>
+        <w:rPr>
+          <w:rFonts w:ascii="Times New Roman" w:eastAsia="SimSun" w:hAnsi="Times New Roman" w:cs="Times New Roman"/>
+          <w:b/>
+          <w:bCs/>
+          <w:kern w:val="0"/>
+          <w:sz w:val="28"/>
+          <w:szCs w:val="28"/>
+          <w:lang w:eastAsia="zh-CN"/>
+          <w14:ligatures w14:val="none"/>
+        </w:rPr>
+        <w:t>Угловой шаг крепёжных отверстий</w:t>
+      </w:r>
+    </w:p>
+    <w:p>
+      <w:pPr>
+        <w:pStyle w:val="a7"/>
+        <w:spacing w:after="0" w:line="360" w:lineRule="auto"/>
+        <w:jc w:val="both"/>
+        <w:rPr>
+          <w:rFonts w:ascii="Times New Roman" w:eastAsia="SimSun" w:hAnsi="Times New Roman" w:cs="Times New Roman"/>
+          <w:iCs/>
+          <w:kern w:val="0"/>
+          <w:sz w:val="28"/>
+          <w:szCs w:val="28"/>
+          <w:lang w:eastAsia="zh-CN"/>
+          <w14:ligatures w14:val="none"/>
+        </w:rPr>
+      </w:pPr>
+      <m:oMath>
+        <m:r>
+          <w:rPr>
+            <w:rFonts w:ascii="Cambria Math" w:eastAsia="SimSun" w:hAnsi="Cambria Math" w:cs="Times New Roman"/>
+            <w:kern w:val="0"/>
+            <w:sz w:val="28"/>
+            <w:szCs w:val="28"/>
+            <w:lang w:val="en-US" w:eastAsia="zh-CN"/>
+            <w14:ligatures w14:val="none"/>
+          </w:rPr>
+          <m:t>a</m:t>
+        </m:r>
+        <m:r>
+          <w:rPr>
+            <w:rFonts w:ascii="Cambria Math" w:eastAsia="SimSun" w:hAnsi="Cambria Math" w:cs="Times New Roman"/>
+            <w:kern w:val="0"/>
+            <w:sz w:val="28"/>
+            <w:szCs w:val="28"/>
+            <w:lang w:eastAsia="zh-CN"/>
+            <w14:ligatures w14:val="none"/>
+          </w:rPr>
+          <m:t>=360°</m:t>
+        </m:r>
+        <m:r>
+          <w:rPr>
+            <w:rFonts w:ascii="Cambria Math" w:eastAsia="SimSun" w:hAnsi="Cambria Math" w:cs="Times New Roman"/>
+            <w:kern w:val="0"/>
+            <w:sz w:val="28"/>
+            <w:szCs w:val="28"/>
+            <w:lang w:eastAsia="zh-CN"/>
+            <w14:ligatures w14:val="none"/>
+          </w:rPr>
+          <m:t xml:space="preserve"> </m:t>
+        </m:r>
+        <m:r>
+          <w:rPr>
+            <w:rFonts w:ascii="Cambria Math" w:eastAsia="SimSun" w:hAnsi="Cambria Math" w:cs="Times New Roman"/>
+            <w:kern w:val="0"/>
+            <w:sz w:val="28"/>
+            <w:szCs w:val="28"/>
+            <w:lang w:eastAsia="zh-CN"/>
+            <w14:ligatures w14:val="none"/>
+          </w:rPr>
+          <m:t>/</m:t>
+        </m:r>
+        <m:r>
+          <w:rPr>
+            <w:rFonts w:ascii="Cambria Math" w:eastAsia="SimSun" w:hAnsi="Cambria Math" w:cs="Times New Roman"/>
+            <w:kern w:val="0"/>
+            <w:sz w:val="28"/>
+            <w:szCs w:val="28"/>
+            <w:lang w:eastAsia="zh-CN"/>
+            <w14:ligatures w14:val="none"/>
+          </w:rPr>
+          <m:t xml:space="preserve"> </m:t>
+        </m:r>
+        <m:r>
+          <w:rPr>
+            <w:rFonts w:ascii="Cambria Math" w:eastAsia="SimSun" w:hAnsi="Cambria Math" w:cs="Times New Roman"/>
+            <w:kern w:val="0"/>
+            <w:sz w:val="28"/>
+            <w:szCs w:val="28"/>
+            <w:lang w:val="en-US" w:eastAsia="zh-CN"/>
+            <w14:ligatures w14:val="none"/>
+          </w:rPr>
+          <m:t>n</m:t>
+        </m:r>
+      </m:oMath>
+      <w:r>
+        <w:rPr>
+          <w:rFonts w:ascii="Times New Roman" w:eastAsia="SimSun" w:hAnsi="Times New Roman" w:cs="Times New Roman"/>
+          <w:i/>
+          <w:kern w:val="0"/>
+          <w:sz w:val="28"/>
+          <w:szCs w:val="28"/>
+          <w:lang w:eastAsia="zh-CN"/>
+          <w14:ligatures w14:val="none"/>
+        </w:rPr>
+        <w:t>,</w:t>
+      </w:r>
+      <w:r>
+        <w:rPr>
+          <w:rFonts w:ascii="Times New Roman" w:eastAsia="SimSun" w:hAnsi="Times New Roman" w:cs="Times New Roman"/>
+          <w:iCs/>
+          <w:kern w:val="0"/>
+          <w:sz w:val="28"/>
+          <w:szCs w:val="28"/>
+          <w:lang w:eastAsia="zh-CN"/>
+          <w14:ligatures w14:val="none"/>
+        </w:rPr>
+        <w:t xml:space="preserve"> где </w:t>
+      </w:r>
+      <w:r>
+        <w:rPr>
+          <w:rFonts w:ascii="Times New Roman" w:eastAsia="SimSun" w:hAnsi="Times New Roman" w:cs="Times New Roman"/>
+          <w:iCs/>
+          <w:kern w:val="0"/>
+          <w:sz w:val="28"/>
+          <w:szCs w:val="28"/>
+          <w:lang w:val="en-US" w:eastAsia="zh-CN"/>
+          <w14:ligatures w14:val="none"/>
+        </w:rPr>
+        <w:t>a</w:t>
+      </w:r>
+      <w:r>
+        <w:rPr>
+          <w:rFonts w:ascii="Times New Roman" w:eastAsia="SimSun" w:hAnsi="Times New Roman" w:cs="Times New Roman"/>
+          <w:iCs/>
+          <w:kern w:val="0"/>
+          <w:sz w:val="28"/>
+          <w:szCs w:val="28"/>
+          <w:lang w:eastAsia="zh-CN"/>
+          <w14:ligatures w14:val="none"/>
+        </w:rPr>
+        <w:t xml:space="preserve"> </w:t>
+      </w:r>
+      <w:r>
+        <w:rPr>
+          <w:rFonts w:ascii="Times New Roman" w:eastAsia="SimSun" w:hAnsi="Times New Roman" w:cs="Times New Roman"/>
+          <w:iCs/>
+          <w:kern w:val="0"/>
+          <w:sz w:val="28"/>
+          <w:szCs w:val="28"/>
+          <w:lang w:eastAsia="zh-CN"/>
+          <w14:ligatures w14:val="none"/>
+        </w:rPr>
+        <w:t>–</w:t>
+      </w:r>
+      <w:r>
+        <w:rPr>
+          <w:rFonts w:ascii="Times New Roman" w:eastAsia="SimSun" w:hAnsi="Times New Roman" w:cs="Times New Roman"/>
+          <w:iCs/>
+          <w:kern w:val="0"/>
+          <w:sz w:val="28"/>
+          <w:szCs w:val="28"/>
+          <w:lang w:eastAsia="zh-CN"/>
+          <w14:ligatures w14:val="none"/>
+        </w:rPr>
+        <w:t xml:space="preserve"> </w:t>
+      </w:r>
+      <w:r>
+        <w:rPr>
+          <w:rFonts w:ascii="Times New Roman" w:eastAsia="SimSun" w:hAnsi="Times New Roman" w:cs="Times New Roman"/>
+          <w:iCs/>
+          <w:kern w:val="0"/>
+          <w:sz w:val="28"/>
+          <w:szCs w:val="28"/>
+          <w:lang w:eastAsia="zh-CN"/>
+          <w14:ligatures w14:val="none"/>
+        </w:rPr>
+        <w:t xml:space="preserve">угловой шаг крепежных отверстий, </w:t>
+      </w:r>
+      <w:r>
+        <w:rPr>
+          <w:rFonts w:ascii="Times New Roman" w:eastAsia="SimSun" w:hAnsi="Times New Roman" w:cs="Times New Roman"/>
+          <w:iCs/>
+          <w:kern w:val="0"/>
+          <w:sz w:val="28"/>
+          <w:szCs w:val="28"/>
+          <w:lang w:val="en-US" w:eastAsia="zh-CN"/>
+          <w14:ligatures w14:val="none"/>
+        </w:rPr>
+        <w:t>n</w:t>
+      </w:r>
+      <w:r>
+        <w:rPr>
+          <w:rFonts w:ascii="Times New Roman" w:eastAsia="SimSun" w:hAnsi="Times New Roman" w:cs="Times New Roman"/>
+          <w:iCs/>
+          <w:kern w:val="0"/>
+          <w:sz w:val="28"/>
+          <w:szCs w:val="28"/>
+          <w:lang w:eastAsia="zh-CN"/>
+          <w14:ligatures w14:val="none"/>
+        </w:rPr>
+        <w:t xml:space="preserve"> </w:t>
+      </w:r>
+      <w:r>
+        <w:rPr>
+          <w:rFonts w:ascii="Times New Roman" w:eastAsia="SimSun" w:hAnsi="Times New Roman" w:cs="Times New Roman"/>
+          <w:iCs/>
+          <w:kern w:val="0"/>
+          <w:sz w:val="28"/>
+          <w:szCs w:val="28"/>
+          <w:lang w:eastAsia="zh-CN"/>
+          <w14:ligatures w14:val="none"/>
+        </w:rPr>
+        <w:t>– кол-во отвертий</w:t>
+      </w:r>
+    </w:p>
+    <w:p>
+      <w:pPr>
+        <w:pStyle w:val="a7"/>
+        <w:numPr>
+          <w:ilvl w:val="0"/>
+          <w:numId w:val="6"/>
+        </w:numPr>
+        <w:spacing w:after="0" w:line="360" w:lineRule="auto"/>
+        <w:jc w:val="both"/>
+        <w:rPr>
+          <w:rFonts w:ascii="Times New Roman" w:eastAsia="SimSun" w:hAnsi="Times New Roman" w:cs="Times New Roman"/>
+          <w:kern w:val="0"/>
+          <w:sz w:val="28"/>
+          <w:szCs w:val="28"/>
+          <w:lang w:eastAsia="zh-CN"/>
+          <w14:ligatures w14:val="none"/>
+        </w:rPr>
+      </w:pPr>
+      <w:r>
+        <w:rPr>
+          <w:rFonts w:ascii="Times New Roman" w:eastAsia="SimSun" w:hAnsi="Times New Roman" w:cs="Times New Roman"/>
+          <w:b/>
+          <w:bCs/>
+          <w:kern w:val="0"/>
+          <w:sz w:val="28"/>
+          <w:szCs w:val="28"/>
+          <w:lang w:eastAsia="zh-CN"/>
+          <w14:ligatures w14:val="none"/>
+        </w:rPr>
+        <w:t>Ширина кольцевого пояса фланца A и длина патрубка L1</w:t>
+      </w:r>
+    </w:p>
+    <w:p>
+      <w:pPr>
+        <w:pStyle w:val="a7"/>
+        <w:spacing w:after="0" w:line="360" w:lineRule="auto"/>
+        <w:jc w:val="both"/>
+        <w:rPr>
+          <w:rFonts w:ascii="Times New Roman" w:eastAsia="SimSun" w:hAnsi="Times New Roman" w:cs="Times New Roman"/>
+          <w:kern w:val="0"/>
+          <w:sz w:val="28"/>
+          <w:szCs w:val="28"/>
+          <w:lang w:eastAsia="zh-CN"/>
+          <w14:ligatures w14:val="none"/>
+        </w:rPr>
+      </w:pPr>
+      <m:oMath>
+        <m:r>
+          <w:rPr>
+            <w:rFonts w:ascii="Cambria Math" w:eastAsia="SimSun" w:hAnsi="Cambria Math" w:cs="Times New Roman"/>
+            <w:kern w:val="0"/>
+            <w:sz w:val="28"/>
+            <w:szCs w:val="28"/>
+            <w:lang w:val="en-US" w:eastAsia="zh-CN"/>
+            <w14:ligatures w14:val="none"/>
+          </w:rPr>
+          <m:t>A</m:t>
+        </m:r>
+        <m:r>
+          <w:rPr>
+            <w:rFonts w:ascii="Cambria Math" w:eastAsia="SimSun" w:hAnsi="Cambria Math" w:cs="Times New Roman"/>
+            <w:kern w:val="0"/>
+            <w:sz w:val="28"/>
+            <w:szCs w:val="28"/>
+            <w:lang w:eastAsia="zh-CN"/>
+            <w14:ligatures w14:val="none"/>
+          </w:rPr>
+          <m:t>=(</m:t>
+        </m:r>
+        <m:r>
+          <w:rPr>
+            <w:rFonts w:ascii="Cambria Math" w:eastAsia="SimSun" w:hAnsi="Cambria Math" w:cs="Times New Roman"/>
+            <w:kern w:val="0"/>
+            <w:sz w:val="28"/>
+            <w:szCs w:val="28"/>
+            <w:lang w:val="en-US" w:eastAsia="zh-CN"/>
+            <w14:ligatures w14:val="none"/>
+          </w:rPr>
+          <m:t>D</m:t>
+        </m:r>
+        <m:r>
+          <w:rPr>
+            <w:rFonts w:ascii="Cambria Math" w:eastAsia="SimSun" w:hAnsi="Cambria Math" w:cs="Times New Roman"/>
+            <w:kern w:val="0"/>
+            <w:sz w:val="28"/>
+            <w:szCs w:val="28"/>
+            <w:lang w:eastAsia="zh-CN"/>
+            <w14:ligatures w14:val="none"/>
+          </w:rPr>
+          <m:t>-</m:t>
+        </m:r>
+        <m:sSub>
+          <m:sSubPr>
+            <m:ctrlPr>
+              <w:rPr>
+                <w:rFonts w:ascii="Cambria Math" w:eastAsia="SimSun" w:hAnsi="Cambria Math" w:cs="Times New Roman"/>
+                <w:i/>
+                <w:kern w:val="0"/>
+                <w:sz w:val="28"/>
+                <w:szCs w:val="28"/>
+                <w:lang w:val="en-US" w:eastAsia="zh-CN"/>
+                <w14:ligatures w14:val="none"/>
+              </w:rPr>
+            </m:ctrlPr>
+          </m:sSubPr>
+          <m:e>
+            <m:r>
+              <w:rPr>
+                <w:rFonts w:ascii="Cambria Math" w:eastAsia="SimSun" w:hAnsi="Cambria Math" w:cs="Times New Roman"/>
+                <w:kern w:val="0"/>
+                <w:sz w:val="28"/>
+                <w:szCs w:val="28"/>
+                <w:lang w:val="en-US" w:eastAsia="zh-CN"/>
+                <w14:ligatures w14:val="none"/>
+              </w:rPr>
+              <m:t>D</m:t>
+            </m:r>
+          </m:e>
+          <m:sub>
+            <m:r>
+              <w:rPr>
+                <w:rFonts w:ascii="Cambria Math" w:eastAsia="SimSun" w:hAnsi="Cambria Math" w:cs="Times New Roman"/>
+                <w:kern w:val="0"/>
+                <w:sz w:val="28"/>
+                <w:szCs w:val="28"/>
+                <w:lang w:eastAsia="zh-CN"/>
+                <w14:ligatures w14:val="none"/>
+              </w:rPr>
+              <m:t>1</m:t>
+            </m:r>
+          </m:sub>
+        </m:sSub>
+        <m:r>
+          <w:rPr>
+            <w:rFonts w:ascii="Cambria Math" w:eastAsia="SimSun" w:hAnsi="Cambria Math" w:cs="Times New Roman"/>
+            <w:kern w:val="0"/>
+            <w:sz w:val="28"/>
+            <w:szCs w:val="28"/>
+            <w:lang w:eastAsia="zh-CN"/>
+            <w14:ligatures w14:val="none"/>
+          </w:rPr>
+          <m:t>)/ 2</m:t>
+        </m:r>
+      </m:oMath>
+      <w:r>
+        <w:rPr>
+          <w:rFonts w:ascii="Times New Roman" w:eastAsia="SimSun" w:hAnsi="Times New Roman" w:cs="Times New Roman"/>
+          <w:kern w:val="0"/>
+          <w:sz w:val="28"/>
+          <w:szCs w:val="28"/>
+          <w:lang w:eastAsia="zh-CN"/>
+          <w14:ligatures w14:val="none"/>
+        </w:rPr>
+        <w:t xml:space="preserve">, </w:t>
+      </w:r>
+      <w:r>
+        <w:rPr>
+          <w:rFonts w:ascii="Times New Roman" w:eastAsia="SimSun" w:hAnsi="Times New Roman" w:cs="Times New Roman"/>
+          <w:kern w:val="0"/>
+          <w:sz w:val="28"/>
+          <w:szCs w:val="28"/>
+          <w:lang w:eastAsia="zh-CN"/>
+          <w14:ligatures w14:val="none"/>
+        </w:rPr>
+        <w:t xml:space="preserve">где А – ширина кольцевого пояса фланца, </w:t>
+      </w:r>
+      <w:r>
+        <w:rPr>
+          <w:rFonts w:ascii="Times New Roman" w:eastAsia="SimSun" w:hAnsi="Times New Roman" w:cs="Times New Roman"/>
+          <w:kern w:val="0"/>
+          <w:sz w:val="28"/>
+          <w:szCs w:val="28"/>
+          <w:lang w:val="en-US" w:eastAsia="zh-CN"/>
+          <w14:ligatures w14:val="none"/>
+        </w:rPr>
+        <w:t>D</w:t>
+      </w:r>
+      <w:r>
+        <w:rPr>
+          <w:rFonts w:ascii="Times New Roman" w:eastAsia="SimSun" w:hAnsi="Times New Roman" w:cs="Times New Roman"/>
+          <w:kern w:val="0"/>
+          <w:sz w:val="28"/>
+          <w:szCs w:val="28"/>
+          <w:lang w:eastAsia="zh-CN"/>
+          <w14:ligatures w14:val="none"/>
+        </w:rPr>
+        <w:t xml:space="preserve"> </w:t>
+      </w:r>
+      <w:r>
+        <w:rPr>
+          <w:rFonts w:ascii="Times New Roman" w:eastAsia="SimSun" w:hAnsi="Times New Roman" w:cs="Times New Roman"/>
+          <w:kern w:val="0"/>
+          <w:sz w:val="28"/>
+          <w:szCs w:val="28"/>
+          <w:lang w:eastAsia="zh-CN"/>
+          <w14:ligatures w14:val="none"/>
+        </w:rPr>
+        <w:t>– внешний</w:t>
+      </w:r>
+      <w:r>
+        <w:rPr>
+          <w:rFonts w:ascii="Times New Roman" w:eastAsia="SimSun" w:hAnsi="Times New Roman" w:cs="Times New Roman"/>
+          <w:kern w:val="0"/>
+          <w:sz w:val="28"/>
+          <w:szCs w:val="28"/>
+          <w:lang w:eastAsia="zh-CN"/>
+          <w14:ligatures w14:val="none"/>
+        </w:rPr>
+        <w:t xml:space="preserve"> </w:t>
+      </w:r>
+      <w:r>
+        <w:rPr>
+          <w:rFonts w:ascii="Times New Roman" w:eastAsia="SimSun" w:hAnsi="Times New Roman" w:cs="Times New Roman"/>
+          <w:kern w:val="0"/>
+          <w:sz w:val="28"/>
+          <w:szCs w:val="28"/>
+          <w:lang w:eastAsia="zh-CN"/>
+          <w14:ligatures w14:val="none"/>
+        </w:rPr>
+        <w:t xml:space="preserve">диаметр </w:t>
+      </w:r>
+      <w:r>
+        <w:rPr>
+          <w:rFonts w:ascii="Times New Roman" w:eastAsia="SimSun" w:hAnsi="Times New Roman" w:cs="Times New Roman"/>
+          <w:kern w:val="0"/>
+          <w:sz w:val="28"/>
+          <w:szCs w:val="28"/>
+          <w:lang w:eastAsia="zh-CN"/>
+          <w14:ligatures w14:val="none"/>
+        </w:rPr>
+        <w:t>фланца</w:t>
+      </w:r>
+      <w:r>
+        <w:rPr>
+          <w:rFonts w:ascii="Times New Roman" w:eastAsia="SimSun" w:hAnsi="Times New Roman" w:cs="Times New Roman"/>
+          <w:kern w:val="0"/>
+          <w:sz w:val="28"/>
+          <w:szCs w:val="28"/>
+          <w:lang w:eastAsia="zh-CN"/>
+          <w14:ligatures w14:val="none"/>
+        </w:rPr>
+        <w:t>,</w:t>
+      </w:r>
+      <w:r>
+        <w:rPr>
+          <w:rFonts w:ascii="Times New Roman" w:eastAsia="SimSun" w:hAnsi="Times New Roman" w:cs="Times New Roman"/>
+          <w:kern w:val="0"/>
+          <w:sz w:val="28"/>
+          <w:szCs w:val="28"/>
+          <w:lang w:eastAsia="zh-CN"/>
+          <w14:ligatures w14:val="none"/>
+        </w:rPr>
+        <w:t xml:space="preserve"> </w:t>
+      </w:r>
+      <w:r>
+        <w:rPr>
+          <w:rFonts w:ascii="Times New Roman" w:eastAsia="SimSun" w:hAnsi="Times New Roman" w:cs="Times New Roman"/>
+          <w:kern w:val="0"/>
+          <w:sz w:val="28"/>
+          <w:szCs w:val="28"/>
+          <w:lang w:val="en-US" w:eastAsia="zh-CN"/>
+          <w14:ligatures w14:val="none"/>
+        </w:rPr>
+        <w:t>D</w:t>
+      </w:r>
+      <w:r>
+        <w:rPr>
+          <w:rFonts w:ascii="Times New Roman" w:eastAsia="SimSun" w:hAnsi="Times New Roman" w:cs="Times New Roman"/>
+          <w:kern w:val="0"/>
+          <w:sz w:val="28"/>
+          <w:szCs w:val="28"/>
+          <w:lang w:eastAsia="zh-CN"/>
+          <w14:ligatures w14:val="none"/>
+        </w:rPr>
+        <w:t xml:space="preserve">1 </w:t>
+      </w:r>
+      <w:r>
+        <w:rPr>
+          <w:rFonts w:ascii="Times New Roman" w:eastAsia="SimSun" w:hAnsi="Times New Roman" w:cs="Times New Roman"/>
+          <w:kern w:val="0"/>
+          <w:sz w:val="28"/>
+          <w:szCs w:val="28"/>
+          <w:lang w:eastAsia="zh-CN"/>
+          <w14:ligatures w14:val="none"/>
+        </w:rPr>
+        <w:t xml:space="preserve">– </w:t>
+      </w:r>
+      <w:r>
+        <w:rPr>
+          <w:rFonts w:ascii="Times New Roman" w:eastAsia="SimSun" w:hAnsi="Times New Roman" w:cs="Times New Roman"/>
+          <w:kern w:val="0"/>
+          <w:sz w:val="28"/>
+          <w:szCs w:val="28"/>
+          <w:lang w:eastAsia="zh-CN"/>
+          <w14:ligatures w14:val="none"/>
+        </w:rPr>
+        <w:t>внешнего</w:t>
+      </w:r>
+      <w:r>
+        <w:rPr>
+          <w:rFonts w:ascii="Times New Roman" w:eastAsia="SimSun" w:hAnsi="Times New Roman" w:cs="Times New Roman"/>
+          <w:kern w:val="0"/>
+          <w:sz w:val="28"/>
+          <w:szCs w:val="28"/>
+          <w:lang w:eastAsia="zh-CN"/>
+          <w14:ligatures w14:val="none"/>
+        </w:rPr>
+        <w:t xml:space="preserve"> </w:t>
+      </w:r>
+      <w:r>
+        <w:rPr>
+          <w:rFonts w:ascii="Times New Roman" w:eastAsia="SimSun" w:hAnsi="Times New Roman" w:cs="Times New Roman"/>
+          <w:kern w:val="0"/>
+          <w:sz w:val="28"/>
+          <w:szCs w:val="28"/>
+          <w:lang w:eastAsia="zh-CN"/>
+          <w14:ligatures w14:val="none"/>
+        </w:rPr>
+        <w:t xml:space="preserve">диаметр </w:t>
+      </w:r>
+      <w:r>
+        <w:rPr>
+          <w:rFonts w:ascii="Times New Roman" w:eastAsia="SimSun" w:hAnsi="Times New Roman" w:cs="Times New Roman"/>
+          <w:kern w:val="0"/>
+          <w:sz w:val="28"/>
+          <w:szCs w:val="28"/>
+          <w:lang w:eastAsia="zh-CN"/>
+          <w14:ligatures w14:val="none"/>
+        </w:rPr>
+        <w:t>патрубка</w:t>
+      </w:r>
+    </w:p>
+    <w:p>
+      <w:pPr>
+        <w:pStyle w:val="a7"/>
+        <w:spacing w:after="0" w:line="360" w:lineRule="auto"/>
+        <w:jc w:val="both"/>
+        <w:rPr>
+          <w:rFonts w:ascii="Times New Roman" w:eastAsia="SimSun" w:hAnsi="Times New Roman" w:cs="Times New Roman"/>
+          <w:kern w:val="0"/>
+          <w:sz w:val="28"/>
+          <w:szCs w:val="28"/>
+          <w:lang w:eastAsia="zh-CN"/>
+          <w14:ligatures w14:val="none"/>
+        </w:rPr>
+      </w:pPr>
+      <m:oMath>
+        <m:sSub>
+          <m:sSubPr>
+            <m:ctrlPr>
+              <w:rPr>
+                <w:rFonts w:ascii="Cambria Math" w:eastAsia="SimSun" w:hAnsi="Cambria Math" w:cs="Times New Roman"/>
+                <w:i/>
+                <w:kern w:val="0"/>
+                <w:sz w:val="28"/>
+                <w:szCs w:val="28"/>
+                <w:lang w:val="en-US" w:eastAsia="zh-CN"/>
+                <w14:ligatures w14:val="none"/>
+              </w:rPr>
+            </m:ctrlPr>
+          </m:sSubPr>
+          <m:e>
+            <m:r>
+              <w:rPr>
+                <w:rFonts w:ascii="Cambria Math" w:eastAsia="SimSun" w:hAnsi="Cambria Math" w:cs="Times New Roman"/>
+                <w:kern w:val="0"/>
+                <w:sz w:val="28"/>
+                <w:szCs w:val="28"/>
+                <w:lang w:val="en-US" w:eastAsia="zh-CN"/>
+                <w14:ligatures w14:val="none"/>
+              </w:rPr>
+              <m:t>L</m:t>
+            </m:r>
+          </m:e>
+          <m:sub>
+            <m:r>
+              <w:rPr>
+                <w:rFonts w:ascii="Cambria Math" w:eastAsia="SimSun" w:hAnsi="Cambria Math" w:cs="Times New Roman"/>
+                <w:kern w:val="0"/>
+                <w:sz w:val="28"/>
+                <w:szCs w:val="28"/>
+                <w:lang w:eastAsia="zh-CN"/>
+                <w14:ligatures w14:val="none"/>
+              </w:rPr>
+              <m:t>1</m:t>
+            </m:r>
+          </m:sub>
+        </m:sSub>
+        <m:r>
+          <w:rPr>
+            <w:rFonts w:ascii="Cambria Math" w:eastAsia="SimSun" w:hAnsi="Cambria Math" w:cs="Times New Roman"/>
+            <w:kern w:val="0"/>
+            <w:sz w:val="28"/>
+            <w:szCs w:val="28"/>
+            <w:lang w:eastAsia="zh-CN"/>
+            <w14:ligatures w14:val="none"/>
+          </w:rPr>
+          <m:t>=</m:t>
+        </m:r>
+        <m:r>
+          <w:rPr>
+            <w:rFonts w:ascii="Cambria Math" w:eastAsia="SimSun" w:hAnsi="Cambria Math" w:cs="Times New Roman"/>
+            <w:kern w:val="0"/>
+            <w:sz w:val="28"/>
+            <w:szCs w:val="28"/>
+            <w:lang w:val="en-US" w:eastAsia="zh-CN"/>
+            <w14:ligatures w14:val="none"/>
+          </w:rPr>
+          <m:t>L</m:t>
+        </m:r>
+        <m:r>
+          <w:rPr>
+            <w:rFonts w:ascii="Cambria Math" w:eastAsia="SimSun" w:hAnsi="Cambria Math" w:cs="Times New Roman"/>
+            <w:kern w:val="0"/>
+            <w:sz w:val="28"/>
+            <w:szCs w:val="28"/>
+            <w:lang w:eastAsia="zh-CN"/>
+            <w14:ligatures w14:val="none"/>
+          </w:rPr>
+          <m:t>-</m:t>
+        </m:r>
+        <m:r>
+          <w:rPr>
+            <w:rFonts w:ascii="Cambria Math" w:eastAsia="SimSun" w:hAnsi="Cambria Math" w:cs="Times New Roman"/>
+            <w:kern w:val="0"/>
+            <w:sz w:val="28"/>
+            <w:szCs w:val="28"/>
+            <w:lang w:val="en-US" w:eastAsia="zh-CN"/>
+            <w14:ligatures w14:val="none"/>
+          </w:rPr>
+          <m:t>M</m:t>
+        </m:r>
+      </m:oMath>
+      <w:r>
+        <w:rPr>
+          <w:rFonts w:ascii="Times New Roman" w:eastAsia="SimSun" w:hAnsi="Times New Roman" w:cs="Times New Roman"/>
+          <w:kern w:val="0"/>
+          <w:sz w:val="28"/>
+          <w:szCs w:val="28"/>
+          <w:lang w:eastAsia="zh-CN"/>
+          <w14:ligatures w14:val="none"/>
+        </w:rPr>
+        <w:t xml:space="preserve">, где </w:t>
+      </w:r>
+      <w:r>
+        <w:rPr>
+          <w:rFonts w:ascii="Times New Roman" w:eastAsia="SimSun" w:hAnsi="Times New Roman" w:cs="Times New Roman"/>
+          <w:kern w:val="0"/>
+          <w:sz w:val="28"/>
+          <w:szCs w:val="28"/>
+          <w:lang w:val="en-US" w:eastAsia="zh-CN"/>
+          <w14:ligatures w14:val="none"/>
+        </w:rPr>
+        <w:t>L</w:t>
+      </w:r>
+      <w:r>
+        <w:rPr>
+          <w:rFonts w:ascii="Times New Roman" w:eastAsia="SimSun" w:hAnsi="Times New Roman" w:cs="Times New Roman"/>
+          <w:kern w:val="0"/>
+          <w:sz w:val="28"/>
+          <w:szCs w:val="28"/>
+          <w:lang w:eastAsia="zh-CN"/>
+          <w14:ligatures w14:val="none"/>
+        </w:rPr>
+        <w:t xml:space="preserve">1 </w:t>
+      </w:r>
+      <w:r>
+        <w:rPr>
+          <w:rFonts w:ascii="Times New Roman" w:eastAsia="SimSun" w:hAnsi="Times New Roman" w:cs="Times New Roman"/>
+          <w:kern w:val="0"/>
+          <w:sz w:val="28"/>
+          <w:szCs w:val="28"/>
+          <w:lang w:eastAsia="zh-CN"/>
+          <w14:ligatures w14:val="none"/>
+        </w:rPr>
+        <w:t>–</w:t>
+      </w:r>
+      <w:r>
+        <w:rPr>
+          <w:rFonts w:ascii="Times New Roman" w:eastAsia="SimSun" w:hAnsi="Times New Roman" w:cs="Times New Roman"/>
+          <w:kern w:val="0"/>
+          <w:sz w:val="28"/>
+          <w:szCs w:val="28"/>
+          <w:lang w:eastAsia="zh-CN"/>
+          <w14:ligatures w14:val="none"/>
+        </w:rPr>
+        <w:t xml:space="preserve"> </w:t>
+      </w:r>
+      <w:r>
+        <w:rPr>
+          <w:rFonts w:ascii="Times New Roman" w:eastAsia="SimSun" w:hAnsi="Times New Roman" w:cs="Times New Roman"/>
+          <w:kern w:val="0"/>
+          <w:sz w:val="28"/>
+          <w:szCs w:val="28"/>
+          <w:lang w:eastAsia="zh-CN"/>
+          <w14:ligatures w14:val="none"/>
+        </w:rPr>
+        <w:t>длина патрубка</w:t>
+      </w:r>
+      <w:r>
+        <w:rPr>
+          <w:rFonts w:ascii="Times New Roman" w:eastAsia="SimSun" w:hAnsi="Times New Roman" w:cs="Times New Roman"/>
+          <w:kern w:val="0"/>
+          <w:sz w:val="28"/>
+          <w:szCs w:val="28"/>
+          <w:lang w:eastAsia="zh-CN"/>
+          <w14:ligatures w14:val="none"/>
+        </w:rPr>
+        <w:t xml:space="preserve">, </w:t>
+      </w:r>
+      <w:r>
+        <w:rPr>
+          <w:rFonts w:ascii="Times New Roman" w:eastAsia="SimSun" w:hAnsi="Times New Roman" w:cs="Times New Roman"/>
+          <w:kern w:val="0"/>
+          <w:sz w:val="28"/>
+          <w:szCs w:val="28"/>
+          <w:lang w:val="en-US" w:eastAsia="zh-CN"/>
+          <w14:ligatures w14:val="none"/>
+        </w:rPr>
+        <w:t>L</w:t>
+      </w:r>
+      <w:r>
+        <w:rPr>
+          <w:rFonts w:ascii="Times New Roman" w:eastAsia="SimSun" w:hAnsi="Times New Roman" w:cs="Times New Roman"/>
+          <w:kern w:val="0"/>
+          <w:sz w:val="28"/>
+          <w:szCs w:val="28"/>
+          <w:lang w:eastAsia="zh-CN"/>
+          <w14:ligatures w14:val="none"/>
+        </w:rPr>
+        <w:t xml:space="preserve"> </w:t>
+      </w:r>
+      <w:r>
+        <w:rPr>
+          <w:rFonts w:ascii="Times New Roman" w:eastAsia="SimSun" w:hAnsi="Times New Roman" w:cs="Times New Roman"/>
+          <w:kern w:val="0"/>
+          <w:sz w:val="28"/>
+          <w:szCs w:val="28"/>
+          <w:lang w:eastAsia="zh-CN"/>
+          <w14:ligatures w14:val="none"/>
+        </w:rPr>
+        <w:t>–</w:t>
+      </w:r>
+      <w:r>
+        <w:rPr>
+          <w:rFonts w:ascii="Times New Roman" w:eastAsia="SimSun" w:hAnsi="Times New Roman" w:cs="Times New Roman"/>
+          <w:kern w:val="0"/>
+          <w:sz w:val="28"/>
+          <w:szCs w:val="28"/>
+          <w:lang w:eastAsia="zh-CN"/>
+          <w14:ligatures w14:val="none"/>
+        </w:rPr>
+        <w:t xml:space="preserve"> </w:t>
+      </w:r>
+      <w:r>
+        <w:rPr>
+          <w:rFonts w:ascii="Times New Roman" w:eastAsia="SimSun" w:hAnsi="Times New Roman" w:cs="Times New Roman"/>
+          <w:kern w:val="0"/>
+          <w:sz w:val="28"/>
+          <w:szCs w:val="28"/>
+          <w:lang w:eastAsia="zh-CN"/>
+          <w14:ligatures w14:val="none"/>
+        </w:rPr>
+        <w:t>общая длина детали</w:t>
+      </w:r>
+      <w:r>
+        <w:rPr>
+          <w:rFonts w:ascii="Times New Roman" w:eastAsia="SimSun" w:hAnsi="Times New Roman" w:cs="Times New Roman"/>
+          <w:kern w:val="0"/>
+          <w:sz w:val="28"/>
+          <w:szCs w:val="28"/>
+          <w:lang w:eastAsia="zh-CN"/>
+          <w14:ligatures w14:val="none"/>
+        </w:rPr>
+        <w:t xml:space="preserve">, </w:t>
+      </w:r>
+      <w:r>
+        <w:rPr>
+          <w:rFonts w:ascii="Times New Roman" w:eastAsia="SimSun" w:hAnsi="Times New Roman" w:cs="Times New Roman"/>
+          <w:kern w:val="0"/>
+          <w:sz w:val="28"/>
+          <w:szCs w:val="28"/>
+          <w:lang w:val="en-US" w:eastAsia="zh-CN"/>
+          <w14:ligatures w14:val="none"/>
+        </w:rPr>
+        <w:t>M</w:t>
+      </w:r>
+      <w:r>
+        <w:rPr>
+          <w:rFonts w:ascii="Times New Roman" w:eastAsia="SimSun" w:hAnsi="Times New Roman" w:cs="Times New Roman"/>
+          <w:kern w:val="0"/>
+          <w:sz w:val="28"/>
+          <w:szCs w:val="28"/>
+          <w:lang w:eastAsia="zh-CN"/>
+          <w14:ligatures w14:val="none"/>
+        </w:rPr>
+        <w:t xml:space="preserve"> – </w:t>
+      </w:r>
+      <w:r>
+        <w:rPr>
+          <w:rFonts w:ascii="Times New Roman" w:eastAsia="SimSun" w:hAnsi="Times New Roman" w:cs="Times New Roman"/>
+          <w:kern w:val="0"/>
+          <w:sz w:val="28"/>
+          <w:szCs w:val="28"/>
+          <w:lang w:eastAsia="zh-CN"/>
+          <w14:ligatures w14:val="none"/>
+        </w:rPr>
+        <w:t>толщина диска фланца</w:t>
+      </w:r>
+    </w:p>
+    <w:p>
+      <w:pPr>
+        <w:spacing w:after="0" w:line="360" w:lineRule="auto"/>
+        <w:ind w:firstLine="708"/>
+        <w:jc w:val="both"/>
+        <w:rPr>
+          <w:rFonts w:ascii="Times New Roman" w:eastAsia="SimSun" w:hAnsi="Times New Roman" w:cs="Times New Roman"/>
+          <w:kern w:val="0"/>
+          <w:sz w:val="28"/>
+          <w:szCs w:val="28"/>
+          <w:lang w:eastAsia="zh-CN"/>
+          <w14:ligatures w14:val="none"/>
+        </w:rPr>
+      </w:pPr>
+      <w:commentRangeStart w:id="16"/>
+      <w:commentRangeStart w:id="17"/>
+      <w:r>
+        <w:rPr>
+          <w:rFonts w:ascii="Times New Roman" w:eastAsia="SimSun" w:hAnsi="Times New Roman" w:cs="Times New Roman"/>
+          <w:b/>
+          <w:bCs/>
+          <w:i/>
+          <w:iCs/>
+          <w:kern w:val="0"/>
+          <w:sz w:val="28"/>
+          <w:szCs w:val="28"/>
+          <w:lang w:eastAsia="zh-CN"/>
+          <w14:ligatures w14:val="none"/>
+        </w:rPr>
+        <w:t>Постоянные параметры</w:t>
+      </w:r>
+      <w:r>
+        <w:rPr>
+          <w:rFonts w:ascii="Times New Roman" w:eastAsia="SimSun" w:hAnsi="Times New Roman" w:cs="Times New Roman"/>
+          <w:kern w:val="0"/>
+          <w:sz w:val="28"/>
+          <w:szCs w:val="28"/>
+          <w:lang w:eastAsia="zh-CN"/>
+          <w14:ligatures w14:val="none"/>
+        </w:rPr>
+        <w:t>:</w:t>
+      </w:r>
+      <w:commentRangeEnd w:id="16"/>
+      <w:r>
+        <w:commentReference w:id="16"/>
+      </w:r>
+      <w:commentRangeEnd w:id="17"/>
+      <w:r>
+        <w:rPr>
+          <w:rStyle w:val="ae"/>
+        </w:rPr>
+        <w:commentReference w:id="17"/>
+      </w:r>
+    </w:p>
+    <w:p>
+      <w:pPr>
+        <w:pStyle w:val="a7"/>
+        <w:numPr>
+          <w:ilvl w:val="0"/>
+          <w:numId w:val="7"/>
+        </w:numPr>
+        <w:spacing w:after="0" w:line="360" w:lineRule="auto"/>
+        <w:jc w:val="both"/>
+        <w:rPr>
+          <w:rFonts w:ascii="Times New Roman" w:eastAsia="SimSun" w:hAnsi="Times New Roman" w:cs="Times New Roman"/>
+          <w:kern w:val="0"/>
+          <w:sz w:val="28"/>
+          <w:szCs w:val="28"/>
+          <w:lang w:eastAsia="zh-CN"/>
+          <w14:ligatures w14:val="none"/>
+        </w:rPr>
+      </w:pPr>
+      <w:r>
+        <w:rPr>
+          <w:rFonts w:ascii="Times New Roman" w:eastAsia="SimSun" w:hAnsi="Times New Roman" w:cs="Times New Roman"/>
+          <w:b/>
+          <w:bCs/>
+          <w:kern w:val="0"/>
+          <w:sz w:val="28"/>
+          <w:szCs w:val="28"/>
+          <w:lang w:eastAsia="zh-CN"/>
+          <w14:ligatures w14:val="none"/>
+        </w:rPr>
+        <w:t>Количество крепёжных отверстий n</w:t>
+      </w:r>
+      <w:r>
+        <w:rPr>
+          <w:rFonts w:ascii="Times New Roman" w:eastAsia="SimSun" w:hAnsi="Times New Roman" w:cs="Times New Roman"/>
+          <w:kern w:val="0"/>
+          <w:sz w:val="28"/>
+          <w:szCs w:val="28"/>
+          <w:lang w:eastAsia="zh-CN"/>
+          <w14:ligatures w14:val="none"/>
+        </w:rPr>
+        <w:t xml:space="preserve"> = 10 (как на рисунке 2.1);</w:t>
+      </w:r>
+    </w:p>
+    <w:p>
+      <w:pPr>
+        <w:pStyle w:val="a7"/>
+        <w:numPr>
+          <w:ilvl w:val="0"/>
+          <w:numId w:val="7"/>
+        </w:numPr>
+        <w:spacing w:after="0" w:line="360" w:lineRule="auto"/>
+        <w:jc w:val="both"/>
+        <w:rPr>
+          <w:rFonts w:ascii="Times New Roman" w:eastAsia="SimSun" w:hAnsi="Times New Roman" w:cs="Times New Roman"/>
+          <w:kern w:val="0"/>
+          <w:sz w:val="28"/>
+          <w:szCs w:val="28"/>
+          <w:lang w:eastAsia="zh-CN"/>
+          <w14:ligatures w14:val="none"/>
+        </w:rPr>
+      </w:pPr>
+      <w:r>
+        <w:rPr>
+          <w:rFonts w:ascii="Times New Roman" w:eastAsia="SimSun" w:hAnsi="Times New Roman" w:cs="Times New Roman"/>
+          <w:b/>
+          <w:bCs/>
+          <w:kern w:val="0"/>
+          <w:sz w:val="28"/>
+          <w:szCs w:val="28"/>
+          <w:lang w:eastAsia="zh-CN"/>
+          <w14:ligatures w14:val="none"/>
+        </w:rPr>
+        <w:t>Минимальная перемычка c</w:t>
+      </w:r>
+      <w:r>
+        <w:rPr>
+          <w:rFonts w:ascii="Times New Roman" w:eastAsia="SimSun" w:hAnsi="Times New Roman" w:cs="Times New Roman"/>
+          <w:kern w:val="0"/>
+          <w:sz w:val="28"/>
+          <w:szCs w:val="28"/>
+          <w:lang w:eastAsia="zh-CN"/>
+          <w14:ligatures w14:val="none"/>
+        </w:rPr>
+        <w:t xml:space="preserve"> = 2 мм — наименьшее расстояние от крепёжного отверстия до патрубка, до внешнего края фланца и до соседнего отверстия.</w:t>
+      </w:r>
+    </w:p>
+    <w:p>
+      <w:pPr>
+        <w:spacing w:after="0" w:line="360" w:lineRule="auto"/>
+        <w:ind w:firstLine="708"/>
+        <w:jc w:val="both"/>
+        <w:rPr>
+          <w:rFonts w:ascii="Times New Roman" w:eastAsia="SimSun" w:hAnsi="Times New Roman" w:cs="Times New Roman"/>
+          <w:kern w:val="0"/>
+          <w:sz w:val="28"/>
+          <w:szCs w:val="28"/>
+          <w:lang w:eastAsia="zh-CN"/>
+          <w14:ligatures w14:val="none"/>
+        </w:rPr>
+      </w:pPr>
+      <w:r>
+        <w:rPr>
+          <w:rFonts w:ascii="Times New Roman" w:eastAsia="SimSun" w:hAnsi="Times New Roman" w:cs="Times New Roman"/>
+          <w:b/>
+          <w:bCs/>
+          <w:i/>
+          <w:iCs/>
+          <w:kern w:val="0"/>
+          <w:sz w:val="28"/>
+          <w:szCs w:val="28"/>
+          <w:lang w:eastAsia="zh-CN"/>
+          <w14:ligatures w14:val="none"/>
+        </w:rPr>
+        <w:t>Проверки допустимости значений</w:t>
+      </w:r>
+      <w:r>
+        <w:rPr>
+          <w:rFonts w:ascii="Times New Roman" w:eastAsia="SimSun" w:hAnsi="Times New Roman" w:cs="Times New Roman"/>
+          <w:kern w:val="0"/>
+          <w:sz w:val="28"/>
+          <w:szCs w:val="28"/>
+          <w:lang w:eastAsia="zh-CN"/>
+          <w14:ligatures w14:val="none"/>
+        </w:rPr>
+        <w:t xml:space="preserve"> (выполняются при каждом изменении любого параметра и при нажатии кнопки «Построить»):</w:t>
+      </w:r>
+    </w:p>
+    <w:p>
+      <w:pPr>
+        <w:spacing w:after="0" w:line="360" w:lineRule="auto"/>
+        <w:jc w:val="both"/>
+        <w:rPr>
+          <w:rFonts w:ascii="Times New Roman" w:eastAsia="SimSun" w:hAnsi="Times New Roman" w:cs="Times New Roman"/>
+          <w:kern w:val="0"/>
+          <w:sz w:val="28"/>
+          <w:szCs w:val="28"/>
+          <w:lang w:eastAsia="zh-CN"/>
+          <w14:ligatures w14:val="none"/>
+        </w:rPr>
+      </w:pPr>
+      <w:r>
+        <w:rPr>
+          <w:rFonts w:ascii="Times New Roman" w:eastAsia="SimSun" w:hAnsi="Times New Roman" w:cs="Times New Roman"/>
+          <w:b/>
+          <w:bCs/>
+          <w:kern w:val="0"/>
+          <w:sz w:val="28"/>
+          <w:szCs w:val="28"/>
+          <w:lang w:eastAsia="zh-CN"/>
+          <w14:ligatures w14:val="none"/>
+        </w:rPr>
+        <w:t>D1 &lt; D</w:t>
+      </w:r>
+      <w:r>
+        <w:rPr>
+          <w:rFonts w:ascii="Times New Roman" w:eastAsia="SimSun" w:hAnsi="Times New Roman" w:cs="Times New Roman"/>
+          <w:kern w:val="0"/>
+          <w:sz w:val="28"/>
+          <w:szCs w:val="28"/>
+          <w:lang w:eastAsia="zh-CN"/>
+          <w14:ligatures w14:val="none"/>
+        </w:rPr>
+        <w:t xml:space="preserve"> — внешний диаметр патрубка меньше внешнего диаметра фланца;</w:t>
+      </w:r>
+    </w:p>
+    <w:p>
+      <w:pPr>
+        <w:spacing w:after="0" w:line="360" w:lineRule="auto"/>
+        <w:jc w:val="both"/>
+        <w:rPr>
+          <w:rFonts w:ascii="Times New Roman" w:eastAsia="SimSun" w:hAnsi="Times New Roman" w:cs="Times New Roman"/>
+          <w:kern w:val="0"/>
+          <w:sz w:val="28"/>
+          <w:szCs w:val="28"/>
+          <w:lang w:eastAsia="zh-CN"/>
+          <w14:ligatures w14:val="none"/>
+        </w:rPr>
+      </w:pPr>
+      <w:r>
+        <w:rPr>
+          <w:rFonts w:ascii="Times New Roman" w:eastAsia="SimSun" w:hAnsi="Times New Roman" w:cs="Times New Roman"/>
+          <w:b/>
+          <w:bCs/>
+          <w:kern w:val="0"/>
+          <w:sz w:val="28"/>
+          <w:szCs w:val="28"/>
+          <w:lang w:eastAsia="zh-CN"/>
+          <w14:ligatures w14:val="none"/>
+        </w:rPr>
+        <w:t>M &lt; L</w:t>
+      </w:r>
+      <w:r>
+        <w:rPr>
+          <w:rFonts w:ascii="Times New Roman" w:eastAsia="SimSun" w:hAnsi="Times New Roman" w:cs="Times New Roman"/>
+          <w:kern w:val="0"/>
+          <w:sz w:val="28"/>
+          <w:szCs w:val="28"/>
+          <w:lang w:eastAsia="zh-CN"/>
+          <w14:ligatures w14:val="none"/>
+        </w:rPr>
+        <w:t xml:space="preserve"> — проверяется при изменении каждого из двух независимых параметров: при вводе M допустимое значение L ограничивается условием L &gt; M, при вводе L допустимое значение M ограничивается условием M &lt; L;</w:t>
+      </w:r>
+    </w:p>
+    <w:p>
+      <w:pPr>
+        <w:spacing w:after="0" w:line="360" w:lineRule="auto"/>
+        <w:jc w:val="both"/>
+        <w:rPr>
+          <w:rFonts w:ascii="Times New Roman" w:eastAsia="SimSun" w:hAnsi="Times New Roman" w:cs="Times New Roman"/>
+          <w:kern w:val="0"/>
+          <w:sz w:val="28"/>
+          <w:szCs w:val="28"/>
+          <w:lang w:eastAsia="zh-CN"/>
+          <w14:ligatures w14:val="none"/>
+        </w:rPr>
+      </w:pPr>
+      <w:r>
+        <w:rPr>
+          <w:rFonts w:ascii="Times New Roman" w:eastAsia="SimSun" w:hAnsi="Times New Roman" w:cs="Times New Roman"/>
+          <w:b/>
+          <w:bCs/>
+          <w:kern w:val="0"/>
+          <w:sz w:val="28"/>
+          <w:szCs w:val="28"/>
+          <w:lang w:eastAsia="zh-CN"/>
+          <w14:ligatures w14:val="none"/>
+        </w:rPr>
+        <w:t>Dc − d1 ≥ D1 + 2c</w:t>
+      </w:r>
+      <w:r>
+        <w:rPr>
+          <w:rFonts w:ascii="Times New Roman" w:eastAsia="SimSun" w:hAnsi="Times New Roman" w:cs="Times New Roman"/>
+          <w:kern w:val="0"/>
+          <w:sz w:val="28"/>
+          <w:szCs w:val="28"/>
+          <w:lang w:eastAsia="zh-CN"/>
+          <w14:ligatures w14:val="none"/>
+        </w:rPr>
+        <w:t xml:space="preserve"> — крепёжное отверстие не пересекает патрубок;</w:t>
+      </w:r>
+    </w:p>
+    <w:p>
+      <w:pPr>
+        <w:spacing w:after="0" w:line="360" w:lineRule="auto"/>
+        <w:jc w:val="both"/>
+        <w:rPr>
+          <w:rFonts w:ascii="Times New Roman" w:eastAsia="SimSun" w:hAnsi="Times New Roman" w:cs="Times New Roman"/>
+          <w:kern w:val="0"/>
+          <w:sz w:val="28"/>
+          <w:szCs w:val="28"/>
+          <w:lang w:eastAsia="zh-CN"/>
+          <w14:ligatures w14:val="none"/>
+        </w:rPr>
+      </w:pPr>
+      <w:r>
+        <w:rPr>
+          <w:rFonts w:ascii="Times New Roman" w:eastAsia="SimSun" w:hAnsi="Times New Roman" w:cs="Times New Roman"/>
+          <w:b/>
+          <w:bCs/>
+          <w:kern w:val="0"/>
+          <w:sz w:val="28"/>
+          <w:szCs w:val="28"/>
+          <w:lang w:eastAsia="zh-CN"/>
+          <w14:ligatures w14:val="none"/>
+        </w:rPr>
+        <w:t>Dc + d1 ≤ D − 2c</w:t>
+      </w:r>
+      <w:r>
+        <w:rPr>
+          <w:rFonts w:ascii="Times New Roman" w:eastAsia="SimSun" w:hAnsi="Times New Roman" w:cs="Times New Roman"/>
+          <w:kern w:val="0"/>
+          <w:sz w:val="28"/>
+          <w:szCs w:val="28"/>
+          <w:lang w:eastAsia="zh-CN"/>
+          <w14:ligatures w14:val="none"/>
+        </w:rPr>
+        <w:t xml:space="preserve"> — крепёжное отверстие не выходит за внешний край фланца;</w:t>
+      </w:r>
+    </w:p>
+    <w:p>
+      <w:pPr>
+        <w:spacing w:after="0" w:line="360" w:lineRule="auto"/>
+        <w:jc w:val="both"/>
+        <w:rPr>
+          <w:rFonts w:ascii="Times New Roman" w:eastAsia="SimSun" w:hAnsi="Times New Roman" w:cs="Times New Roman"/>
+          <w:kern w:val="0"/>
+          <w:sz w:val="28"/>
+          <w:szCs w:val="28"/>
+          <w:lang w:eastAsia="zh-CN"/>
+          <w14:ligatures w14:val="none"/>
+        </w:rPr>
+      </w:pPr>
+      <w:r>
+        <w:rPr>
+          <w:rFonts w:ascii="Times New Roman" w:eastAsia="SimSun" w:hAnsi="Times New Roman" w:cs="Times New Roman"/>
+          <w:b/>
+          <w:bCs/>
+          <w:kern w:val="0"/>
+          <w:sz w:val="28"/>
+          <w:szCs w:val="28"/>
+          <w:lang w:eastAsia="zh-CN"/>
+          <w14:ligatures w14:val="none"/>
+        </w:rPr>
+        <w:t>Dc · sin(180° / n) ≥ d1 + c</w:t>
+      </w:r>
+      <w:r>
+        <w:rPr>
+          <w:rFonts w:ascii="Times New Roman" w:eastAsia="SimSun" w:hAnsi="Times New Roman" w:cs="Times New Roman"/>
+          <w:kern w:val="0"/>
+          <w:sz w:val="28"/>
+          <w:szCs w:val="28"/>
+          <w:lang w:eastAsia="zh-CN"/>
+          <w14:ligatures w14:val="none"/>
+        </w:rPr>
+        <w:t xml:space="preserve"> — соседние крепёжные отверстия не пересекаются.</w:t>
+      </w:r>
+    </w:p>
+    <w:bookmarkEnd w:id="13"/>
+    <w:p>
+      <w:pPr>
+        <w:spacing w:after="0" w:line="360" w:lineRule="auto"/>
+        <w:ind w:firstLine="708"/>
+        <w:jc w:val="both"/>
+        <w:rPr>
+          <w:rFonts w:ascii="Times New Roman" w:eastAsia="SimSun" w:hAnsi="Times New Roman" w:cs="Times New Roman"/>
+          <w:kern w:val="0"/>
+          <w:sz w:val="28"/>
+          <w:szCs w:val="28"/>
+          <w:lang w:val="en-US" w:eastAsia="zh-CN"/>
+          <w14:ligatures w14:val="none"/>
+        </w:rPr>
+      </w:pPr>
+      <w:r>
+        <w:rPr>
+          <w:rFonts w:ascii="Times New Roman" w:eastAsia="SimSun" w:hAnsi="Times New Roman" w:cs="Times New Roman"/>
+          <w:kern w:val="0"/>
+          <w:sz w:val="28"/>
+          <w:szCs w:val="28"/>
+          <w:lang w:eastAsia="zh-CN"/>
+          <w14:ligatures w14:val="none"/>
+        </w:rPr>
+        <w:t>АС должна иметь пользовательский интерфейс с возможностью изменения значений, представленных выше, и последующим построении объекта «Трубный фланец с патрубком» в САПР «</w:t>
+      </w:r>
+      <w:r>
+        <w:rPr>
+          <w:rFonts w:ascii="Times New Roman" w:eastAsia="SimSun" w:hAnsi="Times New Roman" w:cs="Times New Roman"/>
+          <w:kern w:val="0"/>
+          <w:sz w:val="28"/>
+          <w:szCs w:val="28"/>
+          <w:lang w:val="en-US" w:eastAsia="zh-CN"/>
+          <w14:ligatures w14:val="none"/>
+        </w:rPr>
+        <w:t>Autodesk</w:t>
+      </w:r>
+      <w:r>
+        <w:rPr>
+          <w:rFonts w:ascii="Times New Roman" w:eastAsia="SimSun" w:hAnsi="Times New Roman" w:cs="Times New Roman"/>
+          <w:kern w:val="0"/>
+          <w:sz w:val="28"/>
+          <w:szCs w:val="28"/>
+          <w:lang w:eastAsia="zh-CN"/>
+          <w14:ligatures w14:val="none"/>
+        </w:rPr>
+        <w:t xml:space="preserve"> </w:t>
+      </w:r>
+      <w:r>
+        <w:rPr>
+          <w:rFonts w:ascii="Times New Roman" w:eastAsia="SimSun" w:hAnsi="Times New Roman" w:cs="Times New Roman"/>
+          <w:kern w:val="0"/>
+          <w:sz w:val="28"/>
+          <w:szCs w:val="28"/>
+          <w:lang w:val="en-US" w:eastAsia="zh-CN"/>
+          <w14:ligatures w14:val="none"/>
+        </w:rPr>
+        <w:t>Inventor</w:t>
+      </w:r>
+      <w:r>
+        <w:rPr>
+          <w:rFonts w:ascii="Times New Roman" w:eastAsia="SimSun" w:hAnsi="Times New Roman" w:cs="Times New Roman"/>
+          <w:kern w:val="0"/>
+          <w:sz w:val="28"/>
+          <w:szCs w:val="28"/>
+          <w:lang w:eastAsia="zh-CN"/>
+          <w14:ligatures w14:val="none"/>
+        </w:rPr>
+        <w:t xml:space="preserve">». В плагине должны проходить проверки значений, вводимых пользователем. </w:t>
+      </w:r>
+      <w:r>
+        <w:rPr>
+          <w:rFonts w:ascii="Times New Roman" w:eastAsia="SimSun" w:hAnsi="Times New Roman" w:cs="Times New Roman"/>
+          <w:kern w:val="0"/>
+          <w:sz w:val="28"/>
+          <w:szCs w:val="28"/>
+          <w:lang w:eastAsia="zh-CN"/>
+          <w14:ligatures w14:val="none"/>
+        </w:rPr>
+        <w:lastRenderedPageBreak/>
+        <w:t>Реализуемый плагин должен обеспечивать обработку ошибочных ситуаций, возникающих в процессе работы. При нажатии на кнопку «Построить» должна проходить проверка правильности ввода данных. Если данные некорректные, то должно высветиться окно с ошибкой построения и не будут применяться введённые параметры.</w:t>
+      </w:r>
+    </w:p>
+    <w:p>
+      <w:pPr>
+        <w:spacing w:after="0" w:line="360" w:lineRule="auto"/>
+        <w:ind w:firstLine="708"/>
+        <w:jc w:val="both"/>
+        <w:rPr>
+          <w:rFonts w:ascii="Times New Roman" w:eastAsia="SimSun" w:hAnsi="Times New Roman" w:cs="Times New Roman"/>
+          <w:kern w:val="0"/>
+          <w:sz w:val="28"/>
+          <w:szCs w:val="28"/>
+          <w:lang w:val="en-US" w:eastAsia="zh-CN"/>
+          <w14:ligatures w14:val="none"/>
+        </w:rPr>
+      </w:pPr>
     </w:p>
     <w:p>
       <w:pPr>
@@ -6542,187 +7923,25 @@
           <w:kern w:val="0"/>
           <w:sz w:val="28"/>
           <w:szCs w:val="28"/>
-          <w:lang w:eastAsia="zh-CN"/>
-          <w14:ligatures w14:val="none"/>
-        </w:rPr>
-      </w:pPr>
-      <w:bookmarkStart w:id="26" w:name="_Toc240308333"/>
-      <w:r>
-        <w:rPr>
-          <w:rFonts w:ascii="Times New Roman" w:eastAsia="SimSun" w:hAnsi="Times New Roman" w:cs="Times New Roman"/>
-          <w:b/>
-          <w:bCs/>
-          <w:kern w:val="0"/>
-          <w:sz w:val="28"/>
-          <w:szCs w:val="28"/>
-          <w:lang w:eastAsia="zh-CN"/>
-          <w14:ligatures w14:val="none"/>
-        </w:rPr>
-        <w:t>3.1.3 Показатели назначения</w:t>
-      </w:r>
-      <w:bookmarkEnd w:id="26"/>
-    </w:p>
-    <w:p>
-      <w:pPr>
-        <w:spacing w:after="0" w:line="360" w:lineRule="auto"/>
-        <w:ind w:firstLine="708"/>
-        <w:jc w:val="both"/>
-        <w:rPr>
-          <w:rFonts w:ascii="Times New Roman" w:eastAsia="SimSun" w:hAnsi="Times New Roman" w:cs="Times New Roman"/>
-          <w:kern w:val="0"/>
-          <w:sz w:val="28"/>
-          <w:szCs w:val="28"/>
-          <w:lang w:eastAsia="zh-CN"/>
-          <w14:ligatures w14:val="none"/>
-        </w:rPr>
-      </w:pPr>
-      <w:r>
-        <w:rPr>
-          <w:rFonts w:ascii="Times New Roman" w:eastAsia="SimSun" w:hAnsi="Times New Roman" w:cs="Times New Roman"/>
-          <w:kern w:val="0"/>
-          <w:sz w:val="28"/>
-          <w:szCs w:val="28"/>
-          <w:lang w:eastAsia="zh-CN"/>
-          <w14:ligatures w14:val="none"/>
-        </w:rPr>
-        <w:t>Разработанная система должна обеспечивать следующие показатели назначения:</w:t>
-      </w:r>
-    </w:p>
-    <w:p>
-      <w:pPr>
-        <w:spacing w:after="0" w:line="360" w:lineRule="auto"/>
-        <w:ind w:firstLine="708"/>
-        <w:jc w:val="both"/>
-        <w:rPr>
-          <w:rFonts w:ascii="Times New Roman" w:eastAsia="SimSun" w:hAnsi="Times New Roman" w:cs="Times New Roman"/>
-          <w:kern w:val="0"/>
-          <w:sz w:val="28"/>
-          <w:szCs w:val="28"/>
-          <w:lang w:eastAsia="zh-CN"/>
-          <w14:ligatures w14:val="none"/>
-        </w:rPr>
-      </w:pPr>
-      <w:commentRangeStart w:id="69"/>
-      <w:r>
-        <w:rPr>
-          <w:rFonts w:ascii="Times New Roman" w:eastAsia="SimSun" w:hAnsi="Times New Roman" w:cs="Times New Roman"/>
-          <w:kern w:val="0"/>
-          <w:sz w:val="28"/>
-          <w:szCs w:val="28"/>
-          <w:lang w:eastAsia="zh-CN"/>
-          <w14:ligatures w14:val="none"/>
-        </w:rPr>
-        <w:t xml:space="preserve">− Время построения детали при учёте уже запущенной программы САПР не должно превышать </w:t>
-      </w:r>
-      <w:r>
-        <w:rPr>
-          <w:rFonts w:ascii="Times New Roman" w:eastAsia="SimSun" w:hAnsi="Times New Roman" w:cs="Times New Roman"/>
-          <w:kern w:val="0"/>
-          <w:sz w:val="28"/>
-          <w:szCs w:val="28"/>
-          <w:u w:val="single"/>
-          <w:lang w:eastAsia="zh-CN"/>
-          <w14:ligatures w14:val="none"/>
-        </w:rPr>
-        <w:t>одной</w:t>
-      </w:r>
-      <w:r>
-        <w:rPr>
-          <w:rFonts w:ascii="Times New Roman" w:eastAsia="SimSun" w:hAnsi="Times New Roman" w:cs="Times New Roman"/>
-          <w:kern w:val="0"/>
-          <w:sz w:val="28"/>
-          <w:szCs w:val="28"/>
-          <w:lang w:eastAsia="zh-CN"/>
-          <w14:ligatures w14:val="none"/>
-        </w:rPr>
-        <w:t xml:space="preserve"> минуты;</w:t>
-      </w:r>
-      <w:commentRangeEnd w:id="69"/>
-      <w:r>
-        <w:rPr>
-          <w:rStyle w:val="CommentReference"/>
-        </w:rPr>
-        <w:commentReference w:id="69"/>
-      </w:r>
-    </w:p>
-    <w:p>
-      <w:pPr>
-        <w:spacing w:after="0" w:line="360" w:lineRule="auto"/>
-        <w:ind w:firstLine="708"/>
-        <w:jc w:val="both"/>
-        <w:rPr>
-          <w:rFonts w:ascii="Times New Roman" w:eastAsia="SimSun" w:hAnsi="Times New Roman" w:cs="Times New Roman"/>
-          <w:kern w:val="0"/>
-          <w:sz w:val="28"/>
-          <w:szCs w:val="28"/>
-          <w:lang w:eastAsia="zh-CN"/>
-          <w14:ligatures w14:val="none"/>
-        </w:rPr>
-      </w:pPr>
-      <w:r>
-        <w:rPr>
-          <w:rFonts w:ascii="Times New Roman" w:eastAsia="SimSun" w:hAnsi="Times New Roman" w:cs="Times New Roman"/>
-          <w:kern w:val="0"/>
-          <w:sz w:val="28"/>
-          <w:szCs w:val="28"/>
-          <w:lang w:eastAsia="zh-CN"/>
-          <w14:ligatures w14:val="none"/>
-        </w:rPr>
-        <w:lastRenderedPageBreak/>
-        <w:t xml:space="preserve">− Система не должна позволять создавать детали с некорректно заданными параметрами (см. п. 3.1.1. </w:t>
-      </w:r>
-      <w:r>
-        <w:rPr>
-          <w:rFonts w:ascii="Times New Roman" w:eastAsia="SimSun" w:hAnsi="Times New Roman" w:cs="Times New Roman"/>
-          <w:b/>
-          <w:bCs/>
-          <w:i/>
-          <w:iCs/>
-          <w:kern w:val="0"/>
-          <w:sz w:val="28"/>
-          <w:szCs w:val="28"/>
-          <w:lang w:eastAsia="zh-CN"/>
-          <w14:ligatures w14:val="none"/>
-        </w:rPr>
-        <w:t>«Изменяемые параметры для плагина»</w:t>
-      </w:r>
-      <w:r>
-        <w:rPr>
-          <w:rFonts w:ascii="Times New Roman" w:eastAsia="SimSun" w:hAnsi="Times New Roman" w:cs="Times New Roman"/>
-          <w:kern w:val="0"/>
-          <w:sz w:val="28"/>
-          <w:szCs w:val="28"/>
-          <w:lang w:eastAsia="zh-CN"/>
-          <w14:ligatures w14:val="none"/>
-        </w:rPr>
-        <w:t>).</w:t>
-      </w:r>
-    </w:p>
-    <w:p>
-      <w:pPr>
-        <w:spacing w:after="0" w:line="360" w:lineRule="auto"/>
-        <w:ind w:firstLine="708"/>
-        <w:jc w:val="both"/>
-        <w:rPr>
-          <w:rFonts w:ascii="Times New Roman" w:eastAsia="SimSun" w:hAnsi="Times New Roman" w:cs="Times New Roman"/>
-          <w:kern w:val="0"/>
-          <w:sz w:val="28"/>
-          <w:szCs w:val="28"/>
-          <w:lang w:eastAsia="zh-CN"/>
-          <w14:ligatures w14:val="none"/>
-        </w:rPr>
-      </w:pPr>
-      <w:r>
-        <w:rPr>
-          <w:rFonts w:ascii="Times New Roman" w:eastAsia="SimSun" w:hAnsi="Times New Roman" w:cs="Times New Roman"/>
-          <w:kern w:val="0"/>
-          <w:sz w:val="28"/>
-          <w:szCs w:val="28"/>
-          <w:lang w:eastAsia="zh-CN"/>
-          <w14:ligatures w14:val="none"/>
-        </w:rPr>
-        <w:t>− Требования к аппаратной части и масштабированию для обеспечения перечисленных показателей должны быть определены на этапе технического проектирования.</w:t>
-      </w:r>
+          <w:lang w:val="en-US" w:eastAsia="zh-CN"/>
+          <w14:ligatures w14:val="none"/>
+        </w:rPr>
+      </w:pPr>
+      <w:bookmarkStart w:id="18" w:name="_Toc240308332"/>
+      <w:r>
+        <w:rPr>
+          <w:rFonts w:ascii="Times New Roman" w:eastAsia="SimSun" w:hAnsi="Times New Roman" w:cs="Times New Roman"/>
+          <w:b/>
+          <w:bCs/>
+          <w:kern w:val="0"/>
+          <w:sz w:val="28"/>
+          <w:szCs w:val="28"/>
+          <w:lang w:eastAsia="zh-CN"/>
+          <w14:ligatures w14:val="none"/>
+        </w:rPr>
+        <w:t>3.1.2 Требования к численности и квалификации персонала системы</w:t>
+      </w:r>
+      <w:bookmarkEnd w:id="18"/>
     </w:p>
     <w:p>
       <w:pPr>
@@ -6738,25 +7957,10 @@
           <w:kern w:val="0"/>
           <w:sz w:val="28"/>
           <w:szCs w:val="28"/>
-          <w:lang w:eastAsia="zh-CN"/>
-          <w14:ligatures w14:val="none"/>
-        </w:rPr>
-      </w:pPr>
-      <w:bookmarkStart w:id="27" w:name="_Toc240308334"/>
-      <w:r>
-        <w:rPr>
-          <w:rFonts w:ascii="Times New Roman" w:eastAsia="SimSun" w:hAnsi="Times New Roman" w:cs="Times New Roman"/>
-          <w:b/>
-          <w:bCs/>
-          <w:kern w:val="0"/>
-          <w:sz w:val="28"/>
-          <w:szCs w:val="28"/>
-          <w:lang w:eastAsia="zh-CN"/>
-          <w14:ligatures w14:val="none"/>
-        </w:rPr>
-        <w:t>3.1.4 Требования к надёжности</w:t>
-      </w:r>
-      <w:bookmarkEnd w:id="27"/>
+          <w:lang w:val="en-US" w:eastAsia="zh-CN"/>
+          <w14:ligatures w14:val="none"/>
+        </w:rPr>
+      </w:pPr>
     </w:p>
     <w:p>
       <w:pPr>
@@ -6772,16 +7976,29 @@
           <w14:ligatures w14:val="none"/>
         </w:rPr>
       </w:pPr>
-      <w:r>
-        <w:rPr>
-          <w:rFonts w:ascii="Times New Roman" w:eastAsia="SimSun" w:hAnsi="Times New Roman" w:cs="Times New Roman"/>
-          <w:kern w:val="0"/>
-          <w:sz w:val="28"/>
-          <w:szCs w:val="28"/>
-          <w:lang w:eastAsia="zh-CN"/>
-          <w14:ligatures w14:val="none"/>
-        </w:rPr>
-        <w:t>Дополнительные требования к надёжности не предъявляются</w:t>
+      <w:commentRangeStart w:id="19"/>
+      <w:commentRangeStart w:id="20"/>
+      <w:r>
+        <w:rPr>
+          <w:rFonts w:ascii="Times New Roman" w:eastAsia="SimSun" w:hAnsi="Times New Roman" w:cs="Times New Roman"/>
+          <w:kern w:val="0"/>
+          <w:sz w:val="28"/>
+          <w:szCs w:val="28"/>
+          <w:lang w:eastAsia="zh-CN"/>
+          <w14:ligatures w14:val="none"/>
+        </w:rPr>
+        <w:t>Дополнительные требования к численности и квалификации персонала системы не предъявляются.</w:t>
+      </w:r>
+      <w:commentRangeEnd w:id="19"/>
+      <w:r>
+        <w:commentReference w:id="19"/>
+      </w:r>
+      <w:commentRangeEnd w:id="20"/>
+      <w:r>
+        <w:rPr>
+          <w:rStyle w:val="ae"/>
+        </w:rPr>
+        <w:commentReference w:id="20"/>
       </w:r>
     </w:p>
     <w:p>
@@ -6798,51 +8015,25 @@
           <w:kern w:val="0"/>
           <w:sz w:val="28"/>
           <w:szCs w:val="28"/>
-          <w:lang w:eastAsia="zh-CN"/>
-          <w14:ligatures w14:val="none"/>
-        </w:rPr>
-      </w:pPr>
-      <w:bookmarkStart w:id="28" w:name="_Toc240308335"/>
-      <w:r>
-        <w:rPr>
-          <w:rFonts w:ascii="Times New Roman" w:eastAsia="SimSun" w:hAnsi="Times New Roman" w:cs="Times New Roman"/>
-          <w:b/>
-          <w:bCs/>
-          <w:kern w:val="0"/>
-          <w:sz w:val="28"/>
-          <w:szCs w:val="28"/>
-          <w:lang w:eastAsia="zh-CN"/>
-          <w14:ligatures w14:val="none"/>
-        </w:rPr>
-        <w:t>3.1.5 Требования к безопасности</w:t>
-      </w:r>
-      <w:bookmarkEnd w:id="28"/>
-    </w:p>
-    <w:p>
-      <w:pPr>
-        <w:spacing w:after="0" w:line="360" w:lineRule="auto"/>
-        <w:ind w:firstLine="708"/>
-        <w:jc w:val="both"/>
-        <w:rPr>
-          <w:rFonts w:ascii="Times New Roman" w:eastAsia="SimSun" w:hAnsi="Times New Roman" w:cs="Times New Roman"/>
-          <w:kern w:val="0"/>
-          <w:sz w:val="28"/>
-          <w:szCs w:val="28"/>
-          <w:lang w:eastAsia="zh-CN"/>
-          <w14:ligatures w14:val="none"/>
-        </w:rPr>
-      </w:pPr>
-      <w:r>
-        <w:rPr>
-          <w:rFonts w:ascii="Times New Roman" w:eastAsia="SimSun" w:hAnsi="Times New Roman" w:cs="Times New Roman"/>
-          <w:kern w:val="0"/>
-          <w:sz w:val="28"/>
-          <w:szCs w:val="28"/>
-          <w:lang w:eastAsia="zh-CN"/>
-          <w14:ligatures w14:val="none"/>
-        </w:rPr>
-        <w:t>Дополнительные требования к безопасности не предъявляются</w:t>
-      </w:r>
+          <w:lang w:val="en-US" w:eastAsia="zh-CN"/>
+          <w14:ligatures w14:val="none"/>
+        </w:rPr>
+      </w:pPr>
+      <w:bookmarkStart w:id="21" w:name="_Toc240308333"/>
+      <w:r>
+        <w:rPr>
+          <w:rFonts w:ascii="Times New Roman" w:eastAsia="SimSun" w:hAnsi="Times New Roman" w:cs="Times New Roman"/>
+          <w:b/>
+          <w:bCs/>
+          <w:kern w:val="0"/>
+          <w:sz w:val="28"/>
+          <w:szCs w:val="28"/>
+          <w:lang w:eastAsia="zh-CN"/>
+          <w14:ligatures w14:val="none"/>
+        </w:rPr>
+        <w:t>3.1.3 Показатели назначения</w:t>
+      </w:r>
+      <w:bookmarkEnd w:id="21"/>
     </w:p>
     <w:p>
       <w:pPr>
@@ -6858,25 +8049,10 @@
           <w:kern w:val="0"/>
           <w:sz w:val="28"/>
           <w:szCs w:val="28"/>
-          <w:lang w:eastAsia="zh-CN"/>
-          <w14:ligatures w14:val="none"/>
-        </w:rPr>
-      </w:pPr>
-      <w:bookmarkStart w:id="29" w:name="_Toc240308336"/>
-      <w:r>
-        <w:rPr>
-          <w:rFonts w:ascii="Times New Roman" w:eastAsia="SimSun" w:hAnsi="Times New Roman" w:cs="Times New Roman"/>
-          <w:b/>
-          <w:bCs/>
-          <w:kern w:val="0"/>
-          <w:sz w:val="28"/>
-          <w:szCs w:val="28"/>
-          <w:lang w:eastAsia="zh-CN"/>
-          <w14:ligatures w14:val="none"/>
-        </w:rPr>
-        <w:t>3.1.6 Требования к эргономике и технической эстетике</w:t>
-      </w:r>
-      <w:bookmarkEnd w:id="29"/>
+          <w:lang w:val="en-US" w:eastAsia="zh-CN"/>
+          <w14:ligatures w14:val="none"/>
+        </w:rPr>
+      </w:pPr>
     </w:p>
     <w:p>
       <w:pPr>
@@ -6901,29 +8077,7 @@
           <w:lang w:eastAsia="zh-CN"/>
           <w14:ligatures w14:val="none"/>
         </w:rPr>
-        <w:t>Пользовательские интерфейсы для всех подсистем, разработанных в рамках создания системы должны быть выполнены в виде desktop-интерфейсов с помощью фреймворков Windows</w:t>
-      </w:r>
-      <w:r>
-        <w:rPr>
-          <w:rFonts w:ascii="Times New Roman" w:eastAsia="SimSun" w:hAnsi="Times New Roman" w:cs="Times New Roman"/>
-          <w:kern w:val="0"/>
-          <w:sz w:val="28"/>
-          <w:szCs w:val="28"/>
-          <w:lang w:val="en-US" w:eastAsia="zh-CN"/>
-          <w14:ligatures w14:val="none"/>
-        </w:rPr>
-        <w:t> </w:t>
-      </w:r>
-      <w:r>
-        <w:rPr>
-          <w:rFonts w:ascii="Times New Roman" w:eastAsia="SimSun" w:hAnsi="Times New Roman" w:cs="Times New Roman"/>
-          <w:kern w:val="0"/>
-          <w:sz w:val="28"/>
-          <w:szCs w:val="28"/>
-          <w:lang w:eastAsia="zh-CN"/>
-          <w14:ligatures w14:val="none"/>
-        </w:rPr>
-        <w:t>Forms, WPF или аналогичных им, позволяющих создавать пользовательские интерфейсы для ОС Windows 10 и выше.</w:t>
+        <w:t>Разработанная система должна обеспечивать следующие показатели назначения:</w:t>
       </w:r>
     </w:p>
     <w:p>
@@ -6940,17 +8094,145 @@
           <w14:ligatures w14:val="none"/>
         </w:rPr>
       </w:pPr>
-      <w:r>
-        <w:rPr>
-          <w:rFonts w:ascii="Times New Roman" w:eastAsia="SimSun" w:hAnsi="Times New Roman" w:cs="Times New Roman"/>
-          <w:kern w:val="0"/>
-          <w:sz w:val="28"/>
-          <w:szCs w:val="28"/>
-          <w:lang w:eastAsia="zh-CN"/>
-          <w14:ligatures w14:val="none"/>
-        </w:rPr>
-        <w:t>Элементы интерфейса должны отвечать рекомендациям по вёрстке интерфейсов desktop-приложений указанным в источнике [1].</w:t>
-      </w:r>
+      <w:commentRangeStart w:id="22"/>
+      <w:commentRangeStart w:id="23"/>
+      <w:r>
+        <w:rPr>
+          <w:rFonts w:ascii="Times New Roman" w:eastAsia="SimSun" w:hAnsi="Times New Roman" w:cs="Times New Roman"/>
+          <w:kern w:val="0"/>
+          <w:sz w:val="28"/>
+          <w:szCs w:val="28"/>
+          <w:lang w:eastAsia="zh-CN"/>
+          <w14:ligatures w14:val="none"/>
+        </w:rPr>
+        <w:t>− Время построения детали при учёте уже запущенной программы САПР не должно превышать</w:t>
+      </w:r>
+      <w:r>
+        <w:rPr>
+          <w:rFonts w:ascii="Times New Roman" w:eastAsia="SimSun" w:hAnsi="Times New Roman" w:cs="Times New Roman"/>
+          <w:kern w:val="0"/>
+          <w:sz w:val="28"/>
+          <w:szCs w:val="28"/>
+          <w:lang w:eastAsia="zh-CN"/>
+          <w14:ligatures w14:val="none"/>
+        </w:rPr>
+        <w:t xml:space="preserve"> одной</w:t>
+      </w:r>
+      <w:r>
+        <w:rPr>
+          <w:rFonts w:ascii="Times New Roman" w:eastAsia="SimSun" w:hAnsi="Times New Roman" w:cs="Times New Roman"/>
+          <w:kern w:val="0"/>
+          <w:sz w:val="28"/>
+          <w:szCs w:val="28"/>
+          <w:lang w:eastAsia="zh-CN"/>
+          <w14:ligatures w14:val="none"/>
+        </w:rPr>
+        <w:t xml:space="preserve"> минуты;</w:t>
+      </w:r>
+      <w:commentRangeEnd w:id="22"/>
+      <w:r>
+        <w:commentReference w:id="22"/>
+      </w:r>
+      <w:commentRangeEnd w:id="23"/>
+      <w:r>
+        <w:rPr>
+          <w:rStyle w:val="ae"/>
+        </w:rPr>
+        <w:commentReference w:id="23"/>
+      </w:r>
+    </w:p>
+    <w:p>
+      <w:pPr>
+        <w:spacing w:after="0" w:line="360" w:lineRule="auto"/>
+        <w:ind w:firstLine="708"/>
+        <w:jc w:val="both"/>
+        <w:rPr>
+          <w:rFonts w:ascii="Times New Roman" w:eastAsia="SimSun" w:hAnsi="Times New Roman" w:cs="Times New Roman"/>
+          <w:kern w:val="0"/>
+          <w:sz w:val="28"/>
+          <w:szCs w:val="28"/>
+          <w:lang w:eastAsia="zh-CN"/>
+          <w14:ligatures w14:val="none"/>
+        </w:rPr>
+      </w:pPr>
+      <w:r>
+        <w:rPr>
+          <w:rFonts w:ascii="Times New Roman" w:eastAsia="SimSun" w:hAnsi="Times New Roman" w:cs="Times New Roman"/>
+          <w:kern w:val="0"/>
+          <w:sz w:val="28"/>
+          <w:szCs w:val="28"/>
+          <w:lang w:eastAsia="zh-CN"/>
+          <w14:ligatures w14:val="none"/>
+        </w:rPr>
+        <w:t xml:space="preserve">− Система не должна позволять создавать детали с некорректно заданными параметрами (см. п. 3.1.1. </w:t>
+      </w:r>
+      <w:r>
+        <w:rPr>
+          <w:rFonts w:ascii="Times New Roman" w:eastAsia="SimSun" w:hAnsi="Times New Roman" w:cs="Times New Roman"/>
+          <w:b/>
+          <w:bCs/>
+          <w:i/>
+          <w:iCs/>
+          <w:kern w:val="0"/>
+          <w:sz w:val="28"/>
+          <w:szCs w:val="28"/>
+          <w:lang w:eastAsia="zh-CN"/>
+          <w14:ligatures w14:val="none"/>
+        </w:rPr>
+        <w:t>«Изменяемые параметры для плагина»</w:t>
+      </w:r>
+      <w:r>
+        <w:rPr>
+          <w:rFonts w:ascii="Times New Roman" w:eastAsia="SimSun" w:hAnsi="Times New Roman" w:cs="Times New Roman"/>
+          <w:kern w:val="0"/>
+          <w:sz w:val="28"/>
+          <w:szCs w:val="28"/>
+          <w:lang w:eastAsia="zh-CN"/>
+          <w14:ligatures w14:val="none"/>
+        </w:rPr>
+        <w:t>).</w:t>
+      </w:r>
+    </w:p>
+    <w:p>
+      <w:pPr>
+        <w:spacing w:after="0" w:line="360" w:lineRule="auto"/>
+        <w:ind w:firstLine="708"/>
+        <w:jc w:val="both"/>
+        <w:rPr>
+          <w:rFonts w:ascii="Times New Roman" w:eastAsia="SimSun" w:hAnsi="Times New Roman" w:cs="Times New Roman"/>
+          <w:kern w:val="0"/>
+          <w:sz w:val="28"/>
+          <w:szCs w:val="28"/>
+          <w:lang w:val="en-US" w:eastAsia="zh-CN"/>
+          <w14:ligatures w14:val="none"/>
+        </w:rPr>
+      </w:pPr>
+      <w:r>
+        <w:rPr>
+          <w:rFonts w:ascii="Times New Roman" w:eastAsia="SimSun" w:hAnsi="Times New Roman" w:cs="Times New Roman"/>
+          <w:kern w:val="0"/>
+          <w:sz w:val="28"/>
+          <w:szCs w:val="28"/>
+          <w:lang w:eastAsia="zh-CN"/>
+          <w14:ligatures w14:val="none"/>
+        </w:rPr>
+        <w:t>− Требования к аппаратной части и масштабированию для обеспечения перечисленных показателей должны быть определены на этапе технического проектирования.</w:t>
+      </w:r>
+    </w:p>
+    <w:p>
+      <w:pPr>
+        <w:spacing w:after="0" w:line="360" w:lineRule="auto"/>
+        <w:ind w:firstLine="708"/>
+        <w:jc w:val="both"/>
+        <w:rPr>
+          <w:rFonts w:ascii="Times New Roman" w:eastAsia="SimSun" w:hAnsi="Times New Roman" w:cs="Times New Roman"/>
+          <w:kern w:val="0"/>
+          <w:sz w:val="28"/>
+          <w:szCs w:val="28"/>
+          <w:lang w:val="en-US" w:eastAsia="zh-CN"/>
+          <w14:ligatures w14:val="none"/>
+        </w:rPr>
+      </w:pPr>
     </w:p>
     <w:p>
       <w:pPr>
@@ -6966,51 +8248,25 @@
           <w:kern w:val="0"/>
           <w:sz w:val="28"/>
           <w:szCs w:val="28"/>
-          <w:lang w:eastAsia="zh-CN"/>
-          <w14:ligatures w14:val="none"/>
-        </w:rPr>
-      </w:pPr>
-      <w:bookmarkStart w:id="30" w:name="_Toc240308337"/>
-      <w:r>
-        <w:rPr>
-          <w:rFonts w:ascii="Times New Roman" w:eastAsia="SimSun" w:hAnsi="Times New Roman" w:cs="Times New Roman"/>
-          <w:b/>
-          <w:bCs/>
-          <w:kern w:val="0"/>
-          <w:sz w:val="28"/>
-          <w:szCs w:val="28"/>
-          <w:lang w:eastAsia="zh-CN"/>
-          <w14:ligatures w14:val="none"/>
-        </w:rPr>
-        <w:t>3.1.7 Требования к эксплуатации, техническому обслуживанию, ремонту и хранению компонентов системы</w:t>
-      </w:r>
-      <w:bookmarkEnd w:id="30"/>
-    </w:p>
-    <w:p>
-      <w:pPr>
-        <w:spacing w:after="0" w:line="360" w:lineRule="auto"/>
-        <w:ind w:firstLine="708"/>
-        <w:jc w:val="both"/>
-        <w:rPr>
-          <w:rFonts w:ascii="Times New Roman" w:eastAsia="SimSun" w:hAnsi="Times New Roman" w:cs="Times New Roman"/>
-          <w:kern w:val="0"/>
-          <w:sz w:val="28"/>
-          <w:szCs w:val="28"/>
-          <w:lang w:eastAsia="zh-CN"/>
-          <w14:ligatures w14:val="none"/>
-        </w:rPr>
-      </w:pPr>
-      <w:r>
-        <w:rPr>
-          <w:rFonts w:ascii="Times New Roman" w:eastAsia="SimSun" w:hAnsi="Times New Roman" w:cs="Times New Roman"/>
-          <w:kern w:val="0"/>
-          <w:sz w:val="28"/>
-          <w:szCs w:val="28"/>
-          <w:lang w:eastAsia="zh-CN"/>
-          <w14:ligatures w14:val="none"/>
-        </w:rPr>
-        <w:t xml:space="preserve"> Дополнительные требования к эксплуатации, техническому обслуживанию, ремонту и хранению компонентов системы не предъявляются. </w:t>
-      </w:r>
+          <w:lang w:val="en-US" w:eastAsia="zh-CN"/>
+          <w14:ligatures w14:val="none"/>
+        </w:rPr>
+      </w:pPr>
+      <w:bookmarkStart w:id="24" w:name="_Toc240308334"/>
+      <w:r>
+        <w:rPr>
+          <w:rFonts w:ascii="Times New Roman" w:eastAsia="SimSun" w:hAnsi="Times New Roman" w:cs="Times New Roman"/>
+          <w:b/>
+          <w:bCs/>
+          <w:kern w:val="0"/>
+          <w:sz w:val="28"/>
+          <w:szCs w:val="28"/>
+          <w:lang w:eastAsia="zh-CN"/>
+          <w14:ligatures w14:val="none"/>
+        </w:rPr>
+        <w:t>3.1.4 Требования к надёжности</w:t>
+      </w:r>
+      <w:bookmarkEnd w:id="24"/>
     </w:p>
     <w:p>
       <w:pPr>
@@ -7021,41 +8277,15 @@
         <w:outlineLvl w:val="2"/>
         <w:rPr>
           <w:rFonts w:ascii="Times New Roman" w:eastAsia="SimSun" w:hAnsi="Times New Roman" w:cs="Times New Roman"/>
-          <w:color w:val="1F4D78"/>
-          <w:kern w:val="0"/>
-          <w:sz w:val="28"/>
-          <w:szCs w:val="28"/>
-          <w:lang w:eastAsia="zh-CN"/>
-          <w14:ligatures w14:val="none"/>
-        </w:rPr>
-      </w:pPr>
-      <w:bookmarkStart w:id="31" w:name="_Toc240308338"/>
-      <w:r>
-        <w:rPr>
-          <w:rFonts w:ascii="Times New Roman" w:eastAsia="SimSun" w:hAnsi="Times New Roman" w:cs="Times New Roman"/>
-          <w:b/>
-          <w:bCs/>
-          <w:kern w:val="0"/>
-          <w:sz w:val="28"/>
-          <w:szCs w:val="28"/>
-          <w:lang w:eastAsia="zh-CN"/>
-          <w14:ligatures w14:val="none"/>
-        </w:rPr>
-        <w:t>3.1.8 Требования к защите информации от несанкционированного доступа</w:t>
-      </w:r>
-      <w:bookmarkEnd w:id="31"/>
-      <w:r>
-        <w:rPr>
-          <w:rFonts w:ascii="Times New Roman" w:eastAsia="SimSun" w:hAnsi="Times New Roman" w:cs="Times New Roman"/>
-          <w:color w:val="1F4D78"/>
-          <w:kern w:val="0"/>
-          <w:sz w:val="28"/>
-          <w:szCs w:val="28"/>
-          <w:lang w:eastAsia="zh-CN"/>
-          <w14:ligatures w14:val="none"/>
-        </w:rPr>
-        <w:t xml:space="preserve"> </w:t>
-      </w:r>
+          <w:b/>
+          <w:bCs/>
+          <w:kern w:val="0"/>
+          <w:sz w:val="28"/>
+          <w:szCs w:val="28"/>
+          <w:lang w:val="en-US" w:eastAsia="zh-CN"/>
+          <w14:ligatures w14:val="none"/>
+        </w:rPr>
+      </w:pPr>
     </w:p>
     <w:p>
       <w:pPr>
@@ -7067,21 +8297,36 @@
           <w:kern w:val="0"/>
           <w:sz w:val="28"/>
           <w:szCs w:val="28"/>
-          <w:lang w:eastAsia="zh-CN"/>
-          <w14:ligatures w14:val="none"/>
-        </w:rPr>
-      </w:pPr>
-      <w:r>
-        <w:rPr>
-          <w:rFonts w:ascii="Times New Roman" w:eastAsia="SimSun" w:hAnsi="Times New Roman" w:cs="Times New Roman"/>
-          <w:kern w:val="0"/>
-          <w:sz w:val="28"/>
-          <w:szCs w:val="28"/>
-          <w:lang w:eastAsia="zh-CN"/>
-          <w14:ligatures w14:val="none"/>
-        </w:rPr>
-        <w:t xml:space="preserve">Дополнительные требования к защите информации от несанкционированного доступа не предъявляются. </w:t>
-      </w:r>
+          <w:lang w:val="en-US" w:eastAsia="zh-CN"/>
+          <w14:ligatures w14:val="none"/>
+        </w:rPr>
+      </w:pPr>
+      <w:r>
+        <w:rPr>
+          <w:rFonts w:ascii="Times New Roman" w:eastAsia="SimSun" w:hAnsi="Times New Roman" w:cs="Times New Roman"/>
+          <w:kern w:val="0"/>
+          <w:sz w:val="28"/>
+          <w:szCs w:val="28"/>
+          <w:lang w:eastAsia="zh-CN"/>
+          <w14:ligatures w14:val="none"/>
+        </w:rPr>
+        <w:t>Дополнительные требования к надёжности не предъявляются</w:t>
+      </w:r>
+    </w:p>
+    <w:p>
+      <w:pPr>
+        <w:spacing w:after="0" w:line="360" w:lineRule="auto"/>
+        <w:ind w:firstLine="708"/>
+        <w:jc w:val="both"/>
+        <w:rPr>
+          <w:rFonts w:ascii="Times New Roman" w:eastAsia="SimSun" w:hAnsi="Times New Roman" w:cs="Times New Roman"/>
+          <w:kern w:val="0"/>
+          <w:sz w:val="28"/>
+          <w:szCs w:val="28"/>
+          <w:lang w:val="en-US" w:eastAsia="zh-CN"/>
+          <w14:ligatures w14:val="none"/>
+        </w:rPr>
+      </w:pPr>
     </w:p>
     <w:p>
       <w:pPr>
@@ -7097,51 +8342,26 @@
           <w:kern w:val="0"/>
           <w:sz w:val="28"/>
           <w:szCs w:val="28"/>
-          <w:lang w:eastAsia="zh-CN"/>
-          <w14:ligatures w14:val="none"/>
-        </w:rPr>
-      </w:pPr>
-      <w:bookmarkStart w:id="32" w:name="_Toc240308339"/>
-      <w:r>
-        <w:rPr>
-          <w:rFonts w:ascii="Times New Roman" w:eastAsia="SimSun" w:hAnsi="Times New Roman" w:cs="Times New Roman"/>
-          <w:b/>
-          <w:bCs/>
-          <w:kern w:val="0"/>
-          <w:sz w:val="28"/>
-          <w:szCs w:val="28"/>
-          <w:lang w:eastAsia="zh-CN"/>
-          <w14:ligatures w14:val="none"/>
-        </w:rPr>
-        <w:t>3.1.9 Требования по сохранности информации при авариях</w:t>
-      </w:r>
-      <w:bookmarkEnd w:id="32"/>
-    </w:p>
-    <w:p>
-      <w:pPr>
-        <w:spacing w:after="0" w:line="360" w:lineRule="auto"/>
-        <w:ind w:firstLine="708"/>
-        <w:jc w:val="both"/>
-        <w:rPr>
-          <w:rFonts w:ascii="Times New Roman" w:eastAsia="SimSun" w:hAnsi="Times New Roman" w:cs="Times New Roman"/>
-          <w:kern w:val="0"/>
-          <w:sz w:val="28"/>
-          <w:szCs w:val="28"/>
-          <w:lang w:eastAsia="zh-CN"/>
-          <w14:ligatures w14:val="none"/>
-        </w:rPr>
-      </w:pPr>
-      <w:r>
-        <w:rPr>
-          <w:rFonts w:ascii="Times New Roman" w:eastAsia="SimSun" w:hAnsi="Times New Roman" w:cs="Times New Roman"/>
-          <w:kern w:val="0"/>
-          <w:sz w:val="28"/>
-          <w:szCs w:val="28"/>
-          <w:lang w:eastAsia="zh-CN"/>
-          <w14:ligatures w14:val="none"/>
-        </w:rPr>
-        <w:t xml:space="preserve">Дополнительные требования по сохранности информации при авариях не предъявляются. </w:t>
-      </w:r>
+          <w:lang w:val="en-US" w:eastAsia="zh-CN"/>
+          <w14:ligatures w14:val="none"/>
+        </w:rPr>
+      </w:pPr>
+      <w:bookmarkStart w:id="25" w:name="_Toc240308335"/>
+      <w:r>
+        <w:rPr>
+          <w:rFonts w:ascii="Times New Roman" w:eastAsia="SimSun" w:hAnsi="Times New Roman" w:cs="Times New Roman"/>
+          <w:b/>
+          <w:bCs/>
+          <w:kern w:val="0"/>
+          <w:sz w:val="28"/>
+          <w:szCs w:val="28"/>
+          <w:lang w:eastAsia="zh-CN"/>
+          <w14:ligatures w14:val="none"/>
+        </w:rPr>
+        <w:lastRenderedPageBreak/>
+        <w:t>3.1.5 Требования к безопасности</w:t>
+      </w:r>
+      <w:bookmarkEnd w:id="25"/>
     </w:p>
     <w:p>
       <w:pPr>
@@ -7157,39 +8377,10 @@
           <w:kern w:val="0"/>
           <w:sz w:val="28"/>
           <w:szCs w:val="28"/>
-          <w:lang w:eastAsia="zh-CN"/>
-          <w14:ligatures w14:val="none"/>
-        </w:rPr>
-      </w:pPr>
-      <w:bookmarkStart w:id="33" w:name="_Toc240308340"/>
-      <w:r>
-        <w:rPr>
-          <w:rFonts w:ascii="Times New Roman" w:eastAsia="SimSun" w:hAnsi="Times New Roman" w:cs="Times New Roman"/>
-          <w:b/>
-          <w:bCs/>
-          <w:kern w:val="0"/>
-          <w:sz w:val="28"/>
-          <w:szCs w:val="28"/>
-          <w:lang w:eastAsia="zh-CN"/>
-          <w14:ligatures w14:val="none"/>
-        </w:rPr>
-        <w:lastRenderedPageBreak/>
-        <w:t>3.1.10 Требования к защите от влияния внешних воздействий</w:t>
-      </w:r>
-      <w:bookmarkEnd w:id="33"/>
-      <w:r>
-        <w:rPr>
-          <w:rFonts w:ascii="Times New Roman" w:eastAsia="SimSun" w:hAnsi="Times New Roman" w:cs="Times New Roman"/>
-          <w:b/>
-          <w:bCs/>
-          <w:kern w:val="0"/>
-          <w:sz w:val="28"/>
-          <w:szCs w:val="28"/>
-          <w:lang w:eastAsia="zh-CN"/>
-          <w14:ligatures w14:val="none"/>
-        </w:rPr>
-        <w:t xml:space="preserve"> </w:t>
-      </w:r>
+          <w:lang w:val="en-US" w:eastAsia="zh-CN"/>
+          <w14:ligatures w14:val="none"/>
+        </w:rPr>
+      </w:pPr>
     </w:p>
     <w:p>
       <w:pPr>
@@ -7201,21 +8392,36 @@
           <w:kern w:val="0"/>
           <w:sz w:val="28"/>
           <w:szCs w:val="28"/>
-          <w:lang w:eastAsia="zh-CN"/>
-          <w14:ligatures w14:val="none"/>
-        </w:rPr>
-      </w:pPr>
-      <w:r>
-        <w:rPr>
-          <w:rFonts w:ascii="Times New Roman" w:eastAsia="SimSun" w:hAnsi="Times New Roman" w:cs="Times New Roman"/>
-          <w:kern w:val="0"/>
-          <w:sz w:val="28"/>
-          <w:szCs w:val="28"/>
-          <w:lang w:eastAsia="zh-CN"/>
-          <w14:ligatures w14:val="none"/>
-        </w:rPr>
-        <w:t xml:space="preserve">Дополнительные требования к защите от влияния внешних воздействий не предъявляются. </w:t>
-      </w:r>
+          <w:lang w:val="en-US" w:eastAsia="zh-CN"/>
+          <w14:ligatures w14:val="none"/>
+        </w:rPr>
+      </w:pPr>
+      <w:r>
+        <w:rPr>
+          <w:rFonts w:ascii="Times New Roman" w:eastAsia="SimSun" w:hAnsi="Times New Roman" w:cs="Times New Roman"/>
+          <w:kern w:val="0"/>
+          <w:sz w:val="28"/>
+          <w:szCs w:val="28"/>
+          <w:lang w:eastAsia="zh-CN"/>
+          <w14:ligatures w14:val="none"/>
+        </w:rPr>
+        <w:t>Дополнительные требования к безопасности не предъявляются</w:t>
+      </w:r>
+    </w:p>
+    <w:p>
+      <w:pPr>
+        <w:spacing w:after="0" w:line="360" w:lineRule="auto"/>
+        <w:ind w:firstLine="708"/>
+        <w:jc w:val="both"/>
+        <w:rPr>
+          <w:rFonts w:ascii="Times New Roman" w:eastAsia="SimSun" w:hAnsi="Times New Roman" w:cs="Times New Roman"/>
+          <w:kern w:val="0"/>
+          <w:sz w:val="28"/>
+          <w:szCs w:val="28"/>
+          <w:lang w:val="en-US" w:eastAsia="zh-CN"/>
+          <w14:ligatures w14:val="none"/>
+        </w:rPr>
+      </w:pPr>
     </w:p>
     <w:p>
       <w:pPr>
@@ -7231,64 +8437,25 @@
           <w:kern w:val="0"/>
           <w:sz w:val="28"/>
           <w:szCs w:val="28"/>
-          <w:lang w:eastAsia="zh-CN"/>
-          <w14:ligatures w14:val="none"/>
-        </w:rPr>
-      </w:pPr>
-      <w:bookmarkStart w:id="34" w:name="_Toc240308341"/>
-      <w:r>
-        <w:rPr>
-          <w:rFonts w:ascii="Times New Roman" w:eastAsia="SimSun" w:hAnsi="Times New Roman" w:cs="Times New Roman"/>
-          <w:b/>
-          <w:bCs/>
-          <w:kern w:val="0"/>
-          <w:sz w:val="28"/>
-          <w:szCs w:val="28"/>
-          <w:lang w:eastAsia="zh-CN"/>
-          <w14:ligatures w14:val="none"/>
-        </w:rPr>
-        <w:t>3.1.11 Требования к патентной чистоте</w:t>
-      </w:r>
-      <w:bookmarkEnd w:id="34"/>
-      <w:r>
-        <w:rPr>
-          <w:rFonts w:ascii="Times New Roman" w:eastAsia="SimSun" w:hAnsi="Times New Roman" w:cs="Times New Roman"/>
-          <w:b/>
-          <w:bCs/>
-          <w:kern w:val="0"/>
-          <w:sz w:val="28"/>
-          <w:szCs w:val="28"/>
-          <w:lang w:eastAsia="zh-CN"/>
-          <w14:ligatures w14:val="none"/>
-        </w:rPr>
-        <w:t xml:space="preserve"> </w:t>
-      </w:r>
-    </w:p>
-    <w:p>
-      <w:pPr>
-        <w:spacing w:after="0" w:line="360" w:lineRule="auto"/>
-        <w:ind w:firstLine="708"/>
-        <w:jc w:val="both"/>
-        <w:rPr>
-          <w:rFonts w:ascii="Times New Roman" w:eastAsia="SimSun" w:hAnsi="Times New Roman" w:cs="Times New Roman"/>
-          <w:kern w:val="0"/>
-          <w:sz w:val="28"/>
-          <w:szCs w:val="28"/>
-          <w:lang w:eastAsia="zh-CN"/>
-          <w14:ligatures w14:val="none"/>
-        </w:rPr>
-      </w:pPr>
-      <w:r>
-        <w:rPr>
-          <w:rFonts w:ascii="Times New Roman" w:eastAsia="SimSun" w:hAnsi="Times New Roman" w:cs="Times New Roman"/>
-          <w:kern w:val="0"/>
-          <w:sz w:val="28"/>
-          <w:szCs w:val="28"/>
-          <w:lang w:eastAsia="zh-CN"/>
-          <w14:ligatures w14:val="none"/>
-        </w:rPr>
-        <w:t xml:space="preserve">Дополнительные требования к патентной чистоте не предъявляются. </w:t>
-      </w:r>
+          <w:lang w:val="en-US" w:eastAsia="zh-CN"/>
+          <w14:ligatures w14:val="none"/>
+        </w:rPr>
+      </w:pPr>
+      <w:bookmarkStart w:id="26" w:name="_Toc240308336"/>
+      <w:r>
+        <w:rPr>
+          <w:rFonts w:ascii="Times New Roman" w:eastAsia="SimSun" w:hAnsi="Times New Roman" w:cs="Times New Roman"/>
+          <w:b/>
+          <w:bCs/>
+          <w:kern w:val="0"/>
+          <w:sz w:val="28"/>
+          <w:szCs w:val="28"/>
+          <w:lang w:eastAsia="zh-CN"/>
+          <w14:ligatures w14:val="none"/>
+        </w:rPr>
+        <w:t>3.1.6 Требования к эргономике и технической эстетике</w:t>
+      </w:r>
+      <w:bookmarkEnd w:id="26"/>
     </w:p>
     <w:p>
       <w:pPr>
@@ -7304,11 +8471,666 @@
           <w:kern w:val="0"/>
           <w:sz w:val="28"/>
           <w:szCs w:val="28"/>
-          <w:lang w:eastAsia="zh-CN"/>
-          <w14:ligatures w14:val="none"/>
-        </w:rPr>
-      </w:pPr>
-      <w:bookmarkStart w:id="35" w:name="_Toc240308342"/>
+          <w:lang w:val="en-US" w:eastAsia="zh-CN"/>
+          <w14:ligatures w14:val="none"/>
+        </w:rPr>
+      </w:pPr>
+    </w:p>
+    <w:p>
+      <w:pPr>
+        <w:spacing w:after="0" w:line="360" w:lineRule="auto"/>
+        <w:ind w:firstLine="708"/>
+        <w:jc w:val="both"/>
+        <w:rPr>
+          <w:rFonts w:ascii="Times New Roman" w:eastAsia="SimSun" w:hAnsi="Times New Roman" w:cs="Times New Roman"/>
+          <w:kern w:val="0"/>
+          <w:sz w:val="28"/>
+          <w:szCs w:val="28"/>
+          <w:lang w:eastAsia="zh-CN"/>
+          <w14:ligatures w14:val="none"/>
+        </w:rPr>
+      </w:pPr>
+      <w:r>
+        <w:rPr>
+          <w:rFonts w:ascii="Times New Roman" w:eastAsia="SimSun" w:hAnsi="Times New Roman" w:cs="Times New Roman"/>
+          <w:kern w:val="0"/>
+          <w:sz w:val="28"/>
+          <w:szCs w:val="28"/>
+          <w:lang w:eastAsia="zh-CN"/>
+          <w14:ligatures w14:val="none"/>
+        </w:rPr>
+        <w:t>Пользовательские интерфейсы для всех подсистем, разработанных в рамках создания системы должны быть выполнены в виде desktop-интерфейсов с помощью фреймворков Windows</w:t>
+      </w:r>
+      <w:r>
+        <w:rPr>
+          <w:rFonts w:ascii="Times New Roman" w:eastAsia="SimSun" w:hAnsi="Times New Roman" w:cs="Times New Roman"/>
+          <w:kern w:val="0"/>
+          <w:sz w:val="28"/>
+          <w:szCs w:val="28"/>
+          <w:lang w:val="en-US" w:eastAsia="zh-CN"/>
+          <w14:ligatures w14:val="none"/>
+        </w:rPr>
+        <w:t> </w:t>
+      </w:r>
+      <w:r>
+        <w:rPr>
+          <w:rFonts w:ascii="Times New Roman" w:eastAsia="SimSun" w:hAnsi="Times New Roman" w:cs="Times New Roman"/>
+          <w:kern w:val="0"/>
+          <w:sz w:val="28"/>
+          <w:szCs w:val="28"/>
+          <w:lang w:eastAsia="zh-CN"/>
+          <w14:ligatures w14:val="none"/>
+        </w:rPr>
+        <w:t>Forms, WPF или аналогичных им, позволяющих создавать пользовательские интерфейсы для ОС Windows 10 и выше.</w:t>
+      </w:r>
+    </w:p>
+    <w:p>
+      <w:pPr>
+        <w:spacing w:after="0" w:line="360" w:lineRule="auto"/>
+        <w:ind w:firstLine="708"/>
+        <w:jc w:val="both"/>
+        <w:rPr>
+          <w:rFonts w:ascii="Times New Roman" w:eastAsia="SimSun" w:hAnsi="Times New Roman" w:cs="Times New Roman"/>
+          <w:kern w:val="0"/>
+          <w:sz w:val="28"/>
+          <w:szCs w:val="28"/>
+          <w:lang w:val="en-US" w:eastAsia="zh-CN"/>
+          <w14:ligatures w14:val="none"/>
+        </w:rPr>
+      </w:pPr>
+      <w:r>
+        <w:rPr>
+          <w:rFonts w:ascii="Times New Roman" w:eastAsia="SimSun" w:hAnsi="Times New Roman" w:cs="Times New Roman"/>
+          <w:kern w:val="0"/>
+          <w:sz w:val="28"/>
+          <w:szCs w:val="28"/>
+          <w:lang w:eastAsia="zh-CN"/>
+          <w14:ligatures w14:val="none"/>
+        </w:rPr>
+        <w:t>Элементы интерфейса должны отвечать рекомендациям по вёрстке интерфейсов desktop-приложений указанным в источнике [1].</w:t>
+      </w:r>
+    </w:p>
+    <w:p>
+      <w:pPr>
+        <w:spacing w:after="0" w:line="360" w:lineRule="auto"/>
+        <w:ind w:firstLine="708"/>
+        <w:jc w:val="both"/>
+        <w:rPr>
+          <w:rFonts w:ascii="Times New Roman" w:eastAsia="SimSun" w:hAnsi="Times New Roman" w:cs="Times New Roman"/>
+          <w:kern w:val="0"/>
+          <w:sz w:val="28"/>
+          <w:szCs w:val="28"/>
+          <w:lang w:val="en-US" w:eastAsia="zh-CN"/>
+          <w14:ligatures w14:val="none"/>
+        </w:rPr>
+      </w:pPr>
+    </w:p>
+    <w:p>
+      <w:pPr>
+        <w:keepNext/>
+        <w:keepLines/>
+        <w:spacing w:before="40" w:after="0" w:line="360" w:lineRule="auto"/>
+        <w:jc w:val="center"/>
+        <w:outlineLvl w:val="2"/>
+        <w:rPr>
+          <w:rFonts w:ascii="Times New Roman" w:eastAsia="SimSun" w:hAnsi="Times New Roman" w:cs="Times New Roman"/>
+          <w:b/>
+          <w:bCs/>
+          <w:kern w:val="0"/>
+          <w:sz w:val="28"/>
+          <w:szCs w:val="28"/>
+          <w:lang w:val="en-US" w:eastAsia="zh-CN"/>
+          <w14:ligatures w14:val="none"/>
+        </w:rPr>
+      </w:pPr>
+      <w:bookmarkStart w:id="27" w:name="_Toc240308337"/>
+      <w:r>
+        <w:rPr>
+          <w:rFonts w:ascii="Times New Roman" w:eastAsia="SimSun" w:hAnsi="Times New Roman" w:cs="Times New Roman"/>
+          <w:b/>
+          <w:bCs/>
+          <w:kern w:val="0"/>
+          <w:sz w:val="28"/>
+          <w:szCs w:val="28"/>
+          <w:lang w:eastAsia="zh-CN"/>
+          <w14:ligatures w14:val="none"/>
+        </w:rPr>
+        <w:t>3.1.7 Требования к эксплуатации, техническому обслуживанию, ремонту и хранению компонентов системы</w:t>
+      </w:r>
+      <w:bookmarkEnd w:id="27"/>
+    </w:p>
+    <w:p>
+      <w:pPr>
+        <w:keepNext/>
+        <w:keepLines/>
+        <w:spacing w:before="40" w:after="0" w:line="360" w:lineRule="auto"/>
+        <w:jc w:val="center"/>
+        <w:outlineLvl w:val="2"/>
+        <w:rPr>
+          <w:rFonts w:ascii="Times New Roman" w:eastAsia="SimSun" w:hAnsi="Times New Roman" w:cs="Times New Roman"/>
+          <w:b/>
+          <w:bCs/>
+          <w:kern w:val="0"/>
+          <w:sz w:val="28"/>
+          <w:szCs w:val="28"/>
+          <w:lang w:val="en-US" w:eastAsia="zh-CN"/>
+          <w14:ligatures w14:val="none"/>
+        </w:rPr>
+      </w:pPr>
+    </w:p>
+    <w:p>
+      <w:pPr>
+        <w:spacing w:after="0" w:line="360" w:lineRule="auto"/>
+        <w:ind w:firstLine="708"/>
+        <w:jc w:val="both"/>
+        <w:rPr>
+          <w:rFonts w:ascii="Times New Roman" w:eastAsia="SimSun" w:hAnsi="Times New Roman" w:cs="Times New Roman"/>
+          <w:kern w:val="0"/>
+          <w:sz w:val="28"/>
+          <w:szCs w:val="28"/>
+          <w:lang w:val="en-US" w:eastAsia="zh-CN"/>
+          <w14:ligatures w14:val="none"/>
+        </w:rPr>
+      </w:pPr>
+      <w:r>
+        <w:rPr>
+          <w:rFonts w:ascii="Times New Roman" w:eastAsia="SimSun" w:hAnsi="Times New Roman" w:cs="Times New Roman"/>
+          <w:kern w:val="0"/>
+          <w:sz w:val="28"/>
+          <w:szCs w:val="28"/>
+          <w:lang w:eastAsia="zh-CN"/>
+          <w14:ligatures w14:val="none"/>
+        </w:rPr>
+        <w:t xml:space="preserve"> Дополнительные требования к эксплуатации, техническому обслуживанию, ремонту и хранению компонентов системы не предъявляются. </w:t>
+      </w:r>
+    </w:p>
+    <w:p>
+      <w:pPr>
+        <w:spacing w:after="0" w:line="360" w:lineRule="auto"/>
+        <w:ind w:firstLine="708"/>
+        <w:jc w:val="both"/>
+        <w:rPr>
+          <w:rFonts w:ascii="Times New Roman" w:eastAsia="SimSun" w:hAnsi="Times New Roman" w:cs="Times New Roman"/>
+          <w:kern w:val="0"/>
+          <w:sz w:val="28"/>
+          <w:szCs w:val="28"/>
+          <w:lang w:val="en-US" w:eastAsia="zh-CN"/>
+          <w14:ligatures w14:val="none"/>
+        </w:rPr>
+      </w:pPr>
+    </w:p>
+    <w:p>
+      <w:pPr>
+        <w:keepNext/>
+        <w:keepLines/>
+        <w:spacing w:before="40" w:after="0" w:line="360" w:lineRule="auto"/>
+        <w:jc w:val="center"/>
+        <w:outlineLvl w:val="2"/>
+        <w:rPr>
+          <w:rFonts w:ascii="Times New Roman" w:eastAsia="SimSun" w:hAnsi="Times New Roman" w:cs="Times New Roman"/>
+          <w:color w:val="1F4D78"/>
+          <w:kern w:val="0"/>
+          <w:sz w:val="28"/>
+          <w:szCs w:val="28"/>
+          <w:lang w:val="en-US" w:eastAsia="zh-CN"/>
+          <w14:ligatures w14:val="none"/>
+        </w:rPr>
+      </w:pPr>
+      <w:bookmarkStart w:id="28" w:name="_Toc240308338"/>
+      <w:r>
+        <w:rPr>
+          <w:rFonts w:ascii="Times New Roman" w:eastAsia="SimSun" w:hAnsi="Times New Roman" w:cs="Times New Roman"/>
+          <w:b/>
+          <w:bCs/>
+          <w:kern w:val="0"/>
+          <w:sz w:val="28"/>
+          <w:szCs w:val="28"/>
+          <w:lang w:eastAsia="zh-CN"/>
+          <w14:ligatures w14:val="none"/>
+        </w:rPr>
+        <w:t>3.1.8 Требования к защите информации от несанкционированного доступа</w:t>
+      </w:r>
+      <w:bookmarkEnd w:id="28"/>
+      <w:r>
+        <w:rPr>
+          <w:rFonts w:ascii="Times New Roman" w:eastAsia="SimSun" w:hAnsi="Times New Roman" w:cs="Times New Roman"/>
+          <w:color w:val="1F4D78"/>
+          <w:kern w:val="0"/>
+          <w:sz w:val="28"/>
+          <w:szCs w:val="28"/>
+          <w:lang w:eastAsia="zh-CN"/>
+          <w14:ligatures w14:val="none"/>
+        </w:rPr>
+        <w:t xml:space="preserve"> </w:t>
+      </w:r>
+    </w:p>
+    <w:p>
+      <w:pPr>
+        <w:keepNext/>
+        <w:keepLines/>
+        <w:spacing w:before="40" w:after="0" w:line="360" w:lineRule="auto"/>
+        <w:jc w:val="center"/>
+        <w:outlineLvl w:val="2"/>
+        <w:rPr>
+          <w:rFonts w:ascii="Times New Roman" w:eastAsia="SimSun" w:hAnsi="Times New Roman" w:cs="Times New Roman"/>
+          <w:color w:val="1F4D78"/>
+          <w:kern w:val="0"/>
+          <w:sz w:val="28"/>
+          <w:szCs w:val="28"/>
+          <w:lang w:val="en-US" w:eastAsia="zh-CN"/>
+          <w14:ligatures w14:val="none"/>
+        </w:rPr>
+      </w:pPr>
+    </w:p>
+    <w:p>
+      <w:pPr>
+        <w:spacing w:after="0" w:line="360" w:lineRule="auto"/>
+        <w:ind w:firstLine="708"/>
+        <w:jc w:val="both"/>
+        <w:rPr>
+          <w:rFonts w:ascii="Times New Roman" w:eastAsia="SimSun" w:hAnsi="Times New Roman" w:cs="Times New Roman"/>
+          <w:kern w:val="0"/>
+          <w:sz w:val="28"/>
+          <w:szCs w:val="28"/>
+          <w:lang w:eastAsia="zh-CN"/>
+          <w14:ligatures w14:val="none"/>
+        </w:rPr>
+      </w:pPr>
+      <w:r>
+        <w:rPr>
+          <w:rFonts w:ascii="Times New Roman" w:eastAsia="SimSun" w:hAnsi="Times New Roman" w:cs="Times New Roman"/>
+          <w:kern w:val="0"/>
+          <w:sz w:val="28"/>
+          <w:szCs w:val="28"/>
+          <w:lang w:eastAsia="zh-CN"/>
+          <w14:ligatures w14:val="none"/>
+        </w:rPr>
+        <w:t xml:space="preserve">Дополнительные требования к защите информации от несанкционированного доступа не предъявляются. </w:t>
+      </w:r>
+    </w:p>
+    <w:p>
+      <w:pPr>
+        <w:keepNext/>
+        <w:keepLines/>
+        <w:spacing w:before="40" w:after="0" w:line="360" w:lineRule="auto"/>
+        <w:jc w:val="center"/>
+        <w:outlineLvl w:val="2"/>
+        <w:rPr>
+          <w:rFonts w:ascii="Times New Roman" w:eastAsia="SimSun" w:hAnsi="Times New Roman" w:cs="Times New Roman"/>
+          <w:b/>
+          <w:bCs/>
+          <w:kern w:val="0"/>
+          <w:sz w:val="28"/>
+          <w:szCs w:val="28"/>
+          <w:lang w:val="en-US" w:eastAsia="zh-CN"/>
+          <w14:ligatures w14:val="none"/>
+        </w:rPr>
+      </w:pPr>
+      <w:bookmarkStart w:id="29" w:name="_Toc240308339"/>
+      <w:r>
+        <w:rPr>
+          <w:rFonts w:ascii="Times New Roman" w:eastAsia="SimSun" w:hAnsi="Times New Roman" w:cs="Times New Roman"/>
+          <w:b/>
+          <w:bCs/>
+          <w:kern w:val="0"/>
+          <w:sz w:val="28"/>
+          <w:szCs w:val="28"/>
+          <w:lang w:eastAsia="zh-CN"/>
+          <w14:ligatures w14:val="none"/>
+        </w:rPr>
+        <w:t>3.1.9 Требования по сохранности информации при авариях</w:t>
+      </w:r>
+      <w:bookmarkEnd w:id="29"/>
+    </w:p>
+    <w:p>
+      <w:pPr>
+        <w:keepNext/>
+        <w:keepLines/>
+        <w:spacing w:before="40" w:after="0" w:line="360" w:lineRule="auto"/>
+        <w:jc w:val="center"/>
+        <w:outlineLvl w:val="2"/>
+        <w:rPr>
+          <w:rFonts w:ascii="Times New Roman" w:eastAsia="SimSun" w:hAnsi="Times New Roman" w:cs="Times New Roman"/>
+          <w:b/>
+          <w:bCs/>
+          <w:kern w:val="0"/>
+          <w:sz w:val="28"/>
+          <w:szCs w:val="28"/>
+          <w:lang w:val="en-US" w:eastAsia="zh-CN"/>
+          <w14:ligatures w14:val="none"/>
+        </w:rPr>
+      </w:pPr>
+    </w:p>
+    <w:p>
+      <w:pPr>
+        <w:spacing w:after="0" w:line="360" w:lineRule="auto"/>
+        <w:ind w:firstLine="708"/>
+        <w:jc w:val="both"/>
+        <w:rPr>
+          <w:rFonts w:ascii="Times New Roman" w:eastAsia="SimSun" w:hAnsi="Times New Roman" w:cs="Times New Roman"/>
+          <w:kern w:val="0"/>
+          <w:sz w:val="28"/>
+          <w:szCs w:val="28"/>
+          <w:lang w:val="en-US" w:eastAsia="zh-CN"/>
+          <w14:ligatures w14:val="none"/>
+        </w:rPr>
+      </w:pPr>
+      <w:r>
+        <w:rPr>
+          <w:rFonts w:ascii="Times New Roman" w:eastAsia="SimSun" w:hAnsi="Times New Roman" w:cs="Times New Roman"/>
+          <w:kern w:val="0"/>
+          <w:sz w:val="28"/>
+          <w:szCs w:val="28"/>
+          <w:lang w:eastAsia="zh-CN"/>
+          <w14:ligatures w14:val="none"/>
+        </w:rPr>
+        <w:t xml:space="preserve">Дополнительные требования по сохранности информации при авариях не предъявляются. </w:t>
+      </w:r>
+    </w:p>
+    <w:p>
+      <w:pPr>
+        <w:spacing w:after="0" w:line="360" w:lineRule="auto"/>
+        <w:ind w:firstLine="708"/>
+        <w:jc w:val="both"/>
+        <w:rPr>
+          <w:rFonts w:ascii="Times New Roman" w:eastAsia="SimSun" w:hAnsi="Times New Roman" w:cs="Times New Roman"/>
+          <w:kern w:val="0"/>
+          <w:sz w:val="28"/>
+          <w:szCs w:val="28"/>
+          <w:lang w:val="en-US" w:eastAsia="zh-CN"/>
+          <w14:ligatures w14:val="none"/>
+        </w:rPr>
+      </w:pPr>
+    </w:p>
+    <w:p>
+      <w:pPr>
+        <w:keepNext/>
+        <w:keepLines/>
+        <w:spacing w:before="40" w:after="0" w:line="360" w:lineRule="auto"/>
+        <w:jc w:val="center"/>
+        <w:outlineLvl w:val="2"/>
+        <w:rPr>
+          <w:rFonts w:ascii="Times New Roman" w:eastAsia="SimSun" w:hAnsi="Times New Roman" w:cs="Times New Roman"/>
+          <w:b/>
+          <w:bCs/>
+          <w:kern w:val="0"/>
+          <w:sz w:val="28"/>
+          <w:szCs w:val="28"/>
+          <w:lang w:val="en-US" w:eastAsia="zh-CN"/>
+          <w14:ligatures w14:val="none"/>
+        </w:rPr>
+      </w:pPr>
+      <w:bookmarkStart w:id="30" w:name="_Toc240308340"/>
+      <w:r>
+        <w:rPr>
+          <w:rFonts w:ascii="Times New Roman" w:eastAsia="SimSun" w:hAnsi="Times New Roman" w:cs="Times New Roman"/>
+          <w:b/>
+          <w:bCs/>
+          <w:kern w:val="0"/>
+          <w:sz w:val="28"/>
+          <w:szCs w:val="28"/>
+          <w:lang w:eastAsia="zh-CN"/>
+          <w14:ligatures w14:val="none"/>
+        </w:rPr>
+        <w:t>3.1.10 Требования к защите от влияния внешних воздействий</w:t>
+      </w:r>
+      <w:bookmarkEnd w:id="30"/>
+      <w:r>
+        <w:rPr>
+          <w:rFonts w:ascii="Times New Roman" w:eastAsia="SimSun" w:hAnsi="Times New Roman" w:cs="Times New Roman"/>
+          <w:b/>
+          <w:bCs/>
+          <w:kern w:val="0"/>
+          <w:sz w:val="28"/>
+          <w:szCs w:val="28"/>
+          <w:lang w:eastAsia="zh-CN"/>
+          <w14:ligatures w14:val="none"/>
+        </w:rPr>
+        <w:t xml:space="preserve"> </w:t>
+      </w:r>
+    </w:p>
+    <w:p>
+      <w:pPr>
+        <w:keepNext/>
+        <w:keepLines/>
+        <w:spacing w:before="40" w:after="0" w:line="360" w:lineRule="auto"/>
+        <w:jc w:val="center"/>
+        <w:outlineLvl w:val="2"/>
+        <w:rPr>
+          <w:rFonts w:ascii="Times New Roman" w:eastAsia="SimSun" w:hAnsi="Times New Roman" w:cs="Times New Roman"/>
+          <w:b/>
+          <w:bCs/>
+          <w:kern w:val="0"/>
+          <w:sz w:val="28"/>
+          <w:szCs w:val="28"/>
+          <w:lang w:val="en-US" w:eastAsia="zh-CN"/>
+          <w14:ligatures w14:val="none"/>
+        </w:rPr>
+      </w:pPr>
+    </w:p>
+    <w:p>
+      <w:pPr>
+        <w:spacing w:after="0" w:line="360" w:lineRule="auto"/>
+        <w:ind w:firstLine="708"/>
+        <w:jc w:val="both"/>
+        <w:rPr>
+          <w:rFonts w:ascii="Times New Roman" w:eastAsia="SimSun" w:hAnsi="Times New Roman" w:cs="Times New Roman"/>
+          <w:kern w:val="0"/>
+          <w:sz w:val="28"/>
+          <w:szCs w:val="28"/>
+          <w:lang w:val="en-US" w:eastAsia="zh-CN"/>
+          <w14:ligatures w14:val="none"/>
+        </w:rPr>
+      </w:pPr>
+      <w:r>
+        <w:rPr>
+          <w:rFonts w:ascii="Times New Roman" w:eastAsia="SimSun" w:hAnsi="Times New Roman" w:cs="Times New Roman"/>
+          <w:kern w:val="0"/>
+          <w:sz w:val="28"/>
+          <w:szCs w:val="28"/>
+          <w:lang w:eastAsia="zh-CN"/>
+          <w14:ligatures w14:val="none"/>
+        </w:rPr>
+        <w:t>Дополнительные требования к защите от влияния внешних воздействий не предъявляются.</w:t>
+      </w:r>
+    </w:p>
+    <w:p>
+      <w:pPr>
+        <w:spacing w:after="0" w:line="360" w:lineRule="auto"/>
+        <w:ind w:firstLine="708"/>
+        <w:jc w:val="both"/>
+        <w:rPr>
+          <w:rFonts w:ascii="Times New Roman" w:eastAsia="SimSun" w:hAnsi="Times New Roman" w:cs="Times New Roman"/>
+          <w:kern w:val="0"/>
+          <w:sz w:val="28"/>
+          <w:szCs w:val="28"/>
+          <w:lang w:val="en-US" w:eastAsia="zh-CN"/>
+          <w14:ligatures w14:val="none"/>
+        </w:rPr>
+      </w:pPr>
+      <w:r>
+        <w:rPr>
+          <w:rFonts w:ascii="Times New Roman" w:eastAsia="SimSun" w:hAnsi="Times New Roman" w:cs="Times New Roman"/>
+          <w:kern w:val="0"/>
+          <w:sz w:val="28"/>
+          <w:szCs w:val="28"/>
+          <w:lang w:eastAsia="zh-CN"/>
+          <w14:ligatures w14:val="none"/>
+        </w:rPr>
+        <w:t xml:space="preserve"> </w:t>
+      </w:r>
+    </w:p>
+    <w:p>
+      <w:pPr>
+        <w:spacing w:after="0" w:line="360" w:lineRule="auto"/>
+        <w:ind w:firstLine="708"/>
+        <w:jc w:val="both"/>
+        <w:rPr>
+          <w:rFonts w:ascii="Times New Roman" w:eastAsia="SimSun" w:hAnsi="Times New Roman" w:cs="Times New Roman"/>
+          <w:kern w:val="0"/>
+          <w:sz w:val="28"/>
+          <w:szCs w:val="28"/>
+          <w:lang w:val="en-US" w:eastAsia="zh-CN"/>
+          <w14:ligatures w14:val="none"/>
+        </w:rPr>
+      </w:pPr>
+    </w:p>
+    <w:p>
+      <w:pPr>
+        <w:spacing w:after="0" w:line="360" w:lineRule="auto"/>
+        <w:ind w:firstLine="708"/>
+        <w:jc w:val="both"/>
+        <w:rPr>
+          <w:rFonts w:ascii="Times New Roman" w:eastAsia="SimSun" w:hAnsi="Times New Roman" w:cs="Times New Roman"/>
+          <w:kern w:val="0"/>
+          <w:sz w:val="28"/>
+          <w:szCs w:val="28"/>
+          <w:lang w:val="en-US" w:eastAsia="zh-CN"/>
+          <w14:ligatures w14:val="none"/>
+        </w:rPr>
+      </w:pPr>
+    </w:p>
+    <w:p>
+      <w:pPr>
+        <w:spacing w:after="0" w:line="360" w:lineRule="auto"/>
+        <w:ind w:firstLine="708"/>
+        <w:jc w:val="both"/>
+        <w:rPr>
+          <w:rFonts w:ascii="Times New Roman" w:eastAsia="SimSun" w:hAnsi="Times New Roman" w:cs="Times New Roman"/>
+          <w:kern w:val="0"/>
+          <w:sz w:val="28"/>
+          <w:szCs w:val="28"/>
+          <w:lang w:val="en-US" w:eastAsia="zh-CN"/>
+          <w14:ligatures w14:val="none"/>
+        </w:rPr>
+      </w:pPr>
+    </w:p>
+    <w:p>
+      <w:pPr>
+        <w:keepNext/>
+        <w:keepLines/>
+        <w:spacing w:before="40" w:after="0" w:line="360" w:lineRule="auto"/>
+        <w:jc w:val="center"/>
+        <w:outlineLvl w:val="2"/>
+        <w:rPr>
+          <w:rFonts w:ascii="Times New Roman" w:eastAsia="SimSun" w:hAnsi="Times New Roman" w:cs="Times New Roman"/>
+          <w:b/>
+          <w:bCs/>
+          <w:kern w:val="0"/>
+          <w:sz w:val="28"/>
+          <w:szCs w:val="28"/>
+          <w:lang w:val="en-US" w:eastAsia="zh-CN"/>
+          <w14:ligatures w14:val="none"/>
+        </w:rPr>
+      </w:pPr>
+      <w:bookmarkStart w:id="31" w:name="_Toc240308341"/>
+      <w:r>
+        <w:rPr>
+          <w:rFonts w:ascii="Times New Roman" w:eastAsia="SimSun" w:hAnsi="Times New Roman" w:cs="Times New Roman"/>
+          <w:b/>
+          <w:bCs/>
+          <w:kern w:val="0"/>
+          <w:sz w:val="28"/>
+          <w:szCs w:val="28"/>
+          <w:lang w:eastAsia="zh-CN"/>
+          <w14:ligatures w14:val="none"/>
+        </w:rPr>
+        <w:t>3.1.11 Требования к патентной чистоте</w:t>
+      </w:r>
+      <w:bookmarkEnd w:id="31"/>
+      <w:r>
+        <w:rPr>
+          <w:rFonts w:ascii="Times New Roman" w:eastAsia="SimSun" w:hAnsi="Times New Roman" w:cs="Times New Roman"/>
+          <w:b/>
+          <w:bCs/>
+          <w:kern w:val="0"/>
+          <w:sz w:val="28"/>
+          <w:szCs w:val="28"/>
+          <w:lang w:eastAsia="zh-CN"/>
+          <w14:ligatures w14:val="none"/>
+        </w:rPr>
+        <w:t xml:space="preserve"> </w:t>
+      </w:r>
+    </w:p>
+    <w:p>
+      <w:pPr>
+        <w:keepNext/>
+        <w:keepLines/>
+        <w:spacing w:before="40" w:after="0" w:line="360" w:lineRule="auto"/>
+        <w:jc w:val="center"/>
+        <w:outlineLvl w:val="2"/>
+        <w:rPr>
+          <w:rFonts w:ascii="Times New Roman" w:eastAsia="SimSun" w:hAnsi="Times New Roman" w:cs="Times New Roman"/>
+          <w:b/>
+          <w:bCs/>
+          <w:kern w:val="0"/>
+          <w:sz w:val="28"/>
+          <w:szCs w:val="28"/>
+          <w:lang w:val="en-US" w:eastAsia="zh-CN"/>
+          <w14:ligatures w14:val="none"/>
+        </w:rPr>
+      </w:pPr>
+    </w:p>
+    <w:p>
+      <w:pPr>
+        <w:spacing w:after="0" w:line="360" w:lineRule="auto"/>
+        <w:ind w:firstLine="708"/>
+        <w:jc w:val="both"/>
+        <w:rPr>
+          <w:rFonts w:ascii="Times New Roman" w:eastAsia="SimSun" w:hAnsi="Times New Roman" w:cs="Times New Roman"/>
+          <w:kern w:val="0"/>
+          <w:sz w:val="28"/>
+          <w:szCs w:val="28"/>
+          <w:lang w:val="en-US" w:eastAsia="zh-CN"/>
+          <w14:ligatures w14:val="none"/>
+        </w:rPr>
+      </w:pPr>
+      <w:r>
+        <w:rPr>
+          <w:rFonts w:ascii="Times New Roman" w:eastAsia="SimSun" w:hAnsi="Times New Roman" w:cs="Times New Roman"/>
+          <w:kern w:val="0"/>
+          <w:sz w:val="28"/>
+          <w:szCs w:val="28"/>
+          <w:lang w:eastAsia="zh-CN"/>
+          <w14:ligatures w14:val="none"/>
+        </w:rPr>
+        <w:t xml:space="preserve">Дополнительные требования к патентной чистоте не предъявляются. </w:t>
+      </w:r>
+    </w:p>
+    <w:p>
+      <w:pPr>
+        <w:spacing w:after="0" w:line="360" w:lineRule="auto"/>
+        <w:ind w:firstLine="708"/>
+        <w:jc w:val="both"/>
+        <w:rPr>
+          <w:rFonts w:ascii="Times New Roman" w:eastAsia="SimSun" w:hAnsi="Times New Roman" w:cs="Times New Roman"/>
+          <w:kern w:val="0"/>
+          <w:sz w:val="28"/>
+          <w:szCs w:val="28"/>
+          <w:lang w:val="en-US" w:eastAsia="zh-CN"/>
+          <w14:ligatures w14:val="none"/>
+        </w:rPr>
+      </w:pPr>
+    </w:p>
+    <w:p>
+      <w:pPr>
+        <w:keepNext/>
+        <w:keepLines/>
+        <w:spacing w:before="40" w:after="0" w:line="360" w:lineRule="auto"/>
+        <w:jc w:val="center"/>
+        <w:outlineLvl w:val="2"/>
+        <w:rPr>
+          <w:rFonts w:ascii="Times New Roman" w:eastAsia="SimSun" w:hAnsi="Times New Roman" w:cs="Times New Roman"/>
+          <w:b/>
+          <w:bCs/>
+          <w:kern w:val="0"/>
+          <w:sz w:val="28"/>
+          <w:szCs w:val="28"/>
+          <w:lang w:val="en-US" w:eastAsia="zh-CN"/>
+          <w14:ligatures w14:val="none"/>
+        </w:rPr>
+      </w:pPr>
+      <w:bookmarkStart w:id="32" w:name="_Toc240308342"/>
       <w:r>
         <w:rPr>
           <w:rFonts w:ascii="Times New Roman" w:eastAsia="SimSun" w:hAnsi="Times New Roman" w:cs="Times New Roman"/>
@@ -7322,7 +9144,7 @@
         </w:rPr>
         <w:t>3.1.12 Требования по стандартизации и унификации</w:t>
       </w:r>
-      <w:bookmarkEnd w:id="35"/>
+      <w:bookmarkEnd w:id="32"/>
       <w:r>
         <w:rPr>
           <w:rFonts w:ascii="Times New Roman" w:eastAsia="SimSun" w:hAnsi="Times New Roman" w:cs="Times New Roman"/>
@@ -7336,6 +9158,25 @@
         </w:rPr>
         <w:t xml:space="preserve"> </w:t>
       </w:r>
+    </w:p>
+    <w:p>
+      <w:pPr>
+        <w:keepNext/>
+        <w:keepLines/>
+        <w:spacing w:before="40" w:after="0" w:line="360" w:lineRule="auto"/>
+        <w:jc w:val="center"/>
+        <w:outlineLvl w:val="2"/>
+        <w:rPr>
+          <w:rFonts w:ascii="Times New Roman" w:eastAsia="SimSun" w:hAnsi="Times New Roman" w:cs="Times New Roman"/>
+          <w:b/>
+          <w:bCs/>
+          <w:kern w:val="0"/>
+          <w:sz w:val="28"/>
+          <w:szCs w:val="28"/>
+          <w:lang w:val="en-US" w:eastAsia="zh-CN"/>
+          <w14:ligatures w14:val="none"/>
+        </w:rPr>
+      </w:pPr>
     </w:p>
     <w:p>
       <w:pPr>
@@ -7396,7 +9237,7 @@
           <w14:ligatures w14:val="none"/>
         </w:rPr>
       </w:pPr>
-      <w:bookmarkStart w:id="36" w:name="_Toc240308343"/>
+      <w:bookmarkStart w:id="33" w:name="_Toc240308343"/>
       <w:r>
         <w:rPr>
           <w:rFonts w:ascii="Times New Roman" w:eastAsia="SimSun" w:hAnsi="Times New Roman" w:cs="Times New Roman"/>
@@ -7410,12 +9251,218 @@
         </w:rPr>
         <w:t>3.2 Требования к функциям (задачам), выполняемым АС</w:t>
       </w:r>
-      <w:bookmarkEnd w:id="36"/>
+      <w:bookmarkEnd w:id="33"/>
     </w:p>
     <w:p>
       <w:pPr>
         <w:spacing w:after="0" w:line="360" w:lineRule="auto"/>
         <w:ind w:firstLine="708"/>
+        <w:jc w:val="center"/>
+        <w:rPr>
+          <w:rFonts w:ascii="Times New Roman" w:eastAsia="SimSun" w:hAnsi="Times New Roman" w:cs="Times New Roman"/>
+          <w:kern w:val="0"/>
+          <w:sz w:val="28"/>
+          <w:szCs w:val="28"/>
+          <w:lang w:eastAsia="zh-CN"/>
+          <w14:ligatures w14:val="none"/>
+        </w:rPr>
+      </w:pPr>
+    </w:p>
+    <w:p>
+      <w:pPr>
+        <w:spacing w:after="0" w:line="360" w:lineRule="auto"/>
+        <w:ind w:firstLine="708"/>
+        <w:jc w:val="both"/>
+        <w:rPr>
+          <w:rFonts w:ascii="Times New Roman" w:eastAsia="SimSun" w:hAnsi="Times New Roman" w:cs="Times New Roman"/>
+          <w:kern w:val="0"/>
+          <w:sz w:val="28"/>
+          <w:szCs w:val="28"/>
+          <w:lang w:eastAsia="zh-CN"/>
+          <w14:ligatures w14:val="none"/>
+        </w:rPr>
+      </w:pPr>
+      <w:r>
+        <w:rPr>
+          <w:rFonts w:ascii="Times New Roman" w:eastAsia="SimSun" w:hAnsi="Times New Roman" w:cs="Times New Roman"/>
+          <w:kern w:val="0"/>
+          <w:sz w:val="28"/>
+          <w:szCs w:val="28"/>
+          <w:lang w:eastAsia="zh-CN"/>
+          <w14:ligatures w14:val="none"/>
+        </w:rPr>
+        <w:t>Трубный фланец с патрубком — это соединительная деталь трубопровода, представляющая собой деталь вращения, состоящую из основного опорного диска с крепежными отверстиями и приварного цилиндрического патрубка. Конструктивно деталь формируется соосными цилиндрическими элементами, образующими внешне ступенчатую форму, и сквозным внутренним каналом для прохода рабочей среды. Чтобы смоделировать такую архитектуру, достаточно задать простую форму для каждой из его частей и вытянуть на необходимое расстояние, а дальше отредактировать модель.</w:t>
+      </w:r>
+      <w:r>
+        <w:t xml:space="preserve"> </w:t>
+      </w:r>
+      <w:r>
+        <w:rPr>
+          <w:rFonts w:ascii="Times New Roman" w:eastAsia="SimSun" w:hAnsi="Times New Roman" w:cs="Times New Roman"/>
+          <w:kern w:val="0"/>
+          <w:sz w:val="28"/>
+          <w:szCs w:val="28"/>
+          <w:lang w:eastAsia="zh-CN"/>
+          <w14:ligatures w14:val="none"/>
+        </w:rPr>
+        <w:t xml:space="preserve">Чтобы автоматизировать построение такой </w:t>
+      </w:r>
+      <w:r>
+        <w:rPr>
+          <w:rFonts w:ascii="Times New Roman" w:eastAsia="SimSun" w:hAnsi="Times New Roman" w:cs="Times New Roman"/>
+          <w:kern w:val="0"/>
+          <w:sz w:val="28"/>
+          <w:szCs w:val="28"/>
+          <w:lang w:eastAsia="zh-CN"/>
+          <w14:ligatures w14:val="none"/>
+        </w:rPr>
+        <w:lastRenderedPageBreak/>
+        <w:t>архитектуры, программа последовательно генерирует базовые геометрические тела вытягиванием круглых профилей, формирует внутреннее сквозное отверстие, а также вырезает крепежные отверстия под болты с их последующим размножением с помощью кругового массива.</w:t>
+      </w:r>
+    </w:p>
+    <w:p>
+      <w:pPr>
+        <w:spacing w:after="0" w:line="360" w:lineRule="auto"/>
+        <w:ind w:firstLine="708"/>
+        <w:jc w:val="both"/>
+        <w:rPr>
+          <w:rFonts w:ascii="Times New Roman" w:eastAsia="SimSun" w:hAnsi="Times New Roman" w:cs="Times New Roman"/>
+          <w:kern w:val="0"/>
+          <w:sz w:val="28"/>
+          <w:szCs w:val="28"/>
+          <w:lang w:eastAsia="zh-CN"/>
+          <w14:ligatures w14:val="none"/>
+        </w:rPr>
+      </w:pPr>
+      <w:r>
+        <w:rPr>
+          <w:rFonts w:ascii="Times New Roman" w:eastAsia="SimSun" w:hAnsi="Times New Roman" w:cs="Times New Roman"/>
+          <w:kern w:val="0"/>
+          <w:sz w:val="28"/>
+          <w:szCs w:val="28"/>
+          <w:lang w:eastAsia="zh-CN"/>
+          <w14:ligatures w14:val="none"/>
+        </w:rPr>
+        <w:t xml:space="preserve">В рамках задачи должен быть спроектирован и реализован механизм ввода геометрических параметров с проверкой их корректности, а также разработана система взаимодействия с </w:t>
+      </w:r>
+      <w:r>
+        <w:rPr>
+          <w:rFonts w:ascii="Times New Roman" w:eastAsia="SimSun" w:hAnsi="Times New Roman" w:cs="Times New Roman"/>
+          <w:kern w:val="0"/>
+          <w:sz w:val="28"/>
+          <w:szCs w:val="28"/>
+          <w:lang w:val="en-US" w:eastAsia="zh-CN"/>
+          <w14:ligatures w14:val="none"/>
+        </w:rPr>
+        <w:t>API</w:t>
+      </w:r>
+      <w:r>
+        <w:rPr>
+          <w:rFonts w:ascii="Times New Roman" w:eastAsia="SimSun" w:hAnsi="Times New Roman" w:cs="Times New Roman"/>
+          <w:kern w:val="0"/>
+          <w:sz w:val="28"/>
+          <w:szCs w:val="28"/>
+          <w:lang w:eastAsia="zh-CN"/>
+          <w14:ligatures w14:val="none"/>
+        </w:rPr>
+        <w:t xml:space="preserve"> САПР «</w:t>
+      </w:r>
+      <w:r>
+        <w:rPr>
+          <w:rFonts w:ascii="Times New Roman" w:eastAsia="SimSun" w:hAnsi="Times New Roman" w:cs="Times New Roman"/>
+          <w:kern w:val="0"/>
+          <w:sz w:val="28"/>
+          <w:szCs w:val="28"/>
+          <w:lang w:val="en-US" w:eastAsia="zh-CN"/>
+          <w14:ligatures w14:val="none"/>
+        </w:rPr>
+        <w:t>Autodesk</w:t>
+      </w:r>
+      <w:r>
+        <w:rPr>
+          <w:rFonts w:ascii="Times New Roman" w:eastAsia="SimSun" w:hAnsi="Times New Roman" w:cs="Times New Roman"/>
+          <w:kern w:val="0"/>
+          <w:sz w:val="28"/>
+          <w:szCs w:val="28"/>
+          <w:lang w:eastAsia="zh-CN"/>
+          <w14:ligatures w14:val="none"/>
+        </w:rPr>
+        <w:t xml:space="preserve"> </w:t>
+      </w:r>
+      <w:r>
+        <w:rPr>
+          <w:rFonts w:ascii="Times New Roman" w:eastAsia="SimSun" w:hAnsi="Times New Roman" w:cs="Times New Roman"/>
+          <w:kern w:val="0"/>
+          <w:sz w:val="28"/>
+          <w:szCs w:val="28"/>
+          <w:lang w:val="en-US" w:eastAsia="zh-CN"/>
+          <w14:ligatures w14:val="none"/>
+        </w:rPr>
+        <w:t>Inventor</w:t>
+      </w:r>
+      <w:r>
+        <w:rPr>
+          <w:rFonts w:ascii="Times New Roman" w:eastAsia="SimSun" w:hAnsi="Times New Roman" w:cs="Times New Roman"/>
+          <w:kern w:val="0"/>
+          <w:sz w:val="28"/>
+          <w:szCs w:val="28"/>
+          <w:lang w:eastAsia="zh-CN"/>
+          <w14:ligatures w14:val="none"/>
+        </w:rPr>
+        <w:t>», производящая построение трубного фланца с патрубком по заданным параметрам.</w:t>
+      </w:r>
+    </w:p>
+    <w:p>
+      <w:pPr>
+        <w:spacing w:after="0" w:line="360" w:lineRule="auto"/>
+        <w:jc w:val="both"/>
+        <w:rPr>
+          <w:rFonts w:ascii="Times New Roman" w:eastAsia="SimSun" w:hAnsi="Times New Roman" w:cs="Times New Roman"/>
+          <w:kern w:val="0"/>
+          <w:sz w:val="28"/>
+          <w:szCs w:val="28"/>
+          <w:lang w:eastAsia="zh-CN"/>
+          <w14:ligatures w14:val="none"/>
+        </w:rPr>
+      </w:pPr>
+    </w:p>
+    <w:p>
+      <w:pPr>
+        <w:keepNext/>
+        <w:keepLines/>
+        <w:spacing w:before="40" w:after="0" w:line="360" w:lineRule="auto"/>
+        <w:jc w:val="center"/>
+        <w:outlineLvl w:val="1"/>
+        <w:rPr>
+          <w:rFonts w:ascii="Times New Roman" w:eastAsia="SimSun" w:hAnsi="Times New Roman" w:cs="Times New Roman"/>
+          <w:b/>
+          <w:bCs/>
+          <w:kern w:val="0"/>
+          <w:sz w:val="28"/>
+          <w:szCs w:val="28"/>
+          <w:lang w:eastAsia="zh-CN"/>
+          <w14:ligatures w14:val="none"/>
+        </w:rPr>
+      </w:pPr>
+      <w:bookmarkStart w:id="34" w:name="_Toc240308345"/>
+      <w:r>
+        <w:rPr>
+          <w:rFonts w:ascii="Times New Roman" w:eastAsia="SimSun" w:hAnsi="Times New Roman" w:cs="Times New Roman"/>
+          <w:b/>
+          <w:bCs/>
+          <w:kern w:val="0"/>
+          <w:sz w:val="28"/>
+          <w:szCs w:val="28"/>
+          <w:lang w:eastAsia="zh-CN"/>
+          <w14:ligatures w14:val="none"/>
+        </w:rPr>
+        <w:t>3.3 Требования к видам обеспечения АС</w:t>
+      </w:r>
+      <w:bookmarkEnd w:id="34"/>
+    </w:p>
+    <w:p>
+      <w:pPr>
+        <w:spacing w:after="0" w:line="360" w:lineRule="auto"/>
         <w:jc w:val="center"/>
         <w:rPr>
           <w:rFonts w:ascii="Times New Roman" w:eastAsia="SimSun" w:hAnsi="Times New Roman" w:cs="Times New Roman"/>
@@ -7436,38 +9483,41 @@
         <w:outlineLvl w:val="2"/>
         <w:rPr>
           <w:rFonts w:ascii="Times New Roman" w:eastAsia="SimSun" w:hAnsi="Times New Roman" w:cs="Times New Roman"/>
-          <w:b/>
-          <w:bCs/>
-          <w:kern w:val="0"/>
-          <w:sz w:val="28"/>
-          <w:szCs w:val="28"/>
-          <w:lang w:eastAsia="zh-CN"/>
-          <w14:ligatures w14:val="none"/>
-        </w:rPr>
-      </w:pPr>
-      <w:bookmarkStart w:id="37" w:name="_Toc240308344"/>
-      <w:commentRangeStart w:id="72"/>
-      <w:r>
-        <w:rPr>
-          <w:rFonts w:ascii="Times New Roman" w:eastAsia="SimSun" w:hAnsi="Times New Roman" w:cs="Times New Roman"/>
-          <w:b/>
-          <w:bCs/>
-          <w:kern w:val="0"/>
-          <w:sz w:val="28"/>
-          <w:szCs w:val="28"/>
-          <w:lang w:eastAsia="zh-CN"/>
-          <w14:ligatures w14:val="none"/>
-        </w:rPr>
-        <w:t>3.2.1 Перечень функций, задач или их комплексов</w:t>
-      </w:r>
-      <w:commentRangeEnd w:id="72"/>
-      <w:r>
-        <w:rPr>
-          <w:rStyle w:val="CommentReference"/>
-        </w:rPr>
-        <w:commentReference w:id="72"/>
-      </w:r>
-      <w:bookmarkEnd w:id="37"/>
+          <w:color w:val="1F4D78"/>
+          <w:kern w:val="0"/>
+          <w:sz w:val="28"/>
+          <w:szCs w:val="28"/>
+          <w:lang w:eastAsia="zh-CN"/>
+          <w14:ligatures w14:val="none"/>
+        </w:rPr>
+      </w:pPr>
+      <w:r>
+        <w:rPr>
+          <w:rFonts w:ascii="Times New Roman" w:eastAsia="SimSun" w:hAnsi="Times New Roman" w:cs="Times New Roman"/>
+          <w:color w:val="1F4D78"/>
+          <w:kern w:val="0"/>
+          <w:sz w:val="28"/>
+          <w:szCs w:val="28"/>
+          <w:lang w:eastAsia="zh-CN"/>
+          <w14:ligatures w14:val="none"/>
+        </w:rPr>
+        <w:tab/>
+      </w:r>
+      <w:bookmarkStart w:id="35" w:name="_Toc240308346"/>
+      <w:r>
+        <w:rPr>
+          <w:rFonts w:ascii="Times New Roman" w:eastAsia="SimSun" w:hAnsi="Times New Roman" w:cs="Times New Roman"/>
+          <w:b/>
+          <w:bCs/>
+          <w:kern w:val="0"/>
+          <w:sz w:val="28"/>
+          <w:szCs w:val="28"/>
+          <w:lang w:eastAsia="zh-CN"/>
+          <w14:ligatures w14:val="none"/>
+        </w:rPr>
+        <w:t>3.3.1 Требования к математическому обеспечению системы</w:t>
+      </w:r>
+      <w:bookmarkEnd w:id="35"/>
     </w:p>
     <w:p>
       <w:pPr>
@@ -7492,188 +9542,8 @@
           <w:lang w:eastAsia="zh-CN"/>
           <w14:ligatures w14:val="none"/>
         </w:rPr>
-        <w:t>Трубный фланец с патрубком — это соединительная деталь трубопровода, представляющая собой деталь вращения, состоящую из основного опорного диска с крепежными отверстиями и приварного цилиндрического патрубка. Конструктивно деталь формируется соосными цилиндрическими элементами, образующими внешне ступенчатую форму, и сквозным внутренним каналом для прохода рабочей среды. Чтобы смоделировать такую архитектуру, достаточно задать простую форму для каждой из его частей и вытянуть на необходимое расстояние, а дальше отредактировать модель.</w:t>
-      </w:r>
-      <w:r>
-        <w:t xml:space="preserve"> </w:t>
-      </w:r>
-      <w:r>
-        <w:rPr>
-          <w:rFonts w:ascii="Times New Roman" w:eastAsia="SimSun" w:hAnsi="Times New Roman" w:cs="Times New Roman"/>
-          <w:kern w:val="0"/>
-          <w:sz w:val="28"/>
-          <w:szCs w:val="28"/>
-          <w:lang w:eastAsia="zh-CN"/>
-          <w14:ligatures w14:val="none"/>
-        </w:rPr>
-        <w:t>Чтобы автоматизировать построение такой архитектуры, программа последовательно генерирует базовые геометрические тела вытягиванием круглых профилей, формирует внутреннее сквозное отверстие, а также вырезает крепежные отверстия под болты с их последующим размножением с помощью кругового массива.</w:t>
-      </w:r>
-    </w:p>
-    <w:p>
-      <w:pPr>
-        <w:spacing w:after="0" w:line="360" w:lineRule="auto"/>
-        <w:ind w:firstLine="708"/>
-        <w:jc w:val="both"/>
-        <w:rPr>
-          <w:rFonts w:ascii="Times New Roman" w:eastAsia="SimSun" w:hAnsi="Times New Roman" w:cs="Times New Roman"/>
-          <w:kern w:val="0"/>
-          <w:sz w:val="28"/>
-          <w:szCs w:val="28"/>
-          <w:lang w:eastAsia="zh-CN"/>
-          <w14:ligatures w14:val="none"/>
-        </w:rPr>
-      </w:pPr>
-      <w:r>
-        <w:rPr>
-          <w:rFonts w:ascii="Times New Roman" w:eastAsia="SimSun" w:hAnsi="Times New Roman" w:cs="Times New Roman"/>
-          <w:kern w:val="0"/>
-          <w:sz w:val="28"/>
-          <w:szCs w:val="28"/>
-          <w:lang w:eastAsia="zh-CN"/>
-          <w14:ligatures w14:val="none"/>
-        </w:rPr>
-        <w:t xml:space="preserve">В рамках задачи должен быть спроектирован и реализован механизм ввода геометрических параметров с проверкой их корректности, а также разработана система взаимодействия с </w:t>
-      </w:r>
-      <w:r>
-        <w:rPr>
-          <w:rFonts w:ascii="Times New Roman" w:eastAsia="SimSun" w:hAnsi="Times New Roman" w:cs="Times New Roman"/>
-          <w:kern w:val="0"/>
-          <w:sz w:val="28"/>
-          <w:szCs w:val="28"/>
-          <w:lang w:val="en-US" w:eastAsia="zh-CN"/>
-          <w14:ligatures w14:val="none"/>
-        </w:rPr>
-        <w:t>API</w:t>
-      </w:r>
-      <w:r>
-        <w:rPr>
-          <w:rFonts w:ascii="Times New Roman" w:eastAsia="SimSun" w:hAnsi="Times New Roman" w:cs="Times New Roman"/>
-          <w:kern w:val="0"/>
-          <w:sz w:val="28"/>
-          <w:szCs w:val="28"/>
-          <w:lang w:eastAsia="zh-CN"/>
-          <w14:ligatures w14:val="none"/>
-        </w:rPr>
-        <w:t xml:space="preserve"> САПР «</w:t>
-      </w:r>
-      <w:r>
-        <w:rPr>
-          <w:rFonts w:ascii="Times New Roman" w:eastAsia="SimSun" w:hAnsi="Times New Roman" w:cs="Times New Roman"/>
-          <w:kern w:val="0"/>
-          <w:sz w:val="28"/>
-          <w:szCs w:val="28"/>
-          <w:lang w:val="en-US" w:eastAsia="zh-CN"/>
-          <w14:ligatures w14:val="none"/>
-        </w:rPr>
-        <w:t>Autodesk</w:t>
-      </w:r>
-      <w:r>
-        <w:rPr>
-          <w:rFonts w:ascii="Times New Roman" w:eastAsia="SimSun" w:hAnsi="Times New Roman" w:cs="Times New Roman"/>
-          <w:kern w:val="0"/>
-          <w:sz w:val="28"/>
-          <w:szCs w:val="28"/>
-          <w:lang w:eastAsia="zh-CN"/>
-          <w14:ligatures w14:val="none"/>
-        </w:rPr>
-        <w:t xml:space="preserve"> </w:t>
-      </w:r>
-      <w:r>
-        <w:rPr>
-          <w:rFonts w:ascii="Times New Roman" w:eastAsia="SimSun" w:hAnsi="Times New Roman" w:cs="Times New Roman"/>
-          <w:kern w:val="0"/>
-          <w:sz w:val="28"/>
-          <w:szCs w:val="28"/>
-          <w:lang w:val="en-US" w:eastAsia="zh-CN"/>
-          <w14:ligatures w14:val="none"/>
-        </w:rPr>
-        <w:t>Inventor</w:t>
-      </w:r>
-      <w:r>
-        <w:rPr>
-          <w:rFonts w:ascii="Times New Roman" w:eastAsia="SimSun" w:hAnsi="Times New Roman" w:cs="Times New Roman"/>
-          <w:kern w:val="0"/>
-          <w:sz w:val="28"/>
-          <w:szCs w:val="28"/>
-          <w:lang w:eastAsia="zh-CN"/>
-          <w14:ligatures w14:val="none"/>
-        </w:rPr>
-        <w:t xml:space="preserve">», </w:t>
-      </w:r>
-      <w:r>
-        <w:rPr>
-          <w:rFonts w:ascii="Times New Roman" w:eastAsia="SimSun" w:hAnsi="Times New Roman" w:cs="Times New Roman"/>
-          <w:kern w:val="0"/>
-          <w:sz w:val="28"/>
-          <w:szCs w:val="28"/>
-          <w:lang w:eastAsia="zh-CN"/>
-          <w14:ligatures w14:val="none"/>
-        </w:rPr>
-        <w:lastRenderedPageBreak/>
-        <w:t>производящая построение трубного фланца с патрубком по заданным параметрам.</w:t>
-      </w:r>
-    </w:p>
-    <w:p>
-      <w:pPr>
-        <w:spacing w:after="0" w:line="360" w:lineRule="auto"/>
-        <w:jc w:val="both"/>
-        <w:rPr>
-          <w:rFonts w:ascii="Times New Roman" w:eastAsia="SimSun" w:hAnsi="Times New Roman" w:cs="Times New Roman"/>
-          <w:kern w:val="0"/>
-          <w:sz w:val="28"/>
-          <w:szCs w:val="28"/>
-          <w:lang w:eastAsia="zh-CN"/>
-          <w14:ligatures w14:val="none"/>
-        </w:rPr>
-      </w:pPr>
-    </w:p>
-    <w:p>
-      <w:pPr>
-        <w:keepNext/>
-        <w:keepLines/>
-        <w:spacing w:before="40" w:after="0" w:line="360" w:lineRule="auto"/>
-        <w:jc w:val="center"/>
-        <w:outlineLvl w:val="1"/>
-        <w:rPr>
-          <w:rFonts w:ascii="Times New Roman" w:eastAsia="SimSun" w:hAnsi="Times New Roman" w:cs="Times New Roman"/>
-          <w:b/>
-          <w:bCs/>
-          <w:kern w:val="0"/>
-          <w:sz w:val="28"/>
-          <w:szCs w:val="28"/>
-          <w:lang w:eastAsia="zh-CN"/>
-          <w14:ligatures w14:val="none"/>
-        </w:rPr>
-      </w:pPr>
-      <w:bookmarkStart w:id="38" w:name="_Toc240308345"/>
-      <w:r>
-        <w:rPr>
-          <w:rFonts w:ascii="Times New Roman" w:eastAsia="SimSun" w:hAnsi="Times New Roman" w:cs="Times New Roman"/>
-          <w:b/>
-          <w:bCs/>
-          <w:kern w:val="0"/>
-          <w:sz w:val="28"/>
-          <w:szCs w:val="28"/>
-          <w:lang w:eastAsia="zh-CN"/>
-          <w14:ligatures w14:val="none"/>
-        </w:rPr>
-        <w:t>3.3 Требования к видам обеспечения АС</w:t>
-      </w:r>
-      <w:bookmarkEnd w:id="38"/>
-    </w:p>
-    <w:p>
-      <w:pPr>
-        <w:spacing w:after="0" w:line="360" w:lineRule="auto"/>
-        <w:jc w:val="center"/>
-        <w:rPr>
-          <w:rFonts w:ascii="Times New Roman" w:eastAsia="SimSun" w:hAnsi="Times New Roman" w:cs="Times New Roman"/>
-          <w:kern w:val="0"/>
-          <w:sz w:val="28"/>
-          <w:szCs w:val="28"/>
-          <w:lang w:eastAsia="zh-CN"/>
-          <w14:ligatures w14:val="none"/>
-        </w:rPr>
-      </w:pPr>
+        <w:t xml:space="preserve">Дополнительные требования к математическому обеспечению системы не предъявляются. </w:t>
+      </w:r>
     </w:p>
     <w:p>
       <w:pPr>
@@ -7684,18 +9554,58 @@
         <w:outlineLvl w:val="2"/>
         <w:rPr>
           <w:rFonts w:ascii="Times New Roman" w:eastAsia="SimSun" w:hAnsi="Times New Roman" w:cs="Times New Roman"/>
-          <w:color w:val="1F4D78"/>
-          <w:kern w:val="0"/>
-          <w:sz w:val="28"/>
-          <w:szCs w:val="28"/>
-          <w:lang w:eastAsia="zh-CN"/>
-          <w14:ligatures w14:val="none"/>
-        </w:rPr>
-      </w:pPr>
-      <w:r>
-        <w:rPr>
-          <w:rFonts w:ascii="Times New Roman" w:eastAsia="SimSun" w:hAnsi="Times New Roman" w:cs="Times New Roman"/>
-          <w:color w:val="1F4D78"/>
+          <w:b/>
+          <w:bCs/>
+          <w:kern w:val="0"/>
+          <w:sz w:val="28"/>
+          <w:szCs w:val="28"/>
+          <w:lang w:eastAsia="zh-CN"/>
+          <w14:ligatures w14:val="none"/>
+        </w:rPr>
+      </w:pPr>
+      <w:bookmarkStart w:id="36" w:name="_Toc240308347"/>
+      <w:r>
+        <w:rPr>
+          <w:rFonts w:ascii="Times New Roman" w:eastAsia="SimSun" w:hAnsi="Times New Roman" w:cs="Times New Roman"/>
+          <w:b/>
+          <w:bCs/>
+          <w:kern w:val="0"/>
+          <w:sz w:val="28"/>
+          <w:szCs w:val="28"/>
+          <w:lang w:eastAsia="zh-CN"/>
+          <w14:ligatures w14:val="none"/>
+        </w:rPr>
+        <w:t>3.3.2 Требования к информационному обеспечению системы</w:t>
+      </w:r>
+      <w:bookmarkEnd w:id="36"/>
+    </w:p>
+    <w:p>
+      <w:pPr>
+        <w:spacing w:after="0" w:line="360" w:lineRule="auto"/>
+        <w:jc w:val="both"/>
+        <w:rPr>
+          <w:rFonts w:ascii="Times New Roman" w:eastAsia="SimSun" w:hAnsi="Times New Roman" w:cs="Times New Roman"/>
+          <w:kern w:val="0"/>
+          <w:sz w:val="28"/>
+          <w:szCs w:val="28"/>
+          <w:lang w:eastAsia="zh-CN"/>
+          <w14:ligatures w14:val="none"/>
+        </w:rPr>
+      </w:pPr>
+      <w:r>
+        <w:rPr>
+          <w:rFonts w:ascii="Times New Roman" w:eastAsia="SimSun" w:hAnsi="Times New Roman" w:cs="Times New Roman"/>
+          <w:kern w:val="0"/>
+          <w:sz w:val="28"/>
+          <w:szCs w:val="28"/>
+          <w:lang w:eastAsia="zh-CN"/>
+          <w14:ligatures w14:val="none"/>
+        </w:rPr>
+        <w:t xml:space="preserve"> </w:t>
+      </w:r>
+      <w:r>
+        <w:rPr>
+          <w:rFonts w:ascii="Times New Roman" w:eastAsia="SimSun" w:hAnsi="Times New Roman" w:cs="Times New Roman"/>
           <w:kern w:val="0"/>
           <w:sz w:val="28"/>
           <w:szCs w:val="28"/>
@@ -7703,47 +9613,7 @@
           <w14:ligatures w14:val="none"/>
         </w:rPr>
         <w:tab/>
-      </w:r>
-      <w:bookmarkStart w:id="39" w:name="_Toc240308346"/>
-      <w:r>
-        <w:rPr>
-          <w:rFonts w:ascii="Times New Roman" w:eastAsia="SimSun" w:hAnsi="Times New Roman" w:cs="Times New Roman"/>
-          <w:b/>
-          <w:bCs/>
-          <w:kern w:val="0"/>
-          <w:sz w:val="28"/>
-          <w:szCs w:val="28"/>
-          <w:lang w:eastAsia="zh-CN"/>
-          <w14:ligatures w14:val="none"/>
-        </w:rPr>
-        <w:t>3.3.1 Требования к математическому обеспечению системы</w:t>
-      </w:r>
-      <w:bookmarkEnd w:id="39"/>
-    </w:p>
-    <w:p>
-      <w:pPr>
-        <w:spacing w:after="0" w:line="360" w:lineRule="auto"/>
-        <w:ind w:firstLine="708"/>
-        <w:jc w:val="both"/>
-        <w:rPr>
-          <w:rFonts w:ascii="Times New Roman" w:eastAsia="SimSun" w:hAnsi="Times New Roman" w:cs="Times New Roman"/>
-          <w:kern w:val="0"/>
-          <w:sz w:val="28"/>
-          <w:szCs w:val="28"/>
-          <w:lang w:eastAsia="zh-CN"/>
-          <w14:ligatures w14:val="none"/>
-        </w:rPr>
-      </w:pPr>
-      <w:r>
-        <w:rPr>
-          <w:rFonts w:ascii="Times New Roman" w:eastAsia="SimSun" w:hAnsi="Times New Roman" w:cs="Times New Roman"/>
-          <w:kern w:val="0"/>
-          <w:sz w:val="28"/>
-          <w:szCs w:val="28"/>
-          <w:lang w:eastAsia="zh-CN"/>
-          <w14:ligatures w14:val="none"/>
-        </w:rPr>
-        <w:t xml:space="preserve">Дополнительные требования к математическому обеспечению системы не предъявляются. </w:t>
+        <w:t xml:space="preserve">Дополнительные требования по информационному обеспечению системы не предъявляются. </w:t>
       </w:r>
     </w:p>
     <w:p>
@@ -7764,21 +9634,21 @@
           <w14:ligatures w14:val="none"/>
         </w:rPr>
       </w:pPr>
-      <w:bookmarkStart w:id="40" w:name="_Toc240308347"/>
-      <w:r>
-        <w:rPr>
-          <w:rFonts w:ascii="Times New Roman" w:eastAsia="SimSun" w:hAnsi="Times New Roman" w:cs="Times New Roman"/>
-          <w:b/>
-          <w:bCs/>
-          <w:kern w:val="0"/>
-          <w:sz w:val="28"/>
-          <w:szCs w:val="28"/>
-          <w:lang w:eastAsia="zh-CN"/>
-          <w14:ligatures w14:val="none"/>
-        </w:rPr>
-        <w:t>3.3.2 Требования к информационному обеспечению системы</w:t>
-      </w:r>
-      <w:bookmarkEnd w:id="40"/>
+      <w:bookmarkStart w:id="37" w:name="_Toc240308348"/>
+      <w:r>
+        <w:rPr>
+          <w:rFonts w:ascii="Times New Roman" w:eastAsia="SimSun" w:hAnsi="Times New Roman" w:cs="Times New Roman"/>
+          <w:b/>
+          <w:bCs/>
+          <w:kern w:val="0"/>
+          <w:sz w:val="28"/>
+          <w:szCs w:val="28"/>
+          <w:lang w:eastAsia="zh-CN"/>
+          <w14:ligatures w14:val="none"/>
+        </w:rPr>
+        <w:t>3.3.3 Требования к лингвистическому обеспечению системы</w:t>
+      </w:r>
+      <w:bookmarkEnd w:id="37"/>
     </w:p>
     <w:p>
       <w:pPr>
@@ -7802,19 +9672,8 @@
           <w:lang w:eastAsia="zh-CN"/>
           <w14:ligatures w14:val="none"/>
         </w:rPr>
-        <w:t xml:space="preserve"> </w:t>
-      </w:r>
-      <w:r>
-        <w:rPr>
-          <w:rFonts w:ascii="Times New Roman" w:eastAsia="SimSun" w:hAnsi="Times New Roman" w:cs="Times New Roman"/>
-          <w:kern w:val="0"/>
-          <w:sz w:val="28"/>
-          <w:szCs w:val="28"/>
-          <w:lang w:eastAsia="zh-CN"/>
-          <w14:ligatures w14:val="none"/>
-        </w:rPr>
         <w:tab/>
-        <w:t xml:space="preserve">Дополнительные требования по информационному обеспечению системы не предъявляются. </w:t>
+        <w:t xml:space="preserve">При разработке программы допускается использовать русский и английский языки, при этом не допускается использование обоих одновременно. При реализации сразу двух языков должна быть предусмотрена возможность переключения между ними. </w:t>
       </w:r>
     </w:p>
     <w:p>
@@ -7835,25 +9694,26 @@
           <w14:ligatures w14:val="none"/>
         </w:rPr>
       </w:pPr>
-      <w:bookmarkStart w:id="41" w:name="_Toc240308348"/>
-      <w:r>
-        <w:rPr>
-          <w:rFonts w:ascii="Times New Roman" w:eastAsia="SimSun" w:hAnsi="Times New Roman" w:cs="Times New Roman"/>
-          <w:b/>
-          <w:bCs/>
-          <w:kern w:val="0"/>
-          <w:sz w:val="28"/>
-          <w:szCs w:val="28"/>
-          <w:lang w:eastAsia="zh-CN"/>
-          <w14:ligatures w14:val="none"/>
-        </w:rPr>
-        <w:t>3.3.3 Требования к лингвистическому обеспечению системы</w:t>
-      </w:r>
-      <w:bookmarkEnd w:id="41"/>
-    </w:p>
-    <w:p>
-      <w:pPr>
-        <w:spacing w:after="0" w:line="360" w:lineRule="auto"/>
+      <w:bookmarkStart w:id="38" w:name="_Toc240308349"/>
+      <w:r>
+        <w:rPr>
+          <w:rFonts w:ascii="Times New Roman" w:eastAsia="SimSun" w:hAnsi="Times New Roman" w:cs="Times New Roman"/>
+          <w:b/>
+          <w:bCs/>
+          <w:kern w:val="0"/>
+          <w:sz w:val="28"/>
+          <w:szCs w:val="28"/>
+          <w:lang w:eastAsia="zh-CN"/>
+          <w14:ligatures w14:val="none"/>
+        </w:rPr>
+        <w:t>3.3.4 Требования к программному обеспечению системы</w:t>
+      </w:r>
+      <w:bookmarkEnd w:id="38"/>
+    </w:p>
+    <w:p>
+      <w:pPr>
+        <w:spacing w:after="0" w:line="360" w:lineRule="auto"/>
+        <w:ind w:firstLine="708"/>
         <w:jc w:val="both"/>
         <w:rPr>
           <w:rFonts w:ascii="Times New Roman" w:eastAsia="SimSun" w:hAnsi="Times New Roman" w:cs="Times New Roman"/>
@@ -7873,8 +9733,34 @@
           <w:lang w:eastAsia="zh-CN"/>
           <w14:ligatures w14:val="none"/>
         </w:rPr>
-        <w:tab/>
-        <w:t xml:space="preserve">При разработке программы допускается использовать русский и английский языки, при этом не допускается использование обоих одновременно. При реализации сразу двух языков должна быть предусмотрена возможность переключения между ними. </w:t>
+        <w:t xml:space="preserve">При выборе программного обеспечения необходимо отдавать предпочтение платформам разработки и библиотекам, распространяемым под лицензией MIT или аналогичным ей лицензиям, допускающим свободное использование в любом ПО и освобождающим использующих от любой оплаты. Версия САПР «Autodesk Inventor 2025». </w:t>
+      </w:r>
+    </w:p>
+    <w:p>
+      <w:pPr>
+        <w:spacing w:after="0" w:line="360" w:lineRule="auto"/>
+        <w:ind w:firstLine="708"/>
+        <w:jc w:val="both"/>
+        <w:rPr>
+          <w:rFonts w:ascii="Times New Roman" w:eastAsia="SimSun" w:hAnsi="Times New Roman" w:cs="Times New Roman"/>
+          <w:kern w:val="0"/>
+          <w:sz w:val="28"/>
+          <w:szCs w:val="28"/>
+          <w:lang w:eastAsia="zh-CN"/>
+          <w14:ligatures w14:val="none"/>
+        </w:rPr>
+      </w:pPr>
+      <w:r>
+        <w:rPr>
+          <w:rFonts w:ascii="Times New Roman" w:eastAsia="SimSun" w:hAnsi="Times New Roman" w:cs="Times New Roman"/>
+          <w:kern w:val="0"/>
+          <w:sz w:val="28"/>
+          <w:szCs w:val="28"/>
+          <w:lang w:eastAsia="zh-CN"/>
+          <w14:ligatures w14:val="none"/>
+        </w:rPr>
+        <w:lastRenderedPageBreak/>
+        <w:t>Помимо этого, разработанная система должна работать на ПК с ОС Windows версии 10 и старше и разрядностью x64. Система реализуется как внешнее приложение на платформе .NET Framework 4.7.2, которое взаимодействует с САПР «Autodesk Inventor 2025» через COM-интерфейс Inventor API (сборка взаимодействия Autodesk.Inventor.Interop). Реализация в виде встраиваемого управляемого дополнения не применяется, так как такие дополнения Inventor 2025 работают на платформе .NET 8.</w:t>
       </w:r>
     </w:p>
     <w:p>
@@ -7895,21 +9781,21 @@
           <w14:ligatures w14:val="none"/>
         </w:rPr>
       </w:pPr>
-      <w:bookmarkStart w:id="42" w:name="_Toc240308349"/>
-      <w:r>
-        <w:rPr>
-          <w:rFonts w:ascii="Times New Roman" w:eastAsia="SimSun" w:hAnsi="Times New Roman" w:cs="Times New Roman"/>
-          <w:b/>
-          <w:bCs/>
-          <w:kern w:val="0"/>
-          <w:sz w:val="28"/>
-          <w:szCs w:val="28"/>
-          <w:lang w:eastAsia="zh-CN"/>
-          <w14:ligatures w14:val="none"/>
-        </w:rPr>
-        <w:t>3.3.4 Требования к программному обеспечению системы</w:t>
-      </w:r>
-      <w:bookmarkEnd w:id="42"/>
+      <w:bookmarkStart w:id="39" w:name="_Toc240308350"/>
+      <w:r>
+        <w:rPr>
+          <w:rFonts w:ascii="Times New Roman" w:eastAsia="SimSun" w:hAnsi="Times New Roman" w:cs="Times New Roman"/>
+          <w:b/>
+          <w:bCs/>
+          <w:kern w:val="0"/>
+          <w:sz w:val="28"/>
+          <w:szCs w:val="28"/>
+          <w:lang w:eastAsia="zh-CN"/>
+          <w14:ligatures w14:val="none"/>
+        </w:rPr>
+        <w:t>3.3.5 Требования к техническому обеспечению системы</w:t>
+      </w:r>
+      <w:bookmarkEnd w:id="39"/>
     </w:p>
     <w:p>
       <w:pPr>
@@ -7934,7 +9820,7 @@
           <w:lang w:eastAsia="zh-CN"/>
           <w14:ligatures w14:val="none"/>
         </w:rPr>
-        <w:t xml:space="preserve">При выборе программного обеспечения необходимо отдавать предпочтение платформам разработки и библиотекам, распространяемым под лицензией MIT или аналогичным ей лицензиям, допускающим свободное использование в любом ПО и освобождающим использующих от любой оплаты. Версия САПР «Autodesk Inventor 2025». </w:t>
+        <w:t>− ЦП 3 ГГц;</w:t>
       </w:r>
     </w:p>
     <w:p>
@@ -7960,7 +9846,82 @@
           <w:lang w:eastAsia="zh-CN"/>
           <w14:ligatures w14:val="none"/>
         </w:rPr>
-        <w:t>Помимо этого, разработанная система должна работать на ПК с ОС Windows версии 10 и старше и разрядностью x64. Система реализуется как внешнее приложение на платформе .NET Framework 4.7.2, которое взаимодействует с САПР «Autodesk Inventor 2025» через COM-интерфейс Inventor API (сборка взаимодействия Autodesk.Inventor.Interop). Реализация в виде встраиваемого управляемого дополнения не применяется, так как такие дополнения Inventor 2025 работают на платформе .NET 8.</w:t>
+        <w:t>− ОЗУ 16 ГБ;</w:t>
+      </w:r>
+    </w:p>
+    <w:p>
+      <w:pPr>
+        <w:spacing w:after="0" w:line="360" w:lineRule="auto"/>
+        <w:ind w:firstLine="708"/>
+        <w:jc w:val="both"/>
+        <w:rPr>
+          <w:rFonts w:ascii="Times New Roman" w:eastAsia="SimSun" w:hAnsi="Times New Roman" w:cs="Times New Roman"/>
+          <w:kern w:val="0"/>
+          <w:sz w:val="28"/>
+          <w:szCs w:val="28"/>
+          <w:lang w:eastAsia="zh-CN"/>
+          <w14:ligatures w14:val="none"/>
+        </w:rPr>
+      </w:pPr>
+      <w:commentRangeStart w:id="40"/>
+      <w:commentRangeStart w:id="41"/>
+      <w:r>
+        <w:rPr>
+          <w:rFonts w:ascii="Times New Roman" w:eastAsia="SimSun" w:hAnsi="Times New Roman" w:cs="Times New Roman"/>
+          <w:kern w:val="0"/>
+          <w:sz w:val="28"/>
+          <w:szCs w:val="28"/>
+          <w:lang w:eastAsia="zh-CN"/>
+          <w14:ligatures w14:val="none"/>
+        </w:rPr>
+        <w:t xml:space="preserve">− Место на диске </w:t>
+      </w:r>
+      <w:r>
+        <w:rPr>
+          <w:rFonts w:ascii="Arial" w:eastAsia="SimSun" w:hAnsi="Arial" w:cs="Arial"/>
+          <w:color w:val="70757A"/>
+          <w:kern w:val="0"/>
+          <w:sz w:val="21"/>
+          <w:szCs w:val="21"/>
+          <w:shd w:val="clear" w:color="auto" w:fill="FFFFFF"/>
+          <w:lang w:eastAsia="zh-CN"/>
+          <w14:ligatures w14:val="none"/>
+        </w:rPr>
+        <w:t xml:space="preserve">— </w:t>
+      </w:r>
+      <w:r>
+        <w:rPr>
+          <w:rFonts w:ascii="Times New Roman" w:eastAsia="SimSun" w:hAnsi="Times New Roman" w:cs="Times New Roman"/>
+          <w:kern w:val="0"/>
+          <w:sz w:val="28"/>
+          <w:szCs w:val="28"/>
+          <w:shd w:val="clear" w:color="auto" w:fill="FFFFFF"/>
+          <w:lang w:eastAsia="zh-CN"/>
+          <w14:ligatures w14:val="none"/>
+        </w:rPr>
+        <w:t>не менее 40</w:t>
+      </w:r>
+      <w:r>
+        <w:rPr>
+          <w:rFonts w:ascii="Times New Roman" w:eastAsia="SimSun" w:hAnsi="Times New Roman" w:cs="Times New Roman"/>
+          <w:kern w:val="0"/>
+          <w:sz w:val="28"/>
+          <w:szCs w:val="28"/>
+          <w:lang w:eastAsia="zh-CN"/>
+          <w14:ligatures w14:val="none"/>
+        </w:rPr>
+        <w:t>ГБ;</w:t>
+      </w:r>
+      <w:commentRangeEnd w:id="40"/>
+      <w:r>
+        <w:commentReference w:id="40"/>
+      </w:r>
+      <w:commentRangeEnd w:id="41"/>
+      <w:r>
+        <w:rPr>
+          <w:rStyle w:val="ae"/>
+        </w:rPr>
+        <w:commentReference w:id="41"/>
       </w:r>
     </w:p>
     <w:p>
@@ -7972,31 +9933,42 @@
         <w:outlineLvl w:val="2"/>
         <w:rPr>
           <w:rFonts w:ascii="Times New Roman" w:eastAsia="SimSun" w:hAnsi="Times New Roman" w:cs="Times New Roman"/>
-          <w:b/>
-          <w:bCs/>
-          <w:kern w:val="0"/>
-          <w:sz w:val="28"/>
-          <w:szCs w:val="28"/>
-          <w:lang w:eastAsia="zh-CN"/>
-          <w14:ligatures w14:val="none"/>
-        </w:rPr>
-      </w:pPr>
-      <w:bookmarkStart w:id="44" w:name="_Toc240308350"/>
-      <w:r>
-        <w:rPr>
-          <w:rFonts w:ascii="Times New Roman" w:eastAsia="SimSun" w:hAnsi="Times New Roman" w:cs="Times New Roman"/>
-          <w:b/>
-          <w:bCs/>
-          <w:kern w:val="0"/>
-          <w:sz w:val="28"/>
-          <w:szCs w:val="28"/>
-          <w:lang w:eastAsia="zh-CN"/>
-          <w14:ligatures w14:val="none"/>
-        </w:rPr>
-        <w:lastRenderedPageBreak/>
-        <w:t>3.3.5 Требования к техническому обеспечению системы</w:t>
-      </w:r>
-      <w:bookmarkEnd w:id="44"/>
+          <w:color w:val="1F4D78"/>
+          <w:kern w:val="0"/>
+          <w:sz w:val="28"/>
+          <w:szCs w:val="28"/>
+          <w:lang w:eastAsia="zh-CN"/>
+          <w14:ligatures w14:val="none"/>
+        </w:rPr>
+      </w:pPr>
+      <w:bookmarkStart w:id="42" w:name="_Toc240308351"/>
+      <w:r>
+        <w:rPr>
+          <w:rFonts w:ascii="Times New Roman" w:eastAsia="SimSun" w:hAnsi="Times New Roman" w:cs="Times New Roman"/>
+          <w:b/>
+          <w:bCs/>
+          <w:kern w:val="0"/>
+          <w:sz w:val="28"/>
+          <w:szCs w:val="28"/>
+          <w:lang w:eastAsia="zh-CN"/>
+          <w14:ligatures w14:val="none"/>
+        </w:rPr>
+        <w:t>3.3.6 Требования к метрологическому обеспечению</w:t>
+      </w:r>
+      <w:bookmarkEnd w:id="42"/>
+      <w:r>
+        <w:rPr>
+          <w:rFonts w:ascii="Times New Roman" w:eastAsia="SimSun" w:hAnsi="Times New Roman" w:cs="Times New Roman"/>
+          <w:b/>
+          <w:bCs/>
+          <w:kern w:val="0"/>
+          <w:sz w:val="28"/>
+          <w:szCs w:val="28"/>
+          <w:lang w:eastAsia="zh-CN"/>
+          <w14:ligatures w14:val="none"/>
+        </w:rPr>
+        <w:t xml:space="preserve"> </w:t>
+      </w:r>
     </w:p>
     <w:p>
       <w:pPr>
@@ -8021,116 +9993,7 @@
           <w:lang w:eastAsia="zh-CN"/>
           <w14:ligatures w14:val="none"/>
         </w:rPr>
-        <w:t>− ЦП 3 ГГц;</w:t>
-      </w:r>
-    </w:p>
-    <w:p>
-      <w:pPr>
-        <w:spacing w:after="0" w:line="360" w:lineRule="auto"/>
-        <w:ind w:firstLine="708"/>
-        <w:jc w:val="both"/>
-        <w:rPr>
-          <w:rFonts w:ascii="Times New Roman" w:eastAsia="SimSun" w:hAnsi="Times New Roman" w:cs="Times New Roman"/>
-          <w:kern w:val="0"/>
-          <w:sz w:val="28"/>
-          <w:szCs w:val="28"/>
-          <w:lang w:eastAsia="zh-CN"/>
-          <w14:ligatures w14:val="none"/>
-        </w:rPr>
-      </w:pPr>
-      <w:r>
-        <w:rPr>
-          <w:rFonts w:ascii="Times New Roman" w:eastAsia="SimSun" w:hAnsi="Times New Roman" w:cs="Times New Roman"/>
-          <w:kern w:val="0"/>
-          <w:sz w:val="28"/>
-          <w:szCs w:val="28"/>
-          <w:lang w:eastAsia="zh-CN"/>
-          <w14:ligatures w14:val="none"/>
-        </w:rPr>
-        <w:t>− ОЗУ 16 ГБ;</w:t>
-      </w:r>
-    </w:p>
-    <w:p>
-      <w:pPr>
-        <w:spacing w:after="0" w:line="360" w:lineRule="auto"/>
-        <w:ind w:firstLine="708"/>
-        <w:jc w:val="both"/>
-        <w:rPr>
-          <w:rFonts w:ascii="Times New Roman" w:eastAsia="SimSun" w:hAnsi="Times New Roman" w:cs="Times New Roman"/>
-          <w:kern w:val="0"/>
-          <w:sz w:val="28"/>
-          <w:szCs w:val="28"/>
-          <w:lang w:eastAsia="zh-CN"/>
-          <w14:ligatures w14:val="none"/>
-        </w:rPr>
-      </w:pPr>
-      <w:commentRangeStart w:id="64"/>
-      <w:r>
-        <w:rPr>
-          <w:rFonts w:ascii="Times New Roman" w:eastAsia="SimSun" w:hAnsi="Times New Roman" w:cs="Times New Roman"/>
-          <w:kern w:val="0"/>
-          <w:sz w:val="28"/>
-          <w:szCs w:val="28"/>
-          <w:lang w:eastAsia="zh-CN"/>
-          <w14:ligatures w14:val="none"/>
-        </w:rPr>
-        <w:t xml:space="preserve">− Место на диске </w:t>
-      </w:r>
-      <w:r>
-        <w:rPr>
-          <w:rFonts w:ascii="Arial" w:eastAsia="SimSun" w:hAnsi="Arial" w:cs="Arial"/>
-          <w:color w:val="70757A"/>
-          <w:kern w:val="0"/>
-          <w:sz w:val="21"/>
-          <w:szCs w:val="21"/>
-          <w:shd w:val="clear" w:color="auto" w:fill="FFFFFF"/>
-          <w:lang w:eastAsia="zh-CN"/>
-          <w14:ligatures w14:val="none"/>
-        </w:rPr>
-        <w:t xml:space="preserve">— </w:t>
-      </w:r>
-      <w:r>
-        <w:rPr>
-          <w:rFonts w:ascii="Times New Roman" w:eastAsia="SimSun" w:hAnsi="Times New Roman" w:cs="Times New Roman"/>
-          <w:kern w:val="0"/>
-          <w:sz w:val="28"/>
-          <w:szCs w:val="28"/>
-          <w:shd w:val="clear" w:color="auto" w:fill="FFFFFF"/>
-          <w:lang w:eastAsia="zh-CN"/>
-          <w14:ligatures w14:val="none"/>
-        </w:rPr>
-        <w:t>от</w:t>
-      </w:r>
-      <w:r>
-        <w:rPr>
-          <w:rFonts w:ascii="Times New Roman" w:eastAsia="SimSun" w:hAnsi="Times New Roman" w:cs="Times New Roman"/>
-          <w:color w:val="70757A"/>
-          <w:kern w:val="0"/>
-          <w:sz w:val="28"/>
-          <w:szCs w:val="28"/>
-          <w:shd w:val="clear" w:color="auto" w:fill="FFFFFF"/>
-          <w:lang w:eastAsia="zh-CN"/>
-          <w14:ligatures w14:val="none"/>
-        </w:rPr>
-        <w:t xml:space="preserve"> </w:t>
-      </w:r>
-      <w:r>
-        <w:rPr>
-          <w:rFonts w:ascii="Times New Roman" w:eastAsia="SimSun" w:hAnsi="Times New Roman" w:cs="Times New Roman"/>
-          <w:kern w:val="0"/>
-          <w:sz w:val="28"/>
-          <w:szCs w:val="28"/>
-          <w:lang w:eastAsia="zh-CN"/>
-          <w14:ligatures w14:val="none"/>
-        </w:rPr>
-        <w:t>20 ГБ до 50 ГБ;</w:t>
-      </w:r>
-      <w:commentRangeEnd w:id="64"/>
-      <w:r>
-        <w:rPr>
-          <w:rStyle w:val="CommentReference"/>
-        </w:rPr>
-        <w:commentReference w:id="64"/>
+        <w:t xml:space="preserve">Дополнительные требования к метрологическому обеспечению не предъявляются. </w:t>
       </w:r>
     </w:p>
     <w:p>
@@ -8142,88 +10005,16 @@
         <w:outlineLvl w:val="2"/>
         <w:rPr>
           <w:rFonts w:ascii="Times New Roman" w:eastAsia="SimSun" w:hAnsi="Times New Roman" w:cs="Times New Roman"/>
-          <w:color w:val="1F4D78"/>
-          <w:kern w:val="0"/>
-          <w:sz w:val="28"/>
-          <w:szCs w:val="28"/>
-          <w:lang w:eastAsia="zh-CN"/>
-          <w14:ligatures w14:val="none"/>
-        </w:rPr>
-      </w:pPr>
-      <w:bookmarkStart w:id="45" w:name="_Toc240308351"/>
-      <w:r>
-        <w:rPr>
-          <w:rFonts w:ascii="Times New Roman" w:eastAsia="SimSun" w:hAnsi="Times New Roman" w:cs="Times New Roman"/>
-          <w:b/>
-          <w:bCs/>
-          <w:kern w:val="0"/>
-          <w:sz w:val="28"/>
-          <w:szCs w:val="28"/>
-          <w:lang w:eastAsia="zh-CN"/>
-          <w14:ligatures w14:val="none"/>
-        </w:rPr>
-        <w:t>3.3.6 Требования к метрологическому обеспечению</w:t>
-      </w:r>
-      <w:bookmarkEnd w:id="45"/>
-      <w:r>
-        <w:rPr>
-          <w:rFonts w:ascii="Times New Roman" w:eastAsia="SimSun" w:hAnsi="Times New Roman" w:cs="Times New Roman"/>
-          <w:b/>
-          <w:bCs/>
-          <w:kern w:val="0"/>
-          <w:sz w:val="28"/>
-          <w:szCs w:val="28"/>
-          <w:lang w:eastAsia="zh-CN"/>
-          <w14:ligatures w14:val="none"/>
-        </w:rPr>
-        <w:t xml:space="preserve"> </w:t>
-      </w:r>
-    </w:p>
-    <w:p>
-      <w:pPr>
-        <w:spacing w:after="0" w:line="360" w:lineRule="auto"/>
-        <w:ind w:firstLine="708"/>
-        <w:jc w:val="both"/>
-        <w:rPr>
-          <w:rFonts w:ascii="Times New Roman" w:eastAsia="SimSun" w:hAnsi="Times New Roman" w:cs="Times New Roman"/>
-          <w:kern w:val="0"/>
-          <w:sz w:val="28"/>
-          <w:szCs w:val="28"/>
-          <w:lang w:eastAsia="zh-CN"/>
-          <w14:ligatures w14:val="none"/>
-        </w:rPr>
-      </w:pPr>
-      <w:r>
-        <w:rPr>
-          <w:rFonts w:ascii="Times New Roman" w:eastAsia="SimSun" w:hAnsi="Times New Roman" w:cs="Times New Roman"/>
-          <w:kern w:val="0"/>
-          <w:sz w:val="28"/>
-          <w:szCs w:val="28"/>
-          <w:lang w:eastAsia="zh-CN"/>
-          <w14:ligatures w14:val="none"/>
-        </w:rPr>
-        <w:t xml:space="preserve">Дополнительные требования к метрологическому обеспечению не предъявляются. </w:t>
-      </w:r>
-    </w:p>
-    <w:p>
-      <w:pPr>
-        <w:keepNext/>
-        <w:keepLines/>
-        <w:spacing w:before="40" w:after="0" w:line="360" w:lineRule="auto"/>
-        <w:jc w:val="center"/>
-        <w:outlineLvl w:val="2"/>
-        <w:rPr>
-          <w:rFonts w:ascii="Times New Roman" w:eastAsia="SimSun" w:hAnsi="Times New Roman" w:cs="Times New Roman"/>
-          <w:b/>
-          <w:bCs/>
-          <w:kern w:val="0"/>
-          <w:sz w:val="28"/>
-          <w:szCs w:val="28"/>
-          <w:lang w:eastAsia="zh-CN"/>
-          <w14:ligatures w14:val="none"/>
-        </w:rPr>
-      </w:pPr>
-      <w:bookmarkStart w:id="46" w:name="_Toc240308352"/>
+          <w:b/>
+          <w:bCs/>
+          <w:kern w:val="0"/>
+          <w:sz w:val="28"/>
+          <w:szCs w:val="28"/>
+          <w:lang w:eastAsia="zh-CN"/>
+          <w14:ligatures w14:val="none"/>
+        </w:rPr>
+      </w:pPr>
+      <w:bookmarkStart w:id="43" w:name="_Toc240308352"/>
       <w:r>
         <w:rPr>
           <w:rFonts w:ascii="Times New Roman" w:eastAsia="SimSun" w:hAnsi="Times New Roman" w:cs="Times New Roman"/>
@@ -8237,7 +10028,7 @@
         </w:rPr>
         <w:t>3.3.7 Требования к организационному обеспечению</w:t>
       </w:r>
-      <w:bookmarkEnd w:id="46"/>
+      <w:bookmarkEnd w:id="43"/>
       <w:r>
         <w:rPr>
           <w:rFonts w:ascii="Times New Roman" w:eastAsia="SimSun" w:hAnsi="Times New Roman" w:cs="Times New Roman"/>
@@ -8311,7 +10102,7 @@
           <w14:ligatures w14:val="none"/>
         </w:rPr>
       </w:pPr>
-      <w:bookmarkStart w:id="47" w:name="_Toc240308353"/>
+      <w:bookmarkStart w:id="44" w:name="_Toc240308353"/>
       <w:r>
         <w:rPr>
           <w:rFonts w:ascii="Times New Roman" w:eastAsia="SimSun" w:hAnsi="Times New Roman" w:cs="Times New Roman"/>
@@ -8325,7 +10116,7 @@
         </w:rPr>
         <w:t>3.4 Общие технические требования к АС</w:t>
       </w:r>
-      <w:bookmarkEnd w:id="47"/>
+      <w:bookmarkEnd w:id="44"/>
     </w:p>
     <w:p>
       <w:pPr>
@@ -8410,7 +10201,7 @@
           <w14:ligatures w14:val="none"/>
         </w:rPr>
       </w:pPr>
-      <w:bookmarkStart w:id="48" w:name="_Toc240308354"/>
+      <w:bookmarkStart w:id="45" w:name="_Toc240308354"/>
       <w:r>
         <w:rPr>
           <w:rFonts w:ascii="Times New Roman" w:eastAsia="SimSun" w:hAnsi="Times New Roman" w:cs="Times New Roman"/>
@@ -8425,7 +10216,7 @@
         <w:lastRenderedPageBreak/>
         <w:t>4 СОСТАВ И СОДЕРЖАНИЕ РАБОТ ПО СОЗДАНИЮ АВТОМАТИЗИРОВАННОЙ СИСТЕМЫ</w:t>
       </w:r>
-      <w:bookmarkEnd w:id="48"/>
+      <w:bookmarkEnd w:id="45"/>
     </w:p>
     <w:p>
       <w:pPr>
@@ -8483,7 +10274,8 @@
           <w14:ligatures w14:val="none"/>
         </w:rPr>
       </w:pPr>
-      <w:commentRangeStart w:id="70"/>
+      <w:commentRangeStart w:id="46"/>
+      <w:commentRangeStart w:id="47"/>
       <w:r>
         <w:rPr>
           <w:rFonts w:ascii="Times New Roman" w:eastAsia="SimSun" w:hAnsi="Times New Roman" w:cs="Times New Roman"/>
@@ -8519,12 +10311,16 @@
         </w:rPr>
         <w:t xml:space="preserve"> Этапы проведения работ по разработке плагина «Трубный фланец с патрубком» для САПР «Autodesk Inventor».</w:t>
       </w:r>
-      <w:commentRangeEnd w:id="70"/>
-      <w:r>
-        <w:rPr>
-          <w:rStyle w:val="CommentReference"/>
-        </w:rPr>
-        <w:commentReference w:id="70"/>
+      <w:commentRangeEnd w:id="46"/>
+      <w:r>
+        <w:commentReference w:id="46"/>
+      </w:r>
+      <w:commentRangeEnd w:id="47"/>
+      <w:r>
+        <w:rPr>
+          <w:rStyle w:val="ae"/>
+        </w:rPr>
+        <w:commentReference w:id="47"/>
       </w:r>
     </w:p>
     <w:tbl>
@@ -8556,7 +10352,6 @@
           </w:tcPr>
           <w:p>
             <w:pPr>
-              <w:spacing w:line="360" w:lineRule="auto"/>
               <w:jc w:val="center"/>
               <w:rPr>
                 <w:sz w:val="28"/>
@@ -8587,7 +10382,6 @@
           </w:tcPr>
           <w:p>
             <w:pPr>
-              <w:spacing w:line="360" w:lineRule="auto"/>
               <w:jc w:val="center"/>
               <w:rPr>
                 <w:sz w:val="28"/>
@@ -8618,7 +10412,6 @@
           </w:tcPr>
           <w:p>
             <w:pPr>
-              <w:spacing w:line="360" w:lineRule="auto"/>
               <w:jc w:val="center"/>
               <w:rPr>
                 <w:sz w:val="28"/>
@@ -8649,7 +10442,6 @@
           </w:tcPr>
           <w:p>
             <w:pPr>
-              <w:spacing w:line="360" w:lineRule="auto"/>
               <w:jc w:val="center"/>
               <w:rPr>
                 <w:sz w:val="28"/>
@@ -8680,7 +10472,6 @@
           </w:tcPr>
           <w:p>
             <w:pPr>
-              <w:spacing w:line="360" w:lineRule="auto"/>
               <w:jc w:val="center"/>
               <w:rPr>
                 <w:sz w:val="28"/>
@@ -8713,7 +10504,6 @@
           </w:tcPr>
           <w:p>
             <w:pPr>
-              <w:spacing w:line="360" w:lineRule="auto"/>
               <w:jc w:val="center"/>
               <w:rPr>
                 <w:sz w:val="28"/>
@@ -8744,7 +10534,6 @@
           </w:tcPr>
           <w:p>
             <w:pPr>
-              <w:spacing w:line="360" w:lineRule="auto"/>
               <w:jc w:val="center"/>
               <w:rPr>
                 <w:sz w:val="28"/>
@@ -8775,7 +10564,6 @@
           </w:tcPr>
           <w:p>
             <w:pPr>
-              <w:spacing w:line="360" w:lineRule="auto"/>
               <w:jc w:val="center"/>
               <w:rPr>
                 <w:sz w:val="28"/>
@@ -8806,7 +10594,6 @@
           </w:tcPr>
           <w:p>
             <w:pPr>
-              <w:spacing w:line="360" w:lineRule="auto"/>
               <w:jc w:val="center"/>
               <w:rPr>
                 <w:sz w:val="28"/>
@@ -8837,7 +10624,6 @@
           </w:tcPr>
           <w:p>
             <w:pPr>
-              <w:spacing w:line="360" w:lineRule="auto"/>
               <w:jc w:val="center"/>
               <w:rPr>
                 <w:sz w:val="28"/>
@@ -8870,7 +10656,6 @@
           </w:tcPr>
           <w:p>
             <w:pPr>
-              <w:spacing w:line="360" w:lineRule="auto"/>
               <w:jc w:val="center"/>
               <w:rPr>
                 <w:sz w:val="28"/>
@@ -8901,7 +10686,6 @@
           </w:tcPr>
           <w:p>
             <w:pPr>
-              <w:spacing w:line="360" w:lineRule="auto"/>
               <w:jc w:val="center"/>
               <w:rPr>
                 <w:sz w:val="28"/>
@@ -8932,7 +10716,6 @@
           </w:tcPr>
           <w:p>
             <w:pPr>
-              <w:spacing w:line="360" w:lineRule="auto"/>
               <w:jc w:val="center"/>
               <w:rPr>
                 <w:sz w:val="28"/>
@@ -8963,7 +10746,6 @@
           </w:tcPr>
           <w:p>
             <w:pPr>
-              <w:spacing w:line="360" w:lineRule="auto"/>
               <w:jc w:val="center"/>
               <w:rPr>
                 <w:sz w:val="28"/>
@@ -8994,7 +10776,6 @@
           </w:tcPr>
           <w:p>
             <w:pPr>
-              <w:spacing w:line="360" w:lineRule="auto"/>
               <w:jc w:val="center"/>
               <w:rPr>
                 <w:sz w:val="28"/>
@@ -9028,7 +10809,6 @@
           </w:tcPr>
           <w:p>
             <w:pPr>
-              <w:spacing w:line="360" w:lineRule="auto"/>
               <w:jc w:val="center"/>
               <w:rPr>
                 <w:sz w:val="28"/>
@@ -9060,7 +10840,6 @@
           </w:tcPr>
           <w:p>
             <w:pPr>
-              <w:spacing w:line="360" w:lineRule="auto"/>
               <w:jc w:val="center"/>
               <w:rPr>
                 <w:sz w:val="28"/>
@@ -9091,7 +10870,6 @@
           </w:tcPr>
           <w:p>
             <w:pPr>
-              <w:spacing w:line="360" w:lineRule="auto"/>
               <w:jc w:val="center"/>
               <w:rPr>
                 <w:sz w:val="28"/>
@@ -9123,7 +10901,6 @@
           </w:tcPr>
           <w:p>
             <w:pPr>
-              <w:spacing w:line="360" w:lineRule="auto"/>
               <w:jc w:val="center"/>
               <w:rPr>
                 <w:sz w:val="28"/>
@@ -9155,7 +10932,6 @@
           </w:tcPr>
           <w:p>
             <w:pPr>
-              <w:spacing w:line="360" w:lineRule="auto"/>
               <w:jc w:val="center"/>
               <w:rPr>
                 <w:sz w:val="28"/>
@@ -9234,7 +11010,6 @@
           </w:tcPr>
           <w:p>
             <w:pPr>
-              <w:spacing w:line="360" w:lineRule="auto"/>
               <w:jc w:val="center"/>
               <w:rPr>
                 <w:sz w:val="28"/>
@@ -9359,7 +11134,6 @@
           </w:tcPr>
           <w:p>
             <w:pPr>
-              <w:spacing w:line="360" w:lineRule="auto"/>
               <w:jc w:val="center"/>
               <w:rPr>
                 <w:sz w:val="28"/>
@@ -9442,7 +11216,6 @@
           </w:tcPr>
           <w:p>
             <w:pPr>
-              <w:spacing w:line="360" w:lineRule="auto"/>
               <w:jc w:val="center"/>
               <w:rPr>
                 <w:sz w:val="28"/>
@@ -9478,7 +11251,6 @@
                 <w:ilvl w:val="0"/>
                 <w:numId w:val="1"/>
               </w:numPr>
-              <w:spacing w:line="360" w:lineRule="auto"/>
               <w:jc w:val="center"/>
               <w:rPr>
                 <w:sz w:val="28"/>
@@ -9497,7 +11269,6 @@
           </w:p>
           <w:p>
             <w:pPr>
-              <w:spacing w:line="360" w:lineRule="auto"/>
               <w:jc w:val="center"/>
               <w:rPr>
                 <w:sz w:val="28"/>
@@ -9528,7 +11299,6 @@
           </w:tcPr>
           <w:p>
             <w:pPr>
-              <w:spacing w:line="360" w:lineRule="auto"/>
               <w:jc w:val="center"/>
               <w:rPr>
                 <w:sz w:val="28"/>
@@ -9564,7 +11334,6 @@
                 <w:ilvl w:val="0"/>
                 <w:numId w:val="2"/>
               </w:numPr>
-              <w:spacing w:line="360" w:lineRule="auto"/>
               <w:jc w:val="center"/>
               <w:rPr>
                 <w:sz w:val="28"/>
@@ -9583,7 +11352,6 @@
           </w:p>
           <w:p>
             <w:pPr>
-              <w:spacing w:line="360" w:lineRule="auto"/>
               <w:jc w:val="center"/>
               <w:rPr>
                 <w:sz w:val="28"/>
@@ -9615,7 +11383,6 @@
           </w:tcPr>
           <w:p>
             <w:pPr>
-              <w:spacing w:line="360" w:lineRule="auto"/>
               <w:jc w:val="center"/>
               <w:rPr>
                 <w:sz w:val="28"/>
@@ -9697,7 +11464,6 @@
           </w:tcPr>
           <w:p>
             <w:pPr>
-              <w:spacing w:line="360" w:lineRule="auto"/>
               <w:jc w:val="center"/>
               <w:rPr>
                 <w:sz w:val="28"/>
@@ -9825,7 +11591,6 @@
           </w:tcPr>
           <w:p>
             <w:pPr>
-              <w:spacing w:line="360" w:lineRule="auto"/>
               <w:jc w:val="center"/>
               <w:rPr>
                 <w:sz w:val="28"/>
@@ -9907,7 +11672,7 @@
           <w14:ligatures w14:val="none"/>
         </w:rPr>
       </w:pPr>
-      <w:bookmarkStart w:id="49" w:name="_Toc240308366"/>
+      <w:bookmarkStart w:id="48" w:name="_Toc240308366"/>
       <w:r>
         <w:rPr>
           <w:rFonts w:ascii="Times New Roman" w:eastAsia="SimSun" w:hAnsi="Times New Roman" w:cs="Times New Roman"/>
@@ -9935,7 +11700,7 @@
         <w:lastRenderedPageBreak/>
         <w:t>5 ПОРЯДОК РАЗРАБОТКИ АВТОМАТИЗИРОВАННОЙ СИСТЕМЫ</w:t>
       </w:r>
-      <w:bookmarkEnd w:id="49"/>
+      <w:bookmarkEnd w:id="48"/>
     </w:p>
     <w:p>
       <w:pPr>
@@ -9971,7 +11736,7 @@
           <w14:ligatures w14:val="none"/>
         </w:rPr>
       </w:pPr>
-      <w:bookmarkStart w:id="50" w:name="_Toc240308355"/>
+      <w:bookmarkStart w:id="49" w:name="_Toc240308355"/>
       <w:r>
         <w:rPr>
           <w:rFonts w:ascii="Times New Roman" w:eastAsia="SimSun" w:hAnsi="Times New Roman" w:cs="Times New Roman"/>
@@ -9985,7 +11750,7 @@
         </w:rPr>
         <w:t>5.1 Порядок организации разработки АС</w:t>
       </w:r>
-      <w:bookmarkEnd w:id="50"/>
+      <w:bookmarkEnd w:id="49"/>
     </w:p>
     <w:p>
       <w:pPr>
@@ -10059,7 +11824,7 @@
           <w14:ligatures w14:val="none"/>
         </w:rPr>
       </w:pPr>
-      <w:bookmarkStart w:id="51" w:name="_Toc240308356"/>
+      <w:bookmarkStart w:id="50" w:name="_Toc240308356"/>
       <w:r>
         <w:rPr>
           <w:rFonts w:ascii="Times New Roman" w:eastAsia="SimSun" w:hAnsi="Times New Roman" w:cs="Times New Roman"/>
@@ -10073,7 +11838,7 @@
         </w:rPr>
         <w:t>5.2 Перечень документов и исходных данных для разработки АС</w:t>
       </w:r>
-      <w:bookmarkEnd w:id="51"/>
+      <w:bookmarkEnd w:id="50"/>
     </w:p>
     <w:p>
       <w:pPr>
@@ -10267,6 +12032,48 @@
       <w:pPr>
         <w:spacing w:after="0" w:line="360" w:lineRule="auto"/>
         <w:jc w:val="both"/>
+        <w:rPr>
+          <w:rFonts w:ascii="Times New Roman" w:eastAsia="SimSun" w:hAnsi="Times New Roman" w:cs="Times New Roman"/>
+          <w:kern w:val="0"/>
+          <w:sz w:val="28"/>
+          <w:szCs w:val="28"/>
+          <w:lang w:eastAsia="zh-CN"/>
+          <w14:ligatures w14:val="none"/>
+        </w:rPr>
+      </w:pPr>
+    </w:p>
+    <w:p>
+      <w:pPr>
+        <w:spacing w:after="0" w:line="360" w:lineRule="auto"/>
+        <w:jc w:val="both"/>
+        <w:rPr>
+          <w:rFonts w:ascii="Times New Roman" w:eastAsia="SimSun" w:hAnsi="Times New Roman" w:cs="Times New Roman"/>
+          <w:kern w:val="0"/>
+          <w:sz w:val="28"/>
+          <w:szCs w:val="28"/>
+          <w:lang w:eastAsia="zh-CN"/>
+          <w14:ligatures w14:val="none"/>
+        </w:rPr>
+      </w:pPr>
+    </w:p>
+    <w:p>
+      <w:pPr>
+        <w:spacing w:after="0" w:line="360" w:lineRule="auto"/>
+        <w:jc w:val="both"/>
+        <w:rPr>
+          <w:rFonts w:ascii="Times New Roman" w:eastAsia="SimSun" w:hAnsi="Times New Roman" w:cs="Times New Roman"/>
+          <w:kern w:val="0"/>
+          <w:sz w:val="28"/>
+          <w:szCs w:val="28"/>
+          <w:lang w:eastAsia="zh-CN"/>
+          <w14:ligatures w14:val="none"/>
+        </w:rPr>
+      </w:pPr>
+    </w:p>
+    <w:p>
+      <w:pPr>
+        <w:spacing w:after="0" w:line="360" w:lineRule="auto"/>
+        <w:jc w:val="right"/>
         <w:rPr>
           <w:rFonts w:ascii="Times New Roman" w:eastAsia="SimSun" w:hAnsi="Times New Roman" w:cs="Times New Roman"/>
           <w:kern w:val="0"/>
@@ -10295,21 +12102,22 @@
           <w14:ligatures w14:val="none"/>
         </w:rPr>
       </w:pPr>
-      <w:bookmarkStart w:id="52" w:name="_Toc240308357"/>
-      <w:r>
-        <w:rPr>
-          <w:rFonts w:ascii="Times New Roman" w:eastAsia="SimSun" w:hAnsi="Times New Roman" w:cs="Times New Roman"/>
-          <w:b/>
-          <w:bCs/>
-          <w:kern w:val="0"/>
-          <w:sz w:val="28"/>
-          <w:szCs w:val="28"/>
-          <w:lang w:eastAsia="zh-CN"/>
-          <w14:ligatures w14:val="none"/>
-        </w:rPr>
+      <w:bookmarkStart w:id="51" w:name="_Toc240308357"/>
+      <w:r>
+        <w:rPr>
+          <w:rFonts w:ascii="Times New Roman" w:eastAsia="SimSun" w:hAnsi="Times New Roman" w:cs="Times New Roman"/>
+          <w:b/>
+          <w:bCs/>
+          <w:kern w:val="0"/>
+          <w:sz w:val="28"/>
+          <w:szCs w:val="28"/>
+          <w:lang w:eastAsia="zh-CN"/>
+          <w14:ligatures w14:val="none"/>
+        </w:rPr>
+        <w:lastRenderedPageBreak/>
         <w:t>5.3 Перечень документов, предъявляемых по окончании соответствующих этапов работ</w:t>
       </w:r>
-      <w:bookmarkEnd w:id="52"/>
+      <w:bookmarkEnd w:id="51"/>
     </w:p>
     <w:p>
       <w:pPr>
@@ -10338,7 +12146,9 @@
           <w14:ligatures w14:val="none"/>
         </w:rPr>
       </w:pPr>
-      <w:commentRangeStart w:id="73"/>
+      <w:commentRangeStart w:id="52"/>
+      <w:commentRangeStart w:id="53"/>
+      <w:commentRangeStart w:id="54"/>
       <w:r>
         <w:rPr>
           <w:rFonts w:ascii="Times New Roman" w:eastAsia="SimSun" w:hAnsi="Times New Roman" w:cs="Times New Roman"/>
@@ -10351,12 +12161,23 @@
         <w:tab/>
         <w:t>По окончании соответствующих этапов работ должен быть предоставлен следующий перечень документов:</w:t>
       </w:r>
-      <w:commentRangeEnd w:id="73"/>
-      <w:r>
-        <w:rPr>
-          <w:rStyle w:val="CommentReference"/>
-        </w:rPr>
-        <w:commentReference w:id="73"/>
+      <w:commentRangeEnd w:id="52"/>
+      <w:r>
+        <w:commentReference w:id="52"/>
+      </w:r>
+      <w:commentRangeEnd w:id="53"/>
+      <w:r>
+        <w:rPr>
+          <w:rStyle w:val="ae"/>
+        </w:rPr>
+        <w:commentReference w:id="53"/>
+      </w:r>
+      <w:commentRangeEnd w:id="54"/>
+      <w:r>
+        <w:rPr>
+          <w:rStyle w:val="ae"/>
+        </w:rPr>
+        <w:commentReference w:id="54"/>
       </w:r>
     </w:p>
     <w:p>
@@ -10381,7 +12202,6 @@
           <w:lang w:eastAsia="zh-CN"/>
           <w14:ligatures w14:val="none"/>
         </w:rPr>
-        <w:lastRenderedPageBreak/>
         <w:tab/>
         <w:t>− документ технического задания;</w:t>
       </w:r>
@@ -10506,7 +12326,7 @@
           <w14:ligatures w14:val="none"/>
         </w:rPr>
       </w:pPr>
-      <w:bookmarkStart w:id="53" w:name="_Toc240308358"/>
+      <w:bookmarkStart w:id="55" w:name="_Toc240308358"/>
       <w:r>
         <w:rPr>
           <w:rFonts w:ascii="Times New Roman" w:eastAsia="SimSun" w:hAnsi="Times New Roman" w:cs="Times New Roman"/>
@@ -10521,7 +12341,7 @@
         <w:lastRenderedPageBreak/>
         <w:t>6 ПОРЯДОК КОНТРОЛЯ И ПРИЁМКИ АВТОМАТИЗИРОВАННОЙ СИСТЕМЫ</w:t>
       </w:r>
-      <w:bookmarkEnd w:id="53"/>
+      <w:bookmarkEnd w:id="55"/>
     </w:p>
     <w:p>
       <w:pPr>
@@ -10556,7 +12376,7 @@
           <w14:ligatures w14:val="none"/>
         </w:rPr>
       </w:pPr>
-      <w:bookmarkStart w:id="54" w:name="_Toc240308359"/>
+      <w:bookmarkStart w:id="56" w:name="_Toc240308359"/>
       <w:r>
         <w:rPr>
           <w:rFonts w:ascii="Times New Roman" w:eastAsia="SimSun" w:hAnsi="Times New Roman" w:cs="Times New Roman"/>
@@ -10570,7 +12390,7 @@
         </w:rPr>
         <w:t>6.1 Виды, состав и методы испытаний АС и ее составных частей</w:t>
       </w:r>
-      <w:bookmarkEnd w:id="54"/>
+      <w:bookmarkEnd w:id="56"/>
     </w:p>
     <w:p>
       <w:pPr>
@@ -10905,7 +12725,7 @@
           <w14:ligatures w14:val="none"/>
         </w:rPr>
       </w:pPr>
-      <w:bookmarkStart w:id="55" w:name="_Toc240308360"/>
+      <w:bookmarkStart w:id="57" w:name="_Toc240308360"/>
       <w:r>
         <w:rPr>
           <w:rFonts w:ascii="Times New Roman" w:eastAsia="SimSun" w:hAnsi="Times New Roman" w:cs="Times New Roman"/>
@@ -10919,7 +12739,7 @@
         </w:rPr>
         <w:t>6.2 Общие требования к приёмке работ по стадиям</w:t>
       </w:r>
-      <w:bookmarkEnd w:id="55"/>
+      <w:bookmarkEnd w:id="57"/>
     </w:p>
     <w:p>
       <w:pPr>
@@ -11023,18 +12843,7 @@
           <w14:ligatures w14:val="none"/>
         </w:rPr>
         <w:br/>
-        <w:t xml:space="preserve">         Наличие желательных доработок не влияет на приёмку работ и процесс передачи системы в эксплуатацию. </w:t>
-      </w:r>
-      <w:r>
-        <w:rPr>
-          <w:rFonts w:ascii="Times New Roman" w:eastAsia="SimSun" w:hAnsi="Times New Roman" w:cs="Times New Roman"/>
-          <w:kern w:val="0"/>
-          <w:sz w:val="28"/>
-          <w:szCs w:val="28"/>
-          <w:lang w:eastAsia="zh-CN"/>
-          <w14:ligatures w14:val="none"/>
-        </w:rPr>
-        <w:t>Комплектность передаваемой отчётной документации подлежит проверке Заказчиком.</w:t>
+        <w:t xml:space="preserve">         Наличие желательных доработок не влияет на приёмку работ и процесс передачи системы в эксплуатацию. Комплектность передаваемой отчётной документации подлежит проверке Заказчиком.</w:t>
       </w:r>
     </w:p>
     <w:p>
@@ -12064,21 +13873,38 @@
           <w14:ligatures w14:val="none"/>
         </w:rPr>
       </w:pPr>
-      <w:commentRangeStart w:id="63"/>
-      <w:r>
-        <w:rPr>
-          <w:rFonts w:ascii="Times New Roman" w:eastAsia="SimSun" w:hAnsi="Times New Roman" w:cs="Times New Roman"/>
-          <w:kern w:val="0"/>
-          <w:sz w:val="28"/>
-          <w:szCs w:val="28"/>
-          <w:lang w:eastAsia="zh-CN"/>
-          <w14:ligatures w14:val="none"/>
-        </w:rPr>
-        <w:t>ГОСТ 12821-80 «Фланцы стальные приварные встык на Ру от 0,1 до 20,0 МПа (от 1 до 200 кгс/см²). Конструкция и размеры»;</w:t>
-      </w:r>
-      <w:commentRangeEnd w:id="63"/>
-      <w:r>
-        <w:commentReference w:id="63"/>
+      <w:r>
+        <w:rPr>
+          <w:rFonts w:ascii="Times New Roman" w:eastAsia="SimSun" w:hAnsi="Times New Roman" w:cs="Times New Roman"/>
+          <w:kern w:val="0"/>
+          <w:sz w:val="28"/>
+          <w:szCs w:val="28"/>
+          <w:lang w:eastAsia="zh-CN"/>
+          <w14:ligatures w14:val="none"/>
+        </w:rPr>
+        <w:t>ГОСТ 33259-2015 «Фланцы арматуры, соединительных частей и трубопроводов на номинальное давление до PN 250. Конструкция, размеры и общие технические требования»</w:t>
+      </w:r>
+      <w:r>
+        <w:rPr>
+          <w:rFonts w:ascii="Times New Roman" w:eastAsia="SimSun" w:hAnsi="Times New Roman" w:cs="Times New Roman"/>
+          <w:kern w:val="0"/>
+          <w:sz w:val="28"/>
+          <w:szCs w:val="28"/>
+          <w:lang w:eastAsia="zh-CN"/>
+          <w14:ligatures w14:val="none"/>
+        </w:rPr>
+        <w:t>, тип фланца №11</w:t>
+      </w:r>
+      <w:r>
+        <w:rPr>
+          <w:rFonts w:ascii="Times New Roman" w:eastAsia="SimSun" w:hAnsi="Times New Roman" w:cs="Times New Roman"/>
+          <w:kern w:val="0"/>
+          <w:sz w:val="28"/>
+          <w:szCs w:val="28"/>
+          <w:lang w:eastAsia="zh-CN"/>
+          <w14:ligatures w14:val="none"/>
+        </w:rPr>
+        <w:t>;</w:t>
       </w:r>
     </w:p>
     <w:p>
@@ -12088,36 +13914,6 @@
           <w:numId w:val="4"/>
         </w:numPr>
         <w:spacing w:after="0" w:line="360" w:lineRule="auto"/>
-        <w:ind w:firstLine="708"/>
-        <w:jc w:val="both"/>
-        <w:rPr>
-          <w:rFonts w:ascii="Times New Roman" w:eastAsia="SimSun" w:hAnsi="Times New Roman" w:cs="Times New Roman"/>
-          <w:kern w:val="0"/>
-          <w:sz w:val="28"/>
-          <w:szCs w:val="28"/>
-          <w:lang w:eastAsia="zh-CN"/>
-          <w14:ligatures w14:val="none"/>
-        </w:rPr>
-      </w:pPr>
-      <w:r>
-        <w:rPr>
-          <w:rFonts w:ascii="Times New Roman" w:eastAsia="SimSun" w:hAnsi="Times New Roman" w:cs="Times New Roman"/>
-          <w:kern w:val="0"/>
-          <w:sz w:val="28"/>
-          <w:szCs w:val="28"/>
-          <w:lang w:eastAsia="zh-CN"/>
-          <w14:ligatures w14:val="none"/>
-        </w:rPr>
-        <w:t>ГОСТ 33259-2015 «Фланцы арматуры, соединительных частей и трубопроводов на номинальное давление до PN 250. Конструкция, размеры и общие технические требования»;</w:t>
-      </w:r>
-    </w:p>
-    <w:p>
-      <w:pPr>
-        <w:numPr>
-          <w:ilvl w:val="0"/>
-          <w:numId w:val="4"/>
-        </w:numPr>
-        <w:spacing w:after="0" w:line="360" w:lineRule="auto"/>
         <w:ind w:firstLine="709"/>
         <w:contextualSpacing/>
         <w:jc w:val="both"/>
@@ -12139,7 +13935,6 @@
           <w:lang w:eastAsia="zh-CN"/>
           <w14:ligatures w14:val="none"/>
         </w:rPr>
-        <w:lastRenderedPageBreak/>
         <w:t xml:space="preserve">Требования к системе для семейства продуктов </w:t>
       </w:r>
       <w:r>
@@ -12210,7 +14005,6 @@
         <w:t>https://learn.microsoft.com/ru-ru/visualstudio/releases/2022/system-requirements</w:t>
       </w:r>
     </w:p>
-    <w:p/>
     <w:sectPr>
       <w:footerReference w:type="default" r:id="rId12"/>
       <w:pgSz w:w="11906" w:h="16838"/>
@@ -12224,147 +14018,269 @@
 
 <file path=word/comments.xml><?xml version="1.0" encoding="utf-8"?>
 <w:comments xmlns:wpc="http://schemas.microsoft.com/office/word/2010/wordprocessingCanvas" xmlns:cx="http://schemas.microsoft.com/office/drawing/2014/chartex" xmlns:cx1="http://schemas.microsoft.com/office/drawing/2015/9/8/chartex" xmlns:cx2="http://schemas.microsoft.com/office/drawing/2015/10/21/chartex" xmlns:cx3="http://schemas.microsoft.com/office/drawing/2016/5/9/chartex" xmlns:cx4="http://schemas.microsoft.com/office/drawing/2016/5/10/chartex" xmlns:cx5="http://schemas.microsoft.com/office/drawing/2016/5/11/chartex" xmlns:cx6="http://schemas.microsoft.com/office/drawing/2016/5/12/chartex" xmlns:cx7="http://schemas.microsoft.com/office/drawing/2016/5/13/chartex" xmlns:cx8="http://schemas.microsoft.com/office/drawing/2016/5/14/chartex" xmlns:mc="http://schemas.openxmlformats.org/markup-compatibility/2006" xmlns:aink="http://schemas.microsoft.com/office/drawing/2016/ink" xmlns:am3d="http://schemas.microsoft.com/office/drawing/2017/model3d" xmlns:o="urn:schemas-microsoft-com:office:office" xmlns:oel="http://schemas.microsoft.com/office/2019/extlst" xmlns:r="http://schemas.openxmlformats.org/officeDocument/2006/relationships" xmlns:m="http://schemas.openxmlformats.org/officeDocument/2006/math" xmlns:v="urn:schemas-microsoft-com:vml" xmlns:wp14="http://schemas.microsoft.com/office/word/2010/wordprocessingDrawing" xmlns:wp="http://schemas.openxmlformats.org/drawingml/2006/wordprocessingDrawing" xmlns:w10="urn:schemas-microsoft-com:office:word" xmlns:w="http://schemas.openxmlformats.org/wordprocessingml/2006/main" xmlns:w14="http://schemas.microsoft.com/office/word/2010/wordml" xmlns:w15="http://schemas.microsoft.com/office/word/2012/wordml" xmlns:w16cex="http://schemas.microsoft.com/office/word/2018/wordml/cex" xmlns:w16cid="http://schemas.microsoft.com/office/word/2016/wordml/cid" xmlns:w16="http://schemas.microsoft.com/office/word/2018/wordml" xmlns:w16du="http://schemas.microsoft.com/office/word/2023/wordml/word16du" xmlns:w16sdtdh="http://schemas.microsoft.com/office/word/2020/wordml/sdtdatahash" xmlns:w16sdtfl="http://schemas.microsoft.com/office/word/2024/wordml/sdtformatlock" xmlns:w16se="http://schemas.microsoft.com/office/word/2015/wordml/symex" xmlns:wpg="http://schemas.microsoft.com/office/word/2010/wordprocessingGroup" xmlns:wpi="http://schemas.microsoft.com/office/word/2010/wordprocessingInk" xmlns:wne="http://schemas.microsoft.com/office/word/2006/wordml" xmlns:wps="http://schemas.microsoft.com/office/word/2010/wordprocessingShape" mc:Ignorable="w14 w15 w16se w16cid w16 w16cex w16sdtdh w16sdtfl w16du wp14">
-  <w:comment w:id="63" w:author="Kalentyev Alexey" w:date="2026-09-23T05:02:00Z" w:initials="KA">
+  <w:comment w:id="3" w:author="Kalentyev Alexey" w:date="2026-10-07T11:53:00Z" w:initials="KA">
     <w:p>
       <w:r>
         <w:annotationRef/>
       </w:r>
       <w:r>
-        <w:t>Приведите точное название ГОСТ 12821-80 и согласуйте перечень источников с ГОСТ 33259-2015 из п. 5.2. Укажите выбранный тип фланца, применяемые конструктивные размеры и ограничения, а не только название общего стандарта.</w:t>
-      </w:r>
-      <w:r>
-        <w:br/>
-        <w:t>Росстандарт называет ГОСТ 12821-80 стандартом на стальные приварные встык фланцы и указывает заменяющий ГОСТ 33259-2015. В ТЗ приведено произвольное название и не определено, какие именно нормативные размеры применяются.</w:t>
+        <w:t>Укажите наименование организации-заказчика и отдельно её представителя. ФИО преподавателя, должность и адрес можно сохранить.</w:t>
       </w:r>
     </w:p>
   </w:comment>
-  <w:comment w:id="64" w:author="Kalentyev Alexey" w:initials="KA" w:date="2026-10-07T11:53:09Z">
-    <w:p>
-      <w:pPr>
-        <w:pStyle w:val="CommentText"/>
-      </w:pPr>
-      <w:r>
+  <w:comment w:id="4" w:author="Марк Varechkin" w:date="2026-10-12T13:50:00Z" w:initials="МV">
+    <w:p>
+      <w:pPr>
+        <w:pStyle w:val="af"/>
+      </w:pPr>
+      <w:r>
+        <w:rPr>
+          <w:rStyle w:val="ae"/>
+        </w:rPr>
         <w:annotationRef/>
       </w:r>
       <w:r>
-        <w:t xml:space="preserve">Уточните минимальный свободный объём диска и укажите, учитывает ли он установку Inventor и среды выполнения или относится только к плагину. Если 20 и 50 ГБ соответствуют разным конфигурациям, опишите их.</w:t>
-      </w:r>
+        <w:t>+</w:t>
+      </w:r>
+    </w:p>
+    <w:p>
+      <w:pPr>
+        <w:pStyle w:val="af"/>
+      </w:pPr>
     </w:p>
   </w:comment>
-  <w:comment w:id="65" w:author="Kalentyev Alexey" w:initials="KA" w:date="2026-10-07T11:53:09Z">
-    <w:p>
-      <w:pPr>
-        <w:pStyle w:val="CommentText"/>
-      </w:pPr>
+  <w:comment w:id="14" w:author="Kalentyev Alexey" w:date="2026-10-07T11:53:00Z" w:initials="KA">
+    <w:p>
       <w:r>
         <w:annotationRef/>
       </w:r>
       <w:r>
-        <w:t xml:space="preserve">Оформите перечисления изменяемых и постоянных параметров единообразно: добавьте маркеры и абзацный отступ 1,25 см.</w:t>
+        <w:t>Оформите перечисления изменяемых и постоянных параметров единообразно: добавьте маркеры и абзацный отступ 1,25 см.</w:t>
       </w:r>
     </w:p>
   </w:comment>
-  <w:comment w:id="66" w:author="Kalentyev Alexey" w:initials="KA" w:date="2026-10-07T11:53:09Z">
-    <w:p>
-      <w:pPr>
-        <w:pStyle w:val="CommentText"/>
-      </w:pPr>
-      <w:r>
+  <w:comment w:id="15" w:author="Марк Varechkin" w:date="2026-10-20T21:20:00Z" w:initials="МV">
+    <w:p>
+      <w:pPr>
+        <w:pStyle w:val="af"/>
+        <w:rPr>
+          <w:lang w:val="en-US"/>
+        </w:rPr>
+      </w:pPr>
+      <w:r>
+        <w:rPr>
+          <w:rStyle w:val="ae"/>
+        </w:rPr>
         <w:annotationRef/>
       </w:r>
       <w:r>
-        <w:t xml:space="preserve">Оформите расчётные зависимости отдельными строками в редакторе формул; пояснения обозначений разместите под соответствующими формулами.</w:t>
-      </w:r>
+        <w:rPr>
+          <w:lang w:val="en-US"/>
+        </w:rPr>
+        <w:t>+</w:t>
+      </w:r>
+    </w:p>
+    <w:p>
+      <w:pPr>
+        <w:pStyle w:val="af"/>
+        <w:rPr>
+          <w:lang w:val="en-US"/>
+        </w:rPr>
+      </w:pPr>
     </w:p>
   </w:comment>
-  <w:comment w:id="67" w:author="Kalentyev Alexey" w:initials="KA" w:date="2026-10-07T11:53:09Z">
-    <w:p>
-      <w:pPr>
-        <w:pStyle w:val="CommentText"/>
-      </w:pPr>
+  <w:comment w:id="16" w:author="Kalentyev Alexey" w:date="2026-10-07T11:53:00Z" w:initials="KA">
+    <w:p>
       <w:r>
         <w:annotationRef/>
       </w:r>
       <w:r>
-        <w:t xml:space="preserve">Перенесите строку «Постоянные параметры:» вместе хотя бы с первым пунктом перечисления.</w:t>
+        <w:t>Перенесите строку «Постоянные параметры:» вместе хотя бы с первым пунктом перечисления.</w:t>
       </w:r>
     </w:p>
   </w:comment>
-  <w:comment w:id="68" w:author="Kalentyev Alexey" w:initials="KA" w:date="2026-10-07T11:53:09Z">
-    <w:p>
-      <w:pPr>
-        <w:pStyle w:val="CommentText"/>
-      </w:pPr>
-      <w:r>
+  <w:comment w:id="17" w:author="Марк Varechkin" w:date="2026-10-21T06:32:00Z" w:initials="МV">
+    <w:p>
+      <w:pPr>
+        <w:pStyle w:val="af"/>
+        <w:rPr>
+          <w:lang w:val="en-US"/>
+        </w:rPr>
+      </w:pPr>
+      <w:r>
+        <w:rPr>
+          <w:rStyle w:val="ae"/>
+        </w:rPr>
         <w:annotationRef/>
       </w:r>
       <w:r>
-        <w:t xml:space="preserve">Отделите заголовки от предшествующего и последующего текста пустой строкой. Для многострочных заголовков разделов 2 и 4 установите полуторный межстрочный интервал.</w:t>
+        <w:rPr>
+          <w:lang w:val="en-US"/>
+        </w:rPr>
+        <w:t>+</w:t>
       </w:r>
     </w:p>
   </w:comment>
-  <w:comment w:id="69" w:author="Kalentyev Alexey" w:initials="KA" w:date="2026-10-07T11:53:09Z">
-    <w:p>
-      <w:pPr>
-        <w:pStyle w:val="CommentText"/>
-      </w:pPr>
+  <w:comment w:id="19" w:author="Kalentyev Alexey" w:date="2026-10-07T11:53:00Z" w:initials="KA">
+    <w:p>
       <w:r>
         <w:annotationRef/>
       </w:r>
       <w:r>
-        <w:t xml:space="preserve">Уберите подчёркивание слова «одной»; при необходимости используйте допустимое шрифтовое выделение.</w:t>
+        <w:t>Отделите заголовки от предшествующего и последующего текста пустой строкой. Для многострочных заголовков разделов 2 и 4 установите полуторный межстрочный интервал.</w:t>
       </w:r>
     </w:p>
   </w:comment>
-  <w:comment w:id="70" w:author="Kalentyev Alexey" w:initials="KA" w:date="2026-10-07T11:53:09Z">
-    <w:p>
-      <w:pPr>
-        <w:pStyle w:val="CommentText"/>
-      </w:pPr>
-      <w:r>
+  <w:comment w:id="20" w:author="Марк Varechkin" w:date="2026-10-20T21:23:00Z" w:initials="МV">
+    <w:p>
+      <w:pPr>
+        <w:pStyle w:val="af"/>
+        <w:rPr>
+          <w:lang w:val="en-US"/>
+        </w:rPr>
+      </w:pPr>
+      <w:r>
+        <w:rPr>
+          <w:rStyle w:val="ae"/>
+        </w:rPr>
         <w:annotationRef/>
       </w:r>
       <w:r>
-        <w:t xml:space="preserve">Установите одинарный межстрочный интервал в ячейках таблицы 4.1.</w:t>
+        <w:rPr>
+          <w:lang w:val="en-US"/>
+        </w:rPr>
+        <w:t>+</w:t>
       </w:r>
     </w:p>
   </w:comment>
-  <w:comment w:id="71" w:author="Kalentyev Alexey" w:initials="KA" w:date="2026-10-07T11:53:09Z">
-    <w:p>
-      <w:pPr>
-        <w:pStyle w:val="CommentText"/>
-      </w:pPr>
+  <w:comment w:id="22" w:author="Kalentyev Alexey" w:date="2026-10-07T11:53:00Z" w:initials="KA">
+    <w:p>
       <w:r>
         <w:annotationRef/>
       </w:r>
       <w:r>
-        <w:t xml:space="preserve">Укажите наименование организации-заказчика и отдельно её представителя. ФИО преподавателя, должность и адрес можно сохранить.</w:t>
+        <w:t>Уберите подчёркивание слова «одной»; при необходимости используйте допустимое шрифтовое выделение.</w:t>
       </w:r>
     </w:p>
   </w:comment>
-  <w:comment w:id="72" w:author="Kalentyev Alexey" w:initials="KA" w:date="2026-10-07T13:22:06Z">
-    <w:p>
-      <w:pPr>
-        <w:pStyle w:val="CommentText"/>
-      </w:pPr>
-      <w:r>
+  <w:comment w:id="23" w:author="Марк Varechkin" w:date="2026-10-20T20:53:00Z" w:initials="МV">
+    <w:p>
+      <w:pPr>
+        <w:pStyle w:val="af"/>
+      </w:pPr>
+      <w:r>
+        <w:rPr>
+          <w:rStyle w:val="ae"/>
+        </w:rPr>
         <w:annotationRef/>
       </w:r>
       <w:r>
-        <w:t xml:space="preserve">Уберите номер 3.2.1 у единственного пункта подраздела 3.2 либо объедините его содержание с подразделом 3.2. Обновите оглавление после исправления.</w:t>
+        <w:t>+</w:t>
       </w:r>
     </w:p>
   </w:comment>
-  <w:comment w:id="73" w:author="Kalentyev Alexey" w:initials="KA" w:date="2026-10-07T13:22:06Z">
-    <w:p>
-      <w:pPr>
-        <w:pStyle w:val="CommentText"/>
-      </w:pPr>
+  <w:comment w:id="40" w:author="Kalentyev Alexey" w:date="2026-10-07T11:53:00Z" w:initials="KA">
+    <w:p>
       <w:r>
         <w:annotationRef/>
       </w:r>
       <w:r>
-        <w:t xml:space="preserve">Перенесите вводный абзац вместе хотя бы с первым пунктом перечня документов.</w:t>
+        <w:t>Уточните минимальный свободный объём диска и укажите, учитывает ли он установку Inventor и среды выполнения или относится только к плагину. Если 20 и 50 ГБ соответствуют разным конфигурациям, опишите их.</w:t>
+      </w:r>
+    </w:p>
+  </w:comment>
+  <w:comment w:id="41" w:author="Марк Varechkin" w:date="2026-10-21T06:25:00Z" w:initials="МV">
+    <w:p>
+      <w:pPr>
+        <w:pStyle w:val="af"/>
+      </w:pPr>
+      <w:r>
+        <w:rPr>
+          <w:rStyle w:val="ae"/>
+        </w:rPr>
+        <w:annotationRef/>
+      </w:r>
+      <w:r>
+        <w:t>+</w:t>
+      </w:r>
+    </w:p>
+    <w:p>
+      <w:pPr>
+        <w:pStyle w:val="af"/>
+      </w:pPr>
+    </w:p>
+  </w:comment>
+  <w:comment w:id="46" w:author="Kalentyev Alexey" w:date="2026-10-07T11:53:00Z" w:initials="KA">
+    <w:p>
+      <w:r>
+        <w:annotationRef/>
+      </w:r>
+      <w:r>
+        <w:t>Установите одинарный межстрочный интервал в ячейках таблицы 4.1.</w:t>
+      </w:r>
+    </w:p>
+  </w:comment>
+  <w:comment w:id="47" w:author="Марк Varechkin" w:date="2026-10-20T21:24:00Z" w:initials="МV">
+    <w:p>
+      <w:pPr>
+        <w:pStyle w:val="af"/>
+        <w:rPr>
+          <w:lang w:val="en-US"/>
+        </w:rPr>
+      </w:pPr>
+      <w:r>
+        <w:rPr>
+          <w:rStyle w:val="ae"/>
+        </w:rPr>
+        <w:annotationRef/>
+      </w:r>
+      <w:r>
+        <w:rPr>
+          <w:lang w:val="en-US"/>
+        </w:rPr>
+        <w:t>+</w:t>
+      </w:r>
+    </w:p>
+  </w:comment>
+  <w:comment w:id="52" w:author="Kalentyev Alexey" w:date="2026-10-07T13:22:00Z" w:initials="KA">
+    <w:p>
+      <w:r>
+        <w:annotationRef/>
+      </w:r>
+      <w:r>
+        <w:t>Перенесите вводный абзац вместе хотя бы с первым пунктом перечня документов.</w:t>
+      </w:r>
+    </w:p>
+  </w:comment>
+  <w:comment w:id="53" w:author="Марк Varechkin" w:date="2026-10-20T21:24:00Z" w:initials="МV">
+    <w:p>
+      <w:pPr>
+        <w:pStyle w:val="af"/>
+      </w:pPr>
+      <w:r>
+        <w:rPr>
+          <w:rStyle w:val="ae"/>
+        </w:rPr>
+        <w:annotationRef/>
+      </w:r>
+      <w:r>
+        <w:t>?</w:t>
+      </w:r>
+    </w:p>
+  </w:comment>
+  <w:comment w:id="54" w:author="Марк Varechkin" w:date="2026-10-21T06:32:00Z" w:initials="МV">
+    <w:p>
+      <w:pPr>
+        <w:pStyle w:val="af"/>
+      </w:pPr>
+      <w:r>
+        <w:rPr>
+          <w:rStyle w:val="ae"/>
+        </w:rPr>
+        <w:annotationRef/>
+      </w:r>
+      <w:r>
+        <w:t>+</w:t>
       </w:r>
     </w:p>
   </w:comment>
@@ -12373,49 +14289,67 @@
 
 <file path=word/commentsExtended.xml><?xml version="1.0" encoding="utf-8"?>
 <w15:commentsEx xmlns:wpc="http://schemas.microsoft.com/office/word/2010/wordprocessingCanvas" xmlns:cx="http://schemas.microsoft.com/office/drawing/2014/chartex" xmlns:cx1="http://schemas.microsoft.com/office/drawing/2015/9/8/chartex" xmlns:cx2="http://schemas.microsoft.com/office/drawing/2015/10/21/chartex" xmlns:cx3="http://schemas.microsoft.com/office/drawing/2016/5/9/chartex" xmlns:cx4="http://schemas.microsoft.com/office/drawing/2016/5/10/chartex" xmlns:cx5="http://schemas.microsoft.com/office/drawing/2016/5/11/chartex" xmlns:cx6="http://schemas.microsoft.com/office/drawing/2016/5/12/chartex" xmlns:cx7="http://schemas.microsoft.com/office/drawing/2016/5/13/chartex" xmlns:cx8="http://schemas.microsoft.com/office/drawing/2016/5/14/chartex" xmlns:mc="http://schemas.openxmlformats.org/markup-compatibility/2006" xmlns:aink="http://schemas.microsoft.com/office/drawing/2016/ink" xmlns:am3d="http://schemas.microsoft.com/office/drawing/2017/model3d" xmlns:o="urn:schemas-microsoft-com:office:office" xmlns:oel="http://schemas.microsoft.com/office/2019/extlst" xmlns:r="http://schemas.openxmlformats.org/officeDocument/2006/relationships" xmlns:m="http://schemas.openxmlformats.org/officeDocument/2006/math" xmlns:v="urn:schemas-microsoft-com:vml" xmlns:wp14="http://schemas.microsoft.com/office/word/2010/wordprocessingDrawing" xmlns:wp="http://schemas.openxmlformats.org/drawingml/2006/wordprocessingDrawing" xmlns:w10="urn:schemas-microsoft-com:office:word" xmlns:w="http://schemas.openxmlformats.org/wordprocessingml/2006/main" xmlns:w14="http://schemas.microsoft.com/office/word/2010/wordml" xmlns:w15="http://schemas.microsoft.com/office/word/2012/wordml" xmlns:w16cex="http://schemas.microsoft.com/office/word/2018/wordml/cex" xmlns:w16cid="http://schemas.microsoft.com/office/word/2016/wordml/cid" xmlns:w16="http://schemas.microsoft.com/office/word/2018/wordml" xmlns:w16du="http://schemas.microsoft.com/office/word/2023/wordml/word16du" xmlns:w16sdtdh="http://schemas.microsoft.com/office/word/2020/wordml/sdtdatahash" xmlns:w16sdtfl="http://schemas.microsoft.com/office/word/2024/wordml/sdtformatlock" xmlns:w16se="http://schemas.microsoft.com/office/word/2015/wordml/symex" xmlns:wpg="http://schemas.microsoft.com/office/word/2010/wordprocessingGroup" xmlns:wpi="http://schemas.microsoft.com/office/word/2010/wordprocessingInk" xmlns:wne="http://schemas.microsoft.com/office/word/2006/wordml" xmlns:wps="http://schemas.microsoft.com/office/word/2010/wordprocessingShape" mc:Ignorable="w14 w15 w16se w16cid w16 w16cex w16sdtdh w16sdtfl w16du wp14">
-  <w15:commentEx w15:paraId="1AB9759B" w15:done="0"/>
+  <w15:commentEx w15:paraId="42113126" w15:done="0"/>
+  <w15:commentEx w15:paraId="2E6040A1" w15:paraIdParent="42113126" w15:done="0"/>
+  <w15:commentEx w15:paraId="6D47F0D6" w15:done="0"/>
+  <w15:commentEx w15:paraId="29CB6BC8" w15:paraIdParent="6D47F0D6" w15:done="0"/>
+  <w15:commentEx w15:paraId="2577D0F8" w15:done="0"/>
+  <w15:commentEx w15:paraId="1A23A704" w15:paraIdParent="2577D0F8" w15:done="0"/>
+  <w15:commentEx w15:paraId="600B2112" w15:done="0"/>
+  <w15:commentEx w15:paraId="037B8AFC" w15:paraIdParent="600B2112" w15:done="0"/>
+  <w15:commentEx w15:paraId="7C221553" w15:done="0"/>
+  <w15:commentEx w15:paraId="3F3C10BD" w15:paraIdParent="7C221553" w15:done="0"/>
   <w15:commentEx w15:paraId="1DA74040" w15:done="0"/>
-  <w15:commentEx w15:paraId="6D47F0D6" w15:done="0"/>
-  <w15:commentEx w15:paraId="2F7D5968" w15:done="0"/>
-  <w15:commentEx w15:paraId="2577D0F8" w15:done="0"/>
-  <w15:commentEx w15:paraId="600B2112" w15:done="0"/>
-  <w15:commentEx w15:paraId="7C221553" w15:done="0"/>
+  <w15:commentEx w15:paraId="1338A675" w15:paraIdParent="1DA74040" w15:done="0"/>
   <w15:commentEx w15:paraId="7B6530FD" w15:done="0"/>
-  <w15:commentEx w15:paraId="42113126" w15:done="0"/>
-  <w15:commentEx w15:paraId="487EC43A" w15:done="0"/>
+  <w15:commentEx w15:paraId="4E135E04" w15:paraIdParent="7B6530FD" w15:done="0"/>
   <w15:commentEx w15:paraId="62D427A5" w15:done="0"/>
+  <w15:commentEx w15:paraId="38B5A25D" w15:paraIdParent="62D427A5" w15:done="0"/>
+  <w15:commentEx w15:paraId="4682F98A" w15:paraIdParent="62D427A5" w15:done="0"/>
 </w15:commentsEx>
 </file>
 
 <file path=word/commentsExtensible.xml><?xml version="1.0" encoding="utf-8"?>
 <w16cex:commentsExtensible xmlns:wpc="http://schemas.microsoft.com/office/word/2010/wordprocessingCanvas" xmlns:cx="http://schemas.microsoft.com/office/drawing/2014/chartex" xmlns:cx1="http://schemas.microsoft.com/office/drawing/2015/9/8/chartex" xmlns:cx2="http://schemas.microsoft.com/office/drawing/2015/10/21/chartex" xmlns:cx3="http://schemas.microsoft.com/office/drawing/2016/5/9/chartex" xmlns:cx4="http://schemas.microsoft.com/office/drawing/2016/5/10/chartex" xmlns:cx5="http://schemas.microsoft.com/office/drawing/2016/5/11/chartex" xmlns:cx6="http://schemas.microsoft.com/office/drawing/2016/5/12/chartex" xmlns:cx7="http://schemas.microsoft.com/office/drawing/2016/5/13/chartex" xmlns:cx8="http://schemas.microsoft.com/office/drawing/2016/5/14/chartex" xmlns:cr="http://schemas.microsoft.com/office/comments/2020/reactions" xmlns:mc="http://schemas.openxmlformats.org/markup-compatibility/2006" xmlns:aink="http://schemas.microsoft.com/office/drawing/2016/ink" xmlns:am3d="http://schemas.microsoft.com/office/drawing/2017/model3d" xmlns:o="urn:schemas-microsoft-com:office:office" xmlns:oel="http://schemas.microsoft.com/office/2019/extlst" xmlns:r="http://schemas.openxmlformats.org/officeDocument/2006/relationships" xmlns:m="http://schemas.openxmlformats.org/officeDocument/2006/math" xmlns:v="urn:schemas-microsoft-com:vml" xmlns:wp14="http://schemas.microsoft.com/office/word/2010/wordprocessingDrawing" xmlns:wp="http://schemas.openxmlformats.org/drawingml/2006/wordprocessingDrawing" xmlns:w10="urn:schemas-microsoft-com:office:word" xmlns:w="http://schemas.openxmlformats.org/wordprocessingml/2006/main" xmlns:w14="http://schemas.microsoft.com/office/word/2010/wordml" xmlns:w15="http://schemas.microsoft.com/office/word/2012/wordml" xmlns:w16cex="http://schemas.microsoft.com/office/word/2018/wordml/cex" xmlns:w16cid="http://schemas.microsoft.com/office/word/2016/wordml/cid" xmlns:w16="http://schemas.microsoft.com/office/word/2018/wordml" xmlns:w16du="http://schemas.microsoft.com/office/word/2023/wordml/word16du" xmlns:w16sdtdh="http://schemas.microsoft.com/office/word/2020/wordml/sdtdatahash" xmlns:w16sdtfl="http://schemas.microsoft.com/office/word/2024/wordml/sdtformatlock" xmlns:w16se="http://schemas.microsoft.com/office/word/2015/wordml/symex" xmlns:wpg="http://schemas.microsoft.com/office/word/2010/wordprocessingGroup" xmlns:wpi="http://schemas.microsoft.com/office/word/2010/wordprocessingInk" xmlns:wne="http://schemas.microsoft.com/office/word/2006/wordml" xmlns:wps="http://schemas.microsoft.com/office/word/2010/wordprocessingShape" mc:Ignorable="w14 w15 w16se w16cid w16 w16cex w16sdtdh w16sdtfl cr w16du wp14">
-  <w16cex:commentExtensible w16cex:durableId="71955836" w16cex:dateUtc="2026-09-23T05:02:00Z"/>
-  <w16cex:commentExtensible w16cex:durableId="45573933" w16cex:dateUtc="2026-10-07T11:53:09Z"/>
-  <w16cex:commentExtensible w16cex:durableId="49BC4ABE" w16cex:dateUtc="2026-10-07T11:53:09Z"/>
-  <w16cex:commentExtensible w16cex:durableId="3DD9BCA7" w16cex:dateUtc="2026-10-07T11:53:09Z"/>
-  <w16cex:commentExtensible w16cex:durableId="0F05CD73" w16cex:dateUtc="2026-10-07T11:53:09Z"/>
-  <w16cex:commentExtensible w16cex:durableId="45ACD293" w16cex:dateUtc="2026-10-07T11:53:09Z"/>
-  <w16cex:commentExtensible w16cex:durableId="1027A1A7" w16cex:dateUtc="2026-10-07T11:53:09Z"/>
-  <w16cex:commentExtensible w16cex:durableId="470616D8" w16cex:dateUtc="2026-10-07T11:53:09Z"/>
-  <w16cex:commentExtensible w16cex:durableId="30BFE401" w16cex:dateUtc="2026-10-07T11:53:09Z"/>
-  <w16cex:commentExtensible w16cex:durableId="5D322B44" w16cex:dateUtc="2026-10-07T13:22:06Z"/>
-  <w16cex:commentExtensible w16cex:durableId="7D55C32D" w16cex:dateUtc="2026-10-07T13:22:06Z"/>
+  <w16cex:commentExtensible w16cex:durableId="30BFE401" w16cex:dateUtc="2026-10-07T11:53:00Z"/>
+  <w16cex:commentExtensible w16cex:durableId="26473439" w16cex:dateUtc="2026-10-12T10:50:00Z"/>
+  <w16cex:commentExtensible w16cex:durableId="49BC4ABE" w16cex:dateUtc="2026-10-07T11:53:00Z"/>
+  <w16cex:commentExtensible w16cex:durableId="59779249" w16cex:dateUtc="2026-10-20T18:20:00Z"/>
+  <w16cex:commentExtensible w16cex:durableId="0F05CD73" w16cex:dateUtc="2026-10-07T11:53:00Z"/>
+  <w16cex:commentExtensible w16cex:durableId="767ABD09" w16cex:dateUtc="2026-10-21T03:32:00Z"/>
+  <w16cex:commentExtensible w16cex:durableId="45ACD293" w16cex:dateUtc="2026-10-07T11:53:00Z"/>
+  <w16cex:commentExtensible w16cex:durableId="0BB261E5" w16cex:dateUtc="2026-10-20T18:23:00Z"/>
+  <w16cex:commentExtensible w16cex:durableId="1027A1A7" w16cex:dateUtc="2026-10-07T11:53:00Z"/>
+  <w16cex:commentExtensible w16cex:durableId="48BEE28A" w16cex:dateUtc="2026-10-20T17:53:00Z"/>
+  <w16cex:commentExtensible w16cex:durableId="45573933" w16cex:dateUtc="2026-10-07T11:53:00Z"/>
+  <w16cex:commentExtensible w16cex:durableId="7210FBBF" w16cex:dateUtc="2026-10-21T03:25:00Z"/>
+  <w16cex:commentExtensible w16cex:durableId="470616D8" w16cex:dateUtc="2026-10-07T11:53:00Z"/>
+  <w16cex:commentExtensible w16cex:durableId="1CD4DC78" w16cex:dateUtc="2026-10-20T18:24:00Z"/>
+  <w16cex:commentExtensible w16cex:durableId="7D55C32D" w16cex:dateUtc="2026-10-07T13:22:00Z"/>
+  <w16cex:commentExtensible w16cex:durableId="0F628A56" w16cex:dateUtc="2026-10-20T18:24:00Z"/>
+  <w16cex:commentExtensible w16cex:durableId="5F444A43" w16cex:dateUtc="2026-10-21T03:32:00Z"/>
 </w16cex:commentsExtensible>
 </file>
 
 <file path=word/commentsIds.xml><?xml version="1.0" encoding="utf-8"?>
 <w16cid:commentsIds xmlns:wpc="http://schemas.microsoft.com/office/word/2010/wordprocessingCanvas" xmlns:cx="http://schemas.microsoft.com/office/drawing/2014/chartex" xmlns:cx1="http://schemas.microsoft.com/office/drawing/2015/9/8/chartex" xmlns:cx2="http://schemas.microsoft.com/office/drawing/2015/10/21/chartex" xmlns:cx3="http://schemas.microsoft.com/office/drawing/2016/5/9/chartex" xmlns:cx4="http://schemas.microsoft.com/office/drawing/2016/5/10/chartex" xmlns:cx5="http://schemas.microsoft.com/office/drawing/2016/5/11/chartex" xmlns:cx6="http://schemas.microsoft.com/office/drawing/2016/5/12/chartex" xmlns:cx7="http://schemas.microsoft.com/office/drawing/2016/5/13/chartex" xmlns:cx8="http://schemas.microsoft.com/office/drawing/2016/5/14/chartex" xmlns:mc="http://schemas.openxmlformats.org/markup-compatibility/2006" xmlns:aink="http://schemas.microsoft.com/office/drawing/2016/ink" xmlns:am3d="http://schemas.microsoft.com/office/drawing/2017/model3d" xmlns:o="urn:schemas-microsoft-com:office:office" xmlns:oel="http://schemas.microsoft.com/office/2019/extlst" xmlns:r="http://schemas.openxmlformats.org/officeDocument/2006/relationships" xmlns:m="http://schemas.openxmlformats.org/officeDocument/2006/math" xmlns:v="urn:schemas-microsoft-com:vml" xmlns:wp14="http://schemas.microsoft.com/office/word/2010/wordprocessingDrawing" xmlns:wp="http://schemas.openxmlformats.org/drawingml/2006/wordprocessingDrawing" xmlns:w10="urn:schemas-microsoft-com:office:word" xmlns:w="http://schemas.openxmlformats.org/wordprocessingml/2006/main" xmlns:w14="http://schemas.microsoft.com/office/word/2010/wordml" xmlns:w15="http://schemas.microsoft.com/office/word/2012/wordml" xmlns:w16cex="http://schemas.microsoft.com/office/word/2018/wordml/cex" xmlns:w16cid="http://schemas.microsoft.com/office/word/2016/wordml/cid" xmlns:w16="http://schemas.microsoft.com/office/word/2018/wordml" xmlns:w16du="http://schemas.microsoft.com/office/word/2023/wordml/word16du" xmlns:w16sdtdh="http://schemas.microsoft.com/office/word/2020/wordml/sdtdatahash" xmlns:w16sdtfl="http://schemas.microsoft.com/office/word/2024/wordml/sdtformatlock" xmlns:w16se="http://schemas.microsoft.com/office/word/2015/wordml/symex" xmlns:wpg="http://schemas.microsoft.com/office/word/2010/wordprocessingGroup" xmlns:wpi="http://schemas.microsoft.com/office/word/2010/wordprocessingInk" xmlns:wne="http://schemas.microsoft.com/office/word/2006/wordml" xmlns:wps="http://schemas.microsoft.com/office/word/2010/wordprocessingShape" mc:Ignorable="w14 w15 w16se w16cid w16 w16cex w16sdtdh w16sdtfl w16du wp14">
-  <w16cid:commentId w16cid:paraId="1AB9759B" w16cid:durableId="71955836"/>
+  <w16cid:commentId w16cid:paraId="42113126" w16cid:durableId="30BFE401"/>
+  <w16cid:commentId w16cid:paraId="2E6040A1" w16cid:durableId="26473439"/>
+  <w16cid:commentId w16cid:paraId="6D47F0D6" w16cid:durableId="49BC4ABE"/>
+  <w16cid:commentId w16cid:paraId="29CB6BC8" w16cid:durableId="59779249"/>
+  <w16cid:commentId w16cid:paraId="2577D0F8" w16cid:durableId="0F05CD73"/>
+  <w16cid:commentId w16cid:paraId="1A23A704" w16cid:durableId="767ABD09"/>
+  <w16cid:commentId w16cid:paraId="600B2112" w16cid:durableId="45ACD293"/>
+  <w16cid:commentId w16cid:paraId="037B8AFC" w16cid:durableId="0BB261E5"/>
+  <w16cid:commentId w16cid:paraId="7C221553" w16cid:durableId="1027A1A7"/>
+  <w16cid:commentId w16cid:paraId="3F3C10BD" w16cid:durableId="48BEE28A"/>
   <w16cid:commentId w16cid:paraId="1DA74040" w16cid:durableId="45573933"/>
-  <w16cid:commentId w16cid:paraId="6D47F0D6" w16cid:durableId="49BC4ABE"/>
-  <w16cid:commentId w16cid:paraId="2F7D5968" w16cid:durableId="3DD9BCA7"/>
-  <w16cid:commentId w16cid:paraId="2577D0F8" w16cid:durableId="0F05CD73"/>
-  <w16cid:commentId w16cid:paraId="600B2112" w16cid:durableId="45ACD293"/>
-  <w16cid:commentId w16cid:paraId="7C221553" w16cid:durableId="1027A1A7"/>
+  <w16cid:commentId w16cid:paraId="1338A675" w16cid:durableId="7210FBBF"/>
   <w16cid:commentId w16cid:paraId="7B6530FD" w16cid:durableId="470616D8"/>
-  <w16cid:commentId w16cid:paraId="42113126" w16cid:durableId="30BFE401"/>
-  <w16cid:commentId w16cid:paraId="487EC43A" w16cid:durableId="5D322B44"/>
+  <w16cid:commentId w16cid:paraId="4E135E04" w16cid:durableId="1CD4DC78"/>
   <w16cid:commentId w16cid:paraId="62D427A5" w16cid:durableId="7D55C32D"/>
+  <w16cid:commentId w16cid:paraId="38B5A25D" w16cid:durableId="0F628A56"/>
+  <w16cid:commentId w16cid:paraId="4682F98A" w16cid:durableId="5F444A43"/>
 </w16cid:commentsIds>
 </file>
 
@@ -12539,6 +14473,119 @@
     </w:lvl>
   </w:abstractNum>
   <w:abstractNum w:abstractNumId="1" w15:restartNumberingAfterBreak="0">
+    <w:nsid w:val="0CA53CF7"/>
+    <w:multiLevelType w:val="hybridMultilevel"/>
+    <w:tmpl w:val="86C821A8"/>
+    <w:lvl w:ilvl="0" w:tplc="04190001">
+      <w:start w:val="1"/>
+      <w:numFmt w:val="bullet"/>
+      <w:lvlText w:val=""/>
+      <w:lvlJc w:val="left"/>
+      <w:pPr>
+        <w:ind w:left="720" w:hanging="360"/>
+      </w:pPr>
+      <w:rPr>
+        <w:rFonts w:ascii="Symbol" w:hAnsi="Symbol" w:hint="default"/>
+      </w:rPr>
+    </w:lvl>
+    <w:lvl w:ilvl="1" w:tplc="04190003" w:tentative="1">
+      <w:start w:val="1"/>
+      <w:numFmt w:val="bullet"/>
+      <w:lvlText w:val="o"/>
+      <w:lvlJc w:val="left"/>
+      <w:pPr>
+        <w:ind w:left="1440" w:hanging="360"/>
+      </w:pPr>
+      <w:rPr>
+        <w:rFonts w:ascii="Courier New" w:hAnsi="Courier New" w:cs="Courier New" w:hint="default"/>
+      </w:rPr>
+    </w:lvl>
+    <w:lvl w:ilvl="2" w:tplc="04190005" w:tentative="1">
+      <w:start w:val="1"/>
+      <w:numFmt w:val="bullet"/>
+      <w:lvlText w:val=""/>
+      <w:lvlJc w:val="left"/>
+      <w:pPr>
+        <w:ind w:left="2160" w:hanging="360"/>
+      </w:pPr>
+      <w:rPr>
+        <w:rFonts w:ascii="Wingdings" w:hAnsi="Wingdings" w:hint="default"/>
+      </w:rPr>
+    </w:lvl>
+    <w:lvl w:ilvl="3" w:tplc="04190001" w:tentative="1">
+      <w:start w:val="1"/>
+      <w:numFmt w:val="bullet"/>
+      <w:lvlText w:val=""/>
+      <w:lvlJc w:val="left"/>
+      <w:pPr>
+        <w:ind w:left="2880" w:hanging="360"/>
+      </w:pPr>
+      <w:rPr>
+        <w:rFonts w:ascii="Symbol" w:hAnsi="Symbol" w:hint="default"/>
+      </w:rPr>
+    </w:lvl>
+    <w:lvl w:ilvl="4" w:tplc="04190003" w:tentative="1">
+      <w:start w:val="1"/>
+      <w:numFmt w:val="bullet"/>
+      <w:lvlText w:val="o"/>
+      <w:lvlJc w:val="left"/>
+      <w:pPr>
+        <w:ind w:left="3600" w:hanging="360"/>
+      </w:pPr>
+      <w:rPr>
+        <w:rFonts w:ascii="Courier New" w:hAnsi="Courier New" w:cs="Courier New" w:hint="default"/>
+      </w:rPr>
+    </w:lvl>
+    <w:lvl w:ilvl="5" w:tplc="04190005" w:tentative="1">
+      <w:start w:val="1"/>
+      <w:numFmt w:val="bullet"/>
+      <w:lvlText w:val=""/>
+      <w:lvlJc w:val="left"/>
+      <w:pPr>
+        <w:ind w:left="4320" w:hanging="360"/>
+      </w:pPr>
+      <w:rPr>
+        <w:rFonts w:ascii="Wingdings" w:hAnsi="Wingdings" w:hint="default"/>
+      </w:rPr>
+    </w:lvl>
+    <w:lvl w:ilvl="6" w:tplc="04190001" w:tentative="1">
+      <w:start w:val="1"/>
+      <w:numFmt w:val="bullet"/>
+      <w:lvlText w:val=""/>
+      <w:lvlJc w:val="left"/>
+      <w:pPr>
+        <w:ind w:left="5040" w:hanging="360"/>
+      </w:pPr>
+      <w:rPr>
+        <w:rFonts w:ascii="Symbol" w:hAnsi="Symbol" w:hint="default"/>
+      </w:rPr>
+    </w:lvl>
+    <w:lvl w:ilvl="7" w:tplc="04190003" w:tentative="1">
+      <w:start w:val="1"/>
+      <w:numFmt w:val="bullet"/>
+      <w:lvlText w:val="o"/>
+      <w:lvlJc w:val="left"/>
+      <w:pPr>
+        <w:ind w:left="5760" w:hanging="360"/>
+      </w:pPr>
+      <w:rPr>
+        <w:rFonts w:ascii="Courier New" w:hAnsi="Courier New" w:cs="Courier New" w:hint="default"/>
+      </w:rPr>
+    </w:lvl>
+    <w:lvl w:ilvl="8" w:tplc="04190005" w:tentative="1">
+      <w:start w:val="1"/>
+      <w:numFmt w:val="bullet"/>
+      <w:lvlText w:val=""/>
+      <w:lvlJc w:val="left"/>
+      <w:pPr>
+        <w:ind w:left="6480" w:hanging="360"/>
+      </w:pPr>
+      <w:rPr>
+        <w:rFonts w:ascii="Wingdings" w:hAnsi="Wingdings" w:hint="default"/>
+      </w:rPr>
+    </w:lvl>
+  </w:abstractNum>
+  <w:abstractNum w:abstractNumId="2" w15:restartNumberingAfterBreak="0">
     <w:nsid w:val="2D58DD35"/>
     <w:multiLevelType w:val="singleLevel"/>
     <w:tmpl w:val="2D58DD35"/>
@@ -12553,7 +14600,233 @@
       </w:pPr>
     </w:lvl>
   </w:abstractNum>
-  <w:abstractNum w:abstractNumId="2" w15:restartNumberingAfterBreak="0">
+  <w:abstractNum w:abstractNumId="3" w15:restartNumberingAfterBreak="0">
+    <w:nsid w:val="5A9B344C"/>
+    <w:multiLevelType w:val="hybridMultilevel"/>
+    <w:tmpl w:val="AB4C3152"/>
+    <w:lvl w:ilvl="0" w:tplc="04190001">
+      <w:start w:val="1"/>
+      <w:numFmt w:val="bullet"/>
+      <w:lvlText w:val=""/>
+      <w:lvlJc w:val="left"/>
+      <w:pPr>
+        <w:ind w:left="720" w:hanging="360"/>
+      </w:pPr>
+      <w:rPr>
+        <w:rFonts w:ascii="Symbol" w:hAnsi="Symbol" w:hint="default"/>
+      </w:rPr>
+    </w:lvl>
+    <w:lvl w:ilvl="1" w:tplc="04190003" w:tentative="1">
+      <w:start w:val="1"/>
+      <w:numFmt w:val="bullet"/>
+      <w:lvlText w:val="o"/>
+      <w:lvlJc w:val="left"/>
+      <w:pPr>
+        <w:ind w:left="1440" w:hanging="360"/>
+      </w:pPr>
+      <w:rPr>
+        <w:rFonts w:ascii="Courier New" w:hAnsi="Courier New" w:cs="Courier New" w:hint="default"/>
+      </w:rPr>
+    </w:lvl>
+    <w:lvl w:ilvl="2" w:tplc="04190005" w:tentative="1">
+      <w:start w:val="1"/>
+      <w:numFmt w:val="bullet"/>
+      <w:lvlText w:val=""/>
+      <w:lvlJc w:val="left"/>
+      <w:pPr>
+        <w:ind w:left="2160" w:hanging="360"/>
+      </w:pPr>
+      <w:rPr>
+        <w:rFonts w:ascii="Wingdings" w:hAnsi="Wingdings" w:hint="default"/>
+      </w:rPr>
+    </w:lvl>
+    <w:lvl w:ilvl="3" w:tplc="04190001" w:tentative="1">
+      <w:start w:val="1"/>
+      <w:numFmt w:val="bullet"/>
+      <w:lvlText w:val=""/>
+      <w:lvlJc w:val="left"/>
+      <w:pPr>
+        <w:ind w:left="2880" w:hanging="360"/>
+      </w:pPr>
+      <w:rPr>
+        <w:rFonts w:ascii="Symbol" w:hAnsi="Symbol" w:hint="default"/>
+      </w:rPr>
+    </w:lvl>
+    <w:lvl w:ilvl="4" w:tplc="04190003" w:tentative="1">
+      <w:start w:val="1"/>
+      <w:numFmt w:val="bullet"/>
+      <w:lvlText w:val="o"/>
+      <w:lvlJc w:val="left"/>
+      <w:pPr>
+        <w:ind w:left="3600" w:hanging="360"/>
+      </w:pPr>
+      <w:rPr>
+        <w:rFonts w:ascii="Courier New" w:hAnsi="Courier New" w:cs="Courier New" w:hint="default"/>
+      </w:rPr>
+    </w:lvl>
+    <w:lvl w:ilvl="5" w:tplc="04190005" w:tentative="1">
+      <w:start w:val="1"/>
+      <w:numFmt w:val="bullet"/>
+      <w:lvlText w:val=""/>
+      <w:lvlJc w:val="left"/>
+      <w:pPr>
+        <w:ind w:left="4320" w:hanging="360"/>
+      </w:pPr>
+      <w:rPr>
+        <w:rFonts w:ascii="Wingdings" w:hAnsi="Wingdings" w:hint="default"/>
+      </w:rPr>
+    </w:lvl>
+    <w:lvl w:ilvl="6" w:tplc="04190001" w:tentative="1">
+      <w:start w:val="1"/>
+      <w:numFmt w:val="bullet"/>
+      <w:lvlText w:val=""/>
+      <w:lvlJc w:val="left"/>
+      <w:pPr>
+        <w:ind w:left="5040" w:hanging="360"/>
+      </w:pPr>
+      <w:rPr>
+        <w:rFonts w:ascii="Symbol" w:hAnsi="Symbol" w:hint="default"/>
+      </w:rPr>
+    </w:lvl>
+    <w:lvl w:ilvl="7" w:tplc="04190003" w:tentative="1">
+      <w:start w:val="1"/>
+      <w:numFmt w:val="bullet"/>
+      <w:lvlText w:val="o"/>
+      <w:lvlJc w:val="left"/>
+      <w:pPr>
+        <w:ind w:left="5760" w:hanging="360"/>
+      </w:pPr>
+      <w:rPr>
+        <w:rFonts w:ascii="Courier New" w:hAnsi="Courier New" w:cs="Courier New" w:hint="default"/>
+      </w:rPr>
+    </w:lvl>
+    <w:lvl w:ilvl="8" w:tplc="04190005" w:tentative="1">
+      <w:start w:val="1"/>
+      <w:numFmt w:val="bullet"/>
+      <w:lvlText w:val=""/>
+      <w:lvlJc w:val="left"/>
+      <w:pPr>
+        <w:ind w:left="6480" w:hanging="360"/>
+      </w:pPr>
+      <w:rPr>
+        <w:rFonts w:ascii="Wingdings" w:hAnsi="Wingdings" w:hint="default"/>
+      </w:rPr>
+    </w:lvl>
+  </w:abstractNum>
+  <w:abstractNum w:abstractNumId="4" w15:restartNumberingAfterBreak="0">
+    <w:nsid w:val="5D94413E"/>
+    <w:multiLevelType w:val="hybridMultilevel"/>
+    <w:tmpl w:val="BCCEAD9C"/>
+    <w:lvl w:ilvl="0" w:tplc="04190001">
+      <w:start w:val="1"/>
+      <w:numFmt w:val="bullet"/>
+      <w:lvlText w:val=""/>
+      <w:lvlJc w:val="left"/>
+      <w:pPr>
+        <w:ind w:left="720" w:hanging="360"/>
+      </w:pPr>
+      <w:rPr>
+        <w:rFonts w:ascii="Symbol" w:hAnsi="Symbol" w:hint="default"/>
+      </w:rPr>
+    </w:lvl>
+    <w:lvl w:ilvl="1" w:tplc="04190003">
+      <w:start w:val="1"/>
+      <w:numFmt w:val="bullet"/>
+      <w:lvlText w:val="o"/>
+      <w:lvlJc w:val="left"/>
+      <w:pPr>
+        <w:ind w:left="1440" w:hanging="360"/>
+      </w:pPr>
+      <w:rPr>
+        <w:rFonts w:ascii="Courier New" w:hAnsi="Courier New" w:cs="Courier New" w:hint="default"/>
+      </w:rPr>
+    </w:lvl>
+    <w:lvl w:ilvl="2" w:tplc="04190005" w:tentative="1">
+      <w:start w:val="1"/>
+      <w:numFmt w:val="bullet"/>
+      <w:lvlText w:val=""/>
+      <w:lvlJc w:val="left"/>
+      <w:pPr>
+        <w:ind w:left="2160" w:hanging="360"/>
+      </w:pPr>
+      <w:rPr>
+        <w:rFonts w:ascii="Wingdings" w:hAnsi="Wingdings" w:hint="default"/>
+      </w:rPr>
+    </w:lvl>
+    <w:lvl w:ilvl="3" w:tplc="04190001" w:tentative="1">
+      <w:start w:val="1"/>
+      <w:numFmt w:val="bullet"/>
+      <w:lvlText w:val=""/>
+      <w:lvlJc w:val="left"/>
+      <w:pPr>
+        <w:ind w:left="2880" w:hanging="360"/>
+      </w:pPr>
+      <w:rPr>
+        <w:rFonts w:ascii="Symbol" w:hAnsi="Symbol" w:hint="default"/>
+      </w:rPr>
+    </w:lvl>
+    <w:lvl w:ilvl="4" w:tplc="04190003" w:tentative="1">
+      <w:start w:val="1"/>
+      <w:numFmt w:val="bullet"/>
+      <w:lvlText w:val="o"/>
+      <w:lvlJc w:val="left"/>
+      <w:pPr>
+        <w:ind w:left="3600" w:hanging="360"/>
+      </w:pPr>
+      <w:rPr>
+        <w:rFonts w:ascii="Courier New" w:hAnsi="Courier New" w:cs="Courier New" w:hint="default"/>
+      </w:rPr>
+    </w:lvl>
+    <w:lvl w:ilvl="5" w:tplc="04190005" w:tentative="1">
+      <w:start w:val="1"/>
+      <w:numFmt w:val="bullet"/>
+      <w:lvlText w:val=""/>
+      <w:lvlJc w:val="left"/>
+      <w:pPr>
+        <w:ind w:left="4320" w:hanging="360"/>
+      </w:pPr>
+      <w:rPr>
+        <w:rFonts w:ascii="Wingdings" w:hAnsi="Wingdings" w:hint="default"/>
+      </w:rPr>
+    </w:lvl>
+    <w:lvl w:ilvl="6" w:tplc="04190001" w:tentative="1">
+      <w:start w:val="1"/>
+      <w:numFmt w:val="bullet"/>
+      <w:lvlText w:val=""/>
+      <w:lvlJc w:val="left"/>
+      <w:pPr>
+        <w:ind w:left="5040" w:hanging="360"/>
+      </w:pPr>
+      <w:rPr>
+        <w:rFonts w:ascii="Symbol" w:hAnsi="Symbol" w:hint="default"/>
+      </w:rPr>
+    </w:lvl>
+    <w:lvl w:ilvl="7" w:tplc="04190003" w:tentative="1">
+      <w:start w:val="1"/>
+      <w:numFmt w:val="bullet"/>
+      <w:lvlText w:val="o"/>
+      <w:lvlJc w:val="left"/>
+      <w:pPr>
+        <w:ind w:left="5760" w:hanging="360"/>
+      </w:pPr>
+      <w:rPr>
+        <w:rFonts w:ascii="Courier New" w:hAnsi="Courier New" w:cs="Courier New" w:hint="default"/>
+      </w:rPr>
+    </w:lvl>
+    <w:lvl w:ilvl="8" w:tplc="04190005" w:tentative="1">
+      <w:start w:val="1"/>
+      <w:numFmt w:val="bullet"/>
+      <w:lvlText w:val=""/>
+      <w:lvlJc w:val="left"/>
+      <w:pPr>
+        <w:ind w:left="6480" w:hanging="360"/>
+      </w:pPr>
+      <w:rPr>
+        <w:rFonts w:ascii="Wingdings" w:hAnsi="Wingdings" w:hint="default"/>
+      </w:rPr>
+    </w:lvl>
+  </w:abstractNum>
+  <w:abstractNum w:abstractNumId="5" w15:restartNumberingAfterBreak="0">
     <w:nsid w:val="65385AB8"/>
     <w:multiLevelType w:val="singleLevel"/>
     <w:tmpl w:val="65385AB8"/>
@@ -12568,7 +14841,7 @@
       </w:pPr>
     </w:lvl>
   </w:abstractNum>
-  <w:abstractNum w:abstractNumId="3" w15:restartNumberingAfterBreak="0">
+  <w:abstractNum w:abstractNumId="6" w15:restartNumberingAfterBreak="0">
     <w:nsid w:val="69EF50DC"/>
     <w:multiLevelType w:val="singleLevel"/>
     <w:tmpl w:val="69EF50DC"/>
@@ -12584,19 +14857,19 @@
     </w:lvl>
   </w:abstractNum>
   <w:num w:numId="1" w16cid:durableId="1858884785">
+    <w:abstractNumId w:val="5"/>
+    <w:lvlOverride w:ilvl="0">
+      <w:startOverride w:val="1"/>
+    </w:lvlOverride>
+  </w:num>
+  <w:num w:numId="2" w16cid:durableId="1715042226">
     <w:abstractNumId w:val="2"/>
     <w:lvlOverride w:ilvl="0">
       <w:startOverride w:val="1"/>
     </w:lvlOverride>
   </w:num>
-  <w:num w:numId="2" w16cid:durableId="1715042226">
-    <w:abstractNumId w:val="1"/>
-    <w:lvlOverride w:ilvl="0">
-      <w:startOverride w:val="1"/>
-    </w:lvlOverride>
-  </w:num>
   <w:num w:numId="3" w16cid:durableId="1101530140">
-    <w:abstractNumId w:val="3"/>
+    <w:abstractNumId w:val="6"/>
     <w:lvlOverride w:ilvl="0">
       <w:startOverride w:val="1"/>
     </w:lvlOverride>
@@ -12606,6 +14879,15 @@
     <w:lvlOverride w:ilvl="0">
       <w:startOverride w:val="1"/>
     </w:lvlOverride>
+  </w:num>
+  <w:num w:numId="5" w16cid:durableId="928391739">
+    <w:abstractNumId w:val="3"/>
+  </w:num>
+  <w:num w:numId="6" w16cid:durableId="566576588">
+    <w:abstractNumId w:val="4"/>
+  </w:num>
+  <w:num w:numId="7" w16cid:durableId="1160579082">
+    <w:abstractNumId w:val="1"/>
   </w:num>
 </w:numbering>
 </file>
@@ -13697,6 +15979,16 @@
       <w:szCs w:val="20"/>
     </w:rPr>
   </w:style>
+  <w:style w:type="character" w:styleId="af3">
+    <w:name w:val="Placeholder Text"/>
+    <w:basedOn w:val="a0"/>
+    <w:uiPriority w:val="99"/>
+    <w:semiHidden/>
+    <w:rsid w:val="00965FB9"/>
+    <w:rPr>
+      <w:color w:val="666666"/>
+    </w:rPr>
+  </w:style>
 </w:styles>
 </file>
 

--- a/docs/TZ.docx
+++ b/docs/TZ.docx
@@ -297,7 +297,35 @@
           <w:lang w:eastAsia="zh-CN"/>
           <w14:ligatures w14:val="none"/>
         </w:rPr>
-        <w:t>на выполнение в 2026 году работу по разработке плагина “Трубный фланец с патрубком” для системы автоматизированного проектирования Autodesk Inventor </w:t>
+        <w:t xml:space="preserve">на выполнение в 2026 году работу по разработке плагина “Трубный фланец с патрубком” для системы автоматизированного проектирования Autodesk </w:t>
+      </w:r>
+      <w:proofErr w:type="spellStart"/>
+      <w:r>
+        <w:rPr>
+          <w:rFonts w:ascii="Times New Roman" w:eastAsia="SimSun" w:hAnsi="Times New Roman" w:cs="Times New Roman"/>
+          <w:b/>
+          <w:bCs/>
+          <w:kern w:val="0"/>
+          <w:sz w:val="28"/>
+          <w:szCs w:val="28"/>
+          <w:lang w:eastAsia="zh-CN"/>
+          <w14:ligatures w14:val="none"/>
+        </w:rPr>
+        <w:t>Inventor</w:t>
+      </w:r>
+      <w:proofErr w:type="spellEnd"/>
+      <w:r>
+        <w:rPr>
+          <w:rFonts w:ascii="Times New Roman" w:eastAsia="SimSun" w:hAnsi="Times New Roman" w:cs="Times New Roman"/>
+          <w:b/>
+          <w:bCs/>
+          <w:kern w:val="0"/>
+          <w:sz w:val="28"/>
+          <w:szCs w:val="28"/>
+          <w:lang w:eastAsia="zh-CN"/>
+          <w14:ligatures w14:val="none"/>
+        </w:rPr>
+        <w:t> </w:t>
       </w:r>
     </w:p>
     <w:p>
@@ -4209,8 +4237,6 @@
         </w:rPr>
       </w:pPr>
       <w:bookmarkStart w:id="2" w:name="_Toc240308323"/>
-      <w:commentRangeStart w:id="3"/>
-      <w:commentRangeStart w:id="4"/>
       <w:r>
         <w:rPr>
           <w:rFonts w:ascii="Times New Roman" w:eastAsia="SimSun" w:hAnsi="Times New Roman" w:cs="Times New Roman"/>
@@ -4224,18 +4250,7 @@
         </w:rPr>
         <w:t>1.2 Наименование заказчика и исполнителя</w:t>
       </w:r>
-      <w:commentRangeEnd w:id="3"/>
-      <w:r>
-        <w:commentReference w:id="3"/>
-      </w:r>
       <w:bookmarkEnd w:id="2"/>
-      <w:commentRangeEnd w:id="4"/>
-      <w:r>
-        <w:rPr>
-          <w:rStyle w:val="ae"/>
-        </w:rPr>
-        <w:commentReference w:id="4"/>
-      </w:r>
     </w:p>
     <w:p>
       <w:pPr>
@@ -4274,7 +4289,31 @@
           <w14:ligatures w14:val="none"/>
         </w:rPr>
         <w:tab/>
-        <w:t xml:space="preserve">Заказчиком работ является: кандидат технических наук, доцент кафедры компьютерных систем в управлении и проектировании (КСУП) Калентьев Алексей Анатольевич. </w:t>
+        <w:t xml:space="preserve">Заказчиком работ является: кандидат технических наук, доцент кафедры компьютерных систем в управлении и проектировании (КСУП) </w:t>
+      </w:r>
+      <w:proofErr w:type="spellStart"/>
+      <w:r>
+        <w:rPr>
+          <w:rFonts w:ascii="Times New Roman" w:eastAsia="SimSun" w:hAnsi="Times New Roman" w:cs="Times New Roman"/>
+          <w:kern w:val="0"/>
+          <w:sz w:val="28"/>
+          <w:szCs w:val="28"/>
+          <w:lang w:eastAsia="zh-CN"/>
+          <w14:ligatures w14:val="none"/>
+        </w:rPr>
+        <w:t>Калентьев</w:t>
+      </w:r>
+      <w:proofErr w:type="spellEnd"/>
+      <w:r>
+        <w:rPr>
+          <w:rFonts w:ascii="Times New Roman" w:eastAsia="SimSun" w:hAnsi="Times New Roman" w:cs="Times New Roman"/>
+          <w:kern w:val="0"/>
+          <w:sz w:val="28"/>
+          <w:szCs w:val="28"/>
+          <w:lang w:eastAsia="zh-CN"/>
+          <w14:ligatures w14:val="none"/>
+        </w:rPr>
+        <w:t xml:space="preserve"> Алексей Анатольевич. </w:t>
       </w:r>
     </w:p>
     <w:p>
@@ -4350,16 +4389,29 @@
         </w:rPr>
         <w:t xml:space="preserve"> кафедры компьютерных систем в управлении и проектировании (КСУП) Томского государственного университета систем управления и радиоэлектроники (ТУСУР) </w:t>
       </w:r>
-      <w:r>
-        <w:rPr>
-          <w:rFonts w:ascii="Times New Roman" w:eastAsia="SimSun" w:hAnsi="Times New Roman" w:cs="Times New Roman"/>
-          <w:kern w:val="0"/>
-          <w:sz w:val="28"/>
-          <w:szCs w:val="28"/>
-          <w:lang w:eastAsia="zh-CN"/>
-          <w14:ligatures w14:val="none"/>
-        </w:rPr>
-        <w:t>Варечкин Марк Сергеевич</w:t>
+      <w:proofErr w:type="spellStart"/>
+      <w:r>
+        <w:rPr>
+          <w:rFonts w:ascii="Times New Roman" w:eastAsia="SimSun" w:hAnsi="Times New Roman" w:cs="Times New Roman"/>
+          <w:kern w:val="0"/>
+          <w:sz w:val="28"/>
+          <w:szCs w:val="28"/>
+          <w:lang w:eastAsia="zh-CN"/>
+          <w14:ligatures w14:val="none"/>
+        </w:rPr>
+        <w:t>Варечкин</w:t>
+      </w:r>
+      <w:proofErr w:type="spellEnd"/>
+      <w:r>
+        <w:rPr>
+          <w:rFonts w:ascii="Times New Roman" w:eastAsia="SimSun" w:hAnsi="Times New Roman" w:cs="Times New Roman"/>
+          <w:kern w:val="0"/>
+          <w:sz w:val="28"/>
+          <w:szCs w:val="28"/>
+          <w:lang w:eastAsia="zh-CN"/>
+          <w14:ligatures w14:val="none"/>
+        </w:rPr>
+        <w:t xml:space="preserve"> Марк Сергеевич</w:t>
       </w:r>
       <w:r>
         <w:rPr>
@@ -4406,7 +4458,7 @@
           <w14:ligatures w14:val="none"/>
         </w:rPr>
       </w:pPr>
-      <w:bookmarkStart w:id="5" w:name="_Toc240308324"/>
+      <w:bookmarkStart w:id="3" w:name="_Toc240308324"/>
       <w:r>
         <w:rPr>
           <w:rFonts w:ascii="Times New Roman" w:eastAsia="SimSun" w:hAnsi="Times New Roman" w:cs="Times New Roman"/>
@@ -4420,7 +4472,7 @@
         </w:rPr>
         <w:t>1.3 Перечень документов, на основании которых создается АС</w:t>
       </w:r>
-      <w:bookmarkEnd w:id="5"/>
+      <w:bookmarkEnd w:id="3"/>
     </w:p>
     <w:p>
       <w:pPr>
@@ -4600,7 +4652,7 @@
           <w14:ligatures w14:val="none"/>
         </w:rPr>
       </w:pPr>
-      <w:bookmarkStart w:id="6" w:name="_Toc240308325"/>
+      <w:bookmarkStart w:id="4" w:name="_Toc240308325"/>
       <w:r>
         <w:rPr>
           <w:rFonts w:ascii="Times New Roman" w:eastAsia="SimSun" w:hAnsi="Times New Roman" w:cs="Times New Roman"/>
@@ -4614,7 +4666,7 @@
         </w:rPr>
         <w:t>1.4 Плановые сроки начала и окончания работы по созданию АС</w:t>
       </w:r>
-      <w:bookmarkEnd w:id="6"/>
+      <w:bookmarkEnd w:id="4"/>
     </w:p>
     <w:p>
       <w:pPr>
@@ -4724,7 +4776,7 @@
           <w14:ligatures w14:val="none"/>
         </w:rPr>
       </w:pPr>
-      <w:bookmarkStart w:id="7" w:name="_Toc240308326"/>
+      <w:bookmarkStart w:id="5" w:name="_Toc240308326"/>
       <w:r>
         <w:rPr>
           <w:rFonts w:ascii="Times New Roman" w:eastAsia="SimSun" w:hAnsi="Times New Roman" w:cs="Times New Roman"/>
@@ -4739,7 +4791,7 @@
         <w:lastRenderedPageBreak/>
         <w:t>2 ЦЕЛИ И НАЗНАЧЕНИЕ СОЗДАНИЯ АВТОМАТИЗИРОВАННОЙ СИСТЕМЫ</w:t>
       </w:r>
-      <w:bookmarkEnd w:id="7"/>
+      <w:bookmarkEnd w:id="5"/>
     </w:p>
     <w:p>
       <w:pPr>
@@ -4775,7 +4827,7 @@
           <w14:ligatures w14:val="none"/>
         </w:rPr>
       </w:pPr>
-      <w:bookmarkStart w:id="8" w:name="_Toc240308327"/>
+      <w:bookmarkStart w:id="6" w:name="_Toc240308327"/>
       <w:r>
         <w:rPr>
           <w:rFonts w:ascii="Times New Roman" w:eastAsia="SimSun" w:hAnsi="Times New Roman" w:cs="Times New Roman"/>
@@ -4789,7 +4841,7 @@
         </w:rPr>
         <w:t>2.1 Цели создания АС</w:t>
       </w:r>
-      <w:bookmarkEnd w:id="8"/>
+      <w:bookmarkEnd w:id="6"/>
     </w:p>
     <w:p>
       <w:pPr>
@@ -4893,7 +4945,7 @@
           <w14:ligatures w14:val="none"/>
         </w:rPr>
       </w:pPr>
-      <w:bookmarkStart w:id="9" w:name="_Toc240308328"/>
+      <w:bookmarkStart w:id="7" w:name="_Toc240308328"/>
       <w:r>
         <w:rPr>
           <w:rFonts w:ascii="Times New Roman" w:eastAsia="SimSun" w:hAnsi="Times New Roman" w:cs="Times New Roman"/>
@@ -4907,7 +4959,7 @@
         </w:rPr>
         <w:t>2.2 Назначение АС</w:t>
       </w:r>
-      <w:bookmarkEnd w:id="9"/>
+      <w:bookmarkEnd w:id="7"/>
     </w:p>
     <w:p>
       <w:pPr>
@@ -4988,7 +5040,7 @@
                     <pic:cNvPicPr/>
                   </pic:nvPicPr>
                   <pic:blipFill>
-                    <a:blip r:embed="rId11"/>
+                    <a:blip r:embed="rId7"/>
                     <a:stretch>
                       <a:fillRect/>
                     </a:stretch>
@@ -5100,7 +5152,7 @@
           <w14:ligatures w14:val="none"/>
         </w:rPr>
       </w:pPr>
-      <w:bookmarkStart w:id="10" w:name="_Toc240308329"/>
+      <w:bookmarkStart w:id="8" w:name="_Toc240308329"/>
       <w:r>
         <w:rPr>
           <w:rFonts w:ascii="Times New Roman" w:eastAsia="SimSun" w:hAnsi="Times New Roman" w:cs="Times New Roman"/>
@@ -5115,7 +5167,7 @@
         <w:lastRenderedPageBreak/>
         <w:t>3 ТРЕБОВАНИЯ К АВТОМАТИЗИРОВАННОЙ СИСТЕМЕ</w:t>
       </w:r>
-      <w:bookmarkEnd w:id="10"/>
+      <w:bookmarkEnd w:id="8"/>
     </w:p>
     <w:p>
       <w:pPr>
@@ -5151,7 +5203,7 @@
           <w14:ligatures w14:val="none"/>
         </w:rPr>
       </w:pPr>
-      <w:bookmarkStart w:id="11" w:name="_Toc240308330"/>
+      <w:bookmarkStart w:id="9" w:name="_Toc240308330"/>
       <w:r>
         <w:rPr>
           <w:rFonts w:ascii="Times New Roman" w:eastAsia="SimSun" w:hAnsi="Times New Roman" w:cs="Times New Roman"/>
@@ -5165,7 +5217,7 @@
         </w:rPr>
         <w:t>3.1 Требования к структуре АС в целом</w:t>
       </w:r>
-      <w:bookmarkEnd w:id="11"/>
+      <w:bookmarkEnd w:id="9"/>
     </w:p>
     <w:p>
       <w:pPr>
@@ -5195,11 +5247,11 @@
           <w:kern w:val="0"/>
           <w:sz w:val="28"/>
           <w:szCs w:val="28"/>
-          <w:lang w:val="en-US" w:eastAsia="zh-CN"/>
-          <w14:ligatures w14:val="none"/>
-        </w:rPr>
-      </w:pPr>
-      <w:bookmarkStart w:id="12" w:name="_Toc240308331"/>
+          <w:lang w:eastAsia="zh-CN"/>
+          <w14:ligatures w14:val="none"/>
+        </w:rPr>
+      </w:pPr>
+      <w:bookmarkStart w:id="10" w:name="_Toc240308331"/>
       <w:r>
         <w:rPr>
           <w:rFonts w:ascii="Times New Roman" w:eastAsia="SimSun" w:hAnsi="Times New Roman" w:cs="Times New Roman"/>
@@ -5213,7 +5265,7 @@
         </w:rPr>
         <w:t>3.1.1 Требования к структуре и функционированию системы</w:t>
       </w:r>
-      <w:bookmarkEnd w:id="12"/>
+      <w:bookmarkEnd w:id="10"/>
     </w:p>
     <w:p>
       <w:pPr>
@@ -5229,7 +5281,7 @@
           <w:kern w:val="0"/>
           <w:sz w:val="28"/>
           <w:szCs w:val="28"/>
-          <w:lang w:val="en-US" w:eastAsia="zh-CN"/>
+          <w:lang w:eastAsia="zh-CN"/>
           <w14:ligatures w14:val="none"/>
         </w:rPr>
       </w:pPr>
@@ -5257,7 +5309,79 @@
           <w:lang w:eastAsia="zh-CN"/>
           <w14:ligatures w14:val="none"/>
         </w:rPr>
-        <w:t>Система должна быть выполнена в качестве сторонней программы (внешнего процесса), способной запустить процесс программы «Autodesk Inventor» либо подключиться к уже запущенному экземпляру для построения детали. Взаимодействие с «Autodesk Inventor» осуществляется через COM-интерфейс Inventor API (см. п. 3.3.4).</w:t>
+        <w:t xml:space="preserve">Система должна быть выполнена в качестве сторонней программы (внешнего процесса), способной запустить процесс программы «Autodesk </w:t>
+      </w:r>
+      <w:proofErr w:type="spellStart"/>
+      <w:r>
+        <w:rPr>
+          <w:rFonts w:ascii="Times New Roman" w:eastAsia="SimSun" w:hAnsi="Times New Roman" w:cs="Times New Roman"/>
+          <w:kern w:val="0"/>
+          <w:sz w:val="28"/>
+          <w:szCs w:val="28"/>
+          <w:lang w:eastAsia="zh-CN"/>
+          <w14:ligatures w14:val="none"/>
+        </w:rPr>
+        <w:t>Inventor</w:t>
+      </w:r>
+      <w:proofErr w:type="spellEnd"/>
+      <w:r>
+        <w:rPr>
+          <w:rFonts w:ascii="Times New Roman" w:eastAsia="SimSun" w:hAnsi="Times New Roman" w:cs="Times New Roman"/>
+          <w:kern w:val="0"/>
+          <w:sz w:val="28"/>
+          <w:szCs w:val="28"/>
+          <w:lang w:eastAsia="zh-CN"/>
+          <w14:ligatures w14:val="none"/>
+        </w:rPr>
+        <w:t xml:space="preserve">» либо подключиться к уже запущенному экземпляру для построения детали. Взаимодействие с «Autodesk </w:t>
+      </w:r>
+      <w:proofErr w:type="spellStart"/>
+      <w:r>
+        <w:rPr>
+          <w:rFonts w:ascii="Times New Roman" w:eastAsia="SimSun" w:hAnsi="Times New Roman" w:cs="Times New Roman"/>
+          <w:kern w:val="0"/>
+          <w:sz w:val="28"/>
+          <w:szCs w:val="28"/>
+          <w:lang w:eastAsia="zh-CN"/>
+          <w14:ligatures w14:val="none"/>
+        </w:rPr>
+        <w:t>Inventor</w:t>
+      </w:r>
+      <w:proofErr w:type="spellEnd"/>
+      <w:r>
+        <w:rPr>
+          <w:rFonts w:ascii="Times New Roman" w:eastAsia="SimSun" w:hAnsi="Times New Roman" w:cs="Times New Roman"/>
+          <w:kern w:val="0"/>
+          <w:sz w:val="28"/>
+          <w:szCs w:val="28"/>
+          <w:lang w:eastAsia="zh-CN"/>
+          <w14:ligatures w14:val="none"/>
+        </w:rPr>
+        <w:t xml:space="preserve">» осуществляется через COM-интерфейс </w:t>
+      </w:r>
+      <w:proofErr w:type="spellStart"/>
+      <w:r>
+        <w:rPr>
+          <w:rFonts w:ascii="Times New Roman" w:eastAsia="SimSun" w:hAnsi="Times New Roman" w:cs="Times New Roman"/>
+          <w:kern w:val="0"/>
+          <w:sz w:val="28"/>
+          <w:szCs w:val="28"/>
+          <w:lang w:eastAsia="zh-CN"/>
+          <w14:ligatures w14:val="none"/>
+        </w:rPr>
+        <w:t>Inventor</w:t>
+      </w:r>
+      <w:proofErr w:type="spellEnd"/>
+      <w:r>
+        <w:rPr>
+          <w:rFonts w:ascii="Times New Roman" w:eastAsia="SimSun" w:hAnsi="Times New Roman" w:cs="Times New Roman"/>
+          <w:kern w:val="0"/>
+          <w:sz w:val="28"/>
+          <w:szCs w:val="28"/>
+          <w:lang w:eastAsia="zh-CN"/>
+          <w14:ligatures w14:val="none"/>
+        </w:rPr>
+        <w:t xml:space="preserve"> API (см. п. 3.3.4).</w:t>
       </w:r>
     </w:p>
     <w:p>
@@ -5289,7 +5413,7 @@
           <w14:ligatures w14:val="none"/>
         </w:rPr>
       </w:pPr>
-      <w:bookmarkStart w:id="13" w:name="_Hlk183900138"/>
+      <w:bookmarkStart w:id="11" w:name="_Hlk183900138"/>
       <w:r>
         <w:rPr>
           <w:rFonts w:ascii="Times New Roman" w:eastAsia="SimSun" w:hAnsi="Times New Roman" w:cs="Times New Roman"/>
@@ -5335,8 +5459,6 @@
           <w14:ligatures w14:val="none"/>
         </w:rPr>
       </w:pPr>
-      <w:commentRangeStart w:id="14"/>
-      <w:commentRangeStart w:id="15"/>
       <w:r>
         <w:rPr>
           <w:rFonts w:ascii="Times New Roman" w:eastAsia="SimSun" w:hAnsi="Times New Roman" w:cs="Times New Roman"/>
@@ -5395,17 +5517,6 @@
           <w14:ligatures w14:val="none"/>
         </w:rPr>
         <w:t>1;</w:t>
-      </w:r>
-      <w:commentRangeEnd w:id="14"/>
-      <w:r>
-        <w:commentReference w:id="14"/>
-      </w:r>
-      <w:commentRangeEnd w:id="15"/>
-      <w:r>
-        <w:rPr>
-          <w:rStyle w:val="ae"/>
-        </w:rPr>
-        <w:commentReference w:id="15"/>
       </w:r>
     </w:p>
     <w:p>
@@ -6296,18 +6407,7 @@
             <w:lang w:eastAsia="zh-CN"/>
             <w14:ligatures w14:val="none"/>
           </w:rPr>
-          <m:t>=</m:t>
-        </m:r>
-        <m:r>
-          <w:rPr>
-            <w:rFonts w:ascii="Cambria Math" w:eastAsia="SimSun" w:hAnsi="Cambria Math" w:cs="Times New Roman"/>
-            <w:kern w:val="0"/>
-            <w:sz w:val="28"/>
-            <w:szCs w:val="28"/>
-            <w:lang w:eastAsia="zh-CN"/>
-            <w14:ligatures w14:val="none"/>
-          </w:rPr>
-          <m:t>(</m:t>
+          <m:t>=(</m:t>
         </m:r>
         <m:r>
           <w:rPr>
@@ -6381,29 +6481,7 @@
             <w:lang w:eastAsia="zh-CN"/>
             <w14:ligatures w14:val="none"/>
           </w:rPr>
-          <m:t>)/</m:t>
-        </m:r>
-        <m:r>
-          <w:rPr>
-            <w:rFonts w:ascii="Cambria Math" w:eastAsia="SimSun" w:hAnsi="Cambria Math" w:cs="Times New Roman"/>
-            <w:kern w:val="0"/>
-            <w:sz w:val="28"/>
-            <w:szCs w:val="28"/>
-            <w:lang w:eastAsia="zh-CN"/>
-            <w14:ligatures w14:val="none"/>
-          </w:rPr>
-          <m:t xml:space="preserve"> </m:t>
-        </m:r>
-        <m:r>
-          <w:rPr>
-            <w:rFonts w:ascii="Cambria Math" w:eastAsia="SimSun" w:hAnsi="Cambria Math" w:cs="Times New Roman"/>
-            <w:kern w:val="0"/>
-            <w:sz w:val="28"/>
-            <w:szCs w:val="28"/>
-            <w:lang w:eastAsia="zh-CN"/>
-            <w14:ligatures w14:val="none"/>
-          </w:rPr>
-          <m:t>2</m:t>
+          <m:t>)/ 2</m:t>
         </m:r>
       </m:oMath>
       <w:r>
@@ -6492,18 +6570,7 @@
           <w:lang w:eastAsia="zh-CN"/>
           <w14:ligatures w14:val="none"/>
         </w:rPr>
-        <w:t xml:space="preserve">диаметр </w:t>
-      </w:r>
-      <w:r>
-        <w:rPr>
-          <w:rFonts w:ascii="Times New Roman" w:eastAsia="SimSun" w:hAnsi="Times New Roman" w:cs="Times New Roman"/>
-          <w:kern w:val="0"/>
-          <w:sz w:val="28"/>
-          <w:szCs w:val="28"/>
-          <w:lang w:eastAsia="zh-CN"/>
-          <w14:ligatures w14:val="none"/>
-        </w:rPr>
-        <w:t>фланца</w:t>
+        <w:t>диаметр фланца</w:t>
       </w:r>
       <w:r>
         <w:rPr>
@@ -6580,18 +6647,7 @@
           <w:lang w:eastAsia="zh-CN"/>
           <w14:ligatures w14:val="none"/>
         </w:rPr>
-        <w:t xml:space="preserve">диаметр </w:t>
-      </w:r>
-      <w:r>
-        <w:rPr>
-          <w:rFonts w:ascii="Times New Roman" w:eastAsia="SimSun" w:hAnsi="Times New Roman" w:cs="Times New Roman"/>
-          <w:kern w:val="0"/>
-          <w:sz w:val="28"/>
-          <w:szCs w:val="28"/>
-          <w:lang w:eastAsia="zh-CN"/>
-          <w14:ligatures w14:val="none"/>
-        </w:rPr>
-        <w:t>патрубка</w:t>
+        <w:t>диаметр патрубка</w:t>
       </w:r>
     </w:p>
     <w:p>
@@ -6662,40 +6718,7 @@
             <w:lang w:eastAsia="zh-CN"/>
             <w14:ligatures w14:val="none"/>
           </w:rPr>
-          <m:t>=360°</m:t>
-        </m:r>
-        <m:r>
-          <w:rPr>
-            <w:rFonts w:ascii="Cambria Math" w:eastAsia="SimSun" w:hAnsi="Cambria Math" w:cs="Times New Roman"/>
-            <w:kern w:val="0"/>
-            <w:sz w:val="28"/>
-            <w:szCs w:val="28"/>
-            <w:lang w:eastAsia="zh-CN"/>
-            <w14:ligatures w14:val="none"/>
-          </w:rPr>
-          <m:t xml:space="preserve"> </m:t>
-        </m:r>
-        <m:r>
-          <w:rPr>
-            <w:rFonts w:ascii="Cambria Math" w:eastAsia="SimSun" w:hAnsi="Cambria Math" w:cs="Times New Roman"/>
-            <w:kern w:val="0"/>
-            <w:sz w:val="28"/>
-            <w:szCs w:val="28"/>
-            <w:lang w:eastAsia="zh-CN"/>
-            <w14:ligatures w14:val="none"/>
-          </w:rPr>
-          <m:t>/</m:t>
-        </m:r>
-        <m:r>
-          <w:rPr>
-            <w:rFonts w:ascii="Cambria Math" w:eastAsia="SimSun" w:hAnsi="Cambria Math" w:cs="Times New Roman"/>
-            <w:kern w:val="0"/>
-            <w:sz w:val="28"/>
-            <w:szCs w:val="28"/>
-            <w:lang w:eastAsia="zh-CN"/>
-            <w14:ligatures w14:val="none"/>
-          </w:rPr>
-          <m:t xml:space="preserve"> </m:t>
+          <m:t xml:space="preserve">=360° / </m:t>
         </m:r>
         <m:r>
           <w:rPr>
@@ -6827,8 +6850,22 @@
           <w:lang w:eastAsia="zh-CN"/>
           <w14:ligatures w14:val="none"/>
         </w:rPr>
-        <w:t>– кол-во отвертий</w:t>
-      </w:r>
+        <w:t xml:space="preserve">– кол-во </w:t>
+      </w:r>
+      <w:proofErr w:type="spellStart"/>
+      <w:r>
+        <w:rPr>
+          <w:rFonts w:ascii="Times New Roman" w:eastAsia="SimSun" w:hAnsi="Times New Roman" w:cs="Times New Roman"/>
+          <w:iCs/>
+          <w:kern w:val="0"/>
+          <w:sz w:val="28"/>
+          <w:szCs w:val="28"/>
+          <w:lang w:eastAsia="zh-CN"/>
+          <w14:ligatures w14:val="none"/>
+        </w:rPr>
+        <w:t>отвертий</w:t>
+      </w:r>
+      <w:proofErr w:type="spellEnd"/>
     </w:p>
     <w:p>
       <w:pPr>
@@ -7115,18 +7152,7 @@
           <w:lang w:eastAsia="zh-CN"/>
           <w14:ligatures w14:val="none"/>
         </w:rPr>
-        <w:t xml:space="preserve">– </w:t>
-      </w:r>
-      <w:r>
-        <w:rPr>
-          <w:rFonts w:ascii="Times New Roman" w:eastAsia="SimSun" w:hAnsi="Times New Roman" w:cs="Times New Roman"/>
-          <w:kern w:val="0"/>
-          <w:sz w:val="28"/>
-          <w:szCs w:val="28"/>
-          <w:lang w:eastAsia="zh-CN"/>
-          <w14:ligatures w14:val="none"/>
-        </w:rPr>
-        <w:t>внешнего</w:t>
+        <w:t>– внешнего</w:t>
       </w:r>
       <w:r>
         <w:rPr>
@@ -7454,8 +7480,6 @@
           <w14:ligatures w14:val="none"/>
         </w:rPr>
       </w:pPr>
-      <w:commentRangeStart w:id="16"/>
-      <w:commentRangeStart w:id="17"/>
       <w:r>
         <w:rPr>
           <w:rFonts w:ascii="Times New Roman" w:eastAsia="SimSun" w:hAnsi="Times New Roman" w:cs="Times New Roman"/>
@@ -7481,17 +7505,6 @@
           <w14:ligatures w14:val="none"/>
         </w:rPr>
         <w:t>:</w:t>
-      </w:r>
-      <w:commentRangeEnd w:id="16"/>
-      <w:r>
-        <w:commentReference w:id="16"/>
-      </w:r>
-      <w:commentRangeEnd w:id="17"/>
-      <w:r>
-        <w:rPr>
-          <w:rStyle w:val="ae"/>
-        </w:rPr>
-        <w:commentReference w:id="17"/>
       </w:r>
     </w:p>
     <w:p>
@@ -7645,8 +7658,23 @@
           <w:lang w:eastAsia="zh-CN"/>
           <w14:ligatures w14:val="none"/>
         </w:rPr>
-        <w:t>D1 &lt; D</w:t>
-      </w:r>
+        <w:t xml:space="preserve">D1 </w:t>
+      </w:r>
+      <w:proofErr w:type="gramStart"/>
+      <w:r>
+        <w:rPr>
+          <w:rFonts w:ascii="Times New Roman" w:eastAsia="SimSun" w:hAnsi="Times New Roman" w:cs="Times New Roman"/>
+          <w:b/>
+          <w:bCs/>
+          <w:kern w:val="0"/>
+          <w:sz w:val="28"/>
+          <w:szCs w:val="28"/>
+          <w:lang w:eastAsia="zh-CN"/>
+          <w14:ligatures w14:val="none"/>
+        </w:rPr>
+        <w:t>&lt; D</w:t>
+      </w:r>
+      <w:proofErr w:type="gramEnd"/>
       <w:r>
         <w:rPr>
           <w:rFonts w:ascii="Times New Roman" w:eastAsia="SimSun" w:hAnsi="Times New Roman" w:cs="Times New Roman"/>
@@ -7683,18 +7711,81 @@
           <w:lang w:eastAsia="zh-CN"/>
           <w14:ligatures w14:val="none"/>
         </w:rPr>
-        <w:t>M &lt; L</w:t>
-      </w:r>
-      <w:r>
-        <w:rPr>
-          <w:rFonts w:ascii="Times New Roman" w:eastAsia="SimSun" w:hAnsi="Times New Roman" w:cs="Times New Roman"/>
-          <w:kern w:val="0"/>
-          <w:sz w:val="28"/>
-          <w:szCs w:val="28"/>
-          <w:lang w:eastAsia="zh-CN"/>
-          <w14:ligatures w14:val="none"/>
-        </w:rPr>
-        <w:t xml:space="preserve"> — проверяется при изменении каждого из двух независимых параметров: при вводе M допустимое значение L ограничивается условием L &gt; M, при вводе L допустимое значение M ограничивается условием M &lt; L;</w:t>
+        <w:t xml:space="preserve">M </w:t>
+      </w:r>
+      <w:proofErr w:type="gramStart"/>
+      <w:r>
+        <w:rPr>
+          <w:rFonts w:ascii="Times New Roman" w:eastAsia="SimSun" w:hAnsi="Times New Roman" w:cs="Times New Roman"/>
+          <w:b/>
+          <w:bCs/>
+          <w:kern w:val="0"/>
+          <w:sz w:val="28"/>
+          <w:szCs w:val="28"/>
+          <w:lang w:eastAsia="zh-CN"/>
+          <w14:ligatures w14:val="none"/>
+        </w:rPr>
+        <w:t>&lt; L</w:t>
+      </w:r>
+      <w:proofErr w:type="gramEnd"/>
+      <w:r>
+        <w:rPr>
+          <w:rFonts w:ascii="Times New Roman" w:eastAsia="SimSun" w:hAnsi="Times New Roman" w:cs="Times New Roman"/>
+          <w:kern w:val="0"/>
+          <w:sz w:val="28"/>
+          <w:szCs w:val="28"/>
+          <w:lang w:eastAsia="zh-CN"/>
+          <w14:ligatures w14:val="none"/>
+        </w:rPr>
+        <w:t xml:space="preserve"> — проверяется при изменении каждого из двух независимых параметров: при вводе M допустимое значение L ограничивается условием </w:t>
+      </w:r>
+      <w:proofErr w:type="gramStart"/>
+      <w:r>
+        <w:rPr>
+          <w:rFonts w:ascii="Times New Roman" w:eastAsia="SimSun" w:hAnsi="Times New Roman" w:cs="Times New Roman"/>
+          <w:kern w:val="0"/>
+          <w:sz w:val="28"/>
+          <w:szCs w:val="28"/>
+          <w:lang w:eastAsia="zh-CN"/>
+          <w14:ligatures w14:val="none"/>
+        </w:rPr>
+        <w:t>L &gt;</w:t>
+      </w:r>
+      <w:proofErr w:type="gramEnd"/>
+      <w:r>
+        <w:rPr>
+          <w:rFonts w:ascii="Times New Roman" w:eastAsia="SimSun" w:hAnsi="Times New Roman" w:cs="Times New Roman"/>
+          <w:kern w:val="0"/>
+          <w:sz w:val="28"/>
+          <w:szCs w:val="28"/>
+          <w:lang w:eastAsia="zh-CN"/>
+          <w14:ligatures w14:val="none"/>
+        </w:rPr>
+        <w:t xml:space="preserve"> M, при вводе L допустимое значение M ограничивается условием M </w:t>
+      </w:r>
+      <w:proofErr w:type="gramStart"/>
+      <w:r>
+        <w:rPr>
+          <w:rFonts w:ascii="Times New Roman" w:eastAsia="SimSun" w:hAnsi="Times New Roman" w:cs="Times New Roman"/>
+          <w:kern w:val="0"/>
+          <w:sz w:val="28"/>
+          <w:szCs w:val="28"/>
+          <w:lang w:eastAsia="zh-CN"/>
+          <w14:ligatures w14:val="none"/>
+        </w:rPr>
+        <w:t>&lt; L</w:t>
+      </w:r>
+      <w:proofErr w:type="gramEnd"/>
+      <w:r>
+        <w:rPr>
+          <w:rFonts w:ascii="Times New Roman" w:eastAsia="SimSun" w:hAnsi="Times New Roman" w:cs="Times New Roman"/>
+          <w:kern w:val="0"/>
+          <w:sz w:val="28"/>
+          <w:szCs w:val="28"/>
+          <w:lang w:eastAsia="zh-CN"/>
+          <w14:ligatures w14:val="none"/>
+        </w:rPr>
+        <w:t>;</w:t>
       </w:r>
     </w:p>
     <w:p>
@@ -7710,18 +7801,33 @@
           <w14:ligatures w14:val="none"/>
         </w:rPr>
       </w:pPr>
-      <w:r>
-        <w:rPr>
-          <w:rFonts w:ascii="Times New Roman" w:eastAsia="SimSun" w:hAnsi="Times New Roman" w:cs="Times New Roman"/>
-          <w:b/>
-          <w:bCs/>
-          <w:kern w:val="0"/>
-          <w:sz w:val="28"/>
-          <w:szCs w:val="28"/>
-          <w:lang w:eastAsia="zh-CN"/>
-          <w14:ligatures w14:val="none"/>
-        </w:rPr>
-        <w:t>Dc − d1 ≥ D1 + 2c</w:t>
+      <w:proofErr w:type="spellStart"/>
+      <w:r>
+        <w:rPr>
+          <w:rFonts w:ascii="Times New Roman" w:eastAsia="SimSun" w:hAnsi="Times New Roman" w:cs="Times New Roman"/>
+          <w:b/>
+          <w:bCs/>
+          <w:kern w:val="0"/>
+          <w:sz w:val="28"/>
+          <w:szCs w:val="28"/>
+          <w:lang w:eastAsia="zh-CN"/>
+          <w14:ligatures w14:val="none"/>
+        </w:rPr>
+        <w:t>Dc</w:t>
+      </w:r>
+      <w:proofErr w:type="spellEnd"/>
+      <w:r>
+        <w:rPr>
+          <w:rFonts w:ascii="Times New Roman" w:eastAsia="SimSun" w:hAnsi="Times New Roman" w:cs="Times New Roman"/>
+          <w:b/>
+          <w:bCs/>
+          <w:kern w:val="0"/>
+          <w:sz w:val="28"/>
+          <w:szCs w:val="28"/>
+          <w:lang w:eastAsia="zh-CN"/>
+          <w14:ligatures w14:val="none"/>
+        </w:rPr>
+        <w:t xml:space="preserve"> − d1 ≥ D1 + 2c</w:t>
       </w:r>
       <w:r>
         <w:rPr>
@@ -7748,18 +7854,33 @@
           <w14:ligatures w14:val="none"/>
         </w:rPr>
       </w:pPr>
-      <w:r>
-        <w:rPr>
-          <w:rFonts w:ascii="Times New Roman" w:eastAsia="SimSun" w:hAnsi="Times New Roman" w:cs="Times New Roman"/>
-          <w:b/>
-          <w:bCs/>
-          <w:kern w:val="0"/>
-          <w:sz w:val="28"/>
-          <w:szCs w:val="28"/>
-          <w:lang w:eastAsia="zh-CN"/>
-          <w14:ligatures w14:val="none"/>
-        </w:rPr>
-        <w:t>Dc + d1 ≤ D − 2c</w:t>
+      <w:proofErr w:type="spellStart"/>
+      <w:r>
+        <w:rPr>
+          <w:rFonts w:ascii="Times New Roman" w:eastAsia="SimSun" w:hAnsi="Times New Roman" w:cs="Times New Roman"/>
+          <w:b/>
+          <w:bCs/>
+          <w:kern w:val="0"/>
+          <w:sz w:val="28"/>
+          <w:szCs w:val="28"/>
+          <w:lang w:eastAsia="zh-CN"/>
+          <w14:ligatures w14:val="none"/>
+        </w:rPr>
+        <w:t>Dc</w:t>
+      </w:r>
+      <w:proofErr w:type="spellEnd"/>
+      <w:r>
+        <w:rPr>
+          <w:rFonts w:ascii="Times New Roman" w:eastAsia="SimSun" w:hAnsi="Times New Roman" w:cs="Times New Roman"/>
+          <w:b/>
+          <w:bCs/>
+          <w:kern w:val="0"/>
+          <w:sz w:val="28"/>
+          <w:szCs w:val="28"/>
+          <w:lang w:eastAsia="zh-CN"/>
+          <w14:ligatures w14:val="none"/>
+        </w:rPr>
+        <w:t xml:space="preserve"> + d1 ≤ D − 2c</w:t>
       </w:r>
       <w:r>
         <w:rPr>
@@ -7786,18 +7907,76 @@
           <w14:ligatures w14:val="none"/>
         </w:rPr>
       </w:pPr>
-      <w:r>
-        <w:rPr>
-          <w:rFonts w:ascii="Times New Roman" w:eastAsia="SimSun" w:hAnsi="Times New Roman" w:cs="Times New Roman"/>
-          <w:b/>
-          <w:bCs/>
-          <w:kern w:val="0"/>
-          <w:sz w:val="28"/>
-          <w:szCs w:val="28"/>
-          <w:lang w:eastAsia="zh-CN"/>
-          <w14:ligatures w14:val="none"/>
-        </w:rPr>
-        <w:t>Dc · sin(180° / n) ≥ d1 + c</w:t>
+      <w:proofErr w:type="spellStart"/>
+      <w:r>
+        <w:rPr>
+          <w:rFonts w:ascii="Times New Roman" w:eastAsia="SimSun" w:hAnsi="Times New Roman" w:cs="Times New Roman"/>
+          <w:b/>
+          <w:bCs/>
+          <w:kern w:val="0"/>
+          <w:sz w:val="28"/>
+          <w:szCs w:val="28"/>
+          <w:lang w:eastAsia="zh-CN"/>
+          <w14:ligatures w14:val="none"/>
+        </w:rPr>
+        <w:t>Dc</w:t>
+      </w:r>
+      <w:proofErr w:type="spellEnd"/>
+      <w:r>
+        <w:rPr>
+          <w:rFonts w:ascii="Times New Roman" w:eastAsia="SimSun" w:hAnsi="Times New Roman" w:cs="Times New Roman"/>
+          <w:b/>
+          <w:bCs/>
+          <w:kern w:val="0"/>
+          <w:sz w:val="28"/>
+          <w:szCs w:val="28"/>
+          <w:lang w:eastAsia="zh-CN"/>
+          <w14:ligatures w14:val="none"/>
+        </w:rPr>
+        <w:t xml:space="preserve"> · </w:t>
+      </w:r>
+      <w:proofErr w:type="spellStart"/>
+      <w:proofErr w:type="gramStart"/>
+      <w:r>
+        <w:rPr>
+          <w:rFonts w:ascii="Times New Roman" w:eastAsia="SimSun" w:hAnsi="Times New Roman" w:cs="Times New Roman"/>
+          <w:b/>
+          <w:bCs/>
+          <w:kern w:val="0"/>
+          <w:sz w:val="28"/>
+          <w:szCs w:val="28"/>
+          <w:lang w:eastAsia="zh-CN"/>
+          <w14:ligatures w14:val="none"/>
+        </w:rPr>
+        <w:t>sin</w:t>
+      </w:r>
+      <w:proofErr w:type="spellEnd"/>
+      <w:r>
+        <w:rPr>
+          <w:rFonts w:ascii="Times New Roman" w:eastAsia="SimSun" w:hAnsi="Times New Roman" w:cs="Times New Roman"/>
+          <w:b/>
+          <w:bCs/>
+          <w:kern w:val="0"/>
+          <w:sz w:val="28"/>
+          <w:szCs w:val="28"/>
+          <w:lang w:eastAsia="zh-CN"/>
+          <w14:ligatures w14:val="none"/>
+        </w:rPr>
+        <w:t>(</w:t>
+      </w:r>
+      <w:proofErr w:type="gramEnd"/>
+      <w:r>
+        <w:rPr>
+          <w:rFonts w:ascii="Times New Roman" w:eastAsia="SimSun" w:hAnsi="Times New Roman" w:cs="Times New Roman"/>
+          <w:b/>
+          <w:bCs/>
+          <w:kern w:val="0"/>
+          <w:sz w:val="28"/>
+          <w:szCs w:val="28"/>
+          <w:lang w:eastAsia="zh-CN"/>
+          <w14:ligatures w14:val="none"/>
+        </w:rPr>
+        <w:t>180° / n) ≥ d1 + c</w:t>
       </w:r>
       <w:r>
         <w:rPr>
@@ -7811,7 +7990,7 @@
         <w:t xml:space="preserve"> — соседние крепёжные отверстия не пересекаются.</w:t>
       </w:r>
     </w:p>
-    <w:bookmarkEnd w:id="13"/>
+    <w:bookmarkEnd w:id="11"/>
     <w:p>
       <w:pPr>
         <w:spacing w:after="0" w:line="360" w:lineRule="auto"/>
@@ -7822,7 +8001,7 @@
           <w:kern w:val="0"/>
           <w:sz w:val="28"/>
           <w:szCs w:val="28"/>
-          <w:lang w:val="en-US" w:eastAsia="zh-CN"/>
+          <w:lang w:eastAsia="zh-CN"/>
           <w14:ligatures w14:val="none"/>
         </w:rPr>
       </w:pPr>
@@ -7904,7 +8083,7 @@
           <w:kern w:val="0"/>
           <w:sz w:val="28"/>
           <w:szCs w:val="28"/>
-          <w:lang w:val="en-US" w:eastAsia="zh-CN"/>
+          <w:lang w:eastAsia="zh-CN"/>
           <w14:ligatures w14:val="none"/>
         </w:rPr>
       </w:pPr>
@@ -7923,11 +8102,11 @@
           <w:kern w:val="0"/>
           <w:sz w:val="28"/>
           <w:szCs w:val="28"/>
-          <w:lang w:val="en-US" w:eastAsia="zh-CN"/>
-          <w14:ligatures w14:val="none"/>
-        </w:rPr>
-      </w:pPr>
-      <w:bookmarkStart w:id="18" w:name="_Toc240308332"/>
+          <w:lang w:eastAsia="zh-CN"/>
+          <w14:ligatures w14:val="none"/>
+        </w:rPr>
+      </w:pPr>
+      <w:bookmarkStart w:id="12" w:name="_Toc240308332"/>
       <w:r>
         <w:rPr>
           <w:rFonts w:ascii="Times New Roman" w:eastAsia="SimSun" w:hAnsi="Times New Roman" w:cs="Times New Roman"/>
@@ -7941,7 +8120,7 @@
         </w:rPr>
         <w:t>3.1.2 Требования к численности и квалификации персонала системы</w:t>
       </w:r>
-      <w:bookmarkEnd w:id="18"/>
+      <w:bookmarkEnd w:id="12"/>
     </w:p>
     <w:p>
       <w:pPr>
@@ -7957,7 +8136,7 @@
           <w:kern w:val="0"/>
           <w:sz w:val="28"/>
           <w:szCs w:val="28"/>
-          <w:lang w:val="en-US" w:eastAsia="zh-CN"/>
+          <w:lang w:eastAsia="zh-CN"/>
           <w14:ligatures w14:val="none"/>
         </w:rPr>
       </w:pPr>
@@ -7976,8 +8155,6 @@
           <w14:ligatures w14:val="none"/>
         </w:rPr>
       </w:pPr>
-      <w:commentRangeStart w:id="19"/>
-      <w:commentRangeStart w:id="20"/>
       <w:r>
         <w:rPr>
           <w:rFonts w:ascii="Times New Roman" w:eastAsia="SimSun" w:hAnsi="Times New Roman" w:cs="Times New Roman"/>
@@ -7988,17 +8165,6 @@
           <w14:ligatures w14:val="none"/>
         </w:rPr>
         <w:t>Дополнительные требования к численности и квалификации персонала системы не предъявляются.</w:t>
-      </w:r>
-      <w:commentRangeEnd w:id="19"/>
-      <w:r>
-        <w:commentReference w:id="19"/>
-      </w:r>
-      <w:commentRangeEnd w:id="20"/>
-      <w:r>
-        <w:rPr>
-          <w:rStyle w:val="ae"/>
-        </w:rPr>
-        <w:commentReference w:id="20"/>
       </w:r>
     </w:p>
     <w:p>
@@ -8015,11 +8181,11 @@
           <w:kern w:val="0"/>
           <w:sz w:val="28"/>
           <w:szCs w:val="28"/>
-          <w:lang w:val="en-US" w:eastAsia="zh-CN"/>
-          <w14:ligatures w14:val="none"/>
-        </w:rPr>
-      </w:pPr>
-      <w:bookmarkStart w:id="21" w:name="_Toc240308333"/>
+          <w:lang w:eastAsia="zh-CN"/>
+          <w14:ligatures w14:val="none"/>
+        </w:rPr>
+      </w:pPr>
+      <w:bookmarkStart w:id="13" w:name="_Toc240308333"/>
       <w:r>
         <w:rPr>
           <w:rFonts w:ascii="Times New Roman" w:eastAsia="SimSun" w:hAnsi="Times New Roman" w:cs="Times New Roman"/>
@@ -8033,7 +8199,7 @@
         </w:rPr>
         <w:t>3.1.3 Показатели назначения</w:t>
       </w:r>
-      <w:bookmarkEnd w:id="21"/>
+      <w:bookmarkEnd w:id="13"/>
     </w:p>
     <w:p>
       <w:pPr>
@@ -8049,7 +8215,7 @@
           <w:kern w:val="0"/>
           <w:sz w:val="28"/>
           <w:szCs w:val="28"/>
-          <w:lang w:val="en-US" w:eastAsia="zh-CN"/>
+          <w:lang w:eastAsia="zh-CN"/>
           <w14:ligatures w14:val="none"/>
         </w:rPr>
       </w:pPr>
@@ -8094,8 +8260,6 @@
           <w14:ligatures w14:val="none"/>
         </w:rPr>
       </w:pPr>
-      <w:commentRangeStart w:id="22"/>
-      <w:commentRangeStart w:id="23"/>
       <w:r>
         <w:rPr>
           <w:rFonts w:ascii="Times New Roman" w:eastAsia="SimSun" w:hAnsi="Times New Roman" w:cs="Times New Roman"/>
@@ -8128,17 +8292,6 @@
           <w14:ligatures w14:val="none"/>
         </w:rPr>
         <w:t xml:space="preserve"> минуты;</w:t>
-      </w:r>
-      <w:commentRangeEnd w:id="22"/>
-      <w:r>
-        <w:commentReference w:id="22"/>
-      </w:r>
-      <w:commentRangeEnd w:id="23"/>
-      <w:r>
-        <w:rPr>
-          <w:rStyle w:val="ae"/>
-        </w:rPr>
-        <w:commentReference w:id="23"/>
       </w:r>
     </w:p>
     <w:p>
@@ -8203,7 +8356,7 @@
           <w:kern w:val="0"/>
           <w:sz w:val="28"/>
           <w:szCs w:val="28"/>
-          <w:lang w:val="en-US" w:eastAsia="zh-CN"/>
+          <w:lang w:eastAsia="zh-CN"/>
           <w14:ligatures w14:val="none"/>
         </w:rPr>
       </w:pPr>
@@ -8229,7 +8382,7 @@
           <w:kern w:val="0"/>
           <w:sz w:val="28"/>
           <w:szCs w:val="28"/>
-          <w:lang w:val="en-US" w:eastAsia="zh-CN"/>
+          <w:lang w:eastAsia="zh-CN"/>
           <w14:ligatures w14:val="none"/>
         </w:rPr>
       </w:pPr>
@@ -8248,11 +8401,11 @@
           <w:kern w:val="0"/>
           <w:sz w:val="28"/>
           <w:szCs w:val="28"/>
-          <w:lang w:val="en-US" w:eastAsia="zh-CN"/>
-          <w14:ligatures w14:val="none"/>
-        </w:rPr>
-      </w:pPr>
-      <w:bookmarkStart w:id="24" w:name="_Toc240308334"/>
+          <w:lang w:eastAsia="zh-CN"/>
+          <w14:ligatures w14:val="none"/>
+        </w:rPr>
+      </w:pPr>
+      <w:bookmarkStart w:id="14" w:name="_Toc240308334"/>
       <w:r>
         <w:rPr>
           <w:rFonts w:ascii="Times New Roman" w:eastAsia="SimSun" w:hAnsi="Times New Roman" w:cs="Times New Roman"/>
@@ -8266,7 +8419,7 @@
         </w:rPr>
         <w:t>3.1.4 Требования к надёжности</w:t>
       </w:r>
-      <w:bookmarkEnd w:id="24"/>
+      <w:bookmarkEnd w:id="14"/>
     </w:p>
     <w:p>
       <w:pPr>
@@ -8282,7 +8435,7 @@
           <w:kern w:val="0"/>
           <w:sz w:val="28"/>
           <w:szCs w:val="28"/>
-          <w:lang w:val="en-US" w:eastAsia="zh-CN"/>
+          <w:lang w:eastAsia="zh-CN"/>
           <w14:ligatures w14:val="none"/>
         </w:rPr>
       </w:pPr>
@@ -8297,7 +8450,7 @@
           <w:kern w:val="0"/>
           <w:sz w:val="28"/>
           <w:szCs w:val="28"/>
-          <w:lang w:val="en-US" w:eastAsia="zh-CN"/>
+          <w:lang w:eastAsia="zh-CN"/>
           <w14:ligatures w14:val="none"/>
         </w:rPr>
       </w:pPr>
@@ -8323,7 +8476,7 @@
           <w:kern w:val="0"/>
           <w:sz w:val="28"/>
           <w:szCs w:val="28"/>
-          <w:lang w:val="en-US" w:eastAsia="zh-CN"/>
+          <w:lang w:eastAsia="zh-CN"/>
           <w14:ligatures w14:val="none"/>
         </w:rPr>
       </w:pPr>
@@ -8342,11 +8495,11 @@
           <w:kern w:val="0"/>
           <w:sz w:val="28"/>
           <w:szCs w:val="28"/>
-          <w:lang w:val="en-US" w:eastAsia="zh-CN"/>
-          <w14:ligatures w14:val="none"/>
-        </w:rPr>
-      </w:pPr>
-      <w:bookmarkStart w:id="25" w:name="_Toc240308335"/>
+          <w:lang w:eastAsia="zh-CN"/>
+          <w14:ligatures w14:val="none"/>
+        </w:rPr>
+      </w:pPr>
+      <w:bookmarkStart w:id="15" w:name="_Toc240308335"/>
       <w:r>
         <w:rPr>
           <w:rFonts w:ascii="Times New Roman" w:eastAsia="SimSun" w:hAnsi="Times New Roman" w:cs="Times New Roman"/>
@@ -8361,7 +8514,7 @@
         <w:lastRenderedPageBreak/>
         <w:t>3.1.5 Требования к безопасности</w:t>
       </w:r>
-      <w:bookmarkEnd w:id="25"/>
+      <w:bookmarkEnd w:id="15"/>
     </w:p>
     <w:p>
       <w:pPr>
@@ -8377,7 +8530,7 @@
           <w:kern w:val="0"/>
           <w:sz w:val="28"/>
           <w:szCs w:val="28"/>
-          <w:lang w:val="en-US" w:eastAsia="zh-CN"/>
+          <w:lang w:eastAsia="zh-CN"/>
           <w14:ligatures w14:val="none"/>
         </w:rPr>
       </w:pPr>
@@ -8392,7 +8545,7 @@
           <w:kern w:val="0"/>
           <w:sz w:val="28"/>
           <w:szCs w:val="28"/>
-          <w:lang w:val="en-US" w:eastAsia="zh-CN"/>
+          <w:lang w:eastAsia="zh-CN"/>
           <w14:ligatures w14:val="none"/>
         </w:rPr>
       </w:pPr>
@@ -8418,7 +8571,7 @@
           <w:kern w:val="0"/>
           <w:sz w:val="28"/>
           <w:szCs w:val="28"/>
-          <w:lang w:val="en-US" w:eastAsia="zh-CN"/>
+          <w:lang w:eastAsia="zh-CN"/>
           <w14:ligatures w14:val="none"/>
         </w:rPr>
       </w:pPr>
@@ -8437,11 +8590,11 @@
           <w:kern w:val="0"/>
           <w:sz w:val="28"/>
           <w:szCs w:val="28"/>
-          <w:lang w:val="en-US" w:eastAsia="zh-CN"/>
-          <w14:ligatures w14:val="none"/>
-        </w:rPr>
-      </w:pPr>
-      <w:bookmarkStart w:id="26" w:name="_Toc240308336"/>
+          <w:lang w:eastAsia="zh-CN"/>
+          <w14:ligatures w14:val="none"/>
+        </w:rPr>
+      </w:pPr>
+      <w:bookmarkStart w:id="16" w:name="_Toc240308336"/>
       <w:r>
         <w:rPr>
           <w:rFonts w:ascii="Times New Roman" w:eastAsia="SimSun" w:hAnsi="Times New Roman" w:cs="Times New Roman"/>
@@ -8455,7 +8608,7 @@
         </w:rPr>
         <w:t>3.1.6 Требования к эргономике и технической эстетике</w:t>
       </w:r>
-      <w:bookmarkEnd w:id="26"/>
+      <w:bookmarkEnd w:id="16"/>
     </w:p>
     <w:p>
       <w:pPr>
@@ -8471,7 +8624,7 @@
           <w:kern w:val="0"/>
           <w:sz w:val="28"/>
           <w:szCs w:val="28"/>
-          <w:lang w:val="en-US" w:eastAsia="zh-CN"/>
+          <w:lang w:eastAsia="zh-CN"/>
           <w14:ligatures w14:val="none"/>
         </w:rPr>
       </w:pPr>
@@ -8499,7 +8652,31 @@
           <w:lang w:eastAsia="zh-CN"/>
           <w14:ligatures w14:val="none"/>
         </w:rPr>
-        <w:t>Пользовательские интерфейсы для всех подсистем, разработанных в рамках создания системы должны быть выполнены в виде desktop-интерфейсов с помощью фреймворков Windows</w:t>
+        <w:t xml:space="preserve">Пользовательские интерфейсы для всех подсистем, разработанных в рамках создания системы должны быть выполнены в виде </w:t>
+      </w:r>
+      <w:proofErr w:type="spellStart"/>
+      <w:r>
+        <w:rPr>
+          <w:rFonts w:ascii="Times New Roman" w:eastAsia="SimSun" w:hAnsi="Times New Roman" w:cs="Times New Roman"/>
+          <w:kern w:val="0"/>
+          <w:sz w:val="28"/>
+          <w:szCs w:val="28"/>
+          <w:lang w:eastAsia="zh-CN"/>
+          <w14:ligatures w14:val="none"/>
+        </w:rPr>
+        <w:t>desktop</w:t>
+      </w:r>
+      <w:proofErr w:type="spellEnd"/>
+      <w:r>
+        <w:rPr>
+          <w:rFonts w:ascii="Times New Roman" w:eastAsia="SimSun" w:hAnsi="Times New Roman" w:cs="Times New Roman"/>
+          <w:kern w:val="0"/>
+          <w:sz w:val="28"/>
+          <w:szCs w:val="28"/>
+          <w:lang w:eastAsia="zh-CN"/>
+          <w14:ligatures w14:val="none"/>
+        </w:rPr>
+        <w:t>-интерфейсов с помощью фреймворков Windows</w:t>
       </w:r>
       <w:r>
         <w:rPr>
@@ -8512,16 +8689,29 @@
         </w:rPr>
         <w:t> </w:t>
       </w:r>
-      <w:r>
-        <w:rPr>
-          <w:rFonts w:ascii="Times New Roman" w:eastAsia="SimSun" w:hAnsi="Times New Roman" w:cs="Times New Roman"/>
-          <w:kern w:val="0"/>
-          <w:sz w:val="28"/>
-          <w:szCs w:val="28"/>
-          <w:lang w:eastAsia="zh-CN"/>
-          <w14:ligatures w14:val="none"/>
-        </w:rPr>
-        <w:t>Forms, WPF или аналогичных им, позволяющих создавать пользовательские интерфейсы для ОС Windows 10 и выше.</w:t>
+      <w:proofErr w:type="spellStart"/>
+      <w:r>
+        <w:rPr>
+          <w:rFonts w:ascii="Times New Roman" w:eastAsia="SimSun" w:hAnsi="Times New Roman" w:cs="Times New Roman"/>
+          <w:kern w:val="0"/>
+          <w:sz w:val="28"/>
+          <w:szCs w:val="28"/>
+          <w:lang w:eastAsia="zh-CN"/>
+          <w14:ligatures w14:val="none"/>
+        </w:rPr>
+        <w:t>Forms</w:t>
+      </w:r>
+      <w:proofErr w:type="spellEnd"/>
+      <w:r>
+        <w:rPr>
+          <w:rFonts w:ascii="Times New Roman" w:eastAsia="SimSun" w:hAnsi="Times New Roman" w:cs="Times New Roman"/>
+          <w:kern w:val="0"/>
+          <w:sz w:val="28"/>
+          <w:szCs w:val="28"/>
+          <w:lang w:eastAsia="zh-CN"/>
+          <w14:ligatures w14:val="none"/>
+        </w:rPr>
+        <w:t>, WPF или аналогичных им, позволяющих создавать пользовательские интерфейсы для ОС Windows 10 и выше.</w:t>
       </w:r>
     </w:p>
     <w:p>
@@ -8534,20 +8724,44 @@
           <w:kern w:val="0"/>
           <w:sz w:val="28"/>
           <w:szCs w:val="28"/>
-          <w:lang w:val="en-US" w:eastAsia="zh-CN"/>
-          <w14:ligatures w14:val="none"/>
-        </w:rPr>
-      </w:pPr>
-      <w:r>
-        <w:rPr>
-          <w:rFonts w:ascii="Times New Roman" w:eastAsia="SimSun" w:hAnsi="Times New Roman" w:cs="Times New Roman"/>
-          <w:kern w:val="0"/>
-          <w:sz w:val="28"/>
-          <w:szCs w:val="28"/>
-          <w:lang w:eastAsia="zh-CN"/>
-          <w14:ligatures w14:val="none"/>
-        </w:rPr>
-        <w:t>Элементы интерфейса должны отвечать рекомендациям по вёрстке интерфейсов desktop-приложений указанным в источнике [1].</w:t>
+          <w:lang w:eastAsia="zh-CN"/>
+          <w14:ligatures w14:val="none"/>
+        </w:rPr>
+      </w:pPr>
+      <w:r>
+        <w:rPr>
+          <w:rFonts w:ascii="Times New Roman" w:eastAsia="SimSun" w:hAnsi="Times New Roman" w:cs="Times New Roman"/>
+          <w:kern w:val="0"/>
+          <w:sz w:val="28"/>
+          <w:szCs w:val="28"/>
+          <w:lang w:eastAsia="zh-CN"/>
+          <w14:ligatures w14:val="none"/>
+        </w:rPr>
+        <w:t xml:space="preserve">Элементы интерфейса должны отвечать рекомендациям по вёрстке интерфейсов </w:t>
+      </w:r>
+      <w:proofErr w:type="spellStart"/>
+      <w:r>
+        <w:rPr>
+          <w:rFonts w:ascii="Times New Roman" w:eastAsia="SimSun" w:hAnsi="Times New Roman" w:cs="Times New Roman"/>
+          <w:kern w:val="0"/>
+          <w:sz w:val="28"/>
+          <w:szCs w:val="28"/>
+          <w:lang w:eastAsia="zh-CN"/>
+          <w14:ligatures w14:val="none"/>
+        </w:rPr>
+        <w:t>desktop</w:t>
+      </w:r>
+      <w:proofErr w:type="spellEnd"/>
+      <w:r>
+        <w:rPr>
+          <w:rFonts w:ascii="Times New Roman" w:eastAsia="SimSun" w:hAnsi="Times New Roman" w:cs="Times New Roman"/>
+          <w:kern w:val="0"/>
+          <w:sz w:val="28"/>
+          <w:szCs w:val="28"/>
+          <w:lang w:eastAsia="zh-CN"/>
+          <w14:ligatures w14:val="none"/>
+        </w:rPr>
+        <w:t>-приложений указанным в источнике [1].</w:t>
       </w:r>
     </w:p>
     <w:p>
@@ -8560,7 +8774,7 @@
           <w:kern w:val="0"/>
           <w:sz w:val="28"/>
           <w:szCs w:val="28"/>
-          <w:lang w:val="en-US" w:eastAsia="zh-CN"/>
+          <w:lang w:eastAsia="zh-CN"/>
           <w14:ligatures w14:val="none"/>
         </w:rPr>
       </w:pPr>
@@ -8579,11 +8793,11 @@
           <w:kern w:val="0"/>
           <w:sz w:val="28"/>
           <w:szCs w:val="28"/>
-          <w:lang w:val="en-US" w:eastAsia="zh-CN"/>
-          <w14:ligatures w14:val="none"/>
-        </w:rPr>
-      </w:pPr>
-      <w:bookmarkStart w:id="27" w:name="_Toc240308337"/>
+          <w:lang w:eastAsia="zh-CN"/>
+          <w14:ligatures w14:val="none"/>
+        </w:rPr>
+      </w:pPr>
+      <w:bookmarkStart w:id="17" w:name="_Toc240308337"/>
       <w:r>
         <w:rPr>
           <w:rFonts w:ascii="Times New Roman" w:eastAsia="SimSun" w:hAnsi="Times New Roman" w:cs="Times New Roman"/>
@@ -8597,7 +8811,7 @@
         </w:rPr>
         <w:t>3.1.7 Требования к эксплуатации, техническому обслуживанию, ремонту и хранению компонентов системы</w:t>
       </w:r>
-      <w:bookmarkEnd w:id="27"/>
+      <w:bookmarkEnd w:id="17"/>
     </w:p>
     <w:p>
       <w:pPr>
@@ -8613,7 +8827,7 @@
           <w:kern w:val="0"/>
           <w:sz w:val="28"/>
           <w:szCs w:val="28"/>
-          <w:lang w:val="en-US" w:eastAsia="zh-CN"/>
+          <w:lang w:eastAsia="zh-CN"/>
           <w14:ligatures w14:val="none"/>
         </w:rPr>
       </w:pPr>
@@ -8628,7 +8842,7 @@
           <w:kern w:val="0"/>
           <w:sz w:val="28"/>
           <w:szCs w:val="28"/>
-          <w:lang w:val="en-US" w:eastAsia="zh-CN"/>
+          <w:lang w:eastAsia="zh-CN"/>
           <w14:ligatures w14:val="none"/>
         </w:rPr>
       </w:pPr>
@@ -8654,7 +8868,7 @@
           <w:kern w:val="0"/>
           <w:sz w:val="28"/>
           <w:szCs w:val="28"/>
-          <w:lang w:val="en-US" w:eastAsia="zh-CN"/>
+          <w:lang w:eastAsia="zh-CN"/>
           <w14:ligatures w14:val="none"/>
         </w:rPr>
       </w:pPr>
@@ -8672,11 +8886,11 @@
           <w:kern w:val="0"/>
           <w:sz w:val="28"/>
           <w:szCs w:val="28"/>
-          <w:lang w:val="en-US" w:eastAsia="zh-CN"/>
-          <w14:ligatures w14:val="none"/>
-        </w:rPr>
-      </w:pPr>
-      <w:bookmarkStart w:id="28" w:name="_Toc240308338"/>
+          <w:lang w:eastAsia="zh-CN"/>
+          <w14:ligatures w14:val="none"/>
+        </w:rPr>
+      </w:pPr>
+      <w:bookmarkStart w:id="18" w:name="_Toc240308338"/>
       <w:r>
         <w:rPr>
           <w:rFonts w:ascii="Times New Roman" w:eastAsia="SimSun" w:hAnsi="Times New Roman" w:cs="Times New Roman"/>
@@ -8690,7 +8904,7 @@
         </w:rPr>
         <w:t>3.1.8 Требования к защите информации от несанкционированного доступа</w:t>
       </w:r>
-      <w:bookmarkEnd w:id="28"/>
+      <w:bookmarkEnd w:id="18"/>
       <w:r>
         <w:rPr>
           <w:rFonts w:ascii="Times New Roman" w:eastAsia="SimSun" w:hAnsi="Times New Roman" w:cs="Times New Roman"/>
@@ -8717,7 +8931,7 @@
           <w:kern w:val="0"/>
           <w:sz w:val="28"/>
           <w:szCs w:val="28"/>
-          <w:lang w:val="en-US" w:eastAsia="zh-CN"/>
+          <w:lang w:eastAsia="zh-CN"/>
           <w14:ligatures w14:val="none"/>
         </w:rPr>
       </w:pPr>
@@ -8762,11 +8976,11 @@
           <w:kern w:val="0"/>
           <w:sz w:val="28"/>
           <w:szCs w:val="28"/>
-          <w:lang w:val="en-US" w:eastAsia="zh-CN"/>
-          <w14:ligatures w14:val="none"/>
-        </w:rPr>
-      </w:pPr>
-      <w:bookmarkStart w:id="29" w:name="_Toc240308339"/>
+          <w:lang w:eastAsia="zh-CN"/>
+          <w14:ligatures w14:val="none"/>
+        </w:rPr>
+      </w:pPr>
+      <w:bookmarkStart w:id="19" w:name="_Toc240308339"/>
       <w:r>
         <w:rPr>
           <w:rFonts w:ascii="Times New Roman" w:eastAsia="SimSun" w:hAnsi="Times New Roman" w:cs="Times New Roman"/>
@@ -8780,7 +8994,7 @@
         </w:rPr>
         <w:t>3.1.9 Требования по сохранности информации при авариях</w:t>
       </w:r>
-      <w:bookmarkEnd w:id="29"/>
+      <w:bookmarkEnd w:id="19"/>
     </w:p>
     <w:p>
       <w:pPr>
@@ -8796,7 +9010,7 @@
           <w:kern w:val="0"/>
           <w:sz w:val="28"/>
           <w:szCs w:val="28"/>
-          <w:lang w:val="en-US" w:eastAsia="zh-CN"/>
+          <w:lang w:eastAsia="zh-CN"/>
           <w14:ligatures w14:val="none"/>
         </w:rPr>
       </w:pPr>
@@ -8811,7 +9025,7 @@
           <w:kern w:val="0"/>
           <w:sz w:val="28"/>
           <w:szCs w:val="28"/>
-          <w:lang w:val="en-US" w:eastAsia="zh-CN"/>
+          <w:lang w:eastAsia="zh-CN"/>
           <w14:ligatures w14:val="none"/>
         </w:rPr>
       </w:pPr>
@@ -8837,7 +9051,7 @@
           <w:kern w:val="0"/>
           <w:sz w:val="28"/>
           <w:szCs w:val="28"/>
-          <w:lang w:val="en-US" w:eastAsia="zh-CN"/>
+          <w:lang w:eastAsia="zh-CN"/>
           <w14:ligatures w14:val="none"/>
         </w:rPr>
       </w:pPr>
@@ -8856,11 +9070,11 @@
           <w:kern w:val="0"/>
           <w:sz w:val="28"/>
           <w:szCs w:val="28"/>
-          <w:lang w:val="en-US" w:eastAsia="zh-CN"/>
-          <w14:ligatures w14:val="none"/>
-        </w:rPr>
-      </w:pPr>
-      <w:bookmarkStart w:id="30" w:name="_Toc240308340"/>
+          <w:lang w:eastAsia="zh-CN"/>
+          <w14:ligatures w14:val="none"/>
+        </w:rPr>
+      </w:pPr>
+      <w:bookmarkStart w:id="20" w:name="_Toc240308340"/>
       <w:r>
         <w:rPr>
           <w:rFonts w:ascii="Times New Roman" w:eastAsia="SimSun" w:hAnsi="Times New Roman" w:cs="Times New Roman"/>
@@ -8874,7 +9088,7 @@
         </w:rPr>
         <w:t>3.1.10 Требования к защите от влияния внешних воздействий</w:t>
       </w:r>
-      <w:bookmarkEnd w:id="30"/>
+      <w:bookmarkEnd w:id="20"/>
       <w:r>
         <w:rPr>
           <w:rFonts w:ascii="Times New Roman" w:eastAsia="SimSun" w:hAnsi="Times New Roman" w:cs="Times New Roman"/>
@@ -8903,7 +9117,7 @@
           <w:kern w:val="0"/>
           <w:sz w:val="28"/>
           <w:szCs w:val="28"/>
-          <w:lang w:val="en-US" w:eastAsia="zh-CN"/>
+          <w:lang w:eastAsia="zh-CN"/>
           <w14:ligatures w14:val="none"/>
         </w:rPr>
       </w:pPr>
@@ -8918,7 +9132,7 @@
           <w:kern w:val="0"/>
           <w:sz w:val="28"/>
           <w:szCs w:val="28"/>
-          <w:lang w:val="en-US" w:eastAsia="zh-CN"/>
+          <w:lang w:eastAsia="zh-CN"/>
           <w14:ligatures w14:val="none"/>
         </w:rPr>
       </w:pPr>
@@ -8944,7 +9158,7 @@
           <w:kern w:val="0"/>
           <w:sz w:val="28"/>
           <w:szCs w:val="28"/>
-          <w:lang w:val="en-US" w:eastAsia="zh-CN"/>
+          <w:lang w:eastAsia="zh-CN"/>
           <w14:ligatures w14:val="none"/>
         </w:rPr>
       </w:pPr>
@@ -8970,7 +9184,7 @@
           <w:kern w:val="0"/>
           <w:sz w:val="28"/>
           <w:szCs w:val="28"/>
-          <w:lang w:val="en-US" w:eastAsia="zh-CN"/>
+          <w:lang w:eastAsia="zh-CN"/>
           <w14:ligatures w14:val="none"/>
         </w:rPr>
       </w:pPr>
@@ -8985,7 +9199,7 @@
           <w:kern w:val="0"/>
           <w:sz w:val="28"/>
           <w:szCs w:val="28"/>
-          <w:lang w:val="en-US" w:eastAsia="zh-CN"/>
+          <w:lang w:eastAsia="zh-CN"/>
           <w14:ligatures w14:val="none"/>
         </w:rPr>
       </w:pPr>
@@ -9000,7 +9214,7 @@
           <w:kern w:val="0"/>
           <w:sz w:val="28"/>
           <w:szCs w:val="28"/>
-          <w:lang w:val="en-US" w:eastAsia="zh-CN"/>
+          <w:lang w:eastAsia="zh-CN"/>
           <w14:ligatures w14:val="none"/>
         </w:rPr>
       </w:pPr>
@@ -9019,11 +9233,11 @@
           <w:kern w:val="0"/>
           <w:sz w:val="28"/>
           <w:szCs w:val="28"/>
-          <w:lang w:val="en-US" w:eastAsia="zh-CN"/>
-          <w14:ligatures w14:val="none"/>
-        </w:rPr>
-      </w:pPr>
-      <w:bookmarkStart w:id="31" w:name="_Toc240308341"/>
+          <w:lang w:eastAsia="zh-CN"/>
+          <w14:ligatures w14:val="none"/>
+        </w:rPr>
+      </w:pPr>
+      <w:bookmarkStart w:id="21" w:name="_Toc240308341"/>
       <w:r>
         <w:rPr>
           <w:rFonts w:ascii="Times New Roman" w:eastAsia="SimSun" w:hAnsi="Times New Roman" w:cs="Times New Roman"/>
@@ -9037,7 +9251,7 @@
         </w:rPr>
         <w:t>3.1.11 Требования к патентной чистоте</w:t>
       </w:r>
-      <w:bookmarkEnd w:id="31"/>
+      <w:bookmarkEnd w:id="21"/>
       <w:r>
         <w:rPr>
           <w:rFonts w:ascii="Times New Roman" w:eastAsia="SimSun" w:hAnsi="Times New Roman" w:cs="Times New Roman"/>
@@ -9066,7 +9280,7 @@
           <w:kern w:val="0"/>
           <w:sz w:val="28"/>
           <w:szCs w:val="28"/>
-          <w:lang w:val="en-US" w:eastAsia="zh-CN"/>
+          <w:lang w:eastAsia="zh-CN"/>
           <w14:ligatures w14:val="none"/>
         </w:rPr>
       </w:pPr>
@@ -9081,7 +9295,7 @@
           <w:kern w:val="0"/>
           <w:sz w:val="28"/>
           <w:szCs w:val="28"/>
-          <w:lang w:val="en-US" w:eastAsia="zh-CN"/>
+          <w:lang w:eastAsia="zh-CN"/>
           <w14:ligatures w14:val="none"/>
         </w:rPr>
       </w:pPr>
@@ -9107,7 +9321,7 @@
           <w:kern w:val="0"/>
           <w:sz w:val="28"/>
           <w:szCs w:val="28"/>
-          <w:lang w:val="en-US" w:eastAsia="zh-CN"/>
+          <w:lang w:eastAsia="zh-CN"/>
           <w14:ligatures w14:val="none"/>
         </w:rPr>
       </w:pPr>
@@ -9126,11 +9340,11 @@
           <w:kern w:val="0"/>
           <w:sz w:val="28"/>
           <w:szCs w:val="28"/>
-          <w:lang w:val="en-US" w:eastAsia="zh-CN"/>
-          <w14:ligatures w14:val="none"/>
-        </w:rPr>
-      </w:pPr>
-      <w:bookmarkStart w:id="32" w:name="_Toc240308342"/>
+          <w:lang w:eastAsia="zh-CN"/>
+          <w14:ligatures w14:val="none"/>
+        </w:rPr>
+      </w:pPr>
+      <w:bookmarkStart w:id="22" w:name="_Toc240308342"/>
       <w:r>
         <w:rPr>
           <w:rFonts w:ascii="Times New Roman" w:eastAsia="SimSun" w:hAnsi="Times New Roman" w:cs="Times New Roman"/>
@@ -9144,7 +9358,7 @@
         </w:rPr>
         <w:t>3.1.12 Требования по стандартизации и унификации</w:t>
       </w:r>
-      <w:bookmarkEnd w:id="32"/>
+      <w:bookmarkEnd w:id="22"/>
       <w:r>
         <w:rPr>
           <w:rFonts w:ascii="Times New Roman" w:eastAsia="SimSun" w:hAnsi="Times New Roman" w:cs="Times New Roman"/>
@@ -9173,7 +9387,7 @@
           <w:kern w:val="0"/>
           <w:sz w:val="28"/>
           <w:szCs w:val="28"/>
-          <w:lang w:val="en-US" w:eastAsia="zh-CN"/>
+          <w:lang w:eastAsia="zh-CN"/>
           <w14:ligatures w14:val="none"/>
         </w:rPr>
       </w:pPr>
@@ -9237,7 +9451,7 @@
           <w14:ligatures w14:val="none"/>
         </w:rPr>
       </w:pPr>
-      <w:bookmarkStart w:id="33" w:name="_Toc240308343"/>
+      <w:bookmarkStart w:id="23" w:name="_Toc240308343"/>
       <w:r>
         <w:rPr>
           <w:rFonts w:ascii="Times New Roman" w:eastAsia="SimSun" w:hAnsi="Times New Roman" w:cs="Times New Roman"/>
@@ -9251,7 +9465,7 @@
         </w:rPr>
         <w:t>3.2 Требования к функциям (задачам), выполняемым АС</w:t>
       </w:r>
-      <w:bookmarkEnd w:id="33"/>
+      <w:bookmarkEnd w:id="23"/>
     </w:p>
     <w:p>
       <w:pPr>
@@ -9444,7 +9658,7 @@
           <w14:ligatures w14:val="none"/>
         </w:rPr>
       </w:pPr>
-      <w:bookmarkStart w:id="34" w:name="_Toc240308345"/>
+      <w:bookmarkStart w:id="24" w:name="_Toc240308345"/>
       <w:r>
         <w:rPr>
           <w:rFonts w:ascii="Times New Roman" w:eastAsia="SimSun" w:hAnsi="Times New Roman" w:cs="Times New Roman"/>
@@ -9458,7 +9672,7 @@
         </w:rPr>
         <w:t>3.3 Требования к видам обеспечения АС</w:t>
       </w:r>
-      <w:bookmarkEnd w:id="34"/>
+      <w:bookmarkEnd w:id="24"/>
     </w:p>
     <w:p>
       <w:pPr>
@@ -9503,7 +9717,7 @@
         </w:rPr>
         <w:tab/>
       </w:r>
-      <w:bookmarkStart w:id="35" w:name="_Toc240308346"/>
+      <w:bookmarkStart w:id="25" w:name="_Toc240308346"/>
       <w:r>
         <w:rPr>
           <w:rFonts w:ascii="Times New Roman" w:eastAsia="SimSun" w:hAnsi="Times New Roman" w:cs="Times New Roman"/>
@@ -9517,7 +9731,7 @@
         </w:rPr>
         <w:t>3.3.1 Требования к математическому обеспечению системы</w:t>
       </w:r>
-      <w:bookmarkEnd w:id="35"/>
+      <w:bookmarkEnd w:id="25"/>
     </w:p>
     <w:p>
       <w:pPr>
@@ -9563,7 +9777,7 @@
           <w14:ligatures w14:val="none"/>
         </w:rPr>
       </w:pPr>
-      <w:bookmarkStart w:id="36" w:name="_Toc240308347"/>
+      <w:bookmarkStart w:id="26" w:name="_Toc240308347"/>
       <w:r>
         <w:rPr>
           <w:rFonts w:ascii="Times New Roman" w:eastAsia="SimSun" w:hAnsi="Times New Roman" w:cs="Times New Roman"/>
@@ -9577,7 +9791,7 @@
         </w:rPr>
         <w:t>3.3.2 Требования к информационному обеспечению системы</w:t>
       </w:r>
-      <w:bookmarkEnd w:id="36"/>
+      <w:bookmarkEnd w:id="26"/>
     </w:p>
     <w:p>
       <w:pPr>
@@ -9634,7 +9848,7 @@
           <w14:ligatures w14:val="none"/>
         </w:rPr>
       </w:pPr>
-      <w:bookmarkStart w:id="37" w:name="_Toc240308348"/>
+      <w:bookmarkStart w:id="27" w:name="_Toc240308348"/>
       <w:r>
         <w:rPr>
           <w:rFonts w:ascii="Times New Roman" w:eastAsia="SimSun" w:hAnsi="Times New Roman" w:cs="Times New Roman"/>
@@ -9648,7 +9862,7 @@
         </w:rPr>
         <w:t>3.3.3 Требования к лингвистическому обеспечению системы</w:t>
       </w:r>
-      <w:bookmarkEnd w:id="37"/>
+      <w:bookmarkEnd w:id="27"/>
     </w:p>
     <w:p>
       <w:pPr>
@@ -9694,7 +9908,7 @@
           <w14:ligatures w14:val="none"/>
         </w:rPr>
       </w:pPr>
-      <w:bookmarkStart w:id="38" w:name="_Toc240308349"/>
+      <w:bookmarkStart w:id="28" w:name="_Toc240308349"/>
       <w:r>
         <w:rPr>
           <w:rFonts w:ascii="Times New Roman" w:eastAsia="SimSun" w:hAnsi="Times New Roman" w:cs="Times New Roman"/>
@@ -9708,7 +9922,7 @@
         </w:rPr>
         <w:t>3.3.4 Требования к программному обеспечению системы</w:t>
       </w:r>
-      <w:bookmarkEnd w:id="38"/>
+      <w:bookmarkEnd w:id="28"/>
     </w:p>
     <w:p>
       <w:pPr>
@@ -9733,7 +9947,31 @@
           <w:lang w:eastAsia="zh-CN"/>
           <w14:ligatures w14:val="none"/>
         </w:rPr>
-        <w:t xml:space="preserve">При выборе программного обеспечения необходимо отдавать предпочтение платформам разработки и библиотекам, распространяемым под лицензией MIT или аналогичным ей лицензиям, допускающим свободное использование в любом ПО и освобождающим использующих от любой оплаты. Версия САПР «Autodesk Inventor 2025». </w:t>
+        <w:t xml:space="preserve">При выборе программного обеспечения необходимо отдавать предпочтение платформам разработки и библиотекам, распространяемым под лицензией MIT или аналогичным ей лицензиям, допускающим свободное использование в любом ПО и освобождающим использующих от любой оплаты. Версия САПР «Autodesk </w:t>
+      </w:r>
+      <w:proofErr w:type="spellStart"/>
+      <w:r>
+        <w:rPr>
+          <w:rFonts w:ascii="Times New Roman" w:eastAsia="SimSun" w:hAnsi="Times New Roman" w:cs="Times New Roman"/>
+          <w:kern w:val="0"/>
+          <w:sz w:val="28"/>
+          <w:szCs w:val="28"/>
+          <w:lang w:eastAsia="zh-CN"/>
+          <w14:ligatures w14:val="none"/>
+        </w:rPr>
+        <w:t>Inventor</w:t>
+      </w:r>
+      <w:proofErr w:type="spellEnd"/>
+      <w:r>
+        <w:rPr>
+          <w:rFonts w:ascii="Times New Roman" w:eastAsia="SimSun" w:hAnsi="Times New Roman" w:cs="Times New Roman"/>
+          <w:kern w:val="0"/>
+          <w:sz w:val="28"/>
+          <w:szCs w:val="28"/>
+          <w:lang w:eastAsia="zh-CN"/>
+          <w14:ligatures w14:val="none"/>
+        </w:rPr>
+        <w:t xml:space="preserve"> 2025». </w:t>
       </w:r>
     </w:p>
     <w:p>
@@ -9760,7 +9998,103 @@
           <w14:ligatures w14:val="none"/>
         </w:rPr>
         <w:lastRenderedPageBreak/>
-        <w:t>Помимо этого, разработанная система должна работать на ПК с ОС Windows версии 10 и старше и разрядностью x64. Система реализуется как внешнее приложение на платформе .NET Framework 4.7.2, которое взаимодействует с САПР «Autodesk Inventor 2025» через COM-интерфейс Inventor API (сборка взаимодействия Autodesk.Inventor.Interop). Реализация в виде встраиваемого управляемого дополнения не применяется, так как такие дополнения Inventor 2025 работают на платформе .NET 8.</w:t>
+        <w:t xml:space="preserve">Помимо этого, разработанная система должна работать на ПК с ОС Windows версии 10 и старше и разрядностью x64. Система реализуется как внешнее приложение на платформе .NET Framework 4.7.2, которое взаимодействует с САПР «Autodesk </w:t>
+      </w:r>
+      <w:proofErr w:type="spellStart"/>
+      <w:r>
+        <w:rPr>
+          <w:rFonts w:ascii="Times New Roman" w:eastAsia="SimSun" w:hAnsi="Times New Roman" w:cs="Times New Roman"/>
+          <w:kern w:val="0"/>
+          <w:sz w:val="28"/>
+          <w:szCs w:val="28"/>
+          <w:lang w:eastAsia="zh-CN"/>
+          <w14:ligatures w14:val="none"/>
+        </w:rPr>
+        <w:t>Inventor</w:t>
+      </w:r>
+      <w:proofErr w:type="spellEnd"/>
+      <w:r>
+        <w:rPr>
+          <w:rFonts w:ascii="Times New Roman" w:eastAsia="SimSun" w:hAnsi="Times New Roman" w:cs="Times New Roman"/>
+          <w:kern w:val="0"/>
+          <w:sz w:val="28"/>
+          <w:szCs w:val="28"/>
+          <w:lang w:eastAsia="zh-CN"/>
+          <w14:ligatures w14:val="none"/>
+        </w:rPr>
+        <w:t xml:space="preserve"> 2025» через COM-интерфейс </w:t>
+      </w:r>
+      <w:proofErr w:type="spellStart"/>
+      <w:r>
+        <w:rPr>
+          <w:rFonts w:ascii="Times New Roman" w:eastAsia="SimSun" w:hAnsi="Times New Roman" w:cs="Times New Roman"/>
+          <w:kern w:val="0"/>
+          <w:sz w:val="28"/>
+          <w:szCs w:val="28"/>
+          <w:lang w:eastAsia="zh-CN"/>
+          <w14:ligatures w14:val="none"/>
+        </w:rPr>
+        <w:t>Inventor</w:t>
+      </w:r>
+      <w:proofErr w:type="spellEnd"/>
+      <w:r>
+        <w:rPr>
+          <w:rFonts w:ascii="Times New Roman" w:eastAsia="SimSun" w:hAnsi="Times New Roman" w:cs="Times New Roman"/>
+          <w:kern w:val="0"/>
+          <w:sz w:val="28"/>
+          <w:szCs w:val="28"/>
+          <w:lang w:eastAsia="zh-CN"/>
+          <w14:ligatures w14:val="none"/>
+        </w:rPr>
+        <w:t xml:space="preserve"> API (сборка взаимодействия </w:t>
+      </w:r>
+      <w:proofErr w:type="spellStart"/>
+      <w:r>
+        <w:rPr>
+          <w:rFonts w:ascii="Times New Roman" w:eastAsia="SimSun" w:hAnsi="Times New Roman" w:cs="Times New Roman"/>
+          <w:kern w:val="0"/>
+          <w:sz w:val="28"/>
+          <w:szCs w:val="28"/>
+          <w:lang w:eastAsia="zh-CN"/>
+          <w14:ligatures w14:val="none"/>
+        </w:rPr>
+        <w:t>Autodesk.Inventor.Interop</w:t>
+      </w:r>
+      <w:proofErr w:type="spellEnd"/>
+      <w:r>
+        <w:rPr>
+          <w:rFonts w:ascii="Times New Roman" w:eastAsia="SimSun" w:hAnsi="Times New Roman" w:cs="Times New Roman"/>
+          <w:kern w:val="0"/>
+          <w:sz w:val="28"/>
+          <w:szCs w:val="28"/>
+          <w:lang w:eastAsia="zh-CN"/>
+          <w14:ligatures w14:val="none"/>
+        </w:rPr>
+        <w:t xml:space="preserve">). Реализация в виде встраиваемого управляемого дополнения не применяется, так как такие дополнения </w:t>
+      </w:r>
+      <w:proofErr w:type="spellStart"/>
+      <w:r>
+        <w:rPr>
+          <w:rFonts w:ascii="Times New Roman" w:eastAsia="SimSun" w:hAnsi="Times New Roman" w:cs="Times New Roman"/>
+          <w:kern w:val="0"/>
+          <w:sz w:val="28"/>
+          <w:szCs w:val="28"/>
+          <w:lang w:eastAsia="zh-CN"/>
+          <w14:ligatures w14:val="none"/>
+        </w:rPr>
+        <w:t>Inventor</w:t>
+      </w:r>
+      <w:proofErr w:type="spellEnd"/>
+      <w:r>
+        <w:rPr>
+          <w:rFonts w:ascii="Times New Roman" w:eastAsia="SimSun" w:hAnsi="Times New Roman" w:cs="Times New Roman"/>
+          <w:kern w:val="0"/>
+          <w:sz w:val="28"/>
+          <w:szCs w:val="28"/>
+          <w:lang w:eastAsia="zh-CN"/>
+          <w14:ligatures w14:val="none"/>
+        </w:rPr>
+        <w:t xml:space="preserve"> 2025 работают на платформе .NET 8.</w:t>
       </w:r>
     </w:p>
     <w:p>
@@ -9781,7 +10115,7 @@
           <w14:ligatures w14:val="none"/>
         </w:rPr>
       </w:pPr>
-      <w:bookmarkStart w:id="39" w:name="_Toc240308350"/>
+      <w:bookmarkStart w:id="29" w:name="_Toc240308350"/>
       <w:r>
         <w:rPr>
           <w:rFonts w:ascii="Times New Roman" w:eastAsia="SimSun" w:hAnsi="Times New Roman" w:cs="Times New Roman"/>
@@ -9795,7 +10129,7 @@
         </w:rPr>
         <w:t>3.3.5 Требования к техническому обеспечению системы</w:t>
       </w:r>
-      <w:bookmarkEnd w:id="39"/>
+      <w:bookmarkEnd w:id="29"/>
     </w:p>
     <w:p>
       <w:pPr>
@@ -9863,8 +10197,6 @@
           <w14:ligatures w14:val="none"/>
         </w:rPr>
       </w:pPr>
-      <w:commentRangeStart w:id="40"/>
-      <w:commentRangeStart w:id="41"/>
       <w:r>
         <w:rPr>
           <w:rFonts w:ascii="Times New Roman" w:eastAsia="SimSun" w:hAnsi="Times New Roman" w:cs="Times New Roman"/>
@@ -9911,17 +10243,6 @@
           <w14:ligatures w14:val="none"/>
         </w:rPr>
         <w:t>ГБ;</w:t>
-      </w:r>
-      <w:commentRangeEnd w:id="40"/>
-      <w:r>
-        <w:commentReference w:id="40"/>
-      </w:r>
-      <w:commentRangeEnd w:id="41"/>
-      <w:r>
-        <w:rPr>
-          <w:rStyle w:val="ae"/>
-        </w:rPr>
-        <w:commentReference w:id="41"/>
       </w:r>
     </w:p>
     <w:p>
@@ -9941,7 +10262,7 @@
           <w14:ligatures w14:val="none"/>
         </w:rPr>
       </w:pPr>
-      <w:bookmarkStart w:id="42" w:name="_Toc240308351"/>
+      <w:bookmarkStart w:id="30" w:name="_Toc240308351"/>
       <w:r>
         <w:rPr>
           <w:rFonts w:ascii="Times New Roman" w:eastAsia="SimSun" w:hAnsi="Times New Roman" w:cs="Times New Roman"/>
@@ -9955,7 +10276,7 @@
         </w:rPr>
         <w:t>3.3.6 Требования к метрологическому обеспечению</w:t>
       </w:r>
-      <w:bookmarkEnd w:id="42"/>
+      <w:bookmarkEnd w:id="30"/>
       <w:r>
         <w:rPr>
           <w:rFonts w:ascii="Times New Roman" w:eastAsia="SimSun" w:hAnsi="Times New Roman" w:cs="Times New Roman"/>
@@ -10014,7 +10335,7 @@
           <w14:ligatures w14:val="none"/>
         </w:rPr>
       </w:pPr>
-      <w:bookmarkStart w:id="43" w:name="_Toc240308352"/>
+      <w:bookmarkStart w:id="31" w:name="_Toc240308352"/>
       <w:r>
         <w:rPr>
           <w:rFonts w:ascii="Times New Roman" w:eastAsia="SimSun" w:hAnsi="Times New Roman" w:cs="Times New Roman"/>
@@ -10028,7 +10349,7 @@
         </w:rPr>
         <w:t>3.3.7 Требования к организационному обеспечению</w:t>
       </w:r>
-      <w:bookmarkEnd w:id="43"/>
+      <w:bookmarkEnd w:id="31"/>
       <w:r>
         <w:rPr>
           <w:rFonts w:ascii="Times New Roman" w:eastAsia="SimSun" w:hAnsi="Times New Roman" w:cs="Times New Roman"/>
@@ -10102,7 +10423,7 @@
           <w14:ligatures w14:val="none"/>
         </w:rPr>
       </w:pPr>
-      <w:bookmarkStart w:id="44" w:name="_Toc240308353"/>
+      <w:bookmarkStart w:id="32" w:name="_Toc240308353"/>
       <w:r>
         <w:rPr>
           <w:rFonts w:ascii="Times New Roman" w:eastAsia="SimSun" w:hAnsi="Times New Roman" w:cs="Times New Roman"/>
@@ -10116,7 +10437,7 @@
         </w:rPr>
         <w:t>3.4 Общие технические требования к АС</w:t>
       </w:r>
-      <w:bookmarkEnd w:id="44"/>
+      <w:bookmarkEnd w:id="32"/>
     </w:p>
     <w:p>
       <w:pPr>
@@ -10201,7 +10522,7 @@
           <w14:ligatures w14:val="none"/>
         </w:rPr>
       </w:pPr>
-      <w:bookmarkStart w:id="45" w:name="_Toc240308354"/>
+      <w:bookmarkStart w:id="33" w:name="_Toc240308354"/>
       <w:r>
         <w:rPr>
           <w:rFonts w:ascii="Times New Roman" w:eastAsia="SimSun" w:hAnsi="Times New Roman" w:cs="Times New Roman"/>
@@ -10216,7 +10537,7 @@
         <w:lastRenderedPageBreak/>
         <w:t>4 СОСТАВ И СОДЕРЖАНИЕ РАБОТ ПО СОЗДАНИЮ АВТОМАТИЗИРОВАННОЙ СИСТЕМЫ</w:t>
       </w:r>
-      <w:bookmarkEnd w:id="45"/>
+      <w:bookmarkEnd w:id="33"/>
     </w:p>
     <w:p>
       <w:pPr>
@@ -10258,7 +10579,31 @@
           <w:lang w:eastAsia="zh-CN"/>
           <w14:ligatures w14:val="none"/>
         </w:rPr>
-        <w:t>Этапы проведения работ по разработке плагина «Трубный фланец с патрубком» для САПР «Autodesk Inventor» приведены в таблице 4.1.</w:t>
+        <w:t xml:space="preserve">Этапы проведения работ по разработке плагина «Трубный фланец с патрубком» для САПР «Autodesk </w:t>
+      </w:r>
+      <w:proofErr w:type="spellStart"/>
+      <w:r>
+        <w:rPr>
+          <w:rFonts w:ascii="Times New Roman" w:eastAsia="SimSun" w:hAnsi="Times New Roman" w:cs="Times New Roman"/>
+          <w:kern w:val="0"/>
+          <w:sz w:val="28"/>
+          <w:szCs w:val="28"/>
+          <w:lang w:eastAsia="zh-CN"/>
+          <w14:ligatures w14:val="none"/>
+        </w:rPr>
+        <w:t>Inventor</w:t>
+      </w:r>
+      <w:proofErr w:type="spellEnd"/>
+      <w:r>
+        <w:rPr>
+          <w:rFonts w:ascii="Times New Roman" w:eastAsia="SimSun" w:hAnsi="Times New Roman" w:cs="Times New Roman"/>
+          <w:kern w:val="0"/>
+          <w:sz w:val="28"/>
+          <w:szCs w:val="28"/>
+          <w:lang w:eastAsia="zh-CN"/>
+          <w14:ligatures w14:val="none"/>
+        </w:rPr>
+        <w:t>» приведены в таблице 4.1.</w:t>
       </w:r>
     </w:p>
     <w:p>
@@ -10274,8 +10619,6 @@
           <w14:ligatures w14:val="none"/>
         </w:rPr>
       </w:pPr>
-      <w:commentRangeStart w:id="46"/>
-      <w:commentRangeStart w:id="47"/>
       <w:r>
         <w:rPr>
           <w:rFonts w:ascii="Times New Roman" w:eastAsia="SimSun" w:hAnsi="Times New Roman" w:cs="Times New Roman"/>
@@ -10309,18 +10652,31 @@
           <w:lang w:eastAsia="zh-CN"/>
           <w14:ligatures w14:val="none"/>
         </w:rPr>
-        <w:t xml:space="preserve"> Этапы проведения работ по разработке плагина «Трубный фланец с патрубком» для САПР «Autodesk Inventor».</w:t>
-      </w:r>
-      <w:commentRangeEnd w:id="46"/>
-      <w:r>
-        <w:commentReference w:id="46"/>
-      </w:r>
-      <w:commentRangeEnd w:id="47"/>
-      <w:r>
-        <w:rPr>
-          <w:rStyle w:val="ae"/>
-        </w:rPr>
-        <w:commentReference w:id="47"/>
+        <w:t xml:space="preserve"> Этапы проведения работ по разработке плагина «Трубный фланец с патрубком» для САПР «Autodesk </w:t>
+      </w:r>
+      <w:proofErr w:type="spellStart"/>
+      <w:r>
+        <w:rPr>
+          <w:rFonts w:ascii="Times New Roman" w:eastAsia="SimSun" w:hAnsi="Times New Roman" w:cs="Times New Roman"/>
+          <w:kern w:val="0"/>
+          <w:sz w:val="28"/>
+          <w:szCs w:val="28"/>
+          <w:lang w:eastAsia="zh-CN"/>
+          <w14:ligatures w14:val="none"/>
+        </w:rPr>
+        <w:t>Inventor</w:t>
+      </w:r>
+      <w:proofErr w:type="spellEnd"/>
+      <w:r>
+        <w:rPr>
+          <w:rFonts w:ascii="Times New Roman" w:eastAsia="SimSun" w:hAnsi="Times New Roman" w:cs="Times New Roman"/>
+          <w:kern w:val="0"/>
+          <w:sz w:val="28"/>
+          <w:szCs w:val="28"/>
+          <w:lang w:eastAsia="zh-CN"/>
+          <w14:ligatures w14:val="none"/>
+        </w:rPr>
+        <w:t>».</w:t>
       </w:r>
     </w:p>
     <w:tbl>
@@ -11672,7 +12028,7 @@
           <w14:ligatures w14:val="none"/>
         </w:rPr>
       </w:pPr>
-      <w:bookmarkStart w:id="48" w:name="_Toc240308366"/>
+      <w:bookmarkStart w:id="34" w:name="_Toc240308366"/>
       <w:r>
         <w:rPr>
           <w:rFonts w:ascii="Times New Roman" w:eastAsia="SimSun" w:hAnsi="Times New Roman" w:cs="Times New Roman"/>
@@ -11700,7 +12056,7 @@
         <w:lastRenderedPageBreak/>
         <w:t>5 ПОРЯДОК РАЗРАБОТКИ АВТОМАТИЗИРОВАННОЙ СИСТЕМЫ</w:t>
       </w:r>
-      <w:bookmarkEnd w:id="48"/>
+      <w:bookmarkEnd w:id="34"/>
     </w:p>
     <w:p>
       <w:pPr>
@@ -11736,7 +12092,7 @@
           <w14:ligatures w14:val="none"/>
         </w:rPr>
       </w:pPr>
-      <w:bookmarkStart w:id="49" w:name="_Toc240308355"/>
+      <w:bookmarkStart w:id="35" w:name="_Toc240308355"/>
       <w:r>
         <w:rPr>
           <w:rFonts w:ascii="Times New Roman" w:eastAsia="SimSun" w:hAnsi="Times New Roman" w:cs="Times New Roman"/>
@@ -11750,7 +12106,7 @@
         </w:rPr>
         <w:t>5.1 Порядок организации разработки АС</w:t>
       </w:r>
-      <w:bookmarkEnd w:id="49"/>
+      <w:bookmarkEnd w:id="35"/>
     </w:p>
     <w:p>
       <w:pPr>
@@ -11824,7 +12180,7 @@
           <w14:ligatures w14:val="none"/>
         </w:rPr>
       </w:pPr>
-      <w:bookmarkStart w:id="50" w:name="_Toc240308356"/>
+      <w:bookmarkStart w:id="36" w:name="_Toc240308356"/>
       <w:r>
         <w:rPr>
           <w:rFonts w:ascii="Times New Roman" w:eastAsia="SimSun" w:hAnsi="Times New Roman" w:cs="Times New Roman"/>
@@ -11838,7 +12194,7 @@
         </w:rPr>
         <w:t>5.2 Перечень документов и исходных данных для разработки АС</w:t>
       </w:r>
-      <w:bookmarkEnd w:id="50"/>
+      <w:bookmarkEnd w:id="36"/>
     </w:p>
     <w:p>
       <w:pPr>
@@ -11877,7 +12233,31 @@
           <w14:ligatures w14:val="none"/>
         </w:rPr>
         <w:tab/>
-        <w:t>Для разработки плагина «Трубный фланец с патрубком» для САПР «Autodesk Inventor» нужны следующие документы:</w:t>
+        <w:t xml:space="preserve">Для разработки плагина «Трубный фланец с патрубком» для САПР «Autodesk </w:t>
+      </w:r>
+      <w:proofErr w:type="spellStart"/>
+      <w:r>
+        <w:rPr>
+          <w:rFonts w:ascii="Times New Roman" w:eastAsia="SimSun" w:hAnsi="Times New Roman" w:cs="Times New Roman"/>
+          <w:kern w:val="0"/>
+          <w:sz w:val="28"/>
+          <w:szCs w:val="28"/>
+          <w:lang w:eastAsia="zh-CN"/>
+          <w14:ligatures w14:val="none"/>
+        </w:rPr>
+        <w:t>Inventor</w:t>
+      </w:r>
+      <w:proofErr w:type="spellEnd"/>
+      <w:r>
+        <w:rPr>
+          <w:rFonts w:ascii="Times New Roman" w:eastAsia="SimSun" w:hAnsi="Times New Roman" w:cs="Times New Roman"/>
+          <w:kern w:val="0"/>
+          <w:sz w:val="28"/>
+          <w:szCs w:val="28"/>
+          <w:lang w:eastAsia="zh-CN"/>
+          <w14:ligatures w14:val="none"/>
+        </w:rPr>
+        <w:t>» нужны следующие документы:</w:t>
       </w:r>
     </w:p>
     <w:p>
@@ -11973,7 +12353,31 @@
           <w:lang w:eastAsia="zh-CN"/>
           <w14:ligatures w14:val="none"/>
         </w:rPr>
-        <w:t>−  справочная документация Autodesk Inventor API</w:t>
+        <w:t xml:space="preserve">−  справочная документация Autodesk </w:t>
+      </w:r>
+      <w:proofErr w:type="spellStart"/>
+      <w:r>
+        <w:rPr>
+          <w:rFonts w:ascii="Times New Roman" w:eastAsia="SimSun" w:hAnsi="Times New Roman" w:cs="Times New Roman"/>
+          <w:kern w:val="0"/>
+          <w:sz w:val="28"/>
+          <w:szCs w:val="28"/>
+          <w:lang w:eastAsia="zh-CN"/>
+          <w14:ligatures w14:val="none"/>
+        </w:rPr>
+        <w:t>Inventor</w:t>
+      </w:r>
+      <w:proofErr w:type="spellEnd"/>
+      <w:r>
+        <w:rPr>
+          <w:rFonts w:ascii="Times New Roman" w:eastAsia="SimSun" w:hAnsi="Times New Roman" w:cs="Times New Roman"/>
+          <w:kern w:val="0"/>
+          <w:sz w:val="28"/>
+          <w:szCs w:val="28"/>
+          <w:lang w:eastAsia="zh-CN"/>
+          <w14:ligatures w14:val="none"/>
+        </w:rPr>
+        <w:t xml:space="preserve"> API</w:t>
       </w:r>
     </w:p>
     <w:p>
@@ -12102,7 +12506,7 @@
           <w14:ligatures w14:val="none"/>
         </w:rPr>
       </w:pPr>
-      <w:bookmarkStart w:id="51" w:name="_Toc240308357"/>
+      <w:bookmarkStart w:id="37" w:name="_Toc240308357"/>
       <w:r>
         <w:rPr>
           <w:rFonts w:ascii="Times New Roman" w:eastAsia="SimSun" w:hAnsi="Times New Roman" w:cs="Times New Roman"/>
@@ -12117,7 +12521,7 @@
         <w:lastRenderedPageBreak/>
         <w:t>5.3 Перечень документов, предъявляемых по окончании соответствующих этапов работ</w:t>
       </w:r>
-      <w:bookmarkEnd w:id="51"/>
+      <w:bookmarkEnd w:id="37"/>
     </w:p>
     <w:p>
       <w:pPr>
@@ -12146,9 +12550,6 @@
           <w14:ligatures w14:val="none"/>
         </w:rPr>
       </w:pPr>
-      <w:commentRangeStart w:id="52"/>
-      <w:commentRangeStart w:id="53"/>
-      <w:commentRangeStart w:id="54"/>
       <w:r>
         <w:rPr>
           <w:rFonts w:ascii="Times New Roman" w:eastAsia="SimSun" w:hAnsi="Times New Roman" w:cs="Times New Roman"/>
@@ -12160,24 +12561,6 @@
         </w:rPr>
         <w:tab/>
         <w:t>По окончании соответствующих этапов работ должен быть предоставлен следующий перечень документов:</w:t>
-      </w:r>
-      <w:commentRangeEnd w:id="52"/>
-      <w:r>
-        <w:commentReference w:id="52"/>
-      </w:r>
-      <w:commentRangeEnd w:id="53"/>
-      <w:r>
-        <w:rPr>
-          <w:rStyle w:val="ae"/>
-        </w:rPr>
-        <w:commentReference w:id="53"/>
-      </w:r>
-      <w:commentRangeEnd w:id="54"/>
-      <w:r>
-        <w:rPr>
-          <w:rStyle w:val="ae"/>
-        </w:rPr>
-        <w:commentReference w:id="54"/>
       </w:r>
     </w:p>
     <w:p>
@@ -12326,7 +12709,7 @@
           <w14:ligatures w14:val="none"/>
         </w:rPr>
       </w:pPr>
-      <w:bookmarkStart w:id="55" w:name="_Toc240308358"/>
+      <w:bookmarkStart w:id="38" w:name="_Toc240308358"/>
       <w:r>
         <w:rPr>
           <w:rFonts w:ascii="Times New Roman" w:eastAsia="SimSun" w:hAnsi="Times New Roman" w:cs="Times New Roman"/>
@@ -12341,7 +12724,7 @@
         <w:lastRenderedPageBreak/>
         <w:t>6 ПОРЯДОК КОНТРОЛЯ И ПРИЁМКИ АВТОМАТИЗИРОВАННОЙ СИСТЕМЫ</w:t>
       </w:r>
-      <w:bookmarkEnd w:id="55"/>
+      <w:bookmarkEnd w:id="38"/>
     </w:p>
     <w:p>
       <w:pPr>
@@ -12376,7 +12759,7 @@
           <w14:ligatures w14:val="none"/>
         </w:rPr>
       </w:pPr>
-      <w:bookmarkStart w:id="56" w:name="_Toc240308359"/>
+      <w:bookmarkStart w:id="39" w:name="_Toc240308359"/>
       <w:r>
         <w:rPr>
           <w:rFonts w:ascii="Times New Roman" w:eastAsia="SimSun" w:hAnsi="Times New Roman" w:cs="Times New Roman"/>
@@ -12390,7 +12773,7 @@
         </w:rPr>
         <w:t>6.1 Виды, состав и методы испытаний АС и ее составных частей</w:t>
       </w:r>
-      <w:bookmarkEnd w:id="56"/>
+      <w:bookmarkEnd w:id="39"/>
     </w:p>
     <w:p>
       <w:pPr>
@@ -12725,7 +13108,7 @@
           <w14:ligatures w14:val="none"/>
         </w:rPr>
       </w:pPr>
-      <w:bookmarkStart w:id="57" w:name="_Toc240308360"/>
+      <w:bookmarkStart w:id="40" w:name="_Toc240308360"/>
       <w:r>
         <w:rPr>
           <w:rFonts w:ascii="Times New Roman" w:eastAsia="SimSun" w:hAnsi="Times New Roman" w:cs="Times New Roman"/>
@@ -12739,7 +13122,7 @@
         </w:rPr>
         <w:t>6.2 Общие требования к приёмке работ по стадиям</w:t>
       </w:r>
-      <w:bookmarkEnd w:id="57"/>
+      <w:bookmarkEnd w:id="40"/>
     </w:p>
     <w:p>
       <w:pPr>
@@ -12864,7 +13247,7 @@
           <w14:ligatures w14:val="none"/>
         </w:rPr>
       </w:pPr>
-      <w:bookmarkStart w:id="58" w:name="_Toc240308361"/>
+      <w:bookmarkStart w:id="41" w:name="_Toc240308361"/>
       <w:r>
         <w:rPr>
           <w:rFonts w:ascii="Times New Roman" w:eastAsia="SimSun" w:hAnsi="Times New Roman" w:cs="Times New Roman"/>
@@ -12879,7 +13262,7 @@
         <w:lastRenderedPageBreak/>
         <w:t>7 ТРЕБОВАНИЯ К ДОКУМЕНТИРОВАНИЮ</w:t>
       </w:r>
-      <w:bookmarkEnd w:id="58"/>
+      <w:bookmarkEnd w:id="41"/>
     </w:p>
     <w:p>
       <w:pPr>
@@ -12967,7 +13350,7 @@
           <w14:ligatures w14:val="none"/>
         </w:rPr>
       </w:pPr>
-      <w:bookmarkStart w:id="59" w:name="_Toc240308362"/>
+      <w:bookmarkStart w:id="42" w:name="_Toc240308362"/>
       <w:r>
         <w:rPr>
           <w:rFonts w:ascii="Times New Roman" w:eastAsia="SimSun" w:hAnsi="Times New Roman" w:cs="Times New Roman"/>
@@ -12981,7 +13364,7 @@
         </w:rPr>
         <w:t>7.1 Перечень подлежащих разработке документов</w:t>
       </w:r>
-      <w:bookmarkEnd w:id="59"/>
+      <w:bookmarkEnd w:id="42"/>
     </w:p>
     <w:p>
       <w:pPr>
@@ -13055,7 +13438,7 @@
           <w14:ligatures w14:val="none"/>
         </w:rPr>
       </w:pPr>
-      <w:bookmarkStart w:id="60" w:name="_Toc240308363"/>
+      <w:bookmarkStart w:id="43" w:name="_Toc240308363"/>
       <w:r>
         <w:rPr>
           <w:rFonts w:ascii="Times New Roman" w:eastAsia="SimSun" w:hAnsi="Times New Roman" w:cs="Times New Roman"/>
@@ -13069,7 +13452,7 @@
         </w:rPr>
         <w:t>7.2 Вид представления и количество документов</w:t>
       </w:r>
-      <w:bookmarkEnd w:id="60"/>
+      <w:bookmarkEnd w:id="43"/>
     </w:p>
     <w:p>
       <w:pPr>
@@ -13108,7 +13491,55 @@
           <w:lang w:eastAsia="zh-CN"/>
           <w14:ligatures w14:val="none"/>
         </w:rPr>
-        <w:t xml:space="preserve">Нижеперечисленные документы к АС предоставляются в электронном виде в форматах .docx и .pdf по одному экземпляру каждый </w:t>
+        <w:t>Нижеперечисленные документы к АС предоставляются в электронном виде в форматах .</w:t>
+      </w:r>
+      <w:proofErr w:type="spellStart"/>
+      <w:r>
+        <w:rPr>
+          <w:rFonts w:ascii="Times New Roman" w:eastAsia="SimSun" w:hAnsi="Times New Roman" w:cs="Times New Roman"/>
+          <w:kern w:val="0"/>
+          <w:sz w:val="28"/>
+          <w:szCs w:val="28"/>
+          <w:lang w:eastAsia="zh-CN"/>
+          <w14:ligatures w14:val="none"/>
+        </w:rPr>
+        <w:t>docx</w:t>
+      </w:r>
+      <w:proofErr w:type="spellEnd"/>
+      <w:r>
+        <w:rPr>
+          <w:rFonts w:ascii="Times New Roman" w:eastAsia="SimSun" w:hAnsi="Times New Roman" w:cs="Times New Roman"/>
+          <w:kern w:val="0"/>
+          <w:sz w:val="28"/>
+          <w:szCs w:val="28"/>
+          <w:lang w:eastAsia="zh-CN"/>
+          <w14:ligatures w14:val="none"/>
+        </w:rPr>
+        <w:t xml:space="preserve"> и .</w:t>
+      </w:r>
+      <w:proofErr w:type="spellStart"/>
+      <w:r>
+        <w:rPr>
+          <w:rFonts w:ascii="Times New Roman" w:eastAsia="SimSun" w:hAnsi="Times New Roman" w:cs="Times New Roman"/>
+          <w:kern w:val="0"/>
+          <w:sz w:val="28"/>
+          <w:szCs w:val="28"/>
+          <w:lang w:eastAsia="zh-CN"/>
+          <w14:ligatures w14:val="none"/>
+        </w:rPr>
+        <w:t>pdf</w:t>
+      </w:r>
+      <w:proofErr w:type="spellEnd"/>
+      <w:r>
+        <w:rPr>
+          <w:rFonts w:ascii="Times New Roman" w:eastAsia="SimSun" w:hAnsi="Times New Roman" w:cs="Times New Roman"/>
+          <w:kern w:val="0"/>
+          <w:sz w:val="28"/>
+          <w:szCs w:val="28"/>
+          <w:lang w:eastAsia="zh-CN"/>
+          <w14:ligatures w14:val="none"/>
+        </w:rPr>
+        <w:t xml:space="preserve"> по одному экземпляру каждый </w:t>
       </w:r>
     </w:p>
     <w:p>
@@ -13275,7 +13706,7 @@
           <w14:ligatures w14:val="none"/>
         </w:rPr>
       </w:pPr>
-      <w:bookmarkStart w:id="61" w:name="_Toc240308364"/>
+      <w:bookmarkStart w:id="44" w:name="_Toc240308364"/>
       <w:r>
         <w:rPr>
           <w:rFonts w:ascii="Times New Roman" w:eastAsia="SimSun" w:hAnsi="Times New Roman" w:cs="Times New Roman"/>
@@ -13289,7 +13720,7 @@
         </w:rPr>
         <w:t>7.3 Требования по использованию ЕСКД и ЕСПД при разработке документов</w:t>
       </w:r>
-      <w:bookmarkEnd w:id="61"/>
+      <w:bookmarkEnd w:id="44"/>
     </w:p>
     <w:p>
       <w:pPr>
@@ -13407,7 +13838,31 @@
           <w14:ligatures w14:val="none"/>
         </w:rPr>
         <w:lastRenderedPageBreak/>
-        <w:t xml:space="preserve">− шрифт – Times New Roman 14; </w:t>
+        <w:t xml:space="preserve">− шрифт – Times New </w:t>
+      </w:r>
+      <w:proofErr w:type="spellStart"/>
+      <w:r>
+        <w:rPr>
+          <w:rFonts w:ascii="Times New Roman" w:eastAsia="SimSun" w:hAnsi="Times New Roman" w:cs="Times New Roman"/>
+          <w:kern w:val="0"/>
+          <w:sz w:val="28"/>
+          <w:szCs w:val="28"/>
+          <w:lang w:eastAsia="zh-CN"/>
+          <w14:ligatures w14:val="none"/>
+        </w:rPr>
+        <w:t>Roman</w:t>
+      </w:r>
+      <w:proofErr w:type="spellEnd"/>
+      <w:r>
+        <w:rPr>
+          <w:rFonts w:ascii="Times New Roman" w:eastAsia="SimSun" w:hAnsi="Times New Roman" w:cs="Times New Roman"/>
+          <w:kern w:val="0"/>
+          <w:sz w:val="28"/>
+          <w:szCs w:val="28"/>
+          <w:lang w:eastAsia="zh-CN"/>
+          <w14:ligatures w14:val="none"/>
+        </w:rPr>
+        <w:t xml:space="preserve"> 14; </w:t>
       </w:r>
     </w:p>
     <w:p>
@@ -13556,7 +14011,7 @@
           <w14:ligatures w14:val="none"/>
         </w:rPr>
       </w:pPr>
-      <w:bookmarkStart w:id="62" w:name="_Toc240308365"/>
+      <w:bookmarkStart w:id="45" w:name="_Toc240308365"/>
       <w:r>
         <w:rPr>
           <w:rFonts w:ascii="Times New Roman" w:eastAsia="SimSun" w:hAnsi="Times New Roman" w:cs="Times New Roman"/>
@@ -13571,7 +14026,7 @@
         <w:lastRenderedPageBreak/>
         <w:t>8 ИСТОЧНИКИ РАЗРАБОТКИ</w:t>
       </w:r>
-      <w:bookmarkEnd w:id="62"/>
+      <w:bookmarkEnd w:id="45"/>
     </w:p>
     <w:p>
       <w:pPr>
@@ -13642,7 +14097,55 @@
           <w:lang w:eastAsia="zh-CN"/>
           <w14:ligatures w14:val="none"/>
         </w:rPr>
-        <w:t xml:space="preserve">Новые технологии в программировании : учебное пособие / А. А. Калентьев, Д. В. Гарайс, А. Е. Горяинов — Томск : Эль Контент, 2014. — 176 с. </w:t>
+        <w:t xml:space="preserve">Новые технологии в программировании : учебное пособие / А. А. </w:t>
+      </w:r>
+      <w:proofErr w:type="spellStart"/>
+      <w:r>
+        <w:rPr>
+          <w:rFonts w:ascii="Times New Roman" w:eastAsia="SimSun" w:hAnsi="Times New Roman" w:cs="Times New Roman"/>
+          <w:kern w:val="0"/>
+          <w:sz w:val="28"/>
+          <w:szCs w:val="28"/>
+          <w:lang w:eastAsia="zh-CN"/>
+          <w14:ligatures w14:val="none"/>
+        </w:rPr>
+        <w:t>Калентьев</w:t>
+      </w:r>
+      <w:proofErr w:type="spellEnd"/>
+      <w:r>
+        <w:rPr>
+          <w:rFonts w:ascii="Times New Roman" w:eastAsia="SimSun" w:hAnsi="Times New Roman" w:cs="Times New Roman"/>
+          <w:kern w:val="0"/>
+          <w:sz w:val="28"/>
+          <w:szCs w:val="28"/>
+          <w:lang w:eastAsia="zh-CN"/>
+          <w14:ligatures w14:val="none"/>
+        </w:rPr>
+        <w:t xml:space="preserve">, Д. В. </w:t>
+      </w:r>
+      <w:proofErr w:type="spellStart"/>
+      <w:r>
+        <w:rPr>
+          <w:rFonts w:ascii="Times New Roman" w:eastAsia="SimSun" w:hAnsi="Times New Roman" w:cs="Times New Roman"/>
+          <w:kern w:val="0"/>
+          <w:sz w:val="28"/>
+          <w:szCs w:val="28"/>
+          <w:lang w:eastAsia="zh-CN"/>
+          <w14:ligatures w14:val="none"/>
+        </w:rPr>
+        <w:t>Гарайс</w:t>
+      </w:r>
+      <w:proofErr w:type="spellEnd"/>
+      <w:r>
+        <w:rPr>
+          <w:rFonts w:ascii="Times New Roman" w:eastAsia="SimSun" w:hAnsi="Times New Roman" w:cs="Times New Roman"/>
+          <w:kern w:val="0"/>
+          <w:sz w:val="28"/>
+          <w:szCs w:val="28"/>
+          <w:lang w:eastAsia="zh-CN"/>
+          <w14:ligatures w14:val="none"/>
+        </w:rPr>
+        <w:t xml:space="preserve">, А. Е. Горяинов — Томск : Эль Контент, 2014. — 176 с. </w:t>
       </w:r>
     </w:p>
     <w:p>
@@ -13822,7 +14325,55 @@
           <w:lang w:eastAsia="zh-CN"/>
           <w14:ligatures w14:val="none"/>
         </w:rPr>
-        <w:t xml:space="preserve">Введение в UML от создателей языка [Текст] : руководство пользователя / Г. Буч, Д. Рамбо, И. Якобсон. - 2-е изд. - М. : ДМК Пресс, 2012. - 494 с. : ил. - (Классика программирования). - Предм. указ.: с. 483- 493. - ISBN 978-5-94074-644-7; </w:t>
+        <w:t xml:space="preserve">Введение в UML от создателей языка [Текст] : руководство пользователя / Г. Буч, Д. Рамбо, И. Якобсон. - 2-е изд. - М. : ДМК Пресс, 2012. - 494 </w:t>
+      </w:r>
+      <w:proofErr w:type="gramStart"/>
+      <w:r>
+        <w:rPr>
+          <w:rFonts w:ascii="Times New Roman" w:eastAsia="SimSun" w:hAnsi="Times New Roman" w:cs="Times New Roman"/>
+          <w:kern w:val="0"/>
+          <w:sz w:val="28"/>
+          <w:szCs w:val="28"/>
+          <w:lang w:eastAsia="zh-CN"/>
+          <w14:ligatures w14:val="none"/>
+        </w:rPr>
+        <w:t>с. :</w:t>
+      </w:r>
+      <w:proofErr w:type="gramEnd"/>
+      <w:r>
+        <w:rPr>
+          <w:rFonts w:ascii="Times New Roman" w:eastAsia="SimSun" w:hAnsi="Times New Roman" w:cs="Times New Roman"/>
+          <w:kern w:val="0"/>
+          <w:sz w:val="28"/>
+          <w:szCs w:val="28"/>
+          <w:lang w:eastAsia="zh-CN"/>
+          <w14:ligatures w14:val="none"/>
+        </w:rPr>
+        <w:t xml:space="preserve"> ил. - (Классика программирования). - </w:t>
+      </w:r>
+      <w:proofErr w:type="spellStart"/>
+      <w:r>
+        <w:rPr>
+          <w:rFonts w:ascii="Times New Roman" w:eastAsia="SimSun" w:hAnsi="Times New Roman" w:cs="Times New Roman"/>
+          <w:kern w:val="0"/>
+          <w:sz w:val="28"/>
+          <w:szCs w:val="28"/>
+          <w:lang w:eastAsia="zh-CN"/>
+          <w14:ligatures w14:val="none"/>
+        </w:rPr>
+        <w:t>Предм</w:t>
+      </w:r>
+      <w:proofErr w:type="spellEnd"/>
+      <w:r>
+        <w:rPr>
+          <w:rFonts w:ascii="Times New Roman" w:eastAsia="SimSun" w:hAnsi="Times New Roman" w:cs="Times New Roman"/>
+          <w:kern w:val="0"/>
+          <w:sz w:val="28"/>
+          <w:szCs w:val="28"/>
+          <w:lang w:eastAsia="zh-CN"/>
+          <w14:ligatures w14:val="none"/>
+        </w:rPr>
+        <w:t xml:space="preserve">. указ.: с. 483- 493. - ISBN 978-5-94074-644-7; </w:t>
       </w:r>
     </w:p>
     <w:p>
@@ -13852,7 +14403,31 @@
           <w:lang w:eastAsia="zh-CN"/>
           <w14:ligatures w14:val="none"/>
         </w:rPr>
-        <w:t>Ли. К. Основы САПР (CAD/CAM/CAE). – Спб.:«Питер», 2004. – 560с.</w:t>
+        <w:t xml:space="preserve">Ли. К. Основы САПР (CAD/CAM/CAE). – </w:t>
+      </w:r>
+      <w:proofErr w:type="spellStart"/>
+      <w:r>
+        <w:rPr>
+          <w:rFonts w:ascii="Times New Roman" w:eastAsia="SimSun" w:hAnsi="Times New Roman" w:cs="Times New Roman"/>
+          <w:kern w:val="0"/>
+          <w:sz w:val="28"/>
+          <w:szCs w:val="28"/>
+          <w:lang w:eastAsia="zh-CN"/>
+          <w14:ligatures w14:val="none"/>
+        </w:rPr>
+        <w:t>Спб</w:t>
+      </w:r>
+      <w:proofErr w:type="spellEnd"/>
+      <w:r>
+        <w:rPr>
+          <w:rFonts w:ascii="Times New Roman" w:eastAsia="SimSun" w:hAnsi="Times New Roman" w:cs="Times New Roman"/>
+          <w:kern w:val="0"/>
+          <w:sz w:val="28"/>
+          <w:szCs w:val="28"/>
+          <w:lang w:eastAsia="zh-CN"/>
+          <w14:ligatures w14:val="none"/>
+        </w:rPr>
+        <w:t>.:«Питер», 2004. – 560с.</w:t>
       </w:r>
     </w:p>
     <w:p>
@@ -14006,7 +14581,7 @@
       </w:r>
     </w:p>
     <w:sectPr>
-      <w:footerReference w:type="default" r:id="rId12"/>
+      <w:footerReference w:type="default" r:id="rId8"/>
       <w:pgSz w:w="11906" w:h="16838"/>
       <w:pgMar w:top="1134" w:right="850" w:bottom="1134" w:left="1701" w:header="708" w:footer="708" w:gutter="0"/>
       <w:cols w:space="708"/>
@@ -14014,343 +14589,6 @@
     </w:sectPr>
   </w:body>
 </w:document>
-</file>
-
-<file path=word/comments.xml><?xml version="1.0" encoding="utf-8"?>
-<w:comments xmlns:wpc="http://schemas.microsoft.com/office/word/2010/wordprocessingCanvas" xmlns:cx="http://schemas.microsoft.com/office/drawing/2014/chartex" xmlns:cx1="http://schemas.microsoft.com/office/drawing/2015/9/8/chartex" xmlns:cx2="http://schemas.microsoft.com/office/drawing/2015/10/21/chartex" xmlns:cx3="http://schemas.microsoft.com/office/drawing/2016/5/9/chartex" xmlns:cx4="http://schemas.microsoft.com/office/drawing/2016/5/10/chartex" xmlns:cx5="http://schemas.microsoft.com/office/drawing/2016/5/11/chartex" xmlns:cx6="http://schemas.microsoft.com/office/drawing/2016/5/12/chartex" xmlns:cx7="http://schemas.microsoft.com/office/drawing/2016/5/13/chartex" xmlns:cx8="http://schemas.microsoft.com/office/drawing/2016/5/14/chartex" xmlns:mc="http://schemas.openxmlformats.org/markup-compatibility/2006" xmlns:aink="http://schemas.microsoft.com/office/drawing/2016/ink" xmlns:am3d="http://schemas.microsoft.com/office/drawing/2017/model3d" xmlns:o="urn:schemas-microsoft-com:office:office" xmlns:oel="http://schemas.microsoft.com/office/2019/extlst" xmlns:r="http://schemas.openxmlformats.org/officeDocument/2006/relationships" xmlns:m="http://schemas.openxmlformats.org/officeDocument/2006/math" xmlns:v="urn:schemas-microsoft-com:vml" xmlns:wp14="http://schemas.microsoft.com/office/word/2010/wordprocessingDrawing" xmlns:wp="http://schemas.openxmlformats.org/drawingml/2006/wordprocessingDrawing" xmlns:w10="urn:schemas-microsoft-com:office:word" xmlns:w="http://schemas.openxmlformats.org/wordprocessingml/2006/main" xmlns:w14="http://schemas.microsoft.com/office/word/2010/wordml" xmlns:w15="http://schemas.microsoft.com/office/word/2012/wordml" xmlns:w16cex="http://schemas.microsoft.com/office/word/2018/wordml/cex" xmlns:w16cid="http://schemas.microsoft.com/office/word/2016/wordml/cid" xmlns:w16="http://schemas.microsoft.com/office/word/2018/wordml" xmlns:w16du="http://schemas.microsoft.com/office/word/2023/wordml/word16du" xmlns:w16sdtdh="http://schemas.microsoft.com/office/word/2020/wordml/sdtdatahash" xmlns:w16sdtfl="http://schemas.microsoft.com/office/word/2024/wordml/sdtformatlock" xmlns:w16se="http://schemas.microsoft.com/office/word/2015/wordml/symex" xmlns:wpg="http://schemas.microsoft.com/office/word/2010/wordprocessingGroup" xmlns:wpi="http://schemas.microsoft.com/office/word/2010/wordprocessingInk" xmlns:wne="http://schemas.microsoft.com/office/word/2006/wordml" xmlns:wps="http://schemas.microsoft.com/office/word/2010/wordprocessingShape" mc:Ignorable="w14 w15 w16se w16cid w16 w16cex w16sdtdh w16sdtfl w16du wp14">
-  <w:comment w:id="3" w:author="Kalentyev Alexey" w:date="2026-10-07T11:53:00Z" w:initials="KA">
-    <w:p>
-      <w:r>
-        <w:annotationRef/>
-      </w:r>
-      <w:r>
-        <w:t>Укажите наименование организации-заказчика и отдельно её представителя. ФИО преподавателя, должность и адрес можно сохранить.</w:t>
-      </w:r>
-    </w:p>
-  </w:comment>
-  <w:comment w:id="4" w:author="Марк Varechkin" w:date="2026-10-12T13:50:00Z" w:initials="МV">
-    <w:p>
-      <w:pPr>
-        <w:pStyle w:val="af"/>
-      </w:pPr>
-      <w:r>
-        <w:rPr>
-          <w:rStyle w:val="ae"/>
-        </w:rPr>
-        <w:annotationRef/>
-      </w:r>
-      <w:r>
-        <w:t>+</w:t>
-      </w:r>
-    </w:p>
-    <w:p>
-      <w:pPr>
-        <w:pStyle w:val="af"/>
-      </w:pPr>
-    </w:p>
-  </w:comment>
-  <w:comment w:id="14" w:author="Kalentyev Alexey" w:date="2026-10-07T11:53:00Z" w:initials="KA">
-    <w:p>
-      <w:r>
-        <w:annotationRef/>
-      </w:r>
-      <w:r>
-        <w:t>Оформите перечисления изменяемых и постоянных параметров единообразно: добавьте маркеры и абзацный отступ 1,25 см.</w:t>
-      </w:r>
-    </w:p>
-  </w:comment>
-  <w:comment w:id="15" w:author="Марк Varechkin" w:date="2026-10-20T21:20:00Z" w:initials="МV">
-    <w:p>
-      <w:pPr>
-        <w:pStyle w:val="af"/>
-        <w:rPr>
-          <w:lang w:val="en-US"/>
-        </w:rPr>
-      </w:pPr>
-      <w:r>
-        <w:rPr>
-          <w:rStyle w:val="ae"/>
-        </w:rPr>
-        <w:annotationRef/>
-      </w:r>
-      <w:r>
-        <w:rPr>
-          <w:lang w:val="en-US"/>
-        </w:rPr>
-        <w:t>+</w:t>
-      </w:r>
-    </w:p>
-    <w:p>
-      <w:pPr>
-        <w:pStyle w:val="af"/>
-        <w:rPr>
-          <w:lang w:val="en-US"/>
-        </w:rPr>
-      </w:pPr>
-    </w:p>
-  </w:comment>
-  <w:comment w:id="16" w:author="Kalentyev Alexey" w:date="2026-10-07T11:53:00Z" w:initials="KA">
-    <w:p>
-      <w:r>
-        <w:annotationRef/>
-      </w:r>
-      <w:r>
-        <w:t>Перенесите строку «Постоянные параметры:» вместе хотя бы с первым пунктом перечисления.</w:t>
-      </w:r>
-    </w:p>
-  </w:comment>
-  <w:comment w:id="17" w:author="Марк Varechkin" w:date="2026-10-21T06:32:00Z" w:initials="МV">
-    <w:p>
-      <w:pPr>
-        <w:pStyle w:val="af"/>
-        <w:rPr>
-          <w:lang w:val="en-US"/>
-        </w:rPr>
-      </w:pPr>
-      <w:r>
-        <w:rPr>
-          <w:rStyle w:val="ae"/>
-        </w:rPr>
-        <w:annotationRef/>
-      </w:r>
-      <w:r>
-        <w:rPr>
-          <w:lang w:val="en-US"/>
-        </w:rPr>
-        <w:t>+</w:t>
-      </w:r>
-    </w:p>
-  </w:comment>
-  <w:comment w:id="19" w:author="Kalentyev Alexey" w:date="2026-10-07T11:53:00Z" w:initials="KA">
-    <w:p>
-      <w:r>
-        <w:annotationRef/>
-      </w:r>
-      <w:r>
-        <w:t>Отделите заголовки от предшествующего и последующего текста пустой строкой. Для многострочных заголовков разделов 2 и 4 установите полуторный межстрочный интервал.</w:t>
-      </w:r>
-    </w:p>
-  </w:comment>
-  <w:comment w:id="20" w:author="Марк Varechkin" w:date="2026-10-20T21:23:00Z" w:initials="МV">
-    <w:p>
-      <w:pPr>
-        <w:pStyle w:val="af"/>
-        <w:rPr>
-          <w:lang w:val="en-US"/>
-        </w:rPr>
-      </w:pPr>
-      <w:r>
-        <w:rPr>
-          <w:rStyle w:val="ae"/>
-        </w:rPr>
-        <w:annotationRef/>
-      </w:r>
-      <w:r>
-        <w:rPr>
-          <w:lang w:val="en-US"/>
-        </w:rPr>
-        <w:t>+</w:t>
-      </w:r>
-    </w:p>
-  </w:comment>
-  <w:comment w:id="22" w:author="Kalentyev Alexey" w:date="2026-10-07T11:53:00Z" w:initials="KA">
-    <w:p>
-      <w:r>
-        <w:annotationRef/>
-      </w:r>
-      <w:r>
-        <w:t>Уберите подчёркивание слова «одной»; при необходимости используйте допустимое шрифтовое выделение.</w:t>
-      </w:r>
-    </w:p>
-  </w:comment>
-  <w:comment w:id="23" w:author="Марк Varechkin" w:date="2026-10-20T20:53:00Z" w:initials="МV">
-    <w:p>
-      <w:pPr>
-        <w:pStyle w:val="af"/>
-      </w:pPr>
-      <w:r>
-        <w:rPr>
-          <w:rStyle w:val="ae"/>
-        </w:rPr>
-        <w:annotationRef/>
-      </w:r>
-      <w:r>
-        <w:t>+</w:t>
-      </w:r>
-    </w:p>
-  </w:comment>
-  <w:comment w:id="40" w:author="Kalentyev Alexey" w:date="2026-10-07T11:53:00Z" w:initials="KA">
-    <w:p>
-      <w:r>
-        <w:annotationRef/>
-      </w:r>
-      <w:r>
-        <w:t>Уточните минимальный свободный объём диска и укажите, учитывает ли он установку Inventor и среды выполнения или относится только к плагину. Если 20 и 50 ГБ соответствуют разным конфигурациям, опишите их.</w:t>
-      </w:r>
-    </w:p>
-  </w:comment>
-  <w:comment w:id="41" w:author="Марк Varechkin" w:date="2026-10-21T06:25:00Z" w:initials="МV">
-    <w:p>
-      <w:pPr>
-        <w:pStyle w:val="af"/>
-      </w:pPr>
-      <w:r>
-        <w:rPr>
-          <w:rStyle w:val="ae"/>
-        </w:rPr>
-        <w:annotationRef/>
-      </w:r>
-      <w:r>
-        <w:t>+</w:t>
-      </w:r>
-    </w:p>
-    <w:p>
-      <w:pPr>
-        <w:pStyle w:val="af"/>
-      </w:pPr>
-    </w:p>
-  </w:comment>
-  <w:comment w:id="46" w:author="Kalentyev Alexey" w:date="2026-10-07T11:53:00Z" w:initials="KA">
-    <w:p>
-      <w:r>
-        <w:annotationRef/>
-      </w:r>
-      <w:r>
-        <w:t>Установите одинарный межстрочный интервал в ячейках таблицы 4.1.</w:t>
-      </w:r>
-    </w:p>
-  </w:comment>
-  <w:comment w:id="47" w:author="Марк Varechkin" w:date="2026-10-20T21:24:00Z" w:initials="МV">
-    <w:p>
-      <w:pPr>
-        <w:pStyle w:val="af"/>
-        <w:rPr>
-          <w:lang w:val="en-US"/>
-        </w:rPr>
-      </w:pPr>
-      <w:r>
-        <w:rPr>
-          <w:rStyle w:val="ae"/>
-        </w:rPr>
-        <w:annotationRef/>
-      </w:r>
-      <w:r>
-        <w:rPr>
-          <w:lang w:val="en-US"/>
-        </w:rPr>
-        <w:t>+</w:t>
-      </w:r>
-    </w:p>
-  </w:comment>
-  <w:comment w:id="52" w:author="Kalentyev Alexey" w:date="2026-10-07T13:22:00Z" w:initials="KA">
-    <w:p>
-      <w:r>
-        <w:annotationRef/>
-      </w:r>
-      <w:r>
-        <w:t>Перенесите вводный абзац вместе хотя бы с первым пунктом перечня документов.</w:t>
-      </w:r>
-    </w:p>
-  </w:comment>
-  <w:comment w:id="53" w:author="Марк Varechkin" w:date="2026-10-20T21:24:00Z" w:initials="МV">
-    <w:p>
-      <w:pPr>
-        <w:pStyle w:val="af"/>
-      </w:pPr>
-      <w:r>
-        <w:rPr>
-          <w:rStyle w:val="ae"/>
-        </w:rPr>
-        <w:annotationRef/>
-      </w:r>
-      <w:r>
-        <w:t>?</w:t>
-      </w:r>
-    </w:p>
-  </w:comment>
-  <w:comment w:id="54" w:author="Марк Varechkin" w:date="2026-10-21T06:32:00Z" w:initials="МV">
-    <w:p>
-      <w:pPr>
-        <w:pStyle w:val="af"/>
-      </w:pPr>
-      <w:r>
-        <w:rPr>
-          <w:rStyle w:val="ae"/>
-        </w:rPr>
-        <w:annotationRef/>
-      </w:r>
-      <w:r>
-        <w:t>+</w:t>
-      </w:r>
-    </w:p>
-  </w:comment>
-</w:comments>
-</file>
-
-<file path=word/commentsExtended.xml><?xml version="1.0" encoding="utf-8"?>
-<w15:commentsEx xmlns:wpc="http://schemas.microsoft.com/office/word/2010/wordprocessingCanvas" xmlns:cx="http://schemas.microsoft.com/office/drawing/2014/chartex" xmlns:cx1="http://schemas.microsoft.com/office/drawing/2015/9/8/chartex" xmlns:cx2="http://schemas.microsoft.com/office/drawing/2015/10/21/chartex" xmlns:cx3="http://schemas.microsoft.com/office/drawing/2016/5/9/chartex" xmlns:cx4="http://schemas.microsoft.com/office/drawing/2016/5/10/chartex" xmlns:cx5="http://schemas.microsoft.com/office/drawing/2016/5/11/chartex" xmlns:cx6="http://schemas.microsoft.com/office/drawing/2016/5/12/chartex" xmlns:cx7="http://schemas.microsoft.com/office/drawing/2016/5/13/chartex" xmlns:cx8="http://schemas.microsoft.com/office/drawing/2016/5/14/chartex" xmlns:mc="http://schemas.openxmlformats.org/markup-compatibility/2006" xmlns:aink="http://schemas.microsoft.com/office/drawing/2016/ink" xmlns:am3d="http://schemas.microsoft.com/office/drawing/2017/model3d" xmlns:o="urn:schemas-microsoft-com:office:office" xmlns:oel="http://schemas.microsoft.com/office/2019/extlst" xmlns:r="http://schemas.openxmlformats.org/officeDocument/2006/relationships" xmlns:m="http://schemas.openxmlformats.org/officeDocument/2006/math" xmlns:v="urn:schemas-microsoft-com:vml" xmlns:wp14="http://schemas.microsoft.com/office/word/2010/wordprocessingDrawing" xmlns:wp="http://schemas.openxmlformats.org/drawingml/2006/wordprocessingDrawing" xmlns:w10="urn:schemas-microsoft-com:office:word" xmlns:w="http://schemas.openxmlformats.org/wordprocessingml/2006/main" xmlns:w14="http://schemas.microsoft.com/office/word/2010/wordml" xmlns:w15="http://schemas.microsoft.com/office/word/2012/wordml" xmlns:w16cex="http://schemas.microsoft.com/office/word/2018/wordml/cex" xmlns:w16cid="http://schemas.microsoft.com/office/word/2016/wordml/cid" xmlns:w16="http://schemas.microsoft.com/office/word/2018/wordml" xmlns:w16du="http://schemas.microsoft.com/office/word/2023/wordml/word16du" xmlns:w16sdtdh="http://schemas.microsoft.com/office/word/2020/wordml/sdtdatahash" xmlns:w16sdtfl="http://schemas.microsoft.com/office/word/2024/wordml/sdtformatlock" xmlns:w16se="http://schemas.microsoft.com/office/word/2015/wordml/symex" xmlns:wpg="http://schemas.microsoft.com/office/word/2010/wordprocessingGroup" xmlns:wpi="http://schemas.microsoft.com/office/word/2010/wordprocessingInk" xmlns:wne="http://schemas.microsoft.com/office/word/2006/wordml" xmlns:wps="http://schemas.microsoft.com/office/word/2010/wordprocessingShape" mc:Ignorable="w14 w15 w16se w16cid w16 w16cex w16sdtdh w16sdtfl w16du wp14">
-  <w15:commentEx w15:paraId="42113126" w15:done="0"/>
-  <w15:commentEx w15:paraId="2E6040A1" w15:paraIdParent="42113126" w15:done="0"/>
-  <w15:commentEx w15:paraId="6D47F0D6" w15:done="0"/>
-  <w15:commentEx w15:paraId="29CB6BC8" w15:paraIdParent="6D47F0D6" w15:done="0"/>
-  <w15:commentEx w15:paraId="2577D0F8" w15:done="0"/>
-  <w15:commentEx w15:paraId="1A23A704" w15:paraIdParent="2577D0F8" w15:done="0"/>
-  <w15:commentEx w15:paraId="600B2112" w15:done="0"/>
-  <w15:commentEx w15:paraId="037B8AFC" w15:paraIdParent="600B2112" w15:done="0"/>
-  <w15:commentEx w15:paraId="7C221553" w15:done="0"/>
-  <w15:commentEx w15:paraId="3F3C10BD" w15:paraIdParent="7C221553" w15:done="0"/>
-  <w15:commentEx w15:paraId="1DA74040" w15:done="0"/>
-  <w15:commentEx w15:paraId="1338A675" w15:paraIdParent="1DA74040" w15:done="0"/>
-  <w15:commentEx w15:paraId="7B6530FD" w15:done="0"/>
-  <w15:commentEx w15:paraId="4E135E04" w15:paraIdParent="7B6530FD" w15:done="0"/>
-  <w15:commentEx w15:paraId="62D427A5" w15:done="0"/>
-  <w15:commentEx w15:paraId="38B5A25D" w15:paraIdParent="62D427A5" w15:done="0"/>
-  <w15:commentEx w15:paraId="4682F98A" w15:paraIdParent="62D427A5" w15:done="0"/>
-</w15:commentsEx>
-</file>
-
-<file path=word/commentsExtensible.xml><?xml version="1.0" encoding="utf-8"?>
-<w16cex:commentsExtensible xmlns:wpc="http://schemas.microsoft.com/office/word/2010/wordprocessingCanvas" xmlns:cx="http://schemas.microsoft.com/office/drawing/2014/chartex" xmlns:cx1="http://schemas.microsoft.com/office/drawing/2015/9/8/chartex" xmlns:cx2="http://schemas.microsoft.com/office/drawing/2015/10/21/chartex" xmlns:cx3="http://schemas.microsoft.com/office/drawing/2016/5/9/chartex" xmlns:cx4="http://schemas.microsoft.com/office/drawing/2016/5/10/chartex" xmlns:cx5="http://schemas.microsoft.com/office/drawing/2016/5/11/chartex" xmlns:cx6="http://schemas.microsoft.com/office/drawing/2016/5/12/chartex" xmlns:cx7="http://schemas.microsoft.com/office/drawing/2016/5/13/chartex" xmlns:cx8="http://schemas.microsoft.com/office/drawing/2016/5/14/chartex" xmlns:cr="http://schemas.microsoft.com/office/comments/2020/reactions" xmlns:mc="http://schemas.openxmlformats.org/markup-compatibility/2006" xmlns:aink="http://schemas.microsoft.com/office/drawing/2016/ink" xmlns:am3d="http://schemas.microsoft.com/office/drawing/2017/model3d" xmlns:o="urn:schemas-microsoft-com:office:office" xmlns:oel="http://schemas.microsoft.com/office/2019/extlst" xmlns:r="http://schemas.openxmlformats.org/officeDocument/2006/relationships" xmlns:m="http://schemas.openxmlformats.org/officeDocument/2006/math" xmlns:v="urn:schemas-microsoft-com:vml" xmlns:wp14="http://schemas.microsoft.com/office/word/2010/wordprocessingDrawing" xmlns:wp="http://schemas.openxmlformats.org/drawingml/2006/wordprocessingDrawing" xmlns:w10="urn:schemas-microsoft-com:office:word" xmlns:w="http://schemas.openxmlformats.org/wordprocessingml/2006/main" xmlns:w14="http://schemas.microsoft.com/office/word/2010/wordml" xmlns:w15="http://schemas.microsoft.com/office/word/2012/wordml" xmlns:w16cex="http://schemas.microsoft.com/office/word/2018/wordml/cex" xmlns:w16cid="http://schemas.microsoft.com/office/word/2016/wordml/cid" xmlns:w16="http://schemas.microsoft.com/office/word/2018/wordml" xmlns:w16du="http://schemas.microsoft.com/office/word/2023/wordml/word16du" xmlns:w16sdtdh="http://schemas.microsoft.com/office/word/2020/wordml/sdtdatahash" xmlns:w16sdtfl="http://schemas.microsoft.com/office/word/2024/wordml/sdtformatlock" xmlns:w16se="http://schemas.microsoft.com/office/word/2015/wordml/symex" xmlns:wpg="http://schemas.microsoft.com/office/word/2010/wordprocessingGroup" xmlns:wpi="http://schemas.microsoft.com/office/word/2010/wordprocessingInk" xmlns:wne="http://schemas.microsoft.com/office/word/2006/wordml" xmlns:wps="http://schemas.microsoft.com/office/word/2010/wordprocessingShape" mc:Ignorable="w14 w15 w16se w16cid w16 w16cex w16sdtdh w16sdtfl cr w16du wp14">
-  <w16cex:commentExtensible w16cex:durableId="30BFE401" w16cex:dateUtc="2026-10-07T11:53:00Z"/>
-  <w16cex:commentExtensible w16cex:durableId="26473439" w16cex:dateUtc="2026-10-12T10:50:00Z"/>
-  <w16cex:commentExtensible w16cex:durableId="49BC4ABE" w16cex:dateUtc="2026-10-07T11:53:00Z"/>
-  <w16cex:commentExtensible w16cex:durableId="59779249" w16cex:dateUtc="2026-10-20T18:20:00Z"/>
-  <w16cex:commentExtensible w16cex:durableId="0F05CD73" w16cex:dateUtc="2026-10-07T11:53:00Z"/>
-  <w16cex:commentExtensible w16cex:durableId="767ABD09" w16cex:dateUtc="2026-10-21T03:32:00Z"/>
-  <w16cex:commentExtensible w16cex:durableId="45ACD293" w16cex:dateUtc="2026-10-07T11:53:00Z"/>
-  <w16cex:commentExtensible w16cex:durableId="0BB261E5" w16cex:dateUtc="2026-10-20T18:23:00Z"/>
-  <w16cex:commentExtensible w16cex:durableId="1027A1A7" w16cex:dateUtc="2026-10-07T11:53:00Z"/>
-  <w16cex:commentExtensible w16cex:durableId="48BEE28A" w16cex:dateUtc="2026-10-20T17:53:00Z"/>
-  <w16cex:commentExtensible w16cex:durableId="45573933" w16cex:dateUtc="2026-10-07T11:53:00Z"/>
-  <w16cex:commentExtensible w16cex:durableId="7210FBBF" w16cex:dateUtc="2026-10-21T03:25:00Z"/>
-  <w16cex:commentExtensible w16cex:durableId="470616D8" w16cex:dateUtc="2026-10-07T11:53:00Z"/>
-  <w16cex:commentExtensible w16cex:durableId="1CD4DC78" w16cex:dateUtc="2026-10-20T18:24:00Z"/>
-  <w16cex:commentExtensible w16cex:durableId="7D55C32D" w16cex:dateUtc="2026-10-07T13:22:00Z"/>
-  <w16cex:commentExtensible w16cex:durableId="0F628A56" w16cex:dateUtc="2026-10-20T18:24:00Z"/>
-  <w16cex:commentExtensible w16cex:durableId="5F444A43" w16cex:dateUtc="2026-10-21T03:32:00Z"/>
-</w16cex:commentsExtensible>
-</file>
-
-<file path=word/commentsIds.xml><?xml version="1.0" encoding="utf-8"?>
-<w16cid:commentsIds xmlns:wpc="http://schemas.microsoft.com/office/word/2010/wordprocessingCanvas" xmlns:cx="http://schemas.microsoft.com/office/drawing/2014/chartex" xmlns:cx1="http://schemas.microsoft.com/office/drawing/2015/9/8/chartex" xmlns:cx2="http://schemas.microsoft.com/office/drawing/2015/10/21/chartex" xmlns:cx3="http://schemas.microsoft.com/office/drawing/2016/5/9/chartex" xmlns:cx4="http://schemas.microsoft.com/office/drawing/2016/5/10/chartex" xmlns:cx5="http://schemas.microsoft.com/office/drawing/2016/5/11/chartex" xmlns:cx6="http://schemas.microsoft.com/office/drawing/2016/5/12/chartex" xmlns:cx7="http://schemas.microsoft.com/office/drawing/2016/5/13/chartex" xmlns:cx8="http://schemas.microsoft.com/office/drawing/2016/5/14/chartex" xmlns:mc="http://schemas.openxmlformats.org/markup-compatibility/2006" xmlns:aink="http://schemas.microsoft.com/office/drawing/2016/ink" xmlns:am3d="http://schemas.microsoft.com/office/drawing/2017/model3d" xmlns:o="urn:schemas-microsoft-com:office:office" xmlns:oel="http://schemas.microsoft.com/office/2019/extlst" xmlns:r="http://schemas.openxmlformats.org/officeDocument/2006/relationships" xmlns:m="http://schemas.openxmlformats.org/officeDocument/2006/math" xmlns:v="urn:schemas-microsoft-com:vml" xmlns:wp14="http://schemas.microsoft.com/office/word/2010/wordprocessingDrawing" xmlns:wp="http://schemas.openxmlformats.org/drawingml/2006/wordprocessingDrawing" xmlns:w10="urn:schemas-microsoft-com:office:word" xmlns:w="http://schemas.openxmlformats.org/wordprocessingml/2006/main" xmlns:w14="http://schemas.microsoft.com/office/word/2010/wordml" xmlns:w15="http://schemas.microsoft.com/office/word/2012/wordml" xmlns:w16cex="http://schemas.microsoft.com/office/word/2018/wordml/cex" xmlns:w16cid="http://schemas.microsoft.com/office/word/2016/wordml/cid" xmlns:w16="http://schemas.microsoft.com/office/word/2018/wordml" xmlns:w16du="http://schemas.microsoft.com/office/word/2023/wordml/word16du" xmlns:w16sdtdh="http://schemas.microsoft.com/office/word/2020/wordml/sdtdatahash" xmlns:w16sdtfl="http://schemas.microsoft.com/office/word/2024/wordml/sdtformatlock" xmlns:w16se="http://schemas.microsoft.com/office/word/2015/wordml/symex" xmlns:wpg="http://schemas.microsoft.com/office/word/2010/wordprocessingGroup" xmlns:wpi="http://schemas.microsoft.com/office/word/2010/wordprocessingInk" xmlns:wne="http://schemas.microsoft.com/office/word/2006/wordml" xmlns:wps="http://schemas.microsoft.com/office/word/2010/wordprocessingShape" mc:Ignorable="w14 w15 w16se w16cid w16 w16cex w16sdtdh w16sdtfl w16du wp14">
-  <w16cid:commentId w16cid:paraId="42113126" w16cid:durableId="30BFE401"/>
-  <w16cid:commentId w16cid:paraId="2E6040A1" w16cid:durableId="26473439"/>
-  <w16cid:commentId w16cid:paraId="6D47F0D6" w16cid:durableId="49BC4ABE"/>
-  <w16cid:commentId w16cid:paraId="29CB6BC8" w16cid:durableId="59779249"/>
-  <w16cid:commentId w16cid:paraId="2577D0F8" w16cid:durableId="0F05CD73"/>
-  <w16cid:commentId w16cid:paraId="1A23A704" w16cid:durableId="767ABD09"/>
-  <w16cid:commentId w16cid:paraId="600B2112" w16cid:durableId="45ACD293"/>
-  <w16cid:commentId w16cid:paraId="037B8AFC" w16cid:durableId="0BB261E5"/>
-  <w16cid:commentId w16cid:paraId="7C221553" w16cid:durableId="1027A1A7"/>
-  <w16cid:commentId w16cid:paraId="3F3C10BD" w16cid:durableId="48BEE28A"/>
-  <w16cid:commentId w16cid:paraId="1DA74040" w16cid:durableId="45573933"/>
-  <w16cid:commentId w16cid:paraId="1338A675" w16cid:durableId="7210FBBF"/>
-  <w16cid:commentId w16cid:paraId="7B6530FD" w16cid:durableId="470616D8"/>
-  <w16cid:commentId w16cid:paraId="4E135E04" w16cid:durableId="1CD4DC78"/>
-  <w16cid:commentId w16cid:paraId="62D427A5" w16cid:durableId="7D55C32D"/>
-  <w16cid:commentId w16cid:paraId="38B5A25D" w16cid:durableId="0F628A56"/>
-  <w16cid:commentId w16cid:paraId="4682F98A" w16cid:durableId="5F444A43"/>
-</w16cid:commentsIds>
 </file>
 
 <file path=word/endnotes.xml><?xml version="1.0" encoding="utf-8"?>
@@ -14890,17 +15128,6 @@
     <w:abstractNumId w:val="1"/>
   </w:num>
 </w:numbering>
-</file>
-
-<file path=word/people.xml><?xml version="1.0" encoding="utf-8"?>
-<w15:people xmlns:wpc="http://schemas.microsoft.com/office/word/2010/wordprocessingCanvas" xmlns:cx="http://schemas.microsoft.com/office/drawing/2014/chartex" xmlns:cx1="http://schemas.microsoft.com/office/drawing/2015/9/8/chartex" xmlns:cx2="http://schemas.microsoft.com/office/drawing/2015/10/21/chartex" xmlns:cx3="http://schemas.microsoft.com/office/drawing/2016/5/9/chartex" xmlns:cx4="http://schemas.microsoft.com/office/drawing/2016/5/10/chartex" xmlns:cx5="http://schemas.microsoft.com/office/drawing/2016/5/11/chartex" xmlns:cx6="http://schemas.microsoft.com/office/drawing/2016/5/12/chartex" xmlns:cx7="http://schemas.microsoft.com/office/drawing/2016/5/13/chartex" xmlns:cx8="http://schemas.microsoft.com/office/drawing/2016/5/14/chartex" xmlns:mc="http://schemas.openxmlformats.org/markup-compatibility/2006" xmlns:aink="http://schemas.microsoft.com/office/drawing/2016/ink" xmlns:am3d="http://schemas.microsoft.com/office/drawing/2017/model3d" xmlns:o="urn:schemas-microsoft-com:office:office" xmlns:oel="http://schemas.microsoft.com/office/2019/extlst" xmlns:r="http://schemas.openxmlformats.org/officeDocument/2006/relationships" xmlns:m="http://schemas.openxmlformats.org/officeDocument/2006/math" xmlns:v="urn:schemas-microsoft-com:vml" xmlns:wp14="http://schemas.microsoft.com/office/word/2010/wordprocessingDrawing" xmlns:wp="http://schemas.openxmlformats.org/drawingml/2006/wordprocessingDrawing" xmlns:w10="urn:schemas-microsoft-com:office:word" xmlns:w="http://schemas.openxmlformats.org/wordprocessingml/2006/main" xmlns:w14="http://schemas.microsoft.com/office/word/2010/wordml" xmlns:w15="http://schemas.microsoft.com/office/word/2012/wordml" xmlns:w16cex="http://schemas.microsoft.com/office/word/2018/wordml/cex" xmlns:w16cid="http://schemas.microsoft.com/office/word/2016/wordml/cid" xmlns:w16="http://schemas.microsoft.com/office/word/2018/wordml" xmlns:w16du="http://schemas.microsoft.com/office/word/2023/wordml/word16du" xmlns:w16sdtdh="http://schemas.microsoft.com/office/word/2020/wordml/sdtdatahash" xmlns:w16sdtfl="http://schemas.microsoft.com/office/word/2024/wordml/sdtformatlock" xmlns:w16se="http://schemas.microsoft.com/office/word/2015/wordml/symex" xmlns:wpg="http://schemas.microsoft.com/office/word/2010/wordprocessingGroup" xmlns:wpi="http://schemas.microsoft.com/office/word/2010/wordprocessingInk" xmlns:wne="http://schemas.microsoft.com/office/word/2006/wordml" xmlns:wps="http://schemas.microsoft.com/office/word/2010/wordprocessingShape" mc:Ignorable="w14 w15 w16se w16cid w16 w16cex w16sdtdh w16sdtfl w16du wp14">
-  <w15:person w15:author="Kalentyev Alexey">
-    <w15:presenceInfo w15:providerId="Windows Live" w15:userId="da819b8650d7d997"/>
-  </w15:person>
-  <w15:person w15:author="Марк Varechkin">
-    <w15:presenceInfo w15:providerId="None" w15:userId="Марк Varechkin"/>
-  </w15:person>
-</w15:people>
 </file>
 
 <file path=word/styles.xml><?xml version="1.0" encoding="utf-8"?>
